--- a/docs/tables/carbo/sec5_ckd_composite.docx
+++ b/docs/tables/carbo/sec5_ckd_composite.docx
@@ -24,7 +24,7 @@
         <w:gridCol w:w="1181"/>
         <w:gridCol w:w="778"/>
         <w:gridCol w:w="1206"/>
-        <w:gridCol w:w="2185"/>
+        <w:gridCol w:w="2062"/>
         <w:gridCol w:w="1181"/>
       </w:tblGrid>
       <w:tr>
@@ -838,7 +838,7 @@
                 <w:szCs w:val="22"/>
                 <w:color w:val="000000"/>
               </w:rPr>
-              <w:t xml:space="preserve">190</w:t>
+              <w:t xml:space="preserve">189</w:t>
             </w:r>
           </w:p>
         </w:tc>
@@ -891,7 +891,7 @@
                 <w:szCs w:val="22"/>
                 <w:color w:val="000000"/>
               </w:rPr>
-              <w:t xml:space="preserve">1.11</w:t>
+              <w:t xml:space="preserve">1.12</w:t>
             </w:r>
           </w:p>
         </w:tc>
@@ -944,7 +944,7 @@
                 <w:szCs w:val="22"/>
                 <w:color w:val="000000"/>
               </w:rPr>
-              <w:t xml:space="preserve">0.87, 1.43</w:t>
+              <w:t xml:space="preserve">0.87, 1.44</w:t>
             </w:r>
           </w:p>
         </w:tc>
@@ -997,7 +997,7 @@
                 <w:szCs w:val="22"/>
                 <w:color w:val="000000"/>
               </w:rPr>
-              <w:t xml:space="preserve">0.400</w:t>
+              <w:t xml:space="preserve">0.380</w:t>
             </w:r>
           </w:p>
         </w:tc>
@@ -1050,7 +1050,7 @@
                 <w:szCs w:val="22"/>
                 <w:color w:val="000000"/>
               </w:rPr>
-              <w:t xml:space="preserve">190</w:t>
+              <w:t xml:space="preserve">189</w:t>
             </w:r>
           </w:p>
         </w:tc>
@@ -1321,7 +1321,7 @@
                 <w:szCs w:val="22"/>
                 <w:color w:val="000000"/>
               </w:rPr>
-              <w:t xml:space="preserve">190</w:t>
+              <w:t xml:space="preserve">189</w:t>
             </w:r>
           </w:p>
         </w:tc>
@@ -1480,60 +1480,60 @@
                 <w:szCs w:val="22"/>
                 <w:color w:val="000000"/>
               </w:rPr>
-              <w:t xml:space="preserve">0.003</w:t>
-            </w:r>
-          </w:p>
-        </w:tc>
-        <w:tc>
-          <w:tcPr>
-            <w:tcBorders>
-              <w:bottom w:val="none" w:sz="0" w:space="0" w:color="000000"/>
-              <w:top w:val="none" w:sz="0" w:space="0" w:color="000000"/>
-              <w:left w:val="none" w:sz="0" w:space="0" w:color="000000"/>
-              <w:right w:val="none" w:sz="0" w:space="0" w:color="000000"/>
-            </w:tcBorders>
-            <w:shd w:val="clear" w:color="auto" w:fill="FFFFFF"/>
-            <w:tcMar>
-              <w:top w:w="0" w:type="dxa"/>
-              <w:bottom w:w="0" w:type="dxa"/>
-              <w:left w:w="0" w:type="dxa"/>
-              <w:right w:w="0" w:type="dxa"/>
-            </w:tcMar>
-            <w:vAlign w:val="top"/>
-          </w:tcPr>
-          <w:p>
-            <w:pPr>
-              <w:pStyle w:val="Normal"/>
-              <w:jc w:val="center"/>
-              <w:pBdr>
-                <w:bottom w:val="none" w:sz="0" w:space="0" w:color="000000"/>
-                <w:top w:val="none" w:sz="0" w:space="0" w:color="000000"/>
-                <w:left w:val="none" w:sz="0" w:space="0" w:color="000000"/>
-                <w:right w:val="none" w:sz="0" w:space="0" w:color="000000"/>
-              </w:pBdr>
-              <w:spacing w:after="100" w:before="100" w:line="240"/>
-              <w:ind w:left="100" w:right="100" w:firstLine="0" w:firstLineChars="0"/>
-              <w:rPr>
-                <w:rFonts w:ascii="Helvetica" w:hAnsi="Helvetica" w:eastAsia="Helvetica" w:cs="Helvetica"/>
-                <w:i w:val="false"/>
-                <w:b w:val="false"/>
-                <w:u w:val="none"/>
-                <w:sz w:val="22"/>
-                <w:szCs w:val="22"/>
-                <w:color w:val="000000"/>
-              </w:rPr>
-            </w:pPr>
-            <w:r>
-              <w:rPr>
-                <w:rFonts w:ascii="Helvetica" w:hAnsi="Helvetica" w:eastAsia="Helvetica" w:cs="Helvetica"/>
-                <w:i w:val="false"/>
-                <w:b w:val="false"/>
-                <w:u w:val="none"/>
-                <w:sz w:val="22"/>
-                <w:szCs w:val="22"/>
-                <w:color w:val="000000"/>
-              </w:rPr>
-              <w:t xml:space="preserve">190</w:t>
+              <w:t xml:space="preserve">0.004</w:t>
+            </w:r>
+          </w:p>
+        </w:tc>
+        <w:tc>
+          <w:tcPr>
+            <w:tcBorders>
+              <w:bottom w:val="none" w:sz="0" w:space="0" w:color="000000"/>
+              <w:top w:val="none" w:sz="0" w:space="0" w:color="000000"/>
+              <w:left w:val="none" w:sz="0" w:space="0" w:color="000000"/>
+              <w:right w:val="none" w:sz="0" w:space="0" w:color="000000"/>
+            </w:tcBorders>
+            <w:shd w:val="clear" w:color="auto" w:fill="FFFFFF"/>
+            <w:tcMar>
+              <w:top w:w="0" w:type="dxa"/>
+              <w:bottom w:w="0" w:type="dxa"/>
+              <w:left w:w="0" w:type="dxa"/>
+              <w:right w:w="0" w:type="dxa"/>
+            </w:tcMar>
+            <w:vAlign w:val="top"/>
+          </w:tcPr>
+          <w:p>
+            <w:pPr>
+              <w:pStyle w:val="Normal"/>
+              <w:jc w:val="center"/>
+              <w:pBdr>
+                <w:bottom w:val="none" w:sz="0" w:space="0" w:color="000000"/>
+                <w:top w:val="none" w:sz="0" w:space="0" w:color="000000"/>
+                <w:left w:val="none" w:sz="0" w:space="0" w:color="000000"/>
+                <w:right w:val="none" w:sz="0" w:space="0" w:color="000000"/>
+              </w:pBdr>
+              <w:spacing w:after="100" w:before="100" w:line="240"/>
+              <w:ind w:left="100" w:right="100" w:firstLine="0" w:firstLineChars="0"/>
+              <w:rPr>
+                <w:rFonts w:ascii="Helvetica" w:hAnsi="Helvetica" w:eastAsia="Helvetica" w:cs="Helvetica"/>
+                <w:i w:val="false"/>
+                <w:b w:val="false"/>
+                <w:u w:val="none"/>
+                <w:sz w:val="22"/>
+                <w:szCs w:val="22"/>
+                <w:color w:val="000000"/>
+              </w:rPr>
+            </w:pPr>
+            <w:r>
+              <w:rPr>
+                <w:rFonts w:ascii="Helvetica" w:hAnsi="Helvetica" w:eastAsia="Helvetica" w:cs="Helvetica"/>
+                <w:i w:val="false"/>
+                <w:b w:val="false"/>
+                <w:u w:val="none"/>
+                <w:sz w:val="22"/>
+                <w:szCs w:val="22"/>
+                <w:color w:val="000000"/>
+              </w:rPr>
+              <w:t xml:space="preserve">189</w:t>
             </w:r>
           </w:p>
         </w:tc>
@@ -1804,7 +1804,7 @@
                 <w:szCs w:val="22"/>
                 <w:color w:val="000000"/>
               </w:rPr>
-              <w:t xml:space="preserve">190</w:t>
+              <w:t xml:space="preserve">189</w:t>
             </w:r>
           </w:p>
         </w:tc>
@@ -2016,7 +2016,7 @@
                 <w:szCs w:val="22"/>
                 <w:color w:val="000000"/>
               </w:rPr>
-              <w:t xml:space="preserve">190</w:t>
+              <w:t xml:space="preserve">189</w:t>
             </w:r>
           </w:p>
         </w:tc>
@@ -2823,113 +2823,113 @@
                 <w:szCs w:val="22"/>
                 <w:color w:val="000000"/>
               </w:rPr>
-              <w:t xml:space="preserve">2.82</w:t>
-            </w:r>
-          </w:p>
-        </w:tc>
-        <w:tc>
-          <w:tcPr>
-            <w:tcBorders>
-              <w:bottom w:val="none" w:sz="0" w:space="0" w:color="000000"/>
-              <w:top w:val="none" w:sz="0" w:space="0" w:color="000000"/>
-              <w:left w:val="none" w:sz="0" w:space="0" w:color="000000"/>
-              <w:right w:val="none" w:sz="0" w:space="0" w:color="000000"/>
-            </w:tcBorders>
-            <w:shd w:val="clear" w:color="auto" w:fill="FFFFFF"/>
-            <w:tcMar>
-              <w:top w:w="0" w:type="dxa"/>
-              <w:bottom w:w="0" w:type="dxa"/>
-              <w:left w:w="0" w:type="dxa"/>
-              <w:right w:w="0" w:type="dxa"/>
-            </w:tcMar>
-            <w:vAlign w:val="top"/>
-          </w:tcPr>
-          <w:p>
-            <w:pPr>
-              <w:pStyle w:val="Normal"/>
-              <w:jc w:val="center"/>
-              <w:pBdr>
-                <w:bottom w:val="none" w:sz="0" w:space="0" w:color="000000"/>
-                <w:top w:val="none" w:sz="0" w:space="0" w:color="000000"/>
-                <w:left w:val="none" w:sz="0" w:space="0" w:color="000000"/>
-                <w:right w:val="none" w:sz="0" w:space="0" w:color="000000"/>
-              </w:pBdr>
-              <w:spacing w:after="100" w:before="100" w:line="240"/>
-              <w:ind w:left="100" w:right="100" w:firstLine="0" w:firstLineChars="0"/>
-              <w:rPr>
-                <w:rFonts w:ascii="Helvetica" w:hAnsi="Helvetica" w:eastAsia="Helvetica" w:cs="Helvetica"/>
-                <w:i w:val="false"/>
-                <w:b w:val="false"/>
-                <w:u w:val="none"/>
-                <w:sz w:val="22"/>
-                <w:szCs w:val="22"/>
-                <w:color w:val="000000"/>
-              </w:rPr>
-            </w:pPr>
-            <w:r>
-              <w:rPr>
-                <w:rFonts w:ascii="Helvetica" w:hAnsi="Helvetica" w:eastAsia="Helvetica" w:cs="Helvetica"/>
-                <w:i w:val="false"/>
-                <w:b w:val="false"/>
-                <w:u w:val="none"/>
-                <w:sz w:val="22"/>
-                <w:szCs w:val="22"/>
-                <w:color w:val="000000"/>
-              </w:rPr>
-              <w:t xml:space="preserve">0.87, 9.13</w:t>
-            </w:r>
-          </w:p>
-        </w:tc>
-        <w:tc>
-          <w:tcPr>
-            <w:tcBorders>
-              <w:bottom w:val="none" w:sz="0" w:space="0" w:color="000000"/>
-              <w:top w:val="none" w:sz="0" w:space="0" w:color="000000"/>
-              <w:left w:val="none" w:sz="0" w:space="0" w:color="000000"/>
-              <w:right w:val="none" w:sz="0" w:space="0" w:color="000000"/>
-            </w:tcBorders>
-            <w:shd w:val="clear" w:color="auto" w:fill="FFFFFF"/>
-            <w:tcMar>
-              <w:top w:w="0" w:type="dxa"/>
-              <w:bottom w:w="0" w:type="dxa"/>
-              <w:left w:w="0" w:type="dxa"/>
-              <w:right w:w="0" w:type="dxa"/>
-            </w:tcMar>
-            <w:vAlign w:val="top"/>
-          </w:tcPr>
-          <w:p>
-            <w:pPr>
-              <w:pStyle w:val="Normal"/>
-              <w:jc w:val="center"/>
-              <w:pBdr>
-                <w:bottom w:val="none" w:sz="0" w:space="0" w:color="000000"/>
-                <w:top w:val="none" w:sz="0" w:space="0" w:color="000000"/>
-                <w:left w:val="none" w:sz="0" w:space="0" w:color="000000"/>
-                <w:right w:val="none" w:sz="0" w:space="0" w:color="000000"/>
-              </w:pBdr>
-              <w:spacing w:after="100" w:before="100" w:line="240"/>
-              <w:ind w:left="100" w:right="100" w:firstLine="0" w:firstLineChars="0"/>
-              <w:rPr>
-                <w:rFonts w:ascii="Helvetica" w:hAnsi="Helvetica" w:eastAsia="Helvetica" w:cs="Helvetica"/>
-                <w:i w:val="false"/>
-                <w:b w:val="false"/>
-                <w:u w:val="none"/>
-                <w:sz w:val="22"/>
-                <w:szCs w:val="22"/>
-                <w:color w:val="000000"/>
-              </w:rPr>
-            </w:pPr>
-            <w:r>
-              <w:rPr>
-                <w:rFonts w:ascii="Helvetica" w:hAnsi="Helvetica" w:eastAsia="Helvetica" w:cs="Helvetica"/>
-                <w:i w:val="false"/>
-                <w:b w:val="false"/>
-                <w:u w:val="none"/>
-                <w:sz w:val="22"/>
-                <w:szCs w:val="22"/>
-                <w:color w:val="000000"/>
-              </w:rPr>
-              <w:t xml:space="preserve">0.083</w:t>
+              <w:t xml:space="preserve">2.80</w:t>
+            </w:r>
+          </w:p>
+        </w:tc>
+        <w:tc>
+          <w:tcPr>
+            <w:tcBorders>
+              <w:bottom w:val="none" w:sz="0" w:space="0" w:color="000000"/>
+              <w:top w:val="none" w:sz="0" w:space="0" w:color="000000"/>
+              <w:left w:val="none" w:sz="0" w:space="0" w:color="000000"/>
+              <w:right w:val="none" w:sz="0" w:space="0" w:color="000000"/>
+            </w:tcBorders>
+            <w:shd w:val="clear" w:color="auto" w:fill="FFFFFF"/>
+            <w:tcMar>
+              <w:top w:w="0" w:type="dxa"/>
+              <w:bottom w:w="0" w:type="dxa"/>
+              <w:left w:w="0" w:type="dxa"/>
+              <w:right w:w="0" w:type="dxa"/>
+            </w:tcMar>
+            <w:vAlign w:val="top"/>
+          </w:tcPr>
+          <w:p>
+            <w:pPr>
+              <w:pStyle w:val="Normal"/>
+              <w:jc w:val="center"/>
+              <w:pBdr>
+                <w:bottom w:val="none" w:sz="0" w:space="0" w:color="000000"/>
+                <w:top w:val="none" w:sz="0" w:space="0" w:color="000000"/>
+                <w:left w:val="none" w:sz="0" w:space="0" w:color="000000"/>
+                <w:right w:val="none" w:sz="0" w:space="0" w:color="000000"/>
+              </w:pBdr>
+              <w:spacing w:after="100" w:before="100" w:line="240"/>
+              <w:ind w:left="100" w:right="100" w:firstLine="0" w:firstLineChars="0"/>
+              <w:rPr>
+                <w:rFonts w:ascii="Helvetica" w:hAnsi="Helvetica" w:eastAsia="Helvetica" w:cs="Helvetica"/>
+                <w:i w:val="false"/>
+                <w:b w:val="false"/>
+                <w:u w:val="none"/>
+                <w:sz w:val="22"/>
+                <w:szCs w:val="22"/>
+                <w:color w:val="000000"/>
+              </w:rPr>
+            </w:pPr>
+            <w:r>
+              <w:rPr>
+                <w:rFonts w:ascii="Helvetica" w:hAnsi="Helvetica" w:eastAsia="Helvetica" w:cs="Helvetica"/>
+                <w:i w:val="false"/>
+                <w:b w:val="false"/>
+                <w:u w:val="none"/>
+                <w:sz w:val="22"/>
+                <w:szCs w:val="22"/>
+                <w:color w:val="000000"/>
+              </w:rPr>
+              <w:t xml:space="preserve">0.87, 9.06</w:t>
+            </w:r>
+          </w:p>
+        </w:tc>
+        <w:tc>
+          <w:tcPr>
+            <w:tcBorders>
+              <w:bottom w:val="none" w:sz="0" w:space="0" w:color="000000"/>
+              <w:top w:val="none" w:sz="0" w:space="0" w:color="000000"/>
+              <w:left w:val="none" w:sz="0" w:space="0" w:color="000000"/>
+              <w:right w:val="none" w:sz="0" w:space="0" w:color="000000"/>
+            </w:tcBorders>
+            <w:shd w:val="clear" w:color="auto" w:fill="FFFFFF"/>
+            <w:tcMar>
+              <w:top w:w="0" w:type="dxa"/>
+              <w:bottom w:w="0" w:type="dxa"/>
+              <w:left w:w="0" w:type="dxa"/>
+              <w:right w:w="0" w:type="dxa"/>
+            </w:tcMar>
+            <w:vAlign w:val="top"/>
+          </w:tcPr>
+          <w:p>
+            <w:pPr>
+              <w:pStyle w:val="Normal"/>
+              <w:jc w:val="center"/>
+              <w:pBdr>
+                <w:bottom w:val="none" w:sz="0" w:space="0" w:color="000000"/>
+                <w:top w:val="none" w:sz="0" w:space="0" w:color="000000"/>
+                <w:left w:val="none" w:sz="0" w:space="0" w:color="000000"/>
+                <w:right w:val="none" w:sz="0" w:space="0" w:color="000000"/>
+              </w:pBdr>
+              <w:spacing w:after="100" w:before="100" w:line="240"/>
+              <w:ind w:left="100" w:right="100" w:firstLine="0" w:firstLineChars="0"/>
+              <w:rPr>
+                <w:rFonts w:ascii="Helvetica" w:hAnsi="Helvetica" w:eastAsia="Helvetica" w:cs="Helvetica"/>
+                <w:i w:val="false"/>
+                <w:b w:val="false"/>
+                <w:u w:val="none"/>
+                <w:sz w:val="22"/>
+                <w:szCs w:val="22"/>
+                <w:color w:val="000000"/>
+              </w:rPr>
+            </w:pPr>
+            <w:r>
+              <w:rPr>
+                <w:rFonts w:ascii="Helvetica" w:hAnsi="Helvetica" w:eastAsia="Helvetica" w:cs="Helvetica"/>
+                <w:i w:val="false"/>
+                <w:b w:val="false"/>
+                <w:u w:val="none"/>
+                <w:sz w:val="22"/>
+                <w:szCs w:val="22"/>
+                <w:color w:val="000000"/>
+              </w:rPr>
+              <w:t xml:space="preserve">0.085</w:t>
             </w:r>
           </w:p>
         </w:tc>
@@ -3253,60 +3253,60 @@
                 <w:szCs w:val="22"/>
                 <w:color w:val="000000"/>
               </w:rPr>
-              <w:t xml:space="preserve">190</w:t>
-            </w:r>
-          </w:p>
-        </w:tc>
-        <w:tc>
-          <w:tcPr>
-            <w:tcBorders>
-              <w:bottom w:val="none" w:sz="0" w:space="0" w:color="000000"/>
-              <w:top w:val="none" w:sz="0" w:space="0" w:color="000000"/>
-              <w:left w:val="none" w:sz="0" w:space="0" w:color="000000"/>
-              <w:right w:val="none" w:sz="0" w:space="0" w:color="000000"/>
-            </w:tcBorders>
-            <w:shd w:val="clear" w:color="auto" w:fill="FFFFFF"/>
-            <w:tcMar>
-              <w:top w:w="0" w:type="dxa"/>
-              <w:bottom w:w="0" w:type="dxa"/>
-              <w:left w:w="0" w:type="dxa"/>
-              <w:right w:w="0" w:type="dxa"/>
-            </w:tcMar>
-            <w:vAlign w:val="top"/>
-          </w:tcPr>
-          <w:p>
-            <w:pPr>
-              <w:pStyle w:val="Normal"/>
-              <w:jc w:val="center"/>
-              <w:pBdr>
-                <w:bottom w:val="none" w:sz="0" w:space="0" w:color="000000"/>
-                <w:top w:val="none" w:sz="0" w:space="0" w:color="000000"/>
-                <w:left w:val="none" w:sz="0" w:space="0" w:color="000000"/>
-                <w:right w:val="none" w:sz="0" w:space="0" w:color="000000"/>
-              </w:pBdr>
-              <w:spacing w:after="100" w:before="100" w:line="240"/>
-              <w:ind w:left="100" w:right="100" w:firstLine="0" w:firstLineChars="0"/>
-              <w:rPr>
-                <w:rFonts w:ascii="Helvetica" w:hAnsi="Helvetica" w:eastAsia="Helvetica" w:cs="Helvetica"/>
-                <w:i w:val="false"/>
-                <w:b w:val="false"/>
-                <w:u w:val="none"/>
-                <w:sz w:val="22"/>
-                <w:szCs w:val="22"/>
-                <w:color w:val="000000"/>
-              </w:rPr>
-            </w:pPr>
-            <w:r>
-              <w:rPr>
-                <w:rFonts w:ascii="Helvetica" w:hAnsi="Helvetica" w:eastAsia="Helvetica" w:cs="Helvetica"/>
-                <w:i w:val="false"/>
-                <w:b w:val="false"/>
-                <w:u w:val="none"/>
-                <w:sz w:val="22"/>
-                <w:szCs w:val="22"/>
-                <w:color w:val="000000"/>
-              </w:rPr>
-              <w:t xml:space="preserve">1.25</w:t>
+              <w:t xml:space="preserve">189</w:t>
+            </w:r>
+          </w:p>
+        </w:tc>
+        <w:tc>
+          <w:tcPr>
+            <w:tcBorders>
+              <w:bottom w:val="none" w:sz="0" w:space="0" w:color="000000"/>
+              <w:top w:val="none" w:sz="0" w:space="0" w:color="000000"/>
+              <w:left w:val="none" w:sz="0" w:space="0" w:color="000000"/>
+              <w:right w:val="none" w:sz="0" w:space="0" w:color="000000"/>
+            </w:tcBorders>
+            <w:shd w:val="clear" w:color="auto" w:fill="FFFFFF"/>
+            <w:tcMar>
+              <w:top w:w="0" w:type="dxa"/>
+              <w:bottom w:w="0" w:type="dxa"/>
+              <w:left w:w="0" w:type="dxa"/>
+              <w:right w:w="0" w:type="dxa"/>
+            </w:tcMar>
+            <w:vAlign w:val="top"/>
+          </w:tcPr>
+          <w:p>
+            <w:pPr>
+              <w:pStyle w:val="Normal"/>
+              <w:jc w:val="center"/>
+              <w:pBdr>
+                <w:bottom w:val="none" w:sz="0" w:space="0" w:color="000000"/>
+                <w:top w:val="none" w:sz="0" w:space="0" w:color="000000"/>
+                <w:left w:val="none" w:sz="0" w:space="0" w:color="000000"/>
+                <w:right w:val="none" w:sz="0" w:space="0" w:color="000000"/>
+              </w:pBdr>
+              <w:spacing w:after="100" w:before="100" w:line="240"/>
+              <w:ind w:left="100" w:right="100" w:firstLine="0" w:firstLineChars="0"/>
+              <w:rPr>
+                <w:rFonts w:ascii="Helvetica" w:hAnsi="Helvetica" w:eastAsia="Helvetica" w:cs="Helvetica"/>
+                <w:i w:val="false"/>
+                <w:b w:val="false"/>
+                <w:u w:val="none"/>
+                <w:sz w:val="22"/>
+                <w:szCs w:val="22"/>
+                <w:color w:val="000000"/>
+              </w:rPr>
+            </w:pPr>
+            <w:r>
+              <w:rPr>
+                <w:rFonts w:ascii="Helvetica" w:hAnsi="Helvetica" w:eastAsia="Helvetica" w:cs="Helvetica"/>
+                <w:i w:val="false"/>
+                <w:b w:val="false"/>
+                <w:u w:val="none"/>
+                <w:sz w:val="22"/>
+                <w:szCs w:val="22"/>
+                <w:color w:val="000000"/>
+              </w:rPr>
+              <w:t xml:space="preserve">1.24</w:t>
             </w:r>
           </w:p>
         </w:tc>
@@ -3465,7 +3465,7 @@
                 <w:szCs w:val="22"/>
                 <w:color w:val="000000"/>
               </w:rPr>
-              <w:t xml:space="preserve">190</w:t>
+              <w:t xml:space="preserve">189</w:t>
             </w:r>
           </w:p>
         </w:tc>
@@ -3736,7 +3736,7 @@
                 <w:szCs w:val="22"/>
                 <w:color w:val="000000"/>
               </w:rPr>
-              <w:t xml:space="preserve">190</w:t>
+              <w:t xml:space="preserve">189</w:t>
             </w:r>
           </w:p>
         </w:tc>
@@ -3948,7 +3948,7 @@
                 <w:szCs w:val="22"/>
                 <w:color w:val="000000"/>
               </w:rPr>
-              <w:t xml:space="preserve">190</w:t>
+              <w:t xml:space="preserve">189</w:t>
             </w:r>
           </w:p>
         </w:tc>
@@ -4755,113 +4755,113 @@
                 <w:szCs w:val="22"/>
                 <w:color w:val="000000"/>
               </w:rPr>
-              <w:t xml:space="preserve">2.08</w:t>
-            </w:r>
-          </w:p>
-        </w:tc>
-        <w:tc>
-          <w:tcPr>
-            <w:tcBorders>
-              <w:bottom w:val="none" w:sz="0" w:space="0" w:color="000000"/>
-              <w:top w:val="none" w:sz="0" w:space="0" w:color="000000"/>
-              <w:left w:val="none" w:sz="0" w:space="0" w:color="000000"/>
-              <w:right w:val="none" w:sz="0" w:space="0" w:color="000000"/>
-            </w:tcBorders>
-            <w:shd w:val="clear" w:color="auto" w:fill="FFFFFF"/>
-            <w:tcMar>
-              <w:top w:w="0" w:type="dxa"/>
-              <w:bottom w:w="0" w:type="dxa"/>
-              <w:left w:w="0" w:type="dxa"/>
-              <w:right w:w="0" w:type="dxa"/>
-            </w:tcMar>
-            <w:vAlign w:val="top"/>
-          </w:tcPr>
-          <w:p>
-            <w:pPr>
-              <w:pStyle w:val="Normal"/>
-              <w:jc w:val="center"/>
-              <w:pBdr>
-                <w:bottom w:val="none" w:sz="0" w:space="0" w:color="000000"/>
-                <w:top w:val="none" w:sz="0" w:space="0" w:color="000000"/>
-                <w:left w:val="none" w:sz="0" w:space="0" w:color="000000"/>
-                <w:right w:val="none" w:sz="0" w:space="0" w:color="000000"/>
-              </w:pBdr>
-              <w:spacing w:after="100" w:before="100" w:line="240"/>
-              <w:ind w:left="100" w:right="100" w:firstLine="0" w:firstLineChars="0"/>
-              <w:rPr>
-                <w:rFonts w:ascii="Helvetica" w:hAnsi="Helvetica" w:eastAsia="Helvetica" w:cs="Helvetica"/>
-                <w:i w:val="false"/>
-                <w:b w:val="false"/>
-                <w:u w:val="none"/>
-                <w:sz w:val="22"/>
-                <w:szCs w:val="22"/>
-                <w:color w:val="000000"/>
-              </w:rPr>
-            </w:pPr>
-            <w:r>
-              <w:rPr>
-                <w:rFonts w:ascii="Helvetica" w:hAnsi="Helvetica" w:eastAsia="Helvetica" w:cs="Helvetica"/>
-                <w:i w:val="false"/>
-                <w:b w:val="false"/>
-                <w:u w:val="none"/>
-                <w:sz w:val="22"/>
-                <w:szCs w:val="22"/>
-                <w:color w:val="000000"/>
-              </w:rPr>
-              <w:t xml:space="preserve">0.64, 6.79</w:t>
-            </w:r>
-          </w:p>
-        </w:tc>
-        <w:tc>
-          <w:tcPr>
-            <w:tcBorders>
-              <w:bottom w:val="none" w:sz="0" w:space="0" w:color="000000"/>
-              <w:top w:val="none" w:sz="0" w:space="0" w:color="000000"/>
-              <w:left w:val="none" w:sz="0" w:space="0" w:color="000000"/>
-              <w:right w:val="none" w:sz="0" w:space="0" w:color="000000"/>
-            </w:tcBorders>
-            <w:shd w:val="clear" w:color="auto" w:fill="FFFFFF"/>
-            <w:tcMar>
-              <w:top w:w="0" w:type="dxa"/>
-              <w:bottom w:w="0" w:type="dxa"/>
-              <w:left w:w="0" w:type="dxa"/>
-              <w:right w:w="0" w:type="dxa"/>
-            </w:tcMar>
-            <w:vAlign w:val="top"/>
-          </w:tcPr>
-          <w:p>
-            <w:pPr>
-              <w:pStyle w:val="Normal"/>
-              <w:jc w:val="center"/>
-              <w:pBdr>
-                <w:bottom w:val="none" w:sz="0" w:space="0" w:color="000000"/>
-                <w:top w:val="none" w:sz="0" w:space="0" w:color="000000"/>
-                <w:left w:val="none" w:sz="0" w:space="0" w:color="000000"/>
-                <w:right w:val="none" w:sz="0" w:space="0" w:color="000000"/>
-              </w:pBdr>
-              <w:spacing w:after="100" w:before="100" w:line="240"/>
-              <w:ind w:left="100" w:right="100" w:firstLine="0" w:firstLineChars="0"/>
-              <w:rPr>
-                <w:rFonts w:ascii="Helvetica" w:hAnsi="Helvetica" w:eastAsia="Helvetica" w:cs="Helvetica"/>
-                <w:i w:val="false"/>
-                <w:b w:val="false"/>
-                <w:u w:val="none"/>
-                <w:sz w:val="22"/>
-                <w:szCs w:val="22"/>
-                <w:color w:val="000000"/>
-              </w:rPr>
-            </w:pPr>
-            <w:r>
-              <w:rPr>
-                <w:rFonts w:ascii="Helvetica" w:hAnsi="Helvetica" w:eastAsia="Helvetica" w:cs="Helvetica"/>
-                <w:i w:val="false"/>
-                <w:b w:val="false"/>
-                <w:u w:val="none"/>
-                <w:sz w:val="22"/>
-                <w:szCs w:val="22"/>
-                <w:color w:val="000000"/>
-              </w:rPr>
-              <w:t xml:space="preserve">0.230</w:t>
+              <w:t xml:space="preserve">2.11</w:t>
+            </w:r>
+          </w:p>
+        </w:tc>
+        <w:tc>
+          <w:tcPr>
+            <w:tcBorders>
+              <w:bottom w:val="none" w:sz="0" w:space="0" w:color="000000"/>
+              <w:top w:val="none" w:sz="0" w:space="0" w:color="000000"/>
+              <w:left w:val="none" w:sz="0" w:space="0" w:color="000000"/>
+              <w:right w:val="none" w:sz="0" w:space="0" w:color="000000"/>
+            </w:tcBorders>
+            <w:shd w:val="clear" w:color="auto" w:fill="FFFFFF"/>
+            <w:tcMar>
+              <w:top w:w="0" w:type="dxa"/>
+              <w:bottom w:w="0" w:type="dxa"/>
+              <w:left w:w="0" w:type="dxa"/>
+              <w:right w:w="0" w:type="dxa"/>
+            </w:tcMar>
+            <w:vAlign w:val="top"/>
+          </w:tcPr>
+          <w:p>
+            <w:pPr>
+              <w:pStyle w:val="Normal"/>
+              <w:jc w:val="center"/>
+              <w:pBdr>
+                <w:bottom w:val="none" w:sz="0" w:space="0" w:color="000000"/>
+                <w:top w:val="none" w:sz="0" w:space="0" w:color="000000"/>
+                <w:left w:val="none" w:sz="0" w:space="0" w:color="000000"/>
+                <w:right w:val="none" w:sz="0" w:space="0" w:color="000000"/>
+              </w:pBdr>
+              <w:spacing w:after="100" w:before="100" w:line="240"/>
+              <w:ind w:left="100" w:right="100" w:firstLine="0" w:firstLineChars="0"/>
+              <w:rPr>
+                <w:rFonts w:ascii="Helvetica" w:hAnsi="Helvetica" w:eastAsia="Helvetica" w:cs="Helvetica"/>
+                <w:i w:val="false"/>
+                <w:b w:val="false"/>
+                <w:u w:val="none"/>
+                <w:sz w:val="22"/>
+                <w:szCs w:val="22"/>
+                <w:color w:val="000000"/>
+              </w:rPr>
+            </w:pPr>
+            <w:r>
+              <w:rPr>
+                <w:rFonts w:ascii="Helvetica" w:hAnsi="Helvetica" w:eastAsia="Helvetica" w:cs="Helvetica"/>
+                <w:i w:val="false"/>
+                <w:b w:val="false"/>
+                <w:u w:val="none"/>
+                <w:sz w:val="22"/>
+                <w:szCs w:val="22"/>
+                <w:color w:val="000000"/>
+              </w:rPr>
+              <w:t xml:space="preserve">0.65, 6.90</w:t>
+            </w:r>
+          </w:p>
+        </w:tc>
+        <w:tc>
+          <w:tcPr>
+            <w:tcBorders>
+              <w:bottom w:val="none" w:sz="0" w:space="0" w:color="000000"/>
+              <w:top w:val="none" w:sz="0" w:space="0" w:color="000000"/>
+              <w:left w:val="none" w:sz="0" w:space="0" w:color="000000"/>
+              <w:right w:val="none" w:sz="0" w:space="0" w:color="000000"/>
+            </w:tcBorders>
+            <w:shd w:val="clear" w:color="auto" w:fill="FFFFFF"/>
+            <w:tcMar>
+              <w:top w:w="0" w:type="dxa"/>
+              <w:bottom w:w="0" w:type="dxa"/>
+              <w:left w:w="0" w:type="dxa"/>
+              <w:right w:w="0" w:type="dxa"/>
+            </w:tcMar>
+            <w:vAlign w:val="top"/>
+          </w:tcPr>
+          <w:p>
+            <w:pPr>
+              <w:pStyle w:val="Normal"/>
+              <w:jc w:val="center"/>
+              <w:pBdr>
+                <w:bottom w:val="none" w:sz="0" w:space="0" w:color="000000"/>
+                <w:top w:val="none" w:sz="0" w:space="0" w:color="000000"/>
+                <w:left w:val="none" w:sz="0" w:space="0" w:color="000000"/>
+                <w:right w:val="none" w:sz="0" w:space="0" w:color="000000"/>
+              </w:pBdr>
+              <w:spacing w:after="100" w:before="100" w:line="240"/>
+              <w:ind w:left="100" w:right="100" w:firstLine="0" w:firstLineChars="0"/>
+              <w:rPr>
+                <w:rFonts w:ascii="Helvetica" w:hAnsi="Helvetica" w:eastAsia="Helvetica" w:cs="Helvetica"/>
+                <w:i w:val="false"/>
+                <w:b w:val="false"/>
+                <w:u w:val="none"/>
+                <w:sz w:val="22"/>
+                <w:szCs w:val="22"/>
+                <w:color w:val="000000"/>
+              </w:rPr>
+            </w:pPr>
+            <w:r>
+              <w:rPr>
+                <w:rFonts w:ascii="Helvetica" w:hAnsi="Helvetica" w:eastAsia="Helvetica" w:cs="Helvetica"/>
+                <w:i w:val="false"/>
+                <w:b w:val="false"/>
+                <w:u w:val="none"/>
+                <w:sz w:val="22"/>
+                <w:szCs w:val="22"/>
+                <w:color w:val="000000"/>
+              </w:rPr>
+              <w:t xml:space="preserve">0.220</w:t>
             </w:r>
           </w:p>
         </w:tc>
@@ -5185,7 +5185,7 @@
                 <w:szCs w:val="22"/>
                 <w:color w:val="000000"/>
               </w:rPr>
-              <w:t xml:space="preserve">190</w:t>
+              <w:t xml:space="preserve">189</w:t>
             </w:r>
           </w:p>
         </w:tc>
@@ -5397,7 +5397,7 @@
                 <w:szCs w:val="22"/>
                 <w:color w:val="000000"/>
               </w:rPr>
-              <w:t xml:space="preserve">190</w:t>
+              <w:t xml:space="preserve">189</w:t>
             </w:r>
           </w:p>
         </w:tc>
@@ -6687,113 +6687,113 @@
                 <w:szCs w:val="22"/>
                 <w:color w:val="000000"/>
               </w:rPr>
-              <w:t xml:space="preserve">0.80</w:t>
-            </w:r>
-          </w:p>
-        </w:tc>
-        <w:tc>
-          <w:tcPr>
-            <w:tcBorders>
-              <w:bottom w:val="none" w:sz="0" w:space="0" w:color="000000"/>
-              <w:top w:val="none" w:sz="0" w:space="0" w:color="000000"/>
-              <w:left w:val="none" w:sz="0" w:space="0" w:color="000000"/>
-              <w:right w:val="none" w:sz="0" w:space="0" w:color="000000"/>
-            </w:tcBorders>
-            <w:shd w:val="clear" w:color="auto" w:fill="FFFFFF"/>
-            <w:tcMar>
-              <w:top w:w="0" w:type="dxa"/>
-              <w:bottom w:w="0" w:type="dxa"/>
-              <w:left w:w="0" w:type="dxa"/>
-              <w:right w:w="0" w:type="dxa"/>
-            </w:tcMar>
-            <w:vAlign w:val="top"/>
-          </w:tcPr>
-          <w:p>
-            <w:pPr>
-              <w:pStyle w:val="Normal"/>
-              <w:jc w:val="center"/>
-              <w:pBdr>
-                <w:bottom w:val="none" w:sz="0" w:space="0" w:color="000000"/>
-                <w:top w:val="none" w:sz="0" w:space="0" w:color="000000"/>
-                <w:left w:val="none" w:sz="0" w:space="0" w:color="000000"/>
-                <w:right w:val="none" w:sz="0" w:space="0" w:color="000000"/>
-              </w:pBdr>
-              <w:spacing w:after="100" w:before="100" w:line="240"/>
-              <w:ind w:left="100" w:right="100" w:firstLine="0" w:firstLineChars="0"/>
-              <w:rPr>
-                <w:rFonts w:ascii="Helvetica" w:hAnsi="Helvetica" w:eastAsia="Helvetica" w:cs="Helvetica"/>
-                <w:i w:val="false"/>
-                <w:b w:val="false"/>
-                <w:u w:val="none"/>
-                <w:sz w:val="22"/>
-                <w:szCs w:val="22"/>
-                <w:color w:val="000000"/>
-              </w:rPr>
-            </w:pPr>
-            <w:r>
-              <w:rPr>
-                <w:rFonts w:ascii="Helvetica" w:hAnsi="Helvetica" w:eastAsia="Helvetica" w:cs="Helvetica"/>
-                <w:i w:val="false"/>
-                <w:b w:val="false"/>
-                <w:u w:val="none"/>
-                <w:sz w:val="22"/>
-                <w:szCs w:val="22"/>
-                <w:color w:val="000000"/>
-              </w:rPr>
-              <w:t xml:space="preserve">0.16, 4.04</w:t>
-            </w:r>
-          </w:p>
-        </w:tc>
-        <w:tc>
-          <w:tcPr>
-            <w:tcBorders>
-              <w:bottom w:val="none" w:sz="0" w:space="0" w:color="000000"/>
-              <w:top w:val="none" w:sz="0" w:space="0" w:color="000000"/>
-              <w:left w:val="none" w:sz="0" w:space="0" w:color="000000"/>
-              <w:right w:val="none" w:sz="0" w:space="0" w:color="000000"/>
-            </w:tcBorders>
-            <w:shd w:val="clear" w:color="auto" w:fill="FFFFFF"/>
-            <w:tcMar>
-              <w:top w:w="0" w:type="dxa"/>
-              <w:bottom w:w="0" w:type="dxa"/>
-              <w:left w:w="0" w:type="dxa"/>
-              <w:right w:w="0" w:type="dxa"/>
-            </w:tcMar>
-            <w:vAlign w:val="top"/>
-          </w:tcPr>
-          <w:p>
-            <w:pPr>
-              <w:pStyle w:val="Normal"/>
-              <w:jc w:val="center"/>
-              <w:pBdr>
-                <w:bottom w:val="none" w:sz="0" w:space="0" w:color="000000"/>
-                <w:top w:val="none" w:sz="0" w:space="0" w:color="000000"/>
-                <w:left w:val="none" w:sz="0" w:space="0" w:color="000000"/>
-                <w:right w:val="none" w:sz="0" w:space="0" w:color="000000"/>
-              </w:pBdr>
-              <w:spacing w:after="100" w:before="100" w:line="240"/>
-              <w:ind w:left="100" w:right="100" w:firstLine="0" w:firstLineChars="0"/>
-              <w:rPr>
-                <w:rFonts w:ascii="Helvetica" w:hAnsi="Helvetica" w:eastAsia="Helvetica" w:cs="Helvetica"/>
-                <w:i w:val="false"/>
-                <w:b w:val="false"/>
-                <w:u w:val="none"/>
-                <w:sz w:val="22"/>
-                <w:szCs w:val="22"/>
-                <w:color w:val="000000"/>
-              </w:rPr>
-            </w:pPr>
-            <w:r>
-              <w:rPr>
-                <w:rFonts w:ascii="Helvetica" w:hAnsi="Helvetica" w:eastAsia="Helvetica" w:cs="Helvetica"/>
-                <w:i w:val="false"/>
-                <w:b w:val="false"/>
-                <w:u w:val="none"/>
-                <w:sz w:val="22"/>
-                <w:szCs w:val="22"/>
-                <w:color w:val="000000"/>
-              </w:rPr>
-              <w:t xml:space="preserve">0.790</w:t>
+              <w:t xml:space="preserve">0.76</w:t>
+            </w:r>
+          </w:p>
+        </w:tc>
+        <w:tc>
+          <w:tcPr>
+            <w:tcBorders>
+              <w:bottom w:val="none" w:sz="0" w:space="0" w:color="000000"/>
+              <w:top w:val="none" w:sz="0" w:space="0" w:color="000000"/>
+              <w:left w:val="none" w:sz="0" w:space="0" w:color="000000"/>
+              <w:right w:val="none" w:sz="0" w:space="0" w:color="000000"/>
+            </w:tcBorders>
+            <w:shd w:val="clear" w:color="auto" w:fill="FFFFFF"/>
+            <w:tcMar>
+              <w:top w:w="0" w:type="dxa"/>
+              <w:bottom w:w="0" w:type="dxa"/>
+              <w:left w:w="0" w:type="dxa"/>
+              <w:right w:w="0" w:type="dxa"/>
+            </w:tcMar>
+            <w:vAlign w:val="top"/>
+          </w:tcPr>
+          <w:p>
+            <w:pPr>
+              <w:pStyle w:val="Normal"/>
+              <w:jc w:val="center"/>
+              <w:pBdr>
+                <w:bottom w:val="none" w:sz="0" w:space="0" w:color="000000"/>
+                <w:top w:val="none" w:sz="0" w:space="0" w:color="000000"/>
+                <w:left w:val="none" w:sz="0" w:space="0" w:color="000000"/>
+                <w:right w:val="none" w:sz="0" w:space="0" w:color="000000"/>
+              </w:pBdr>
+              <w:spacing w:after="100" w:before="100" w:line="240"/>
+              <w:ind w:left="100" w:right="100" w:firstLine="0" w:firstLineChars="0"/>
+              <w:rPr>
+                <w:rFonts w:ascii="Helvetica" w:hAnsi="Helvetica" w:eastAsia="Helvetica" w:cs="Helvetica"/>
+                <w:i w:val="false"/>
+                <w:b w:val="false"/>
+                <w:u w:val="none"/>
+                <w:sz w:val="22"/>
+                <w:szCs w:val="22"/>
+                <w:color w:val="000000"/>
+              </w:rPr>
+            </w:pPr>
+            <w:r>
+              <w:rPr>
+                <w:rFonts w:ascii="Helvetica" w:hAnsi="Helvetica" w:eastAsia="Helvetica" w:cs="Helvetica"/>
+                <w:i w:val="false"/>
+                <w:b w:val="false"/>
+                <w:u w:val="none"/>
+                <w:sz w:val="22"/>
+                <w:szCs w:val="22"/>
+                <w:color w:val="000000"/>
+              </w:rPr>
+              <w:t xml:space="preserve">0.15, 3.84</w:t>
+            </w:r>
+          </w:p>
+        </w:tc>
+        <w:tc>
+          <w:tcPr>
+            <w:tcBorders>
+              <w:bottom w:val="none" w:sz="0" w:space="0" w:color="000000"/>
+              <w:top w:val="none" w:sz="0" w:space="0" w:color="000000"/>
+              <w:left w:val="none" w:sz="0" w:space="0" w:color="000000"/>
+              <w:right w:val="none" w:sz="0" w:space="0" w:color="000000"/>
+            </w:tcBorders>
+            <w:shd w:val="clear" w:color="auto" w:fill="FFFFFF"/>
+            <w:tcMar>
+              <w:top w:w="0" w:type="dxa"/>
+              <w:bottom w:w="0" w:type="dxa"/>
+              <w:left w:w="0" w:type="dxa"/>
+              <w:right w:w="0" w:type="dxa"/>
+            </w:tcMar>
+            <w:vAlign w:val="top"/>
+          </w:tcPr>
+          <w:p>
+            <w:pPr>
+              <w:pStyle w:val="Normal"/>
+              <w:jc w:val="center"/>
+              <w:pBdr>
+                <w:bottom w:val="none" w:sz="0" w:space="0" w:color="000000"/>
+                <w:top w:val="none" w:sz="0" w:space="0" w:color="000000"/>
+                <w:left w:val="none" w:sz="0" w:space="0" w:color="000000"/>
+                <w:right w:val="none" w:sz="0" w:space="0" w:color="000000"/>
+              </w:pBdr>
+              <w:spacing w:after="100" w:before="100" w:line="240"/>
+              <w:ind w:left="100" w:right="100" w:firstLine="0" w:firstLineChars="0"/>
+              <w:rPr>
+                <w:rFonts w:ascii="Helvetica" w:hAnsi="Helvetica" w:eastAsia="Helvetica" w:cs="Helvetica"/>
+                <w:i w:val="false"/>
+                <w:b w:val="false"/>
+                <w:u w:val="none"/>
+                <w:sz w:val="22"/>
+                <w:szCs w:val="22"/>
+                <w:color w:val="000000"/>
+              </w:rPr>
+            </w:pPr>
+            <w:r>
+              <w:rPr>
+                <w:rFonts w:ascii="Helvetica" w:hAnsi="Helvetica" w:eastAsia="Helvetica" w:cs="Helvetica"/>
+                <w:i w:val="false"/>
+                <w:b w:val="false"/>
+                <w:u w:val="none"/>
+                <w:sz w:val="22"/>
+                <w:szCs w:val="22"/>
+                <w:color w:val="000000"/>
+              </w:rPr>
+              <w:t xml:space="preserve">0.740</w:t>
             </w:r>
           </w:p>
         </w:tc>
@@ -7170,113 +7170,113 @@
                 <w:szCs w:val="22"/>
                 <w:color w:val="000000"/>
               </w:rPr>
-              <w:t xml:space="preserve">1.81</w:t>
-            </w:r>
-          </w:p>
-        </w:tc>
-        <w:tc>
-          <w:tcPr>
-            <w:tcBorders>
-              <w:bottom w:val="none" w:sz="0" w:space="0" w:color="000000"/>
-              <w:top w:val="none" w:sz="0" w:space="0" w:color="000000"/>
-              <w:left w:val="none" w:sz="0" w:space="0" w:color="000000"/>
-              <w:right w:val="none" w:sz="0" w:space="0" w:color="000000"/>
-            </w:tcBorders>
-            <w:shd w:val="clear" w:color="auto" w:fill="FFFFFF"/>
-            <w:tcMar>
-              <w:top w:w="0" w:type="dxa"/>
-              <w:bottom w:w="0" w:type="dxa"/>
-              <w:left w:w="0" w:type="dxa"/>
-              <w:right w:w="0" w:type="dxa"/>
-            </w:tcMar>
-            <w:vAlign w:val="top"/>
-          </w:tcPr>
-          <w:p>
-            <w:pPr>
-              <w:pStyle w:val="Normal"/>
-              <w:jc w:val="center"/>
-              <w:pBdr>
-                <w:bottom w:val="none" w:sz="0" w:space="0" w:color="000000"/>
-                <w:top w:val="none" w:sz="0" w:space="0" w:color="000000"/>
-                <w:left w:val="none" w:sz="0" w:space="0" w:color="000000"/>
-                <w:right w:val="none" w:sz="0" w:space="0" w:color="000000"/>
-              </w:pBdr>
-              <w:spacing w:after="100" w:before="100" w:line="240"/>
-              <w:ind w:left="100" w:right="100" w:firstLine="0" w:firstLineChars="0"/>
-              <w:rPr>
-                <w:rFonts w:ascii="Helvetica" w:hAnsi="Helvetica" w:eastAsia="Helvetica" w:cs="Helvetica"/>
-                <w:i w:val="false"/>
-                <w:b w:val="false"/>
-                <w:u w:val="none"/>
-                <w:sz w:val="22"/>
-                <w:szCs w:val="22"/>
-                <w:color w:val="000000"/>
-              </w:rPr>
-            </w:pPr>
-            <w:r>
-              <w:rPr>
-                <w:rFonts w:ascii="Helvetica" w:hAnsi="Helvetica" w:eastAsia="Helvetica" w:cs="Helvetica"/>
-                <w:i w:val="false"/>
-                <w:b w:val="false"/>
-                <w:u w:val="none"/>
-                <w:sz w:val="22"/>
-                <w:szCs w:val="22"/>
-                <w:color w:val="000000"/>
-              </w:rPr>
-              <w:t xml:space="preserve">0.23, 14.3</w:t>
-            </w:r>
-          </w:p>
-        </w:tc>
-        <w:tc>
-          <w:tcPr>
-            <w:tcBorders>
-              <w:bottom w:val="none" w:sz="0" w:space="0" w:color="000000"/>
-              <w:top w:val="none" w:sz="0" w:space="0" w:color="000000"/>
-              <w:left w:val="none" w:sz="0" w:space="0" w:color="000000"/>
-              <w:right w:val="none" w:sz="0" w:space="0" w:color="000000"/>
-            </w:tcBorders>
-            <w:shd w:val="clear" w:color="auto" w:fill="FFFFFF"/>
-            <w:tcMar>
-              <w:top w:w="0" w:type="dxa"/>
-              <w:bottom w:w="0" w:type="dxa"/>
-              <w:left w:w="0" w:type="dxa"/>
-              <w:right w:w="0" w:type="dxa"/>
-            </w:tcMar>
-            <w:vAlign w:val="top"/>
-          </w:tcPr>
-          <w:p>
-            <w:pPr>
-              <w:pStyle w:val="Normal"/>
-              <w:jc w:val="center"/>
-              <w:pBdr>
-                <w:bottom w:val="none" w:sz="0" w:space="0" w:color="000000"/>
-                <w:top w:val="none" w:sz="0" w:space="0" w:color="000000"/>
-                <w:left w:val="none" w:sz="0" w:space="0" w:color="000000"/>
-                <w:right w:val="none" w:sz="0" w:space="0" w:color="000000"/>
-              </w:pBdr>
-              <w:spacing w:after="100" w:before="100" w:line="240"/>
-              <w:ind w:left="100" w:right="100" w:firstLine="0" w:firstLineChars="0"/>
-              <w:rPr>
-                <w:rFonts w:ascii="Helvetica" w:hAnsi="Helvetica" w:eastAsia="Helvetica" w:cs="Helvetica"/>
-                <w:i w:val="false"/>
-                <w:b w:val="false"/>
-                <w:u w:val="none"/>
-                <w:sz w:val="22"/>
-                <w:szCs w:val="22"/>
-                <w:color w:val="000000"/>
-              </w:rPr>
-            </w:pPr>
-            <w:r>
-              <w:rPr>
-                <w:rFonts w:ascii="Helvetica" w:hAnsi="Helvetica" w:eastAsia="Helvetica" w:cs="Helvetica"/>
-                <w:i w:val="false"/>
-                <w:b w:val="false"/>
-                <w:u w:val="none"/>
-                <w:sz w:val="22"/>
-                <w:szCs w:val="22"/>
-                <w:color w:val="000000"/>
-              </w:rPr>
-              <w:t xml:space="preserve">0.570</w:t>
+              <w:t xml:space="preserve">1.71</w:t>
+            </w:r>
+          </w:p>
+        </w:tc>
+        <w:tc>
+          <w:tcPr>
+            <w:tcBorders>
+              <w:bottom w:val="none" w:sz="0" w:space="0" w:color="000000"/>
+              <w:top w:val="none" w:sz="0" w:space="0" w:color="000000"/>
+              <w:left w:val="none" w:sz="0" w:space="0" w:color="000000"/>
+              <w:right w:val="none" w:sz="0" w:space="0" w:color="000000"/>
+            </w:tcBorders>
+            <w:shd w:val="clear" w:color="auto" w:fill="FFFFFF"/>
+            <w:tcMar>
+              <w:top w:w="0" w:type="dxa"/>
+              <w:bottom w:w="0" w:type="dxa"/>
+              <w:left w:w="0" w:type="dxa"/>
+              <w:right w:w="0" w:type="dxa"/>
+            </w:tcMar>
+            <w:vAlign w:val="top"/>
+          </w:tcPr>
+          <w:p>
+            <w:pPr>
+              <w:pStyle w:val="Normal"/>
+              <w:jc w:val="center"/>
+              <w:pBdr>
+                <w:bottom w:val="none" w:sz="0" w:space="0" w:color="000000"/>
+                <w:top w:val="none" w:sz="0" w:space="0" w:color="000000"/>
+                <w:left w:val="none" w:sz="0" w:space="0" w:color="000000"/>
+                <w:right w:val="none" w:sz="0" w:space="0" w:color="000000"/>
+              </w:pBdr>
+              <w:spacing w:after="100" w:before="100" w:line="240"/>
+              <w:ind w:left="100" w:right="100" w:firstLine="0" w:firstLineChars="0"/>
+              <w:rPr>
+                <w:rFonts w:ascii="Helvetica" w:hAnsi="Helvetica" w:eastAsia="Helvetica" w:cs="Helvetica"/>
+                <w:i w:val="false"/>
+                <w:b w:val="false"/>
+                <w:u w:val="none"/>
+                <w:sz w:val="22"/>
+                <w:szCs w:val="22"/>
+                <w:color w:val="000000"/>
+              </w:rPr>
+            </w:pPr>
+            <w:r>
+              <w:rPr>
+                <w:rFonts w:ascii="Helvetica" w:hAnsi="Helvetica" w:eastAsia="Helvetica" w:cs="Helvetica"/>
+                <w:i w:val="false"/>
+                <w:b w:val="false"/>
+                <w:u w:val="none"/>
+                <w:sz w:val="22"/>
+                <w:szCs w:val="22"/>
+                <w:color w:val="000000"/>
+              </w:rPr>
+              <w:t xml:space="preserve">0.22, 13.5</w:t>
+            </w:r>
+          </w:p>
+        </w:tc>
+        <w:tc>
+          <w:tcPr>
+            <w:tcBorders>
+              <w:bottom w:val="none" w:sz="0" w:space="0" w:color="000000"/>
+              <w:top w:val="none" w:sz="0" w:space="0" w:color="000000"/>
+              <w:left w:val="none" w:sz="0" w:space="0" w:color="000000"/>
+              <w:right w:val="none" w:sz="0" w:space="0" w:color="000000"/>
+            </w:tcBorders>
+            <w:shd w:val="clear" w:color="auto" w:fill="FFFFFF"/>
+            <w:tcMar>
+              <w:top w:w="0" w:type="dxa"/>
+              <w:bottom w:w="0" w:type="dxa"/>
+              <w:left w:w="0" w:type="dxa"/>
+              <w:right w:w="0" w:type="dxa"/>
+            </w:tcMar>
+            <w:vAlign w:val="top"/>
+          </w:tcPr>
+          <w:p>
+            <w:pPr>
+              <w:pStyle w:val="Normal"/>
+              <w:jc w:val="center"/>
+              <w:pBdr>
+                <w:bottom w:val="none" w:sz="0" w:space="0" w:color="000000"/>
+                <w:top w:val="none" w:sz="0" w:space="0" w:color="000000"/>
+                <w:left w:val="none" w:sz="0" w:space="0" w:color="000000"/>
+                <w:right w:val="none" w:sz="0" w:space="0" w:color="000000"/>
+              </w:pBdr>
+              <w:spacing w:after="100" w:before="100" w:line="240"/>
+              <w:ind w:left="100" w:right="100" w:firstLine="0" w:firstLineChars="0"/>
+              <w:rPr>
+                <w:rFonts w:ascii="Helvetica" w:hAnsi="Helvetica" w:eastAsia="Helvetica" w:cs="Helvetica"/>
+                <w:i w:val="false"/>
+                <w:b w:val="false"/>
+                <w:u w:val="none"/>
+                <w:sz w:val="22"/>
+                <w:szCs w:val="22"/>
+                <w:color w:val="000000"/>
+              </w:rPr>
+            </w:pPr>
+            <w:r>
+              <w:rPr>
+                <w:rFonts w:ascii="Helvetica" w:hAnsi="Helvetica" w:eastAsia="Helvetica" w:cs="Helvetica"/>
+                <w:i w:val="false"/>
+                <w:b w:val="false"/>
+                <w:u w:val="none"/>
+                <w:sz w:val="22"/>
+                <w:szCs w:val="22"/>
+                <w:color w:val="000000"/>
+              </w:rPr>
+              <w:t xml:space="preserve">0.610</w:t>
             </w:r>
           </w:p>
         </w:tc>
@@ -7653,113 +7653,113 @@
                 <w:szCs w:val="22"/>
                 <w:color w:val="000000"/>
               </w:rPr>
-              <w:t xml:space="preserve">0.36</w:t>
-            </w:r>
-          </w:p>
-        </w:tc>
-        <w:tc>
-          <w:tcPr>
-            <w:tcBorders>
-              <w:bottom w:val="none" w:sz="0" w:space="0" w:color="000000"/>
-              <w:top w:val="none" w:sz="0" w:space="0" w:color="000000"/>
-              <w:left w:val="none" w:sz="0" w:space="0" w:color="000000"/>
-              <w:right w:val="none" w:sz="0" w:space="0" w:color="000000"/>
-            </w:tcBorders>
-            <w:shd w:val="clear" w:color="auto" w:fill="FFFFFF"/>
-            <w:tcMar>
-              <w:top w:w="0" w:type="dxa"/>
-              <w:bottom w:w="0" w:type="dxa"/>
-              <w:left w:w="0" w:type="dxa"/>
-              <w:right w:w="0" w:type="dxa"/>
-            </w:tcMar>
-            <w:vAlign w:val="top"/>
-          </w:tcPr>
-          <w:p>
-            <w:pPr>
-              <w:pStyle w:val="Normal"/>
-              <w:jc w:val="center"/>
-              <w:pBdr>
-                <w:bottom w:val="none" w:sz="0" w:space="0" w:color="000000"/>
-                <w:top w:val="none" w:sz="0" w:space="0" w:color="000000"/>
-                <w:left w:val="none" w:sz="0" w:space="0" w:color="000000"/>
-                <w:right w:val="none" w:sz="0" w:space="0" w:color="000000"/>
-              </w:pBdr>
-              <w:spacing w:after="100" w:before="100" w:line="240"/>
-              <w:ind w:left="100" w:right="100" w:firstLine="0" w:firstLineChars="0"/>
-              <w:rPr>
-                <w:rFonts w:ascii="Helvetica" w:hAnsi="Helvetica" w:eastAsia="Helvetica" w:cs="Helvetica"/>
-                <w:i w:val="false"/>
-                <w:b w:val="false"/>
-                <w:u w:val="none"/>
-                <w:sz w:val="22"/>
-                <w:szCs w:val="22"/>
-                <w:color w:val="000000"/>
-              </w:rPr>
-            </w:pPr>
-            <w:r>
-              <w:rPr>
-                <w:rFonts w:ascii="Helvetica" w:hAnsi="Helvetica" w:eastAsia="Helvetica" w:cs="Helvetica"/>
-                <w:i w:val="false"/>
-                <w:b w:val="false"/>
-                <w:u w:val="none"/>
-                <w:sz w:val="22"/>
-                <w:szCs w:val="22"/>
-                <w:color w:val="000000"/>
-              </w:rPr>
-              <w:t xml:space="preserve">0.08, 1.59</w:t>
-            </w:r>
-          </w:p>
-        </w:tc>
-        <w:tc>
-          <w:tcPr>
-            <w:tcBorders>
-              <w:bottom w:val="none" w:sz="0" w:space="0" w:color="000000"/>
-              <w:top w:val="none" w:sz="0" w:space="0" w:color="000000"/>
-              <w:left w:val="none" w:sz="0" w:space="0" w:color="000000"/>
-              <w:right w:val="none" w:sz="0" w:space="0" w:color="000000"/>
-            </w:tcBorders>
-            <w:shd w:val="clear" w:color="auto" w:fill="FFFFFF"/>
-            <w:tcMar>
-              <w:top w:w="0" w:type="dxa"/>
-              <w:bottom w:w="0" w:type="dxa"/>
-              <w:left w:w="0" w:type="dxa"/>
-              <w:right w:w="0" w:type="dxa"/>
-            </w:tcMar>
-            <w:vAlign w:val="top"/>
-          </w:tcPr>
-          <w:p>
-            <w:pPr>
-              <w:pStyle w:val="Normal"/>
-              <w:jc w:val="center"/>
-              <w:pBdr>
-                <w:bottom w:val="none" w:sz="0" w:space="0" w:color="000000"/>
-                <w:top w:val="none" w:sz="0" w:space="0" w:color="000000"/>
-                <w:left w:val="none" w:sz="0" w:space="0" w:color="000000"/>
-                <w:right w:val="none" w:sz="0" w:space="0" w:color="000000"/>
-              </w:pBdr>
-              <w:spacing w:after="100" w:before="100" w:line="240"/>
-              <w:ind w:left="100" w:right="100" w:firstLine="0" w:firstLineChars="0"/>
-              <w:rPr>
-                <w:rFonts w:ascii="Helvetica" w:hAnsi="Helvetica" w:eastAsia="Helvetica" w:cs="Helvetica"/>
-                <w:i w:val="false"/>
-                <w:b w:val="false"/>
-                <w:u w:val="none"/>
-                <w:sz w:val="22"/>
-                <w:szCs w:val="22"/>
-                <w:color w:val="000000"/>
-              </w:rPr>
-            </w:pPr>
-            <w:r>
-              <w:rPr>
-                <w:rFonts w:ascii="Helvetica" w:hAnsi="Helvetica" w:eastAsia="Helvetica" w:cs="Helvetica"/>
-                <w:i w:val="false"/>
-                <w:b w:val="false"/>
-                <w:u w:val="none"/>
-                <w:sz w:val="22"/>
-                <w:szCs w:val="22"/>
-                <w:color w:val="000000"/>
-              </w:rPr>
-              <w:t xml:space="preserve">0.180</w:t>
+              <w:t xml:space="preserve">0.34</w:t>
+            </w:r>
+          </w:p>
+        </w:tc>
+        <w:tc>
+          <w:tcPr>
+            <w:tcBorders>
+              <w:bottom w:val="none" w:sz="0" w:space="0" w:color="000000"/>
+              <w:top w:val="none" w:sz="0" w:space="0" w:color="000000"/>
+              <w:left w:val="none" w:sz="0" w:space="0" w:color="000000"/>
+              <w:right w:val="none" w:sz="0" w:space="0" w:color="000000"/>
+            </w:tcBorders>
+            <w:shd w:val="clear" w:color="auto" w:fill="FFFFFF"/>
+            <w:tcMar>
+              <w:top w:w="0" w:type="dxa"/>
+              <w:bottom w:w="0" w:type="dxa"/>
+              <w:left w:w="0" w:type="dxa"/>
+              <w:right w:w="0" w:type="dxa"/>
+            </w:tcMar>
+            <w:vAlign w:val="top"/>
+          </w:tcPr>
+          <w:p>
+            <w:pPr>
+              <w:pStyle w:val="Normal"/>
+              <w:jc w:val="center"/>
+              <w:pBdr>
+                <w:bottom w:val="none" w:sz="0" w:space="0" w:color="000000"/>
+                <w:top w:val="none" w:sz="0" w:space="0" w:color="000000"/>
+                <w:left w:val="none" w:sz="0" w:space="0" w:color="000000"/>
+                <w:right w:val="none" w:sz="0" w:space="0" w:color="000000"/>
+              </w:pBdr>
+              <w:spacing w:after="100" w:before="100" w:line="240"/>
+              <w:ind w:left="100" w:right="100" w:firstLine="0" w:firstLineChars="0"/>
+              <w:rPr>
+                <w:rFonts w:ascii="Helvetica" w:hAnsi="Helvetica" w:eastAsia="Helvetica" w:cs="Helvetica"/>
+                <w:i w:val="false"/>
+                <w:b w:val="false"/>
+                <w:u w:val="none"/>
+                <w:sz w:val="22"/>
+                <w:szCs w:val="22"/>
+                <w:color w:val="000000"/>
+              </w:rPr>
+            </w:pPr>
+            <w:r>
+              <w:rPr>
+                <w:rFonts w:ascii="Helvetica" w:hAnsi="Helvetica" w:eastAsia="Helvetica" w:cs="Helvetica"/>
+                <w:i w:val="false"/>
+                <w:b w:val="false"/>
+                <w:u w:val="none"/>
+                <w:sz w:val="22"/>
+                <w:szCs w:val="22"/>
+                <w:color w:val="000000"/>
+              </w:rPr>
+              <w:t xml:space="preserve">0.08, 1.50</w:t>
+            </w:r>
+          </w:p>
+        </w:tc>
+        <w:tc>
+          <w:tcPr>
+            <w:tcBorders>
+              <w:bottom w:val="none" w:sz="0" w:space="0" w:color="000000"/>
+              <w:top w:val="none" w:sz="0" w:space="0" w:color="000000"/>
+              <w:left w:val="none" w:sz="0" w:space="0" w:color="000000"/>
+              <w:right w:val="none" w:sz="0" w:space="0" w:color="000000"/>
+            </w:tcBorders>
+            <w:shd w:val="clear" w:color="auto" w:fill="FFFFFF"/>
+            <w:tcMar>
+              <w:top w:w="0" w:type="dxa"/>
+              <w:bottom w:w="0" w:type="dxa"/>
+              <w:left w:w="0" w:type="dxa"/>
+              <w:right w:w="0" w:type="dxa"/>
+            </w:tcMar>
+            <w:vAlign w:val="top"/>
+          </w:tcPr>
+          <w:p>
+            <w:pPr>
+              <w:pStyle w:val="Normal"/>
+              <w:jc w:val="center"/>
+              <w:pBdr>
+                <w:bottom w:val="none" w:sz="0" w:space="0" w:color="000000"/>
+                <w:top w:val="none" w:sz="0" w:space="0" w:color="000000"/>
+                <w:left w:val="none" w:sz="0" w:space="0" w:color="000000"/>
+                <w:right w:val="none" w:sz="0" w:space="0" w:color="000000"/>
+              </w:pBdr>
+              <w:spacing w:after="100" w:before="100" w:line="240"/>
+              <w:ind w:left="100" w:right="100" w:firstLine="0" w:firstLineChars="0"/>
+              <w:rPr>
+                <w:rFonts w:ascii="Helvetica" w:hAnsi="Helvetica" w:eastAsia="Helvetica" w:cs="Helvetica"/>
+                <w:i w:val="false"/>
+                <w:b w:val="false"/>
+                <w:u w:val="none"/>
+                <w:sz w:val="22"/>
+                <w:szCs w:val="22"/>
+                <w:color w:val="000000"/>
+              </w:rPr>
+            </w:pPr>
+            <w:r>
+              <w:rPr>
+                <w:rFonts w:ascii="Helvetica" w:hAnsi="Helvetica" w:eastAsia="Helvetica" w:cs="Helvetica"/>
+                <w:i w:val="false"/>
+                <w:b w:val="false"/>
+                <w:u w:val="none"/>
+                <w:sz w:val="22"/>
+                <w:szCs w:val="22"/>
+                <w:color w:val="000000"/>
+              </w:rPr>
+              <w:t xml:space="preserve">0.160</w:t>
             </w:r>
           </w:p>
         </w:tc>
@@ -9049,7 +9049,7 @@
                 <w:szCs w:val="22"/>
                 <w:color w:val="000000"/>
               </w:rPr>
-              <w:t xml:space="preserve">190</w:t>
+              <w:t xml:space="preserve">189</w:t>
             </w:r>
           </w:p>
         </w:tc>
@@ -9261,7 +9261,7 @@
                 <w:szCs w:val="22"/>
                 <w:color w:val="000000"/>
               </w:rPr>
-              <w:t xml:space="preserve">190</w:t>
+              <w:t xml:space="preserve">189</w:t>
             </w:r>
           </w:p>
         </w:tc>
@@ -10068,113 +10068,113 @@
                 <w:szCs w:val="22"/>
                 <w:color w:val="000000"/>
               </w:rPr>
-              <w:t xml:space="preserve">0.67</w:t>
-            </w:r>
-          </w:p>
-        </w:tc>
-        <w:tc>
-          <w:tcPr>
-            <w:tcBorders>
-              <w:bottom w:val="none" w:sz="0" w:space="0" w:color="000000"/>
-              <w:top w:val="none" w:sz="0" w:space="0" w:color="000000"/>
-              <w:left w:val="none" w:sz="0" w:space="0" w:color="000000"/>
-              <w:right w:val="none" w:sz="0" w:space="0" w:color="000000"/>
-            </w:tcBorders>
-            <w:shd w:val="clear" w:color="auto" w:fill="FFFFFF"/>
-            <w:tcMar>
-              <w:top w:w="0" w:type="dxa"/>
-              <w:bottom w:w="0" w:type="dxa"/>
-              <w:left w:w="0" w:type="dxa"/>
-              <w:right w:w="0" w:type="dxa"/>
-            </w:tcMar>
-            <w:vAlign w:val="top"/>
-          </w:tcPr>
-          <w:p>
-            <w:pPr>
-              <w:pStyle w:val="Normal"/>
-              <w:jc w:val="center"/>
-              <w:pBdr>
-                <w:bottom w:val="none" w:sz="0" w:space="0" w:color="000000"/>
-                <w:top w:val="none" w:sz="0" w:space="0" w:color="000000"/>
-                <w:left w:val="none" w:sz="0" w:space="0" w:color="000000"/>
-                <w:right w:val="none" w:sz="0" w:space="0" w:color="000000"/>
-              </w:pBdr>
-              <w:spacing w:after="100" w:before="100" w:line="240"/>
-              <w:ind w:left="100" w:right="100" w:firstLine="0" w:firstLineChars="0"/>
-              <w:rPr>
-                <w:rFonts w:ascii="Helvetica" w:hAnsi="Helvetica" w:eastAsia="Helvetica" w:cs="Helvetica"/>
-                <w:i w:val="false"/>
-                <w:b w:val="false"/>
-                <w:u w:val="none"/>
-                <w:sz w:val="22"/>
-                <w:szCs w:val="22"/>
-                <w:color w:val="000000"/>
-              </w:rPr>
-            </w:pPr>
-            <w:r>
-              <w:rPr>
-                <w:rFonts w:ascii="Helvetica" w:hAnsi="Helvetica" w:eastAsia="Helvetica" w:cs="Helvetica"/>
-                <w:i w:val="false"/>
-                <w:b w:val="false"/>
-                <w:u w:val="none"/>
-                <w:sz w:val="22"/>
-                <w:szCs w:val="22"/>
-                <w:color w:val="000000"/>
-              </w:rPr>
-              <w:t xml:space="preserve">0.20, 2.27</w:t>
-            </w:r>
-          </w:p>
-        </w:tc>
-        <w:tc>
-          <w:tcPr>
-            <w:tcBorders>
-              <w:bottom w:val="none" w:sz="0" w:space="0" w:color="000000"/>
-              <w:top w:val="none" w:sz="0" w:space="0" w:color="000000"/>
-              <w:left w:val="none" w:sz="0" w:space="0" w:color="000000"/>
-              <w:right w:val="none" w:sz="0" w:space="0" w:color="000000"/>
-            </w:tcBorders>
-            <w:shd w:val="clear" w:color="auto" w:fill="FFFFFF"/>
-            <w:tcMar>
-              <w:top w:w="0" w:type="dxa"/>
-              <w:bottom w:w="0" w:type="dxa"/>
-              <w:left w:w="0" w:type="dxa"/>
-              <w:right w:w="0" w:type="dxa"/>
-            </w:tcMar>
-            <w:vAlign w:val="top"/>
-          </w:tcPr>
-          <w:p>
-            <w:pPr>
-              <w:pStyle w:val="Normal"/>
-              <w:jc w:val="center"/>
-              <w:pBdr>
-                <w:bottom w:val="none" w:sz="0" w:space="0" w:color="000000"/>
-                <w:top w:val="none" w:sz="0" w:space="0" w:color="000000"/>
-                <w:left w:val="none" w:sz="0" w:space="0" w:color="000000"/>
-                <w:right w:val="none" w:sz="0" w:space="0" w:color="000000"/>
-              </w:pBdr>
-              <w:spacing w:after="100" w:before="100" w:line="240"/>
-              <w:ind w:left="100" w:right="100" w:firstLine="0" w:firstLineChars="0"/>
-              <w:rPr>
-                <w:rFonts w:ascii="Helvetica" w:hAnsi="Helvetica" w:eastAsia="Helvetica" w:cs="Helvetica"/>
-                <w:i w:val="false"/>
-                <w:b w:val="false"/>
-                <w:u w:val="none"/>
-                <w:sz w:val="22"/>
-                <w:szCs w:val="22"/>
-                <w:color w:val="000000"/>
-              </w:rPr>
-            </w:pPr>
-            <w:r>
-              <w:rPr>
-                <w:rFonts w:ascii="Helvetica" w:hAnsi="Helvetica" w:eastAsia="Helvetica" w:cs="Helvetica"/>
-                <w:i w:val="false"/>
-                <w:b w:val="false"/>
-                <w:u w:val="none"/>
-                <w:sz w:val="22"/>
-                <w:szCs w:val="22"/>
-                <w:color w:val="000000"/>
-              </w:rPr>
-              <w:t xml:space="preserve">0.520</w:t>
+              <w:t xml:space="preserve">0.65</w:t>
+            </w:r>
+          </w:p>
+        </w:tc>
+        <w:tc>
+          <w:tcPr>
+            <w:tcBorders>
+              <w:bottom w:val="none" w:sz="0" w:space="0" w:color="000000"/>
+              <w:top w:val="none" w:sz="0" w:space="0" w:color="000000"/>
+              <w:left w:val="none" w:sz="0" w:space="0" w:color="000000"/>
+              <w:right w:val="none" w:sz="0" w:space="0" w:color="000000"/>
+            </w:tcBorders>
+            <w:shd w:val="clear" w:color="auto" w:fill="FFFFFF"/>
+            <w:tcMar>
+              <w:top w:w="0" w:type="dxa"/>
+              <w:bottom w:w="0" w:type="dxa"/>
+              <w:left w:w="0" w:type="dxa"/>
+              <w:right w:w="0" w:type="dxa"/>
+            </w:tcMar>
+            <w:vAlign w:val="top"/>
+          </w:tcPr>
+          <w:p>
+            <w:pPr>
+              <w:pStyle w:val="Normal"/>
+              <w:jc w:val="center"/>
+              <w:pBdr>
+                <w:bottom w:val="none" w:sz="0" w:space="0" w:color="000000"/>
+                <w:top w:val="none" w:sz="0" w:space="0" w:color="000000"/>
+                <w:left w:val="none" w:sz="0" w:space="0" w:color="000000"/>
+                <w:right w:val="none" w:sz="0" w:space="0" w:color="000000"/>
+              </w:pBdr>
+              <w:spacing w:after="100" w:before="100" w:line="240"/>
+              <w:ind w:left="100" w:right="100" w:firstLine="0" w:firstLineChars="0"/>
+              <w:rPr>
+                <w:rFonts w:ascii="Helvetica" w:hAnsi="Helvetica" w:eastAsia="Helvetica" w:cs="Helvetica"/>
+                <w:i w:val="false"/>
+                <w:b w:val="false"/>
+                <w:u w:val="none"/>
+                <w:sz w:val="22"/>
+                <w:szCs w:val="22"/>
+                <w:color w:val="000000"/>
+              </w:rPr>
+            </w:pPr>
+            <w:r>
+              <w:rPr>
+                <w:rFonts w:ascii="Helvetica" w:hAnsi="Helvetica" w:eastAsia="Helvetica" w:cs="Helvetica"/>
+                <w:i w:val="false"/>
+                <w:b w:val="false"/>
+                <w:u w:val="none"/>
+                <w:sz w:val="22"/>
+                <w:szCs w:val="22"/>
+                <w:color w:val="000000"/>
+              </w:rPr>
+              <w:t xml:space="preserve">0.19, 2.22</w:t>
+            </w:r>
+          </w:p>
+        </w:tc>
+        <w:tc>
+          <w:tcPr>
+            <w:tcBorders>
+              <w:bottom w:val="none" w:sz="0" w:space="0" w:color="000000"/>
+              <w:top w:val="none" w:sz="0" w:space="0" w:color="000000"/>
+              <w:left w:val="none" w:sz="0" w:space="0" w:color="000000"/>
+              <w:right w:val="none" w:sz="0" w:space="0" w:color="000000"/>
+            </w:tcBorders>
+            <w:shd w:val="clear" w:color="auto" w:fill="FFFFFF"/>
+            <w:tcMar>
+              <w:top w:w="0" w:type="dxa"/>
+              <w:bottom w:w="0" w:type="dxa"/>
+              <w:left w:w="0" w:type="dxa"/>
+              <w:right w:w="0" w:type="dxa"/>
+            </w:tcMar>
+            <w:vAlign w:val="top"/>
+          </w:tcPr>
+          <w:p>
+            <w:pPr>
+              <w:pStyle w:val="Normal"/>
+              <w:jc w:val="center"/>
+              <w:pBdr>
+                <w:bottom w:val="none" w:sz="0" w:space="0" w:color="000000"/>
+                <w:top w:val="none" w:sz="0" w:space="0" w:color="000000"/>
+                <w:left w:val="none" w:sz="0" w:space="0" w:color="000000"/>
+                <w:right w:val="none" w:sz="0" w:space="0" w:color="000000"/>
+              </w:pBdr>
+              <w:spacing w:after="100" w:before="100" w:line="240"/>
+              <w:ind w:left="100" w:right="100" w:firstLine="0" w:firstLineChars="0"/>
+              <w:rPr>
+                <w:rFonts w:ascii="Helvetica" w:hAnsi="Helvetica" w:eastAsia="Helvetica" w:cs="Helvetica"/>
+                <w:i w:val="false"/>
+                <w:b w:val="false"/>
+                <w:u w:val="none"/>
+                <w:sz w:val="22"/>
+                <w:szCs w:val="22"/>
+                <w:color w:val="000000"/>
+              </w:rPr>
+            </w:pPr>
+            <w:r>
+              <w:rPr>
+                <w:rFonts w:ascii="Helvetica" w:hAnsi="Helvetica" w:eastAsia="Helvetica" w:cs="Helvetica"/>
+                <w:i w:val="false"/>
+                <w:b w:val="false"/>
+                <w:u w:val="none"/>
+                <w:sz w:val="22"/>
+                <w:szCs w:val="22"/>
+                <w:color w:val="000000"/>
+              </w:rPr>
+              <w:t xml:space="preserve">0.500</w:t>
             </w:r>
           </w:p>
         </w:tc>
@@ -10280,60 +10280,60 @@
                 <w:szCs w:val="22"/>
                 <w:color w:val="000000"/>
               </w:rPr>
-              <w:t xml:space="preserve">202,529</w:t>
-            </w:r>
-          </w:p>
-        </w:tc>
-        <w:tc>
-          <w:tcPr>
-            <w:tcBorders>
-              <w:bottom w:val="none" w:sz="0" w:space="0" w:color="000000"/>
-              <w:top w:val="none" w:sz="0" w:space="0" w:color="000000"/>
-              <w:left w:val="none" w:sz="0" w:space="0" w:color="000000"/>
-              <w:right w:val="none" w:sz="0" w:space="0" w:color="000000"/>
-            </w:tcBorders>
-            <w:shd w:val="clear" w:color="auto" w:fill="FFFFFF"/>
-            <w:tcMar>
-              <w:top w:w="0" w:type="dxa"/>
-              <w:bottom w:w="0" w:type="dxa"/>
-              <w:left w:w="0" w:type="dxa"/>
-              <w:right w:w="0" w:type="dxa"/>
-            </w:tcMar>
-            <w:vAlign w:val="top"/>
-          </w:tcPr>
-          <w:p>
-            <w:pPr>
-              <w:pStyle w:val="Normal"/>
-              <w:jc w:val="center"/>
-              <w:pBdr>
-                <w:bottom w:val="none" w:sz="0" w:space="0" w:color="000000"/>
-                <w:top w:val="none" w:sz="0" w:space="0" w:color="000000"/>
-                <w:left w:val="none" w:sz="0" w:space="0" w:color="000000"/>
-                <w:right w:val="none" w:sz="0" w:space="0" w:color="000000"/>
-              </w:pBdr>
-              <w:spacing w:after="100" w:before="100" w:line="240"/>
-              <w:ind w:left="100" w:right="100" w:firstLine="0" w:firstLineChars="0"/>
-              <w:rPr>
-                <w:rFonts w:ascii="Helvetica" w:hAnsi="Helvetica" w:eastAsia="Helvetica" w:cs="Helvetica"/>
-                <w:i w:val="false"/>
-                <w:b w:val="false"/>
-                <w:u w:val="none"/>
-                <w:sz w:val="22"/>
-                <w:szCs w:val="22"/>
-                <w:color w:val="000000"/>
-              </w:rPr>
-            </w:pPr>
-            <w:r>
-              <w:rPr>
-                <w:rFonts w:ascii="Helvetica" w:hAnsi="Helvetica" w:eastAsia="Helvetica" w:cs="Helvetica"/>
-                <w:i w:val="false"/>
-                <w:b w:val="false"/>
-                <w:u w:val="none"/>
-                <w:sz w:val="22"/>
-                <w:szCs w:val="22"/>
-                <w:color w:val="000000"/>
-              </w:rPr>
-              <w:t xml:space="preserve">3,751, 10,935,592</w:t>
+              <w:t xml:space="preserve">154,809</w:t>
+            </w:r>
+          </w:p>
+        </w:tc>
+        <w:tc>
+          <w:tcPr>
+            <w:tcBorders>
+              <w:bottom w:val="none" w:sz="0" w:space="0" w:color="000000"/>
+              <w:top w:val="none" w:sz="0" w:space="0" w:color="000000"/>
+              <w:left w:val="none" w:sz="0" w:space="0" w:color="000000"/>
+              <w:right w:val="none" w:sz="0" w:space="0" w:color="000000"/>
+            </w:tcBorders>
+            <w:shd w:val="clear" w:color="auto" w:fill="FFFFFF"/>
+            <w:tcMar>
+              <w:top w:w="0" w:type="dxa"/>
+              <w:bottom w:w="0" w:type="dxa"/>
+              <w:left w:w="0" w:type="dxa"/>
+              <w:right w:w="0" w:type="dxa"/>
+            </w:tcMar>
+            <w:vAlign w:val="top"/>
+          </w:tcPr>
+          <w:p>
+            <w:pPr>
+              <w:pStyle w:val="Normal"/>
+              <w:jc w:val="center"/>
+              <w:pBdr>
+                <w:bottom w:val="none" w:sz="0" w:space="0" w:color="000000"/>
+                <w:top w:val="none" w:sz="0" w:space="0" w:color="000000"/>
+                <w:left w:val="none" w:sz="0" w:space="0" w:color="000000"/>
+                <w:right w:val="none" w:sz="0" w:space="0" w:color="000000"/>
+              </w:pBdr>
+              <w:spacing w:after="100" w:before="100" w:line="240"/>
+              <w:ind w:left="100" w:right="100" w:firstLine="0" w:firstLineChars="0"/>
+              <w:rPr>
+                <w:rFonts w:ascii="Helvetica" w:hAnsi="Helvetica" w:eastAsia="Helvetica" w:cs="Helvetica"/>
+                <w:i w:val="false"/>
+                <w:b w:val="false"/>
+                <w:u w:val="none"/>
+                <w:sz w:val="22"/>
+                <w:szCs w:val="22"/>
+                <w:color w:val="000000"/>
+              </w:rPr>
+            </w:pPr>
+            <w:r>
+              <w:rPr>
+                <w:rFonts w:ascii="Helvetica" w:hAnsi="Helvetica" w:eastAsia="Helvetica" w:cs="Helvetica"/>
+                <w:i w:val="false"/>
+                <w:b w:val="false"/>
+                <w:u w:val="none"/>
+                <w:sz w:val="22"/>
+                <w:szCs w:val="22"/>
+                <w:color w:val="000000"/>
+              </w:rPr>
+              <w:t xml:space="preserve">3,206, 7,474,157</w:t>
             </w:r>
           </w:p>
         </w:tc>
@@ -10498,325 +10498,325 @@
                 <w:szCs w:val="22"/>
                 <w:color w:val="000000"/>
               </w:rPr>
-              <w:t xml:space="preserve">190</w:t>
-            </w:r>
-          </w:p>
-        </w:tc>
-        <w:tc>
-          <w:tcPr>
-            <w:tcBorders>
-              <w:bottom w:val="none" w:sz="0" w:space="0" w:color="000000"/>
-              <w:top w:val="none" w:sz="0" w:space="0" w:color="000000"/>
-              <w:left w:val="none" w:sz="0" w:space="0" w:color="000000"/>
-              <w:right w:val="none" w:sz="0" w:space="0" w:color="000000"/>
-            </w:tcBorders>
-            <w:shd w:val="clear" w:color="auto" w:fill="FFFFFF"/>
-            <w:tcMar>
-              <w:top w:w="0" w:type="dxa"/>
-              <w:bottom w:w="0" w:type="dxa"/>
-              <w:left w:w="0" w:type="dxa"/>
-              <w:right w:w="0" w:type="dxa"/>
-            </w:tcMar>
-            <w:vAlign w:val="top"/>
-          </w:tcPr>
-          <w:p>
-            <w:pPr>
-              <w:pStyle w:val="Normal"/>
-              <w:jc w:val="center"/>
-              <w:pBdr>
-                <w:bottom w:val="none" w:sz="0" w:space="0" w:color="000000"/>
-                <w:top w:val="none" w:sz="0" w:space="0" w:color="000000"/>
-                <w:left w:val="none" w:sz="0" w:space="0" w:color="000000"/>
-                <w:right w:val="none" w:sz="0" w:space="0" w:color="000000"/>
-              </w:pBdr>
-              <w:spacing w:after="100" w:before="100" w:line="240"/>
-              <w:ind w:left="100" w:right="100" w:firstLine="0" w:firstLineChars="0"/>
-              <w:rPr>
-                <w:rFonts w:ascii="Helvetica" w:hAnsi="Helvetica" w:eastAsia="Helvetica" w:cs="Helvetica"/>
-                <w:i w:val="false"/>
-                <w:b w:val="false"/>
-                <w:u w:val="none"/>
-                <w:sz w:val="22"/>
-                <w:szCs w:val="22"/>
-                <w:color w:val="000000"/>
-              </w:rPr>
-            </w:pPr>
-            <w:r>
-              <w:rPr>
-                <w:rFonts w:ascii="Helvetica" w:hAnsi="Helvetica" w:eastAsia="Helvetica" w:cs="Helvetica"/>
-                <w:i w:val="false"/>
-                <w:b w:val="false"/>
-                <w:u w:val="none"/>
-                <w:sz w:val="22"/>
-                <w:szCs w:val="22"/>
-                <w:color w:val="000000"/>
-              </w:rPr>
-              <w:t xml:space="preserve">1.65</w:t>
-            </w:r>
-          </w:p>
-        </w:tc>
-        <w:tc>
-          <w:tcPr>
-            <w:tcBorders>
-              <w:bottom w:val="none" w:sz="0" w:space="0" w:color="000000"/>
-              <w:top w:val="none" w:sz="0" w:space="0" w:color="000000"/>
-              <w:left w:val="none" w:sz="0" w:space="0" w:color="000000"/>
-              <w:right w:val="none" w:sz="0" w:space="0" w:color="000000"/>
-            </w:tcBorders>
-            <w:shd w:val="clear" w:color="auto" w:fill="FFFFFF"/>
-            <w:tcMar>
-              <w:top w:w="0" w:type="dxa"/>
-              <w:bottom w:w="0" w:type="dxa"/>
-              <w:left w:w="0" w:type="dxa"/>
-              <w:right w:w="0" w:type="dxa"/>
-            </w:tcMar>
-            <w:vAlign w:val="top"/>
-          </w:tcPr>
-          <w:p>
-            <w:pPr>
-              <w:pStyle w:val="Normal"/>
-              <w:jc w:val="center"/>
-              <w:pBdr>
-                <w:bottom w:val="none" w:sz="0" w:space="0" w:color="000000"/>
-                <w:top w:val="none" w:sz="0" w:space="0" w:color="000000"/>
-                <w:left w:val="none" w:sz="0" w:space="0" w:color="000000"/>
-                <w:right w:val="none" w:sz="0" w:space="0" w:color="000000"/>
-              </w:pBdr>
-              <w:spacing w:after="100" w:before="100" w:line="240"/>
-              <w:ind w:left="100" w:right="100" w:firstLine="0" w:firstLineChars="0"/>
-              <w:rPr>
-                <w:rFonts w:ascii="Helvetica" w:hAnsi="Helvetica" w:eastAsia="Helvetica" w:cs="Helvetica"/>
-                <w:i w:val="false"/>
-                <w:b w:val="false"/>
-                <w:u w:val="none"/>
-                <w:sz w:val="22"/>
-                <w:szCs w:val="22"/>
-                <w:color w:val="000000"/>
-              </w:rPr>
-            </w:pPr>
-            <w:r>
-              <w:rPr>
-                <w:rFonts w:ascii="Helvetica" w:hAnsi="Helvetica" w:eastAsia="Helvetica" w:cs="Helvetica"/>
-                <w:i w:val="false"/>
-                <w:b w:val="false"/>
-                <w:u w:val="none"/>
-                <w:sz w:val="22"/>
-                <w:szCs w:val="22"/>
-                <w:color w:val="000000"/>
-              </w:rPr>
-              <w:t xml:space="preserve">0.44, 6.16</w:t>
-            </w:r>
-          </w:p>
-        </w:tc>
-        <w:tc>
-          <w:tcPr>
-            <w:tcBorders>
-              <w:bottom w:val="none" w:sz="0" w:space="0" w:color="000000"/>
-              <w:top w:val="none" w:sz="0" w:space="0" w:color="000000"/>
-              <w:left w:val="none" w:sz="0" w:space="0" w:color="000000"/>
-              <w:right w:val="none" w:sz="0" w:space="0" w:color="000000"/>
-            </w:tcBorders>
-            <w:shd w:val="clear" w:color="auto" w:fill="FFFFFF"/>
-            <w:tcMar>
-              <w:top w:w="0" w:type="dxa"/>
-              <w:bottom w:w="0" w:type="dxa"/>
-              <w:left w:w="0" w:type="dxa"/>
-              <w:right w:w="0" w:type="dxa"/>
-            </w:tcMar>
-            <w:vAlign w:val="top"/>
-          </w:tcPr>
-          <w:p>
-            <w:pPr>
-              <w:pStyle w:val="Normal"/>
-              <w:jc w:val="center"/>
-              <w:pBdr>
-                <w:bottom w:val="none" w:sz="0" w:space="0" w:color="000000"/>
-                <w:top w:val="none" w:sz="0" w:space="0" w:color="000000"/>
-                <w:left w:val="none" w:sz="0" w:space="0" w:color="000000"/>
-                <w:right w:val="none" w:sz="0" w:space="0" w:color="000000"/>
-              </w:pBdr>
-              <w:spacing w:after="100" w:before="100" w:line="240"/>
-              <w:ind w:left="100" w:right="100" w:firstLine="0" w:firstLineChars="0"/>
-              <w:rPr>
-                <w:rFonts w:ascii="Helvetica" w:hAnsi="Helvetica" w:eastAsia="Helvetica" w:cs="Helvetica"/>
-                <w:i w:val="false"/>
-                <w:b w:val="false"/>
-                <w:u w:val="none"/>
-                <w:sz w:val="22"/>
-                <w:szCs w:val="22"/>
-                <w:color w:val="000000"/>
-              </w:rPr>
-            </w:pPr>
-            <w:r>
-              <w:rPr>
-                <w:rFonts w:ascii="Helvetica" w:hAnsi="Helvetica" w:eastAsia="Helvetica" w:cs="Helvetica"/>
-                <w:i w:val="false"/>
-                <w:b w:val="false"/>
-                <w:u w:val="none"/>
-                <w:sz w:val="22"/>
-                <w:szCs w:val="22"/>
-                <w:color w:val="000000"/>
-              </w:rPr>
-              <w:t xml:space="preserve">0.450</w:t>
-            </w:r>
-          </w:p>
-        </w:tc>
-        <w:tc>
-          <w:tcPr>
-            <w:tcBorders>
-              <w:bottom w:val="none" w:sz="0" w:space="0" w:color="000000"/>
-              <w:top w:val="none" w:sz="0" w:space="0" w:color="000000"/>
-              <w:left w:val="none" w:sz="0" w:space="0" w:color="000000"/>
-              <w:right w:val="none" w:sz="0" w:space="0" w:color="000000"/>
-            </w:tcBorders>
-            <w:shd w:val="clear" w:color="auto" w:fill="FFFFFF"/>
-            <w:tcMar>
-              <w:top w:w="0" w:type="dxa"/>
-              <w:bottom w:w="0" w:type="dxa"/>
-              <w:left w:w="0" w:type="dxa"/>
-              <w:right w:w="0" w:type="dxa"/>
-            </w:tcMar>
-            <w:vAlign w:val="top"/>
-          </w:tcPr>
-          <w:p>
-            <w:pPr>
-              <w:pStyle w:val="Normal"/>
-              <w:jc w:val="center"/>
-              <w:pBdr>
-                <w:bottom w:val="none" w:sz="0" w:space="0" w:color="000000"/>
-                <w:top w:val="none" w:sz="0" w:space="0" w:color="000000"/>
-                <w:left w:val="none" w:sz="0" w:space="0" w:color="000000"/>
-                <w:right w:val="none" w:sz="0" w:space="0" w:color="000000"/>
-              </w:pBdr>
-              <w:spacing w:after="100" w:before="100" w:line="240"/>
-              <w:ind w:left="100" w:right="100" w:firstLine="0" w:firstLineChars="0"/>
-              <w:rPr>
-                <w:rFonts w:ascii="Helvetica" w:hAnsi="Helvetica" w:eastAsia="Helvetica" w:cs="Helvetica"/>
-                <w:i w:val="false"/>
-                <w:b w:val="false"/>
-                <w:u w:val="none"/>
-                <w:sz w:val="22"/>
-                <w:szCs w:val="22"/>
-                <w:color w:val="000000"/>
-              </w:rPr>
-            </w:pPr>
-            <w:r>
-              <w:rPr>
-                <w:rFonts w:ascii="Helvetica" w:hAnsi="Helvetica" w:eastAsia="Helvetica" w:cs="Helvetica"/>
-                <w:i w:val="false"/>
-                <w:b w:val="false"/>
-                <w:u w:val="none"/>
-                <w:sz w:val="22"/>
-                <w:szCs w:val="22"/>
-                <w:color w:val="000000"/>
-              </w:rPr>
-              <w:t xml:space="preserve">190</w:t>
-            </w:r>
-          </w:p>
-        </w:tc>
-        <w:tc>
-          <w:tcPr>
-            <w:tcBorders>
-              <w:bottom w:val="none" w:sz="0" w:space="0" w:color="000000"/>
-              <w:top w:val="none" w:sz="0" w:space="0" w:color="000000"/>
-              <w:left w:val="none" w:sz="0" w:space="0" w:color="000000"/>
-              <w:right w:val="none" w:sz="0" w:space="0" w:color="000000"/>
-            </w:tcBorders>
-            <w:shd w:val="clear" w:color="auto" w:fill="FFFFFF"/>
-            <w:tcMar>
-              <w:top w:w="0" w:type="dxa"/>
-              <w:bottom w:w="0" w:type="dxa"/>
-              <w:left w:w="0" w:type="dxa"/>
-              <w:right w:w="0" w:type="dxa"/>
-            </w:tcMar>
-            <w:vAlign w:val="top"/>
-          </w:tcPr>
-          <w:p>
-            <w:pPr>
-              <w:pStyle w:val="Normal"/>
-              <w:jc w:val="center"/>
-              <w:pBdr>
-                <w:bottom w:val="none" w:sz="0" w:space="0" w:color="000000"/>
-                <w:top w:val="none" w:sz="0" w:space="0" w:color="000000"/>
-                <w:left w:val="none" w:sz="0" w:space="0" w:color="000000"/>
-                <w:right w:val="none" w:sz="0" w:space="0" w:color="000000"/>
-              </w:pBdr>
-              <w:spacing w:after="100" w:before="100" w:line="240"/>
-              <w:ind w:left="100" w:right="100" w:firstLine="0" w:firstLineChars="0"/>
-              <w:rPr>
-                <w:rFonts w:ascii="Helvetica" w:hAnsi="Helvetica" w:eastAsia="Helvetica" w:cs="Helvetica"/>
-                <w:i w:val="false"/>
-                <w:b w:val="false"/>
-                <w:u w:val="none"/>
-                <w:sz w:val="22"/>
-                <w:szCs w:val="22"/>
-                <w:color w:val="000000"/>
-              </w:rPr>
-            </w:pPr>
-            <w:r>
-              <w:rPr>
-                <w:rFonts w:ascii="Helvetica" w:hAnsi="Helvetica" w:eastAsia="Helvetica" w:cs="Helvetica"/>
-                <w:i w:val="false"/>
-                <w:b w:val="false"/>
-                <w:u w:val="none"/>
-                <w:sz w:val="22"/>
-                <w:szCs w:val="22"/>
-                <w:color w:val="000000"/>
-              </w:rPr>
-              <w:t xml:space="preserve">2,851</w:t>
-            </w:r>
-          </w:p>
-        </w:tc>
-        <w:tc>
-          <w:tcPr>
-            <w:tcBorders>
-              <w:bottom w:val="none" w:sz="0" w:space="0" w:color="000000"/>
-              <w:top w:val="none" w:sz="0" w:space="0" w:color="000000"/>
-              <w:left w:val="none" w:sz="0" w:space="0" w:color="000000"/>
-              <w:right w:val="none" w:sz="0" w:space="0" w:color="000000"/>
-            </w:tcBorders>
-            <w:shd w:val="clear" w:color="auto" w:fill="FFFFFF"/>
-            <w:tcMar>
-              <w:top w:w="0" w:type="dxa"/>
-              <w:bottom w:w="0" w:type="dxa"/>
-              <w:left w:w="0" w:type="dxa"/>
-              <w:right w:w="0" w:type="dxa"/>
-            </w:tcMar>
-            <w:vAlign w:val="top"/>
-          </w:tcPr>
-          <w:p>
-            <w:pPr>
-              <w:pStyle w:val="Normal"/>
-              <w:jc w:val="center"/>
-              <w:pBdr>
-                <w:bottom w:val="none" w:sz="0" w:space="0" w:color="000000"/>
-                <w:top w:val="none" w:sz="0" w:space="0" w:color="000000"/>
-                <w:left w:val="none" w:sz="0" w:space="0" w:color="000000"/>
-                <w:right w:val="none" w:sz="0" w:space="0" w:color="000000"/>
-              </w:pBdr>
-              <w:spacing w:after="100" w:before="100" w:line="240"/>
-              <w:ind w:left="100" w:right="100" w:firstLine="0" w:firstLineChars="0"/>
-              <w:rPr>
-                <w:rFonts w:ascii="Helvetica" w:hAnsi="Helvetica" w:eastAsia="Helvetica" w:cs="Helvetica"/>
-                <w:i w:val="false"/>
-                <w:b w:val="false"/>
-                <w:u w:val="none"/>
-                <w:sz w:val="22"/>
-                <w:szCs w:val="22"/>
-                <w:color w:val="000000"/>
-              </w:rPr>
-            </w:pPr>
-            <w:r>
-              <w:rPr>
-                <w:rFonts w:ascii="Helvetica" w:hAnsi="Helvetica" w:eastAsia="Helvetica" w:cs="Helvetica"/>
-                <w:i w:val="false"/>
-                <w:b w:val="false"/>
-                <w:u w:val="none"/>
-                <w:sz w:val="22"/>
-                <w:szCs w:val="22"/>
-                <w:color w:val="000000"/>
-              </w:rPr>
-              <w:t xml:space="preserve">295, 27,525</w:t>
+              <w:t xml:space="preserve">189</w:t>
+            </w:r>
+          </w:p>
+        </w:tc>
+        <w:tc>
+          <w:tcPr>
+            <w:tcBorders>
+              <w:bottom w:val="none" w:sz="0" w:space="0" w:color="000000"/>
+              <w:top w:val="none" w:sz="0" w:space="0" w:color="000000"/>
+              <w:left w:val="none" w:sz="0" w:space="0" w:color="000000"/>
+              <w:right w:val="none" w:sz="0" w:space="0" w:color="000000"/>
+            </w:tcBorders>
+            <w:shd w:val="clear" w:color="auto" w:fill="FFFFFF"/>
+            <w:tcMar>
+              <w:top w:w="0" w:type="dxa"/>
+              <w:bottom w:w="0" w:type="dxa"/>
+              <w:left w:w="0" w:type="dxa"/>
+              <w:right w:w="0" w:type="dxa"/>
+            </w:tcMar>
+            <w:vAlign w:val="top"/>
+          </w:tcPr>
+          <w:p>
+            <w:pPr>
+              <w:pStyle w:val="Normal"/>
+              <w:jc w:val="center"/>
+              <w:pBdr>
+                <w:bottom w:val="none" w:sz="0" w:space="0" w:color="000000"/>
+                <w:top w:val="none" w:sz="0" w:space="0" w:color="000000"/>
+                <w:left w:val="none" w:sz="0" w:space="0" w:color="000000"/>
+                <w:right w:val="none" w:sz="0" w:space="0" w:color="000000"/>
+              </w:pBdr>
+              <w:spacing w:after="100" w:before="100" w:line="240"/>
+              <w:ind w:left="100" w:right="100" w:firstLine="0" w:firstLineChars="0"/>
+              <w:rPr>
+                <w:rFonts w:ascii="Helvetica" w:hAnsi="Helvetica" w:eastAsia="Helvetica" w:cs="Helvetica"/>
+                <w:i w:val="false"/>
+                <w:b w:val="false"/>
+                <w:u w:val="none"/>
+                <w:sz w:val="22"/>
+                <w:szCs w:val="22"/>
+                <w:color w:val="000000"/>
+              </w:rPr>
+            </w:pPr>
+            <w:r>
+              <w:rPr>
+                <w:rFonts w:ascii="Helvetica" w:hAnsi="Helvetica" w:eastAsia="Helvetica" w:cs="Helvetica"/>
+                <w:i w:val="false"/>
+                <w:b w:val="false"/>
+                <w:u w:val="none"/>
+                <w:sz w:val="22"/>
+                <w:szCs w:val="22"/>
+                <w:color w:val="000000"/>
+              </w:rPr>
+              <w:t xml:space="preserve">1.63</w:t>
+            </w:r>
+          </w:p>
+        </w:tc>
+        <w:tc>
+          <w:tcPr>
+            <w:tcBorders>
+              <w:bottom w:val="none" w:sz="0" w:space="0" w:color="000000"/>
+              <w:top w:val="none" w:sz="0" w:space="0" w:color="000000"/>
+              <w:left w:val="none" w:sz="0" w:space="0" w:color="000000"/>
+              <w:right w:val="none" w:sz="0" w:space="0" w:color="000000"/>
+            </w:tcBorders>
+            <w:shd w:val="clear" w:color="auto" w:fill="FFFFFF"/>
+            <w:tcMar>
+              <w:top w:w="0" w:type="dxa"/>
+              <w:bottom w:w="0" w:type="dxa"/>
+              <w:left w:w="0" w:type="dxa"/>
+              <w:right w:w="0" w:type="dxa"/>
+            </w:tcMar>
+            <w:vAlign w:val="top"/>
+          </w:tcPr>
+          <w:p>
+            <w:pPr>
+              <w:pStyle w:val="Normal"/>
+              <w:jc w:val="center"/>
+              <w:pBdr>
+                <w:bottom w:val="none" w:sz="0" w:space="0" w:color="000000"/>
+                <w:top w:val="none" w:sz="0" w:space="0" w:color="000000"/>
+                <w:left w:val="none" w:sz="0" w:space="0" w:color="000000"/>
+                <w:right w:val="none" w:sz="0" w:space="0" w:color="000000"/>
+              </w:pBdr>
+              <w:spacing w:after="100" w:before="100" w:line="240"/>
+              <w:ind w:left="100" w:right="100" w:firstLine="0" w:firstLineChars="0"/>
+              <w:rPr>
+                <w:rFonts w:ascii="Helvetica" w:hAnsi="Helvetica" w:eastAsia="Helvetica" w:cs="Helvetica"/>
+                <w:i w:val="false"/>
+                <w:b w:val="false"/>
+                <w:u w:val="none"/>
+                <w:sz w:val="22"/>
+                <w:szCs w:val="22"/>
+                <w:color w:val="000000"/>
+              </w:rPr>
+            </w:pPr>
+            <w:r>
+              <w:rPr>
+                <w:rFonts w:ascii="Helvetica" w:hAnsi="Helvetica" w:eastAsia="Helvetica" w:cs="Helvetica"/>
+                <w:i w:val="false"/>
+                <w:b w:val="false"/>
+                <w:u w:val="none"/>
+                <w:sz w:val="22"/>
+                <w:szCs w:val="22"/>
+                <w:color w:val="000000"/>
+              </w:rPr>
+              <w:t xml:space="preserve">0.44, 6.07</w:t>
+            </w:r>
+          </w:p>
+        </w:tc>
+        <w:tc>
+          <w:tcPr>
+            <w:tcBorders>
+              <w:bottom w:val="none" w:sz="0" w:space="0" w:color="000000"/>
+              <w:top w:val="none" w:sz="0" w:space="0" w:color="000000"/>
+              <w:left w:val="none" w:sz="0" w:space="0" w:color="000000"/>
+              <w:right w:val="none" w:sz="0" w:space="0" w:color="000000"/>
+            </w:tcBorders>
+            <w:shd w:val="clear" w:color="auto" w:fill="FFFFFF"/>
+            <w:tcMar>
+              <w:top w:w="0" w:type="dxa"/>
+              <w:bottom w:w="0" w:type="dxa"/>
+              <w:left w:w="0" w:type="dxa"/>
+              <w:right w:w="0" w:type="dxa"/>
+            </w:tcMar>
+            <w:vAlign w:val="top"/>
+          </w:tcPr>
+          <w:p>
+            <w:pPr>
+              <w:pStyle w:val="Normal"/>
+              <w:jc w:val="center"/>
+              <w:pBdr>
+                <w:bottom w:val="none" w:sz="0" w:space="0" w:color="000000"/>
+                <w:top w:val="none" w:sz="0" w:space="0" w:color="000000"/>
+                <w:left w:val="none" w:sz="0" w:space="0" w:color="000000"/>
+                <w:right w:val="none" w:sz="0" w:space="0" w:color="000000"/>
+              </w:pBdr>
+              <w:spacing w:after="100" w:before="100" w:line="240"/>
+              <w:ind w:left="100" w:right="100" w:firstLine="0" w:firstLineChars="0"/>
+              <w:rPr>
+                <w:rFonts w:ascii="Helvetica" w:hAnsi="Helvetica" w:eastAsia="Helvetica" w:cs="Helvetica"/>
+                <w:i w:val="false"/>
+                <w:b w:val="false"/>
+                <w:u w:val="none"/>
+                <w:sz w:val="22"/>
+                <w:szCs w:val="22"/>
+                <w:color w:val="000000"/>
+              </w:rPr>
+            </w:pPr>
+            <w:r>
+              <w:rPr>
+                <w:rFonts w:ascii="Helvetica" w:hAnsi="Helvetica" w:eastAsia="Helvetica" w:cs="Helvetica"/>
+                <w:i w:val="false"/>
+                <w:b w:val="false"/>
+                <w:u w:val="none"/>
+                <w:sz w:val="22"/>
+                <w:szCs w:val="22"/>
+                <w:color w:val="000000"/>
+              </w:rPr>
+              <w:t xml:space="preserve">0.470</w:t>
+            </w:r>
+          </w:p>
+        </w:tc>
+        <w:tc>
+          <w:tcPr>
+            <w:tcBorders>
+              <w:bottom w:val="none" w:sz="0" w:space="0" w:color="000000"/>
+              <w:top w:val="none" w:sz="0" w:space="0" w:color="000000"/>
+              <w:left w:val="none" w:sz="0" w:space="0" w:color="000000"/>
+              <w:right w:val="none" w:sz="0" w:space="0" w:color="000000"/>
+            </w:tcBorders>
+            <w:shd w:val="clear" w:color="auto" w:fill="FFFFFF"/>
+            <w:tcMar>
+              <w:top w:w="0" w:type="dxa"/>
+              <w:bottom w:w="0" w:type="dxa"/>
+              <w:left w:w="0" w:type="dxa"/>
+              <w:right w:w="0" w:type="dxa"/>
+            </w:tcMar>
+            <w:vAlign w:val="top"/>
+          </w:tcPr>
+          <w:p>
+            <w:pPr>
+              <w:pStyle w:val="Normal"/>
+              <w:jc w:val="center"/>
+              <w:pBdr>
+                <w:bottom w:val="none" w:sz="0" w:space="0" w:color="000000"/>
+                <w:top w:val="none" w:sz="0" w:space="0" w:color="000000"/>
+                <w:left w:val="none" w:sz="0" w:space="0" w:color="000000"/>
+                <w:right w:val="none" w:sz="0" w:space="0" w:color="000000"/>
+              </w:pBdr>
+              <w:spacing w:after="100" w:before="100" w:line="240"/>
+              <w:ind w:left="100" w:right="100" w:firstLine="0" w:firstLineChars="0"/>
+              <w:rPr>
+                <w:rFonts w:ascii="Helvetica" w:hAnsi="Helvetica" w:eastAsia="Helvetica" w:cs="Helvetica"/>
+                <w:i w:val="false"/>
+                <w:b w:val="false"/>
+                <w:u w:val="none"/>
+                <w:sz w:val="22"/>
+                <w:szCs w:val="22"/>
+                <w:color w:val="000000"/>
+              </w:rPr>
+            </w:pPr>
+            <w:r>
+              <w:rPr>
+                <w:rFonts w:ascii="Helvetica" w:hAnsi="Helvetica" w:eastAsia="Helvetica" w:cs="Helvetica"/>
+                <w:i w:val="false"/>
+                <w:b w:val="false"/>
+                <w:u w:val="none"/>
+                <w:sz w:val="22"/>
+                <w:szCs w:val="22"/>
+                <w:color w:val="000000"/>
+              </w:rPr>
+              <w:t xml:space="preserve">189</w:t>
+            </w:r>
+          </w:p>
+        </w:tc>
+        <w:tc>
+          <w:tcPr>
+            <w:tcBorders>
+              <w:bottom w:val="none" w:sz="0" w:space="0" w:color="000000"/>
+              <w:top w:val="none" w:sz="0" w:space="0" w:color="000000"/>
+              <w:left w:val="none" w:sz="0" w:space="0" w:color="000000"/>
+              <w:right w:val="none" w:sz="0" w:space="0" w:color="000000"/>
+            </w:tcBorders>
+            <w:shd w:val="clear" w:color="auto" w:fill="FFFFFF"/>
+            <w:tcMar>
+              <w:top w:w="0" w:type="dxa"/>
+              <w:bottom w:w="0" w:type="dxa"/>
+              <w:left w:w="0" w:type="dxa"/>
+              <w:right w:w="0" w:type="dxa"/>
+            </w:tcMar>
+            <w:vAlign w:val="top"/>
+          </w:tcPr>
+          <w:p>
+            <w:pPr>
+              <w:pStyle w:val="Normal"/>
+              <w:jc w:val="center"/>
+              <w:pBdr>
+                <w:bottom w:val="none" w:sz="0" w:space="0" w:color="000000"/>
+                <w:top w:val="none" w:sz="0" w:space="0" w:color="000000"/>
+                <w:left w:val="none" w:sz="0" w:space="0" w:color="000000"/>
+                <w:right w:val="none" w:sz="0" w:space="0" w:color="000000"/>
+              </w:pBdr>
+              <w:spacing w:after="100" w:before="100" w:line="240"/>
+              <w:ind w:left="100" w:right="100" w:firstLine="0" w:firstLineChars="0"/>
+              <w:rPr>
+                <w:rFonts w:ascii="Helvetica" w:hAnsi="Helvetica" w:eastAsia="Helvetica" w:cs="Helvetica"/>
+                <w:i w:val="false"/>
+                <w:b w:val="false"/>
+                <w:u w:val="none"/>
+                <w:sz w:val="22"/>
+                <w:szCs w:val="22"/>
+                <w:color w:val="000000"/>
+              </w:rPr>
+            </w:pPr>
+            <w:r>
+              <w:rPr>
+                <w:rFonts w:ascii="Helvetica" w:hAnsi="Helvetica" w:eastAsia="Helvetica" w:cs="Helvetica"/>
+                <w:i w:val="false"/>
+                <w:b w:val="false"/>
+                <w:u w:val="none"/>
+                <w:sz w:val="22"/>
+                <w:szCs w:val="22"/>
+                <w:color w:val="000000"/>
+              </w:rPr>
+              <w:t xml:space="preserve">2,182</w:t>
+            </w:r>
+          </w:p>
+        </w:tc>
+        <w:tc>
+          <w:tcPr>
+            <w:tcBorders>
+              <w:bottom w:val="none" w:sz="0" w:space="0" w:color="000000"/>
+              <w:top w:val="none" w:sz="0" w:space="0" w:color="000000"/>
+              <w:left w:val="none" w:sz="0" w:space="0" w:color="000000"/>
+              <w:right w:val="none" w:sz="0" w:space="0" w:color="000000"/>
+            </w:tcBorders>
+            <w:shd w:val="clear" w:color="auto" w:fill="FFFFFF"/>
+            <w:tcMar>
+              <w:top w:w="0" w:type="dxa"/>
+              <w:bottom w:w="0" w:type="dxa"/>
+              <w:left w:w="0" w:type="dxa"/>
+              <w:right w:w="0" w:type="dxa"/>
+            </w:tcMar>
+            <w:vAlign w:val="top"/>
+          </w:tcPr>
+          <w:p>
+            <w:pPr>
+              <w:pStyle w:val="Normal"/>
+              <w:jc w:val="center"/>
+              <w:pBdr>
+                <w:bottom w:val="none" w:sz="0" w:space="0" w:color="000000"/>
+                <w:top w:val="none" w:sz="0" w:space="0" w:color="000000"/>
+                <w:left w:val="none" w:sz="0" w:space="0" w:color="000000"/>
+                <w:right w:val="none" w:sz="0" w:space="0" w:color="000000"/>
+              </w:pBdr>
+              <w:spacing w:after="100" w:before="100" w:line="240"/>
+              <w:ind w:left="100" w:right="100" w:firstLine="0" w:firstLineChars="0"/>
+              <w:rPr>
+                <w:rFonts w:ascii="Helvetica" w:hAnsi="Helvetica" w:eastAsia="Helvetica" w:cs="Helvetica"/>
+                <w:i w:val="false"/>
+                <w:b w:val="false"/>
+                <w:u w:val="none"/>
+                <w:sz w:val="22"/>
+                <w:szCs w:val="22"/>
+                <w:color w:val="000000"/>
+              </w:rPr>
+            </w:pPr>
+            <w:r>
+              <w:rPr>
+                <w:rFonts w:ascii="Helvetica" w:hAnsi="Helvetica" w:eastAsia="Helvetica" w:cs="Helvetica"/>
+                <w:i w:val="false"/>
+                <w:b w:val="false"/>
+                <w:u w:val="none"/>
+                <w:sz w:val="22"/>
+                <w:szCs w:val="22"/>
+                <w:color w:val="000000"/>
+              </w:rPr>
+              <w:t xml:space="preserve">262, 18,139</w:t>
             </w:r>
           </w:p>
         </w:tc>
@@ -10981,219 +10981,219 @@
                 <w:szCs w:val="22"/>
                 <w:color w:val="000000"/>
               </w:rPr>
-              <w:t xml:space="preserve">190</w:t>
-            </w:r>
-          </w:p>
-        </w:tc>
-        <w:tc>
-          <w:tcPr>
-            <w:tcBorders>
-              <w:bottom w:val="none" w:sz="0" w:space="0" w:color="000000"/>
-              <w:top w:val="none" w:sz="0" w:space="0" w:color="000000"/>
-              <w:left w:val="none" w:sz="0" w:space="0" w:color="000000"/>
-              <w:right w:val="none" w:sz="0" w:space="0" w:color="000000"/>
-            </w:tcBorders>
-            <w:shd w:val="clear" w:color="auto" w:fill="FFFFFF"/>
-            <w:tcMar>
-              <w:top w:w="0" w:type="dxa"/>
-              <w:bottom w:w="0" w:type="dxa"/>
-              <w:left w:w="0" w:type="dxa"/>
-              <w:right w:w="0" w:type="dxa"/>
-            </w:tcMar>
-            <w:vAlign w:val="top"/>
-          </w:tcPr>
-          <w:p>
-            <w:pPr>
-              <w:pStyle w:val="Normal"/>
-              <w:jc w:val="center"/>
-              <w:pBdr>
-                <w:bottom w:val="none" w:sz="0" w:space="0" w:color="000000"/>
-                <w:top w:val="none" w:sz="0" w:space="0" w:color="000000"/>
-                <w:left w:val="none" w:sz="0" w:space="0" w:color="000000"/>
-                <w:right w:val="none" w:sz="0" w:space="0" w:color="000000"/>
-              </w:pBdr>
-              <w:spacing w:after="100" w:before="100" w:line="240"/>
-              <w:ind w:left="100" w:right="100" w:firstLine="0" w:firstLineChars="0"/>
-              <w:rPr>
-                <w:rFonts w:ascii="Helvetica" w:hAnsi="Helvetica" w:eastAsia="Helvetica" w:cs="Helvetica"/>
-                <w:i w:val="false"/>
-                <w:b w:val="false"/>
-                <w:u w:val="none"/>
-                <w:sz w:val="22"/>
-                <w:szCs w:val="22"/>
-                <w:color w:val="000000"/>
-              </w:rPr>
-            </w:pPr>
-            <w:r>
-              <w:rPr>
-                <w:rFonts w:ascii="Helvetica" w:hAnsi="Helvetica" w:eastAsia="Helvetica" w:cs="Helvetica"/>
-                <w:i w:val="false"/>
-                <w:b w:val="false"/>
-                <w:u w:val="none"/>
-                <w:sz w:val="22"/>
-                <w:szCs w:val="22"/>
-                <w:color w:val="000000"/>
-              </w:rPr>
-              <w:t xml:space="preserve">2.28</w:t>
-            </w:r>
-          </w:p>
-        </w:tc>
-        <w:tc>
-          <w:tcPr>
-            <w:tcBorders>
-              <w:bottom w:val="none" w:sz="0" w:space="0" w:color="000000"/>
-              <w:top w:val="none" w:sz="0" w:space="0" w:color="000000"/>
-              <w:left w:val="none" w:sz="0" w:space="0" w:color="000000"/>
-              <w:right w:val="none" w:sz="0" w:space="0" w:color="000000"/>
-            </w:tcBorders>
-            <w:shd w:val="clear" w:color="auto" w:fill="FFFFFF"/>
-            <w:tcMar>
-              <w:top w:w="0" w:type="dxa"/>
-              <w:bottom w:w="0" w:type="dxa"/>
-              <w:left w:w="0" w:type="dxa"/>
-              <w:right w:w="0" w:type="dxa"/>
-            </w:tcMar>
-            <w:vAlign w:val="top"/>
-          </w:tcPr>
-          <w:p>
-            <w:pPr>
-              <w:pStyle w:val="Normal"/>
-              <w:jc w:val="center"/>
-              <w:pBdr>
-                <w:bottom w:val="none" w:sz="0" w:space="0" w:color="000000"/>
-                <w:top w:val="none" w:sz="0" w:space="0" w:color="000000"/>
-                <w:left w:val="none" w:sz="0" w:space="0" w:color="000000"/>
-                <w:right w:val="none" w:sz="0" w:space="0" w:color="000000"/>
-              </w:pBdr>
-              <w:spacing w:after="100" w:before="100" w:line="240"/>
-              <w:ind w:left="100" w:right="100" w:firstLine="0" w:firstLineChars="0"/>
-              <w:rPr>
-                <w:rFonts w:ascii="Helvetica" w:hAnsi="Helvetica" w:eastAsia="Helvetica" w:cs="Helvetica"/>
-                <w:i w:val="false"/>
-                <w:b w:val="false"/>
-                <w:u w:val="none"/>
-                <w:sz w:val="22"/>
-                <w:szCs w:val="22"/>
-                <w:color w:val="000000"/>
-              </w:rPr>
-            </w:pPr>
-            <w:r>
-              <w:rPr>
-                <w:rFonts w:ascii="Helvetica" w:hAnsi="Helvetica" w:eastAsia="Helvetica" w:cs="Helvetica"/>
-                <w:i w:val="false"/>
-                <w:b w:val="false"/>
-                <w:u w:val="none"/>
-                <w:sz w:val="22"/>
-                <w:szCs w:val="22"/>
-                <w:color w:val="000000"/>
-              </w:rPr>
-              <w:t xml:space="preserve">0.27, 19.4</w:t>
-            </w:r>
-          </w:p>
-        </w:tc>
-        <w:tc>
-          <w:tcPr>
-            <w:tcBorders>
-              <w:bottom w:val="none" w:sz="0" w:space="0" w:color="000000"/>
-              <w:top w:val="none" w:sz="0" w:space="0" w:color="000000"/>
-              <w:left w:val="none" w:sz="0" w:space="0" w:color="000000"/>
-              <w:right w:val="none" w:sz="0" w:space="0" w:color="000000"/>
-            </w:tcBorders>
-            <w:shd w:val="clear" w:color="auto" w:fill="FFFFFF"/>
-            <w:tcMar>
-              <w:top w:w="0" w:type="dxa"/>
-              <w:bottom w:w="0" w:type="dxa"/>
-              <w:left w:w="0" w:type="dxa"/>
-              <w:right w:w="0" w:type="dxa"/>
-            </w:tcMar>
-            <w:vAlign w:val="top"/>
-          </w:tcPr>
-          <w:p>
-            <w:pPr>
-              <w:pStyle w:val="Normal"/>
-              <w:jc w:val="center"/>
-              <w:pBdr>
-                <w:bottom w:val="none" w:sz="0" w:space="0" w:color="000000"/>
-                <w:top w:val="none" w:sz="0" w:space="0" w:color="000000"/>
-                <w:left w:val="none" w:sz="0" w:space="0" w:color="000000"/>
-                <w:right w:val="none" w:sz="0" w:space="0" w:color="000000"/>
-              </w:pBdr>
-              <w:spacing w:after="100" w:before="100" w:line="240"/>
-              <w:ind w:left="100" w:right="100" w:firstLine="0" w:firstLineChars="0"/>
-              <w:rPr>
-                <w:rFonts w:ascii="Helvetica" w:hAnsi="Helvetica" w:eastAsia="Helvetica" w:cs="Helvetica"/>
-                <w:i w:val="false"/>
-                <w:b w:val="false"/>
-                <w:u w:val="none"/>
-                <w:sz w:val="22"/>
-                <w:szCs w:val="22"/>
-                <w:color w:val="000000"/>
-              </w:rPr>
-            </w:pPr>
-            <w:r>
-              <w:rPr>
-                <w:rFonts w:ascii="Helvetica" w:hAnsi="Helvetica" w:eastAsia="Helvetica" w:cs="Helvetica"/>
-                <w:i w:val="false"/>
-                <w:b w:val="false"/>
-                <w:u w:val="none"/>
-                <w:sz w:val="22"/>
-                <w:szCs w:val="22"/>
-                <w:color w:val="000000"/>
-              </w:rPr>
-              <w:t xml:space="preserve">0.450</w:t>
-            </w:r>
-          </w:p>
-        </w:tc>
-        <w:tc>
-          <w:tcPr>
-            <w:tcBorders>
-              <w:bottom w:val="none" w:sz="0" w:space="0" w:color="000000"/>
-              <w:top w:val="none" w:sz="0" w:space="0" w:color="000000"/>
-              <w:left w:val="none" w:sz="0" w:space="0" w:color="000000"/>
-              <w:right w:val="none" w:sz="0" w:space="0" w:color="000000"/>
-            </w:tcBorders>
-            <w:shd w:val="clear" w:color="auto" w:fill="FFFFFF"/>
-            <w:tcMar>
-              <w:top w:w="0" w:type="dxa"/>
-              <w:bottom w:w="0" w:type="dxa"/>
-              <w:left w:w="0" w:type="dxa"/>
-              <w:right w:w="0" w:type="dxa"/>
-            </w:tcMar>
-            <w:vAlign w:val="top"/>
-          </w:tcPr>
-          <w:p>
-            <w:pPr>
-              <w:pStyle w:val="Normal"/>
-              <w:jc w:val="center"/>
-              <w:pBdr>
-                <w:bottom w:val="none" w:sz="0" w:space="0" w:color="000000"/>
-                <w:top w:val="none" w:sz="0" w:space="0" w:color="000000"/>
-                <w:left w:val="none" w:sz="0" w:space="0" w:color="000000"/>
-                <w:right w:val="none" w:sz="0" w:space="0" w:color="000000"/>
-              </w:pBdr>
-              <w:spacing w:after="100" w:before="100" w:line="240"/>
-              <w:ind w:left="100" w:right="100" w:firstLine="0" w:firstLineChars="0"/>
-              <w:rPr>
-                <w:rFonts w:ascii="Helvetica" w:hAnsi="Helvetica" w:eastAsia="Helvetica" w:cs="Helvetica"/>
-                <w:i w:val="false"/>
-                <w:b w:val="false"/>
-                <w:u w:val="none"/>
-                <w:sz w:val="22"/>
-                <w:szCs w:val="22"/>
-                <w:color w:val="000000"/>
-              </w:rPr>
-            </w:pPr>
-            <w:r>
-              <w:rPr>
-                <w:rFonts w:ascii="Helvetica" w:hAnsi="Helvetica" w:eastAsia="Helvetica" w:cs="Helvetica"/>
-                <w:i w:val="false"/>
-                <w:b w:val="false"/>
-                <w:u w:val="none"/>
-                <w:sz w:val="22"/>
-                <w:szCs w:val="22"/>
-                <w:color w:val="000000"/>
-              </w:rPr>
-              <w:t xml:space="preserve">190</w:t>
+              <w:t xml:space="preserve">189</w:t>
+            </w:r>
+          </w:p>
+        </w:tc>
+        <w:tc>
+          <w:tcPr>
+            <w:tcBorders>
+              <w:bottom w:val="none" w:sz="0" w:space="0" w:color="000000"/>
+              <w:top w:val="none" w:sz="0" w:space="0" w:color="000000"/>
+              <w:left w:val="none" w:sz="0" w:space="0" w:color="000000"/>
+              <w:right w:val="none" w:sz="0" w:space="0" w:color="000000"/>
+            </w:tcBorders>
+            <w:shd w:val="clear" w:color="auto" w:fill="FFFFFF"/>
+            <w:tcMar>
+              <w:top w:w="0" w:type="dxa"/>
+              <w:bottom w:w="0" w:type="dxa"/>
+              <w:left w:w="0" w:type="dxa"/>
+              <w:right w:w="0" w:type="dxa"/>
+            </w:tcMar>
+            <w:vAlign w:val="top"/>
+          </w:tcPr>
+          <w:p>
+            <w:pPr>
+              <w:pStyle w:val="Normal"/>
+              <w:jc w:val="center"/>
+              <w:pBdr>
+                <w:bottom w:val="none" w:sz="0" w:space="0" w:color="000000"/>
+                <w:top w:val="none" w:sz="0" w:space="0" w:color="000000"/>
+                <w:left w:val="none" w:sz="0" w:space="0" w:color="000000"/>
+                <w:right w:val="none" w:sz="0" w:space="0" w:color="000000"/>
+              </w:pBdr>
+              <w:spacing w:after="100" w:before="100" w:line="240"/>
+              <w:ind w:left="100" w:right="100" w:firstLine="0" w:firstLineChars="0"/>
+              <w:rPr>
+                <w:rFonts w:ascii="Helvetica" w:hAnsi="Helvetica" w:eastAsia="Helvetica" w:cs="Helvetica"/>
+                <w:i w:val="false"/>
+                <w:b w:val="false"/>
+                <w:u w:val="none"/>
+                <w:sz w:val="22"/>
+                <w:szCs w:val="22"/>
+                <w:color w:val="000000"/>
+              </w:rPr>
+            </w:pPr>
+            <w:r>
+              <w:rPr>
+                <w:rFonts w:ascii="Helvetica" w:hAnsi="Helvetica" w:eastAsia="Helvetica" w:cs="Helvetica"/>
+                <w:i w:val="false"/>
+                <w:b w:val="false"/>
+                <w:u w:val="none"/>
+                <w:sz w:val="22"/>
+                <w:szCs w:val="22"/>
+                <w:color w:val="000000"/>
+              </w:rPr>
+              <w:t xml:space="preserve">2.64</w:t>
+            </w:r>
+          </w:p>
+        </w:tc>
+        <w:tc>
+          <w:tcPr>
+            <w:tcBorders>
+              <w:bottom w:val="none" w:sz="0" w:space="0" w:color="000000"/>
+              <w:top w:val="none" w:sz="0" w:space="0" w:color="000000"/>
+              <w:left w:val="none" w:sz="0" w:space="0" w:color="000000"/>
+              <w:right w:val="none" w:sz="0" w:space="0" w:color="000000"/>
+            </w:tcBorders>
+            <w:shd w:val="clear" w:color="auto" w:fill="FFFFFF"/>
+            <w:tcMar>
+              <w:top w:w="0" w:type="dxa"/>
+              <w:bottom w:w="0" w:type="dxa"/>
+              <w:left w:w="0" w:type="dxa"/>
+              <w:right w:w="0" w:type="dxa"/>
+            </w:tcMar>
+            <w:vAlign w:val="top"/>
+          </w:tcPr>
+          <w:p>
+            <w:pPr>
+              <w:pStyle w:val="Normal"/>
+              <w:jc w:val="center"/>
+              <w:pBdr>
+                <w:bottom w:val="none" w:sz="0" w:space="0" w:color="000000"/>
+                <w:top w:val="none" w:sz="0" w:space="0" w:color="000000"/>
+                <w:left w:val="none" w:sz="0" w:space="0" w:color="000000"/>
+                <w:right w:val="none" w:sz="0" w:space="0" w:color="000000"/>
+              </w:pBdr>
+              <w:spacing w:after="100" w:before="100" w:line="240"/>
+              <w:ind w:left="100" w:right="100" w:firstLine="0" w:firstLineChars="0"/>
+              <w:rPr>
+                <w:rFonts w:ascii="Helvetica" w:hAnsi="Helvetica" w:eastAsia="Helvetica" w:cs="Helvetica"/>
+                <w:i w:val="false"/>
+                <w:b w:val="false"/>
+                <w:u w:val="none"/>
+                <w:sz w:val="22"/>
+                <w:szCs w:val="22"/>
+                <w:color w:val="000000"/>
+              </w:rPr>
+            </w:pPr>
+            <w:r>
+              <w:rPr>
+                <w:rFonts w:ascii="Helvetica" w:hAnsi="Helvetica" w:eastAsia="Helvetica" w:cs="Helvetica"/>
+                <w:i w:val="false"/>
+                <w:b w:val="false"/>
+                <w:u w:val="none"/>
+                <w:sz w:val="22"/>
+                <w:szCs w:val="22"/>
+                <w:color w:val="000000"/>
+              </w:rPr>
+              <w:t xml:space="preserve">0.31, 22.7</w:t>
+            </w:r>
+          </w:p>
+        </w:tc>
+        <w:tc>
+          <w:tcPr>
+            <w:tcBorders>
+              <w:bottom w:val="none" w:sz="0" w:space="0" w:color="000000"/>
+              <w:top w:val="none" w:sz="0" w:space="0" w:color="000000"/>
+              <w:left w:val="none" w:sz="0" w:space="0" w:color="000000"/>
+              <w:right w:val="none" w:sz="0" w:space="0" w:color="000000"/>
+            </w:tcBorders>
+            <w:shd w:val="clear" w:color="auto" w:fill="FFFFFF"/>
+            <w:tcMar>
+              <w:top w:w="0" w:type="dxa"/>
+              <w:bottom w:w="0" w:type="dxa"/>
+              <w:left w:w="0" w:type="dxa"/>
+              <w:right w:w="0" w:type="dxa"/>
+            </w:tcMar>
+            <w:vAlign w:val="top"/>
+          </w:tcPr>
+          <w:p>
+            <w:pPr>
+              <w:pStyle w:val="Normal"/>
+              <w:jc w:val="center"/>
+              <w:pBdr>
+                <w:bottom w:val="none" w:sz="0" w:space="0" w:color="000000"/>
+                <w:top w:val="none" w:sz="0" w:space="0" w:color="000000"/>
+                <w:left w:val="none" w:sz="0" w:space="0" w:color="000000"/>
+                <w:right w:val="none" w:sz="0" w:space="0" w:color="000000"/>
+              </w:pBdr>
+              <w:spacing w:after="100" w:before="100" w:line="240"/>
+              <w:ind w:left="100" w:right="100" w:firstLine="0" w:firstLineChars="0"/>
+              <w:rPr>
+                <w:rFonts w:ascii="Helvetica" w:hAnsi="Helvetica" w:eastAsia="Helvetica" w:cs="Helvetica"/>
+                <w:i w:val="false"/>
+                <w:b w:val="false"/>
+                <w:u w:val="none"/>
+                <w:sz w:val="22"/>
+                <w:szCs w:val="22"/>
+                <w:color w:val="000000"/>
+              </w:rPr>
+            </w:pPr>
+            <w:r>
+              <w:rPr>
+                <w:rFonts w:ascii="Helvetica" w:hAnsi="Helvetica" w:eastAsia="Helvetica" w:cs="Helvetica"/>
+                <w:i w:val="false"/>
+                <w:b w:val="false"/>
+                <w:u w:val="none"/>
+                <w:sz w:val="22"/>
+                <w:szCs w:val="22"/>
+                <w:color w:val="000000"/>
+              </w:rPr>
+              <w:t xml:space="preserve">0.380</w:t>
+            </w:r>
+          </w:p>
+        </w:tc>
+        <w:tc>
+          <w:tcPr>
+            <w:tcBorders>
+              <w:bottom w:val="none" w:sz="0" w:space="0" w:color="000000"/>
+              <w:top w:val="none" w:sz="0" w:space="0" w:color="000000"/>
+              <w:left w:val="none" w:sz="0" w:space="0" w:color="000000"/>
+              <w:right w:val="none" w:sz="0" w:space="0" w:color="000000"/>
+            </w:tcBorders>
+            <w:shd w:val="clear" w:color="auto" w:fill="FFFFFF"/>
+            <w:tcMar>
+              <w:top w:w="0" w:type="dxa"/>
+              <w:bottom w:w="0" w:type="dxa"/>
+              <w:left w:w="0" w:type="dxa"/>
+              <w:right w:w="0" w:type="dxa"/>
+            </w:tcMar>
+            <w:vAlign w:val="top"/>
+          </w:tcPr>
+          <w:p>
+            <w:pPr>
+              <w:pStyle w:val="Normal"/>
+              <w:jc w:val="center"/>
+              <w:pBdr>
+                <w:bottom w:val="none" w:sz="0" w:space="0" w:color="000000"/>
+                <w:top w:val="none" w:sz="0" w:space="0" w:color="000000"/>
+                <w:left w:val="none" w:sz="0" w:space="0" w:color="000000"/>
+                <w:right w:val="none" w:sz="0" w:space="0" w:color="000000"/>
+              </w:pBdr>
+              <w:spacing w:after="100" w:before="100" w:line="240"/>
+              <w:ind w:left="100" w:right="100" w:firstLine="0" w:firstLineChars="0"/>
+              <w:rPr>
+                <w:rFonts w:ascii="Helvetica" w:hAnsi="Helvetica" w:eastAsia="Helvetica" w:cs="Helvetica"/>
+                <w:i w:val="false"/>
+                <w:b w:val="false"/>
+                <w:u w:val="none"/>
+                <w:sz w:val="22"/>
+                <w:szCs w:val="22"/>
+                <w:color w:val="000000"/>
+              </w:rPr>
+            </w:pPr>
+            <w:r>
+              <w:rPr>
+                <w:rFonts w:ascii="Helvetica" w:hAnsi="Helvetica" w:eastAsia="Helvetica" w:cs="Helvetica"/>
+                <w:i w:val="false"/>
+                <w:b w:val="false"/>
+                <w:u w:val="none"/>
+                <w:sz w:val="22"/>
+                <w:szCs w:val="22"/>
+                <w:color w:val="000000"/>
+              </w:rPr>
+              <w:t xml:space="preserve">189</w:t>
             </w:r>
           </w:p>
         </w:tc>
@@ -11464,7 +11464,7 @@
                 <w:szCs w:val="22"/>
                 <w:color w:val="000000"/>
               </w:rPr>
-              <w:t xml:space="preserve">190</w:t>
+              <w:t xml:space="preserve">189</w:t>
             </w:r>
           </w:p>
         </w:tc>
@@ -11676,7 +11676,7 @@
                 <w:szCs w:val="22"/>
                 <w:color w:val="000000"/>
               </w:rPr>
-              <w:t xml:space="preserve">190</w:t>
+              <w:t xml:space="preserve">189</w:t>
             </w:r>
           </w:p>
         </w:tc>
@@ -11947,7 +11947,7 @@
                 <w:szCs w:val="22"/>
                 <w:color w:val="000000"/>
               </w:rPr>
-              <w:t xml:space="preserve">190</w:t>
+              <w:t xml:space="preserve">189</w:t>
             </w:r>
           </w:p>
         </w:tc>
@@ -12159,7 +12159,7 @@
                 <w:szCs w:val="22"/>
                 <w:color w:val="000000"/>
               </w:rPr>
-              <w:t xml:space="preserve">190</w:t>
+              <w:t xml:space="preserve">189</w:t>
             </w:r>
           </w:p>
         </w:tc>
@@ -12430,7 +12430,7 @@
                 <w:szCs w:val="22"/>
                 <w:color w:val="000000"/>
               </w:rPr>
-              <w:t xml:space="preserve">190</w:t>
+              <w:t xml:space="preserve">189</w:t>
             </w:r>
           </w:p>
         </w:tc>
@@ -12589,60 +12589,60 @@
                 <w:szCs w:val="22"/>
                 <w:color w:val="000000"/>
               </w:rPr>
-              <w:t xml:space="preserve">0.970</w:t>
-            </w:r>
-          </w:p>
-        </w:tc>
-        <w:tc>
-          <w:tcPr>
-            <w:tcBorders>
-              <w:bottom w:val="none" w:sz="0" w:space="0" w:color="000000"/>
-              <w:top w:val="none" w:sz="0" w:space="0" w:color="000000"/>
-              <w:left w:val="none" w:sz="0" w:space="0" w:color="000000"/>
-              <w:right w:val="none" w:sz="0" w:space="0" w:color="000000"/>
-            </w:tcBorders>
-            <w:shd w:val="clear" w:color="auto" w:fill="FFFFFF"/>
-            <w:tcMar>
-              <w:top w:w="0" w:type="dxa"/>
-              <w:bottom w:w="0" w:type="dxa"/>
-              <w:left w:w="0" w:type="dxa"/>
-              <w:right w:w="0" w:type="dxa"/>
-            </w:tcMar>
-            <w:vAlign w:val="top"/>
-          </w:tcPr>
-          <w:p>
-            <w:pPr>
-              <w:pStyle w:val="Normal"/>
-              <w:jc w:val="center"/>
-              <w:pBdr>
-                <w:bottom w:val="none" w:sz="0" w:space="0" w:color="000000"/>
-                <w:top w:val="none" w:sz="0" w:space="0" w:color="000000"/>
-                <w:left w:val="none" w:sz="0" w:space="0" w:color="000000"/>
-                <w:right w:val="none" w:sz="0" w:space="0" w:color="000000"/>
-              </w:pBdr>
-              <w:spacing w:after="100" w:before="100" w:line="240"/>
-              <w:ind w:left="100" w:right="100" w:firstLine="0" w:firstLineChars="0"/>
-              <w:rPr>
-                <w:rFonts w:ascii="Helvetica" w:hAnsi="Helvetica" w:eastAsia="Helvetica" w:cs="Helvetica"/>
-                <w:i w:val="false"/>
-                <w:b w:val="false"/>
-                <w:u w:val="none"/>
-                <w:sz w:val="22"/>
-                <w:szCs w:val="22"/>
-                <w:color w:val="000000"/>
-              </w:rPr>
-            </w:pPr>
-            <w:r>
-              <w:rPr>
-                <w:rFonts w:ascii="Helvetica" w:hAnsi="Helvetica" w:eastAsia="Helvetica" w:cs="Helvetica"/>
-                <w:i w:val="false"/>
-                <w:b w:val="false"/>
-                <w:u w:val="none"/>
-                <w:sz w:val="22"/>
-                <w:szCs w:val="22"/>
-                <w:color w:val="000000"/>
-              </w:rPr>
-              <w:t xml:space="preserve">190</w:t>
+              <w:t xml:space="preserve">0.990</w:t>
+            </w:r>
+          </w:p>
+        </w:tc>
+        <w:tc>
+          <w:tcPr>
+            <w:tcBorders>
+              <w:bottom w:val="none" w:sz="0" w:space="0" w:color="000000"/>
+              <w:top w:val="none" w:sz="0" w:space="0" w:color="000000"/>
+              <w:left w:val="none" w:sz="0" w:space="0" w:color="000000"/>
+              <w:right w:val="none" w:sz="0" w:space="0" w:color="000000"/>
+            </w:tcBorders>
+            <w:shd w:val="clear" w:color="auto" w:fill="FFFFFF"/>
+            <w:tcMar>
+              <w:top w:w="0" w:type="dxa"/>
+              <w:bottom w:w="0" w:type="dxa"/>
+              <w:left w:w="0" w:type="dxa"/>
+              <w:right w:w="0" w:type="dxa"/>
+            </w:tcMar>
+            <w:vAlign w:val="top"/>
+          </w:tcPr>
+          <w:p>
+            <w:pPr>
+              <w:pStyle w:val="Normal"/>
+              <w:jc w:val="center"/>
+              <w:pBdr>
+                <w:bottom w:val="none" w:sz="0" w:space="0" w:color="000000"/>
+                <w:top w:val="none" w:sz="0" w:space="0" w:color="000000"/>
+                <w:left w:val="none" w:sz="0" w:space="0" w:color="000000"/>
+                <w:right w:val="none" w:sz="0" w:space="0" w:color="000000"/>
+              </w:pBdr>
+              <w:spacing w:after="100" w:before="100" w:line="240"/>
+              <w:ind w:left="100" w:right="100" w:firstLine="0" w:firstLineChars="0"/>
+              <w:rPr>
+                <w:rFonts w:ascii="Helvetica" w:hAnsi="Helvetica" w:eastAsia="Helvetica" w:cs="Helvetica"/>
+                <w:i w:val="false"/>
+                <w:b w:val="false"/>
+                <w:u w:val="none"/>
+                <w:sz w:val="22"/>
+                <w:szCs w:val="22"/>
+                <w:color w:val="000000"/>
+              </w:rPr>
+            </w:pPr>
+            <w:r>
+              <w:rPr>
+                <w:rFonts w:ascii="Helvetica" w:hAnsi="Helvetica" w:eastAsia="Helvetica" w:cs="Helvetica"/>
+                <w:i w:val="false"/>
+                <w:b w:val="false"/>
+                <w:u w:val="none"/>
+                <w:sz w:val="22"/>
+                <w:szCs w:val="22"/>
+                <w:color w:val="000000"/>
+              </w:rPr>
+              <w:t xml:space="preserve">189</w:t>
             </w:r>
           </w:p>
         </w:tc>
@@ -12913,7 +12913,7 @@
                 <w:szCs w:val="22"/>
                 <w:color w:val="000000"/>
               </w:rPr>
-              <w:t xml:space="preserve">190</w:t>
+              <w:t xml:space="preserve">189</w:t>
             </w:r>
           </w:p>
         </w:tc>
@@ -13019,113 +13019,113 @@
                 <w:szCs w:val="22"/>
                 <w:color w:val="000000"/>
               </w:rPr>
-              <w:t xml:space="preserve">0.12, 2.46</w:t>
-            </w:r>
-          </w:p>
-        </w:tc>
-        <w:tc>
-          <w:tcPr>
-            <w:tcBorders>
-              <w:bottom w:val="none" w:sz="0" w:space="0" w:color="000000"/>
-              <w:top w:val="none" w:sz="0" w:space="0" w:color="000000"/>
-              <w:left w:val="none" w:sz="0" w:space="0" w:color="000000"/>
-              <w:right w:val="none" w:sz="0" w:space="0" w:color="000000"/>
-            </w:tcBorders>
-            <w:shd w:val="clear" w:color="auto" w:fill="FFFFFF"/>
-            <w:tcMar>
-              <w:top w:w="0" w:type="dxa"/>
-              <w:bottom w:w="0" w:type="dxa"/>
-              <w:left w:w="0" w:type="dxa"/>
-              <w:right w:w="0" w:type="dxa"/>
-            </w:tcMar>
-            <w:vAlign w:val="top"/>
-          </w:tcPr>
-          <w:p>
-            <w:pPr>
-              <w:pStyle w:val="Normal"/>
-              <w:jc w:val="center"/>
-              <w:pBdr>
-                <w:bottom w:val="none" w:sz="0" w:space="0" w:color="000000"/>
-                <w:top w:val="none" w:sz="0" w:space="0" w:color="000000"/>
-                <w:left w:val="none" w:sz="0" w:space="0" w:color="000000"/>
-                <w:right w:val="none" w:sz="0" w:space="0" w:color="000000"/>
-              </w:pBdr>
-              <w:spacing w:after="100" w:before="100" w:line="240"/>
-              <w:ind w:left="100" w:right="100" w:firstLine="0" w:firstLineChars="0"/>
-              <w:rPr>
-                <w:rFonts w:ascii="Helvetica" w:hAnsi="Helvetica" w:eastAsia="Helvetica" w:cs="Helvetica"/>
-                <w:i w:val="false"/>
-                <w:b w:val="false"/>
-                <w:u w:val="none"/>
-                <w:sz w:val="22"/>
-                <w:szCs w:val="22"/>
-                <w:color w:val="000000"/>
-              </w:rPr>
-            </w:pPr>
-            <w:r>
-              <w:rPr>
-                <w:rFonts w:ascii="Helvetica" w:hAnsi="Helvetica" w:eastAsia="Helvetica" w:cs="Helvetica"/>
-                <w:i w:val="false"/>
-                <w:b w:val="false"/>
-                <w:u w:val="none"/>
-                <w:sz w:val="22"/>
-                <w:szCs w:val="22"/>
-                <w:color w:val="000000"/>
-              </w:rPr>
-              <w:t xml:space="preserve">0.420</w:t>
-            </w:r>
-          </w:p>
-        </w:tc>
-        <w:tc>
-          <w:tcPr>
-            <w:tcBorders>
-              <w:bottom w:val="none" w:sz="0" w:space="0" w:color="000000"/>
-              <w:top w:val="none" w:sz="0" w:space="0" w:color="000000"/>
-              <w:left w:val="none" w:sz="0" w:space="0" w:color="000000"/>
-              <w:right w:val="none" w:sz="0" w:space="0" w:color="000000"/>
-            </w:tcBorders>
-            <w:shd w:val="clear" w:color="auto" w:fill="FFFFFF"/>
-            <w:tcMar>
-              <w:top w:w="0" w:type="dxa"/>
-              <w:bottom w:w="0" w:type="dxa"/>
-              <w:left w:w="0" w:type="dxa"/>
-              <w:right w:w="0" w:type="dxa"/>
-            </w:tcMar>
-            <w:vAlign w:val="top"/>
-          </w:tcPr>
-          <w:p>
-            <w:pPr>
-              <w:pStyle w:val="Normal"/>
-              <w:jc w:val="center"/>
-              <w:pBdr>
-                <w:bottom w:val="none" w:sz="0" w:space="0" w:color="000000"/>
-                <w:top w:val="none" w:sz="0" w:space="0" w:color="000000"/>
-                <w:left w:val="none" w:sz="0" w:space="0" w:color="000000"/>
-                <w:right w:val="none" w:sz="0" w:space="0" w:color="000000"/>
-              </w:pBdr>
-              <w:spacing w:after="100" w:before="100" w:line="240"/>
-              <w:ind w:left="100" w:right="100" w:firstLine="0" w:firstLineChars="0"/>
-              <w:rPr>
-                <w:rFonts w:ascii="Helvetica" w:hAnsi="Helvetica" w:eastAsia="Helvetica" w:cs="Helvetica"/>
-                <w:i w:val="false"/>
-                <w:b w:val="false"/>
-                <w:u w:val="none"/>
-                <w:sz w:val="22"/>
-                <w:szCs w:val="22"/>
-                <w:color w:val="000000"/>
-              </w:rPr>
-            </w:pPr>
-            <w:r>
-              <w:rPr>
-                <w:rFonts w:ascii="Helvetica" w:hAnsi="Helvetica" w:eastAsia="Helvetica" w:cs="Helvetica"/>
-                <w:i w:val="false"/>
-                <w:b w:val="false"/>
-                <w:u w:val="none"/>
-                <w:sz w:val="22"/>
-                <w:szCs w:val="22"/>
-                <w:color w:val="000000"/>
-              </w:rPr>
-              <w:t xml:space="preserve">190</w:t>
+              <w:t xml:space="preserve">0.11, 2.43</w:t>
+            </w:r>
+          </w:p>
+        </w:tc>
+        <w:tc>
+          <w:tcPr>
+            <w:tcBorders>
+              <w:bottom w:val="none" w:sz="0" w:space="0" w:color="000000"/>
+              <w:top w:val="none" w:sz="0" w:space="0" w:color="000000"/>
+              <w:left w:val="none" w:sz="0" w:space="0" w:color="000000"/>
+              <w:right w:val="none" w:sz="0" w:space="0" w:color="000000"/>
+            </w:tcBorders>
+            <w:shd w:val="clear" w:color="auto" w:fill="FFFFFF"/>
+            <w:tcMar>
+              <w:top w:w="0" w:type="dxa"/>
+              <w:bottom w:w="0" w:type="dxa"/>
+              <w:left w:w="0" w:type="dxa"/>
+              <w:right w:w="0" w:type="dxa"/>
+            </w:tcMar>
+            <w:vAlign w:val="top"/>
+          </w:tcPr>
+          <w:p>
+            <w:pPr>
+              <w:pStyle w:val="Normal"/>
+              <w:jc w:val="center"/>
+              <w:pBdr>
+                <w:bottom w:val="none" w:sz="0" w:space="0" w:color="000000"/>
+                <w:top w:val="none" w:sz="0" w:space="0" w:color="000000"/>
+                <w:left w:val="none" w:sz="0" w:space="0" w:color="000000"/>
+                <w:right w:val="none" w:sz="0" w:space="0" w:color="000000"/>
+              </w:pBdr>
+              <w:spacing w:after="100" w:before="100" w:line="240"/>
+              <w:ind w:left="100" w:right="100" w:firstLine="0" w:firstLineChars="0"/>
+              <w:rPr>
+                <w:rFonts w:ascii="Helvetica" w:hAnsi="Helvetica" w:eastAsia="Helvetica" w:cs="Helvetica"/>
+                <w:i w:val="false"/>
+                <w:b w:val="false"/>
+                <w:u w:val="none"/>
+                <w:sz w:val="22"/>
+                <w:szCs w:val="22"/>
+                <w:color w:val="000000"/>
+              </w:rPr>
+            </w:pPr>
+            <w:r>
+              <w:rPr>
+                <w:rFonts w:ascii="Helvetica" w:hAnsi="Helvetica" w:eastAsia="Helvetica" w:cs="Helvetica"/>
+                <w:i w:val="false"/>
+                <w:b w:val="false"/>
+                <w:u w:val="none"/>
+                <w:sz w:val="22"/>
+                <w:szCs w:val="22"/>
+                <w:color w:val="000000"/>
+              </w:rPr>
+              <w:t xml:space="preserve">0.410</w:t>
+            </w:r>
+          </w:p>
+        </w:tc>
+        <w:tc>
+          <w:tcPr>
+            <w:tcBorders>
+              <w:bottom w:val="none" w:sz="0" w:space="0" w:color="000000"/>
+              <w:top w:val="none" w:sz="0" w:space="0" w:color="000000"/>
+              <w:left w:val="none" w:sz="0" w:space="0" w:color="000000"/>
+              <w:right w:val="none" w:sz="0" w:space="0" w:color="000000"/>
+            </w:tcBorders>
+            <w:shd w:val="clear" w:color="auto" w:fill="FFFFFF"/>
+            <w:tcMar>
+              <w:top w:w="0" w:type="dxa"/>
+              <w:bottom w:w="0" w:type="dxa"/>
+              <w:left w:w="0" w:type="dxa"/>
+              <w:right w:w="0" w:type="dxa"/>
+            </w:tcMar>
+            <w:vAlign w:val="top"/>
+          </w:tcPr>
+          <w:p>
+            <w:pPr>
+              <w:pStyle w:val="Normal"/>
+              <w:jc w:val="center"/>
+              <w:pBdr>
+                <w:bottom w:val="none" w:sz="0" w:space="0" w:color="000000"/>
+                <w:top w:val="none" w:sz="0" w:space="0" w:color="000000"/>
+                <w:left w:val="none" w:sz="0" w:space="0" w:color="000000"/>
+                <w:right w:val="none" w:sz="0" w:space="0" w:color="000000"/>
+              </w:pBdr>
+              <w:spacing w:after="100" w:before="100" w:line="240"/>
+              <w:ind w:left="100" w:right="100" w:firstLine="0" w:firstLineChars="0"/>
+              <w:rPr>
+                <w:rFonts w:ascii="Helvetica" w:hAnsi="Helvetica" w:eastAsia="Helvetica" w:cs="Helvetica"/>
+                <w:i w:val="false"/>
+                <w:b w:val="false"/>
+                <w:u w:val="none"/>
+                <w:sz w:val="22"/>
+                <w:szCs w:val="22"/>
+                <w:color w:val="000000"/>
+              </w:rPr>
+            </w:pPr>
+            <w:r>
+              <w:rPr>
+                <w:rFonts w:ascii="Helvetica" w:hAnsi="Helvetica" w:eastAsia="Helvetica" w:cs="Helvetica"/>
+                <w:i w:val="false"/>
+                <w:b w:val="false"/>
+                <w:u w:val="none"/>
+                <w:sz w:val="22"/>
+                <w:szCs w:val="22"/>
+                <w:color w:val="000000"/>
+              </w:rPr>
+              <w:t xml:space="preserve">189</w:t>
             </w:r>
           </w:p>
         </w:tc>
@@ -13396,7 +13396,7 @@
                 <w:szCs w:val="22"/>
                 <w:color w:val="000000"/>
               </w:rPr>
-              <w:t xml:space="preserve">190</w:t>
+              <w:t xml:space="preserve">189</w:t>
             </w:r>
           </w:p>
         </w:tc>
@@ -13502,7 +13502,7 @@
                 <w:szCs w:val="22"/>
                 <w:color w:val="000000"/>
               </w:rPr>
-              <w:t xml:space="preserve">2,819, 179,112</w:t>
+              <w:t xml:space="preserve">2,820, 179,032</w:t>
             </w:r>
           </w:p>
         </w:tc>
@@ -13608,113 +13608,113 @@
                 <w:szCs w:val="22"/>
                 <w:color w:val="000000"/>
               </w:rPr>
-              <w:t xml:space="preserve">190</w:t>
-            </w:r>
-          </w:p>
-        </w:tc>
-        <w:tc>
-          <w:tcPr>
-            <w:tcBorders>
-              <w:bottom w:val="none" w:sz="0" w:space="0" w:color="000000"/>
-              <w:top w:val="none" w:sz="0" w:space="0" w:color="000000"/>
-              <w:left w:val="none" w:sz="0" w:space="0" w:color="000000"/>
-              <w:right w:val="none" w:sz="0" w:space="0" w:color="000000"/>
-            </w:tcBorders>
-            <w:shd w:val="clear" w:color="auto" w:fill="FFFFFF"/>
-            <w:tcMar>
-              <w:top w:w="0" w:type="dxa"/>
-              <w:bottom w:w="0" w:type="dxa"/>
-              <w:left w:w="0" w:type="dxa"/>
-              <w:right w:w="0" w:type="dxa"/>
-            </w:tcMar>
-            <w:vAlign w:val="top"/>
-          </w:tcPr>
-          <w:p>
-            <w:pPr>
-              <w:pStyle w:val="Normal"/>
-              <w:jc w:val="center"/>
-              <w:pBdr>
-                <w:bottom w:val="none" w:sz="0" w:space="0" w:color="000000"/>
-                <w:top w:val="none" w:sz="0" w:space="0" w:color="000000"/>
-                <w:left w:val="none" w:sz="0" w:space="0" w:color="000000"/>
-                <w:right w:val="none" w:sz="0" w:space="0" w:color="000000"/>
-              </w:pBdr>
-              <w:spacing w:after="100" w:before="100" w:line="240"/>
-              <w:ind w:left="100" w:right="100" w:firstLine="0" w:firstLineChars="0"/>
-              <w:rPr>
-                <w:rFonts w:ascii="Helvetica" w:hAnsi="Helvetica" w:eastAsia="Helvetica" w:cs="Helvetica"/>
-                <w:i w:val="false"/>
-                <w:b w:val="false"/>
-                <w:u w:val="none"/>
-                <w:sz w:val="22"/>
-                <w:szCs w:val="22"/>
-                <w:color w:val="000000"/>
-              </w:rPr>
-            </w:pPr>
-            <w:r>
-              <w:rPr>
-                <w:rFonts w:ascii="Helvetica" w:hAnsi="Helvetica" w:eastAsia="Helvetica" w:cs="Helvetica"/>
-                <w:i w:val="false"/>
-                <w:b w:val="false"/>
-                <w:u w:val="none"/>
-                <w:sz w:val="22"/>
-                <w:szCs w:val="22"/>
-                <w:color w:val="000000"/>
-              </w:rPr>
-              <w:t xml:space="preserve">2,655</w:t>
-            </w:r>
-          </w:p>
-        </w:tc>
-        <w:tc>
-          <w:tcPr>
-            <w:tcBorders>
-              <w:bottom w:val="none" w:sz="0" w:space="0" w:color="000000"/>
-              <w:top w:val="none" w:sz="0" w:space="0" w:color="000000"/>
-              <w:left w:val="none" w:sz="0" w:space="0" w:color="000000"/>
-              <w:right w:val="none" w:sz="0" w:space="0" w:color="000000"/>
-            </w:tcBorders>
-            <w:shd w:val="clear" w:color="auto" w:fill="FFFFFF"/>
-            <w:tcMar>
-              <w:top w:w="0" w:type="dxa"/>
-              <w:bottom w:w="0" w:type="dxa"/>
-              <w:left w:w="0" w:type="dxa"/>
-              <w:right w:w="0" w:type="dxa"/>
-            </w:tcMar>
-            <w:vAlign w:val="top"/>
-          </w:tcPr>
-          <w:p>
-            <w:pPr>
-              <w:pStyle w:val="Normal"/>
-              <w:jc w:val="center"/>
-              <w:pBdr>
-                <w:bottom w:val="none" w:sz="0" w:space="0" w:color="000000"/>
-                <w:top w:val="none" w:sz="0" w:space="0" w:color="000000"/>
-                <w:left w:val="none" w:sz="0" w:space="0" w:color="000000"/>
-                <w:right w:val="none" w:sz="0" w:space="0" w:color="000000"/>
-              </w:pBdr>
-              <w:spacing w:after="100" w:before="100" w:line="240"/>
-              <w:ind w:left="100" w:right="100" w:firstLine="0" w:firstLineChars="0"/>
-              <w:rPr>
-                <w:rFonts w:ascii="Helvetica" w:hAnsi="Helvetica" w:eastAsia="Helvetica" w:cs="Helvetica"/>
-                <w:i w:val="false"/>
-                <w:b w:val="false"/>
-                <w:u w:val="none"/>
-                <w:sz w:val="22"/>
-                <w:szCs w:val="22"/>
-                <w:color w:val="000000"/>
-              </w:rPr>
-            </w:pPr>
-            <w:r>
-              <w:rPr>
-                <w:rFonts w:ascii="Helvetica" w:hAnsi="Helvetica" w:eastAsia="Helvetica" w:cs="Helvetica"/>
-                <w:i w:val="false"/>
-                <w:b w:val="false"/>
-                <w:u w:val="none"/>
-                <w:sz w:val="22"/>
-                <w:szCs w:val="22"/>
-                <w:color w:val="000000"/>
-              </w:rPr>
-              <w:t xml:space="preserve">115, 61,119</w:t>
+              <w:t xml:space="preserve">189</w:t>
+            </w:r>
+          </w:p>
+        </w:tc>
+        <w:tc>
+          <w:tcPr>
+            <w:tcBorders>
+              <w:bottom w:val="none" w:sz="0" w:space="0" w:color="000000"/>
+              <w:top w:val="none" w:sz="0" w:space="0" w:color="000000"/>
+              <w:left w:val="none" w:sz="0" w:space="0" w:color="000000"/>
+              <w:right w:val="none" w:sz="0" w:space="0" w:color="000000"/>
+            </w:tcBorders>
+            <w:shd w:val="clear" w:color="auto" w:fill="FFFFFF"/>
+            <w:tcMar>
+              <w:top w:w="0" w:type="dxa"/>
+              <w:bottom w:w="0" w:type="dxa"/>
+              <w:left w:w="0" w:type="dxa"/>
+              <w:right w:w="0" w:type="dxa"/>
+            </w:tcMar>
+            <w:vAlign w:val="top"/>
+          </w:tcPr>
+          <w:p>
+            <w:pPr>
+              <w:pStyle w:val="Normal"/>
+              <w:jc w:val="center"/>
+              <w:pBdr>
+                <w:bottom w:val="none" w:sz="0" w:space="0" w:color="000000"/>
+                <w:top w:val="none" w:sz="0" w:space="0" w:color="000000"/>
+                <w:left w:val="none" w:sz="0" w:space="0" w:color="000000"/>
+                <w:right w:val="none" w:sz="0" w:space="0" w:color="000000"/>
+              </w:pBdr>
+              <w:spacing w:after="100" w:before="100" w:line="240"/>
+              <w:ind w:left="100" w:right="100" w:firstLine="0" w:firstLineChars="0"/>
+              <w:rPr>
+                <w:rFonts w:ascii="Helvetica" w:hAnsi="Helvetica" w:eastAsia="Helvetica" w:cs="Helvetica"/>
+                <w:i w:val="false"/>
+                <w:b w:val="false"/>
+                <w:u w:val="none"/>
+                <w:sz w:val="22"/>
+                <w:szCs w:val="22"/>
+                <w:color w:val="000000"/>
+              </w:rPr>
+            </w:pPr>
+            <w:r>
+              <w:rPr>
+                <w:rFonts w:ascii="Helvetica" w:hAnsi="Helvetica" w:eastAsia="Helvetica" w:cs="Helvetica"/>
+                <w:i w:val="false"/>
+                <w:b w:val="false"/>
+                <w:u w:val="none"/>
+                <w:sz w:val="22"/>
+                <w:szCs w:val="22"/>
+                <w:color w:val="000000"/>
+              </w:rPr>
+              <w:t xml:space="preserve">2,516</w:t>
+            </w:r>
+          </w:p>
+        </w:tc>
+        <w:tc>
+          <w:tcPr>
+            <w:tcBorders>
+              <w:bottom w:val="none" w:sz="0" w:space="0" w:color="000000"/>
+              <w:top w:val="none" w:sz="0" w:space="0" w:color="000000"/>
+              <w:left w:val="none" w:sz="0" w:space="0" w:color="000000"/>
+              <w:right w:val="none" w:sz="0" w:space="0" w:color="000000"/>
+            </w:tcBorders>
+            <w:shd w:val="clear" w:color="auto" w:fill="FFFFFF"/>
+            <w:tcMar>
+              <w:top w:w="0" w:type="dxa"/>
+              <w:bottom w:w="0" w:type="dxa"/>
+              <w:left w:w="0" w:type="dxa"/>
+              <w:right w:w="0" w:type="dxa"/>
+            </w:tcMar>
+            <w:vAlign w:val="top"/>
+          </w:tcPr>
+          <w:p>
+            <w:pPr>
+              <w:pStyle w:val="Normal"/>
+              <w:jc w:val="center"/>
+              <w:pBdr>
+                <w:bottom w:val="none" w:sz="0" w:space="0" w:color="000000"/>
+                <w:top w:val="none" w:sz="0" w:space="0" w:color="000000"/>
+                <w:left w:val="none" w:sz="0" w:space="0" w:color="000000"/>
+                <w:right w:val="none" w:sz="0" w:space="0" w:color="000000"/>
+              </w:pBdr>
+              <w:spacing w:after="100" w:before="100" w:line="240"/>
+              <w:ind w:left="100" w:right="100" w:firstLine="0" w:firstLineChars="0"/>
+              <w:rPr>
+                <w:rFonts w:ascii="Helvetica" w:hAnsi="Helvetica" w:eastAsia="Helvetica" w:cs="Helvetica"/>
+                <w:i w:val="false"/>
+                <w:b w:val="false"/>
+                <w:u w:val="none"/>
+                <w:sz w:val="22"/>
+                <w:szCs w:val="22"/>
+                <w:color w:val="000000"/>
+              </w:rPr>
+            </w:pPr>
+            <w:r>
+              <w:rPr>
+                <w:rFonts w:ascii="Helvetica" w:hAnsi="Helvetica" w:eastAsia="Helvetica" w:cs="Helvetica"/>
+                <w:i w:val="false"/>
+                <w:b w:val="false"/>
+                <w:u w:val="none"/>
+                <w:sz w:val="22"/>
+                <w:szCs w:val="22"/>
+                <w:color w:val="000000"/>
+              </w:rPr>
+              <w:t xml:space="preserve">109, 57,933</w:t>
             </w:r>
           </w:p>
         </w:tc>
@@ -13879,219 +13879,219 @@
                 <w:szCs w:val="22"/>
                 <w:color w:val="000000"/>
               </w:rPr>
-              <w:t xml:space="preserve">190</w:t>
-            </w:r>
-          </w:p>
-        </w:tc>
-        <w:tc>
-          <w:tcPr>
-            <w:tcBorders>
-              <w:bottom w:val="none" w:sz="0" w:space="0" w:color="000000"/>
-              <w:top w:val="none" w:sz="0" w:space="0" w:color="000000"/>
-              <w:left w:val="none" w:sz="0" w:space="0" w:color="000000"/>
-              <w:right w:val="none" w:sz="0" w:space="0" w:color="000000"/>
-            </w:tcBorders>
-            <w:shd w:val="clear" w:color="auto" w:fill="FFFFFF"/>
-            <w:tcMar>
-              <w:top w:w="0" w:type="dxa"/>
-              <w:bottom w:w="0" w:type="dxa"/>
-              <w:left w:w="0" w:type="dxa"/>
-              <w:right w:w="0" w:type="dxa"/>
-            </w:tcMar>
-            <w:vAlign w:val="top"/>
-          </w:tcPr>
-          <w:p>
-            <w:pPr>
-              <w:pStyle w:val="Normal"/>
-              <w:jc w:val="center"/>
-              <w:pBdr>
-                <w:bottom w:val="none" w:sz="0" w:space="0" w:color="000000"/>
-                <w:top w:val="none" w:sz="0" w:space="0" w:color="000000"/>
-                <w:left w:val="none" w:sz="0" w:space="0" w:color="000000"/>
-                <w:right w:val="none" w:sz="0" w:space="0" w:color="000000"/>
-              </w:pBdr>
-              <w:spacing w:after="100" w:before="100" w:line="240"/>
-              <w:ind w:left="100" w:right="100" w:firstLine="0" w:firstLineChars="0"/>
-              <w:rPr>
-                <w:rFonts w:ascii="Helvetica" w:hAnsi="Helvetica" w:eastAsia="Helvetica" w:cs="Helvetica"/>
-                <w:i w:val="false"/>
-                <w:b w:val="false"/>
-                <w:u w:val="none"/>
-                <w:sz w:val="22"/>
-                <w:szCs w:val="22"/>
-                <w:color w:val="000000"/>
-              </w:rPr>
-            </w:pPr>
-            <w:r>
-              <w:rPr>
-                <w:rFonts w:ascii="Helvetica" w:hAnsi="Helvetica" w:eastAsia="Helvetica" w:cs="Helvetica"/>
-                <w:i w:val="false"/>
-                <w:b w:val="false"/>
-                <w:u w:val="none"/>
-                <w:sz w:val="22"/>
-                <w:szCs w:val="22"/>
-                <w:color w:val="000000"/>
-              </w:rPr>
-              <w:t xml:space="preserve">4.21</w:t>
-            </w:r>
-          </w:p>
-        </w:tc>
-        <w:tc>
-          <w:tcPr>
-            <w:tcBorders>
-              <w:bottom w:val="none" w:sz="0" w:space="0" w:color="000000"/>
-              <w:top w:val="none" w:sz="0" w:space="0" w:color="000000"/>
-              <w:left w:val="none" w:sz="0" w:space="0" w:color="000000"/>
-              <w:right w:val="none" w:sz="0" w:space="0" w:color="000000"/>
-            </w:tcBorders>
-            <w:shd w:val="clear" w:color="auto" w:fill="FFFFFF"/>
-            <w:tcMar>
-              <w:top w:w="0" w:type="dxa"/>
-              <w:bottom w:w="0" w:type="dxa"/>
-              <w:left w:w="0" w:type="dxa"/>
-              <w:right w:w="0" w:type="dxa"/>
-            </w:tcMar>
-            <w:vAlign w:val="top"/>
-          </w:tcPr>
-          <w:p>
-            <w:pPr>
-              <w:pStyle w:val="Normal"/>
-              <w:jc w:val="center"/>
-              <w:pBdr>
-                <w:bottom w:val="none" w:sz="0" w:space="0" w:color="000000"/>
-                <w:top w:val="none" w:sz="0" w:space="0" w:color="000000"/>
-                <w:left w:val="none" w:sz="0" w:space="0" w:color="000000"/>
-                <w:right w:val="none" w:sz="0" w:space="0" w:color="000000"/>
-              </w:pBdr>
-              <w:spacing w:after="100" w:before="100" w:line="240"/>
-              <w:ind w:left="100" w:right="100" w:firstLine="0" w:firstLineChars="0"/>
-              <w:rPr>
-                <w:rFonts w:ascii="Helvetica" w:hAnsi="Helvetica" w:eastAsia="Helvetica" w:cs="Helvetica"/>
-                <w:i w:val="false"/>
-                <w:b w:val="false"/>
-                <w:u w:val="none"/>
-                <w:sz w:val="22"/>
-                <w:szCs w:val="22"/>
-                <w:color w:val="000000"/>
-              </w:rPr>
-            </w:pPr>
-            <w:r>
-              <w:rPr>
-                <w:rFonts w:ascii="Helvetica" w:hAnsi="Helvetica" w:eastAsia="Helvetica" w:cs="Helvetica"/>
-                <w:i w:val="false"/>
-                <w:b w:val="false"/>
-                <w:u w:val="none"/>
-                <w:sz w:val="22"/>
-                <w:szCs w:val="22"/>
-                <w:color w:val="000000"/>
-              </w:rPr>
-              <w:t xml:space="preserve">1.29, 13.7</w:t>
-            </w:r>
-          </w:p>
-        </w:tc>
-        <w:tc>
-          <w:tcPr>
-            <w:tcBorders>
-              <w:bottom w:val="none" w:sz="0" w:space="0" w:color="000000"/>
-              <w:top w:val="none" w:sz="0" w:space="0" w:color="000000"/>
-              <w:left w:val="none" w:sz="0" w:space="0" w:color="000000"/>
-              <w:right w:val="none" w:sz="0" w:space="0" w:color="000000"/>
-            </w:tcBorders>
-            <w:shd w:val="clear" w:color="auto" w:fill="FFFFFF"/>
-            <w:tcMar>
-              <w:top w:w="0" w:type="dxa"/>
-              <w:bottom w:w="0" w:type="dxa"/>
-              <w:left w:w="0" w:type="dxa"/>
-              <w:right w:w="0" w:type="dxa"/>
-            </w:tcMar>
-            <w:vAlign w:val="top"/>
-          </w:tcPr>
-          <w:p>
-            <w:pPr>
-              <w:pStyle w:val="Normal"/>
-              <w:jc w:val="center"/>
-              <w:pBdr>
-                <w:bottom w:val="none" w:sz="0" w:space="0" w:color="000000"/>
-                <w:top w:val="none" w:sz="0" w:space="0" w:color="000000"/>
-                <w:left w:val="none" w:sz="0" w:space="0" w:color="000000"/>
-                <w:right w:val="none" w:sz="0" w:space="0" w:color="000000"/>
-              </w:pBdr>
-              <w:spacing w:after="100" w:before="100" w:line="240"/>
-              <w:ind w:left="100" w:right="100" w:firstLine="0" w:firstLineChars="0"/>
-              <w:rPr>
-                <w:rFonts w:ascii="Helvetica" w:hAnsi="Helvetica" w:eastAsia="Helvetica" w:cs="Helvetica"/>
-                <w:i w:val="false"/>
-                <w:b w:val="false"/>
-                <w:u w:val="none"/>
-                <w:sz w:val="22"/>
-                <w:szCs w:val="22"/>
-                <w:color w:val="000000"/>
-              </w:rPr>
-            </w:pPr>
-            <w:r>
-              <w:rPr>
-                <w:rFonts w:ascii="Helvetica" w:hAnsi="Helvetica" w:eastAsia="Helvetica" w:cs="Helvetica"/>
-                <w:i w:val="false"/>
-                <w:b w:val="false"/>
-                <w:u w:val="none"/>
-                <w:sz w:val="22"/>
-                <w:szCs w:val="22"/>
-                <w:color w:val="000000"/>
-              </w:rPr>
-              <w:t xml:space="preserve">0.017</w:t>
-            </w:r>
-          </w:p>
-        </w:tc>
-        <w:tc>
-          <w:tcPr>
-            <w:tcBorders>
-              <w:bottom w:val="none" w:sz="0" w:space="0" w:color="000000"/>
-              <w:top w:val="none" w:sz="0" w:space="0" w:color="000000"/>
-              <w:left w:val="none" w:sz="0" w:space="0" w:color="000000"/>
-              <w:right w:val="none" w:sz="0" w:space="0" w:color="000000"/>
-            </w:tcBorders>
-            <w:shd w:val="clear" w:color="auto" w:fill="FFFFFF"/>
-            <w:tcMar>
-              <w:top w:w="0" w:type="dxa"/>
-              <w:bottom w:w="0" w:type="dxa"/>
-              <w:left w:w="0" w:type="dxa"/>
-              <w:right w:w="0" w:type="dxa"/>
-            </w:tcMar>
-            <w:vAlign w:val="top"/>
-          </w:tcPr>
-          <w:p>
-            <w:pPr>
-              <w:pStyle w:val="Normal"/>
-              <w:jc w:val="center"/>
-              <w:pBdr>
-                <w:bottom w:val="none" w:sz="0" w:space="0" w:color="000000"/>
-                <w:top w:val="none" w:sz="0" w:space="0" w:color="000000"/>
-                <w:left w:val="none" w:sz="0" w:space="0" w:color="000000"/>
-                <w:right w:val="none" w:sz="0" w:space="0" w:color="000000"/>
-              </w:pBdr>
-              <w:spacing w:after="100" w:before="100" w:line="240"/>
-              <w:ind w:left="100" w:right="100" w:firstLine="0" w:firstLineChars="0"/>
-              <w:rPr>
-                <w:rFonts w:ascii="Helvetica" w:hAnsi="Helvetica" w:eastAsia="Helvetica" w:cs="Helvetica"/>
-                <w:i w:val="false"/>
-                <w:b w:val="false"/>
-                <w:u w:val="none"/>
-                <w:sz w:val="22"/>
-                <w:szCs w:val="22"/>
-                <w:color w:val="000000"/>
-              </w:rPr>
-            </w:pPr>
-            <w:r>
-              <w:rPr>
-                <w:rFonts w:ascii="Helvetica" w:hAnsi="Helvetica" w:eastAsia="Helvetica" w:cs="Helvetica"/>
-                <w:i w:val="false"/>
-                <w:b w:val="false"/>
-                <w:u w:val="none"/>
-                <w:sz w:val="22"/>
-                <w:szCs w:val="22"/>
-                <w:color w:val="000000"/>
-              </w:rPr>
-              <w:t xml:space="preserve">190</w:t>
+              <w:t xml:space="preserve">189</w:t>
+            </w:r>
+          </w:p>
+        </w:tc>
+        <w:tc>
+          <w:tcPr>
+            <w:tcBorders>
+              <w:bottom w:val="none" w:sz="0" w:space="0" w:color="000000"/>
+              <w:top w:val="none" w:sz="0" w:space="0" w:color="000000"/>
+              <w:left w:val="none" w:sz="0" w:space="0" w:color="000000"/>
+              <w:right w:val="none" w:sz="0" w:space="0" w:color="000000"/>
+            </w:tcBorders>
+            <w:shd w:val="clear" w:color="auto" w:fill="FFFFFF"/>
+            <w:tcMar>
+              <w:top w:w="0" w:type="dxa"/>
+              <w:bottom w:w="0" w:type="dxa"/>
+              <w:left w:w="0" w:type="dxa"/>
+              <w:right w:w="0" w:type="dxa"/>
+            </w:tcMar>
+            <w:vAlign w:val="top"/>
+          </w:tcPr>
+          <w:p>
+            <w:pPr>
+              <w:pStyle w:val="Normal"/>
+              <w:jc w:val="center"/>
+              <w:pBdr>
+                <w:bottom w:val="none" w:sz="0" w:space="0" w:color="000000"/>
+                <w:top w:val="none" w:sz="0" w:space="0" w:color="000000"/>
+                <w:left w:val="none" w:sz="0" w:space="0" w:color="000000"/>
+                <w:right w:val="none" w:sz="0" w:space="0" w:color="000000"/>
+              </w:pBdr>
+              <w:spacing w:after="100" w:before="100" w:line="240"/>
+              <w:ind w:left="100" w:right="100" w:firstLine="0" w:firstLineChars="0"/>
+              <w:rPr>
+                <w:rFonts w:ascii="Helvetica" w:hAnsi="Helvetica" w:eastAsia="Helvetica" w:cs="Helvetica"/>
+                <w:i w:val="false"/>
+                <w:b w:val="false"/>
+                <w:u w:val="none"/>
+                <w:sz w:val="22"/>
+                <w:szCs w:val="22"/>
+                <w:color w:val="000000"/>
+              </w:rPr>
+            </w:pPr>
+            <w:r>
+              <w:rPr>
+                <w:rFonts w:ascii="Helvetica" w:hAnsi="Helvetica" w:eastAsia="Helvetica" w:cs="Helvetica"/>
+                <w:i w:val="false"/>
+                <w:b w:val="false"/>
+                <w:u w:val="none"/>
+                <w:sz w:val="22"/>
+                <w:szCs w:val="22"/>
+                <w:color w:val="000000"/>
+              </w:rPr>
+              <w:t xml:space="preserve">4.18</w:t>
+            </w:r>
+          </w:p>
+        </w:tc>
+        <w:tc>
+          <w:tcPr>
+            <w:tcBorders>
+              <w:bottom w:val="none" w:sz="0" w:space="0" w:color="000000"/>
+              <w:top w:val="none" w:sz="0" w:space="0" w:color="000000"/>
+              <w:left w:val="none" w:sz="0" w:space="0" w:color="000000"/>
+              <w:right w:val="none" w:sz="0" w:space="0" w:color="000000"/>
+            </w:tcBorders>
+            <w:shd w:val="clear" w:color="auto" w:fill="FFFFFF"/>
+            <w:tcMar>
+              <w:top w:w="0" w:type="dxa"/>
+              <w:bottom w:w="0" w:type="dxa"/>
+              <w:left w:w="0" w:type="dxa"/>
+              <w:right w:w="0" w:type="dxa"/>
+            </w:tcMar>
+            <w:vAlign w:val="top"/>
+          </w:tcPr>
+          <w:p>
+            <w:pPr>
+              <w:pStyle w:val="Normal"/>
+              <w:jc w:val="center"/>
+              <w:pBdr>
+                <w:bottom w:val="none" w:sz="0" w:space="0" w:color="000000"/>
+                <w:top w:val="none" w:sz="0" w:space="0" w:color="000000"/>
+                <w:left w:val="none" w:sz="0" w:space="0" w:color="000000"/>
+                <w:right w:val="none" w:sz="0" w:space="0" w:color="000000"/>
+              </w:pBdr>
+              <w:spacing w:after="100" w:before="100" w:line="240"/>
+              <w:ind w:left="100" w:right="100" w:firstLine="0" w:firstLineChars="0"/>
+              <w:rPr>
+                <w:rFonts w:ascii="Helvetica" w:hAnsi="Helvetica" w:eastAsia="Helvetica" w:cs="Helvetica"/>
+                <w:i w:val="false"/>
+                <w:b w:val="false"/>
+                <w:u w:val="none"/>
+                <w:sz w:val="22"/>
+                <w:szCs w:val="22"/>
+                <w:color w:val="000000"/>
+              </w:rPr>
+            </w:pPr>
+            <w:r>
+              <w:rPr>
+                <w:rFonts w:ascii="Helvetica" w:hAnsi="Helvetica" w:eastAsia="Helvetica" w:cs="Helvetica"/>
+                <w:i w:val="false"/>
+                <w:b w:val="false"/>
+                <w:u w:val="none"/>
+                <w:sz w:val="22"/>
+                <w:szCs w:val="22"/>
+                <w:color w:val="000000"/>
+              </w:rPr>
+              <w:t xml:space="preserve">1.28, 13.6</w:t>
+            </w:r>
+          </w:p>
+        </w:tc>
+        <w:tc>
+          <w:tcPr>
+            <w:tcBorders>
+              <w:bottom w:val="none" w:sz="0" w:space="0" w:color="000000"/>
+              <w:top w:val="none" w:sz="0" w:space="0" w:color="000000"/>
+              <w:left w:val="none" w:sz="0" w:space="0" w:color="000000"/>
+              <w:right w:val="none" w:sz="0" w:space="0" w:color="000000"/>
+            </w:tcBorders>
+            <w:shd w:val="clear" w:color="auto" w:fill="FFFFFF"/>
+            <w:tcMar>
+              <w:top w:w="0" w:type="dxa"/>
+              <w:bottom w:w="0" w:type="dxa"/>
+              <w:left w:w="0" w:type="dxa"/>
+              <w:right w:w="0" w:type="dxa"/>
+            </w:tcMar>
+            <w:vAlign w:val="top"/>
+          </w:tcPr>
+          <w:p>
+            <w:pPr>
+              <w:pStyle w:val="Normal"/>
+              <w:jc w:val="center"/>
+              <w:pBdr>
+                <w:bottom w:val="none" w:sz="0" w:space="0" w:color="000000"/>
+                <w:top w:val="none" w:sz="0" w:space="0" w:color="000000"/>
+                <w:left w:val="none" w:sz="0" w:space="0" w:color="000000"/>
+                <w:right w:val="none" w:sz="0" w:space="0" w:color="000000"/>
+              </w:pBdr>
+              <w:spacing w:after="100" w:before="100" w:line="240"/>
+              <w:ind w:left="100" w:right="100" w:firstLine="0" w:firstLineChars="0"/>
+              <w:rPr>
+                <w:rFonts w:ascii="Helvetica" w:hAnsi="Helvetica" w:eastAsia="Helvetica" w:cs="Helvetica"/>
+                <w:i w:val="false"/>
+                <w:b w:val="false"/>
+                <w:u w:val="none"/>
+                <w:sz w:val="22"/>
+                <w:szCs w:val="22"/>
+                <w:color w:val="000000"/>
+              </w:rPr>
+            </w:pPr>
+            <w:r>
+              <w:rPr>
+                <w:rFonts w:ascii="Helvetica" w:hAnsi="Helvetica" w:eastAsia="Helvetica" w:cs="Helvetica"/>
+                <w:i w:val="false"/>
+                <w:b w:val="false"/>
+                <w:u w:val="none"/>
+                <w:sz w:val="22"/>
+                <w:szCs w:val="22"/>
+                <w:color w:val="000000"/>
+              </w:rPr>
+              <w:t xml:space="preserve">0.018</w:t>
+            </w:r>
+          </w:p>
+        </w:tc>
+        <w:tc>
+          <w:tcPr>
+            <w:tcBorders>
+              <w:bottom w:val="none" w:sz="0" w:space="0" w:color="000000"/>
+              <w:top w:val="none" w:sz="0" w:space="0" w:color="000000"/>
+              <w:left w:val="none" w:sz="0" w:space="0" w:color="000000"/>
+              <w:right w:val="none" w:sz="0" w:space="0" w:color="000000"/>
+            </w:tcBorders>
+            <w:shd w:val="clear" w:color="auto" w:fill="FFFFFF"/>
+            <w:tcMar>
+              <w:top w:w="0" w:type="dxa"/>
+              <w:bottom w:w="0" w:type="dxa"/>
+              <w:left w:w="0" w:type="dxa"/>
+              <w:right w:w="0" w:type="dxa"/>
+            </w:tcMar>
+            <w:vAlign w:val="top"/>
+          </w:tcPr>
+          <w:p>
+            <w:pPr>
+              <w:pStyle w:val="Normal"/>
+              <w:jc w:val="center"/>
+              <w:pBdr>
+                <w:bottom w:val="none" w:sz="0" w:space="0" w:color="000000"/>
+                <w:top w:val="none" w:sz="0" w:space="0" w:color="000000"/>
+                <w:left w:val="none" w:sz="0" w:space="0" w:color="000000"/>
+                <w:right w:val="none" w:sz="0" w:space="0" w:color="000000"/>
+              </w:pBdr>
+              <w:spacing w:after="100" w:before="100" w:line="240"/>
+              <w:ind w:left="100" w:right="100" w:firstLine="0" w:firstLineChars="0"/>
+              <w:rPr>
+                <w:rFonts w:ascii="Helvetica" w:hAnsi="Helvetica" w:eastAsia="Helvetica" w:cs="Helvetica"/>
+                <w:i w:val="false"/>
+                <w:b w:val="false"/>
+                <w:u w:val="none"/>
+                <w:sz w:val="22"/>
+                <w:szCs w:val="22"/>
+                <w:color w:val="000000"/>
+              </w:rPr>
+            </w:pPr>
+            <w:r>
+              <w:rPr>
+                <w:rFonts w:ascii="Helvetica" w:hAnsi="Helvetica" w:eastAsia="Helvetica" w:cs="Helvetica"/>
+                <w:i w:val="false"/>
+                <w:b w:val="false"/>
+                <w:u w:val="none"/>
+                <w:sz w:val="22"/>
+                <w:szCs w:val="22"/>
+                <w:color w:val="000000"/>
+              </w:rPr>
+              <w:t xml:space="preserve">189</w:t>
             </w:r>
           </w:p>
         </w:tc>
@@ -14362,7 +14362,7 @@
                 <w:szCs w:val="22"/>
                 <w:color w:val="000000"/>
               </w:rPr>
-              <w:t xml:space="preserve">190</w:t>
+              <w:t xml:space="preserve">189</w:t>
             </w:r>
           </w:p>
         </w:tc>
@@ -14521,7 +14521,7 @@
                 <w:szCs w:val="22"/>
                 <w:color w:val="000000"/>
               </w:rPr>
-              <w:t xml:space="preserve">0.042</w:t>
+              <w:t xml:space="preserve">0.040</w:t>
             </w:r>
           </w:p>
         </w:tc>
@@ -14574,7 +14574,7 @@
                 <w:szCs w:val="22"/>
                 <w:color w:val="000000"/>
               </w:rPr>
-              <w:t xml:space="preserve">190</w:t>
+              <w:t xml:space="preserve">189</w:t>
             </w:r>
           </w:p>
         </w:tc>

--- a/docs/tables/carbo/sec5_ckd_composite.docx
+++ b/docs/tables/carbo/sec5_ckd_composite.docx
@@ -997,7 +997,7 @@
                 <w:szCs w:val="22"/>
                 <w:color w:val="000000"/>
               </w:rPr>
-              <w:t xml:space="preserve">0.380</w:t>
+              <w:t xml:space="preserve">0.370</w:t>
             </w:r>
           </w:p>
         </w:tc>
@@ -1103,7 +1103,7 @@
                 <w:szCs w:val="22"/>
                 <w:color w:val="000000"/>
               </w:rPr>
-              <w:t xml:space="preserve">2.15</w:t>
+              <w:t xml:space="preserve">2.21</w:t>
             </w:r>
           </w:p>
         </w:tc>
@@ -1156,7 +1156,7 @@
                 <w:szCs w:val="22"/>
                 <w:color w:val="000000"/>
               </w:rPr>
-              <w:t xml:space="preserve">0.91, 5.13</w:t>
+              <w:t xml:space="preserve">0.94, 5.16</w:t>
             </w:r>
           </w:p>
         </w:tc>
@@ -1209,7 +1209,7 @@
                 <w:szCs w:val="22"/>
                 <w:color w:val="000000"/>
               </w:rPr>
-              <w:t xml:space="preserve">0.083</w:t>
+              <w:t xml:space="preserve">0.068</w:t>
             </w:r>
           </w:p>
         </w:tc>
@@ -2823,113 +2823,113 @@
                 <w:szCs w:val="22"/>
                 <w:color w:val="000000"/>
               </w:rPr>
-              <w:t xml:space="preserve">2.80</w:t>
-            </w:r>
-          </w:p>
-        </w:tc>
-        <w:tc>
-          <w:tcPr>
-            <w:tcBorders>
-              <w:bottom w:val="none" w:sz="0" w:space="0" w:color="000000"/>
-              <w:top w:val="none" w:sz="0" w:space="0" w:color="000000"/>
-              <w:left w:val="none" w:sz="0" w:space="0" w:color="000000"/>
-              <w:right w:val="none" w:sz="0" w:space="0" w:color="000000"/>
-            </w:tcBorders>
-            <w:shd w:val="clear" w:color="auto" w:fill="FFFFFF"/>
-            <w:tcMar>
-              <w:top w:w="0" w:type="dxa"/>
-              <w:bottom w:w="0" w:type="dxa"/>
-              <w:left w:w="0" w:type="dxa"/>
-              <w:right w:w="0" w:type="dxa"/>
-            </w:tcMar>
-            <w:vAlign w:val="top"/>
-          </w:tcPr>
-          <w:p>
-            <w:pPr>
-              <w:pStyle w:val="Normal"/>
-              <w:jc w:val="center"/>
-              <w:pBdr>
-                <w:bottom w:val="none" w:sz="0" w:space="0" w:color="000000"/>
-                <w:top w:val="none" w:sz="0" w:space="0" w:color="000000"/>
-                <w:left w:val="none" w:sz="0" w:space="0" w:color="000000"/>
-                <w:right w:val="none" w:sz="0" w:space="0" w:color="000000"/>
-              </w:pBdr>
-              <w:spacing w:after="100" w:before="100" w:line="240"/>
-              <w:ind w:left="100" w:right="100" w:firstLine="0" w:firstLineChars="0"/>
-              <w:rPr>
-                <w:rFonts w:ascii="Helvetica" w:hAnsi="Helvetica" w:eastAsia="Helvetica" w:cs="Helvetica"/>
-                <w:i w:val="false"/>
-                <w:b w:val="false"/>
-                <w:u w:val="none"/>
-                <w:sz w:val="22"/>
-                <w:szCs w:val="22"/>
-                <w:color w:val="000000"/>
-              </w:rPr>
-            </w:pPr>
-            <w:r>
-              <w:rPr>
-                <w:rFonts w:ascii="Helvetica" w:hAnsi="Helvetica" w:eastAsia="Helvetica" w:cs="Helvetica"/>
-                <w:i w:val="false"/>
-                <w:b w:val="false"/>
-                <w:u w:val="none"/>
-                <w:sz w:val="22"/>
-                <w:szCs w:val="22"/>
-                <w:color w:val="000000"/>
-              </w:rPr>
-              <w:t xml:space="preserve">0.87, 9.06</w:t>
-            </w:r>
-          </w:p>
-        </w:tc>
-        <w:tc>
-          <w:tcPr>
-            <w:tcBorders>
-              <w:bottom w:val="none" w:sz="0" w:space="0" w:color="000000"/>
-              <w:top w:val="none" w:sz="0" w:space="0" w:color="000000"/>
-              <w:left w:val="none" w:sz="0" w:space="0" w:color="000000"/>
-              <w:right w:val="none" w:sz="0" w:space="0" w:color="000000"/>
-            </w:tcBorders>
-            <w:shd w:val="clear" w:color="auto" w:fill="FFFFFF"/>
-            <w:tcMar>
-              <w:top w:w="0" w:type="dxa"/>
-              <w:bottom w:w="0" w:type="dxa"/>
-              <w:left w:w="0" w:type="dxa"/>
-              <w:right w:w="0" w:type="dxa"/>
-            </w:tcMar>
-            <w:vAlign w:val="top"/>
-          </w:tcPr>
-          <w:p>
-            <w:pPr>
-              <w:pStyle w:val="Normal"/>
-              <w:jc w:val="center"/>
-              <w:pBdr>
-                <w:bottom w:val="none" w:sz="0" w:space="0" w:color="000000"/>
-                <w:top w:val="none" w:sz="0" w:space="0" w:color="000000"/>
-                <w:left w:val="none" w:sz="0" w:space="0" w:color="000000"/>
-                <w:right w:val="none" w:sz="0" w:space="0" w:color="000000"/>
-              </w:pBdr>
-              <w:spacing w:after="100" w:before="100" w:line="240"/>
-              <w:ind w:left="100" w:right="100" w:firstLine="0" w:firstLineChars="0"/>
-              <w:rPr>
-                <w:rFonts w:ascii="Helvetica" w:hAnsi="Helvetica" w:eastAsia="Helvetica" w:cs="Helvetica"/>
-                <w:i w:val="false"/>
-                <w:b w:val="false"/>
-                <w:u w:val="none"/>
-                <w:sz w:val="22"/>
-                <w:szCs w:val="22"/>
-                <w:color w:val="000000"/>
-              </w:rPr>
-            </w:pPr>
-            <w:r>
-              <w:rPr>
-                <w:rFonts w:ascii="Helvetica" w:hAnsi="Helvetica" w:eastAsia="Helvetica" w:cs="Helvetica"/>
-                <w:i w:val="false"/>
-                <w:b w:val="false"/>
-                <w:u w:val="none"/>
-                <w:sz w:val="22"/>
-                <w:szCs w:val="22"/>
-                <w:color w:val="000000"/>
-              </w:rPr>
-              <w:t xml:space="preserve">0.085</w:t>
+              <w:t xml:space="preserve">2.69</w:t>
+            </w:r>
+          </w:p>
+        </w:tc>
+        <w:tc>
+          <w:tcPr>
+            <w:tcBorders>
+              <w:bottom w:val="none" w:sz="0" w:space="0" w:color="000000"/>
+              <w:top w:val="none" w:sz="0" w:space="0" w:color="000000"/>
+              <w:left w:val="none" w:sz="0" w:space="0" w:color="000000"/>
+              <w:right w:val="none" w:sz="0" w:space="0" w:color="000000"/>
+            </w:tcBorders>
+            <w:shd w:val="clear" w:color="auto" w:fill="FFFFFF"/>
+            <w:tcMar>
+              <w:top w:w="0" w:type="dxa"/>
+              <w:bottom w:w="0" w:type="dxa"/>
+              <w:left w:w="0" w:type="dxa"/>
+              <w:right w:w="0" w:type="dxa"/>
+            </w:tcMar>
+            <w:vAlign w:val="top"/>
+          </w:tcPr>
+          <w:p>
+            <w:pPr>
+              <w:pStyle w:val="Normal"/>
+              <w:jc w:val="center"/>
+              <w:pBdr>
+                <w:bottom w:val="none" w:sz="0" w:space="0" w:color="000000"/>
+                <w:top w:val="none" w:sz="0" w:space="0" w:color="000000"/>
+                <w:left w:val="none" w:sz="0" w:space="0" w:color="000000"/>
+                <w:right w:val="none" w:sz="0" w:space="0" w:color="000000"/>
+              </w:pBdr>
+              <w:spacing w:after="100" w:before="100" w:line="240"/>
+              <w:ind w:left="100" w:right="100" w:firstLine="0" w:firstLineChars="0"/>
+              <w:rPr>
+                <w:rFonts w:ascii="Helvetica" w:hAnsi="Helvetica" w:eastAsia="Helvetica" w:cs="Helvetica"/>
+                <w:i w:val="false"/>
+                <w:b w:val="false"/>
+                <w:u w:val="none"/>
+                <w:sz w:val="22"/>
+                <w:szCs w:val="22"/>
+                <w:color w:val="000000"/>
+              </w:rPr>
+            </w:pPr>
+            <w:r>
+              <w:rPr>
+                <w:rFonts w:ascii="Helvetica" w:hAnsi="Helvetica" w:eastAsia="Helvetica" w:cs="Helvetica"/>
+                <w:i w:val="false"/>
+                <w:b w:val="false"/>
+                <w:u w:val="none"/>
+                <w:sz w:val="22"/>
+                <w:szCs w:val="22"/>
+                <w:color w:val="000000"/>
+              </w:rPr>
+              <w:t xml:space="preserve">0.83, 8.71</w:t>
+            </w:r>
+          </w:p>
+        </w:tc>
+        <w:tc>
+          <w:tcPr>
+            <w:tcBorders>
+              <w:bottom w:val="none" w:sz="0" w:space="0" w:color="000000"/>
+              <w:top w:val="none" w:sz="0" w:space="0" w:color="000000"/>
+              <w:left w:val="none" w:sz="0" w:space="0" w:color="000000"/>
+              <w:right w:val="none" w:sz="0" w:space="0" w:color="000000"/>
+            </w:tcBorders>
+            <w:shd w:val="clear" w:color="auto" w:fill="FFFFFF"/>
+            <w:tcMar>
+              <w:top w:w="0" w:type="dxa"/>
+              <w:bottom w:w="0" w:type="dxa"/>
+              <w:left w:w="0" w:type="dxa"/>
+              <w:right w:w="0" w:type="dxa"/>
+            </w:tcMar>
+            <w:vAlign w:val="top"/>
+          </w:tcPr>
+          <w:p>
+            <w:pPr>
+              <w:pStyle w:val="Normal"/>
+              <w:jc w:val="center"/>
+              <w:pBdr>
+                <w:bottom w:val="none" w:sz="0" w:space="0" w:color="000000"/>
+                <w:top w:val="none" w:sz="0" w:space="0" w:color="000000"/>
+                <w:left w:val="none" w:sz="0" w:space="0" w:color="000000"/>
+                <w:right w:val="none" w:sz="0" w:space="0" w:color="000000"/>
+              </w:pBdr>
+              <w:spacing w:after="100" w:before="100" w:line="240"/>
+              <w:ind w:left="100" w:right="100" w:firstLine="0" w:firstLineChars="0"/>
+              <w:rPr>
+                <w:rFonts w:ascii="Helvetica" w:hAnsi="Helvetica" w:eastAsia="Helvetica" w:cs="Helvetica"/>
+                <w:i w:val="false"/>
+                <w:b w:val="false"/>
+                <w:u w:val="none"/>
+                <w:sz w:val="22"/>
+                <w:szCs w:val="22"/>
+                <w:color w:val="000000"/>
+              </w:rPr>
+            </w:pPr>
+            <w:r>
+              <w:rPr>
+                <w:rFonts w:ascii="Helvetica" w:hAnsi="Helvetica" w:eastAsia="Helvetica" w:cs="Helvetica"/>
+                <w:i w:val="false"/>
+                <w:b w:val="false"/>
+                <w:u w:val="none"/>
+                <w:sz w:val="22"/>
+                <w:szCs w:val="22"/>
+                <w:color w:val="000000"/>
+              </w:rPr>
+              <w:t xml:space="preserve">0.100</w:t>
             </w:r>
           </w:p>
         </w:tc>
@@ -3035,60 +3035,60 @@
                 <w:szCs w:val="22"/>
                 <w:color w:val="000000"/>
               </w:rPr>
-              <w:t xml:space="preserve">6.29</w:t>
-            </w:r>
-          </w:p>
-        </w:tc>
-        <w:tc>
-          <w:tcPr>
-            <w:tcBorders>
-              <w:bottom w:val="none" w:sz="0" w:space="0" w:color="000000"/>
-              <w:top w:val="none" w:sz="0" w:space="0" w:color="000000"/>
-              <w:left w:val="none" w:sz="0" w:space="0" w:color="000000"/>
-              <w:right w:val="none" w:sz="0" w:space="0" w:color="000000"/>
-            </w:tcBorders>
-            <w:shd w:val="clear" w:color="auto" w:fill="FFFFFF"/>
-            <w:tcMar>
-              <w:top w:w="0" w:type="dxa"/>
-              <w:bottom w:w="0" w:type="dxa"/>
-              <w:left w:w="0" w:type="dxa"/>
-              <w:right w:w="0" w:type="dxa"/>
-            </w:tcMar>
-            <w:vAlign w:val="top"/>
-          </w:tcPr>
-          <w:p>
-            <w:pPr>
-              <w:pStyle w:val="Normal"/>
-              <w:jc w:val="center"/>
-              <w:pBdr>
-                <w:bottom w:val="none" w:sz="0" w:space="0" w:color="000000"/>
-                <w:top w:val="none" w:sz="0" w:space="0" w:color="000000"/>
-                <w:left w:val="none" w:sz="0" w:space="0" w:color="000000"/>
-                <w:right w:val="none" w:sz="0" w:space="0" w:color="000000"/>
-              </w:pBdr>
-              <w:spacing w:after="100" w:before="100" w:line="240"/>
-              <w:ind w:left="100" w:right="100" w:firstLine="0" w:firstLineChars="0"/>
-              <w:rPr>
-                <w:rFonts w:ascii="Helvetica" w:hAnsi="Helvetica" w:eastAsia="Helvetica" w:cs="Helvetica"/>
-                <w:i w:val="false"/>
-                <w:b w:val="false"/>
-                <w:u w:val="none"/>
-                <w:sz w:val="22"/>
-                <w:szCs w:val="22"/>
-                <w:color w:val="000000"/>
-              </w:rPr>
-            </w:pPr>
-            <w:r>
-              <w:rPr>
-                <w:rFonts w:ascii="Helvetica" w:hAnsi="Helvetica" w:eastAsia="Helvetica" w:cs="Helvetica"/>
-                <w:i w:val="false"/>
-                <w:b w:val="false"/>
-                <w:u w:val="none"/>
-                <w:sz w:val="22"/>
-                <w:szCs w:val="22"/>
-                <w:color w:val="000000"/>
-              </w:rPr>
-              <w:t xml:space="preserve">0.39, 103</w:t>
+              <w:t xml:space="preserve">5.98</w:t>
+            </w:r>
+          </w:p>
+        </w:tc>
+        <w:tc>
+          <w:tcPr>
+            <w:tcBorders>
+              <w:bottom w:val="none" w:sz="0" w:space="0" w:color="000000"/>
+              <w:top w:val="none" w:sz="0" w:space="0" w:color="000000"/>
+              <w:left w:val="none" w:sz="0" w:space="0" w:color="000000"/>
+              <w:right w:val="none" w:sz="0" w:space="0" w:color="000000"/>
+            </w:tcBorders>
+            <w:shd w:val="clear" w:color="auto" w:fill="FFFFFF"/>
+            <w:tcMar>
+              <w:top w:w="0" w:type="dxa"/>
+              <w:bottom w:w="0" w:type="dxa"/>
+              <w:left w:w="0" w:type="dxa"/>
+              <w:right w:w="0" w:type="dxa"/>
+            </w:tcMar>
+            <w:vAlign w:val="top"/>
+          </w:tcPr>
+          <w:p>
+            <w:pPr>
+              <w:pStyle w:val="Normal"/>
+              <w:jc w:val="center"/>
+              <w:pBdr>
+                <w:bottom w:val="none" w:sz="0" w:space="0" w:color="000000"/>
+                <w:top w:val="none" w:sz="0" w:space="0" w:color="000000"/>
+                <w:left w:val="none" w:sz="0" w:space="0" w:color="000000"/>
+                <w:right w:val="none" w:sz="0" w:space="0" w:color="000000"/>
+              </w:pBdr>
+              <w:spacing w:after="100" w:before="100" w:line="240"/>
+              <w:ind w:left="100" w:right="100" w:firstLine="0" w:firstLineChars="0"/>
+              <w:rPr>
+                <w:rFonts w:ascii="Helvetica" w:hAnsi="Helvetica" w:eastAsia="Helvetica" w:cs="Helvetica"/>
+                <w:i w:val="false"/>
+                <w:b w:val="false"/>
+                <w:u w:val="none"/>
+                <w:sz w:val="22"/>
+                <w:szCs w:val="22"/>
+                <w:color w:val="000000"/>
+              </w:rPr>
+            </w:pPr>
+            <w:r>
+              <w:rPr>
+                <w:rFonts w:ascii="Helvetica" w:hAnsi="Helvetica" w:eastAsia="Helvetica" w:cs="Helvetica"/>
+                <w:i w:val="false"/>
+                <w:b w:val="false"/>
+                <w:u w:val="none"/>
+                <w:sz w:val="22"/>
+                <w:szCs w:val="22"/>
+                <w:color w:val="000000"/>
+              </w:rPr>
+              <w:t xml:space="preserve">0.40, 89.8</w:t>
             </w:r>
           </w:p>
         </w:tc>
@@ -3306,113 +3306,113 @@
                 <w:szCs w:val="22"/>
                 <w:color w:val="000000"/>
               </w:rPr>
-              <w:t xml:space="preserve">1.24</w:t>
-            </w:r>
-          </w:p>
-        </w:tc>
-        <w:tc>
-          <w:tcPr>
-            <w:tcBorders>
-              <w:bottom w:val="none" w:sz="0" w:space="0" w:color="000000"/>
-              <w:top w:val="none" w:sz="0" w:space="0" w:color="000000"/>
-              <w:left w:val="none" w:sz="0" w:space="0" w:color="000000"/>
-              <w:right w:val="none" w:sz="0" w:space="0" w:color="000000"/>
-            </w:tcBorders>
-            <w:shd w:val="clear" w:color="auto" w:fill="FFFFFF"/>
-            <w:tcMar>
-              <w:top w:w="0" w:type="dxa"/>
-              <w:bottom w:w="0" w:type="dxa"/>
-              <w:left w:w="0" w:type="dxa"/>
-              <w:right w:w="0" w:type="dxa"/>
-            </w:tcMar>
-            <w:vAlign w:val="top"/>
-          </w:tcPr>
-          <w:p>
-            <w:pPr>
-              <w:pStyle w:val="Normal"/>
-              <w:jc w:val="center"/>
-              <w:pBdr>
-                <w:bottom w:val="none" w:sz="0" w:space="0" w:color="000000"/>
-                <w:top w:val="none" w:sz="0" w:space="0" w:color="000000"/>
-                <w:left w:val="none" w:sz="0" w:space="0" w:color="000000"/>
-                <w:right w:val="none" w:sz="0" w:space="0" w:color="000000"/>
-              </w:pBdr>
-              <w:spacing w:after="100" w:before="100" w:line="240"/>
-              <w:ind w:left="100" w:right="100" w:firstLine="0" w:firstLineChars="0"/>
-              <w:rPr>
-                <w:rFonts w:ascii="Helvetica" w:hAnsi="Helvetica" w:eastAsia="Helvetica" w:cs="Helvetica"/>
-                <w:i w:val="false"/>
-                <w:b w:val="false"/>
-                <w:u w:val="none"/>
-                <w:sz w:val="22"/>
-                <w:szCs w:val="22"/>
-                <w:color w:val="000000"/>
-              </w:rPr>
-            </w:pPr>
-            <w:r>
-              <w:rPr>
-                <w:rFonts w:ascii="Helvetica" w:hAnsi="Helvetica" w:eastAsia="Helvetica" w:cs="Helvetica"/>
-                <w:i w:val="false"/>
-                <w:b w:val="false"/>
-                <w:u w:val="none"/>
-                <w:sz w:val="22"/>
-                <w:szCs w:val="22"/>
-                <w:color w:val="000000"/>
-              </w:rPr>
-              <w:t xml:space="preserve">1.05, 1.48</w:t>
-            </w:r>
-          </w:p>
-        </w:tc>
-        <w:tc>
-          <w:tcPr>
-            <w:tcBorders>
-              <w:bottom w:val="none" w:sz="0" w:space="0" w:color="000000"/>
-              <w:top w:val="none" w:sz="0" w:space="0" w:color="000000"/>
-              <w:left w:val="none" w:sz="0" w:space="0" w:color="000000"/>
-              <w:right w:val="none" w:sz="0" w:space="0" w:color="000000"/>
-            </w:tcBorders>
-            <w:shd w:val="clear" w:color="auto" w:fill="FFFFFF"/>
-            <w:tcMar>
-              <w:top w:w="0" w:type="dxa"/>
-              <w:bottom w:w="0" w:type="dxa"/>
-              <w:left w:w="0" w:type="dxa"/>
-              <w:right w:w="0" w:type="dxa"/>
-            </w:tcMar>
-            <w:vAlign w:val="top"/>
-          </w:tcPr>
-          <w:p>
-            <w:pPr>
-              <w:pStyle w:val="Normal"/>
-              <w:jc w:val="center"/>
-              <w:pBdr>
-                <w:bottom w:val="none" w:sz="0" w:space="0" w:color="000000"/>
-                <w:top w:val="none" w:sz="0" w:space="0" w:color="000000"/>
-                <w:left w:val="none" w:sz="0" w:space="0" w:color="000000"/>
-                <w:right w:val="none" w:sz="0" w:space="0" w:color="000000"/>
-              </w:pBdr>
-              <w:spacing w:after="100" w:before="100" w:line="240"/>
-              <w:ind w:left="100" w:right="100" w:firstLine="0" w:firstLineChars="0"/>
-              <w:rPr>
-                <w:rFonts w:ascii="Helvetica" w:hAnsi="Helvetica" w:eastAsia="Helvetica" w:cs="Helvetica"/>
-                <w:i w:val="false"/>
-                <w:b w:val="false"/>
-                <w:u w:val="none"/>
-                <w:sz w:val="22"/>
-                <w:szCs w:val="22"/>
-                <w:color w:val="000000"/>
-              </w:rPr>
-            </w:pPr>
-            <w:r>
-              <w:rPr>
-                <w:rFonts w:ascii="Helvetica" w:hAnsi="Helvetica" w:eastAsia="Helvetica" w:cs="Helvetica"/>
-                <w:i w:val="false"/>
-                <w:b w:val="false"/>
-                <w:u w:val="none"/>
-                <w:sz w:val="22"/>
-                <w:szCs w:val="22"/>
-                <w:color w:val="000000"/>
-              </w:rPr>
-              <w:t xml:space="preserve">0.012</w:t>
+              <w:t xml:space="preserve">1.23</w:t>
+            </w:r>
+          </w:p>
+        </w:tc>
+        <w:tc>
+          <w:tcPr>
+            <w:tcBorders>
+              <w:bottom w:val="none" w:sz="0" w:space="0" w:color="000000"/>
+              <w:top w:val="none" w:sz="0" w:space="0" w:color="000000"/>
+              <w:left w:val="none" w:sz="0" w:space="0" w:color="000000"/>
+              <w:right w:val="none" w:sz="0" w:space="0" w:color="000000"/>
+            </w:tcBorders>
+            <w:shd w:val="clear" w:color="auto" w:fill="FFFFFF"/>
+            <w:tcMar>
+              <w:top w:w="0" w:type="dxa"/>
+              <w:bottom w:w="0" w:type="dxa"/>
+              <w:left w:w="0" w:type="dxa"/>
+              <w:right w:w="0" w:type="dxa"/>
+            </w:tcMar>
+            <w:vAlign w:val="top"/>
+          </w:tcPr>
+          <w:p>
+            <w:pPr>
+              <w:pStyle w:val="Normal"/>
+              <w:jc w:val="center"/>
+              <w:pBdr>
+                <w:bottom w:val="none" w:sz="0" w:space="0" w:color="000000"/>
+                <w:top w:val="none" w:sz="0" w:space="0" w:color="000000"/>
+                <w:left w:val="none" w:sz="0" w:space="0" w:color="000000"/>
+                <w:right w:val="none" w:sz="0" w:space="0" w:color="000000"/>
+              </w:pBdr>
+              <w:spacing w:after="100" w:before="100" w:line="240"/>
+              <w:ind w:left="100" w:right="100" w:firstLine="0" w:firstLineChars="0"/>
+              <w:rPr>
+                <w:rFonts w:ascii="Helvetica" w:hAnsi="Helvetica" w:eastAsia="Helvetica" w:cs="Helvetica"/>
+                <w:i w:val="false"/>
+                <w:b w:val="false"/>
+                <w:u w:val="none"/>
+                <w:sz w:val="22"/>
+                <w:szCs w:val="22"/>
+                <w:color w:val="000000"/>
+              </w:rPr>
+            </w:pPr>
+            <w:r>
+              <w:rPr>
+                <w:rFonts w:ascii="Helvetica" w:hAnsi="Helvetica" w:eastAsia="Helvetica" w:cs="Helvetica"/>
+                <w:i w:val="false"/>
+                <w:b w:val="false"/>
+                <w:u w:val="none"/>
+                <w:sz w:val="22"/>
+                <w:szCs w:val="22"/>
+                <w:color w:val="000000"/>
+              </w:rPr>
+              <w:t xml:space="preserve">1.04, 1.47</w:t>
+            </w:r>
+          </w:p>
+        </w:tc>
+        <w:tc>
+          <w:tcPr>
+            <w:tcBorders>
+              <w:bottom w:val="none" w:sz="0" w:space="0" w:color="000000"/>
+              <w:top w:val="none" w:sz="0" w:space="0" w:color="000000"/>
+              <w:left w:val="none" w:sz="0" w:space="0" w:color="000000"/>
+              <w:right w:val="none" w:sz="0" w:space="0" w:color="000000"/>
+            </w:tcBorders>
+            <w:shd w:val="clear" w:color="auto" w:fill="FFFFFF"/>
+            <w:tcMar>
+              <w:top w:w="0" w:type="dxa"/>
+              <w:bottom w:w="0" w:type="dxa"/>
+              <w:left w:w="0" w:type="dxa"/>
+              <w:right w:w="0" w:type="dxa"/>
+            </w:tcMar>
+            <w:vAlign w:val="top"/>
+          </w:tcPr>
+          <w:p>
+            <w:pPr>
+              <w:pStyle w:val="Normal"/>
+              <w:jc w:val="center"/>
+              <w:pBdr>
+                <w:bottom w:val="none" w:sz="0" w:space="0" w:color="000000"/>
+                <w:top w:val="none" w:sz="0" w:space="0" w:color="000000"/>
+                <w:left w:val="none" w:sz="0" w:space="0" w:color="000000"/>
+                <w:right w:val="none" w:sz="0" w:space="0" w:color="000000"/>
+              </w:pBdr>
+              <w:spacing w:after="100" w:before="100" w:line="240"/>
+              <w:ind w:left="100" w:right="100" w:firstLine="0" w:firstLineChars="0"/>
+              <w:rPr>
+                <w:rFonts w:ascii="Helvetica" w:hAnsi="Helvetica" w:eastAsia="Helvetica" w:cs="Helvetica"/>
+                <w:i w:val="false"/>
+                <w:b w:val="false"/>
+                <w:u w:val="none"/>
+                <w:sz w:val="22"/>
+                <w:szCs w:val="22"/>
+                <w:color w:val="000000"/>
+              </w:rPr>
+            </w:pPr>
+            <w:r>
+              <w:rPr>
+                <w:rFonts w:ascii="Helvetica" w:hAnsi="Helvetica" w:eastAsia="Helvetica" w:cs="Helvetica"/>
+                <w:i w:val="false"/>
+                <w:b w:val="false"/>
+                <w:u w:val="none"/>
+                <w:sz w:val="22"/>
+                <w:szCs w:val="22"/>
+                <w:color w:val="000000"/>
+              </w:rPr>
+              <w:t xml:space="preserve">0.018</w:t>
             </w:r>
           </w:p>
         </w:tc>
@@ -3571,60 +3571,60 @@
                 <w:szCs w:val="22"/>
                 <w:color w:val="000000"/>
               </w:rPr>
-              <w:t xml:space="preserve">0.59, 1.53</w:t>
-            </w:r>
-          </w:p>
-        </w:tc>
-        <w:tc>
-          <w:tcPr>
-            <w:tcBorders>
-              <w:bottom w:val="none" w:sz="0" w:space="0" w:color="000000"/>
-              <w:top w:val="none" w:sz="0" w:space="0" w:color="000000"/>
-              <w:left w:val="none" w:sz="0" w:space="0" w:color="000000"/>
-              <w:right w:val="none" w:sz="0" w:space="0" w:color="000000"/>
-            </w:tcBorders>
-            <w:shd w:val="clear" w:color="auto" w:fill="FFFFFF"/>
-            <w:tcMar>
-              <w:top w:w="0" w:type="dxa"/>
-              <w:bottom w:w="0" w:type="dxa"/>
-              <w:left w:w="0" w:type="dxa"/>
-              <w:right w:w="0" w:type="dxa"/>
-            </w:tcMar>
-            <w:vAlign w:val="top"/>
-          </w:tcPr>
-          <w:p>
-            <w:pPr>
-              <w:pStyle w:val="Normal"/>
-              <w:jc w:val="center"/>
-              <w:pBdr>
-                <w:bottom w:val="none" w:sz="0" w:space="0" w:color="000000"/>
-                <w:top w:val="none" w:sz="0" w:space="0" w:color="000000"/>
-                <w:left w:val="none" w:sz="0" w:space="0" w:color="000000"/>
-                <w:right w:val="none" w:sz="0" w:space="0" w:color="000000"/>
-              </w:pBdr>
-              <w:spacing w:after="100" w:before="100" w:line="240"/>
-              <w:ind w:left="100" w:right="100" w:firstLine="0" w:firstLineChars="0"/>
-              <w:rPr>
-                <w:rFonts w:ascii="Helvetica" w:hAnsi="Helvetica" w:eastAsia="Helvetica" w:cs="Helvetica"/>
-                <w:i w:val="false"/>
-                <w:b w:val="false"/>
-                <w:u w:val="none"/>
-                <w:sz w:val="22"/>
-                <w:szCs w:val="22"/>
-                <w:color w:val="000000"/>
-              </w:rPr>
-            </w:pPr>
-            <w:r>
-              <w:rPr>
-                <w:rFonts w:ascii="Helvetica" w:hAnsi="Helvetica" w:eastAsia="Helvetica" w:cs="Helvetica"/>
-                <w:i w:val="false"/>
-                <w:b w:val="false"/>
-                <w:u w:val="none"/>
-                <w:sz w:val="22"/>
-                <w:szCs w:val="22"/>
-                <w:color w:val="000000"/>
-              </w:rPr>
-              <w:t xml:space="preserve">0.850</w:t>
+              <w:t xml:space="preserve">0.60, 1.50</w:t>
+            </w:r>
+          </w:p>
+        </w:tc>
+        <w:tc>
+          <w:tcPr>
+            <w:tcBorders>
+              <w:bottom w:val="none" w:sz="0" w:space="0" w:color="000000"/>
+              <w:top w:val="none" w:sz="0" w:space="0" w:color="000000"/>
+              <w:left w:val="none" w:sz="0" w:space="0" w:color="000000"/>
+              <w:right w:val="none" w:sz="0" w:space="0" w:color="000000"/>
+            </w:tcBorders>
+            <w:shd w:val="clear" w:color="auto" w:fill="FFFFFF"/>
+            <w:tcMar>
+              <w:top w:w="0" w:type="dxa"/>
+              <w:bottom w:w="0" w:type="dxa"/>
+              <w:left w:w="0" w:type="dxa"/>
+              <w:right w:w="0" w:type="dxa"/>
+            </w:tcMar>
+            <w:vAlign w:val="top"/>
+          </w:tcPr>
+          <w:p>
+            <w:pPr>
+              <w:pStyle w:val="Normal"/>
+              <w:jc w:val="center"/>
+              <w:pBdr>
+                <w:bottom w:val="none" w:sz="0" w:space="0" w:color="000000"/>
+                <w:top w:val="none" w:sz="0" w:space="0" w:color="000000"/>
+                <w:left w:val="none" w:sz="0" w:space="0" w:color="000000"/>
+                <w:right w:val="none" w:sz="0" w:space="0" w:color="000000"/>
+              </w:pBdr>
+              <w:spacing w:after="100" w:before="100" w:line="240"/>
+              <w:ind w:left="100" w:right="100" w:firstLine="0" w:firstLineChars="0"/>
+              <w:rPr>
+                <w:rFonts w:ascii="Helvetica" w:hAnsi="Helvetica" w:eastAsia="Helvetica" w:cs="Helvetica"/>
+                <w:i w:val="false"/>
+                <w:b w:val="false"/>
+                <w:u w:val="none"/>
+                <w:sz w:val="22"/>
+                <w:szCs w:val="22"/>
+                <w:color w:val="000000"/>
+              </w:rPr>
+            </w:pPr>
+            <w:r>
+              <w:rPr>
+                <w:rFonts w:ascii="Helvetica" w:hAnsi="Helvetica" w:eastAsia="Helvetica" w:cs="Helvetica"/>
+                <w:i w:val="false"/>
+                <w:b w:val="false"/>
+                <w:u w:val="none"/>
+                <w:sz w:val="22"/>
+                <w:szCs w:val="22"/>
+                <w:color w:val="000000"/>
+              </w:rPr>
+              <w:t xml:space="preserve">0.820</w:t>
             </w:r>
           </w:p>
         </w:tc>
@@ -4755,60 +4755,60 @@
                 <w:szCs w:val="22"/>
                 <w:color w:val="000000"/>
               </w:rPr>
-              <w:t xml:space="preserve">2.11</w:t>
-            </w:r>
-          </w:p>
-        </w:tc>
-        <w:tc>
-          <w:tcPr>
-            <w:tcBorders>
-              <w:bottom w:val="none" w:sz="0" w:space="0" w:color="000000"/>
-              <w:top w:val="none" w:sz="0" w:space="0" w:color="000000"/>
-              <w:left w:val="none" w:sz="0" w:space="0" w:color="000000"/>
-              <w:right w:val="none" w:sz="0" w:space="0" w:color="000000"/>
-            </w:tcBorders>
-            <w:shd w:val="clear" w:color="auto" w:fill="FFFFFF"/>
-            <w:tcMar>
-              <w:top w:w="0" w:type="dxa"/>
-              <w:bottom w:w="0" w:type="dxa"/>
-              <w:left w:w="0" w:type="dxa"/>
-              <w:right w:w="0" w:type="dxa"/>
-            </w:tcMar>
-            <w:vAlign w:val="top"/>
-          </w:tcPr>
-          <w:p>
-            <w:pPr>
-              <w:pStyle w:val="Normal"/>
-              <w:jc w:val="center"/>
-              <w:pBdr>
-                <w:bottom w:val="none" w:sz="0" w:space="0" w:color="000000"/>
-                <w:top w:val="none" w:sz="0" w:space="0" w:color="000000"/>
-                <w:left w:val="none" w:sz="0" w:space="0" w:color="000000"/>
-                <w:right w:val="none" w:sz="0" w:space="0" w:color="000000"/>
-              </w:pBdr>
-              <w:spacing w:after="100" w:before="100" w:line="240"/>
-              <w:ind w:left="100" w:right="100" w:firstLine="0" w:firstLineChars="0"/>
-              <w:rPr>
-                <w:rFonts w:ascii="Helvetica" w:hAnsi="Helvetica" w:eastAsia="Helvetica" w:cs="Helvetica"/>
-                <w:i w:val="false"/>
-                <w:b w:val="false"/>
-                <w:u w:val="none"/>
-                <w:sz w:val="22"/>
-                <w:szCs w:val="22"/>
-                <w:color w:val="000000"/>
-              </w:rPr>
-            </w:pPr>
-            <w:r>
-              <w:rPr>
-                <w:rFonts w:ascii="Helvetica" w:hAnsi="Helvetica" w:eastAsia="Helvetica" w:cs="Helvetica"/>
-                <w:i w:val="false"/>
-                <w:b w:val="false"/>
-                <w:u w:val="none"/>
-                <w:sz w:val="22"/>
-                <w:szCs w:val="22"/>
-                <w:color w:val="000000"/>
-              </w:rPr>
-              <w:t xml:space="preserve">0.65, 6.90</w:t>
+              <w:t xml:space="preserve">2.09</w:t>
+            </w:r>
+          </w:p>
+        </w:tc>
+        <w:tc>
+          <w:tcPr>
+            <w:tcBorders>
+              <w:bottom w:val="none" w:sz="0" w:space="0" w:color="000000"/>
+              <w:top w:val="none" w:sz="0" w:space="0" w:color="000000"/>
+              <w:left w:val="none" w:sz="0" w:space="0" w:color="000000"/>
+              <w:right w:val="none" w:sz="0" w:space="0" w:color="000000"/>
+            </w:tcBorders>
+            <w:shd w:val="clear" w:color="auto" w:fill="FFFFFF"/>
+            <w:tcMar>
+              <w:top w:w="0" w:type="dxa"/>
+              <w:bottom w:w="0" w:type="dxa"/>
+              <w:left w:w="0" w:type="dxa"/>
+              <w:right w:w="0" w:type="dxa"/>
+            </w:tcMar>
+            <w:vAlign w:val="top"/>
+          </w:tcPr>
+          <w:p>
+            <w:pPr>
+              <w:pStyle w:val="Normal"/>
+              <w:jc w:val="center"/>
+              <w:pBdr>
+                <w:bottom w:val="none" w:sz="0" w:space="0" w:color="000000"/>
+                <w:top w:val="none" w:sz="0" w:space="0" w:color="000000"/>
+                <w:left w:val="none" w:sz="0" w:space="0" w:color="000000"/>
+                <w:right w:val="none" w:sz="0" w:space="0" w:color="000000"/>
+              </w:pBdr>
+              <w:spacing w:after="100" w:before="100" w:line="240"/>
+              <w:ind w:left="100" w:right="100" w:firstLine="0" w:firstLineChars="0"/>
+              <w:rPr>
+                <w:rFonts w:ascii="Helvetica" w:hAnsi="Helvetica" w:eastAsia="Helvetica" w:cs="Helvetica"/>
+                <w:i w:val="false"/>
+                <w:b w:val="false"/>
+                <w:u w:val="none"/>
+                <w:sz w:val="22"/>
+                <w:szCs w:val="22"/>
+                <w:color w:val="000000"/>
+              </w:rPr>
+            </w:pPr>
+            <w:r>
+              <w:rPr>
+                <w:rFonts w:ascii="Helvetica" w:hAnsi="Helvetica" w:eastAsia="Helvetica" w:cs="Helvetica"/>
+                <w:i w:val="false"/>
+                <w:b w:val="false"/>
+                <w:u w:val="none"/>
+                <w:sz w:val="22"/>
+                <w:szCs w:val="22"/>
+                <w:color w:val="000000"/>
+              </w:rPr>
+              <w:t xml:space="preserve">0.64, 6.84</w:t>
             </w:r>
           </w:p>
         </w:tc>
@@ -4967,60 +4967,60 @@
                 <w:szCs w:val="22"/>
                 <w:color w:val="000000"/>
               </w:rPr>
-              <w:t xml:space="preserve">0.48</w:t>
-            </w:r>
-          </w:p>
-        </w:tc>
-        <w:tc>
-          <w:tcPr>
-            <w:tcBorders>
-              <w:bottom w:val="none" w:sz="0" w:space="0" w:color="000000"/>
-              <w:top w:val="none" w:sz="0" w:space="0" w:color="000000"/>
-              <w:left w:val="none" w:sz="0" w:space="0" w:color="000000"/>
-              <w:right w:val="none" w:sz="0" w:space="0" w:color="000000"/>
-            </w:tcBorders>
-            <w:shd w:val="clear" w:color="auto" w:fill="FFFFFF"/>
-            <w:tcMar>
-              <w:top w:w="0" w:type="dxa"/>
-              <w:bottom w:w="0" w:type="dxa"/>
-              <w:left w:w="0" w:type="dxa"/>
-              <w:right w:w="0" w:type="dxa"/>
-            </w:tcMar>
-            <w:vAlign w:val="top"/>
-          </w:tcPr>
-          <w:p>
-            <w:pPr>
-              <w:pStyle w:val="Normal"/>
-              <w:jc w:val="center"/>
-              <w:pBdr>
-                <w:bottom w:val="none" w:sz="0" w:space="0" w:color="000000"/>
-                <w:top w:val="none" w:sz="0" w:space="0" w:color="000000"/>
-                <w:left w:val="none" w:sz="0" w:space="0" w:color="000000"/>
-                <w:right w:val="none" w:sz="0" w:space="0" w:color="000000"/>
-              </w:pBdr>
-              <w:spacing w:after="100" w:before="100" w:line="240"/>
-              <w:ind w:left="100" w:right="100" w:firstLine="0" w:firstLineChars="0"/>
-              <w:rPr>
-                <w:rFonts w:ascii="Helvetica" w:hAnsi="Helvetica" w:eastAsia="Helvetica" w:cs="Helvetica"/>
-                <w:i w:val="false"/>
-                <w:b w:val="false"/>
-                <w:u w:val="none"/>
-                <w:sz w:val="22"/>
-                <w:szCs w:val="22"/>
-                <w:color w:val="000000"/>
-              </w:rPr>
-            </w:pPr>
-            <w:r>
-              <w:rPr>
-                <w:rFonts w:ascii="Helvetica" w:hAnsi="Helvetica" w:eastAsia="Helvetica" w:cs="Helvetica"/>
-                <w:i w:val="false"/>
-                <w:b w:val="false"/>
-                <w:u w:val="none"/>
-                <w:sz w:val="22"/>
-                <w:szCs w:val="22"/>
-                <w:color w:val="000000"/>
-              </w:rPr>
-              <w:t xml:space="preserve">0.05, 4.96</w:t>
+              <w:t xml:space="preserve">0.47</w:t>
+            </w:r>
+          </w:p>
+        </w:tc>
+        <w:tc>
+          <w:tcPr>
+            <w:tcBorders>
+              <w:bottom w:val="none" w:sz="0" w:space="0" w:color="000000"/>
+              <w:top w:val="none" w:sz="0" w:space="0" w:color="000000"/>
+              <w:left w:val="none" w:sz="0" w:space="0" w:color="000000"/>
+              <w:right w:val="none" w:sz="0" w:space="0" w:color="000000"/>
+            </w:tcBorders>
+            <w:shd w:val="clear" w:color="auto" w:fill="FFFFFF"/>
+            <w:tcMar>
+              <w:top w:w="0" w:type="dxa"/>
+              <w:bottom w:w="0" w:type="dxa"/>
+              <w:left w:w="0" w:type="dxa"/>
+              <w:right w:w="0" w:type="dxa"/>
+            </w:tcMar>
+            <w:vAlign w:val="top"/>
+          </w:tcPr>
+          <w:p>
+            <w:pPr>
+              <w:pStyle w:val="Normal"/>
+              <w:jc w:val="center"/>
+              <w:pBdr>
+                <w:bottom w:val="none" w:sz="0" w:space="0" w:color="000000"/>
+                <w:top w:val="none" w:sz="0" w:space="0" w:color="000000"/>
+                <w:left w:val="none" w:sz="0" w:space="0" w:color="000000"/>
+                <w:right w:val="none" w:sz="0" w:space="0" w:color="000000"/>
+              </w:pBdr>
+              <w:spacing w:after="100" w:before="100" w:line="240"/>
+              <w:ind w:left="100" w:right="100" w:firstLine="0" w:firstLineChars="0"/>
+              <w:rPr>
+                <w:rFonts w:ascii="Helvetica" w:hAnsi="Helvetica" w:eastAsia="Helvetica" w:cs="Helvetica"/>
+                <w:i w:val="false"/>
+                <w:b w:val="false"/>
+                <w:u w:val="none"/>
+                <w:sz w:val="22"/>
+                <w:szCs w:val="22"/>
+                <w:color w:val="000000"/>
+              </w:rPr>
+            </w:pPr>
+            <w:r>
+              <w:rPr>
+                <w:rFonts w:ascii="Helvetica" w:hAnsi="Helvetica" w:eastAsia="Helvetica" w:cs="Helvetica"/>
+                <w:i w:val="false"/>
+                <w:b w:val="false"/>
+                <w:u w:val="none"/>
+                <w:sz w:val="22"/>
+                <w:szCs w:val="22"/>
+                <w:color w:val="000000"/>
+              </w:rPr>
+              <w:t xml:space="preserve">0.04, 5.13</w:t>
             </w:r>
           </w:p>
         </w:tc>
@@ -6529,7 +6529,7 @@
       </w:tr>
       <w:tr>
         <w:trPr>
-          <w:trHeight w:val="598" w:hRule="auto"/>
+          <w:trHeight w:val="597" w:hRule="auto"/>
         </w:trPr>
         body13
         <w:tc>
@@ -6687,113 +6687,113 @@
                 <w:szCs w:val="22"/>
                 <w:color w:val="000000"/>
               </w:rPr>
-              <w:t xml:space="preserve">0.76</w:t>
-            </w:r>
-          </w:p>
-        </w:tc>
-        <w:tc>
-          <w:tcPr>
-            <w:tcBorders>
-              <w:bottom w:val="none" w:sz="0" w:space="0" w:color="000000"/>
-              <w:top w:val="none" w:sz="0" w:space="0" w:color="000000"/>
-              <w:left w:val="none" w:sz="0" w:space="0" w:color="000000"/>
-              <w:right w:val="none" w:sz="0" w:space="0" w:color="000000"/>
-            </w:tcBorders>
-            <w:shd w:val="clear" w:color="auto" w:fill="FFFFFF"/>
-            <w:tcMar>
-              <w:top w:w="0" w:type="dxa"/>
-              <w:bottom w:w="0" w:type="dxa"/>
-              <w:left w:w="0" w:type="dxa"/>
-              <w:right w:w="0" w:type="dxa"/>
-            </w:tcMar>
-            <w:vAlign w:val="top"/>
-          </w:tcPr>
-          <w:p>
-            <w:pPr>
-              <w:pStyle w:val="Normal"/>
-              <w:jc w:val="center"/>
-              <w:pBdr>
-                <w:bottom w:val="none" w:sz="0" w:space="0" w:color="000000"/>
-                <w:top w:val="none" w:sz="0" w:space="0" w:color="000000"/>
-                <w:left w:val="none" w:sz="0" w:space="0" w:color="000000"/>
-                <w:right w:val="none" w:sz="0" w:space="0" w:color="000000"/>
-              </w:pBdr>
-              <w:spacing w:after="100" w:before="100" w:line="240"/>
-              <w:ind w:left="100" w:right="100" w:firstLine="0" w:firstLineChars="0"/>
-              <w:rPr>
-                <w:rFonts w:ascii="Helvetica" w:hAnsi="Helvetica" w:eastAsia="Helvetica" w:cs="Helvetica"/>
-                <w:i w:val="false"/>
-                <w:b w:val="false"/>
-                <w:u w:val="none"/>
-                <w:sz w:val="22"/>
-                <w:szCs w:val="22"/>
-                <w:color w:val="000000"/>
-              </w:rPr>
-            </w:pPr>
-            <w:r>
-              <w:rPr>
-                <w:rFonts w:ascii="Helvetica" w:hAnsi="Helvetica" w:eastAsia="Helvetica" w:cs="Helvetica"/>
-                <w:i w:val="false"/>
-                <w:b w:val="false"/>
-                <w:u w:val="none"/>
-                <w:sz w:val="22"/>
-                <w:szCs w:val="22"/>
-                <w:color w:val="000000"/>
-              </w:rPr>
-              <w:t xml:space="preserve">0.15, 3.84</w:t>
-            </w:r>
-          </w:p>
-        </w:tc>
-        <w:tc>
-          <w:tcPr>
-            <w:tcBorders>
-              <w:bottom w:val="none" w:sz="0" w:space="0" w:color="000000"/>
-              <w:top w:val="none" w:sz="0" w:space="0" w:color="000000"/>
-              <w:left w:val="none" w:sz="0" w:space="0" w:color="000000"/>
-              <w:right w:val="none" w:sz="0" w:space="0" w:color="000000"/>
-            </w:tcBorders>
-            <w:shd w:val="clear" w:color="auto" w:fill="FFFFFF"/>
-            <w:tcMar>
-              <w:top w:w="0" w:type="dxa"/>
-              <w:bottom w:w="0" w:type="dxa"/>
-              <w:left w:w="0" w:type="dxa"/>
-              <w:right w:w="0" w:type="dxa"/>
-            </w:tcMar>
-            <w:vAlign w:val="top"/>
-          </w:tcPr>
-          <w:p>
-            <w:pPr>
-              <w:pStyle w:val="Normal"/>
-              <w:jc w:val="center"/>
-              <w:pBdr>
-                <w:bottom w:val="none" w:sz="0" w:space="0" w:color="000000"/>
-                <w:top w:val="none" w:sz="0" w:space="0" w:color="000000"/>
-                <w:left w:val="none" w:sz="0" w:space="0" w:color="000000"/>
-                <w:right w:val="none" w:sz="0" w:space="0" w:color="000000"/>
-              </w:pBdr>
-              <w:spacing w:after="100" w:before="100" w:line="240"/>
-              <w:ind w:left="100" w:right="100" w:firstLine="0" w:firstLineChars="0"/>
-              <w:rPr>
-                <w:rFonts w:ascii="Helvetica" w:hAnsi="Helvetica" w:eastAsia="Helvetica" w:cs="Helvetica"/>
-                <w:i w:val="false"/>
-                <w:b w:val="false"/>
-                <w:u w:val="none"/>
-                <w:sz w:val="22"/>
-                <w:szCs w:val="22"/>
-                <w:color w:val="000000"/>
-              </w:rPr>
-            </w:pPr>
-            <w:r>
-              <w:rPr>
-                <w:rFonts w:ascii="Helvetica" w:hAnsi="Helvetica" w:eastAsia="Helvetica" w:cs="Helvetica"/>
-                <w:i w:val="false"/>
-                <w:b w:val="false"/>
-                <w:u w:val="none"/>
-                <w:sz w:val="22"/>
-                <w:szCs w:val="22"/>
-                <w:color w:val="000000"/>
-              </w:rPr>
-              <w:t xml:space="preserve">0.740</w:t>
+              <w:t xml:space="preserve">0.78</w:t>
+            </w:r>
+          </w:p>
+        </w:tc>
+        <w:tc>
+          <w:tcPr>
+            <w:tcBorders>
+              <w:bottom w:val="none" w:sz="0" w:space="0" w:color="000000"/>
+              <w:top w:val="none" w:sz="0" w:space="0" w:color="000000"/>
+              <w:left w:val="none" w:sz="0" w:space="0" w:color="000000"/>
+              <w:right w:val="none" w:sz="0" w:space="0" w:color="000000"/>
+            </w:tcBorders>
+            <w:shd w:val="clear" w:color="auto" w:fill="FFFFFF"/>
+            <w:tcMar>
+              <w:top w:w="0" w:type="dxa"/>
+              <w:bottom w:w="0" w:type="dxa"/>
+              <w:left w:w="0" w:type="dxa"/>
+              <w:right w:w="0" w:type="dxa"/>
+            </w:tcMar>
+            <w:vAlign w:val="top"/>
+          </w:tcPr>
+          <w:p>
+            <w:pPr>
+              <w:pStyle w:val="Normal"/>
+              <w:jc w:val="center"/>
+              <w:pBdr>
+                <w:bottom w:val="none" w:sz="0" w:space="0" w:color="000000"/>
+                <w:top w:val="none" w:sz="0" w:space="0" w:color="000000"/>
+                <w:left w:val="none" w:sz="0" w:space="0" w:color="000000"/>
+                <w:right w:val="none" w:sz="0" w:space="0" w:color="000000"/>
+              </w:pBdr>
+              <w:spacing w:after="100" w:before="100" w:line="240"/>
+              <w:ind w:left="100" w:right="100" w:firstLine="0" w:firstLineChars="0"/>
+              <w:rPr>
+                <w:rFonts w:ascii="Helvetica" w:hAnsi="Helvetica" w:eastAsia="Helvetica" w:cs="Helvetica"/>
+                <w:i w:val="false"/>
+                <w:b w:val="false"/>
+                <w:u w:val="none"/>
+                <w:sz w:val="22"/>
+                <w:szCs w:val="22"/>
+                <w:color w:val="000000"/>
+              </w:rPr>
+            </w:pPr>
+            <w:r>
+              <w:rPr>
+                <w:rFonts w:ascii="Helvetica" w:hAnsi="Helvetica" w:eastAsia="Helvetica" w:cs="Helvetica"/>
+                <w:i w:val="false"/>
+                <w:b w:val="false"/>
+                <w:u w:val="none"/>
+                <w:sz w:val="22"/>
+                <w:szCs w:val="22"/>
+                <w:color w:val="000000"/>
+              </w:rPr>
+              <w:t xml:space="preserve">0.15, 3.90</w:t>
+            </w:r>
+          </w:p>
+        </w:tc>
+        <w:tc>
+          <w:tcPr>
+            <w:tcBorders>
+              <w:bottom w:val="none" w:sz="0" w:space="0" w:color="000000"/>
+              <w:top w:val="none" w:sz="0" w:space="0" w:color="000000"/>
+              <w:left w:val="none" w:sz="0" w:space="0" w:color="000000"/>
+              <w:right w:val="none" w:sz="0" w:space="0" w:color="000000"/>
+            </w:tcBorders>
+            <w:shd w:val="clear" w:color="auto" w:fill="FFFFFF"/>
+            <w:tcMar>
+              <w:top w:w="0" w:type="dxa"/>
+              <w:bottom w:w="0" w:type="dxa"/>
+              <w:left w:w="0" w:type="dxa"/>
+              <w:right w:w="0" w:type="dxa"/>
+            </w:tcMar>
+            <w:vAlign w:val="top"/>
+          </w:tcPr>
+          <w:p>
+            <w:pPr>
+              <w:pStyle w:val="Normal"/>
+              <w:jc w:val="center"/>
+              <w:pBdr>
+                <w:bottom w:val="none" w:sz="0" w:space="0" w:color="000000"/>
+                <w:top w:val="none" w:sz="0" w:space="0" w:color="000000"/>
+                <w:left w:val="none" w:sz="0" w:space="0" w:color="000000"/>
+                <w:right w:val="none" w:sz="0" w:space="0" w:color="000000"/>
+              </w:pBdr>
+              <w:spacing w:after="100" w:before="100" w:line="240"/>
+              <w:ind w:left="100" w:right="100" w:firstLine="0" w:firstLineChars="0"/>
+              <w:rPr>
+                <w:rFonts w:ascii="Helvetica" w:hAnsi="Helvetica" w:eastAsia="Helvetica" w:cs="Helvetica"/>
+                <w:i w:val="false"/>
+                <w:b w:val="false"/>
+                <w:u w:val="none"/>
+                <w:sz w:val="22"/>
+                <w:szCs w:val="22"/>
+                <w:color w:val="000000"/>
+              </w:rPr>
+            </w:pPr>
+            <w:r>
+              <w:rPr>
+                <w:rFonts w:ascii="Helvetica" w:hAnsi="Helvetica" w:eastAsia="Helvetica" w:cs="Helvetica"/>
+                <w:i w:val="false"/>
+                <w:b w:val="false"/>
+                <w:u w:val="none"/>
+                <w:sz w:val="22"/>
+                <w:szCs w:val="22"/>
+                <w:color w:val="000000"/>
+              </w:rPr>
+              <w:t xml:space="preserve">0.760</w:t>
             </w:r>
           </w:p>
         </w:tc>
@@ -6952,7 +6952,7 @@
                 <w:szCs w:val="22"/>
                 <w:color w:val="000000"/>
               </w:rPr>
-              <w:t xml:space="preserve">0.00, 0.00</w:t>
+              <w:t xml:space="preserve">0.00, 0.01</w:t>
             </w:r>
           </w:p>
         </w:tc>
@@ -7170,113 +7170,113 @@
                 <w:szCs w:val="22"/>
                 <w:color w:val="000000"/>
               </w:rPr>
-              <w:t xml:space="preserve">1.71</w:t>
-            </w:r>
-          </w:p>
-        </w:tc>
-        <w:tc>
-          <w:tcPr>
-            <w:tcBorders>
-              <w:bottom w:val="none" w:sz="0" w:space="0" w:color="000000"/>
-              <w:top w:val="none" w:sz="0" w:space="0" w:color="000000"/>
-              <w:left w:val="none" w:sz="0" w:space="0" w:color="000000"/>
-              <w:right w:val="none" w:sz="0" w:space="0" w:color="000000"/>
-            </w:tcBorders>
-            <w:shd w:val="clear" w:color="auto" w:fill="FFFFFF"/>
-            <w:tcMar>
-              <w:top w:w="0" w:type="dxa"/>
-              <w:bottom w:w="0" w:type="dxa"/>
-              <w:left w:w="0" w:type="dxa"/>
-              <w:right w:w="0" w:type="dxa"/>
-            </w:tcMar>
-            <w:vAlign w:val="top"/>
-          </w:tcPr>
-          <w:p>
-            <w:pPr>
-              <w:pStyle w:val="Normal"/>
-              <w:jc w:val="center"/>
-              <w:pBdr>
-                <w:bottom w:val="none" w:sz="0" w:space="0" w:color="000000"/>
-                <w:top w:val="none" w:sz="0" w:space="0" w:color="000000"/>
-                <w:left w:val="none" w:sz="0" w:space="0" w:color="000000"/>
-                <w:right w:val="none" w:sz="0" w:space="0" w:color="000000"/>
-              </w:pBdr>
-              <w:spacing w:after="100" w:before="100" w:line="240"/>
-              <w:ind w:left="100" w:right="100" w:firstLine="0" w:firstLineChars="0"/>
-              <w:rPr>
-                <w:rFonts w:ascii="Helvetica" w:hAnsi="Helvetica" w:eastAsia="Helvetica" w:cs="Helvetica"/>
-                <w:i w:val="false"/>
-                <w:b w:val="false"/>
-                <w:u w:val="none"/>
-                <w:sz w:val="22"/>
-                <w:szCs w:val="22"/>
-                <w:color w:val="000000"/>
-              </w:rPr>
-            </w:pPr>
-            <w:r>
-              <w:rPr>
-                <w:rFonts w:ascii="Helvetica" w:hAnsi="Helvetica" w:eastAsia="Helvetica" w:cs="Helvetica"/>
-                <w:i w:val="false"/>
-                <w:b w:val="false"/>
-                <w:u w:val="none"/>
-                <w:sz w:val="22"/>
-                <w:szCs w:val="22"/>
-                <w:color w:val="000000"/>
-              </w:rPr>
-              <w:t xml:space="preserve">0.22, 13.5</w:t>
-            </w:r>
-          </w:p>
-        </w:tc>
-        <w:tc>
-          <w:tcPr>
-            <w:tcBorders>
-              <w:bottom w:val="none" w:sz="0" w:space="0" w:color="000000"/>
-              <w:top w:val="none" w:sz="0" w:space="0" w:color="000000"/>
-              <w:left w:val="none" w:sz="0" w:space="0" w:color="000000"/>
-              <w:right w:val="none" w:sz="0" w:space="0" w:color="000000"/>
-            </w:tcBorders>
-            <w:shd w:val="clear" w:color="auto" w:fill="FFFFFF"/>
-            <w:tcMar>
-              <w:top w:w="0" w:type="dxa"/>
-              <w:bottom w:w="0" w:type="dxa"/>
-              <w:left w:w="0" w:type="dxa"/>
-              <w:right w:w="0" w:type="dxa"/>
-            </w:tcMar>
-            <w:vAlign w:val="top"/>
-          </w:tcPr>
-          <w:p>
-            <w:pPr>
-              <w:pStyle w:val="Normal"/>
-              <w:jc w:val="center"/>
-              <w:pBdr>
-                <w:bottom w:val="none" w:sz="0" w:space="0" w:color="000000"/>
-                <w:top w:val="none" w:sz="0" w:space="0" w:color="000000"/>
-                <w:left w:val="none" w:sz="0" w:space="0" w:color="000000"/>
-                <w:right w:val="none" w:sz="0" w:space="0" w:color="000000"/>
-              </w:pBdr>
-              <w:spacing w:after="100" w:before="100" w:line="240"/>
-              <w:ind w:left="100" w:right="100" w:firstLine="0" w:firstLineChars="0"/>
-              <w:rPr>
-                <w:rFonts w:ascii="Helvetica" w:hAnsi="Helvetica" w:eastAsia="Helvetica" w:cs="Helvetica"/>
-                <w:i w:val="false"/>
-                <w:b w:val="false"/>
-                <w:u w:val="none"/>
-                <w:sz w:val="22"/>
-                <w:szCs w:val="22"/>
-                <w:color w:val="000000"/>
-              </w:rPr>
-            </w:pPr>
-            <w:r>
-              <w:rPr>
-                <w:rFonts w:ascii="Helvetica" w:hAnsi="Helvetica" w:eastAsia="Helvetica" w:cs="Helvetica"/>
-                <w:i w:val="false"/>
-                <w:b w:val="false"/>
-                <w:u w:val="none"/>
-                <w:sz w:val="22"/>
-                <w:szCs w:val="22"/>
-                <w:color w:val="000000"/>
-              </w:rPr>
-              <w:t xml:space="preserve">0.610</w:t>
+              <w:t xml:space="preserve">1.81</w:t>
+            </w:r>
+          </w:p>
+        </w:tc>
+        <w:tc>
+          <w:tcPr>
+            <w:tcBorders>
+              <w:bottom w:val="none" w:sz="0" w:space="0" w:color="000000"/>
+              <w:top w:val="none" w:sz="0" w:space="0" w:color="000000"/>
+              <w:left w:val="none" w:sz="0" w:space="0" w:color="000000"/>
+              <w:right w:val="none" w:sz="0" w:space="0" w:color="000000"/>
+            </w:tcBorders>
+            <w:shd w:val="clear" w:color="auto" w:fill="FFFFFF"/>
+            <w:tcMar>
+              <w:top w:w="0" w:type="dxa"/>
+              <w:bottom w:w="0" w:type="dxa"/>
+              <w:left w:w="0" w:type="dxa"/>
+              <w:right w:w="0" w:type="dxa"/>
+            </w:tcMar>
+            <w:vAlign w:val="top"/>
+          </w:tcPr>
+          <w:p>
+            <w:pPr>
+              <w:pStyle w:val="Normal"/>
+              <w:jc w:val="center"/>
+              <w:pBdr>
+                <w:bottom w:val="none" w:sz="0" w:space="0" w:color="000000"/>
+                <w:top w:val="none" w:sz="0" w:space="0" w:color="000000"/>
+                <w:left w:val="none" w:sz="0" w:space="0" w:color="000000"/>
+                <w:right w:val="none" w:sz="0" w:space="0" w:color="000000"/>
+              </w:pBdr>
+              <w:spacing w:after="100" w:before="100" w:line="240"/>
+              <w:ind w:left="100" w:right="100" w:firstLine="0" w:firstLineChars="0"/>
+              <w:rPr>
+                <w:rFonts w:ascii="Helvetica" w:hAnsi="Helvetica" w:eastAsia="Helvetica" w:cs="Helvetica"/>
+                <w:i w:val="false"/>
+                <w:b w:val="false"/>
+                <w:u w:val="none"/>
+                <w:sz w:val="22"/>
+                <w:szCs w:val="22"/>
+                <w:color w:val="000000"/>
+              </w:rPr>
+            </w:pPr>
+            <w:r>
+              <w:rPr>
+                <w:rFonts w:ascii="Helvetica" w:hAnsi="Helvetica" w:eastAsia="Helvetica" w:cs="Helvetica"/>
+                <w:i w:val="false"/>
+                <w:b w:val="false"/>
+                <w:u w:val="none"/>
+                <w:sz w:val="22"/>
+                <w:szCs w:val="22"/>
+                <w:color w:val="000000"/>
+              </w:rPr>
+              <w:t xml:space="preserve">0.23, 14.2</w:t>
+            </w:r>
+          </w:p>
+        </w:tc>
+        <w:tc>
+          <w:tcPr>
+            <w:tcBorders>
+              <w:bottom w:val="none" w:sz="0" w:space="0" w:color="000000"/>
+              <w:top w:val="none" w:sz="0" w:space="0" w:color="000000"/>
+              <w:left w:val="none" w:sz="0" w:space="0" w:color="000000"/>
+              <w:right w:val="none" w:sz="0" w:space="0" w:color="000000"/>
+            </w:tcBorders>
+            <w:shd w:val="clear" w:color="auto" w:fill="FFFFFF"/>
+            <w:tcMar>
+              <w:top w:w="0" w:type="dxa"/>
+              <w:bottom w:w="0" w:type="dxa"/>
+              <w:left w:w="0" w:type="dxa"/>
+              <w:right w:w="0" w:type="dxa"/>
+            </w:tcMar>
+            <w:vAlign w:val="top"/>
+          </w:tcPr>
+          <w:p>
+            <w:pPr>
+              <w:pStyle w:val="Normal"/>
+              <w:jc w:val="center"/>
+              <w:pBdr>
+                <w:bottom w:val="none" w:sz="0" w:space="0" w:color="000000"/>
+                <w:top w:val="none" w:sz="0" w:space="0" w:color="000000"/>
+                <w:left w:val="none" w:sz="0" w:space="0" w:color="000000"/>
+                <w:right w:val="none" w:sz="0" w:space="0" w:color="000000"/>
+              </w:pBdr>
+              <w:spacing w:after="100" w:before="100" w:line="240"/>
+              <w:ind w:left="100" w:right="100" w:firstLine="0" w:firstLineChars="0"/>
+              <w:rPr>
+                <w:rFonts w:ascii="Helvetica" w:hAnsi="Helvetica" w:eastAsia="Helvetica" w:cs="Helvetica"/>
+                <w:i w:val="false"/>
+                <w:b w:val="false"/>
+                <w:u w:val="none"/>
+                <w:sz w:val="22"/>
+                <w:szCs w:val="22"/>
+                <w:color w:val="000000"/>
+              </w:rPr>
+            </w:pPr>
+            <w:r>
+              <w:rPr>
+                <w:rFonts w:ascii="Helvetica" w:hAnsi="Helvetica" w:eastAsia="Helvetica" w:cs="Helvetica"/>
+                <w:i w:val="false"/>
+                <w:b w:val="false"/>
+                <w:u w:val="none"/>
+                <w:sz w:val="22"/>
+                <w:szCs w:val="22"/>
+                <w:color w:val="000000"/>
+              </w:rPr>
+              <w:t xml:space="preserve">0.570</w:t>
             </w:r>
           </w:p>
         </w:tc>
@@ -7653,113 +7653,113 @@
                 <w:szCs w:val="22"/>
                 <w:color w:val="000000"/>
               </w:rPr>
-              <w:t xml:space="preserve">0.34</w:t>
-            </w:r>
-          </w:p>
-        </w:tc>
-        <w:tc>
-          <w:tcPr>
-            <w:tcBorders>
-              <w:bottom w:val="none" w:sz="0" w:space="0" w:color="000000"/>
-              <w:top w:val="none" w:sz="0" w:space="0" w:color="000000"/>
-              <w:left w:val="none" w:sz="0" w:space="0" w:color="000000"/>
-              <w:right w:val="none" w:sz="0" w:space="0" w:color="000000"/>
-            </w:tcBorders>
-            <w:shd w:val="clear" w:color="auto" w:fill="FFFFFF"/>
-            <w:tcMar>
-              <w:top w:w="0" w:type="dxa"/>
-              <w:bottom w:w="0" w:type="dxa"/>
-              <w:left w:w="0" w:type="dxa"/>
-              <w:right w:w="0" w:type="dxa"/>
-            </w:tcMar>
-            <w:vAlign w:val="top"/>
-          </w:tcPr>
-          <w:p>
-            <w:pPr>
-              <w:pStyle w:val="Normal"/>
-              <w:jc w:val="center"/>
-              <w:pBdr>
-                <w:bottom w:val="none" w:sz="0" w:space="0" w:color="000000"/>
-                <w:top w:val="none" w:sz="0" w:space="0" w:color="000000"/>
-                <w:left w:val="none" w:sz="0" w:space="0" w:color="000000"/>
-                <w:right w:val="none" w:sz="0" w:space="0" w:color="000000"/>
-              </w:pBdr>
-              <w:spacing w:after="100" w:before="100" w:line="240"/>
-              <w:ind w:left="100" w:right="100" w:firstLine="0" w:firstLineChars="0"/>
-              <w:rPr>
-                <w:rFonts w:ascii="Helvetica" w:hAnsi="Helvetica" w:eastAsia="Helvetica" w:cs="Helvetica"/>
-                <w:i w:val="false"/>
-                <w:b w:val="false"/>
-                <w:u w:val="none"/>
-                <w:sz w:val="22"/>
-                <w:szCs w:val="22"/>
-                <w:color w:val="000000"/>
-              </w:rPr>
-            </w:pPr>
-            <w:r>
-              <w:rPr>
-                <w:rFonts w:ascii="Helvetica" w:hAnsi="Helvetica" w:eastAsia="Helvetica" w:cs="Helvetica"/>
-                <w:i w:val="false"/>
-                <w:b w:val="false"/>
-                <w:u w:val="none"/>
-                <w:sz w:val="22"/>
-                <w:szCs w:val="22"/>
-                <w:color w:val="000000"/>
-              </w:rPr>
-              <w:t xml:space="preserve">0.08, 1.50</w:t>
-            </w:r>
-          </w:p>
-        </w:tc>
-        <w:tc>
-          <w:tcPr>
-            <w:tcBorders>
-              <w:bottom w:val="none" w:sz="0" w:space="0" w:color="000000"/>
-              <w:top w:val="none" w:sz="0" w:space="0" w:color="000000"/>
-              <w:left w:val="none" w:sz="0" w:space="0" w:color="000000"/>
-              <w:right w:val="none" w:sz="0" w:space="0" w:color="000000"/>
-            </w:tcBorders>
-            <w:shd w:val="clear" w:color="auto" w:fill="FFFFFF"/>
-            <w:tcMar>
-              <w:top w:w="0" w:type="dxa"/>
-              <w:bottom w:w="0" w:type="dxa"/>
-              <w:left w:w="0" w:type="dxa"/>
-              <w:right w:w="0" w:type="dxa"/>
-            </w:tcMar>
-            <w:vAlign w:val="top"/>
-          </w:tcPr>
-          <w:p>
-            <w:pPr>
-              <w:pStyle w:val="Normal"/>
-              <w:jc w:val="center"/>
-              <w:pBdr>
-                <w:bottom w:val="none" w:sz="0" w:space="0" w:color="000000"/>
-                <w:top w:val="none" w:sz="0" w:space="0" w:color="000000"/>
-                <w:left w:val="none" w:sz="0" w:space="0" w:color="000000"/>
-                <w:right w:val="none" w:sz="0" w:space="0" w:color="000000"/>
-              </w:pBdr>
-              <w:spacing w:after="100" w:before="100" w:line="240"/>
-              <w:ind w:left="100" w:right="100" w:firstLine="0" w:firstLineChars="0"/>
-              <w:rPr>
-                <w:rFonts w:ascii="Helvetica" w:hAnsi="Helvetica" w:eastAsia="Helvetica" w:cs="Helvetica"/>
-                <w:i w:val="false"/>
-                <w:b w:val="false"/>
-                <w:u w:val="none"/>
-                <w:sz w:val="22"/>
-                <w:szCs w:val="22"/>
-                <w:color w:val="000000"/>
-              </w:rPr>
-            </w:pPr>
-            <w:r>
-              <w:rPr>
-                <w:rFonts w:ascii="Helvetica" w:hAnsi="Helvetica" w:eastAsia="Helvetica" w:cs="Helvetica"/>
-                <w:i w:val="false"/>
-                <w:b w:val="false"/>
-                <w:u w:val="none"/>
-                <w:sz w:val="22"/>
-                <w:szCs w:val="22"/>
-                <w:color w:val="000000"/>
-              </w:rPr>
-              <w:t xml:space="preserve">0.160</w:t>
+              <w:t xml:space="preserve">0.36</w:t>
+            </w:r>
+          </w:p>
+        </w:tc>
+        <w:tc>
+          <w:tcPr>
+            <w:tcBorders>
+              <w:bottom w:val="none" w:sz="0" w:space="0" w:color="000000"/>
+              <w:top w:val="none" w:sz="0" w:space="0" w:color="000000"/>
+              <w:left w:val="none" w:sz="0" w:space="0" w:color="000000"/>
+              <w:right w:val="none" w:sz="0" w:space="0" w:color="000000"/>
+            </w:tcBorders>
+            <w:shd w:val="clear" w:color="auto" w:fill="FFFFFF"/>
+            <w:tcMar>
+              <w:top w:w="0" w:type="dxa"/>
+              <w:bottom w:w="0" w:type="dxa"/>
+              <w:left w:w="0" w:type="dxa"/>
+              <w:right w:w="0" w:type="dxa"/>
+            </w:tcMar>
+            <w:vAlign w:val="top"/>
+          </w:tcPr>
+          <w:p>
+            <w:pPr>
+              <w:pStyle w:val="Normal"/>
+              <w:jc w:val="center"/>
+              <w:pBdr>
+                <w:bottom w:val="none" w:sz="0" w:space="0" w:color="000000"/>
+                <w:top w:val="none" w:sz="0" w:space="0" w:color="000000"/>
+                <w:left w:val="none" w:sz="0" w:space="0" w:color="000000"/>
+                <w:right w:val="none" w:sz="0" w:space="0" w:color="000000"/>
+              </w:pBdr>
+              <w:spacing w:after="100" w:before="100" w:line="240"/>
+              <w:ind w:left="100" w:right="100" w:firstLine="0" w:firstLineChars="0"/>
+              <w:rPr>
+                <w:rFonts w:ascii="Helvetica" w:hAnsi="Helvetica" w:eastAsia="Helvetica" w:cs="Helvetica"/>
+                <w:i w:val="false"/>
+                <w:b w:val="false"/>
+                <w:u w:val="none"/>
+                <w:sz w:val="22"/>
+                <w:szCs w:val="22"/>
+                <w:color w:val="000000"/>
+              </w:rPr>
+            </w:pPr>
+            <w:r>
+              <w:rPr>
+                <w:rFonts w:ascii="Helvetica" w:hAnsi="Helvetica" w:eastAsia="Helvetica" w:cs="Helvetica"/>
+                <w:i w:val="false"/>
+                <w:b w:val="false"/>
+                <w:u w:val="none"/>
+                <w:sz w:val="22"/>
+                <w:szCs w:val="22"/>
+                <w:color w:val="000000"/>
+              </w:rPr>
+              <w:t xml:space="preserve">0.08, 1.59</w:t>
+            </w:r>
+          </w:p>
+        </w:tc>
+        <w:tc>
+          <w:tcPr>
+            <w:tcBorders>
+              <w:bottom w:val="none" w:sz="0" w:space="0" w:color="000000"/>
+              <w:top w:val="none" w:sz="0" w:space="0" w:color="000000"/>
+              <w:left w:val="none" w:sz="0" w:space="0" w:color="000000"/>
+              <w:right w:val="none" w:sz="0" w:space="0" w:color="000000"/>
+            </w:tcBorders>
+            <w:shd w:val="clear" w:color="auto" w:fill="FFFFFF"/>
+            <w:tcMar>
+              <w:top w:w="0" w:type="dxa"/>
+              <w:bottom w:w="0" w:type="dxa"/>
+              <w:left w:w="0" w:type="dxa"/>
+              <w:right w:w="0" w:type="dxa"/>
+            </w:tcMar>
+            <w:vAlign w:val="top"/>
+          </w:tcPr>
+          <w:p>
+            <w:pPr>
+              <w:pStyle w:val="Normal"/>
+              <w:jc w:val="center"/>
+              <w:pBdr>
+                <w:bottom w:val="none" w:sz="0" w:space="0" w:color="000000"/>
+                <w:top w:val="none" w:sz="0" w:space="0" w:color="000000"/>
+                <w:left w:val="none" w:sz="0" w:space="0" w:color="000000"/>
+                <w:right w:val="none" w:sz="0" w:space="0" w:color="000000"/>
+              </w:pBdr>
+              <w:spacing w:after="100" w:before="100" w:line="240"/>
+              <w:ind w:left="100" w:right="100" w:firstLine="0" w:firstLineChars="0"/>
+              <w:rPr>
+                <w:rFonts w:ascii="Helvetica" w:hAnsi="Helvetica" w:eastAsia="Helvetica" w:cs="Helvetica"/>
+                <w:i w:val="false"/>
+                <w:b w:val="false"/>
+                <w:u w:val="none"/>
+                <w:sz w:val="22"/>
+                <w:szCs w:val="22"/>
+                <w:color w:val="000000"/>
+              </w:rPr>
+            </w:pPr>
+            <w:r>
+              <w:rPr>
+                <w:rFonts w:ascii="Helvetica" w:hAnsi="Helvetica" w:eastAsia="Helvetica" w:cs="Helvetica"/>
+                <w:i w:val="false"/>
+                <w:b w:val="false"/>
+                <w:u w:val="none"/>
+                <w:sz w:val="22"/>
+                <w:szCs w:val="22"/>
+                <w:color w:val="000000"/>
+              </w:rPr>
+              <w:t xml:space="preserve">0.180</w:t>
             </w:r>
           </w:p>
         </w:tc>
@@ -10068,113 +10068,113 @@
                 <w:szCs w:val="22"/>
                 <w:color w:val="000000"/>
               </w:rPr>
-              <w:t xml:space="preserve">0.65</w:t>
-            </w:r>
-          </w:p>
-        </w:tc>
-        <w:tc>
-          <w:tcPr>
-            <w:tcBorders>
-              <w:bottom w:val="none" w:sz="0" w:space="0" w:color="000000"/>
-              <w:top w:val="none" w:sz="0" w:space="0" w:color="000000"/>
-              <w:left w:val="none" w:sz="0" w:space="0" w:color="000000"/>
-              <w:right w:val="none" w:sz="0" w:space="0" w:color="000000"/>
-            </w:tcBorders>
-            <w:shd w:val="clear" w:color="auto" w:fill="FFFFFF"/>
-            <w:tcMar>
-              <w:top w:w="0" w:type="dxa"/>
-              <w:bottom w:w="0" w:type="dxa"/>
-              <w:left w:w="0" w:type="dxa"/>
-              <w:right w:w="0" w:type="dxa"/>
-            </w:tcMar>
-            <w:vAlign w:val="top"/>
-          </w:tcPr>
-          <w:p>
-            <w:pPr>
-              <w:pStyle w:val="Normal"/>
-              <w:jc w:val="center"/>
-              <w:pBdr>
-                <w:bottom w:val="none" w:sz="0" w:space="0" w:color="000000"/>
-                <w:top w:val="none" w:sz="0" w:space="0" w:color="000000"/>
-                <w:left w:val="none" w:sz="0" w:space="0" w:color="000000"/>
-                <w:right w:val="none" w:sz="0" w:space="0" w:color="000000"/>
-              </w:pBdr>
-              <w:spacing w:after="100" w:before="100" w:line="240"/>
-              <w:ind w:left="100" w:right="100" w:firstLine="0" w:firstLineChars="0"/>
-              <w:rPr>
-                <w:rFonts w:ascii="Helvetica" w:hAnsi="Helvetica" w:eastAsia="Helvetica" w:cs="Helvetica"/>
-                <w:i w:val="false"/>
-                <w:b w:val="false"/>
-                <w:u w:val="none"/>
-                <w:sz w:val="22"/>
-                <w:szCs w:val="22"/>
-                <w:color w:val="000000"/>
-              </w:rPr>
-            </w:pPr>
-            <w:r>
-              <w:rPr>
-                <w:rFonts w:ascii="Helvetica" w:hAnsi="Helvetica" w:eastAsia="Helvetica" w:cs="Helvetica"/>
-                <w:i w:val="false"/>
-                <w:b w:val="false"/>
-                <w:u w:val="none"/>
-                <w:sz w:val="22"/>
-                <w:szCs w:val="22"/>
-                <w:color w:val="000000"/>
-              </w:rPr>
-              <w:t xml:space="preserve">0.19, 2.22</w:t>
-            </w:r>
-          </w:p>
-        </w:tc>
-        <w:tc>
-          <w:tcPr>
-            <w:tcBorders>
-              <w:bottom w:val="none" w:sz="0" w:space="0" w:color="000000"/>
-              <w:top w:val="none" w:sz="0" w:space="0" w:color="000000"/>
-              <w:left w:val="none" w:sz="0" w:space="0" w:color="000000"/>
-              <w:right w:val="none" w:sz="0" w:space="0" w:color="000000"/>
-            </w:tcBorders>
-            <w:shd w:val="clear" w:color="auto" w:fill="FFFFFF"/>
-            <w:tcMar>
-              <w:top w:w="0" w:type="dxa"/>
-              <w:bottom w:w="0" w:type="dxa"/>
-              <w:left w:w="0" w:type="dxa"/>
-              <w:right w:w="0" w:type="dxa"/>
-            </w:tcMar>
-            <w:vAlign w:val="top"/>
-          </w:tcPr>
-          <w:p>
-            <w:pPr>
-              <w:pStyle w:val="Normal"/>
-              <w:jc w:val="center"/>
-              <w:pBdr>
-                <w:bottom w:val="none" w:sz="0" w:space="0" w:color="000000"/>
-                <w:top w:val="none" w:sz="0" w:space="0" w:color="000000"/>
-                <w:left w:val="none" w:sz="0" w:space="0" w:color="000000"/>
-                <w:right w:val="none" w:sz="0" w:space="0" w:color="000000"/>
-              </w:pBdr>
-              <w:spacing w:after="100" w:before="100" w:line="240"/>
-              <w:ind w:left="100" w:right="100" w:firstLine="0" w:firstLineChars="0"/>
-              <w:rPr>
-                <w:rFonts w:ascii="Helvetica" w:hAnsi="Helvetica" w:eastAsia="Helvetica" w:cs="Helvetica"/>
-                <w:i w:val="false"/>
-                <w:b w:val="false"/>
-                <w:u w:val="none"/>
-                <w:sz w:val="22"/>
-                <w:szCs w:val="22"/>
-                <w:color w:val="000000"/>
-              </w:rPr>
-            </w:pPr>
-            <w:r>
-              <w:rPr>
-                <w:rFonts w:ascii="Helvetica" w:hAnsi="Helvetica" w:eastAsia="Helvetica" w:cs="Helvetica"/>
-                <w:i w:val="false"/>
-                <w:b w:val="false"/>
-                <w:u w:val="none"/>
-                <w:sz w:val="22"/>
-                <w:szCs w:val="22"/>
-                <w:color w:val="000000"/>
-              </w:rPr>
-              <w:t xml:space="preserve">0.500</w:t>
+              <w:t xml:space="preserve">0.68</w:t>
+            </w:r>
+          </w:p>
+        </w:tc>
+        <w:tc>
+          <w:tcPr>
+            <w:tcBorders>
+              <w:bottom w:val="none" w:sz="0" w:space="0" w:color="000000"/>
+              <w:top w:val="none" w:sz="0" w:space="0" w:color="000000"/>
+              <w:left w:val="none" w:sz="0" w:space="0" w:color="000000"/>
+              <w:right w:val="none" w:sz="0" w:space="0" w:color="000000"/>
+            </w:tcBorders>
+            <w:shd w:val="clear" w:color="auto" w:fill="FFFFFF"/>
+            <w:tcMar>
+              <w:top w:w="0" w:type="dxa"/>
+              <w:bottom w:w="0" w:type="dxa"/>
+              <w:left w:w="0" w:type="dxa"/>
+              <w:right w:w="0" w:type="dxa"/>
+            </w:tcMar>
+            <w:vAlign w:val="top"/>
+          </w:tcPr>
+          <w:p>
+            <w:pPr>
+              <w:pStyle w:val="Normal"/>
+              <w:jc w:val="center"/>
+              <w:pBdr>
+                <w:bottom w:val="none" w:sz="0" w:space="0" w:color="000000"/>
+                <w:top w:val="none" w:sz="0" w:space="0" w:color="000000"/>
+                <w:left w:val="none" w:sz="0" w:space="0" w:color="000000"/>
+                <w:right w:val="none" w:sz="0" w:space="0" w:color="000000"/>
+              </w:pBdr>
+              <w:spacing w:after="100" w:before="100" w:line="240"/>
+              <w:ind w:left="100" w:right="100" w:firstLine="0" w:firstLineChars="0"/>
+              <w:rPr>
+                <w:rFonts w:ascii="Helvetica" w:hAnsi="Helvetica" w:eastAsia="Helvetica" w:cs="Helvetica"/>
+                <w:i w:val="false"/>
+                <w:b w:val="false"/>
+                <w:u w:val="none"/>
+                <w:sz w:val="22"/>
+                <w:szCs w:val="22"/>
+                <w:color w:val="000000"/>
+              </w:rPr>
+            </w:pPr>
+            <w:r>
+              <w:rPr>
+                <w:rFonts w:ascii="Helvetica" w:hAnsi="Helvetica" w:eastAsia="Helvetica" w:cs="Helvetica"/>
+                <w:i w:val="false"/>
+                <w:b w:val="false"/>
+                <w:u w:val="none"/>
+                <w:sz w:val="22"/>
+                <w:szCs w:val="22"/>
+                <w:color w:val="000000"/>
+              </w:rPr>
+              <w:t xml:space="preserve">0.20, 2.30</w:t>
+            </w:r>
+          </w:p>
+        </w:tc>
+        <w:tc>
+          <w:tcPr>
+            <w:tcBorders>
+              <w:bottom w:val="none" w:sz="0" w:space="0" w:color="000000"/>
+              <w:top w:val="none" w:sz="0" w:space="0" w:color="000000"/>
+              <w:left w:val="none" w:sz="0" w:space="0" w:color="000000"/>
+              <w:right w:val="none" w:sz="0" w:space="0" w:color="000000"/>
+            </w:tcBorders>
+            <w:shd w:val="clear" w:color="auto" w:fill="FFFFFF"/>
+            <w:tcMar>
+              <w:top w:w="0" w:type="dxa"/>
+              <w:bottom w:w="0" w:type="dxa"/>
+              <w:left w:w="0" w:type="dxa"/>
+              <w:right w:w="0" w:type="dxa"/>
+            </w:tcMar>
+            <w:vAlign w:val="top"/>
+          </w:tcPr>
+          <w:p>
+            <w:pPr>
+              <w:pStyle w:val="Normal"/>
+              <w:jc w:val="center"/>
+              <w:pBdr>
+                <w:bottom w:val="none" w:sz="0" w:space="0" w:color="000000"/>
+                <w:top w:val="none" w:sz="0" w:space="0" w:color="000000"/>
+                <w:left w:val="none" w:sz="0" w:space="0" w:color="000000"/>
+                <w:right w:val="none" w:sz="0" w:space="0" w:color="000000"/>
+              </w:pBdr>
+              <w:spacing w:after="100" w:before="100" w:line="240"/>
+              <w:ind w:left="100" w:right="100" w:firstLine="0" w:firstLineChars="0"/>
+              <w:rPr>
+                <w:rFonts w:ascii="Helvetica" w:hAnsi="Helvetica" w:eastAsia="Helvetica" w:cs="Helvetica"/>
+                <w:i w:val="false"/>
+                <w:b w:val="false"/>
+                <w:u w:val="none"/>
+                <w:sz w:val="22"/>
+                <w:szCs w:val="22"/>
+                <w:color w:val="000000"/>
+              </w:rPr>
+            </w:pPr>
+            <w:r>
+              <w:rPr>
+                <w:rFonts w:ascii="Helvetica" w:hAnsi="Helvetica" w:eastAsia="Helvetica" w:cs="Helvetica"/>
+                <w:i w:val="false"/>
+                <w:b w:val="false"/>
+                <w:u w:val="none"/>
+                <w:sz w:val="22"/>
+                <w:szCs w:val="22"/>
+                <w:color w:val="000000"/>
+              </w:rPr>
+              <w:t xml:space="preserve">0.530</w:t>
             </w:r>
           </w:p>
         </w:tc>
@@ -10280,60 +10280,60 @@
                 <w:szCs w:val="22"/>
                 <w:color w:val="000000"/>
               </w:rPr>
-              <w:t xml:space="preserve">154,809</w:t>
-            </w:r>
-          </w:p>
-        </w:tc>
-        <w:tc>
-          <w:tcPr>
-            <w:tcBorders>
-              <w:bottom w:val="none" w:sz="0" w:space="0" w:color="000000"/>
-              <w:top w:val="none" w:sz="0" w:space="0" w:color="000000"/>
-              <w:left w:val="none" w:sz="0" w:space="0" w:color="000000"/>
-              <w:right w:val="none" w:sz="0" w:space="0" w:color="000000"/>
-            </w:tcBorders>
-            <w:shd w:val="clear" w:color="auto" w:fill="FFFFFF"/>
-            <w:tcMar>
-              <w:top w:w="0" w:type="dxa"/>
-              <w:bottom w:w="0" w:type="dxa"/>
-              <w:left w:w="0" w:type="dxa"/>
-              <w:right w:w="0" w:type="dxa"/>
-            </w:tcMar>
-            <w:vAlign w:val="top"/>
-          </w:tcPr>
-          <w:p>
-            <w:pPr>
-              <w:pStyle w:val="Normal"/>
-              <w:jc w:val="center"/>
-              <w:pBdr>
-                <w:bottom w:val="none" w:sz="0" w:space="0" w:color="000000"/>
-                <w:top w:val="none" w:sz="0" w:space="0" w:color="000000"/>
-                <w:left w:val="none" w:sz="0" w:space="0" w:color="000000"/>
-                <w:right w:val="none" w:sz="0" w:space="0" w:color="000000"/>
-              </w:pBdr>
-              <w:spacing w:after="100" w:before="100" w:line="240"/>
-              <w:ind w:left="100" w:right="100" w:firstLine="0" w:firstLineChars="0"/>
-              <w:rPr>
-                <w:rFonts w:ascii="Helvetica" w:hAnsi="Helvetica" w:eastAsia="Helvetica" w:cs="Helvetica"/>
-                <w:i w:val="false"/>
-                <w:b w:val="false"/>
-                <w:u w:val="none"/>
-                <w:sz w:val="22"/>
-                <w:szCs w:val="22"/>
-                <w:color w:val="000000"/>
-              </w:rPr>
-            </w:pPr>
-            <w:r>
-              <w:rPr>
-                <w:rFonts w:ascii="Helvetica" w:hAnsi="Helvetica" w:eastAsia="Helvetica" w:cs="Helvetica"/>
-                <w:i w:val="false"/>
-                <w:b w:val="false"/>
-                <w:u w:val="none"/>
-                <w:sz w:val="22"/>
-                <w:szCs w:val="22"/>
-                <w:color w:val="000000"/>
-              </w:rPr>
-              <w:t xml:space="preserve">3,206, 7,474,157</w:t>
+              <w:t xml:space="preserve">159,935</w:t>
+            </w:r>
+          </w:p>
+        </w:tc>
+        <w:tc>
+          <w:tcPr>
+            <w:tcBorders>
+              <w:bottom w:val="none" w:sz="0" w:space="0" w:color="000000"/>
+              <w:top w:val="none" w:sz="0" w:space="0" w:color="000000"/>
+              <w:left w:val="none" w:sz="0" w:space="0" w:color="000000"/>
+              <w:right w:val="none" w:sz="0" w:space="0" w:color="000000"/>
+            </w:tcBorders>
+            <w:shd w:val="clear" w:color="auto" w:fill="FFFFFF"/>
+            <w:tcMar>
+              <w:top w:w="0" w:type="dxa"/>
+              <w:bottom w:w="0" w:type="dxa"/>
+              <w:left w:w="0" w:type="dxa"/>
+              <w:right w:w="0" w:type="dxa"/>
+            </w:tcMar>
+            <w:vAlign w:val="top"/>
+          </w:tcPr>
+          <w:p>
+            <w:pPr>
+              <w:pStyle w:val="Normal"/>
+              <w:jc w:val="center"/>
+              <w:pBdr>
+                <w:bottom w:val="none" w:sz="0" w:space="0" w:color="000000"/>
+                <w:top w:val="none" w:sz="0" w:space="0" w:color="000000"/>
+                <w:left w:val="none" w:sz="0" w:space="0" w:color="000000"/>
+                <w:right w:val="none" w:sz="0" w:space="0" w:color="000000"/>
+              </w:pBdr>
+              <w:spacing w:after="100" w:before="100" w:line="240"/>
+              <w:ind w:left="100" w:right="100" w:firstLine="0" w:firstLineChars="0"/>
+              <w:rPr>
+                <w:rFonts w:ascii="Helvetica" w:hAnsi="Helvetica" w:eastAsia="Helvetica" w:cs="Helvetica"/>
+                <w:i w:val="false"/>
+                <w:b w:val="false"/>
+                <w:u w:val="none"/>
+                <w:sz w:val="22"/>
+                <w:szCs w:val="22"/>
+                <w:color w:val="000000"/>
+              </w:rPr>
+            </w:pPr>
+            <w:r>
+              <w:rPr>
+                <w:rFonts w:ascii="Helvetica" w:hAnsi="Helvetica" w:eastAsia="Helvetica" w:cs="Helvetica"/>
+                <w:i w:val="false"/>
+                <w:b w:val="false"/>
+                <w:u w:val="none"/>
+                <w:sz w:val="22"/>
+                <w:szCs w:val="22"/>
+                <w:color w:val="000000"/>
+              </w:rPr>
+              <w:t xml:space="preserve">3,404, 7,513,335</w:t>
             </w:r>
           </w:p>
         </w:tc>
@@ -10551,113 +10551,113 @@
                 <w:szCs w:val="22"/>
                 <w:color w:val="000000"/>
               </w:rPr>
-              <w:t xml:space="preserve">1.63</w:t>
-            </w:r>
-          </w:p>
-        </w:tc>
-        <w:tc>
-          <w:tcPr>
-            <w:tcBorders>
-              <w:bottom w:val="none" w:sz="0" w:space="0" w:color="000000"/>
-              <w:top w:val="none" w:sz="0" w:space="0" w:color="000000"/>
-              <w:left w:val="none" w:sz="0" w:space="0" w:color="000000"/>
-              <w:right w:val="none" w:sz="0" w:space="0" w:color="000000"/>
-            </w:tcBorders>
-            <w:shd w:val="clear" w:color="auto" w:fill="FFFFFF"/>
-            <w:tcMar>
-              <w:top w:w="0" w:type="dxa"/>
-              <w:bottom w:w="0" w:type="dxa"/>
-              <w:left w:w="0" w:type="dxa"/>
-              <w:right w:w="0" w:type="dxa"/>
-            </w:tcMar>
-            <w:vAlign w:val="top"/>
-          </w:tcPr>
-          <w:p>
-            <w:pPr>
-              <w:pStyle w:val="Normal"/>
-              <w:jc w:val="center"/>
-              <w:pBdr>
-                <w:bottom w:val="none" w:sz="0" w:space="0" w:color="000000"/>
-                <w:top w:val="none" w:sz="0" w:space="0" w:color="000000"/>
-                <w:left w:val="none" w:sz="0" w:space="0" w:color="000000"/>
-                <w:right w:val="none" w:sz="0" w:space="0" w:color="000000"/>
-              </w:pBdr>
-              <w:spacing w:after="100" w:before="100" w:line="240"/>
-              <w:ind w:left="100" w:right="100" w:firstLine="0" w:firstLineChars="0"/>
-              <w:rPr>
-                <w:rFonts w:ascii="Helvetica" w:hAnsi="Helvetica" w:eastAsia="Helvetica" w:cs="Helvetica"/>
-                <w:i w:val="false"/>
-                <w:b w:val="false"/>
-                <w:u w:val="none"/>
-                <w:sz w:val="22"/>
-                <w:szCs w:val="22"/>
-                <w:color w:val="000000"/>
-              </w:rPr>
-            </w:pPr>
-            <w:r>
-              <w:rPr>
-                <w:rFonts w:ascii="Helvetica" w:hAnsi="Helvetica" w:eastAsia="Helvetica" w:cs="Helvetica"/>
-                <w:i w:val="false"/>
-                <w:b w:val="false"/>
-                <w:u w:val="none"/>
-                <w:sz w:val="22"/>
-                <w:szCs w:val="22"/>
-                <w:color w:val="000000"/>
-              </w:rPr>
-              <w:t xml:space="preserve">0.44, 6.07</w:t>
-            </w:r>
-          </w:p>
-        </w:tc>
-        <w:tc>
-          <w:tcPr>
-            <w:tcBorders>
-              <w:bottom w:val="none" w:sz="0" w:space="0" w:color="000000"/>
-              <w:top w:val="none" w:sz="0" w:space="0" w:color="000000"/>
-              <w:left w:val="none" w:sz="0" w:space="0" w:color="000000"/>
-              <w:right w:val="none" w:sz="0" w:space="0" w:color="000000"/>
-            </w:tcBorders>
-            <w:shd w:val="clear" w:color="auto" w:fill="FFFFFF"/>
-            <w:tcMar>
-              <w:top w:w="0" w:type="dxa"/>
-              <w:bottom w:w="0" w:type="dxa"/>
-              <w:left w:w="0" w:type="dxa"/>
-              <w:right w:w="0" w:type="dxa"/>
-            </w:tcMar>
-            <w:vAlign w:val="top"/>
-          </w:tcPr>
-          <w:p>
-            <w:pPr>
-              <w:pStyle w:val="Normal"/>
-              <w:jc w:val="center"/>
-              <w:pBdr>
-                <w:bottom w:val="none" w:sz="0" w:space="0" w:color="000000"/>
-                <w:top w:val="none" w:sz="0" w:space="0" w:color="000000"/>
-                <w:left w:val="none" w:sz="0" w:space="0" w:color="000000"/>
-                <w:right w:val="none" w:sz="0" w:space="0" w:color="000000"/>
-              </w:pBdr>
-              <w:spacing w:after="100" w:before="100" w:line="240"/>
-              <w:ind w:left="100" w:right="100" w:firstLine="0" w:firstLineChars="0"/>
-              <w:rPr>
-                <w:rFonts w:ascii="Helvetica" w:hAnsi="Helvetica" w:eastAsia="Helvetica" w:cs="Helvetica"/>
-                <w:i w:val="false"/>
-                <w:b w:val="false"/>
-                <w:u w:val="none"/>
-                <w:sz w:val="22"/>
-                <w:szCs w:val="22"/>
-                <w:color w:val="000000"/>
-              </w:rPr>
-            </w:pPr>
-            <w:r>
-              <w:rPr>
-                <w:rFonts w:ascii="Helvetica" w:hAnsi="Helvetica" w:eastAsia="Helvetica" w:cs="Helvetica"/>
-                <w:i w:val="false"/>
-                <w:b w:val="false"/>
-                <w:u w:val="none"/>
-                <w:sz w:val="22"/>
-                <w:szCs w:val="22"/>
-                <w:color w:val="000000"/>
-              </w:rPr>
-              <w:t xml:space="preserve">0.470</w:t>
+              <w:t xml:space="preserve">1.60</w:t>
+            </w:r>
+          </w:p>
+        </w:tc>
+        <w:tc>
+          <w:tcPr>
+            <w:tcBorders>
+              <w:bottom w:val="none" w:sz="0" w:space="0" w:color="000000"/>
+              <w:top w:val="none" w:sz="0" w:space="0" w:color="000000"/>
+              <w:left w:val="none" w:sz="0" w:space="0" w:color="000000"/>
+              <w:right w:val="none" w:sz="0" w:space="0" w:color="000000"/>
+            </w:tcBorders>
+            <w:shd w:val="clear" w:color="auto" w:fill="FFFFFF"/>
+            <w:tcMar>
+              <w:top w:w="0" w:type="dxa"/>
+              <w:bottom w:w="0" w:type="dxa"/>
+              <w:left w:w="0" w:type="dxa"/>
+              <w:right w:w="0" w:type="dxa"/>
+            </w:tcMar>
+            <w:vAlign w:val="top"/>
+          </w:tcPr>
+          <w:p>
+            <w:pPr>
+              <w:pStyle w:val="Normal"/>
+              <w:jc w:val="center"/>
+              <w:pBdr>
+                <w:bottom w:val="none" w:sz="0" w:space="0" w:color="000000"/>
+                <w:top w:val="none" w:sz="0" w:space="0" w:color="000000"/>
+                <w:left w:val="none" w:sz="0" w:space="0" w:color="000000"/>
+                <w:right w:val="none" w:sz="0" w:space="0" w:color="000000"/>
+              </w:pBdr>
+              <w:spacing w:after="100" w:before="100" w:line="240"/>
+              <w:ind w:left="100" w:right="100" w:firstLine="0" w:firstLineChars="0"/>
+              <w:rPr>
+                <w:rFonts w:ascii="Helvetica" w:hAnsi="Helvetica" w:eastAsia="Helvetica" w:cs="Helvetica"/>
+                <w:i w:val="false"/>
+                <w:b w:val="false"/>
+                <w:u w:val="none"/>
+                <w:sz w:val="22"/>
+                <w:szCs w:val="22"/>
+                <w:color w:val="000000"/>
+              </w:rPr>
+            </w:pPr>
+            <w:r>
+              <w:rPr>
+                <w:rFonts w:ascii="Helvetica" w:hAnsi="Helvetica" w:eastAsia="Helvetica" w:cs="Helvetica"/>
+                <w:i w:val="false"/>
+                <w:b w:val="false"/>
+                <w:u w:val="none"/>
+                <w:sz w:val="22"/>
+                <w:szCs w:val="22"/>
+                <w:color w:val="000000"/>
+              </w:rPr>
+              <w:t xml:space="preserve">0.43, 5.98</w:t>
+            </w:r>
+          </w:p>
+        </w:tc>
+        <w:tc>
+          <w:tcPr>
+            <w:tcBorders>
+              <w:bottom w:val="none" w:sz="0" w:space="0" w:color="000000"/>
+              <w:top w:val="none" w:sz="0" w:space="0" w:color="000000"/>
+              <w:left w:val="none" w:sz="0" w:space="0" w:color="000000"/>
+              <w:right w:val="none" w:sz="0" w:space="0" w:color="000000"/>
+            </w:tcBorders>
+            <w:shd w:val="clear" w:color="auto" w:fill="FFFFFF"/>
+            <w:tcMar>
+              <w:top w:w="0" w:type="dxa"/>
+              <w:bottom w:w="0" w:type="dxa"/>
+              <w:left w:w="0" w:type="dxa"/>
+              <w:right w:w="0" w:type="dxa"/>
+            </w:tcMar>
+            <w:vAlign w:val="top"/>
+          </w:tcPr>
+          <w:p>
+            <w:pPr>
+              <w:pStyle w:val="Normal"/>
+              <w:jc w:val="center"/>
+              <w:pBdr>
+                <w:bottom w:val="none" w:sz="0" w:space="0" w:color="000000"/>
+                <w:top w:val="none" w:sz="0" w:space="0" w:color="000000"/>
+                <w:left w:val="none" w:sz="0" w:space="0" w:color="000000"/>
+                <w:right w:val="none" w:sz="0" w:space="0" w:color="000000"/>
+              </w:pBdr>
+              <w:spacing w:after="100" w:before="100" w:line="240"/>
+              <w:ind w:left="100" w:right="100" w:firstLine="0" w:firstLineChars="0"/>
+              <w:rPr>
+                <w:rFonts w:ascii="Helvetica" w:hAnsi="Helvetica" w:eastAsia="Helvetica" w:cs="Helvetica"/>
+                <w:i w:val="false"/>
+                <w:b w:val="false"/>
+                <w:u w:val="none"/>
+                <w:sz w:val="22"/>
+                <w:szCs w:val="22"/>
+                <w:color w:val="000000"/>
+              </w:rPr>
+            </w:pPr>
+            <w:r>
+              <w:rPr>
+                <w:rFonts w:ascii="Helvetica" w:hAnsi="Helvetica" w:eastAsia="Helvetica" w:cs="Helvetica"/>
+                <w:i w:val="false"/>
+                <w:b w:val="false"/>
+                <w:u w:val="none"/>
+                <w:sz w:val="22"/>
+                <w:szCs w:val="22"/>
+                <w:color w:val="000000"/>
+              </w:rPr>
+              <w:t xml:space="preserve">0.480</w:t>
             </w:r>
           </w:p>
         </w:tc>
@@ -10763,60 +10763,60 @@
                 <w:szCs w:val="22"/>
                 <w:color w:val="000000"/>
               </w:rPr>
-              <w:t xml:space="preserve">2,182</w:t>
-            </w:r>
-          </w:p>
-        </w:tc>
-        <w:tc>
-          <w:tcPr>
-            <w:tcBorders>
-              <w:bottom w:val="none" w:sz="0" w:space="0" w:color="000000"/>
-              <w:top w:val="none" w:sz="0" w:space="0" w:color="000000"/>
-              <w:left w:val="none" w:sz="0" w:space="0" w:color="000000"/>
-              <w:right w:val="none" w:sz="0" w:space="0" w:color="000000"/>
-            </w:tcBorders>
-            <w:shd w:val="clear" w:color="auto" w:fill="FFFFFF"/>
-            <w:tcMar>
-              <w:top w:w="0" w:type="dxa"/>
-              <w:bottom w:w="0" w:type="dxa"/>
-              <w:left w:w="0" w:type="dxa"/>
-              <w:right w:w="0" w:type="dxa"/>
-            </w:tcMar>
-            <w:vAlign w:val="top"/>
-          </w:tcPr>
-          <w:p>
-            <w:pPr>
-              <w:pStyle w:val="Normal"/>
-              <w:jc w:val="center"/>
-              <w:pBdr>
-                <w:bottom w:val="none" w:sz="0" w:space="0" w:color="000000"/>
-                <w:top w:val="none" w:sz="0" w:space="0" w:color="000000"/>
-                <w:left w:val="none" w:sz="0" w:space="0" w:color="000000"/>
-                <w:right w:val="none" w:sz="0" w:space="0" w:color="000000"/>
-              </w:pBdr>
-              <w:spacing w:after="100" w:before="100" w:line="240"/>
-              <w:ind w:left="100" w:right="100" w:firstLine="0" w:firstLineChars="0"/>
-              <w:rPr>
-                <w:rFonts w:ascii="Helvetica" w:hAnsi="Helvetica" w:eastAsia="Helvetica" w:cs="Helvetica"/>
-                <w:i w:val="false"/>
-                <w:b w:val="false"/>
-                <w:u w:val="none"/>
-                <w:sz w:val="22"/>
-                <w:szCs w:val="22"/>
-                <w:color w:val="000000"/>
-              </w:rPr>
-            </w:pPr>
-            <w:r>
-              <w:rPr>
-                <w:rFonts w:ascii="Helvetica" w:hAnsi="Helvetica" w:eastAsia="Helvetica" w:cs="Helvetica"/>
-                <w:i w:val="false"/>
-                <w:b w:val="false"/>
-                <w:u w:val="none"/>
-                <w:sz w:val="22"/>
-                <w:szCs w:val="22"/>
-                <w:color w:val="000000"/>
-              </w:rPr>
-              <w:t xml:space="preserve">262, 18,139</w:t>
+              <w:t xml:space="preserve">2,131</w:t>
+            </w:r>
+          </w:p>
+        </w:tc>
+        <w:tc>
+          <w:tcPr>
+            <w:tcBorders>
+              <w:bottom w:val="none" w:sz="0" w:space="0" w:color="000000"/>
+              <w:top w:val="none" w:sz="0" w:space="0" w:color="000000"/>
+              <w:left w:val="none" w:sz="0" w:space="0" w:color="000000"/>
+              <w:right w:val="none" w:sz="0" w:space="0" w:color="000000"/>
+            </w:tcBorders>
+            <w:shd w:val="clear" w:color="auto" w:fill="FFFFFF"/>
+            <w:tcMar>
+              <w:top w:w="0" w:type="dxa"/>
+              <w:bottom w:w="0" w:type="dxa"/>
+              <w:left w:w="0" w:type="dxa"/>
+              <w:right w:w="0" w:type="dxa"/>
+            </w:tcMar>
+            <w:vAlign w:val="top"/>
+          </w:tcPr>
+          <w:p>
+            <w:pPr>
+              <w:pStyle w:val="Normal"/>
+              <w:jc w:val="center"/>
+              <w:pBdr>
+                <w:bottom w:val="none" w:sz="0" w:space="0" w:color="000000"/>
+                <w:top w:val="none" w:sz="0" w:space="0" w:color="000000"/>
+                <w:left w:val="none" w:sz="0" w:space="0" w:color="000000"/>
+                <w:right w:val="none" w:sz="0" w:space="0" w:color="000000"/>
+              </w:pBdr>
+              <w:spacing w:after="100" w:before="100" w:line="240"/>
+              <w:ind w:left="100" w:right="100" w:firstLine="0" w:firstLineChars="0"/>
+              <w:rPr>
+                <w:rFonts w:ascii="Helvetica" w:hAnsi="Helvetica" w:eastAsia="Helvetica" w:cs="Helvetica"/>
+                <w:i w:val="false"/>
+                <w:b w:val="false"/>
+                <w:u w:val="none"/>
+                <w:sz w:val="22"/>
+                <w:szCs w:val="22"/>
+                <w:color w:val="000000"/>
+              </w:rPr>
+            </w:pPr>
+            <w:r>
+              <w:rPr>
+                <w:rFonts w:ascii="Helvetica" w:hAnsi="Helvetica" w:eastAsia="Helvetica" w:cs="Helvetica"/>
+                <w:i w:val="false"/>
+                <w:b w:val="false"/>
+                <w:u w:val="none"/>
+                <w:sz w:val="22"/>
+                <w:szCs w:val="22"/>
+                <w:color w:val="000000"/>
+              </w:rPr>
+              <w:t xml:space="preserve">256, 17,761</w:t>
             </w:r>
           </w:p>
         </w:tc>
@@ -11034,113 +11034,113 @@
                 <w:szCs w:val="22"/>
                 <w:color w:val="000000"/>
               </w:rPr>
-              <w:t xml:space="preserve">2.64</w:t>
-            </w:r>
-          </w:p>
-        </w:tc>
-        <w:tc>
-          <w:tcPr>
-            <w:tcBorders>
-              <w:bottom w:val="none" w:sz="0" w:space="0" w:color="000000"/>
-              <w:top w:val="none" w:sz="0" w:space="0" w:color="000000"/>
-              <w:left w:val="none" w:sz="0" w:space="0" w:color="000000"/>
-              <w:right w:val="none" w:sz="0" w:space="0" w:color="000000"/>
-            </w:tcBorders>
-            <w:shd w:val="clear" w:color="auto" w:fill="FFFFFF"/>
-            <w:tcMar>
-              <w:top w:w="0" w:type="dxa"/>
-              <w:bottom w:w="0" w:type="dxa"/>
-              <w:left w:w="0" w:type="dxa"/>
-              <w:right w:w="0" w:type="dxa"/>
-            </w:tcMar>
-            <w:vAlign w:val="top"/>
-          </w:tcPr>
-          <w:p>
-            <w:pPr>
-              <w:pStyle w:val="Normal"/>
-              <w:jc w:val="center"/>
-              <w:pBdr>
-                <w:bottom w:val="none" w:sz="0" w:space="0" w:color="000000"/>
-                <w:top w:val="none" w:sz="0" w:space="0" w:color="000000"/>
-                <w:left w:val="none" w:sz="0" w:space="0" w:color="000000"/>
-                <w:right w:val="none" w:sz="0" w:space="0" w:color="000000"/>
-              </w:pBdr>
-              <w:spacing w:after="100" w:before="100" w:line="240"/>
-              <w:ind w:left="100" w:right="100" w:firstLine="0" w:firstLineChars="0"/>
-              <w:rPr>
-                <w:rFonts w:ascii="Helvetica" w:hAnsi="Helvetica" w:eastAsia="Helvetica" w:cs="Helvetica"/>
-                <w:i w:val="false"/>
-                <w:b w:val="false"/>
-                <w:u w:val="none"/>
-                <w:sz w:val="22"/>
-                <w:szCs w:val="22"/>
-                <w:color w:val="000000"/>
-              </w:rPr>
-            </w:pPr>
-            <w:r>
-              <w:rPr>
-                <w:rFonts w:ascii="Helvetica" w:hAnsi="Helvetica" w:eastAsia="Helvetica" w:cs="Helvetica"/>
-                <w:i w:val="false"/>
-                <w:b w:val="false"/>
-                <w:u w:val="none"/>
-                <w:sz w:val="22"/>
-                <w:szCs w:val="22"/>
-                <w:color w:val="000000"/>
-              </w:rPr>
-              <w:t xml:space="preserve">0.31, 22.7</w:t>
-            </w:r>
-          </w:p>
-        </w:tc>
-        <w:tc>
-          <w:tcPr>
-            <w:tcBorders>
-              <w:bottom w:val="none" w:sz="0" w:space="0" w:color="000000"/>
-              <w:top w:val="none" w:sz="0" w:space="0" w:color="000000"/>
-              <w:left w:val="none" w:sz="0" w:space="0" w:color="000000"/>
-              <w:right w:val="none" w:sz="0" w:space="0" w:color="000000"/>
-            </w:tcBorders>
-            <w:shd w:val="clear" w:color="auto" w:fill="FFFFFF"/>
-            <w:tcMar>
-              <w:top w:w="0" w:type="dxa"/>
-              <w:bottom w:w="0" w:type="dxa"/>
-              <w:left w:w="0" w:type="dxa"/>
-              <w:right w:w="0" w:type="dxa"/>
-            </w:tcMar>
-            <w:vAlign w:val="top"/>
-          </w:tcPr>
-          <w:p>
-            <w:pPr>
-              <w:pStyle w:val="Normal"/>
-              <w:jc w:val="center"/>
-              <w:pBdr>
-                <w:bottom w:val="none" w:sz="0" w:space="0" w:color="000000"/>
-                <w:top w:val="none" w:sz="0" w:space="0" w:color="000000"/>
-                <w:left w:val="none" w:sz="0" w:space="0" w:color="000000"/>
-                <w:right w:val="none" w:sz="0" w:space="0" w:color="000000"/>
-              </w:pBdr>
-              <w:spacing w:after="100" w:before="100" w:line="240"/>
-              <w:ind w:left="100" w:right="100" w:firstLine="0" w:firstLineChars="0"/>
-              <w:rPr>
-                <w:rFonts w:ascii="Helvetica" w:hAnsi="Helvetica" w:eastAsia="Helvetica" w:cs="Helvetica"/>
-                <w:i w:val="false"/>
-                <w:b w:val="false"/>
-                <w:u w:val="none"/>
-                <w:sz w:val="22"/>
-                <w:szCs w:val="22"/>
-                <w:color w:val="000000"/>
-              </w:rPr>
-            </w:pPr>
-            <w:r>
-              <w:rPr>
-                <w:rFonts w:ascii="Helvetica" w:hAnsi="Helvetica" w:eastAsia="Helvetica" w:cs="Helvetica"/>
-                <w:i w:val="false"/>
-                <w:b w:val="false"/>
-                <w:u w:val="none"/>
-                <w:sz w:val="22"/>
-                <w:szCs w:val="22"/>
-                <w:color w:val="000000"/>
-              </w:rPr>
-              <w:t xml:space="preserve">0.380</w:t>
+              <w:t xml:space="preserve">2.66</w:t>
+            </w:r>
+          </w:p>
+        </w:tc>
+        <w:tc>
+          <w:tcPr>
+            <w:tcBorders>
+              <w:bottom w:val="none" w:sz="0" w:space="0" w:color="000000"/>
+              <w:top w:val="none" w:sz="0" w:space="0" w:color="000000"/>
+              <w:left w:val="none" w:sz="0" w:space="0" w:color="000000"/>
+              <w:right w:val="none" w:sz="0" w:space="0" w:color="000000"/>
+            </w:tcBorders>
+            <w:shd w:val="clear" w:color="auto" w:fill="FFFFFF"/>
+            <w:tcMar>
+              <w:top w:w="0" w:type="dxa"/>
+              <w:bottom w:w="0" w:type="dxa"/>
+              <w:left w:w="0" w:type="dxa"/>
+              <w:right w:w="0" w:type="dxa"/>
+            </w:tcMar>
+            <w:vAlign w:val="top"/>
+          </w:tcPr>
+          <w:p>
+            <w:pPr>
+              <w:pStyle w:val="Normal"/>
+              <w:jc w:val="center"/>
+              <w:pBdr>
+                <w:bottom w:val="none" w:sz="0" w:space="0" w:color="000000"/>
+                <w:top w:val="none" w:sz="0" w:space="0" w:color="000000"/>
+                <w:left w:val="none" w:sz="0" w:space="0" w:color="000000"/>
+                <w:right w:val="none" w:sz="0" w:space="0" w:color="000000"/>
+              </w:pBdr>
+              <w:spacing w:after="100" w:before="100" w:line="240"/>
+              <w:ind w:left="100" w:right="100" w:firstLine="0" w:firstLineChars="0"/>
+              <w:rPr>
+                <w:rFonts w:ascii="Helvetica" w:hAnsi="Helvetica" w:eastAsia="Helvetica" w:cs="Helvetica"/>
+                <w:i w:val="false"/>
+                <w:b w:val="false"/>
+                <w:u w:val="none"/>
+                <w:sz w:val="22"/>
+                <w:szCs w:val="22"/>
+                <w:color w:val="000000"/>
+              </w:rPr>
+            </w:pPr>
+            <w:r>
+              <w:rPr>
+                <w:rFonts w:ascii="Helvetica" w:hAnsi="Helvetica" w:eastAsia="Helvetica" w:cs="Helvetica"/>
+                <w:i w:val="false"/>
+                <w:b w:val="false"/>
+                <w:u w:val="none"/>
+                <w:sz w:val="22"/>
+                <w:szCs w:val="22"/>
+                <w:color w:val="000000"/>
+              </w:rPr>
+              <w:t xml:space="preserve">0.31, 22.9</w:t>
+            </w:r>
+          </w:p>
+        </w:tc>
+        <w:tc>
+          <w:tcPr>
+            <w:tcBorders>
+              <w:bottom w:val="none" w:sz="0" w:space="0" w:color="000000"/>
+              <w:top w:val="none" w:sz="0" w:space="0" w:color="000000"/>
+              <w:left w:val="none" w:sz="0" w:space="0" w:color="000000"/>
+              <w:right w:val="none" w:sz="0" w:space="0" w:color="000000"/>
+            </w:tcBorders>
+            <w:shd w:val="clear" w:color="auto" w:fill="FFFFFF"/>
+            <w:tcMar>
+              <w:top w:w="0" w:type="dxa"/>
+              <w:bottom w:w="0" w:type="dxa"/>
+              <w:left w:w="0" w:type="dxa"/>
+              <w:right w:w="0" w:type="dxa"/>
+            </w:tcMar>
+            <w:vAlign w:val="top"/>
+          </w:tcPr>
+          <w:p>
+            <w:pPr>
+              <w:pStyle w:val="Normal"/>
+              <w:jc w:val="center"/>
+              <w:pBdr>
+                <w:bottom w:val="none" w:sz="0" w:space="0" w:color="000000"/>
+                <w:top w:val="none" w:sz="0" w:space="0" w:color="000000"/>
+                <w:left w:val="none" w:sz="0" w:space="0" w:color="000000"/>
+                <w:right w:val="none" w:sz="0" w:space="0" w:color="000000"/>
+              </w:pBdr>
+              <w:spacing w:after="100" w:before="100" w:line="240"/>
+              <w:ind w:left="100" w:right="100" w:firstLine="0" w:firstLineChars="0"/>
+              <w:rPr>
+                <w:rFonts w:ascii="Helvetica" w:hAnsi="Helvetica" w:eastAsia="Helvetica" w:cs="Helvetica"/>
+                <w:i w:val="false"/>
+                <w:b w:val="false"/>
+                <w:u w:val="none"/>
+                <w:sz w:val="22"/>
+                <w:szCs w:val="22"/>
+                <w:color w:val="000000"/>
+              </w:rPr>
+            </w:pPr>
+            <w:r>
+              <w:rPr>
+                <w:rFonts w:ascii="Helvetica" w:hAnsi="Helvetica" w:eastAsia="Helvetica" w:cs="Helvetica"/>
+                <w:i w:val="false"/>
+                <w:b w:val="false"/>
+                <w:u w:val="none"/>
+                <w:sz w:val="22"/>
+                <w:szCs w:val="22"/>
+                <w:color w:val="000000"/>
+              </w:rPr>
+              <w:t xml:space="preserve">0.370</w:t>
             </w:r>
           </w:p>
         </w:tc>
@@ -12589,7 +12589,7 @@
                 <w:szCs w:val="22"/>
                 <w:color w:val="000000"/>
               </w:rPr>
-              <w:t xml:space="preserve">0.990</w:t>
+              <w:t xml:space="preserve">0.980</w:t>
             </w:r>
           </w:p>
         </w:tc>
@@ -12801,7 +12801,7 @@
                 <w:szCs w:val="22"/>
                 <w:color w:val="000000"/>
               </w:rPr>
-              <w:t xml:space="preserve">0.460</w:t>
+              <w:t xml:space="preserve">0.480</w:t>
             </w:r>
           </w:p>
         </w:tc>
@@ -12966,113 +12966,113 @@
                 <w:szCs w:val="22"/>
                 <w:color w:val="000000"/>
               </w:rPr>
-              <w:t xml:space="preserve">0.53</w:t>
-            </w:r>
-          </w:p>
-        </w:tc>
-        <w:tc>
-          <w:tcPr>
-            <w:tcBorders>
-              <w:bottom w:val="none" w:sz="0" w:space="0" w:color="000000"/>
-              <w:top w:val="none" w:sz="0" w:space="0" w:color="000000"/>
-              <w:left w:val="none" w:sz="0" w:space="0" w:color="000000"/>
-              <w:right w:val="none" w:sz="0" w:space="0" w:color="000000"/>
-            </w:tcBorders>
-            <w:shd w:val="clear" w:color="auto" w:fill="FFFFFF"/>
-            <w:tcMar>
-              <w:top w:w="0" w:type="dxa"/>
-              <w:bottom w:w="0" w:type="dxa"/>
-              <w:left w:w="0" w:type="dxa"/>
-              <w:right w:w="0" w:type="dxa"/>
-            </w:tcMar>
-            <w:vAlign w:val="top"/>
-          </w:tcPr>
-          <w:p>
-            <w:pPr>
-              <w:pStyle w:val="Normal"/>
-              <w:jc w:val="center"/>
-              <w:pBdr>
-                <w:bottom w:val="none" w:sz="0" w:space="0" w:color="000000"/>
-                <w:top w:val="none" w:sz="0" w:space="0" w:color="000000"/>
-                <w:left w:val="none" w:sz="0" w:space="0" w:color="000000"/>
-                <w:right w:val="none" w:sz="0" w:space="0" w:color="000000"/>
-              </w:pBdr>
-              <w:spacing w:after="100" w:before="100" w:line="240"/>
-              <w:ind w:left="100" w:right="100" w:firstLine="0" w:firstLineChars="0"/>
-              <w:rPr>
-                <w:rFonts w:ascii="Helvetica" w:hAnsi="Helvetica" w:eastAsia="Helvetica" w:cs="Helvetica"/>
-                <w:i w:val="false"/>
-                <w:b w:val="false"/>
-                <w:u w:val="none"/>
-                <w:sz w:val="22"/>
-                <w:szCs w:val="22"/>
-                <w:color w:val="000000"/>
-              </w:rPr>
-            </w:pPr>
-            <w:r>
-              <w:rPr>
-                <w:rFonts w:ascii="Helvetica" w:hAnsi="Helvetica" w:eastAsia="Helvetica" w:cs="Helvetica"/>
-                <w:i w:val="false"/>
-                <w:b w:val="false"/>
-                <w:u w:val="none"/>
-                <w:sz w:val="22"/>
-                <w:szCs w:val="22"/>
-                <w:color w:val="000000"/>
-              </w:rPr>
-              <w:t xml:space="preserve">0.11, 2.43</w:t>
-            </w:r>
-          </w:p>
-        </w:tc>
-        <w:tc>
-          <w:tcPr>
-            <w:tcBorders>
-              <w:bottom w:val="none" w:sz="0" w:space="0" w:color="000000"/>
-              <w:top w:val="none" w:sz="0" w:space="0" w:color="000000"/>
-              <w:left w:val="none" w:sz="0" w:space="0" w:color="000000"/>
-              <w:right w:val="none" w:sz="0" w:space="0" w:color="000000"/>
-            </w:tcBorders>
-            <w:shd w:val="clear" w:color="auto" w:fill="FFFFFF"/>
-            <w:tcMar>
-              <w:top w:w="0" w:type="dxa"/>
-              <w:bottom w:w="0" w:type="dxa"/>
-              <w:left w:w="0" w:type="dxa"/>
-              <w:right w:w="0" w:type="dxa"/>
-            </w:tcMar>
-            <w:vAlign w:val="top"/>
-          </w:tcPr>
-          <w:p>
-            <w:pPr>
-              <w:pStyle w:val="Normal"/>
-              <w:jc w:val="center"/>
-              <w:pBdr>
-                <w:bottom w:val="none" w:sz="0" w:space="0" w:color="000000"/>
-                <w:top w:val="none" w:sz="0" w:space="0" w:color="000000"/>
-                <w:left w:val="none" w:sz="0" w:space="0" w:color="000000"/>
-                <w:right w:val="none" w:sz="0" w:space="0" w:color="000000"/>
-              </w:pBdr>
-              <w:spacing w:after="100" w:before="100" w:line="240"/>
-              <w:ind w:left="100" w:right="100" w:firstLine="0" w:firstLineChars="0"/>
-              <w:rPr>
-                <w:rFonts w:ascii="Helvetica" w:hAnsi="Helvetica" w:eastAsia="Helvetica" w:cs="Helvetica"/>
-                <w:i w:val="false"/>
-                <w:b w:val="false"/>
-                <w:u w:val="none"/>
-                <w:sz w:val="22"/>
-                <w:szCs w:val="22"/>
-                <w:color w:val="000000"/>
-              </w:rPr>
-            </w:pPr>
-            <w:r>
-              <w:rPr>
-                <w:rFonts w:ascii="Helvetica" w:hAnsi="Helvetica" w:eastAsia="Helvetica" w:cs="Helvetica"/>
-                <w:i w:val="false"/>
-                <w:b w:val="false"/>
-                <w:u w:val="none"/>
-                <w:sz w:val="22"/>
-                <w:szCs w:val="22"/>
-                <w:color w:val="000000"/>
-              </w:rPr>
-              <w:t xml:space="preserve">0.410</w:t>
+              <w:t xml:space="preserve">0.52</w:t>
+            </w:r>
+          </w:p>
+        </w:tc>
+        <w:tc>
+          <w:tcPr>
+            <w:tcBorders>
+              <w:bottom w:val="none" w:sz="0" w:space="0" w:color="000000"/>
+              <w:top w:val="none" w:sz="0" w:space="0" w:color="000000"/>
+              <w:left w:val="none" w:sz="0" w:space="0" w:color="000000"/>
+              <w:right w:val="none" w:sz="0" w:space="0" w:color="000000"/>
+            </w:tcBorders>
+            <w:shd w:val="clear" w:color="auto" w:fill="FFFFFF"/>
+            <w:tcMar>
+              <w:top w:w="0" w:type="dxa"/>
+              <w:bottom w:w="0" w:type="dxa"/>
+              <w:left w:w="0" w:type="dxa"/>
+              <w:right w:w="0" w:type="dxa"/>
+            </w:tcMar>
+            <w:vAlign w:val="top"/>
+          </w:tcPr>
+          <w:p>
+            <w:pPr>
+              <w:pStyle w:val="Normal"/>
+              <w:jc w:val="center"/>
+              <w:pBdr>
+                <w:bottom w:val="none" w:sz="0" w:space="0" w:color="000000"/>
+                <w:top w:val="none" w:sz="0" w:space="0" w:color="000000"/>
+                <w:left w:val="none" w:sz="0" w:space="0" w:color="000000"/>
+                <w:right w:val="none" w:sz="0" w:space="0" w:color="000000"/>
+              </w:pBdr>
+              <w:spacing w:after="100" w:before="100" w:line="240"/>
+              <w:ind w:left="100" w:right="100" w:firstLine="0" w:firstLineChars="0"/>
+              <w:rPr>
+                <w:rFonts w:ascii="Helvetica" w:hAnsi="Helvetica" w:eastAsia="Helvetica" w:cs="Helvetica"/>
+                <w:i w:val="false"/>
+                <w:b w:val="false"/>
+                <w:u w:val="none"/>
+                <w:sz w:val="22"/>
+                <w:szCs w:val="22"/>
+                <w:color w:val="000000"/>
+              </w:rPr>
+            </w:pPr>
+            <w:r>
+              <w:rPr>
+                <w:rFonts w:ascii="Helvetica" w:hAnsi="Helvetica" w:eastAsia="Helvetica" w:cs="Helvetica"/>
+                <w:i w:val="false"/>
+                <w:b w:val="false"/>
+                <w:u w:val="none"/>
+                <w:sz w:val="22"/>
+                <w:szCs w:val="22"/>
+                <w:color w:val="000000"/>
+              </w:rPr>
+              <w:t xml:space="preserve">0.11, 2.40</w:t>
+            </w:r>
+          </w:p>
+        </w:tc>
+        <w:tc>
+          <w:tcPr>
+            <w:tcBorders>
+              <w:bottom w:val="none" w:sz="0" w:space="0" w:color="000000"/>
+              <w:top w:val="none" w:sz="0" w:space="0" w:color="000000"/>
+              <w:left w:val="none" w:sz="0" w:space="0" w:color="000000"/>
+              <w:right w:val="none" w:sz="0" w:space="0" w:color="000000"/>
+            </w:tcBorders>
+            <w:shd w:val="clear" w:color="auto" w:fill="FFFFFF"/>
+            <w:tcMar>
+              <w:top w:w="0" w:type="dxa"/>
+              <w:bottom w:w="0" w:type="dxa"/>
+              <w:left w:w="0" w:type="dxa"/>
+              <w:right w:w="0" w:type="dxa"/>
+            </w:tcMar>
+            <w:vAlign w:val="top"/>
+          </w:tcPr>
+          <w:p>
+            <w:pPr>
+              <w:pStyle w:val="Normal"/>
+              <w:jc w:val="center"/>
+              <w:pBdr>
+                <w:bottom w:val="none" w:sz="0" w:space="0" w:color="000000"/>
+                <w:top w:val="none" w:sz="0" w:space="0" w:color="000000"/>
+                <w:left w:val="none" w:sz="0" w:space="0" w:color="000000"/>
+                <w:right w:val="none" w:sz="0" w:space="0" w:color="000000"/>
+              </w:pBdr>
+              <w:spacing w:after="100" w:before="100" w:line="240"/>
+              <w:ind w:left="100" w:right="100" w:firstLine="0" w:firstLineChars="0"/>
+              <w:rPr>
+                <w:rFonts w:ascii="Helvetica" w:hAnsi="Helvetica" w:eastAsia="Helvetica" w:cs="Helvetica"/>
+                <w:i w:val="false"/>
+                <w:b w:val="false"/>
+                <w:u w:val="none"/>
+                <w:sz w:val="22"/>
+                <w:szCs w:val="22"/>
+                <w:color w:val="000000"/>
+              </w:rPr>
+            </w:pPr>
+            <w:r>
+              <w:rPr>
+                <w:rFonts w:ascii="Helvetica" w:hAnsi="Helvetica" w:eastAsia="Helvetica" w:cs="Helvetica"/>
+                <w:i w:val="false"/>
+                <w:b w:val="false"/>
+                <w:u w:val="none"/>
+                <w:sz w:val="22"/>
+                <w:szCs w:val="22"/>
+                <w:color w:val="000000"/>
+              </w:rPr>
+              <w:t xml:space="preserve">0.400</w:t>
             </w:r>
           </w:p>
         </w:tc>
@@ -13449,60 +13449,60 @@
                 <w:szCs w:val="22"/>
                 <w:color w:val="000000"/>
               </w:rPr>
-              <w:t xml:space="preserve">22,469</w:t>
-            </w:r>
-          </w:p>
-        </w:tc>
-        <w:tc>
-          <w:tcPr>
-            <w:tcBorders>
-              <w:bottom w:val="none" w:sz="0" w:space="0" w:color="000000"/>
-              <w:top w:val="none" w:sz="0" w:space="0" w:color="000000"/>
-              <w:left w:val="none" w:sz="0" w:space="0" w:color="000000"/>
-              <w:right w:val="none" w:sz="0" w:space="0" w:color="000000"/>
-            </w:tcBorders>
-            <w:shd w:val="clear" w:color="auto" w:fill="FFFFFF"/>
-            <w:tcMar>
-              <w:top w:w="0" w:type="dxa"/>
-              <w:bottom w:w="0" w:type="dxa"/>
-              <w:left w:w="0" w:type="dxa"/>
-              <w:right w:w="0" w:type="dxa"/>
-            </w:tcMar>
-            <w:vAlign w:val="top"/>
-          </w:tcPr>
-          <w:p>
-            <w:pPr>
-              <w:pStyle w:val="Normal"/>
-              <w:jc w:val="center"/>
-              <w:pBdr>
-                <w:bottom w:val="none" w:sz="0" w:space="0" w:color="000000"/>
-                <w:top w:val="none" w:sz="0" w:space="0" w:color="000000"/>
-                <w:left w:val="none" w:sz="0" w:space="0" w:color="000000"/>
-                <w:right w:val="none" w:sz="0" w:space="0" w:color="000000"/>
-              </w:pBdr>
-              <w:spacing w:after="100" w:before="100" w:line="240"/>
-              <w:ind w:left="100" w:right="100" w:firstLine="0" w:firstLineChars="0"/>
-              <w:rPr>
-                <w:rFonts w:ascii="Helvetica" w:hAnsi="Helvetica" w:eastAsia="Helvetica" w:cs="Helvetica"/>
-                <w:i w:val="false"/>
-                <w:b w:val="false"/>
-                <w:u w:val="none"/>
-                <w:sz w:val="22"/>
-                <w:szCs w:val="22"/>
-                <w:color w:val="000000"/>
-              </w:rPr>
-            </w:pPr>
-            <w:r>
-              <w:rPr>
-                <w:rFonts w:ascii="Helvetica" w:hAnsi="Helvetica" w:eastAsia="Helvetica" w:cs="Helvetica"/>
-                <w:i w:val="false"/>
-                <w:b w:val="false"/>
-                <w:u w:val="none"/>
-                <w:sz w:val="22"/>
-                <w:szCs w:val="22"/>
-                <w:color w:val="000000"/>
-              </w:rPr>
-              <w:t xml:space="preserve">2,820, 179,032</w:t>
+              <w:t xml:space="preserve">22,463</w:t>
+            </w:r>
+          </w:p>
+        </w:tc>
+        <w:tc>
+          <w:tcPr>
+            <w:tcBorders>
+              <w:bottom w:val="none" w:sz="0" w:space="0" w:color="000000"/>
+              <w:top w:val="none" w:sz="0" w:space="0" w:color="000000"/>
+              <w:left w:val="none" w:sz="0" w:space="0" w:color="000000"/>
+              <w:right w:val="none" w:sz="0" w:space="0" w:color="000000"/>
+            </w:tcBorders>
+            <w:shd w:val="clear" w:color="auto" w:fill="FFFFFF"/>
+            <w:tcMar>
+              <w:top w:w="0" w:type="dxa"/>
+              <w:bottom w:w="0" w:type="dxa"/>
+              <w:left w:w="0" w:type="dxa"/>
+              <w:right w:w="0" w:type="dxa"/>
+            </w:tcMar>
+            <w:vAlign w:val="top"/>
+          </w:tcPr>
+          <w:p>
+            <w:pPr>
+              <w:pStyle w:val="Normal"/>
+              <w:jc w:val="center"/>
+              <w:pBdr>
+                <w:bottom w:val="none" w:sz="0" w:space="0" w:color="000000"/>
+                <w:top w:val="none" w:sz="0" w:space="0" w:color="000000"/>
+                <w:left w:val="none" w:sz="0" w:space="0" w:color="000000"/>
+                <w:right w:val="none" w:sz="0" w:space="0" w:color="000000"/>
+              </w:pBdr>
+              <w:spacing w:after="100" w:before="100" w:line="240"/>
+              <w:ind w:left="100" w:right="100" w:firstLine="0" w:firstLineChars="0"/>
+              <w:rPr>
+                <w:rFonts w:ascii="Helvetica" w:hAnsi="Helvetica" w:eastAsia="Helvetica" w:cs="Helvetica"/>
+                <w:i w:val="false"/>
+                <w:b w:val="false"/>
+                <w:u w:val="none"/>
+                <w:sz w:val="22"/>
+                <w:szCs w:val="22"/>
+                <w:color w:val="000000"/>
+              </w:rPr>
+            </w:pPr>
+            <w:r>
+              <w:rPr>
+                <w:rFonts w:ascii="Helvetica" w:hAnsi="Helvetica" w:eastAsia="Helvetica" w:cs="Helvetica"/>
+                <w:i w:val="false"/>
+                <w:b w:val="false"/>
+                <w:u w:val="none"/>
+                <w:sz w:val="22"/>
+                <w:szCs w:val="22"/>
+                <w:color w:val="000000"/>
+              </w:rPr>
+              <w:t xml:space="preserve">2,820, 178,907</w:t>
             </w:r>
           </w:p>
         </w:tc>
@@ -13661,60 +13661,60 @@
                 <w:szCs w:val="22"/>
                 <w:color w:val="000000"/>
               </w:rPr>
-              <w:t xml:space="preserve">2,516</w:t>
-            </w:r>
-          </w:p>
-        </w:tc>
-        <w:tc>
-          <w:tcPr>
-            <w:tcBorders>
-              <w:bottom w:val="none" w:sz="0" w:space="0" w:color="000000"/>
-              <w:top w:val="none" w:sz="0" w:space="0" w:color="000000"/>
-              <w:left w:val="none" w:sz="0" w:space="0" w:color="000000"/>
-              <w:right w:val="none" w:sz="0" w:space="0" w:color="000000"/>
-            </w:tcBorders>
-            <w:shd w:val="clear" w:color="auto" w:fill="FFFFFF"/>
-            <w:tcMar>
-              <w:top w:w="0" w:type="dxa"/>
-              <w:bottom w:w="0" w:type="dxa"/>
-              <w:left w:w="0" w:type="dxa"/>
-              <w:right w:w="0" w:type="dxa"/>
-            </w:tcMar>
-            <w:vAlign w:val="top"/>
-          </w:tcPr>
-          <w:p>
-            <w:pPr>
-              <w:pStyle w:val="Normal"/>
-              <w:jc w:val="center"/>
-              <w:pBdr>
-                <w:bottom w:val="none" w:sz="0" w:space="0" w:color="000000"/>
-                <w:top w:val="none" w:sz="0" w:space="0" w:color="000000"/>
-                <w:left w:val="none" w:sz="0" w:space="0" w:color="000000"/>
-                <w:right w:val="none" w:sz="0" w:space="0" w:color="000000"/>
-              </w:pBdr>
-              <w:spacing w:after="100" w:before="100" w:line="240"/>
-              <w:ind w:left="100" w:right="100" w:firstLine="0" w:firstLineChars="0"/>
-              <w:rPr>
-                <w:rFonts w:ascii="Helvetica" w:hAnsi="Helvetica" w:eastAsia="Helvetica" w:cs="Helvetica"/>
-                <w:i w:val="false"/>
-                <w:b w:val="false"/>
-                <w:u w:val="none"/>
-                <w:sz w:val="22"/>
-                <w:szCs w:val="22"/>
-                <w:color w:val="000000"/>
-              </w:rPr>
-            </w:pPr>
-            <w:r>
-              <w:rPr>
-                <w:rFonts w:ascii="Helvetica" w:hAnsi="Helvetica" w:eastAsia="Helvetica" w:cs="Helvetica"/>
-                <w:i w:val="false"/>
-                <w:b w:val="false"/>
-                <w:u w:val="none"/>
-                <w:sz w:val="22"/>
-                <w:szCs w:val="22"/>
-                <w:color w:val="000000"/>
-              </w:rPr>
-              <w:t xml:space="preserve">109, 57,933</w:t>
+              <w:t xml:space="preserve">2,139</w:t>
+            </w:r>
+          </w:p>
+        </w:tc>
+        <w:tc>
+          <w:tcPr>
+            <w:tcBorders>
+              <w:bottom w:val="none" w:sz="0" w:space="0" w:color="000000"/>
+              <w:top w:val="none" w:sz="0" w:space="0" w:color="000000"/>
+              <w:left w:val="none" w:sz="0" w:space="0" w:color="000000"/>
+              <w:right w:val="none" w:sz="0" w:space="0" w:color="000000"/>
+            </w:tcBorders>
+            <w:shd w:val="clear" w:color="auto" w:fill="FFFFFF"/>
+            <w:tcMar>
+              <w:top w:w="0" w:type="dxa"/>
+              <w:bottom w:w="0" w:type="dxa"/>
+              <w:left w:w="0" w:type="dxa"/>
+              <w:right w:w="0" w:type="dxa"/>
+            </w:tcMar>
+            <w:vAlign w:val="top"/>
+          </w:tcPr>
+          <w:p>
+            <w:pPr>
+              <w:pStyle w:val="Normal"/>
+              <w:jc w:val="center"/>
+              <w:pBdr>
+                <w:bottom w:val="none" w:sz="0" w:space="0" w:color="000000"/>
+                <w:top w:val="none" w:sz="0" w:space="0" w:color="000000"/>
+                <w:left w:val="none" w:sz="0" w:space="0" w:color="000000"/>
+                <w:right w:val="none" w:sz="0" w:space="0" w:color="000000"/>
+              </w:pBdr>
+              <w:spacing w:after="100" w:before="100" w:line="240"/>
+              <w:ind w:left="100" w:right="100" w:firstLine="0" w:firstLineChars="0"/>
+              <w:rPr>
+                <w:rFonts w:ascii="Helvetica" w:hAnsi="Helvetica" w:eastAsia="Helvetica" w:cs="Helvetica"/>
+                <w:i w:val="false"/>
+                <w:b w:val="false"/>
+                <w:u w:val="none"/>
+                <w:sz w:val="22"/>
+                <w:szCs w:val="22"/>
+                <w:color w:val="000000"/>
+              </w:rPr>
+            </w:pPr>
+            <w:r>
+              <w:rPr>
+                <w:rFonts w:ascii="Helvetica" w:hAnsi="Helvetica" w:eastAsia="Helvetica" w:cs="Helvetica"/>
+                <w:i w:val="false"/>
+                <w:b w:val="false"/>
+                <w:u w:val="none"/>
+                <w:sz w:val="22"/>
+                <w:szCs w:val="22"/>
+                <w:color w:val="000000"/>
+              </w:rPr>
+              <w:t xml:space="preserve">93.3, 49,071</w:t>
             </w:r>
           </w:p>
         </w:tc>
@@ -13932,113 +13932,113 @@
                 <w:szCs w:val="22"/>
                 <w:color w:val="000000"/>
               </w:rPr>
-              <w:t xml:space="preserve">4.18</w:t>
-            </w:r>
-          </w:p>
-        </w:tc>
-        <w:tc>
-          <w:tcPr>
-            <w:tcBorders>
-              <w:bottom w:val="none" w:sz="0" w:space="0" w:color="000000"/>
-              <w:top w:val="none" w:sz="0" w:space="0" w:color="000000"/>
-              <w:left w:val="none" w:sz="0" w:space="0" w:color="000000"/>
-              <w:right w:val="none" w:sz="0" w:space="0" w:color="000000"/>
-            </w:tcBorders>
-            <w:shd w:val="clear" w:color="auto" w:fill="FFFFFF"/>
-            <w:tcMar>
-              <w:top w:w="0" w:type="dxa"/>
-              <w:bottom w:w="0" w:type="dxa"/>
-              <w:left w:w="0" w:type="dxa"/>
-              <w:right w:w="0" w:type="dxa"/>
-            </w:tcMar>
-            <w:vAlign w:val="top"/>
-          </w:tcPr>
-          <w:p>
-            <w:pPr>
-              <w:pStyle w:val="Normal"/>
-              <w:jc w:val="center"/>
-              <w:pBdr>
-                <w:bottom w:val="none" w:sz="0" w:space="0" w:color="000000"/>
-                <w:top w:val="none" w:sz="0" w:space="0" w:color="000000"/>
-                <w:left w:val="none" w:sz="0" w:space="0" w:color="000000"/>
-                <w:right w:val="none" w:sz="0" w:space="0" w:color="000000"/>
-              </w:pBdr>
-              <w:spacing w:after="100" w:before="100" w:line="240"/>
-              <w:ind w:left="100" w:right="100" w:firstLine="0" w:firstLineChars="0"/>
-              <w:rPr>
-                <w:rFonts w:ascii="Helvetica" w:hAnsi="Helvetica" w:eastAsia="Helvetica" w:cs="Helvetica"/>
-                <w:i w:val="false"/>
-                <w:b w:val="false"/>
-                <w:u w:val="none"/>
-                <w:sz w:val="22"/>
-                <w:szCs w:val="22"/>
-                <w:color w:val="000000"/>
-              </w:rPr>
-            </w:pPr>
-            <w:r>
-              <w:rPr>
-                <w:rFonts w:ascii="Helvetica" w:hAnsi="Helvetica" w:eastAsia="Helvetica" w:cs="Helvetica"/>
-                <w:i w:val="false"/>
-                <w:b w:val="false"/>
-                <w:u w:val="none"/>
-                <w:sz w:val="22"/>
-                <w:szCs w:val="22"/>
-                <w:color w:val="000000"/>
-              </w:rPr>
-              <w:t xml:space="preserve">1.28, 13.6</w:t>
-            </w:r>
-          </w:p>
-        </w:tc>
-        <w:tc>
-          <w:tcPr>
-            <w:tcBorders>
-              <w:bottom w:val="none" w:sz="0" w:space="0" w:color="000000"/>
-              <w:top w:val="none" w:sz="0" w:space="0" w:color="000000"/>
-              <w:left w:val="none" w:sz="0" w:space="0" w:color="000000"/>
-              <w:right w:val="none" w:sz="0" w:space="0" w:color="000000"/>
-            </w:tcBorders>
-            <w:shd w:val="clear" w:color="auto" w:fill="FFFFFF"/>
-            <w:tcMar>
-              <w:top w:w="0" w:type="dxa"/>
-              <w:bottom w:w="0" w:type="dxa"/>
-              <w:left w:w="0" w:type="dxa"/>
-              <w:right w:w="0" w:type="dxa"/>
-            </w:tcMar>
-            <w:vAlign w:val="top"/>
-          </w:tcPr>
-          <w:p>
-            <w:pPr>
-              <w:pStyle w:val="Normal"/>
-              <w:jc w:val="center"/>
-              <w:pBdr>
-                <w:bottom w:val="none" w:sz="0" w:space="0" w:color="000000"/>
-                <w:top w:val="none" w:sz="0" w:space="0" w:color="000000"/>
-                <w:left w:val="none" w:sz="0" w:space="0" w:color="000000"/>
-                <w:right w:val="none" w:sz="0" w:space="0" w:color="000000"/>
-              </w:pBdr>
-              <w:spacing w:after="100" w:before="100" w:line="240"/>
-              <w:ind w:left="100" w:right="100" w:firstLine="0" w:firstLineChars="0"/>
-              <w:rPr>
-                <w:rFonts w:ascii="Helvetica" w:hAnsi="Helvetica" w:eastAsia="Helvetica" w:cs="Helvetica"/>
-                <w:i w:val="false"/>
-                <w:b w:val="false"/>
-                <w:u w:val="none"/>
-                <w:sz w:val="22"/>
-                <w:szCs w:val="22"/>
-                <w:color w:val="000000"/>
-              </w:rPr>
-            </w:pPr>
-            <w:r>
-              <w:rPr>
-                <w:rFonts w:ascii="Helvetica" w:hAnsi="Helvetica" w:eastAsia="Helvetica" w:cs="Helvetica"/>
-                <w:i w:val="false"/>
-                <w:b w:val="false"/>
-                <w:u w:val="none"/>
-                <w:sz w:val="22"/>
-                <w:szCs w:val="22"/>
-                <w:color w:val="000000"/>
-              </w:rPr>
-              <w:t xml:space="preserve">0.018</w:t>
+              <w:t xml:space="preserve">4.23</w:t>
+            </w:r>
+          </w:p>
+        </w:tc>
+        <w:tc>
+          <w:tcPr>
+            <w:tcBorders>
+              <w:bottom w:val="none" w:sz="0" w:space="0" w:color="000000"/>
+              <w:top w:val="none" w:sz="0" w:space="0" w:color="000000"/>
+              <w:left w:val="none" w:sz="0" w:space="0" w:color="000000"/>
+              <w:right w:val="none" w:sz="0" w:space="0" w:color="000000"/>
+            </w:tcBorders>
+            <w:shd w:val="clear" w:color="auto" w:fill="FFFFFF"/>
+            <w:tcMar>
+              <w:top w:w="0" w:type="dxa"/>
+              <w:bottom w:w="0" w:type="dxa"/>
+              <w:left w:w="0" w:type="dxa"/>
+              <w:right w:w="0" w:type="dxa"/>
+            </w:tcMar>
+            <w:vAlign w:val="top"/>
+          </w:tcPr>
+          <w:p>
+            <w:pPr>
+              <w:pStyle w:val="Normal"/>
+              <w:jc w:val="center"/>
+              <w:pBdr>
+                <w:bottom w:val="none" w:sz="0" w:space="0" w:color="000000"/>
+                <w:top w:val="none" w:sz="0" w:space="0" w:color="000000"/>
+                <w:left w:val="none" w:sz="0" w:space="0" w:color="000000"/>
+                <w:right w:val="none" w:sz="0" w:space="0" w:color="000000"/>
+              </w:pBdr>
+              <w:spacing w:after="100" w:before="100" w:line="240"/>
+              <w:ind w:left="100" w:right="100" w:firstLine="0" w:firstLineChars="0"/>
+              <w:rPr>
+                <w:rFonts w:ascii="Helvetica" w:hAnsi="Helvetica" w:eastAsia="Helvetica" w:cs="Helvetica"/>
+                <w:i w:val="false"/>
+                <w:b w:val="false"/>
+                <w:u w:val="none"/>
+                <w:sz w:val="22"/>
+                <w:szCs w:val="22"/>
+                <w:color w:val="000000"/>
+              </w:rPr>
+            </w:pPr>
+            <w:r>
+              <w:rPr>
+                <w:rFonts w:ascii="Helvetica" w:hAnsi="Helvetica" w:eastAsia="Helvetica" w:cs="Helvetica"/>
+                <w:i w:val="false"/>
+                <w:b w:val="false"/>
+                <w:u w:val="none"/>
+                <w:sz w:val="22"/>
+                <w:szCs w:val="22"/>
+                <w:color w:val="000000"/>
+              </w:rPr>
+              <w:t xml:space="preserve">1.30, 13.8</w:t>
+            </w:r>
+          </w:p>
+        </w:tc>
+        <w:tc>
+          <w:tcPr>
+            <w:tcBorders>
+              <w:bottom w:val="none" w:sz="0" w:space="0" w:color="000000"/>
+              <w:top w:val="none" w:sz="0" w:space="0" w:color="000000"/>
+              <w:left w:val="none" w:sz="0" w:space="0" w:color="000000"/>
+              <w:right w:val="none" w:sz="0" w:space="0" w:color="000000"/>
+            </w:tcBorders>
+            <w:shd w:val="clear" w:color="auto" w:fill="FFFFFF"/>
+            <w:tcMar>
+              <w:top w:w="0" w:type="dxa"/>
+              <w:bottom w:w="0" w:type="dxa"/>
+              <w:left w:w="0" w:type="dxa"/>
+              <w:right w:w="0" w:type="dxa"/>
+            </w:tcMar>
+            <w:vAlign w:val="top"/>
+          </w:tcPr>
+          <w:p>
+            <w:pPr>
+              <w:pStyle w:val="Normal"/>
+              <w:jc w:val="center"/>
+              <w:pBdr>
+                <w:bottom w:val="none" w:sz="0" w:space="0" w:color="000000"/>
+                <w:top w:val="none" w:sz="0" w:space="0" w:color="000000"/>
+                <w:left w:val="none" w:sz="0" w:space="0" w:color="000000"/>
+                <w:right w:val="none" w:sz="0" w:space="0" w:color="000000"/>
+              </w:pBdr>
+              <w:spacing w:after="100" w:before="100" w:line="240"/>
+              <w:ind w:left="100" w:right="100" w:firstLine="0" w:firstLineChars="0"/>
+              <w:rPr>
+                <w:rFonts w:ascii="Helvetica" w:hAnsi="Helvetica" w:eastAsia="Helvetica" w:cs="Helvetica"/>
+                <w:i w:val="false"/>
+                <w:b w:val="false"/>
+                <w:u w:val="none"/>
+                <w:sz w:val="22"/>
+                <w:szCs w:val="22"/>
+                <w:color w:val="000000"/>
+              </w:rPr>
+            </w:pPr>
+            <w:r>
+              <w:rPr>
+                <w:rFonts w:ascii="Helvetica" w:hAnsi="Helvetica" w:eastAsia="Helvetica" w:cs="Helvetica"/>
+                <w:i w:val="false"/>
+                <w:b w:val="false"/>
+                <w:u w:val="none"/>
+                <w:sz w:val="22"/>
+                <w:szCs w:val="22"/>
+                <w:color w:val="000000"/>
+              </w:rPr>
+              <w:t xml:space="preserve">0.017</w:t>
             </w:r>
           </w:p>
         </w:tc>
@@ -14144,60 +14144,60 @@
                 <w:szCs w:val="22"/>
                 <w:color w:val="000000"/>
               </w:rPr>
-              <w:t xml:space="preserve">4.74</w:t>
-            </w:r>
-          </w:p>
-        </w:tc>
-        <w:tc>
-          <w:tcPr>
-            <w:tcBorders>
-              <w:bottom w:val="none" w:sz="0" w:space="0" w:color="000000"/>
-              <w:top w:val="none" w:sz="0" w:space="0" w:color="000000"/>
-              <w:left w:val="none" w:sz="0" w:space="0" w:color="000000"/>
-              <w:right w:val="none" w:sz="0" w:space="0" w:color="000000"/>
-            </w:tcBorders>
-            <w:shd w:val="clear" w:color="auto" w:fill="FFFFFF"/>
-            <w:tcMar>
-              <w:top w:w="0" w:type="dxa"/>
-              <w:bottom w:w="0" w:type="dxa"/>
-              <w:left w:w="0" w:type="dxa"/>
-              <w:right w:w="0" w:type="dxa"/>
-            </w:tcMar>
-            <w:vAlign w:val="top"/>
-          </w:tcPr>
-          <w:p>
-            <w:pPr>
-              <w:pStyle w:val="Normal"/>
-              <w:jc w:val="center"/>
-              <w:pBdr>
-                <w:bottom w:val="none" w:sz="0" w:space="0" w:color="000000"/>
-                <w:top w:val="none" w:sz="0" w:space="0" w:color="000000"/>
-                <w:left w:val="none" w:sz="0" w:space="0" w:color="000000"/>
-                <w:right w:val="none" w:sz="0" w:space="0" w:color="000000"/>
-              </w:pBdr>
-              <w:spacing w:after="100" w:before="100" w:line="240"/>
-              <w:ind w:left="100" w:right="100" w:firstLine="0" w:firstLineChars="0"/>
-              <w:rPr>
-                <w:rFonts w:ascii="Helvetica" w:hAnsi="Helvetica" w:eastAsia="Helvetica" w:cs="Helvetica"/>
-                <w:i w:val="false"/>
-                <w:b w:val="false"/>
-                <w:u w:val="none"/>
-                <w:sz w:val="22"/>
-                <w:szCs w:val="22"/>
-                <w:color w:val="000000"/>
-              </w:rPr>
-            </w:pPr>
-            <w:r>
-              <w:rPr>
-                <w:rFonts w:ascii="Helvetica" w:hAnsi="Helvetica" w:eastAsia="Helvetica" w:cs="Helvetica"/>
-                <w:i w:val="false"/>
-                <w:b w:val="false"/>
-                <w:u w:val="none"/>
-                <w:sz w:val="22"/>
-                <w:szCs w:val="22"/>
-                <w:color w:val="000000"/>
-              </w:rPr>
-              <w:t xml:space="preserve">1.09, 20.7</w:t>
+              <w:t xml:space="preserve">4.84</w:t>
+            </w:r>
+          </w:p>
+        </w:tc>
+        <w:tc>
+          <w:tcPr>
+            <w:tcBorders>
+              <w:bottom w:val="none" w:sz="0" w:space="0" w:color="000000"/>
+              <w:top w:val="none" w:sz="0" w:space="0" w:color="000000"/>
+              <w:left w:val="none" w:sz="0" w:space="0" w:color="000000"/>
+              <w:right w:val="none" w:sz="0" w:space="0" w:color="000000"/>
+            </w:tcBorders>
+            <w:shd w:val="clear" w:color="auto" w:fill="FFFFFF"/>
+            <w:tcMar>
+              <w:top w:w="0" w:type="dxa"/>
+              <w:bottom w:w="0" w:type="dxa"/>
+              <w:left w:w="0" w:type="dxa"/>
+              <w:right w:w="0" w:type="dxa"/>
+            </w:tcMar>
+            <w:vAlign w:val="top"/>
+          </w:tcPr>
+          <w:p>
+            <w:pPr>
+              <w:pStyle w:val="Normal"/>
+              <w:jc w:val="center"/>
+              <w:pBdr>
+                <w:bottom w:val="none" w:sz="0" w:space="0" w:color="000000"/>
+                <w:top w:val="none" w:sz="0" w:space="0" w:color="000000"/>
+                <w:left w:val="none" w:sz="0" w:space="0" w:color="000000"/>
+                <w:right w:val="none" w:sz="0" w:space="0" w:color="000000"/>
+              </w:pBdr>
+              <w:spacing w:after="100" w:before="100" w:line="240"/>
+              <w:ind w:left="100" w:right="100" w:firstLine="0" w:firstLineChars="0"/>
+              <w:rPr>
+                <w:rFonts w:ascii="Helvetica" w:hAnsi="Helvetica" w:eastAsia="Helvetica" w:cs="Helvetica"/>
+                <w:i w:val="false"/>
+                <w:b w:val="false"/>
+                <w:u w:val="none"/>
+                <w:sz w:val="22"/>
+                <w:szCs w:val="22"/>
+                <w:color w:val="000000"/>
+              </w:rPr>
+            </w:pPr>
+            <w:r>
+              <w:rPr>
+                <w:rFonts w:ascii="Helvetica" w:hAnsi="Helvetica" w:eastAsia="Helvetica" w:cs="Helvetica"/>
+                <w:i w:val="false"/>
+                <w:b w:val="false"/>
+                <w:u w:val="none"/>
+                <w:sz w:val="22"/>
+                <w:szCs w:val="22"/>
+                <w:color w:val="000000"/>
+              </w:rPr>
+              <w:t xml:space="preserve">1.09, 21.5</w:t>
             </w:r>
           </w:p>
         </w:tc>
@@ -14521,7 +14521,7 @@
                 <w:szCs w:val="22"/>
                 <w:color w:val="000000"/>
               </w:rPr>
-              <w:t xml:space="preserve">0.040</w:t>
+              <w:t xml:space="preserve">0.043</w:t>
             </w:r>
           </w:p>
         </w:tc>
@@ -14733,7 +14733,7 @@
                 <w:szCs w:val="22"/>
                 <w:color w:val="000000"/>
               </w:rPr>
-              <w:t xml:space="preserve">0.005</w:t>
+              <w:t xml:space="preserve">0.004</w:t>
             </w:r>
           </w:p>
         </w:tc>

--- a/docs/tables/carbo/sec5_ckd_composite.docx
+++ b/docs/tables/carbo/sec5_ckd_composite.docx
@@ -23,8 +23,8 @@
         <w:gridCol w:w="1879"/>
         <w:gridCol w:w="1181"/>
         <w:gridCol w:w="778"/>
-        <w:gridCol w:w="1206"/>
-        <w:gridCol w:w="2062"/>
+        <w:gridCol w:w="961"/>
+        <w:gridCol w:w="1940"/>
         <w:gridCol w:w="1181"/>
       </w:tblGrid>
       <w:tr>
@@ -891,7 +891,7 @@
                 <w:szCs w:val="22"/>
                 <w:color w:val="000000"/>
               </w:rPr>
-              <w:t xml:space="preserve">1.12</w:t>
+              <w:t xml:space="preserve">1.10</w:t>
             </w:r>
           </w:p>
         </w:tc>
@@ -944,7 +944,7 @@
                 <w:szCs w:val="22"/>
                 <w:color w:val="000000"/>
               </w:rPr>
-              <w:t xml:space="preserve">0.87, 1.44</w:t>
+              <w:t xml:space="preserve">0.86, 1.40</w:t>
             </w:r>
           </w:p>
         </w:tc>
@@ -997,7 +997,7 @@
                 <w:szCs w:val="22"/>
                 <w:color w:val="000000"/>
               </w:rPr>
-              <w:t xml:space="preserve">0.370</w:t>
+              <w:t xml:space="preserve">0.440</w:t>
             </w:r>
           </w:p>
         </w:tc>
@@ -1103,7 +1103,7 @@
                 <w:szCs w:val="22"/>
                 <w:color w:val="000000"/>
               </w:rPr>
-              <w:t xml:space="preserve">2.21</w:t>
+              <w:t xml:space="preserve">1.82</w:t>
             </w:r>
           </w:p>
         </w:tc>
@@ -1156,7 +1156,7 @@
                 <w:szCs w:val="22"/>
                 <w:color w:val="000000"/>
               </w:rPr>
-              <w:t xml:space="preserve">0.94, 5.16</w:t>
+              <w:t xml:space="preserve">0.98, 3.39</w:t>
             </w:r>
           </w:p>
         </w:tc>
@@ -1209,7 +1209,7 @@
                 <w:szCs w:val="22"/>
                 <w:color w:val="000000"/>
               </w:rPr>
-              <w:t xml:space="preserve">0.068</w:t>
+              <w:t xml:space="preserve">0.059</w:t>
             </w:r>
           </w:p>
         </w:tc>
@@ -1427,60 +1427,60 @@
                 <w:szCs w:val="22"/>
                 <w:color w:val="000000"/>
               </w:rPr>
-              <w:t xml:space="preserve">1.02, 1.11</w:t>
-            </w:r>
-          </w:p>
-        </w:tc>
-        <w:tc>
-          <w:tcPr>
-            <w:tcBorders>
-              <w:bottom w:val="none" w:sz="0" w:space="0" w:color="000000"/>
-              <w:top w:val="none" w:sz="0" w:space="0" w:color="000000"/>
-              <w:left w:val="none" w:sz="0" w:space="0" w:color="000000"/>
-              <w:right w:val="none" w:sz="0" w:space="0" w:color="000000"/>
-            </w:tcBorders>
-            <w:shd w:val="clear" w:color="auto" w:fill="FFFFFF"/>
-            <w:tcMar>
-              <w:top w:w="0" w:type="dxa"/>
-              <w:bottom w:w="0" w:type="dxa"/>
-              <w:left w:w="0" w:type="dxa"/>
-              <w:right w:w="0" w:type="dxa"/>
-            </w:tcMar>
-            <w:vAlign w:val="top"/>
-          </w:tcPr>
-          <w:p>
-            <w:pPr>
-              <w:pStyle w:val="Normal"/>
-              <w:jc w:val="center"/>
-              <w:pBdr>
-                <w:bottom w:val="none" w:sz="0" w:space="0" w:color="000000"/>
-                <w:top w:val="none" w:sz="0" w:space="0" w:color="000000"/>
-                <w:left w:val="none" w:sz="0" w:space="0" w:color="000000"/>
-                <w:right w:val="none" w:sz="0" w:space="0" w:color="000000"/>
-              </w:pBdr>
-              <w:spacing w:after="100" w:before="100" w:line="240"/>
-              <w:ind w:left="100" w:right="100" w:firstLine="0" w:firstLineChars="0"/>
-              <w:rPr>
-                <w:rFonts w:ascii="Helvetica" w:hAnsi="Helvetica" w:eastAsia="Helvetica" w:cs="Helvetica"/>
-                <w:i w:val="false"/>
-                <w:b w:val="false"/>
-                <w:u w:val="none"/>
-                <w:sz w:val="22"/>
-                <w:szCs w:val="22"/>
-                <w:color w:val="000000"/>
-              </w:rPr>
-            </w:pPr>
-            <w:r>
-              <w:rPr>
-                <w:rFonts w:ascii="Helvetica" w:hAnsi="Helvetica" w:eastAsia="Helvetica" w:cs="Helvetica"/>
-                <w:i w:val="false"/>
-                <w:b w:val="false"/>
-                <w:u w:val="none"/>
-                <w:sz w:val="22"/>
-                <w:szCs w:val="22"/>
-                <w:color w:val="000000"/>
-              </w:rPr>
-              <w:t xml:space="preserve">0.004</w:t>
+              <w:t xml:space="preserve">1.02, 1.10</w:t>
+            </w:r>
+          </w:p>
+        </w:tc>
+        <w:tc>
+          <w:tcPr>
+            <w:tcBorders>
+              <w:bottom w:val="none" w:sz="0" w:space="0" w:color="000000"/>
+              <w:top w:val="none" w:sz="0" w:space="0" w:color="000000"/>
+              <w:left w:val="none" w:sz="0" w:space="0" w:color="000000"/>
+              <w:right w:val="none" w:sz="0" w:space="0" w:color="000000"/>
+            </w:tcBorders>
+            <w:shd w:val="clear" w:color="auto" w:fill="FFFFFF"/>
+            <w:tcMar>
+              <w:top w:w="0" w:type="dxa"/>
+              <w:bottom w:w="0" w:type="dxa"/>
+              <w:left w:w="0" w:type="dxa"/>
+              <w:right w:w="0" w:type="dxa"/>
+            </w:tcMar>
+            <w:vAlign w:val="top"/>
+          </w:tcPr>
+          <w:p>
+            <w:pPr>
+              <w:pStyle w:val="Normal"/>
+              <w:jc w:val="center"/>
+              <w:pBdr>
+                <w:bottom w:val="none" w:sz="0" w:space="0" w:color="000000"/>
+                <w:top w:val="none" w:sz="0" w:space="0" w:color="000000"/>
+                <w:left w:val="none" w:sz="0" w:space="0" w:color="000000"/>
+                <w:right w:val="none" w:sz="0" w:space="0" w:color="000000"/>
+              </w:pBdr>
+              <w:spacing w:after="100" w:before="100" w:line="240"/>
+              <w:ind w:left="100" w:right="100" w:firstLine="0" w:firstLineChars="0"/>
+              <w:rPr>
+                <w:rFonts w:ascii="Helvetica" w:hAnsi="Helvetica" w:eastAsia="Helvetica" w:cs="Helvetica"/>
+                <w:i w:val="false"/>
+                <w:b w:val="false"/>
+                <w:u w:val="none"/>
+                <w:sz w:val="22"/>
+                <w:szCs w:val="22"/>
+                <w:color w:val="000000"/>
+              </w:rPr>
+            </w:pPr>
+            <w:r>
+              <w:rPr>
+                <w:rFonts w:ascii="Helvetica" w:hAnsi="Helvetica" w:eastAsia="Helvetica" w:cs="Helvetica"/>
+                <w:i w:val="false"/>
+                <w:b w:val="false"/>
+                <w:u w:val="none"/>
+                <w:sz w:val="22"/>
+                <w:szCs w:val="22"/>
+                <w:color w:val="000000"/>
+              </w:rPr>
+              <w:t xml:space="preserve">0.002</w:t>
             </w:r>
           </w:p>
         </w:tc>
@@ -1586,113 +1586,113 @@
                 <w:szCs w:val="22"/>
                 <w:color w:val="000000"/>
               </w:rPr>
-              <w:t xml:space="preserve">0.96</w:t>
-            </w:r>
-          </w:p>
-        </w:tc>
-        <w:tc>
-          <w:tcPr>
-            <w:tcBorders>
-              <w:bottom w:val="none" w:sz="0" w:space="0" w:color="000000"/>
-              <w:top w:val="none" w:sz="0" w:space="0" w:color="000000"/>
-              <w:left w:val="none" w:sz="0" w:space="0" w:color="000000"/>
-              <w:right w:val="none" w:sz="0" w:space="0" w:color="000000"/>
-            </w:tcBorders>
-            <w:shd w:val="clear" w:color="auto" w:fill="FFFFFF"/>
-            <w:tcMar>
-              <w:top w:w="0" w:type="dxa"/>
-              <w:bottom w:w="0" w:type="dxa"/>
-              <w:left w:w="0" w:type="dxa"/>
-              <w:right w:w="0" w:type="dxa"/>
-            </w:tcMar>
-            <w:vAlign w:val="top"/>
-          </w:tcPr>
-          <w:p>
-            <w:pPr>
-              <w:pStyle w:val="Normal"/>
-              <w:jc w:val="center"/>
-              <w:pBdr>
-                <w:bottom w:val="none" w:sz="0" w:space="0" w:color="000000"/>
-                <w:top w:val="none" w:sz="0" w:space="0" w:color="000000"/>
-                <w:left w:val="none" w:sz="0" w:space="0" w:color="000000"/>
-                <w:right w:val="none" w:sz="0" w:space="0" w:color="000000"/>
-              </w:pBdr>
-              <w:spacing w:after="100" w:before="100" w:line="240"/>
-              <w:ind w:left="100" w:right="100" w:firstLine="0" w:firstLineChars="0"/>
-              <w:rPr>
-                <w:rFonts w:ascii="Helvetica" w:hAnsi="Helvetica" w:eastAsia="Helvetica" w:cs="Helvetica"/>
-                <w:i w:val="false"/>
-                <w:b w:val="false"/>
-                <w:u w:val="none"/>
-                <w:sz w:val="22"/>
-                <w:szCs w:val="22"/>
-                <w:color w:val="000000"/>
-              </w:rPr>
-            </w:pPr>
-            <w:r>
-              <w:rPr>
-                <w:rFonts w:ascii="Helvetica" w:hAnsi="Helvetica" w:eastAsia="Helvetica" w:cs="Helvetica"/>
-                <w:i w:val="false"/>
-                <w:b w:val="false"/>
-                <w:u w:val="none"/>
-                <w:sz w:val="22"/>
-                <w:szCs w:val="22"/>
-                <w:color w:val="000000"/>
-              </w:rPr>
-              <w:t xml:space="preserve">0.86, 1.07</w:t>
-            </w:r>
-          </w:p>
-        </w:tc>
-        <w:tc>
-          <w:tcPr>
-            <w:tcBorders>
-              <w:bottom w:val="none" w:sz="0" w:space="0" w:color="000000"/>
-              <w:top w:val="none" w:sz="0" w:space="0" w:color="000000"/>
-              <w:left w:val="none" w:sz="0" w:space="0" w:color="000000"/>
-              <w:right w:val="none" w:sz="0" w:space="0" w:color="000000"/>
-            </w:tcBorders>
-            <w:shd w:val="clear" w:color="auto" w:fill="FFFFFF"/>
-            <w:tcMar>
-              <w:top w:w="0" w:type="dxa"/>
-              <w:bottom w:w="0" w:type="dxa"/>
-              <w:left w:w="0" w:type="dxa"/>
-              <w:right w:w="0" w:type="dxa"/>
-            </w:tcMar>
-            <w:vAlign w:val="top"/>
-          </w:tcPr>
-          <w:p>
-            <w:pPr>
-              <w:pStyle w:val="Normal"/>
-              <w:jc w:val="center"/>
-              <w:pBdr>
-                <w:bottom w:val="none" w:sz="0" w:space="0" w:color="000000"/>
-                <w:top w:val="none" w:sz="0" w:space="0" w:color="000000"/>
-                <w:left w:val="none" w:sz="0" w:space="0" w:color="000000"/>
-                <w:right w:val="none" w:sz="0" w:space="0" w:color="000000"/>
-              </w:pBdr>
-              <w:spacing w:after="100" w:before="100" w:line="240"/>
-              <w:ind w:left="100" w:right="100" w:firstLine="0" w:firstLineChars="0"/>
-              <w:rPr>
-                <w:rFonts w:ascii="Helvetica" w:hAnsi="Helvetica" w:eastAsia="Helvetica" w:cs="Helvetica"/>
-                <w:i w:val="false"/>
-                <w:b w:val="false"/>
-                <w:u w:val="none"/>
-                <w:sz w:val="22"/>
-                <w:szCs w:val="22"/>
-                <w:color w:val="000000"/>
-              </w:rPr>
-            </w:pPr>
-            <w:r>
-              <w:rPr>
-                <w:rFonts w:ascii="Helvetica" w:hAnsi="Helvetica" w:eastAsia="Helvetica" w:cs="Helvetica"/>
-                <w:i w:val="false"/>
-                <w:b w:val="false"/>
-                <w:u w:val="none"/>
-                <w:sz w:val="22"/>
-                <w:szCs w:val="22"/>
-                <w:color w:val="000000"/>
-              </w:rPr>
-              <w:t xml:space="preserve">0.440</w:t>
+              <w:t xml:space="preserve">1.03</w:t>
+            </w:r>
+          </w:p>
+        </w:tc>
+        <w:tc>
+          <w:tcPr>
+            <w:tcBorders>
+              <w:bottom w:val="none" w:sz="0" w:space="0" w:color="000000"/>
+              <w:top w:val="none" w:sz="0" w:space="0" w:color="000000"/>
+              <w:left w:val="none" w:sz="0" w:space="0" w:color="000000"/>
+              <w:right w:val="none" w:sz="0" w:space="0" w:color="000000"/>
+            </w:tcBorders>
+            <w:shd w:val="clear" w:color="auto" w:fill="FFFFFF"/>
+            <w:tcMar>
+              <w:top w:w="0" w:type="dxa"/>
+              <w:bottom w:w="0" w:type="dxa"/>
+              <w:left w:w="0" w:type="dxa"/>
+              <w:right w:w="0" w:type="dxa"/>
+            </w:tcMar>
+            <w:vAlign w:val="top"/>
+          </w:tcPr>
+          <w:p>
+            <w:pPr>
+              <w:pStyle w:val="Normal"/>
+              <w:jc w:val="center"/>
+              <w:pBdr>
+                <w:bottom w:val="none" w:sz="0" w:space="0" w:color="000000"/>
+                <w:top w:val="none" w:sz="0" w:space="0" w:color="000000"/>
+                <w:left w:val="none" w:sz="0" w:space="0" w:color="000000"/>
+                <w:right w:val="none" w:sz="0" w:space="0" w:color="000000"/>
+              </w:pBdr>
+              <w:spacing w:after="100" w:before="100" w:line="240"/>
+              <w:ind w:left="100" w:right="100" w:firstLine="0" w:firstLineChars="0"/>
+              <w:rPr>
+                <w:rFonts w:ascii="Helvetica" w:hAnsi="Helvetica" w:eastAsia="Helvetica" w:cs="Helvetica"/>
+                <w:i w:val="false"/>
+                <w:b w:val="false"/>
+                <w:u w:val="none"/>
+                <w:sz w:val="22"/>
+                <w:szCs w:val="22"/>
+                <w:color w:val="000000"/>
+              </w:rPr>
+            </w:pPr>
+            <w:r>
+              <w:rPr>
+                <w:rFonts w:ascii="Helvetica" w:hAnsi="Helvetica" w:eastAsia="Helvetica" w:cs="Helvetica"/>
+                <w:i w:val="false"/>
+                <w:b w:val="false"/>
+                <w:u w:val="none"/>
+                <w:sz w:val="22"/>
+                <w:szCs w:val="22"/>
+                <w:color w:val="000000"/>
+              </w:rPr>
+              <w:t xml:space="preserve">0.94, 1.14</w:t>
+            </w:r>
+          </w:p>
+        </w:tc>
+        <w:tc>
+          <w:tcPr>
+            <w:tcBorders>
+              <w:bottom w:val="none" w:sz="0" w:space="0" w:color="000000"/>
+              <w:top w:val="none" w:sz="0" w:space="0" w:color="000000"/>
+              <w:left w:val="none" w:sz="0" w:space="0" w:color="000000"/>
+              <w:right w:val="none" w:sz="0" w:space="0" w:color="000000"/>
+            </w:tcBorders>
+            <w:shd w:val="clear" w:color="auto" w:fill="FFFFFF"/>
+            <w:tcMar>
+              <w:top w:w="0" w:type="dxa"/>
+              <w:bottom w:w="0" w:type="dxa"/>
+              <w:left w:w="0" w:type="dxa"/>
+              <w:right w:w="0" w:type="dxa"/>
+            </w:tcMar>
+            <w:vAlign w:val="top"/>
+          </w:tcPr>
+          <w:p>
+            <w:pPr>
+              <w:pStyle w:val="Normal"/>
+              <w:jc w:val="center"/>
+              <w:pBdr>
+                <w:bottom w:val="none" w:sz="0" w:space="0" w:color="000000"/>
+                <w:top w:val="none" w:sz="0" w:space="0" w:color="000000"/>
+                <w:left w:val="none" w:sz="0" w:space="0" w:color="000000"/>
+                <w:right w:val="none" w:sz="0" w:space="0" w:color="000000"/>
+              </w:pBdr>
+              <w:spacing w:after="100" w:before="100" w:line="240"/>
+              <w:ind w:left="100" w:right="100" w:firstLine="0" w:firstLineChars="0"/>
+              <w:rPr>
+                <w:rFonts w:ascii="Helvetica" w:hAnsi="Helvetica" w:eastAsia="Helvetica" w:cs="Helvetica"/>
+                <w:i w:val="false"/>
+                <w:b w:val="false"/>
+                <w:u w:val="none"/>
+                <w:sz w:val="22"/>
+                <w:szCs w:val="22"/>
+                <w:color w:val="000000"/>
+              </w:rPr>
+            </w:pPr>
+            <w:r>
+              <w:rPr>
+                <w:rFonts w:ascii="Helvetica" w:hAnsi="Helvetica" w:eastAsia="Helvetica" w:cs="Helvetica"/>
+                <w:i w:val="false"/>
+                <w:b w:val="false"/>
+                <w:u w:val="none"/>
+                <w:sz w:val="22"/>
+                <w:szCs w:val="22"/>
+                <w:color w:val="000000"/>
+              </w:rPr>
+              <w:t xml:space="preserve">0.500</w:t>
             </w:r>
           </w:p>
         </w:tc>
@@ -2823,113 +2823,113 @@
                 <w:szCs w:val="22"/>
                 <w:color w:val="000000"/>
               </w:rPr>
-              <w:t xml:space="preserve">2.69</w:t>
-            </w:r>
-          </w:p>
-        </w:tc>
-        <w:tc>
-          <w:tcPr>
-            <w:tcBorders>
-              <w:bottom w:val="none" w:sz="0" w:space="0" w:color="000000"/>
-              <w:top w:val="none" w:sz="0" w:space="0" w:color="000000"/>
-              <w:left w:val="none" w:sz="0" w:space="0" w:color="000000"/>
-              <w:right w:val="none" w:sz="0" w:space="0" w:color="000000"/>
-            </w:tcBorders>
-            <w:shd w:val="clear" w:color="auto" w:fill="FFFFFF"/>
-            <w:tcMar>
-              <w:top w:w="0" w:type="dxa"/>
-              <w:bottom w:w="0" w:type="dxa"/>
-              <w:left w:w="0" w:type="dxa"/>
-              <w:right w:w="0" w:type="dxa"/>
-            </w:tcMar>
-            <w:vAlign w:val="top"/>
-          </w:tcPr>
-          <w:p>
-            <w:pPr>
-              <w:pStyle w:val="Normal"/>
-              <w:jc w:val="center"/>
-              <w:pBdr>
-                <w:bottom w:val="none" w:sz="0" w:space="0" w:color="000000"/>
-                <w:top w:val="none" w:sz="0" w:space="0" w:color="000000"/>
-                <w:left w:val="none" w:sz="0" w:space="0" w:color="000000"/>
-                <w:right w:val="none" w:sz="0" w:space="0" w:color="000000"/>
-              </w:pBdr>
-              <w:spacing w:after="100" w:before="100" w:line="240"/>
-              <w:ind w:left="100" w:right="100" w:firstLine="0" w:firstLineChars="0"/>
-              <w:rPr>
-                <w:rFonts w:ascii="Helvetica" w:hAnsi="Helvetica" w:eastAsia="Helvetica" w:cs="Helvetica"/>
-                <w:i w:val="false"/>
-                <w:b w:val="false"/>
-                <w:u w:val="none"/>
-                <w:sz w:val="22"/>
-                <w:szCs w:val="22"/>
-                <w:color w:val="000000"/>
-              </w:rPr>
-            </w:pPr>
-            <w:r>
-              <w:rPr>
-                <w:rFonts w:ascii="Helvetica" w:hAnsi="Helvetica" w:eastAsia="Helvetica" w:cs="Helvetica"/>
-                <w:i w:val="false"/>
-                <w:b w:val="false"/>
-                <w:u w:val="none"/>
-                <w:sz w:val="22"/>
-                <w:szCs w:val="22"/>
-                <w:color w:val="000000"/>
-              </w:rPr>
-              <w:t xml:space="preserve">0.83, 8.71</w:t>
-            </w:r>
-          </w:p>
-        </w:tc>
-        <w:tc>
-          <w:tcPr>
-            <w:tcBorders>
-              <w:bottom w:val="none" w:sz="0" w:space="0" w:color="000000"/>
-              <w:top w:val="none" w:sz="0" w:space="0" w:color="000000"/>
-              <w:left w:val="none" w:sz="0" w:space="0" w:color="000000"/>
-              <w:right w:val="none" w:sz="0" w:space="0" w:color="000000"/>
-            </w:tcBorders>
-            <w:shd w:val="clear" w:color="auto" w:fill="FFFFFF"/>
-            <w:tcMar>
-              <w:top w:w="0" w:type="dxa"/>
-              <w:bottom w:w="0" w:type="dxa"/>
-              <w:left w:w="0" w:type="dxa"/>
-              <w:right w:w="0" w:type="dxa"/>
-            </w:tcMar>
-            <w:vAlign w:val="top"/>
-          </w:tcPr>
-          <w:p>
-            <w:pPr>
-              <w:pStyle w:val="Normal"/>
-              <w:jc w:val="center"/>
-              <w:pBdr>
-                <w:bottom w:val="none" w:sz="0" w:space="0" w:color="000000"/>
-                <w:top w:val="none" w:sz="0" w:space="0" w:color="000000"/>
-                <w:left w:val="none" w:sz="0" w:space="0" w:color="000000"/>
-                <w:right w:val="none" w:sz="0" w:space="0" w:color="000000"/>
-              </w:pBdr>
-              <w:spacing w:after="100" w:before="100" w:line="240"/>
-              <w:ind w:left="100" w:right="100" w:firstLine="0" w:firstLineChars="0"/>
-              <w:rPr>
-                <w:rFonts w:ascii="Helvetica" w:hAnsi="Helvetica" w:eastAsia="Helvetica" w:cs="Helvetica"/>
-                <w:i w:val="false"/>
-                <w:b w:val="false"/>
-                <w:u w:val="none"/>
-                <w:sz w:val="22"/>
-                <w:szCs w:val="22"/>
-                <w:color w:val="000000"/>
-              </w:rPr>
-            </w:pPr>
-            <w:r>
-              <w:rPr>
-                <w:rFonts w:ascii="Helvetica" w:hAnsi="Helvetica" w:eastAsia="Helvetica" w:cs="Helvetica"/>
-                <w:i w:val="false"/>
-                <w:b w:val="false"/>
-                <w:u w:val="none"/>
-                <w:sz w:val="22"/>
-                <w:szCs w:val="22"/>
-                <w:color w:val="000000"/>
-              </w:rPr>
-              <w:t xml:space="preserve">0.100</w:t>
+              <w:t xml:space="preserve">2.37</w:t>
+            </w:r>
+          </w:p>
+        </w:tc>
+        <w:tc>
+          <w:tcPr>
+            <w:tcBorders>
+              <w:bottom w:val="none" w:sz="0" w:space="0" w:color="000000"/>
+              <w:top w:val="none" w:sz="0" w:space="0" w:color="000000"/>
+              <w:left w:val="none" w:sz="0" w:space="0" w:color="000000"/>
+              <w:right w:val="none" w:sz="0" w:space="0" w:color="000000"/>
+            </w:tcBorders>
+            <w:shd w:val="clear" w:color="auto" w:fill="FFFFFF"/>
+            <w:tcMar>
+              <w:top w:w="0" w:type="dxa"/>
+              <w:bottom w:w="0" w:type="dxa"/>
+              <w:left w:w="0" w:type="dxa"/>
+              <w:right w:w="0" w:type="dxa"/>
+            </w:tcMar>
+            <w:vAlign w:val="top"/>
+          </w:tcPr>
+          <w:p>
+            <w:pPr>
+              <w:pStyle w:val="Normal"/>
+              <w:jc w:val="center"/>
+              <w:pBdr>
+                <w:bottom w:val="none" w:sz="0" w:space="0" w:color="000000"/>
+                <w:top w:val="none" w:sz="0" w:space="0" w:color="000000"/>
+                <w:left w:val="none" w:sz="0" w:space="0" w:color="000000"/>
+                <w:right w:val="none" w:sz="0" w:space="0" w:color="000000"/>
+              </w:pBdr>
+              <w:spacing w:after="100" w:before="100" w:line="240"/>
+              <w:ind w:left="100" w:right="100" w:firstLine="0" w:firstLineChars="0"/>
+              <w:rPr>
+                <w:rFonts w:ascii="Helvetica" w:hAnsi="Helvetica" w:eastAsia="Helvetica" w:cs="Helvetica"/>
+                <w:i w:val="false"/>
+                <w:b w:val="false"/>
+                <w:u w:val="none"/>
+                <w:sz w:val="22"/>
+                <w:szCs w:val="22"/>
+                <w:color w:val="000000"/>
+              </w:rPr>
+            </w:pPr>
+            <w:r>
+              <w:rPr>
+                <w:rFonts w:ascii="Helvetica" w:hAnsi="Helvetica" w:eastAsia="Helvetica" w:cs="Helvetica"/>
+                <w:i w:val="false"/>
+                <w:b w:val="false"/>
+                <w:u w:val="none"/>
+                <w:sz w:val="22"/>
+                <w:szCs w:val="22"/>
+                <w:color w:val="000000"/>
+              </w:rPr>
+              <w:t xml:space="preserve">0.83, 6.81</w:t>
+            </w:r>
+          </w:p>
+        </w:tc>
+        <w:tc>
+          <w:tcPr>
+            <w:tcBorders>
+              <w:bottom w:val="none" w:sz="0" w:space="0" w:color="000000"/>
+              <w:top w:val="none" w:sz="0" w:space="0" w:color="000000"/>
+              <w:left w:val="none" w:sz="0" w:space="0" w:color="000000"/>
+              <w:right w:val="none" w:sz="0" w:space="0" w:color="000000"/>
+            </w:tcBorders>
+            <w:shd w:val="clear" w:color="auto" w:fill="FFFFFF"/>
+            <w:tcMar>
+              <w:top w:w="0" w:type="dxa"/>
+              <w:bottom w:w="0" w:type="dxa"/>
+              <w:left w:w="0" w:type="dxa"/>
+              <w:right w:w="0" w:type="dxa"/>
+            </w:tcMar>
+            <w:vAlign w:val="top"/>
+          </w:tcPr>
+          <w:p>
+            <w:pPr>
+              <w:pStyle w:val="Normal"/>
+              <w:jc w:val="center"/>
+              <w:pBdr>
+                <w:bottom w:val="none" w:sz="0" w:space="0" w:color="000000"/>
+                <w:top w:val="none" w:sz="0" w:space="0" w:color="000000"/>
+                <w:left w:val="none" w:sz="0" w:space="0" w:color="000000"/>
+                <w:right w:val="none" w:sz="0" w:space="0" w:color="000000"/>
+              </w:pBdr>
+              <w:spacing w:after="100" w:before="100" w:line="240"/>
+              <w:ind w:left="100" w:right="100" w:firstLine="0" w:firstLineChars="0"/>
+              <w:rPr>
+                <w:rFonts w:ascii="Helvetica" w:hAnsi="Helvetica" w:eastAsia="Helvetica" w:cs="Helvetica"/>
+                <w:i w:val="false"/>
+                <w:b w:val="false"/>
+                <w:u w:val="none"/>
+                <w:sz w:val="22"/>
+                <w:szCs w:val="22"/>
+                <w:color w:val="000000"/>
+              </w:rPr>
+            </w:pPr>
+            <w:r>
+              <w:rPr>
+                <w:rFonts w:ascii="Helvetica" w:hAnsi="Helvetica" w:eastAsia="Helvetica" w:cs="Helvetica"/>
+                <w:i w:val="false"/>
+                <w:b w:val="false"/>
+                <w:u w:val="none"/>
+                <w:sz w:val="22"/>
+                <w:szCs w:val="22"/>
+                <w:color w:val="000000"/>
+              </w:rPr>
+              <w:t xml:space="preserve">0.110</w:t>
             </w:r>
           </w:p>
         </w:tc>
@@ -3035,113 +3035,113 @@
                 <w:szCs w:val="22"/>
                 <w:color w:val="000000"/>
               </w:rPr>
-              <w:t xml:space="preserve">5.98</w:t>
-            </w:r>
-          </w:p>
-        </w:tc>
-        <w:tc>
-          <w:tcPr>
-            <w:tcBorders>
-              <w:bottom w:val="none" w:sz="0" w:space="0" w:color="000000"/>
-              <w:top w:val="none" w:sz="0" w:space="0" w:color="000000"/>
-              <w:left w:val="none" w:sz="0" w:space="0" w:color="000000"/>
-              <w:right w:val="none" w:sz="0" w:space="0" w:color="000000"/>
-            </w:tcBorders>
-            <w:shd w:val="clear" w:color="auto" w:fill="FFFFFF"/>
-            <w:tcMar>
-              <w:top w:w="0" w:type="dxa"/>
-              <w:bottom w:w="0" w:type="dxa"/>
-              <w:left w:w="0" w:type="dxa"/>
-              <w:right w:w="0" w:type="dxa"/>
-            </w:tcMar>
-            <w:vAlign w:val="top"/>
-          </w:tcPr>
-          <w:p>
-            <w:pPr>
-              <w:pStyle w:val="Normal"/>
-              <w:jc w:val="center"/>
-              <w:pBdr>
-                <w:bottom w:val="none" w:sz="0" w:space="0" w:color="000000"/>
-                <w:top w:val="none" w:sz="0" w:space="0" w:color="000000"/>
-                <w:left w:val="none" w:sz="0" w:space="0" w:color="000000"/>
-                <w:right w:val="none" w:sz="0" w:space="0" w:color="000000"/>
-              </w:pBdr>
-              <w:spacing w:after="100" w:before="100" w:line="240"/>
-              <w:ind w:left="100" w:right="100" w:firstLine="0" w:firstLineChars="0"/>
-              <w:rPr>
-                <w:rFonts w:ascii="Helvetica" w:hAnsi="Helvetica" w:eastAsia="Helvetica" w:cs="Helvetica"/>
-                <w:i w:val="false"/>
-                <w:b w:val="false"/>
-                <w:u w:val="none"/>
-                <w:sz w:val="22"/>
-                <w:szCs w:val="22"/>
-                <w:color w:val="000000"/>
-              </w:rPr>
-            </w:pPr>
-            <w:r>
-              <w:rPr>
-                <w:rFonts w:ascii="Helvetica" w:hAnsi="Helvetica" w:eastAsia="Helvetica" w:cs="Helvetica"/>
-                <w:i w:val="false"/>
-                <w:b w:val="false"/>
-                <w:u w:val="none"/>
-                <w:sz w:val="22"/>
-                <w:szCs w:val="22"/>
-                <w:color w:val="000000"/>
-              </w:rPr>
-              <w:t xml:space="preserve">0.40, 89.8</w:t>
-            </w:r>
-          </w:p>
-        </w:tc>
-        <w:tc>
-          <w:tcPr>
-            <w:tcBorders>
-              <w:bottom w:val="none" w:sz="0" w:space="0" w:color="000000"/>
-              <w:top w:val="none" w:sz="0" w:space="0" w:color="000000"/>
-              <w:left w:val="none" w:sz="0" w:space="0" w:color="000000"/>
-              <w:right w:val="none" w:sz="0" w:space="0" w:color="000000"/>
-            </w:tcBorders>
-            <w:shd w:val="clear" w:color="auto" w:fill="FFFFFF"/>
-            <w:tcMar>
-              <w:top w:w="0" w:type="dxa"/>
-              <w:bottom w:w="0" w:type="dxa"/>
-              <w:left w:w="0" w:type="dxa"/>
-              <w:right w:w="0" w:type="dxa"/>
-            </w:tcMar>
-            <w:vAlign w:val="top"/>
-          </w:tcPr>
-          <w:p>
-            <w:pPr>
-              <w:pStyle w:val="Normal"/>
-              <w:jc w:val="center"/>
-              <w:pBdr>
-                <w:bottom w:val="none" w:sz="0" w:space="0" w:color="000000"/>
-                <w:top w:val="none" w:sz="0" w:space="0" w:color="000000"/>
-                <w:left w:val="none" w:sz="0" w:space="0" w:color="000000"/>
-                <w:right w:val="none" w:sz="0" w:space="0" w:color="000000"/>
-              </w:pBdr>
-              <w:spacing w:after="100" w:before="100" w:line="240"/>
-              <w:ind w:left="100" w:right="100" w:firstLine="0" w:firstLineChars="0"/>
-              <w:rPr>
-                <w:rFonts w:ascii="Helvetica" w:hAnsi="Helvetica" w:eastAsia="Helvetica" w:cs="Helvetica"/>
-                <w:i w:val="false"/>
-                <w:b w:val="false"/>
-                <w:u w:val="none"/>
-                <w:sz w:val="22"/>
-                <w:szCs w:val="22"/>
-                <w:color w:val="000000"/>
-              </w:rPr>
-            </w:pPr>
-            <w:r>
-              <w:rPr>
-                <w:rFonts w:ascii="Helvetica" w:hAnsi="Helvetica" w:eastAsia="Helvetica" w:cs="Helvetica"/>
-                <w:i w:val="false"/>
-                <w:b w:val="false"/>
-                <w:u w:val="none"/>
-                <w:sz w:val="22"/>
-                <w:szCs w:val="22"/>
-                <w:color w:val="000000"/>
-              </w:rPr>
-              <w:t xml:space="preserve">0.200</w:t>
+              <w:t xml:space="preserve">9.48</w:t>
+            </w:r>
+          </w:p>
+        </w:tc>
+        <w:tc>
+          <w:tcPr>
+            <w:tcBorders>
+              <w:bottom w:val="none" w:sz="0" w:space="0" w:color="000000"/>
+              <w:top w:val="none" w:sz="0" w:space="0" w:color="000000"/>
+              <w:left w:val="none" w:sz="0" w:space="0" w:color="000000"/>
+              <w:right w:val="none" w:sz="0" w:space="0" w:color="000000"/>
+            </w:tcBorders>
+            <w:shd w:val="clear" w:color="auto" w:fill="FFFFFF"/>
+            <w:tcMar>
+              <w:top w:w="0" w:type="dxa"/>
+              <w:bottom w:w="0" w:type="dxa"/>
+              <w:left w:w="0" w:type="dxa"/>
+              <w:right w:w="0" w:type="dxa"/>
+            </w:tcMar>
+            <w:vAlign w:val="top"/>
+          </w:tcPr>
+          <w:p>
+            <w:pPr>
+              <w:pStyle w:val="Normal"/>
+              <w:jc w:val="center"/>
+              <w:pBdr>
+                <w:bottom w:val="none" w:sz="0" w:space="0" w:color="000000"/>
+                <w:top w:val="none" w:sz="0" w:space="0" w:color="000000"/>
+                <w:left w:val="none" w:sz="0" w:space="0" w:color="000000"/>
+                <w:right w:val="none" w:sz="0" w:space="0" w:color="000000"/>
+              </w:pBdr>
+              <w:spacing w:after="100" w:before="100" w:line="240"/>
+              <w:ind w:left="100" w:right="100" w:firstLine="0" w:firstLineChars="0"/>
+              <w:rPr>
+                <w:rFonts w:ascii="Helvetica" w:hAnsi="Helvetica" w:eastAsia="Helvetica" w:cs="Helvetica"/>
+                <w:i w:val="false"/>
+                <w:b w:val="false"/>
+                <w:u w:val="none"/>
+                <w:sz w:val="22"/>
+                <w:szCs w:val="22"/>
+                <w:color w:val="000000"/>
+              </w:rPr>
+            </w:pPr>
+            <w:r>
+              <w:rPr>
+                <w:rFonts w:ascii="Helvetica" w:hAnsi="Helvetica" w:eastAsia="Helvetica" w:cs="Helvetica"/>
+                <w:i w:val="false"/>
+                <w:b w:val="false"/>
+                <w:u w:val="none"/>
+                <w:sz w:val="22"/>
+                <w:szCs w:val="22"/>
+                <w:color w:val="000000"/>
+              </w:rPr>
+              <w:t xml:space="preserve">0.36, 253</w:t>
+            </w:r>
+          </w:p>
+        </w:tc>
+        <w:tc>
+          <w:tcPr>
+            <w:tcBorders>
+              <w:bottom w:val="none" w:sz="0" w:space="0" w:color="000000"/>
+              <w:top w:val="none" w:sz="0" w:space="0" w:color="000000"/>
+              <w:left w:val="none" w:sz="0" w:space="0" w:color="000000"/>
+              <w:right w:val="none" w:sz="0" w:space="0" w:color="000000"/>
+            </w:tcBorders>
+            <w:shd w:val="clear" w:color="auto" w:fill="FFFFFF"/>
+            <w:tcMar>
+              <w:top w:w="0" w:type="dxa"/>
+              <w:bottom w:w="0" w:type="dxa"/>
+              <w:left w:w="0" w:type="dxa"/>
+              <w:right w:w="0" w:type="dxa"/>
+            </w:tcMar>
+            <w:vAlign w:val="top"/>
+          </w:tcPr>
+          <w:p>
+            <w:pPr>
+              <w:pStyle w:val="Normal"/>
+              <w:jc w:val="center"/>
+              <w:pBdr>
+                <w:bottom w:val="none" w:sz="0" w:space="0" w:color="000000"/>
+                <w:top w:val="none" w:sz="0" w:space="0" w:color="000000"/>
+                <w:left w:val="none" w:sz="0" w:space="0" w:color="000000"/>
+                <w:right w:val="none" w:sz="0" w:space="0" w:color="000000"/>
+              </w:pBdr>
+              <w:spacing w:after="100" w:before="100" w:line="240"/>
+              <w:ind w:left="100" w:right="100" w:firstLine="0" w:firstLineChars="0"/>
+              <w:rPr>
+                <w:rFonts w:ascii="Helvetica" w:hAnsi="Helvetica" w:eastAsia="Helvetica" w:cs="Helvetica"/>
+                <w:i w:val="false"/>
+                <w:b w:val="false"/>
+                <w:u w:val="none"/>
+                <w:sz w:val="22"/>
+                <w:szCs w:val="22"/>
+                <w:color w:val="000000"/>
+              </w:rPr>
+            </w:pPr>
+            <w:r>
+              <w:rPr>
+                <w:rFonts w:ascii="Helvetica" w:hAnsi="Helvetica" w:eastAsia="Helvetica" w:cs="Helvetica"/>
+                <w:i w:val="false"/>
+                <w:b w:val="false"/>
+                <w:u w:val="none"/>
+                <w:sz w:val="22"/>
+                <w:szCs w:val="22"/>
+                <w:color w:val="000000"/>
+              </w:rPr>
+              <w:t xml:space="preserve">0.180</w:t>
             </w:r>
           </w:p>
         </w:tc>
@@ -3306,113 +3306,113 @@
                 <w:szCs w:val="22"/>
                 <w:color w:val="000000"/>
               </w:rPr>
-              <w:t xml:space="preserve">1.23</w:t>
-            </w:r>
-          </w:p>
-        </w:tc>
-        <w:tc>
-          <w:tcPr>
-            <w:tcBorders>
-              <w:bottom w:val="none" w:sz="0" w:space="0" w:color="000000"/>
-              <w:top w:val="none" w:sz="0" w:space="0" w:color="000000"/>
-              <w:left w:val="none" w:sz="0" w:space="0" w:color="000000"/>
-              <w:right w:val="none" w:sz="0" w:space="0" w:color="000000"/>
-            </w:tcBorders>
-            <w:shd w:val="clear" w:color="auto" w:fill="FFFFFF"/>
-            <w:tcMar>
-              <w:top w:w="0" w:type="dxa"/>
-              <w:bottom w:w="0" w:type="dxa"/>
-              <w:left w:w="0" w:type="dxa"/>
-              <w:right w:w="0" w:type="dxa"/>
-            </w:tcMar>
-            <w:vAlign w:val="top"/>
-          </w:tcPr>
-          <w:p>
-            <w:pPr>
-              <w:pStyle w:val="Normal"/>
-              <w:jc w:val="center"/>
-              <w:pBdr>
-                <w:bottom w:val="none" w:sz="0" w:space="0" w:color="000000"/>
-                <w:top w:val="none" w:sz="0" w:space="0" w:color="000000"/>
-                <w:left w:val="none" w:sz="0" w:space="0" w:color="000000"/>
-                <w:right w:val="none" w:sz="0" w:space="0" w:color="000000"/>
-              </w:pBdr>
-              <w:spacing w:after="100" w:before="100" w:line="240"/>
-              <w:ind w:left="100" w:right="100" w:firstLine="0" w:firstLineChars="0"/>
-              <w:rPr>
-                <w:rFonts w:ascii="Helvetica" w:hAnsi="Helvetica" w:eastAsia="Helvetica" w:cs="Helvetica"/>
-                <w:i w:val="false"/>
-                <w:b w:val="false"/>
-                <w:u w:val="none"/>
-                <w:sz w:val="22"/>
-                <w:szCs w:val="22"/>
-                <w:color w:val="000000"/>
-              </w:rPr>
-            </w:pPr>
-            <w:r>
-              <w:rPr>
-                <w:rFonts w:ascii="Helvetica" w:hAnsi="Helvetica" w:eastAsia="Helvetica" w:cs="Helvetica"/>
-                <w:i w:val="false"/>
-                <w:b w:val="false"/>
-                <w:u w:val="none"/>
-                <w:sz w:val="22"/>
-                <w:szCs w:val="22"/>
-                <w:color w:val="000000"/>
-              </w:rPr>
-              <w:t xml:space="preserve">1.04, 1.47</w:t>
-            </w:r>
-          </w:p>
-        </w:tc>
-        <w:tc>
-          <w:tcPr>
-            <w:tcBorders>
-              <w:bottom w:val="none" w:sz="0" w:space="0" w:color="000000"/>
-              <w:top w:val="none" w:sz="0" w:space="0" w:color="000000"/>
-              <w:left w:val="none" w:sz="0" w:space="0" w:color="000000"/>
-              <w:right w:val="none" w:sz="0" w:space="0" w:color="000000"/>
-            </w:tcBorders>
-            <w:shd w:val="clear" w:color="auto" w:fill="FFFFFF"/>
-            <w:tcMar>
-              <w:top w:w="0" w:type="dxa"/>
-              <w:bottom w:w="0" w:type="dxa"/>
-              <w:left w:w="0" w:type="dxa"/>
-              <w:right w:w="0" w:type="dxa"/>
-            </w:tcMar>
-            <w:vAlign w:val="top"/>
-          </w:tcPr>
-          <w:p>
-            <w:pPr>
-              <w:pStyle w:val="Normal"/>
-              <w:jc w:val="center"/>
-              <w:pBdr>
-                <w:bottom w:val="none" w:sz="0" w:space="0" w:color="000000"/>
-                <w:top w:val="none" w:sz="0" w:space="0" w:color="000000"/>
-                <w:left w:val="none" w:sz="0" w:space="0" w:color="000000"/>
-                <w:right w:val="none" w:sz="0" w:space="0" w:color="000000"/>
-              </w:pBdr>
-              <w:spacing w:after="100" w:before="100" w:line="240"/>
-              <w:ind w:left="100" w:right="100" w:firstLine="0" w:firstLineChars="0"/>
-              <w:rPr>
-                <w:rFonts w:ascii="Helvetica" w:hAnsi="Helvetica" w:eastAsia="Helvetica" w:cs="Helvetica"/>
-                <w:i w:val="false"/>
-                <w:b w:val="false"/>
-                <w:u w:val="none"/>
-                <w:sz w:val="22"/>
-                <w:szCs w:val="22"/>
-                <w:color w:val="000000"/>
-              </w:rPr>
-            </w:pPr>
-            <w:r>
-              <w:rPr>
-                <w:rFonts w:ascii="Helvetica" w:hAnsi="Helvetica" w:eastAsia="Helvetica" w:cs="Helvetica"/>
-                <w:i w:val="false"/>
-                <w:b w:val="false"/>
-                <w:u w:val="none"/>
-                <w:sz w:val="22"/>
-                <w:szCs w:val="22"/>
-                <w:color w:val="000000"/>
-              </w:rPr>
-              <w:t xml:space="preserve">0.018</w:t>
+              <w:t xml:space="preserve">1.21</w:t>
+            </w:r>
+          </w:p>
+        </w:tc>
+        <w:tc>
+          <w:tcPr>
+            <w:tcBorders>
+              <w:bottom w:val="none" w:sz="0" w:space="0" w:color="000000"/>
+              <w:top w:val="none" w:sz="0" w:space="0" w:color="000000"/>
+              <w:left w:val="none" w:sz="0" w:space="0" w:color="000000"/>
+              <w:right w:val="none" w:sz="0" w:space="0" w:color="000000"/>
+            </w:tcBorders>
+            <w:shd w:val="clear" w:color="auto" w:fill="FFFFFF"/>
+            <w:tcMar>
+              <w:top w:w="0" w:type="dxa"/>
+              <w:bottom w:w="0" w:type="dxa"/>
+              <w:left w:w="0" w:type="dxa"/>
+              <w:right w:w="0" w:type="dxa"/>
+            </w:tcMar>
+            <w:vAlign w:val="top"/>
+          </w:tcPr>
+          <w:p>
+            <w:pPr>
+              <w:pStyle w:val="Normal"/>
+              <w:jc w:val="center"/>
+              <w:pBdr>
+                <w:bottom w:val="none" w:sz="0" w:space="0" w:color="000000"/>
+                <w:top w:val="none" w:sz="0" w:space="0" w:color="000000"/>
+                <w:left w:val="none" w:sz="0" w:space="0" w:color="000000"/>
+                <w:right w:val="none" w:sz="0" w:space="0" w:color="000000"/>
+              </w:pBdr>
+              <w:spacing w:after="100" w:before="100" w:line="240"/>
+              <w:ind w:left="100" w:right="100" w:firstLine="0" w:firstLineChars="0"/>
+              <w:rPr>
+                <w:rFonts w:ascii="Helvetica" w:hAnsi="Helvetica" w:eastAsia="Helvetica" w:cs="Helvetica"/>
+                <w:i w:val="false"/>
+                <w:b w:val="false"/>
+                <w:u w:val="none"/>
+                <w:sz w:val="22"/>
+                <w:szCs w:val="22"/>
+                <w:color w:val="000000"/>
+              </w:rPr>
+            </w:pPr>
+            <w:r>
+              <w:rPr>
+                <w:rFonts w:ascii="Helvetica" w:hAnsi="Helvetica" w:eastAsia="Helvetica" w:cs="Helvetica"/>
+                <w:i w:val="false"/>
+                <w:b w:val="false"/>
+                <w:u w:val="none"/>
+                <w:sz w:val="22"/>
+                <w:szCs w:val="22"/>
+                <w:color w:val="000000"/>
+              </w:rPr>
+              <w:t xml:space="preserve">1.04, 1.42</w:t>
+            </w:r>
+          </w:p>
+        </w:tc>
+        <w:tc>
+          <w:tcPr>
+            <w:tcBorders>
+              <w:bottom w:val="none" w:sz="0" w:space="0" w:color="000000"/>
+              <w:top w:val="none" w:sz="0" w:space="0" w:color="000000"/>
+              <w:left w:val="none" w:sz="0" w:space="0" w:color="000000"/>
+              <w:right w:val="none" w:sz="0" w:space="0" w:color="000000"/>
+            </w:tcBorders>
+            <w:shd w:val="clear" w:color="auto" w:fill="FFFFFF"/>
+            <w:tcMar>
+              <w:top w:w="0" w:type="dxa"/>
+              <w:bottom w:w="0" w:type="dxa"/>
+              <w:left w:w="0" w:type="dxa"/>
+              <w:right w:w="0" w:type="dxa"/>
+            </w:tcMar>
+            <w:vAlign w:val="top"/>
+          </w:tcPr>
+          <w:p>
+            <w:pPr>
+              <w:pStyle w:val="Normal"/>
+              <w:jc w:val="center"/>
+              <w:pBdr>
+                <w:bottom w:val="none" w:sz="0" w:space="0" w:color="000000"/>
+                <w:top w:val="none" w:sz="0" w:space="0" w:color="000000"/>
+                <w:left w:val="none" w:sz="0" w:space="0" w:color="000000"/>
+                <w:right w:val="none" w:sz="0" w:space="0" w:color="000000"/>
+              </w:pBdr>
+              <w:spacing w:after="100" w:before="100" w:line="240"/>
+              <w:ind w:left="100" w:right="100" w:firstLine="0" w:firstLineChars="0"/>
+              <w:rPr>
+                <w:rFonts w:ascii="Helvetica" w:hAnsi="Helvetica" w:eastAsia="Helvetica" w:cs="Helvetica"/>
+                <w:i w:val="false"/>
+                <w:b w:val="false"/>
+                <w:u w:val="none"/>
+                <w:sz w:val="22"/>
+                <w:szCs w:val="22"/>
+                <w:color w:val="000000"/>
+              </w:rPr>
+            </w:pPr>
+            <w:r>
+              <w:rPr>
+                <w:rFonts w:ascii="Helvetica" w:hAnsi="Helvetica" w:eastAsia="Helvetica" w:cs="Helvetica"/>
+                <w:i w:val="false"/>
+                <w:b w:val="false"/>
+                <w:u w:val="none"/>
+                <w:sz w:val="22"/>
+                <w:szCs w:val="22"/>
+                <w:color w:val="000000"/>
+              </w:rPr>
+              <w:t xml:space="preserve">0.016</w:t>
             </w:r>
           </w:p>
         </w:tc>
@@ -3518,113 +3518,113 @@
                 <w:szCs w:val="22"/>
                 <w:color w:val="000000"/>
               </w:rPr>
-              <w:t xml:space="preserve">0.95</w:t>
-            </w:r>
-          </w:p>
-        </w:tc>
-        <w:tc>
-          <w:tcPr>
-            <w:tcBorders>
-              <w:bottom w:val="none" w:sz="0" w:space="0" w:color="000000"/>
-              <w:top w:val="none" w:sz="0" w:space="0" w:color="000000"/>
-              <w:left w:val="none" w:sz="0" w:space="0" w:color="000000"/>
-              <w:right w:val="none" w:sz="0" w:space="0" w:color="000000"/>
-            </w:tcBorders>
-            <w:shd w:val="clear" w:color="auto" w:fill="FFFFFF"/>
-            <w:tcMar>
-              <w:top w:w="0" w:type="dxa"/>
-              <w:bottom w:w="0" w:type="dxa"/>
-              <w:left w:w="0" w:type="dxa"/>
-              <w:right w:w="0" w:type="dxa"/>
-            </w:tcMar>
-            <w:vAlign w:val="top"/>
-          </w:tcPr>
-          <w:p>
-            <w:pPr>
-              <w:pStyle w:val="Normal"/>
-              <w:jc w:val="center"/>
-              <w:pBdr>
-                <w:bottom w:val="none" w:sz="0" w:space="0" w:color="000000"/>
-                <w:top w:val="none" w:sz="0" w:space="0" w:color="000000"/>
-                <w:left w:val="none" w:sz="0" w:space="0" w:color="000000"/>
-                <w:right w:val="none" w:sz="0" w:space="0" w:color="000000"/>
-              </w:pBdr>
-              <w:spacing w:after="100" w:before="100" w:line="240"/>
-              <w:ind w:left="100" w:right="100" w:firstLine="0" w:firstLineChars="0"/>
-              <w:rPr>
-                <w:rFonts w:ascii="Helvetica" w:hAnsi="Helvetica" w:eastAsia="Helvetica" w:cs="Helvetica"/>
-                <w:i w:val="false"/>
-                <w:b w:val="false"/>
-                <w:u w:val="none"/>
-                <w:sz w:val="22"/>
-                <w:szCs w:val="22"/>
-                <w:color w:val="000000"/>
-              </w:rPr>
-            </w:pPr>
-            <w:r>
-              <w:rPr>
-                <w:rFonts w:ascii="Helvetica" w:hAnsi="Helvetica" w:eastAsia="Helvetica" w:cs="Helvetica"/>
-                <w:i w:val="false"/>
-                <w:b w:val="false"/>
-                <w:u w:val="none"/>
-                <w:sz w:val="22"/>
-                <w:szCs w:val="22"/>
-                <w:color w:val="000000"/>
-              </w:rPr>
-              <w:t xml:space="preserve">0.60, 1.50</w:t>
-            </w:r>
-          </w:p>
-        </w:tc>
-        <w:tc>
-          <w:tcPr>
-            <w:tcBorders>
-              <w:bottom w:val="none" w:sz="0" w:space="0" w:color="000000"/>
-              <w:top w:val="none" w:sz="0" w:space="0" w:color="000000"/>
-              <w:left w:val="none" w:sz="0" w:space="0" w:color="000000"/>
-              <w:right w:val="none" w:sz="0" w:space="0" w:color="000000"/>
-            </w:tcBorders>
-            <w:shd w:val="clear" w:color="auto" w:fill="FFFFFF"/>
-            <w:tcMar>
-              <w:top w:w="0" w:type="dxa"/>
-              <w:bottom w:w="0" w:type="dxa"/>
-              <w:left w:w="0" w:type="dxa"/>
-              <w:right w:w="0" w:type="dxa"/>
-            </w:tcMar>
-            <w:vAlign w:val="top"/>
-          </w:tcPr>
-          <w:p>
-            <w:pPr>
-              <w:pStyle w:val="Normal"/>
-              <w:jc w:val="center"/>
-              <w:pBdr>
-                <w:bottom w:val="none" w:sz="0" w:space="0" w:color="000000"/>
-                <w:top w:val="none" w:sz="0" w:space="0" w:color="000000"/>
-                <w:left w:val="none" w:sz="0" w:space="0" w:color="000000"/>
-                <w:right w:val="none" w:sz="0" w:space="0" w:color="000000"/>
-              </w:pBdr>
-              <w:spacing w:after="100" w:before="100" w:line="240"/>
-              <w:ind w:left="100" w:right="100" w:firstLine="0" w:firstLineChars="0"/>
-              <w:rPr>
-                <w:rFonts w:ascii="Helvetica" w:hAnsi="Helvetica" w:eastAsia="Helvetica" w:cs="Helvetica"/>
-                <w:i w:val="false"/>
-                <w:b w:val="false"/>
-                <w:u w:val="none"/>
-                <w:sz w:val="22"/>
-                <w:szCs w:val="22"/>
-                <w:color w:val="000000"/>
-              </w:rPr>
-            </w:pPr>
-            <w:r>
-              <w:rPr>
-                <w:rFonts w:ascii="Helvetica" w:hAnsi="Helvetica" w:eastAsia="Helvetica" w:cs="Helvetica"/>
-                <w:i w:val="false"/>
-                <w:b w:val="false"/>
-                <w:u w:val="none"/>
-                <w:sz w:val="22"/>
-                <w:szCs w:val="22"/>
-                <w:color w:val="000000"/>
-              </w:rPr>
-              <w:t xml:space="preserve">0.820</w:t>
+              <w:t xml:space="preserve">1.01</w:t>
+            </w:r>
+          </w:p>
+        </w:tc>
+        <w:tc>
+          <w:tcPr>
+            <w:tcBorders>
+              <w:bottom w:val="none" w:sz="0" w:space="0" w:color="000000"/>
+              <w:top w:val="none" w:sz="0" w:space="0" w:color="000000"/>
+              <w:left w:val="none" w:sz="0" w:space="0" w:color="000000"/>
+              <w:right w:val="none" w:sz="0" w:space="0" w:color="000000"/>
+            </w:tcBorders>
+            <w:shd w:val="clear" w:color="auto" w:fill="FFFFFF"/>
+            <w:tcMar>
+              <w:top w:w="0" w:type="dxa"/>
+              <w:bottom w:w="0" w:type="dxa"/>
+              <w:left w:w="0" w:type="dxa"/>
+              <w:right w:w="0" w:type="dxa"/>
+            </w:tcMar>
+            <w:vAlign w:val="top"/>
+          </w:tcPr>
+          <w:p>
+            <w:pPr>
+              <w:pStyle w:val="Normal"/>
+              <w:jc w:val="center"/>
+              <w:pBdr>
+                <w:bottom w:val="none" w:sz="0" w:space="0" w:color="000000"/>
+                <w:top w:val="none" w:sz="0" w:space="0" w:color="000000"/>
+                <w:left w:val="none" w:sz="0" w:space="0" w:color="000000"/>
+                <w:right w:val="none" w:sz="0" w:space="0" w:color="000000"/>
+              </w:pBdr>
+              <w:spacing w:after="100" w:before="100" w:line="240"/>
+              <w:ind w:left="100" w:right="100" w:firstLine="0" w:firstLineChars="0"/>
+              <w:rPr>
+                <w:rFonts w:ascii="Helvetica" w:hAnsi="Helvetica" w:eastAsia="Helvetica" w:cs="Helvetica"/>
+                <w:i w:val="false"/>
+                <w:b w:val="false"/>
+                <w:u w:val="none"/>
+                <w:sz w:val="22"/>
+                <w:szCs w:val="22"/>
+                <w:color w:val="000000"/>
+              </w:rPr>
+            </w:pPr>
+            <w:r>
+              <w:rPr>
+                <w:rFonts w:ascii="Helvetica" w:hAnsi="Helvetica" w:eastAsia="Helvetica" w:cs="Helvetica"/>
+                <w:i w:val="false"/>
+                <w:b w:val="false"/>
+                <w:u w:val="none"/>
+                <w:sz w:val="22"/>
+                <w:szCs w:val="22"/>
+                <w:color w:val="000000"/>
+              </w:rPr>
+              <w:t xml:space="preserve">0.74, 1.39</w:t>
+            </w:r>
+          </w:p>
+        </w:tc>
+        <w:tc>
+          <w:tcPr>
+            <w:tcBorders>
+              <w:bottom w:val="none" w:sz="0" w:space="0" w:color="000000"/>
+              <w:top w:val="none" w:sz="0" w:space="0" w:color="000000"/>
+              <w:left w:val="none" w:sz="0" w:space="0" w:color="000000"/>
+              <w:right w:val="none" w:sz="0" w:space="0" w:color="000000"/>
+            </w:tcBorders>
+            <w:shd w:val="clear" w:color="auto" w:fill="FFFFFF"/>
+            <w:tcMar>
+              <w:top w:w="0" w:type="dxa"/>
+              <w:bottom w:w="0" w:type="dxa"/>
+              <w:left w:w="0" w:type="dxa"/>
+              <w:right w:w="0" w:type="dxa"/>
+            </w:tcMar>
+            <w:vAlign w:val="top"/>
+          </w:tcPr>
+          <w:p>
+            <w:pPr>
+              <w:pStyle w:val="Normal"/>
+              <w:jc w:val="center"/>
+              <w:pBdr>
+                <w:bottom w:val="none" w:sz="0" w:space="0" w:color="000000"/>
+                <w:top w:val="none" w:sz="0" w:space="0" w:color="000000"/>
+                <w:left w:val="none" w:sz="0" w:space="0" w:color="000000"/>
+                <w:right w:val="none" w:sz="0" w:space="0" w:color="000000"/>
+              </w:pBdr>
+              <w:spacing w:after="100" w:before="100" w:line="240"/>
+              <w:ind w:left="100" w:right="100" w:firstLine="0" w:firstLineChars="0"/>
+              <w:rPr>
+                <w:rFonts w:ascii="Helvetica" w:hAnsi="Helvetica" w:eastAsia="Helvetica" w:cs="Helvetica"/>
+                <w:i w:val="false"/>
+                <w:b w:val="false"/>
+                <w:u w:val="none"/>
+                <w:sz w:val="22"/>
+                <w:szCs w:val="22"/>
+                <w:color w:val="000000"/>
+              </w:rPr>
+            </w:pPr>
+            <w:r>
+              <w:rPr>
+                <w:rFonts w:ascii="Helvetica" w:hAnsi="Helvetica" w:eastAsia="Helvetica" w:cs="Helvetica"/>
+                <w:i w:val="false"/>
+                <w:b w:val="false"/>
+                <w:u w:val="none"/>
+                <w:sz w:val="22"/>
+                <w:szCs w:val="22"/>
+                <w:color w:val="000000"/>
+              </w:rPr>
+              <w:t xml:space="preserve">0.930</w:t>
             </w:r>
           </w:p>
         </w:tc>
@@ -4755,113 +4755,113 @@
                 <w:szCs w:val="22"/>
                 <w:color w:val="000000"/>
               </w:rPr>
-              <w:t xml:space="preserve">2.09</w:t>
-            </w:r>
-          </w:p>
-        </w:tc>
-        <w:tc>
-          <w:tcPr>
-            <w:tcBorders>
-              <w:bottom w:val="none" w:sz="0" w:space="0" w:color="000000"/>
-              <w:top w:val="none" w:sz="0" w:space="0" w:color="000000"/>
-              <w:left w:val="none" w:sz="0" w:space="0" w:color="000000"/>
-              <w:right w:val="none" w:sz="0" w:space="0" w:color="000000"/>
-            </w:tcBorders>
-            <w:shd w:val="clear" w:color="auto" w:fill="FFFFFF"/>
-            <w:tcMar>
-              <w:top w:w="0" w:type="dxa"/>
-              <w:bottom w:w="0" w:type="dxa"/>
-              <w:left w:w="0" w:type="dxa"/>
-              <w:right w:w="0" w:type="dxa"/>
-            </w:tcMar>
-            <w:vAlign w:val="top"/>
-          </w:tcPr>
-          <w:p>
-            <w:pPr>
-              <w:pStyle w:val="Normal"/>
-              <w:jc w:val="center"/>
-              <w:pBdr>
-                <w:bottom w:val="none" w:sz="0" w:space="0" w:color="000000"/>
-                <w:top w:val="none" w:sz="0" w:space="0" w:color="000000"/>
-                <w:left w:val="none" w:sz="0" w:space="0" w:color="000000"/>
-                <w:right w:val="none" w:sz="0" w:space="0" w:color="000000"/>
-              </w:pBdr>
-              <w:spacing w:after="100" w:before="100" w:line="240"/>
-              <w:ind w:left="100" w:right="100" w:firstLine="0" w:firstLineChars="0"/>
-              <w:rPr>
-                <w:rFonts w:ascii="Helvetica" w:hAnsi="Helvetica" w:eastAsia="Helvetica" w:cs="Helvetica"/>
-                <w:i w:val="false"/>
-                <w:b w:val="false"/>
-                <w:u w:val="none"/>
-                <w:sz w:val="22"/>
-                <w:szCs w:val="22"/>
-                <w:color w:val="000000"/>
-              </w:rPr>
-            </w:pPr>
-            <w:r>
-              <w:rPr>
-                <w:rFonts w:ascii="Helvetica" w:hAnsi="Helvetica" w:eastAsia="Helvetica" w:cs="Helvetica"/>
-                <w:i w:val="false"/>
-                <w:b w:val="false"/>
-                <w:u w:val="none"/>
-                <w:sz w:val="22"/>
-                <w:szCs w:val="22"/>
-                <w:color w:val="000000"/>
-              </w:rPr>
-              <w:t xml:space="preserve">0.64, 6.84</w:t>
-            </w:r>
-          </w:p>
-        </w:tc>
-        <w:tc>
-          <w:tcPr>
-            <w:tcBorders>
-              <w:bottom w:val="none" w:sz="0" w:space="0" w:color="000000"/>
-              <w:top w:val="none" w:sz="0" w:space="0" w:color="000000"/>
-              <w:left w:val="none" w:sz="0" w:space="0" w:color="000000"/>
-              <w:right w:val="none" w:sz="0" w:space="0" w:color="000000"/>
-            </w:tcBorders>
-            <w:shd w:val="clear" w:color="auto" w:fill="FFFFFF"/>
-            <w:tcMar>
-              <w:top w:w="0" w:type="dxa"/>
-              <w:bottom w:w="0" w:type="dxa"/>
-              <w:left w:w="0" w:type="dxa"/>
-              <w:right w:w="0" w:type="dxa"/>
-            </w:tcMar>
-            <w:vAlign w:val="top"/>
-          </w:tcPr>
-          <w:p>
-            <w:pPr>
-              <w:pStyle w:val="Normal"/>
-              <w:jc w:val="center"/>
-              <w:pBdr>
-                <w:bottom w:val="none" w:sz="0" w:space="0" w:color="000000"/>
-                <w:top w:val="none" w:sz="0" w:space="0" w:color="000000"/>
-                <w:left w:val="none" w:sz="0" w:space="0" w:color="000000"/>
-                <w:right w:val="none" w:sz="0" w:space="0" w:color="000000"/>
-              </w:pBdr>
-              <w:spacing w:after="100" w:before="100" w:line="240"/>
-              <w:ind w:left="100" w:right="100" w:firstLine="0" w:firstLineChars="0"/>
-              <w:rPr>
-                <w:rFonts w:ascii="Helvetica" w:hAnsi="Helvetica" w:eastAsia="Helvetica" w:cs="Helvetica"/>
-                <w:i w:val="false"/>
-                <w:b w:val="false"/>
-                <w:u w:val="none"/>
-                <w:sz w:val="22"/>
-                <w:szCs w:val="22"/>
-                <w:color w:val="000000"/>
-              </w:rPr>
-            </w:pPr>
-            <w:r>
-              <w:rPr>
-                <w:rFonts w:ascii="Helvetica" w:hAnsi="Helvetica" w:eastAsia="Helvetica" w:cs="Helvetica"/>
-                <w:i w:val="false"/>
-                <w:b w:val="false"/>
-                <w:u w:val="none"/>
-                <w:sz w:val="22"/>
-                <w:szCs w:val="22"/>
-                <w:color w:val="000000"/>
-              </w:rPr>
-              <w:t xml:space="preserve">0.220</w:t>
+              <w:t xml:space="preserve">1.65</w:t>
+            </w:r>
+          </w:p>
+        </w:tc>
+        <w:tc>
+          <w:tcPr>
+            <w:tcBorders>
+              <w:bottom w:val="none" w:sz="0" w:space="0" w:color="000000"/>
+              <w:top w:val="none" w:sz="0" w:space="0" w:color="000000"/>
+              <w:left w:val="none" w:sz="0" w:space="0" w:color="000000"/>
+              <w:right w:val="none" w:sz="0" w:space="0" w:color="000000"/>
+            </w:tcBorders>
+            <w:shd w:val="clear" w:color="auto" w:fill="FFFFFF"/>
+            <w:tcMar>
+              <w:top w:w="0" w:type="dxa"/>
+              <w:bottom w:w="0" w:type="dxa"/>
+              <w:left w:w="0" w:type="dxa"/>
+              <w:right w:w="0" w:type="dxa"/>
+            </w:tcMar>
+            <w:vAlign w:val="top"/>
+          </w:tcPr>
+          <w:p>
+            <w:pPr>
+              <w:pStyle w:val="Normal"/>
+              <w:jc w:val="center"/>
+              <w:pBdr>
+                <w:bottom w:val="none" w:sz="0" w:space="0" w:color="000000"/>
+                <w:top w:val="none" w:sz="0" w:space="0" w:color="000000"/>
+                <w:left w:val="none" w:sz="0" w:space="0" w:color="000000"/>
+                <w:right w:val="none" w:sz="0" w:space="0" w:color="000000"/>
+              </w:pBdr>
+              <w:spacing w:after="100" w:before="100" w:line="240"/>
+              <w:ind w:left="100" w:right="100" w:firstLine="0" w:firstLineChars="0"/>
+              <w:rPr>
+                <w:rFonts w:ascii="Helvetica" w:hAnsi="Helvetica" w:eastAsia="Helvetica" w:cs="Helvetica"/>
+                <w:i w:val="false"/>
+                <w:b w:val="false"/>
+                <w:u w:val="none"/>
+                <w:sz w:val="22"/>
+                <w:szCs w:val="22"/>
+                <w:color w:val="000000"/>
+              </w:rPr>
+            </w:pPr>
+            <w:r>
+              <w:rPr>
+                <w:rFonts w:ascii="Helvetica" w:hAnsi="Helvetica" w:eastAsia="Helvetica" w:cs="Helvetica"/>
+                <w:i w:val="false"/>
+                <w:b w:val="false"/>
+                <w:u w:val="none"/>
+                <w:sz w:val="22"/>
+                <w:szCs w:val="22"/>
+                <w:color w:val="000000"/>
+              </w:rPr>
+              <w:t xml:space="preserve">0.58, 4.71</w:t>
+            </w:r>
+          </w:p>
+        </w:tc>
+        <w:tc>
+          <w:tcPr>
+            <w:tcBorders>
+              <w:bottom w:val="none" w:sz="0" w:space="0" w:color="000000"/>
+              <w:top w:val="none" w:sz="0" w:space="0" w:color="000000"/>
+              <w:left w:val="none" w:sz="0" w:space="0" w:color="000000"/>
+              <w:right w:val="none" w:sz="0" w:space="0" w:color="000000"/>
+            </w:tcBorders>
+            <w:shd w:val="clear" w:color="auto" w:fill="FFFFFF"/>
+            <w:tcMar>
+              <w:top w:w="0" w:type="dxa"/>
+              <w:bottom w:w="0" w:type="dxa"/>
+              <w:left w:w="0" w:type="dxa"/>
+              <w:right w:w="0" w:type="dxa"/>
+            </w:tcMar>
+            <w:vAlign w:val="top"/>
+          </w:tcPr>
+          <w:p>
+            <w:pPr>
+              <w:pStyle w:val="Normal"/>
+              <w:jc w:val="center"/>
+              <w:pBdr>
+                <w:bottom w:val="none" w:sz="0" w:space="0" w:color="000000"/>
+                <w:top w:val="none" w:sz="0" w:space="0" w:color="000000"/>
+                <w:left w:val="none" w:sz="0" w:space="0" w:color="000000"/>
+                <w:right w:val="none" w:sz="0" w:space="0" w:color="000000"/>
+              </w:pBdr>
+              <w:spacing w:after="100" w:before="100" w:line="240"/>
+              <w:ind w:left="100" w:right="100" w:firstLine="0" w:firstLineChars="0"/>
+              <w:rPr>
+                <w:rFonts w:ascii="Helvetica" w:hAnsi="Helvetica" w:eastAsia="Helvetica" w:cs="Helvetica"/>
+                <w:i w:val="false"/>
+                <w:b w:val="false"/>
+                <w:u w:val="none"/>
+                <w:sz w:val="22"/>
+                <w:szCs w:val="22"/>
+                <w:color w:val="000000"/>
+              </w:rPr>
+            </w:pPr>
+            <w:r>
+              <w:rPr>
+                <w:rFonts w:ascii="Helvetica" w:hAnsi="Helvetica" w:eastAsia="Helvetica" w:cs="Helvetica"/>
+                <w:i w:val="false"/>
+                <w:b w:val="false"/>
+                <w:u w:val="none"/>
+                <w:sz w:val="22"/>
+                <w:szCs w:val="22"/>
+                <w:color w:val="000000"/>
+              </w:rPr>
+              <w:t xml:space="preserve">0.350</w:t>
             </w:r>
           </w:p>
         </w:tc>
@@ -4967,113 +4967,113 @@
                 <w:szCs w:val="22"/>
                 <w:color w:val="000000"/>
               </w:rPr>
-              <w:t xml:space="preserve">0.47</w:t>
-            </w:r>
-          </w:p>
-        </w:tc>
-        <w:tc>
-          <w:tcPr>
-            <w:tcBorders>
-              <w:bottom w:val="none" w:sz="0" w:space="0" w:color="000000"/>
-              <w:top w:val="none" w:sz="0" w:space="0" w:color="000000"/>
-              <w:left w:val="none" w:sz="0" w:space="0" w:color="000000"/>
-              <w:right w:val="none" w:sz="0" w:space="0" w:color="000000"/>
-            </w:tcBorders>
-            <w:shd w:val="clear" w:color="auto" w:fill="FFFFFF"/>
-            <w:tcMar>
-              <w:top w:w="0" w:type="dxa"/>
-              <w:bottom w:w="0" w:type="dxa"/>
-              <w:left w:w="0" w:type="dxa"/>
-              <w:right w:w="0" w:type="dxa"/>
-            </w:tcMar>
-            <w:vAlign w:val="top"/>
-          </w:tcPr>
-          <w:p>
-            <w:pPr>
-              <w:pStyle w:val="Normal"/>
-              <w:jc w:val="center"/>
-              <w:pBdr>
-                <w:bottom w:val="none" w:sz="0" w:space="0" w:color="000000"/>
-                <w:top w:val="none" w:sz="0" w:space="0" w:color="000000"/>
-                <w:left w:val="none" w:sz="0" w:space="0" w:color="000000"/>
-                <w:right w:val="none" w:sz="0" w:space="0" w:color="000000"/>
-              </w:pBdr>
-              <w:spacing w:after="100" w:before="100" w:line="240"/>
-              <w:ind w:left="100" w:right="100" w:firstLine="0" w:firstLineChars="0"/>
-              <w:rPr>
-                <w:rFonts w:ascii="Helvetica" w:hAnsi="Helvetica" w:eastAsia="Helvetica" w:cs="Helvetica"/>
-                <w:i w:val="false"/>
-                <w:b w:val="false"/>
-                <w:u w:val="none"/>
-                <w:sz w:val="22"/>
-                <w:szCs w:val="22"/>
-                <w:color w:val="000000"/>
-              </w:rPr>
-            </w:pPr>
-            <w:r>
-              <w:rPr>
-                <w:rFonts w:ascii="Helvetica" w:hAnsi="Helvetica" w:eastAsia="Helvetica" w:cs="Helvetica"/>
-                <w:i w:val="false"/>
-                <w:b w:val="false"/>
-                <w:u w:val="none"/>
-                <w:sz w:val="22"/>
-                <w:szCs w:val="22"/>
-                <w:color w:val="000000"/>
-              </w:rPr>
-              <w:t xml:space="preserve">0.04, 5.13</w:t>
-            </w:r>
-          </w:p>
-        </w:tc>
-        <w:tc>
-          <w:tcPr>
-            <w:tcBorders>
-              <w:bottom w:val="none" w:sz="0" w:space="0" w:color="000000"/>
-              <w:top w:val="none" w:sz="0" w:space="0" w:color="000000"/>
-              <w:left w:val="none" w:sz="0" w:space="0" w:color="000000"/>
-              <w:right w:val="none" w:sz="0" w:space="0" w:color="000000"/>
-            </w:tcBorders>
-            <w:shd w:val="clear" w:color="auto" w:fill="FFFFFF"/>
-            <w:tcMar>
-              <w:top w:w="0" w:type="dxa"/>
-              <w:bottom w:w="0" w:type="dxa"/>
-              <w:left w:w="0" w:type="dxa"/>
-              <w:right w:w="0" w:type="dxa"/>
-            </w:tcMar>
-            <w:vAlign w:val="top"/>
-          </w:tcPr>
-          <w:p>
-            <w:pPr>
-              <w:pStyle w:val="Normal"/>
-              <w:jc w:val="center"/>
-              <w:pBdr>
-                <w:bottom w:val="none" w:sz="0" w:space="0" w:color="000000"/>
-                <w:top w:val="none" w:sz="0" w:space="0" w:color="000000"/>
-                <w:left w:val="none" w:sz="0" w:space="0" w:color="000000"/>
-                <w:right w:val="none" w:sz="0" w:space="0" w:color="000000"/>
-              </w:pBdr>
-              <w:spacing w:after="100" w:before="100" w:line="240"/>
-              <w:ind w:left="100" w:right="100" w:firstLine="0" w:firstLineChars="0"/>
-              <w:rPr>
-                <w:rFonts w:ascii="Helvetica" w:hAnsi="Helvetica" w:eastAsia="Helvetica" w:cs="Helvetica"/>
-                <w:i w:val="false"/>
-                <w:b w:val="false"/>
-                <w:u w:val="none"/>
-                <w:sz w:val="22"/>
-                <w:szCs w:val="22"/>
-                <w:color w:val="000000"/>
-              </w:rPr>
-            </w:pPr>
-            <w:r>
-              <w:rPr>
-                <w:rFonts w:ascii="Helvetica" w:hAnsi="Helvetica" w:eastAsia="Helvetica" w:cs="Helvetica"/>
-                <w:i w:val="false"/>
-                <w:b w:val="false"/>
-                <w:u w:val="none"/>
-                <w:sz w:val="22"/>
-                <w:szCs w:val="22"/>
-                <w:color w:val="000000"/>
-              </w:rPr>
-              <w:t xml:space="preserve">0.540</w:t>
+              <w:t xml:space="preserve">0.51</w:t>
+            </w:r>
+          </w:p>
+        </w:tc>
+        <w:tc>
+          <w:tcPr>
+            <w:tcBorders>
+              <w:bottom w:val="none" w:sz="0" w:space="0" w:color="000000"/>
+              <w:top w:val="none" w:sz="0" w:space="0" w:color="000000"/>
+              <w:left w:val="none" w:sz="0" w:space="0" w:color="000000"/>
+              <w:right w:val="none" w:sz="0" w:space="0" w:color="000000"/>
+            </w:tcBorders>
+            <w:shd w:val="clear" w:color="auto" w:fill="FFFFFF"/>
+            <w:tcMar>
+              <w:top w:w="0" w:type="dxa"/>
+              <w:bottom w:w="0" w:type="dxa"/>
+              <w:left w:w="0" w:type="dxa"/>
+              <w:right w:w="0" w:type="dxa"/>
+            </w:tcMar>
+            <w:vAlign w:val="top"/>
+          </w:tcPr>
+          <w:p>
+            <w:pPr>
+              <w:pStyle w:val="Normal"/>
+              <w:jc w:val="center"/>
+              <w:pBdr>
+                <w:bottom w:val="none" w:sz="0" w:space="0" w:color="000000"/>
+                <w:top w:val="none" w:sz="0" w:space="0" w:color="000000"/>
+                <w:left w:val="none" w:sz="0" w:space="0" w:color="000000"/>
+                <w:right w:val="none" w:sz="0" w:space="0" w:color="000000"/>
+              </w:pBdr>
+              <w:spacing w:after="100" w:before="100" w:line="240"/>
+              <w:ind w:left="100" w:right="100" w:firstLine="0" w:firstLineChars="0"/>
+              <w:rPr>
+                <w:rFonts w:ascii="Helvetica" w:hAnsi="Helvetica" w:eastAsia="Helvetica" w:cs="Helvetica"/>
+                <w:i w:val="false"/>
+                <w:b w:val="false"/>
+                <w:u w:val="none"/>
+                <w:sz w:val="22"/>
+                <w:szCs w:val="22"/>
+                <w:color w:val="000000"/>
+              </w:rPr>
+            </w:pPr>
+            <w:r>
+              <w:rPr>
+                <w:rFonts w:ascii="Helvetica" w:hAnsi="Helvetica" w:eastAsia="Helvetica" w:cs="Helvetica"/>
+                <w:i w:val="false"/>
+                <w:b w:val="false"/>
+                <w:u w:val="none"/>
+                <w:sz w:val="22"/>
+                <w:szCs w:val="22"/>
+                <w:color w:val="000000"/>
+              </w:rPr>
+              <w:t xml:space="preserve">0.09, 2.96</w:t>
+            </w:r>
+          </w:p>
+        </w:tc>
+        <w:tc>
+          <w:tcPr>
+            <w:tcBorders>
+              <w:bottom w:val="none" w:sz="0" w:space="0" w:color="000000"/>
+              <w:top w:val="none" w:sz="0" w:space="0" w:color="000000"/>
+              <w:left w:val="none" w:sz="0" w:space="0" w:color="000000"/>
+              <w:right w:val="none" w:sz="0" w:space="0" w:color="000000"/>
+            </w:tcBorders>
+            <w:shd w:val="clear" w:color="auto" w:fill="FFFFFF"/>
+            <w:tcMar>
+              <w:top w:w="0" w:type="dxa"/>
+              <w:bottom w:w="0" w:type="dxa"/>
+              <w:left w:w="0" w:type="dxa"/>
+              <w:right w:w="0" w:type="dxa"/>
+            </w:tcMar>
+            <w:vAlign w:val="top"/>
+          </w:tcPr>
+          <w:p>
+            <w:pPr>
+              <w:pStyle w:val="Normal"/>
+              <w:jc w:val="center"/>
+              <w:pBdr>
+                <w:bottom w:val="none" w:sz="0" w:space="0" w:color="000000"/>
+                <w:top w:val="none" w:sz="0" w:space="0" w:color="000000"/>
+                <w:left w:val="none" w:sz="0" w:space="0" w:color="000000"/>
+                <w:right w:val="none" w:sz="0" w:space="0" w:color="000000"/>
+              </w:pBdr>
+              <w:spacing w:after="100" w:before="100" w:line="240"/>
+              <w:ind w:left="100" w:right="100" w:firstLine="0" w:firstLineChars="0"/>
+              <w:rPr>
+                <w:rFonts w:ascii="Helvetica" w:hAnsi="Helvetica" w:eastAsia="Helvetica" w:cs="Helvetica"/>
+                <w:i w:val="false"/>
+                <w:b w:val="false"/>
+                <w:u w:val="none"/>
+                <w:sz w:val="22"/>
+                <w:szCs w:val="22"/>
+                <w:color w:val="000000"/>
+              </w:rPr>
+            </w:pPr>
+            <w:r>
+              <w:rPr>
+                <w:rFonts w:ascii="Helvetica" w:hAnsi="Helvetica" w:eastAsia="Helvetica" w:cs="Helvetica"/>
+                <w:i w:val="false"/>
+                <w:b w:val="false"/>
+                <w:u w:val="none"/>
+                <w:sz w:val="22"/>
+                <w:szCs w:val="22"/>
+                <w:color w:val="000000"/>
+              </w:rPr>
+              <w:t xml:space="preserve">0.450</w:t>
             </w:r>
           </w:p>
         </w:tc>
@@ -6046,7 +6046,7 @@
       </w:tr>
       <w:tr>
         <w:trPr>
-          <w:trHeight w:val="597" w:hRule="auto"/>
+          <w:trHeight w:val="598" w:hRule="auto"/>
         </w:trPr>
         body12
         <w:tc>
@@ -6204,6 +6204,218 @@
                 <w:szCs w:val="22"/>
                 <w:color w:val="000000"/>
               </w:rPr>
+              <w:t xml:space="preserve">0.13</w:t>
+            </w:r>
+          </w:p>
+        </w:tc>
+        <w:tc>
+          <w:tcPr>
+            <w:tcBorders>
+              <w:bottom w:val="none" w:sz="0" w:space="0" w:color="000000"/>
+              <w:top w:val="none" w:sz="0" w:space="0" w:color="000000"/>
+              <w:left w:val="none" w:sz="0" w:space="0" w:color="000000"/>
+              <w:right w:val="none" w:sz="0" w:space="0" w:color="000000"/>
+            </w:tcBorders>
+            <w:shd w:val="clear" w:color="auto" w:fill="FFFFFF"/>
+            <w:tcMar>
+              <w:top w:w="0" w:type="dxa"/>
+              <w:bottom w:w="0" w:type="dxa"/>
+              <w:left w:w="0" w:type="dxa"/>
+              <w:right w:w="0" w:type="dxa"/>
+            </w:tcMar>
+            <w:vAlign w:val="top"/>
+          </w:tcPr>
+          <w:p>
+            <w:pPr>
+              <w:pStyle w:val="Normal"/>
+              <w:jc w:val="center"/>
+              <w:pBdr>
+                <w:bottom w:val="none" w:sz="0" w:space="0" w:color="000000"/>
+                <w:top w:val="none" w:sz="0" w:space="0" w:color="000000"/>
+                <w:left w:val="none" w:sz="0" w:space="0" w:color="000000"/>
+                <w:right w:val="none" w:sz="0" w:space="0" w:color="000000"/>
+              </w:pBdr>
+              <w:spacing w:after="100" w:before="100" w:line="240"/>
+              <w:ind w:left="100" w:right="100" w:firstLine="0" w:firstLineChars="0"/>
+              <w:rPr>
+                <w:rFonts w:ascii="Helvetica" w:hAnsi="Helvetica" w:eastAsia="Helvetica" w:cs="Helvetica"/>
+                <w:i w:val="false"/>
+                <w:b w:val="false"/>
+                <w:u w:val="none"/>
+                <w:sz w:val="22"/>
+                <w:szCs w:val="22"/>
+                <w:color w:val="000000"/>
+              </w:rPr>
+            </w:pPr>
+            <w:r>
+              <w:rPr>
+                <w:rFonts w:ascii="Helvetica" w:hAnsi="Helvetica" w:eastAsia="Helvetica" w:cs="Helvetica"/>
+                <w:i w:val="false"/>
+                <w:b w:val="false"/>
+                <w:u w:val="none"/>
+                <w:sz w:val="22"/>
+                <w:szCs w:val="22"/>
+                <w:color w:val="000000"/>
+              </w:rPr>
+              <w:t xml:space="preserve">0.01, 1.27</w:t>
+            </w:r>
+          </w:p>
+        </w:tc>
+        <w:tc>
+          <w:tcPr>
+            <w:tcBorders>
+              <w:bottom w:val="none" w:sz="0" w:space="0" w:color="000000"/>
+              <w:top w:val="none" w:sz="0" w:space="0" w:color="000000"/>
+              <w:left w:val="none" w:sz="0" w:space="0" w:color="000000"/>
+              <w:right w:val="none" w:sz="0" w:space="0" w:color="000000"/>
+            </w:tcBorders>
+            <w:shd w:val="clear" w:color="auto" w:fill="FFFFFF"/>
+            <w:tcMar>
+              <w:top w:w="0" w:type="dxa"/>
+              <w:bottom w:w="0" w:type="dxa"/>
+              <w:left w:w="0" w:type="dxa"/>
+              <w:right w:w="0" w:type="dxa"/>
+            </w:tcMar>
+            <w:vAlign w:val="top"/>
+          </w:tcPr>
+          <w:p>
+            <w:pPr>
+              <w:pStyle w:val="Normal"/>
+              <w:jc w:val="center"/>
+              <w:pBdr>
+                <w:bottom w:val="none" w:sz="0" w:space="0" w:color="000000"/>
+                <w:top w:val="none" w:sz="0" w:space="0" w:color="000000"/>
+                <w:left w:val="none" w:sz="0" w:space="0" w:color="000000"/>
+                <w:right w:val="none" w:sz="0" w:space="0" w:color="000000"/>
+              </w:pBdr>
+              <w:spacing w:after="100" w:before="100" w:line="240"/>
+              <w:ind w:left="100" w:right="100" w:firstLine="0" w:firstLineChars="0"/>
+              <w:rPr>
+                <w:rFonts w:ascii="Helvetica" w:hAnsi="Helvetica" w:eastAsia="Helvetica" w:cs="Helvetica"/>
+                <w:i w:val="false"/>
+                <w:b w:val="false"/>
+                <w:u w:val="none"/>
+                <w:sz w:val="22"/>
+                <w:szCs w:val="22"/>
+                <w:color w:val="000000"/>
+              </w:rPr>
+            </w:pPr>
+            <w:r>
+              <w:rPr>
+                <w:rFonts w:ascii="Helvetica" w:hAnsi="Helvetica" w:eastAsia="Helvetica" w:cs="Helvetica"/>
+                <w:i w:val="false"/>
+                <w:b w:val="false"/>
+                <w:u w:val="none"/>
+                <w:sz w:val="22"/>
+                <w:szCs w:val="22"/>
+                <w:color w:val="000000"/>
+              </w:rPr>
+              <w:t xml:space="preserve">0.080</w:t>
+            </w:r>
+          </w:p>
+        </w:tc>
+        <w:tc>
+          <w:tcPr>
+            <w:tcBorders>
+              <w:bottom w:val="none" w:sz="0" w:space="0" w:color="000000"/>
+              <w:top w:val="none" w:sz="0" w:space="0" w:color="000000"/>
+              <w:left w:val="none" w:sz="0" w:space="0" w:color="000000"/>
+              <w:right w:val="none" w:sz="0" w:space="0" w:color="000000"/>
+            </w:tcBorders>
+            <w:shd w:val="clear" w:color="auto" w:fill="FFFFFF"/>
+            <w:tcMar>
+              <w:top w:w="0" w:type="dxa"/>
+              <w:bottom w:w="0" w:type="dxa"/>
+              <w:left w:w="0" w:type="dxa"/>
+              <w:right w:w="0" w:type="dxa"/>
+            </w:tcMar>
+            <w:vAlign w:val="top"/>
+          </w:tcPr>
+          <w:p>
+            <w:pPr>
+              <w:pStyle w:val="Normal"/>
+              <w:jc w:val="center"/>
+              <w:pBdr>
+                <w:bottom w:val="none" w:sz="0" w:space="0" w:color="000000"/>
+                <w:top w:val="none" w:sz="0" w:space="0" w:color="000000"/>
+                <w:left w:val="none" w:sz="0" w:space="0" w:color="000000"/>
+                <w:right w:val="none" w:sz="0" w:space="0" w:color="000000"/>
+              </w:pBdr>
+              <w:spacing w:after="100" w:before="100" w:line="240"/>
+              <w:ind w:left="100" w:right="100" w:firstLine="0" w:firstLineChars="0"/>
+              <w:rPr>
+                <w:rFonts w:ascii="Helvetica" w:hAnsi="Helvetica" w:eastAsia="Helvetica" w:cs="Helvetica"/>
+                <w:i w:val="false"/>
+                <w:b w:val="false"/>
+                <w:u w:val="none"/>
+                <w:sz w:val="22"/>
+                <w:szCs w:val="22"/>
+                <w:color w:val="000000"/>
+              </w:rPr>
+            </w:pPr>
+            <w:r>
+              <w:rPr>
+                <w:rFonts w:ascii="Helvetica" w:hAnsi="Helvetica" w:eastAsia="Helvetica" w:cs="Helvetica"/>
+                <w:i w:val="false"/>
+                <w:b w:val="false"/>
+                <w:u w:val="none"/>
+                <w:sz w:val="22"/>
+                <w:szCs w:val="22"/>
+                <w:color w:val="000000"/>
+              </w:rPr>
+              <w:t xml:space="preserve"/>
+            </w:r>
+          </w:p>
+        </w:tc>
+        <w:tc>
+          <w:tcPr>
+            <w:tcBorders>
+              <w:bottom w:val="none" w:sz="0" w:space="0" w:color="000000"/>
+              <w:top w:val="none" w:sz="0" w:space="0" w:color="000000"/>
+              <w:left w:val="none" w:sz="0" w:space="0" w:color="000000"/>
+              <w:right w:val="none" w:sz="0" w:space="0" w:color="000000"/>
+            </w:tcBorders>
+            <w:shd w:val="clear" w:color="auto" w:fill="FFFFFF"/>
+            <w:tcMar>
+              <w:top w:w="0" w:type="dxa"/>
+              <w:bottom w:w="0" w:type="dxa"/>
+              <w:left w:w="0" w:type="dxa"/>
+              <w:right w:w="0" w:type="dxa"/>
+            </w:tcMar>
+            <w:vAlign w:val="top"/>
+          </w:tcPr>
+          <w:p>
+            <w:pPr>
+              <w:pStyle w:val="Normal"/>
+              <w:jc w:val="center"/>
+              <w:pBdr>
+                <w:bottom w:val="none" w:sz="0" w:space="0" w:color="000000"/>
+                <w:top w:val="none" w:sz="0" w:space="0" w:color="000000"/>
+                <w:left w:val="none" w:sz="0" w:space="0" w:color="000000"/>
+                <w:right w:val="none" w:sz="0" w:space="0" w:color="000000"/>
+              </w:pBdr>
+              <w:spacing w:after="100" w:before="100" w:line="240"/>
+              <w:ind w:left="100" w:right="100" w:firstLine="0" w:firstLineChars="0"/>
+              <w:rPr>
+                <w:rFonts w:ascii="Helvetica" w:hAnsi="Helvetica" w:eastAsia="Helvetica" w:cs="Helvetica"/>
+                <w:i w:val="false"/>
+                <w:b w:val="false"/>
+                <w:u w:val="none"/>
+                <w:sz w:val="22"/>
+                <w:szCs w:val="22"/>
+                <w:color w:val="000000"/>
+              </w:rPr>
+            </w:pPr>
+            <w:r>
+              <w:rPr>
+                <w:rFonts w:ascii="Helvetica" w:hAnsi="Helvetica" w:eastAsia="Helvetica" w:cs="Helvetica"/>
+                <w:i w:val="false"/>
+                <w:b w:val="false"/>
+                <w:u w:val="none"/>
+                <w:sz w:val="22"/>
+                <w:szCs w:val="22"/>
+                <w:color w:val="000000"/>
+              </w:rPr>
               <w:t xml:space="preserve">0.00</w:t>
             </w:r>
           </w:p>
@@ -6257,279 +6469,67 @@
                 <w:szCs w:val="22"/>
                 <w:color w:val="000000"/>
               </w:rPr>
-              <w:t xml:space="preserve">0.00, 0.00</w:t>
-            </w:r>
-          </w:p>
-        </w:tc>
-        <w:tc>
-          <w:tcPr>
-            <w:tcBorders>
-              <w:bottom w:val="none" w:sz="0" w:space="0" w:color="000000"/>
-              <w:top w:val="none" w:sz="0" w:space="0" w:color="000000"/>
-              <w:left w:val="none" w:sz="0" w:space="0" w:color="000000"/>
-              <w:right w:val="none" w:sz="0" w:space="0" w:color="000000"/>
-            </w:tcBorders>
-            <w:shd w:val="clear" w:color="auto" w:fill="FFFFFF"/>
-            <w:tcMar>
-              <w:top w:w="0" w:type="dxa"/>
-              <w:bottom w:w="0" w:type="dxa"/>
-              <w:left w:w="0" w:type="dxa"/>
-              <w:right w:w="0" w:type="dxa"/>
-            </w:tcMar>
-            <w:vAlign w:val="top"/>
-          </w:tcPr>
-          <w:p>
-            <w:pPr>
-              <w:pStyle w:val="Normal"/>
-              <w:jc w:val="center"/>
-              <w:pBdr>
-                <w:bottom w:val="none" w:sz="0" w:space="0" w:color="000000"/>
-                <w:top w:val="none" w:sz="0" w:space="0" w:color="000000"/>
-                <w:left w:val="none" w:sz="0" w:space="0" w:color="000000"/>
-                <w:right w:val="none" w:sz="0" w:space="0" w:color="000000"/>
-              </w:pBdr>
-              <w:spacing w:after="100" w:before="100" w:line="240"/>
-              <w:ind w:left="100" w:right="100" w:firstLine="0" w:firstLineChars="0"/>
-              <w:rPr>
-                <w:rFonts w:ascii="Helvetica" w:hAnsi="Helvetica" w:eastAsia="Helvetica" w:cs="Helvetica"/>
-                <w:i w:val="false"/>
-                <w:b w:val="false"/>
-                <w:u w:val="none"/>
-                <w:sz w:val="22"/>
-                <w:szCs w:val="22"/>
-                <w:color w:val="000000"/>
-              </w:rPr>
-            </w:pPr>
-            <w:r>
-              <w:rPr>
-                <w:rFonts w:ascii="Helvetica" w:hAnsi="Helvetica" w:eastAsia="Helvetica" w:cs="Helvetica"/>
-                <w:i w:val="false"/>
-                <w:b w:val="false"/>
-                <w:u w:val="none"/>
-                <w:sz w:val="22"/>
-                <w:szCs w:val="22"/>
-                <w:color w:val="000000"/>
-              </w:rPr>
-              <w:t xml:space="preserve">&lt;0.001</w:t>
-            </w:r>
-          </w:p>
-        </w:tc>
-        <w:tc>
-          <w:tcPr>
-            <w:tcBorders>
-              <w:bottom w:val="none" w:sz="0" w:space="0" w:color="000000"/>
-              <w:top w:val="none" w:sz="0" w:space="0" w:color="000000"/>
-              <w:left w:val="none" w:sz="0" w:space="0" w:color="000000"/>
-              <w:right w:val="none" w:sz="0" w:space="0" w:color="000000"/>
-            </w:tcBorders>
-            <w:shd w:val="clear" w:color="auto" w:fill="FFFFFF"/>
-            <w:tcMar>
-              <w:top w:w="0" w:type="dxa"/>
-              <w:bottom w:w="0" w:type="dxa"/>
-              <w:left w:w="0" w:type="dxa"/>
-              <w:right w:w="0" w:type="dxa"/>
-            </w:tcMar>
-            <w:vAlign w:val="top"/>
-          </w:tcPr>
-          <w:p>
-            <w:pPr>
-              <w:pStyle w:val="Normal"/>
-              <w:jc w:val="center"/>
-              <w:pBdr>
-                <w:bottom w:val="none" w:sz="0" w:space="0" w:color="000000"/>
-                <w:top w:val="none" w:sz="0" w:space="0" w:color="000000"/>
-                <w:left w:val="none" w:sz="0" w:space="0" w:color="000000"/>
-                <w:right w:val="none" w:sz="0" w:space="0" w:color="000000"/>
-              </w:pBdr>
-              <w:spacing w:after="100" w:before="100" w:line="240"/>
-              <w:ind w:left="100" w:right="100" w:firstLine="0" w:firstLineChars="0"/>
-              <w:rPr>
-                <w:rFonts w:ascii="Helvetica" w:hAnsi="Helvetica" w:eastAsia="Helvetica" w:cs="Helvetica"/>
-                <w:i w:val="false"/>
-                <w:b w:val="false"/>
-                <w:u w:val="none"/>
-                <w:sz w:val="22"/>
-                <w:szCs w:val="22"/>
-                <w:color w:val="000000"/>
-              </w:rPr>
-            </w:pPr>
-            <w:r>
-              <w:rPr>
-                <w:rFonts w:ascii="Helvetica" w:hAnsi="Helvetica" w:eastAsia="Helvetica" w:cs="Helvetica"/>
-                <w:i w:val="false"/>
-                <w:b w:val="false"/>
-                <w:u w:val="none"/>
-                <w:sz w:val="22"/>
-                <w:szCs w:val="22"/>
-                <w:color w:val="000000"/>
-              </w:rPr>
-              <w:t xml:space="preserve"/>
-            </w:r>
-          </w:p>
-        </w:tc>
-        <w:tc>
-          <w:tcPr>
-            <w:tcBorders>
-              <w:bottom w:val="none" w:sz="0" w:space="0" w:color="000000"/>
-              <w:top w:val="none" w:sz="0" w:space="0" w:color="000000"/>
-              <w:left w:val="none" w:sz="0" w:space="0" w:color="000000"/>
-              <w:right w:val="none" w:sz="0" w:space="0" w:color="000000"/>
-            </w:tcBorders>
-            <w:shd w:val="clear" w:color="auto" w:fill="FFFFFF"/>
-            <w:tcMar>
-              <w:top w:w="0" w:type="dxa"/>
-              <w:bottom w:w="0" w:type="dxa"/>
-              <w:left w:w="0" w:type="dxa"/>
-              <w:right w:w="0" w:type="dxa"/>
-            </w:tcMar>
-            <w:vAlign w:val="top"/>
-          </w:tcPr>
-          <w:p>
-            <w:pPr>
-              <w:pStyle w:val="Normal"/>
-              <w:jc w:val="center"/>
-              <w:pBdr>
-                <w:bottom w:val="none" w:sz="0" w:space="0" w:color="000000"/>
-                <w:top w:val="none" w:sz="0" w:space="0" w:color="000000"/>
-                <w:left w:val="none" w:sz="0" w:space="0" w:color="000000"/>
-                <w:right w:val="none" w:sz="0" w:space="0" w:color="000000"/>
-              </w:pBdr>
-              <w:spacing w:after="100" w:before="100" w:line="240"/>
-              <w:ind w:left="100" w:right="100" w:firstLine="0" w:firstLineChars="0"/>
-              <w:rPr>
-                <w:rFonts w:ascii="Helvetica" w:hAnsi="Helvetica" w:eastAsia="Helvetica" w:cs="Helvetica"/>
-                <w:i w:val="false"/>
-                <w:b w:val="false"/>
-                <w:u w:val="none"/>
-                <w:sz w:val="22"/>
-                <w:szCs w:val="22"/>
-                <w:color w:val="000000"/>
-              </w:rPr>
-            </w:pPr>
-            <w:r>
-              <w:rPr>
-                <w:rFonts w:ascii="Helvetica" w:hAnsi="Helvetica" w:eastAsia="Helvetica" w:cs="Helvetica"/>
-                <w:i w:val="false"/>
-                <w:b w:val="false"/>
-                <w:u w:val="none"/>
-                <w:sz w:val="22"/>
-                <w:szCs w:val="22"/>
-                <w:color w:val="000000"/>
-              </w:rPr>
-              <w:t xml:space="preserve">0.00</w:t>
-            </w:r>
-          </w:p>
-        </w:tc>
-        <w:tc>
-          <w:tcPr>
-            <w:tcBorders>
-              <w:bottom w:val="none" w:sz="0" w:space="0" w:color="000000"/>
-              <w:top w:val="none" w:sz="0" w:space="0" w:color="000000"/>
-              <w:left w:val="none" w:sz="0" w:space="0" w:color="000000"/>
-              <w:right w:val="none" w:sz="0" w:space="0" w:color="000000"/>
-            </w:tcBorders>
-            <w:shd w:val="clear" w:color="auto" w:fill="FFFFFF"/>
-            <w:tcMar>
-              <w:top w:w="0" w:type="dxa"/>
-              <w:bottom w:w="0" w:type="dxa"/>
-              <w:left w:w="0" w:type="dxa"/>
-              <w:right w:w="0" w:type="dxa"/>
-            </w:tcMar>
-            <w:vAlign w:val="top"/>
-          </w:tcPr>
-          <w:p>
-            <w:pPr>
-              <w:pStyle w:val="Normal"/>
-              <w:jc w:val="center"/>
-              <w:pBdr>
-                <w:bottom w:val="none" w:sz="0" w:space="0" w:color="000000"/>
-                <w:top w:val="none" w:sz="0" w:space="0" w:color="000000"/>
-                <w:left w:val="none" w:sz="0" w:space="0" w:color="000000"/>
-                <w:right w:val="none" w:sz="0" w:space="0" w:color="000000"/>
-              </w:pBdr>
-              <w:spacing w:after="100" w:before="100" w:line="240"/>
-              <w:ind w:left="100" w:right="100" w:firstLine="0" w:firstLineChars="0"/>
-              <w:rPr>
-                <w:rFonts w:ascii="Helvetica" w:hAnsi="Helvetica" w:eastAsia="Helvetica" w:cs="Helvetica"/>
-                <w:i w:val="false"/>
-                <w:b w:val="false"/>
-                <w:u w:val="none"/>
-                <w:sz w:val="22"/>
-                <w:szCs w:val="22"/>
-                <w:color w:val="000000"/>
-              </w:rPr>
-            </w:pPr>
-            <w:r>
-              <w:rPr>
-                <w:rFonts w:ascii="Helvetica" w:hAnsi="Helvetica" w:eastAsia="Helvetica" w:cs="Helvetica"/>
-                <w:i w:val="false"/>
-                <w:b w:val="false"/>
-                <w:u w:val="none"/>
-                <w:sz w:val="22"/>
-                <w:szCs w:val="22"/>
-                <w:color w:val="000000"/>
-              </w:rPr>
-              <w:t xml:space="preserve">0.00, 0.00</w:t>
-            </w:r>
-          </w:p>
-        </w:tc>
-        <w:tc>
-          <w:tcPr>
-            <w:tcBorders>
-              <w:bottom w:val="none" w:sz="0" w:space="0" w:color="000000"/>
-              <w:top w:val="none" w:sz="0" w:space="0" w:color="000000"/>
-              <w:left w:val="none" w:sz="0" w:space="0" w:color="000000"/>
-              <w:right w:val="none" w:sz="0" w:space="0" w:color="000000"/>
-            </w:tcBorders>
-            <w:shd w:val="clear" w:color="auto" w:fill="FFFFFF"/>
-            <w:tcMar>
-              <w:top w:w="0" w:type="dxa"/>
-              <w:bottom w:w="0" w:type="dxa"/>
-              <w:left w:w="0" w:type="dxa"/>
-              <w:right w:w="0" w:type="dxa"/>
-            </w:tcMar>
-            <w:vAlign w:val="top"/>
-          </w:tcPr>
-          <w:p>
-            <w:pPr>
-              <w:pStyle w:val="Normal"/>
-              <w:jc w:val="center"/>
-              <w:pBdr>
-                <w:bottom w:val="none" w:sz="0" w:space="0" w:color="000000"/>
-                <w:top w:val="none" w:sz="0" w:space="0" w:color="000000"/>
-                <w:left w:val="none" w:sz="0" w:space="0" w:color="000000"/>
-                <w:right w:val="none" w:sz="0" w:space="0" w:color="000000"/>
-              </w:pBdr>
-              <w:spacing w:after="100" w:before="100" w:line="240"/>
-              <w:ind w:left="100" w:right="100" w:firstLine="0" w:firstLineChars="0"/>
-              <w:rPr>
-                <w:rFonts w:ascii="Helvetica" w:hAnsi="Helvetica" w:eastAsia="Helvetica" w:cs="Helvetica"/>
-                <w:i w:val="false"/>
-                <w:b w:val="false"/>
-                <w:u w:val="none"/>
-                <w:sz w:val="22"/>
-                <w:szCs w:val="22"/>
-                <w:color w:val="000000"/>
-              </w:rPr>
-            </w:pPr>
-            <w:r>
-              <w:rPr>
-                <w:rFonts w:ascii="Helvetica" w:hAnsi="Helvetica" w:eastAsia="Helvetica" w:cs="Helvetica"/>
-                <w:i w:val="false"/>
-                <w:b w:val="false"/>
-                <w:u w:val="none"/>
-                <w:sz w:val="22"/>
-                <w:szCs w:val="22"/>
-                <w:color w:val="000000"/>
-              </w:rPr>
-              <w:t xml:space="preserve">&lt;0.001</w:t>
+              <w:t xml:space="preserve">0.00, 0.36</w:t>
+            </w:r>
+          </w:p>
+        </w:tc>
+        <w:tc>
+          <w:tcPr>
+            <w:tcBorders>
+              <w:bottom w:val="none" w:sz="0" w:space="0" w:color="000000"/>
+              <w:top w:val="none" w:sz="0" w:space="0" w:color="000000"/>
+              <w:left w:val="none" w:sz="0" w:space="0" w:color="000000"/>
+              <w:right w:val="none" w:sz="0" w:space="0" w:color="000000"/>
+            </w:tcBorders>
+            <w:shd w:val="clear" w:color="auto" w:fill="FFFFFF"/>
+            <w:tcMar>
+              <w:top w:w="0" w:type="dxa"/>
+              <w:bottom w:w="0" w:type="dxa"/>
+              <w:left w:w="0" w:type="dxa"/>
+              <w:right w:w="0" w:type="dxa"/>
+            </w:tcMar>
+            <w:vAlign w:val="top"/>
+          </w:tcPr>
+          <w:p>
+            <w:pPr>
+              <w:pStyle w:val="Normal"/>
+              <w:jc w:val="center"/>
+              <w:pBdr>
+                <w:bottom w:val="none" w:sz="0" w:space="0" w:color="000000"/>
+                <w:top w:val="none" w:sz="0" w:space="0" w:color="000000"/>
+                <w:left w:val="none" w:sz="0" w:space="0" w:color="000000"/>
+                <w:right w:val="none" w:sz="0" w:space="0" w:color="000000"/>
+              </w:pBdr>
+              <w:spacing w:after="100" w:before="100" w:line="240"/>
+              <w:ind w:left="100" w:right="100" w:firstLine="0" w:firstLineChars="0"/>
+              <w:rPr>
+                <w:rFonts w:ascii="Helvetica" w:hAnsi="Helvetica" w:eastAsia="Helvetica" w:cs="Helvetica"/>
+                <w:i w:val="false"/>
+                <w:b w:val="false"/>
+                <w:u w:val="none"/>
+                <w:sz w:val="22"/>
+                <w:szCs w:val="22"/>
+                <w:color w:val="000000"/>
+              </w:rPr>
+            </w:pPr>
+            <w:r>
+              <w:rPr>
+                <w:rFonts w:ascii="Helvetica" w:hAnsi="Helvetica" w:eastAsia="Helvetica" w:cs="Helvetica"/>
+                <w:i w:val="false"/>
+                <w:b w:val="false"/>
+                <w:u w:val="none"/>
+                <w:sz w:val="22"/>
+                <w:szCs w:val="22"/>
+                <w:color w:val="000000"/>
+              </w:rPr>
+              <w:t xml:space="preserve">0.017</w:t>
             </w:r>
           </w:p>
         </w:tc>
       </w:tr>
       <w:tr>
         <w:trPr>
-          <w:trHeight w:val="597" w:hRule="auto"/>
+          <w:trHeight w:val="598" w:hRule="auto"/>
         </w:trPr>
         body13
         <w:tc>
@@ -6687,113 +6687,113 @@
                 <w:szCs w:val="22"/>
                 <w:color w:val="000000"/>
               </w:rPr>
-              <w:t xml:space="preserve">0.78</w:t>
-            </w:r>
-          </w:p>
-        </w:tc>
-        <w:tc>
-          <w:tcPr>
-            <w:tcBorders>
-              <w:bottom w:val="none" w:sz="0" w:space="0" w:color="000000"/>
-              <w:top w:val="none" w:sz="0" w:space="0" w:color="000000"/>
-              <w:left w:val="none" w:sz="0" w:space="0" w:color="000000"/>
-              <w:right w:val="none" w:sz="0" w:space="0" w:color="000000"/>
-            </w:tcBorders>
-            <w:shd w:val="clear" w:color="auto" w:fill="FFFFFF"/>
-            <w:tcMar>
-              <w:top w:w="0" w:type="dxa"/>
-              <w:bottom w:w="0" w:type="dxa"/>
-              <w:left w:w="0" w:type="dxa"/>
-              <w:right w:w="0" w:type="dxa"/>
-            </w:tcMar>
-            <w:vAlign w:val="top"/>
-          </w:tcPr>
-          <w:p>
-            <w:pPr>
-              <w:pStyle w:val="Normal"/>
-              <w:jc w:val="center"/>
-              <w:pBdr>
-                <w:bottom w:val="none" w:sz="0" w:space="0" w:color="000000"/>
-                <w:top w:val="none" w:sz="0" w:space="0" w:color="000000"/>
-                <w:left w:val="none" w:sz="0" w:space="0" w:color="000000"/>
-                <w:right w:val="none" w:sz="0" w:space="0" w:color="000000"/>
-              </w:pBdr>
-              <w:spacing w:after="100" w:before="100" w:line="240"/>
-              <w:ind w:left="100" w:right="100" w:firstLine="0" w:firstLineChars="0"/>
-              <w:rPr>
-                <w:rFonts w:ascii="Helvetica" w:hAnsi="Helvetica" w:eastAsia="Helvetica" w:cs="Helvetica"/>
-                <w:i w:val="false"/>
-                <w:b w:val="false"/>
-                <w:u w:val="none"/>
-                <w:sz w:val="22"/>
-                <w:szCs w:val="22"/>
-                <w:color w:val="000000"/>
-              </w:rPr>
-            </w:pPr>
-            <w:r>
-              <w:rPr>
-                <w:rFonts w:ascii="Helvetica" w:hAnsi="Helvetica" w:eastAsia="Helvetica" w:cs="Helvetica"/>
-                <w:i w:val="false"/>
-                <w:b w:val="false"/>
-                <w:u w:val="none"/>
-                <w:sz w:val="22"/>
-                <w:szCs w:val="22"/>
-                <w:color w:val="000000"/>
-              </w:rPr>
-              <w:t xml:space="preserve">0.15, 3.90</w:t>
-            </w:r>
-          </w:p>
-        </w:tc>
-        <w:tc>
-          <w:tcPr>
-            <w:tcBorders>
-              <w:bottom w:val="none" w:sz="0" w:space="0" w:color="000000"/>
-              <w:top w:val="none" w:sz="0" w:space="0" w:color="000000"/>
-              <w:left w:val="none" w:sz="0" w:space="0" w:color="000000"/>
-              <w:right w:val="none" w:sz="0" w:space="0" w:color="000000"/>
-            </w:tcBorders>
-            <w:shd w:val="clear" w:color="auto" w:fill="FFFFFF"/>
-            <w:tcMar>
-              <w:top w:w="0" w:type="dxa"/>
-              <w:bottom w:w="0" w:type="dxa"/>
-              <w:left w:w="0" w:type="dxa"/>
-              <w:right w:w="0" w:type="dxa"/>
-            </w:tcMar>
-            <w:vAlign w:val="top"/>
-          </w:tcPr>
-          <w:p>
-            <w:pPr>
-              <w:pStyle w:val="Normal"/>
-              <w:jc w:val="center"/>
-              <w:pBdr>
-                <w:bottom w:val="none" w:sz="0" w:space="0" w:color="000000"/>
-                <w:top w:val="none" w:sz="0" w:space="0" w:color="000000"/>
-                <w:left w:val="none" w:sz="0" w:space="0" w:color="000000"/>
-                <w:right w:val="none" w:sz="0" w:space="0" w:color="000000"/>
-              </w:pBdr>
-              <w:spacing w:after="100" w:before="100" w:line="240"/>
-              <w:ind w:left="100" w:right="100" w:firstLine="0" w:firstLineChars="0"/>
-              <w:rPr>
-                <w:rFonts w:ascii="Helvetica" w:hAnsi="Helvetica" w:eastAsia="Helvetica" w:cs="Helvetica"/>
-                <w:i w:val="false"/>
-                <w:b w:val="false"/>
-                <w:u w:val="none"/>
-                <w:sz w:val="22"/>
-                <w:szCs w:val="22"/>
-                <w:color w:val="000000"/>
-              </w:rPr>
-            </w:pPr>
-            <w:r>
-              <w:rPr>
-                <w:rFonts w:ascii="Helvetica" w:hAnsi="Helvetica" w:eastAsia="Helvetica" w:cs="Helvetica"/>
-                <w:i w:val="false"/>
-                <w:b w:val="false"/>
-                <w:u w:val="none"/>
-                <w:sz w:val="22"/>
-                <w:szCs w:val="22"/>
-                <w:color w:val="000000"/>
-              </w:rPr>
-              <w:t xml:space="preserve">0.760</w:t>
+              <w:t xml:space="preserve">0.79</w:t>
+            </w:r>
+          </w:p>
+        </w:tc>
+        <w:tc>
+          <w:tcPr>
+            <w:tcBorders>
+              <w:bottom w:val="none" w:sz="0" w:space="0" w:color="000000"/>
+              <w:top w:val="none" w:sz="0" w:space="0" w:color="000000"/>
+              <w:left w:val="none" w:sz="0" w:space="0" w:color="000000"/>
+              <w:right w:val="none" w:sz="0" w:space="0" w:color="000000"/>
+            </w:tcBorders>
+            <w:shd w:val="clear" w:color="auto" w:fill="FFFFFF"/>
+            <w:tcMar>
+              <w:top w:w="0" w:type="dxa"/>
+              <w:bottom w:w="0" w:type="dxa"/>
+              <w:left w:w="0" w:type="dxa"/>
+              <w:right w:w="0" w:type="dxa"/>
+            </w:tcMar>
+            <w:vAlign w:val="top"/>
+          </w:tcPr>
+          <w:p>
+            <w:pPr>
+              <w:pStyle w:val="Normal"/>
+              <w:jc w:val="center"/>
+              <w:pBdr>
+                <w:bottom w:val="none" w:sz="0" w:space="0" w:color="000000"/>
+                <w:top w:val="none" w:sz="0" w:space="0" w:color="000000"/>
+                <w:left w:val="none" w:sz="0" w:space="0" w:color="000000"/>
+                <w:right w:val="none" w:sz="0" w:space="0" w:color="000000"/>
+              </w:pBdr>
+              <w:spacing w:after="100" w:before="100" w:line="240"/>
+              <w:ind w:left="100" w:right="100" w:firstLine="0" w:firstLineChars="0"/>
+              <w:rPr>
+                <w:rFonts w:ascii="Helvetica" w:hAnsi="Helvetica" w:eastAsia="Helvetica" w:cs="Helvetica"/>
+                <w:i w:val="false"/>
+                <w:b w:val="false"/>
+                <w:u w:val="none"/>
+                <w:sz w:val="22"/>
+                <w:szCs w:val="22"/>
+                <w:color w:val="000000"/>
+              </w:rPr>
+            </w:pPr>
+            <w:r>
+              <w:rPr>
+                <w:rFonts w:ascii="Helvetica" w:hAnsi="Helvetica" w:eastAsia="Helvetica" w:cs="Helvetica"/>
+                <w:i w:val="false"/>
+                <w:b w:val="false"/>
+                <w:u w:val="none"/>
+                <w:sz w:val="22"/>
+                <w:szCs w:val="22"/>
+                <w:color w:val="000000"/>
+              </w:rPr>
+              <w:t xml:space="preserve">0.15, 4.06</w:t>
+            </w:r>
+          </w:p>
+        </w:tc>
+        <w:tc>
+          <w:tcPr>
+            <w:tcBorders>
+              <w:bottom w:val="none" w:sz="0" w:space="0" w:color="000000"/>
+              <w:top w:val="none" w:sz="0" w:space="0" w:color="000000"/>
+              <w:left w:val="none" w:sz="0" w:space="0" w:color="000000"/>
+              <w:right w:val="none" w:sz="0" w:space="0" w:color="000000"/>
+            </w:tcBorders>
+            <w:shd w:val="clear" w:color="auto" w:fill="FFFFFF"/>
+            <w:tcMar>
+              <w:top w:w="0" w:type="dxa"/>
+              <w:bottom w:w="0" w:type="dxa"/>
+              <w:left w:w="0" w:type="dxa"/>
+              <w:right w:w="0" w:type="dxa"/>
+            </w:tcMar>
+            <w:vAlign w:val="top"/>
+          </w:tcPr>
+          <w:p>
+            <w:pPr>
+              <w:pStyle w:val="Normal"/>
+              <w:jc w:val="center"/>
+              <w:pBdr>
+                <w:bottom w:val="none" w:sz="0" w:space="0" w:color="000000"/>
+                <w:top w:val="none" w:sz="0" w:space="0" w:color="000000"/>
+                <w:left w:val="none" w:sz="0" w:space="0" w:color="000000"/>
+                <w:right w:val="none" w:sz="0" w:space="0" w:color="000000"/>
+              </w:pBdr>
+              <w:spacing w:after="100" w:before="100" w:line="240"/>
+              <w:ind w:left="100" w:right="100" w:firstLine="0" w:firstLineChars="0"/>
+              <w:rPr>
+                <w:rFonts w:ascii="Helvetica" w:hAnsi="Helvetica" w:eastAsia="Helvetica" w:cs="Helvetica"/>
+                <w:i w:val="false"/>
+                <w:b w:val="false"/>
+                <w:u w:val="none"/>
+                <w:sz w:val="22"/>
+                <w:szCs w:val="22"/>
+                <w:color w:val="000000"/>
+              </w:rPr>
+            </w:pPr>
+            <w:r>
+              <w:rPr>
+                <w:rFonts w:ascii="Helvetica" w:hAnsi="Helvetica" w:eastAsia="Helvetica" w:cs="Helvetica"/>
+                <w:i w:val="false"/>
+                <w:b w:val="false"/>
+                <w:u w:val="none"/>
+                <w:sz w:val="22"/>
+                <w:szCs w:val="22"/>
+                <w:color w:val="000000"/>
+              </w:rPr>
+              <w:t xml:space="preserve">0.780</w:t>
             </w:r>
           </w:p>
         </w:tc>
@@ -6899,113 +6899,113 @@
                 <w:szCs w:val="22"/>
                 <w:color w:val="000000"/>
               </w:rPr>
-              <w:t xml:space="preserve">0.00</w:t>
-            </w:r>
-          </w:p>
-        </w:tc>
-        <w:tc>
-          <w:tcPr>
-            <w:tcBorders>
-              <w:bottom w:val="none" w:sz="0" w:space="0" w:color="000000"/>
-              <w:top w:val="none" w:sz="0" w:space="0" w:color="000000"/>
-              <w:left w:val="none" w:sz="0" w:space="0" w:color="000000"/>
-              <w:right w:val="none" w:sz="0" w:space="0" w:color="000000"/>
-            </w:tcBorders>
-            <w:shd w:val="clear" w:color="auto" w:fill="FFFFFF"/>
-            <w:tcMar>
-              <w:top w:w="0" w:type="dxa"/>
-              <w:bottom w:w="0" w:type="dxa"/>
-              <w:left w:w="0" w:type="dxa"/>
-              <w:right w:w="0" w:type="dxa"/>
-            </w:tcMar>
-            <w:vAlign w:val="top"/>
-          </w:tcPr>
-          <w:p>
-            <w:pPr>
-              <w:pStyle w:val="Normal"/>
-              <w:jc w:val="center"/>
-              <w:pBdr>
-                <w:bottom w:val="none" w:sz="0" w:space="0" w:color="000000"/>
-                <w:top w:val="none" w:sz="0" w:space="0" w:color="000000"/>
-                <w:left w:val="none" w:sz="0" w:space="0" w:color="000000"/>
-                <w:right w:val="none" w:sz="0" w:space="0" w:color="000000"/>
-              </w:pBdr>
-              <w:spacing w:after="100" w:before="100" w:line="240"/>
-              <w:ind w:left="100" w:right="100" w:firstLine="0" w:firstLineChars="0"/>
-              <w:rPr>
-                <w:rFonts w:ascii="Helvetica" w:hAnsi="Helvetica" w:eastAsia="Helvetica" w:cs="Helvetica"/>
-                <w:i w:val="false"/>
-                <w:b w:val="false"/>
-                <w:u w:val="none"/>
-                <w:sz w:val="22"/>
-                <w:szCs w:val="22"/>
-                <w:color w:val="000000"/>
-              </w:rPr>
-            </w:pPr>
-            <w:r>
-              <w:rPr>
-                <w:rFonts w:ascii="Helvetica" w:hAnsi="Helvetica" w:eastAsia="Helvetica" w:cs="Helvetica"/>
-                <w:i w:val="false"/>
-                <w:b w:val="false"/>
-                <w:u w:val="none"/>
-                <w:sz w:val="22"/>
-                <w:szCs w:val="22"/>
-                <w:color w:val="000000"/>
-              </w:rPr>
-              <w:t xml:space="preserve">0.00, 0.01</w:t>
-            </w:r>
-          </w:p>
-        </w:tc>
-        <w:tc>
-          <w:tcPr>
-            <w:tcBorders>
-              <w:bottom w:val="none" w:sz="0" w:space="0" w:color="000000"/>
-              <w:top w:val="none" w:sz="0" w:space="0" w:color="000000"/>
-              <w:left w:val="none" w:sz="0" w:space="0" w:color="000000"/>
-              <w:right w:val="none" w:sz="0" w:space="0" w:color="000000"/>
-            </w:tcBorders>
-            <w:shd w:val="clear" w:color="auto" w:fill="FFFFFF"/>
-            <w:tcMar>
-              <w:top w:w="0" w:type="dxa"/>
-              <w:bottom w:w="0" w:type="dxa"/>
-              <w:left w:w="0" w:type="dxa"/>
-              <w:right w:w="0" w:type="dxa"/>
-            </w:tcMar>
-            <w:vAlign w:val="top"/>
-          </w:tcPr>
-          <w:p>
-            <w:pPr>
-              <w:pStyle w:val="Normal"/>
-              <w:jc w:val="center"/>
-              <w:pBdr>
-                <w:bottom w:val="none" w:sz="0" w:space="0" w:color="000000"/>
-                <w:top w:val="none" w:sz="0" w:space="0" w:color="000000"/>
-                <w:left w:val="none" w:sz="0" w:space="0" w:color="000000"/>
-                <w:right w:val="none" w:sz="0" w:space="0" w:color="000000"/>
-              </w:pBdr>
-              <w:spacing w:after="100" w:before="100" w:line="240"/>
-              <w:ind w:left="100" w:right="100" w:firstLine="0" w:firstLineChars="0"/>
-              <w:rPr>
-                <w:rFonts w:ascii="Helvetica" w:hAnsi="Helvetica" w:eastAsia="Helvetica" w:cs="Helvetica"/>
-                <w:i w:val="false"/>
-                <w:b w:val="false"/>
-                <w:u w:val="none"/>
-                <w:sz w:val="22"/>
-                <w:szCs w:val="22"/>
-                <w:color w:val="000000"/>
-              </w:rPr>
-            </w:pPr>
-            <w:r>
-              <w:rPr>
-                <w:rFonts w:ascii="Helvetica" w:hAnsi="Helvetica" w:eastAsia="Helvetica" w:cs="Helvetica"/>
-                <w:i w:val="false"/>
-                <w:b w:val="false"/>
-                <w:u w:val="none"/>
-                <w:sz w:val="22"/>
-                <w:szCs w:val="22"/>
-                <w:color w:val="000000"/>
-              </w:rPr>
-              <w:t xml:space="preserve">&lt;0.001</w:t>
+              <w:t xml:space="preserve">0.31</w:t>
+            </w:r>
+          </w:p>
+        </w:tc>
+        <w:tc>
+          <w:tcPr>
+            <w:tcBorders>
+              <w:bottom w:val="none" w:sz="0" w:space="0" w:color="000000"/>
+              <w:top w:val="none" w:sz="0" w:space="0" w:color="000000"/>
+              <w:left w:val="none" w:sz="0" w:space="0" w:color="000000"/>
+              <w:right w:val="none" w:sz="0" w:space="0" w:color="000000"/>
+            </w:tcBorders>
+            <w:shd w:val="clear" w:color="auto" w:fill="FFFFFF"/>
+            <w:tcMar>
+              <w:top w:w="0" w:type="dxa"/>
+              <w:bottom w:w="0" w:type="dxa"/>
+              <w:left w:w="0" w:type="dxa"/>
+              <w:right w:w="0" w:type="dxa"/>
+            </w:tcMar>
+            <w:vAlign w:val="top"/>
+          </w:tcPr>
+          <w:p>
+            <w:pPr>
+              <w:pStyle w:val="Normal"/>
+              <w:jc w:val="center"/>
+              <w:pBdr>
+                <w:bottom w:val="none" w:sz="0" w:space="0" w:color="000000"/>
+                <w:top w:val="none" w:sz="0" w:space="0" w:color="000000"/>
+                <w:left w:val="none" w:sz="0" w:space="0" w:color="000000"/>
+                <w:right w:val="none" w:sz="0" w:space="0" w:color="000000"/>
+              </w:pBdr>
+              <w:spacing w:after="100" w:before="100" w:line="240"/>
+              <w:ind w:left="100" w:right="100" w:firstLine="0" w:firstLineChars="0"/>
+              <w:rPr>
+                <w:rFonts w:ascii="Helvetica" w:hAnsi="Helvetica" w:eastAsia="Helvetica" w:cs="Helvetica"/>
+                <w:i w:val="false"/>
+                <w:b w:val="false"/>
+                <w:u w:val="none"/>
+                <w:sz w:val="22"/>
+                <w:szCs w:val="22"/>
+                <w:color w:val="000000"/>
+              </w:rPr>
+            </w:pPr>
+            <w:r>
+              <w:rPr>
+                <w:rFonts w:ascii="Helvetica" w:hAnsi="Helvetica" w:eastAsia="Helvetica" w:cs="Helvetica"/>
+                <w:i w:val="false"/>
+                <w:b w:val="false"/>
+                <w:u w:val="none"/>
+                <w:sz w:val="22"/>
+                <w:szCs w:val="22"/>
+                <w:color w:val="000000"/>
+              </w:rPr>
+              <w:t xml:space="preserve">0.02, 4.46</w:t>
+            </w:r>
+          </w:p>
+        </w:tc>
+        <w:tc>
+          <w:tcPr>
+            <w:tcBorders>
+              <w:bottom w:val="none" w:sz="0" w:space="0" w:color="000000"/>
+              <w:top w:val="none" w:sz="0" w:space="0" w:color="000000"/>
+              <w:left w:val="none" w:sz="0" w:space="0" w:color="000000"/>
+              <w:right w:val="none" w:sz="0" w:space="0" w:color="000000"/>
+            </w:tcBorders>
+            <w:shd w:val="clear" w:color="auto" w:fill="FFFFFF"/>
+            <w:tcMar>
+              <w:top w:w="0" w:type="dxa"/>
+              <w:bottom w:w="0" w:type="dxa"/>
+              <w:left w:w="0" w:type="dxa"/>
+              <w:right w:w="0" w:type="dxa"/>
+            </w:tcMar>
+            <w:vAlign w:val="top"/>
+          </w:tcPr>
+          <w:p>
+            <w:pPr>
+              <w:pStyle w:val="Normal"/>
+              <w:jc w:val="center"/>
+              <w:pBdr>
+                <w:bottom w:val="none" w:sz="0" w:space="0" w:color="000000"/>
+                <w:top w:val="none" w:sz="0" w:space="0" w:color="000000"/>
+                <w:left w:val="none" w:sz="0" w:space="0" w:color="000000"/>
+                <w:right w:val="none" w:sz="0" w:space="0" w:color="000000"/>
+              </w:pBdr>
+              <w:spacing w:after="100" w:before="100" w:line="240"/>
+              <w:ind w:left="100" w:right="100" w:firstLine="0" w:firstLineChars="0"/>
+              <w:rPr>
+                <w:rFonts w:ascii="Helvetica" w:hAnsi="Helvetica" w:eastAsia="Helvetica" w:cs="Helvetica"/>
+                <w:i w:val="false"/>
+                <w:b w:val="false"/>
+                <w:u w:val="none"/>
+                <w:sz w:val="22"/>
+                <w:szCs w:val="22"/>
+                <w:color w:val="000000"/>
+              </w:rPr>
+            </w:pPr>
+            <w:r>
+              <w:rPr>
+                <w:rFonts w:ascii="Helvetica" w:hAnsi="Helvetica" w:eastAsia="Helvetica" w:cs="Helvetica"/>
+                <w:i w:val="false"/>
+                <w:b w:val="false"/>
+                <w:u w:val="none"/>
+                <w:sz w:val="22"/>
+                <w:szCs w:val="22"/>
+                <w:color w:val="000000"/>
+              </w:rPr>
+              <w:t xml:space="preserve">0.390</w:t>
             </w:r>
           </w:p>
         </w:tc>
@@ -7170,113 +7170,113 @@
                 <w:szCs w:val="22"/>
                 <w:color w:val="000000"/>
               </w:rPr>
-              <w:t xml:space="preserve">1.81</w:t>
-            </w:r>
-          </w:p>
-        </w:tc>
-        <w:tc>
-          <w:tcPr>
-            <w:tcBorders>
-              <w:bottom w:val="none" w:sz="0" w:space="0" w:color="000000"/>
-              <w:top w:val="none" w:sz="0" w:space="0" w:color="000000"/>
-              <w:left w:val="none" w:sz="0" w:space="0" w:color="000000"/>
-              <w:right w:val="none" w:sz="0" w:space="0" w:color="000000"/>
-            </w:tcBorders>
-            <w:shd w:val="clear" w:color="auto" w:fill="FFFFFF"/>
-            <w:tcMar>
-              <w:top w:w="0" w:type="dxa"/>
-              <w:bottom w:w="0" w:type="dxa"/>
-              <w:left w:w="0" w:type="dxa"/>
-              <w:right w:w="0" w:type="dxa"/>
-            </w:tcMar>
-            <w:vAlign w:val="top"/>
-          </w:tcPr>
-          <w:p>
-            <w:pPr>
-              <w:pStyle w:val="Normal"/>
-              <w:jc w:val="center"/>
-              <w:pBdr>
-                <w:bottom w:val="none" w:sz="0" w:space="0" w:color="000000"/>
-                <w:top w:val="none" w:sz="0" w:space="0" w:color="000000"/>
-                <w:left w:val="none" w:sz="0" w:space="0" w:color="000000"/>
-                <w:right w:val="none" w:sz="0" w:space="0" w:color="000000"/>
-              </w:pBdr>
-              <w:spacing w:after="100" w:before="100" w:line="240"/>
-              <w:ind w:left="100" w:right="100" w:firstLine="0" w:firstLineChars="0"/>
-              <w:rPr>
-                <w:rFonts w:ascii="Helvetica" w:hAnsi="Helvetica" w:eastAsia="Helvetica" w:cs="Helvetica"/>
-                <w:i w:val="false"/>
-                <w:b w:val="false"/>
-                <w:u w:val="none"/>
-                <w:sz w:val="22"/>
-                <w:szCs w:val="22"/>
-                <w:color w:val="000000"/>
-              </w:rPr>
-            </w:pPr>
-            <w:r>
-              <w:rPr>
-                <w:rFonts w:ascii="Helvetica" w:hAnsi="Helvetica" w:eastAsia="Helvetica" w:cs="Helvetica"/>
-                <w:i w:val="false"/>
-                <w:b w:val="false"/>
-                <w:u w:val="none"/>
-                <w:sz w:val="22"/>
-                <w:szCs w:val="22"/>
-                <w:color w:val="000000"/>
-              </w:rPr>
-              <w:t xml:space="preserve">0.23, 14.2</w:t>
-            </w:r>
-          </w:p>
-        </w:tc>
-        <w:tc>
-          <w:tcPr>
-            <w:tcBorders>
-              <w:bottom w:val="none" w:sz="0" w:space="0" w:color="000000"/>
-              <w:top w:val="none" w:sz="0" w:space="0" w:color="000000"/>
-              <w:left w:val="none" w:sz="0" w:space="0" w:color="000000"/>
-              <w:right w:val="none" w:sz="0" w:space="0" w:color="000000"/>
-            </w:tcBorders>
-            <w:shd w:val="clear" w:color="auto" w:fill="FFFFFF"/>
-            <w:tcMar>
-              <w:top w:w="0" w:type="dxa"/>
-              <w:bottom w:w="0" w:type="dxa"/>
-              <w:left w:w="0" w:type="dxa"/>
-              <w:right w:w="0" w:type="dxa"/>
-            </w:tcMar>
-            <w:vAlign w:val="top"/>
-          </w:tcPr>
-          <w:p>
-            <w:pPr>
-              <w:pStyle w:val="Normal"/>
-              <w:jc w:val="center"/>
-              <w:pBdr>
-                <w:bottom w:val="none" w:sz="0" w:space="0" w:color="000000"/>
-                <w:top w:val="none" w:sz="0" w:space="0" w:color="000000"/>
-                <w:left w:val="none" w:sz="0" w:space="0" w:color="000000"/>
-                <w:right w:val="none" w:sz="0" w:space="0" w:color="000000"/>
-              </w:pBdr>
-              <w:spacing w:after="100" w:before="100" w:line="240"/>
-              <w:ind w:left="100" w:right="100" w:firstLine="0" w:firstLineChars="0"/>
-              <w:rPr>
-                <w:rFonts w:ascii="Helvetica" w:hAnsi="Helvetica" w:eastAsia="Helvetica" w:cs="Helvetica"/>
-                <w:i w:val="false"/>
-                <w:b w:val="false"/>
-                <w:u w:val="none"/>
-                <w:sz w:val="22"/>
-                <w:szCs w:val="22"/>
-                <w:color w:val="000000"/>
-              </w:rPr>
-            </w:pPr>
-            <w:r>
-              <w:rPr>
-                <w:rFonts w:ascii="Helvetica" w:hAnsi="Helvetica" w:eastAsia="Helvetica" w:cs="Helvetica"/>
-                <w:i w:val="false"/>
-                <w:b w:val="false"/>
-                <w:u w:val="none"/>
-                <w:sz w:val="22"/>
-                <w:szCs w:val="22"/>
-                <w:color w:val="000000"/>
-              </w:rPr>
-              <w:t xml:space="preserve">0.570</w:t>
+              <w:t xml:space="preserve">3.82</w:t>
+            </w:r>
+          </w:p>
+        </w:tc>
+        <w:tc>
+          <w:tcPr>
+            <w:tcBorders>
+              <w:bottom w:val="none" w:sz="0" w:space="0" w:color="000000"/>
+              <w:top w:val="none" w:sz="0" w:space="0" w:color="000000"/>
+              <w:left w:val="none" w:sz="0" w:space="0" w:color="000000"/>
+              <w:right w:val="none" w:sz="0" w:space="0" w:color="000000"/>
+            </w:tcBorders>
+            <w:shd w:val="clear" w:color="auto" w:fill="FFFFFF"/>
+            <w:tcMar>
+              <w:top w:w="0" w:type="dxa"/>
+              <w:bottom w:w="0" w:type="dxa"/>
+              <w:left w:w="0" w:type="dxa"/>
+              <w:right w:w="0" w:type="dxa"/>
+            </w:tcMar>
+            <w:vAlign w:val="top"/>
+          </w:tcPr>
+          <w:p>
+            <w:pPr>
+              <w:pStyle w:val="Normal"/>
+              <w:jc w:val="center"/>
+              <w:pBdr>
+                <w:bottom w:val="none" w:sz="0" w:space="0" w:color="000000"/>
+                <w:top w:val="none" w:sz="0" w:space="0" w:color="000000"/>
+                <w:left w:val="none" w:sz="0" w:space="0" w:color="000000"/>
+                <w:right w:val="none" w:sz="0" w:space="0" w:color="000000"/>
+              </w:pBdr>
+              <w:spacing w:after="100" w:before="100" w:line="240"/>
+              <w:ind w:left="100" w:right="100" w:firstLine="0" w:firstLineChars="0"/>
+              <w:rPr>
+                <w:rFonts w:ascii="Helvetica" w:hAnsi="Helvetica" w:eastAsia="Helvetica" w:cs="Helvetica"/>
+                <w:i w:val="false"/>
+                <w:b w:val="false"/>
+                <w:u w:val="none"/>
+                <w:sz w:val="22"/>
+                <w:szCs w:val="22"/>
+                <w:color w:val="000000"/>
+              </w:rPr>
+            </w:pPr>
+            <w:r>
+              <w:rPr>
+                <w:rFonts w:ascii="Helvetica" w:hAnsi="Helvetica" w:eastAsia="Helvetica" w:cs="Helvetica"/>
+                <w:i w:val="false"/>
+                <w:b w:val="false"/>
+                <w:u w:val="none"/>
+                <w:sz w:val="22"/>
+                <w:szCs w:val="22"/>
+                <w:color w:val="000000"/>
+              </w:rPr>
+              <w:t xml:space="preserve">0.87, 16.9</w:t>
+            </w:r>
+          </w:p>
+        </w:tc>
+        <w:tc>
+          <w:tcPr>
+            <w:tcBorders>
+              <w:bottom w:val="none" w:sz="0" w:space="0" w:color="000000"/>
+              <w:top w:val="none" w:sz="0" w:space="0" w:color="000000"/>
+              <w:left w:val="none" w:sz="0" w:space="0" w:color="000000"/>
+              <w:right w:val="none" w:sz="0" w:space="0" w:color="000000"/>
+            </w:tcBorders>
+            <w:shd w:val="clear" w:color="auto" w:fill="FFFFFF"/>
+            <w:tcMar>
+              <w:top w:w="0" w:type="dxa"/>
+              <w:bottom w:w="0" w:type="dxa"/>
+              <w:left w:w="0" w:type="dxa"/>
+              <w:right w:w="0" w:type="dxa"/>
+            </w:tcMar>
+            <w:vAlign w:val="top"/>
+          </w:tcPr>
+          <w:p>
+            <w:pPr>
+              <w:pStyle w:val="Normal"/>
+              <w:jc w:val="center"/>
+              <w:pBdr>
+                <w:bottom w:val="none" w:sz="0" w:space="0" w:color="000000"/>
+                <w:top w:val="none" w:sz="0" w:space="0" w:color="000000"/>
+                <w:left w:val="none" w:sz="0" w:space="0" w:color="000000"/>
+                <w:right w:val="none" w:sz="0" w:space="0" w:color="000000"/>
+              </w:pBdr>
+              <w:spacing w:after="100" w:before="100" w:line="240"/>
+              <w:ind w:left="100" w:right="100" w:firstLine="0" w:firstLineChars="0"/>
+              <w:rPr>
+                <w:rFonts w:ascii="Helvetica" w:hAnsi="Helvetica" w:eastAsia="Helvetica" w:cs="Helvetica"/>
+                <w:i w:val="false"/>
+                <w:b w:val="false"/>
+                <w:u w:val="none"/>
+                <w:sz w:val="22"/>
+                <w:szCs w:val="22"/>
+                <w:color w:val="000000"/>
+              </w:rPr>
+            </w:pPr>
+            <w:r>
+              <w:rPr>
+                <w:rFonts w:ascii="Helvetica" w:hAnsi="Helvetica" w:eastAsia="Helvetica" w:cs="Helvetica"/>
+                <w:i w:val="false"/>
+                <w:b w:val="false"/>
+                <w:u w:val="none"/>
+                <w:sz w:val="22"/>
+                <w:szCs w:val="22"/>
+                <w:color w:val="000000"/>
+              </w:rPr>
+              <w:t xml:space="preserve">0.076</w:t>
             </w:r>
           </w:p>
         </w:tc>
@@ -7382,113 +7382,113 @@
                 <w:szCs w:val="22"/>
                 <w:color w:val="000000"/>
               </w:rPr>
-              <w:t xml:space="preserve">0.00</w:t>
-            </w:r>
-          </w:p>
-        </w:tc>
-        <w:tc>
-          <w:tcPr>
-            <w:tcBorders>
-              <w:bottom w:val="none" w:sz="0" w:space="0" w:color="000000"/>
-              <w:top w:val="none" w:sz="0" w:space="0" w:color="000000"/>
-              <w:left w:val="none" w:sz="0" w:space="0" w:color="000000"/>
-              <w:right w:val="none" w:sz="0" w:space="0" w:color="000000"/>
-            </w:tcBorders>
-            <w:shd w:val="clear" w:color="auto" w:fill="FFFFFF"/>
-            <w:tcMar>
-              <w:top w:w="0" w:type="dxa"/>
-              <w:bottom w:w="0" w:type="dxa"/>
-              <w:left w:w="0" w:type="dxa"/>
-              <w:right w:w="0" w:type="dxa"/>
-            </w:tcMar>
-            <w:vAlign w:val="top"/>
-          </w:tcPr>
-          <w:p>
-            <w:pPr>
-              <w:pStyle w:val="Normal"/>
-              <w:jc w:val="center"/>
-              <w:pBdr>
-                <w:bottom w:val="none" w:sz="0" w:space="0" w:color="000000"/>
-                <w:top w:val="none" w:sz="0" w:space="0" w:color="000000"/>
-                <w:left w:val="none" w:sz="0" w:space="0" w:color="000000"/>
-                <w:right w:val="none" w:sz="0" w:space="0" w:color="000000"/>
-              </w:pBdr>
-              <w:spacing w:after="100" w:before="100" w:line="240"/>
-              <w:ind w:left="100" w:right="100" w:firstLine="0" w:firstLineChars="0"/>
-              <w:rPr>
-                <w:rFonts w:ascii="Helvetica" w:hAnsi="Helvetica" w:eastAsia="Helvetica" w:cs="Helvetica"/>
-                <w:i w:val="false"/>
-                <w:b w:val="false"/>
-                <w:u w:val="none"/>
-                <w:sz w:val="22"/>
-                <w:szCs w:val="22"/>
-                <w:color w:val="000000"/>
-              </w:rPr>
-            </w:pPr>
-            <w:r>
-              <w:rPr>
-                <w:rFonts w:ascii="Helvetica" w:hAnsi="Helvetica" w:eastAsia="Helvetica" w:cs="Helvetica"/>
-                <w:i w:val="false"/>
-                <w:b w:val="false"/>
-                <w:u w:val="none"/>
-                <w:sz w:val="22"/>
-                <w:szCs w:val="22"/>
-                <w:color w:val="000000"/>
-              </w:rPr>
-              <w:t xml:space="preserve">0.00, 0.00</w:t>
-            </w:r>
-          </w:p>
-        </w:tc>
-        <w:tc>
-          <w:tcPr>
-            <w:tcBorders>
-              <w:bottom w:val="none" w:sz="0" w:space="0" w:color="000000"/>
-              <w:top w:val="none" w:sz="0" w:space="0" w:color="000000"/>
-              <w:left w:val="none" w:sz="0" w:space="0" w:color="000000"/>
-              <w:right w:val="none" w:sz="0" w:space="0" w:color="000000"/>
-            </w:tcBorders>
-            <w:shd w:val="clear" w:color="auto" w:fill="FFFFFF"/>
-            <w:tcMar>
-              <w:top w:w="0" w:type="dxa"/>
-              <w:bottom w:w="0" w:type="dxa"/>
-              <w:left w:w="0" w:type="dxa"/>
-              <w:right w:w="0" w:type="dxa"/>
-            </w:tcMar>
-            <w:vAlign w:val="top"/>
-          </w:tcPr>
-          <w:p>
-            <w:pPr>
-              <w:pStyle w:val="Normal"/>
-              <w:jc w:val="center"/>
-              <w:pBdr>
-                <w:bottom w:val="none" w:sz="0" w:space="0" w:color="000000"/>
-                <w:top w:val="none" w:sz="0" w:space="0" w:color="000000"/>
-                <w:left w:val="none" w:sz="0" w:space="0" w:color="000000"/>
-                <w:right w:val="none" w:sz="0" w:space="0" w:color="000000"/>
-              </w:pBdr>
-              <w:spacing w:after="100" w:before="100" w:line="240"/>
-              <w:ind w:left="100" w:right="100" w:firstLine="0" w:firstLineChars="0"/>
-              <w:rPr>
-                <w:rFonts w:ascii="Helvetica" w:hAnsi="Helvetica" w:eastAsia="Helvetica" w:cs="Helvetica"/>
-                <w:i w:val="false"/>
-                <w:b w:val="false"/>
-                <w:u w:val="none"/>
-                <w:sz w:val="22"/>
-                <w:szCs w:val="22"/>
-                <w:color w:val="000000"/>
-              </w:rPr>
-            </w:pPr>
-            <w:r>
-              <w:rPr>
-                <w:rFonts w:ascii="Helvetica" w:hAnsi="Helvetica" w:eastAsia="Helvetica" w:cs="Helvetica"/>
-                <w:i w:val="false"/>
-                <w:b w:val="false"/>
-                <w:u w:val="none"/>
-                <w:sz w:val="22"/>
-                <w:szCs w:val="22"/>
-                <w:color w:val="000000"/>
-              </w:rPr>
-              <w:t xml:space="preserve">&lt;0.001</w:t>
+              <w:t xml:space="preserve">0.02</w:t>
+            </w:r>
+          </w:p>
+        </w:tc>
+        <w:tc>
+          <w:tcPr>
+            <w:tcBorders>
+              <w:bottom w:val="none" w:sz="0" w:space="0" w:color="000000"/>
+              <w:top w:val="none" w:sz="0" w:space="0" w:color="000000"/>
+              <w:left w:val="none" w:sz="0" w:space="0" w:color="000000"/>
+              <w:right w:val="none" w:sz="0" w:space="0" w:color="000000"/>
+            </w:tcBorders>
+            <w:shd w:val="clear" w:color="auto" w:fill="FFFFFF"/>
+            <w:tcMar>
+              <w:top w:w="0" w:type="dxa"/>
+              <w:bottom w:w="0" w:type="dxa"/>
+              <w:left w:w="0" w:type="dxa"/>
+              <w:right w:w="0" w:type="dxa"/>
+            </w:tcMar>
+            <w:vAlign w:val="top"/>
+          </w:tcPr>
+          <w:p>
+            <w:pPr>
+              <w:pStyle w:val="Normal"/>
+              <w:jc w:val="center"/>
+              <w:pBdr>
+                <w:bottom w:val="none" w:sz="0" w:space="0" w:color="000000"/>
+                <w:top w:val="none" w:sz="0" w:space="0" w:color="000000"/>
+                <w:left w:val="none" w:sz="0" w:space="0" w:color="000000"/>
+                <w:right w:val="none" w:sz="0" w:space="0" w:color="000000"/>
+              </w:pBdr>
+              <w:spacing w:after="100" w:before="100" w:line="240"/>
+              <w:ind w:left="100" w:right="100" w:firstLine="0" w:firstLineChars="0"/>
+              <w:rPr>
+                <w:rFonts w:ascii="Helvetica" w:hAnsi="Helvetica" w:eastAsia="Helvetica" w:cs="Helvetica"/>
+                <w:i w:val="false"/>
+                <w:b w:val="false"/>
+                <w:u w:val="none"/>
+                <w:sz w:val="22"/>
+                <w:szCs w:val="22"/>
+                <w:color w:val="000000"/>
+              </w:rPr>
+            </w:pPr>
+            <w:r>
+              <w:rPr>
+                <w:rFonts w:ascii="Helvetica" w:hAnsi="Helvetica" w:eastAsia="Helvetica" w:cs="Helvetica"/>
+                <w:i w:val="false"/>
+                <w:b w:val="false"/>
+                <w:u w:val="none"/>
+                <w:sz w:val="22"/>
+                <w:szCs w:val="22"/>
+                <w:color w:val="000000"/>
+              </w:rPr>
+              <w:t xml:space="preserve">0.00, 2.99</w:t>
+            </w:r>
+          </w:p>
+        </w:tc>
+        <w:tc>
+          <w:tcPr>
+            <w:tcBorders>
+              <w:bottom w:val="none" w:sz="0" w:space="0" w:color="000000"/>
+              <w:top w:val="none" w:sz="0" w:space="0" w:color="000000"/>
+              <w:left w:val="none" w:sz="0" w:space="0" w:color="000000"/>
+              <w:right w:val="none" w:sz="0" w:space="0" w:color="000000"/>
+            </w:tcBorders>
+            <w:shd w:val="clear" w:color="auto" w:fill="FFFFFF"/>
+            <w:tcMar>
+              <w:top w:w="0" w:type="dxa"/>
+              <w:bottom w:w="0" w:type="dxa"/>
+              <w:left w:w="0" w:type="dxa"/>
+              <w:right w:w="0" w:type="dxa"/>
+            </w:tcMar>
+            <w:vAlign w:val="top"/>
+          </w:tcPr>
+          <w:p>
+            <w:pPr>
+              <w:pStyle w:val="Normal"/>
+              <w:jc w:val="center"/>
+              <w:pBdr>
+                <w:bottom w:val="none" w:sz="0" w:space="0" w:color="000000"/>
+                <w:top w:val="none" w:sz="0" w:space="0" w:color="000000"/>
+                <w:left w:val="none" w:sz="0" w:space="0" w:color="000000"/>
+                <w:right w:val="none" w:sz="0" w:space="0" w:color="000000"/>
+              </w:pBdr>
+              <w:spacing w:after="100" w:before="100" w:line="240"/>
+              <w:ind w:left="100" w:right="100" w:firstLine="0" w:firstLineChars="0"/>
+              <w:rPr>
+                <w:rFonts w:ascii="Helvetica" w:hAnsi="Helvetica" w:eastAsia="Helvetica" w:cs="Helvetica"/>
+                <w:i w:val="false"/>
+                <w:b w:val="false"/>
+                <w:u w:val="none"/>
+                <w:sz w:val="22"/>
+                <w:szCs w:val="22"/>
+                <w:color w:val="000000"/>
+              </w:rPr>
+            </w:pPr>
+            <w:r>
+              <w:rPr>
+                <w:rFonts w:ascii="Helvetica" w:hAnsi="Helvetica" w:eastAsia="Helvetica" w:cs="Helvetica"/>
+                <w:i w:val="false"/>
+                <w:b w:val="false"/>
+                <w:u w:val="none"/>
+                <w:sz w:val="22"/>
+                <w:szCs w:val="22"/>
+                <w:color w:val="000000"/>
+              </w:rPr>
+              <w:t xml:space="preserve">0.130</w:t>
             </w:r>
           </w:p>
         </w:tc>
@@ -7653,113 +7653,113 @@
                 <w:szCs w:val="22"/>
                 <w:color w:val="000000"/>
               </w:rPr>
-              <w:t xml:space="preserve">0.36</w:t>
-            </w:r>
-          </w:p>
-        </w:tc>
-        <w:tc>
-          <w:tcPr>
-            <w:tcBorders>
-              <w:bottom w:val="none" w:sz="0" w:space="0" w:color="000000"/>
-              <w:top w:val="none" w:sz="0" w:space="0" w:color="000000"/>
-              <w:left w:val="none" w:sz="0" w:space="0" w:color="000000"/>
-              <w:right w:val="none" w:sz="0" w:space="0" w:color="000000"/>
-            </w:tcBorders>
-            <w:shd w:val="clear" w:color="auto" w:fill="FFFFFF"/>
-            <w:tcMar>
-              <w:top w:w="0" w:type="dxa"/>
-              <w:bottom w:w="0" w:type="dxa"/>
-              <w:left w:w="0" w:type="dxa"/>
-              <w:right w:w="0" w:type="dxa"/>
-            </w:tcMar>
-            <w:vAlign w:val="top"/>
-          </w:tcPr>
-          <w:p>
-            <w:pPr>
-              <w:pStyle w:val="Normal"/>
-              <w:jc w:val="center"/>
-              <w:pBdr>
-                <w:bottom w:val="none" w:sz="0" w:space="0" w:color="000000"/>
-                <w:top w:val="none" w:sz="0" w:space="0" w:color="000000"/>
-                <w:left w:val="none" w:sz="0" w:space="0" w:color="000000"/>
-                <w:right w:val="none" w:sz="0" w:space="0" w:color="000000"/>
-              </w:pBdr>
-              <w:spacing w:after="100" w:before="100" w:line="240"/>
-              <w:ind w:left="100" w:right="100" w:firstLine="0" w:firstLineChars="0"/>
-              <w:rPr>
-                <w:rFonts w:ascii="Helvetica" w:hAnsi="Helvetica" w:eastAsia="Helvetica" w:cs="Helvetica"/>
-                <w:i w:val="false"/>
-                <w:b w:val="false"/>
-                <w:u w:val="none"/>
-                <w:sz w:val="22"/>
-                <w:szCs w:val="22"/>
-                <w:color w:val="000000"/>
-              </w:rPr>
-            </w:pPr>
-            <w:r>
-              <w:rPr>
-                <w:rFonts w:ascii="Helvetica" w:hAnsi="Helvetica" w:eastAsia="Helvetica" w:cs="Helvetica"/>
-                <w:i w:val="false"/>
-                <w:b w:val="false"/>
-                <w:u w:val="none"/>
-                <w:sz w:val="22"/>
-                <w:szCs w:val="22"/>
-                <w:color w:val="000000"/>
-              </w:rPr>
-              <w:t xml:space="preserve">0.08, 1.59</w:t>
-            </w:r>
-          </w:p>
-        </w:tc>
-        <w:tc>
-          <w:tcPr>
-            <w:tcBorders>
-              <w:bottom w:val="none" w:sz="0" w:space="0" w:color="000000"/>
-              <w:top w:val="none" w:sz="0" w:space="0" w:color="000000"/>
-              <w:left w:val="none" w:sz="0" w:space="0" w:color="000000"/>
-              <w:right w:val="none" w:sz="0" w:space="0" w:color="000000"/>
-            </w:tcBorders>
-            <w:shd w:val="clear" w:color="auto" w:fill="FFFFFF"/>
-            <w:tcMar>
-              <w:top w:w="0" w:type="dxa"/>
-              <w:bottom w:w="0" w:type="dxa"/>
-              <w:left w:w="0" w:type="dxa"/>
-              <w:right w:w="0" w:type="dxa"/>
-            </w:tcMar>
-            <w:vAlign w:val="top"/>
-          </w:tcPr>
-          <w:p>
-            <w:pPr>
-              <w:pStyle w:val="Normal"/>
-              <w:jc w:val="center"/>
-              <w:pBdr>
-                <w:bottom w:val="none" w:sz="0" w:space="0" w:color="000000"/>
-                <w:top w:val="none" w:sz="0" w:space="0" w:color="000000"/>
-                <w:left w:val="none" w:sz="0" w:space="0" w:color="000000"/>
-                <w:right w:val="none" w:sz="0" w:space="0" w:color="000000"/>
-              </w:pBdr>
-              <w:spacing w:after="100" w:before="100" w:line="240"/>
-              <w:ind w:left="100" w:right="100" w:firstLine="0" w:firstLineChars="0"/>
-              <w:rPr>
-                <w:rFonts w:ascii="Helvetica" w:hAnsi="Helvetica" w:eastAsia="Helvetica" w:cs="Helvetica"/>
-                <w:i w:val="false"/>
-                <w:b w:val="false"/>
-                <w:u w:val="none"/>
-                <w:sz w:val="22"/>
-                <w:szCs w:val="22"/>
-                <w:color w:val="000000"/>
-              </w:rPr>
-            </w:pPr>
-            <w:r>
-              <w:rPr>
-                <w:rFonts w:ascii="Helvetica" w:hAnsi="Helvetica" w:eastAsia="Helvetica" w:cs="Helvetica"/>
-                <w:i w:val="false"/>
-                <w:b w:val="false"/>
-                <w:u w:val="none"/>
-                <w:sz w:val="22"/>
-                <w:szCs w:val="22"/>
-                <w:color w:val="000000"/>
-              </w:rPr>
-              <w:t xml:space="preserve">0.180</w:t>
+              <w:t xml:space="preserve">0.43</w:t>
+            </w:r>
+          </w:p>
+        </w:tc>
+        <w:tc>
+          <w:tcPr>
+            <w:tcBorders>
+              <w:bottom w:val="none" w:sz="0" w:space="0" w:color="000000"/>
+              <w:top w:val="none" w:sz="0" w:space="0" w:color="000000"/>
+              <w:left w:val="none" w:sz="0" w:space="0" w:color="000000"/>
+              <w:right w:val="none" w:sz="0" w:space="0" w:color="000000"/>
+            </w:tcBorders>
+            <w:shd w:val="clear" w:color="auto" w:fill="FFFFFF"/>
+            <w:tcMar>
+              <w:top w:w="0" w:type="dxa"/>
+              <w:bottom w:w="0" w:type="dxa"/>
+              <w:left w:w="0" w:type="dxa"/>
+              <w:right w:w="0" w:type="dxa"/>
+            </w:tcMar>
+            <w:vAlign w:val="top"/>
+          </w:tcPr>
+          <w:p>
+            <w:pPr>
+              <w:pStyle w:val="Normal"/>
+              <w:jc w:val="center"/>
+              <w:pBdr>
+                <w:bottom w:val="none" w:sz="0" w:space="0" w:color="000000"/>
+                <w:top w:val="none" w:sz="0" w:space="0" w:color="000000"/>
+                <w:left w:val="none" w:sz="0" w:space="0" w:color="000000"/>
+                <w:right w:val="none" w:sz="0" w:space="0" w:color="000000"/>
+              </w:pBdr>
+              <w:spacing w:after="100" w:before="100" w:line="240"/>
+              <w:ind w:left="100" w:right="100" w:firstLine="0" w:firstLineChars="0"/>
+              <w:rPr>
+                <w:rFonts w:ascii="Helvetica" w:hAnsi="Helvetica" w:eastAsia="Helvetica" w:cs="Helvetica"/>
+                <w:i w:val="false"/>
+                <w:b w:val="false"/>
+                <w:u w:val="none"/>
+                <w:sz w:val="22"/>
+                <w:szCs w:val="22"/>
+                <w:color w:val="000000"/>
+              </w:rPr>
+            </w:pPr>
+            <w:r>
+              <w:rPr>
+                <w:rFonts w:ascii="Helvetica" w:hAnsi="Helvetica" w:eastAsia="Helvetica" w:cs="Helvetica"/>
+                <w:i w:val="false"/>
+                <w:b w:val="false"/>
+                <w:u w:val="none"/>
+                <w:sz w:val="22"/>
+                <w:szCs w:val="22"/>
+                <w:color w:val="000000"/>
+              </w:rPr>
+              <w:t xml:space="preserve">0.10, 1.80</w:t>
+            </w:r>
+          </w:p>
+        </w:tc>
+        <w:tc>
+          <w:tcPr>
+            <w:tcBorders>
+              <w:bottom w:val="none" w:sz="0" w:space="0" w:color="000000"/>
+              <w:top w:val="none" w:sz="0" w:space="0" w:color="000000"/>
+              <w:left w:val="none" w:sz="0" w:space="0" w:color="000000"/>
+              <w:right w:val="none" w:sz="0" w:space="0" w:color="000000"/>
+            </w:tcBorders>
+            <w:shd w:val="clear" w:color="auto" w:fill="FFFFFF"/>
+            <w:tcMar>
+              <w:top w:w="0" w:type="dxa"/>
+              <w:bottom w:w="0" w:type="dxa"/>
+              <w:left w:w="0" w:type="dxa"/>
+              <w:right w:w="0" w:type="dxa"/>
+            </w:tcMar>
+            <w:vAlign w:val="top"/>
+          </w:tcPr>
+          <w:p>
+            <w:pPr>
+              <w:pStyle w:val="Normal"/>
+              <w:jc w:val="center"/>
+              <w:pBdr>
+                <w:bottom w:val="none" w:sz="0" w:space="0" w:color="000000"/>
+                <w:top w:val="none" w:sz="0" w:space="0" w:color="000000"/>
+                <w:left w:val="none" w:sz="0" w:space="0" w:color="000000"/>
+                <w:right w:val="none" w:sz="0" w:space="0" w:color="000000"/>
+              </w:pBdr>
+              <w:spacing w:after="100" w:before="100" w:line="240"/>
+              <w:ind w:left="100" w:right="100" w:firstLine="0" w:firstLineChars="0"/>
+              <w:rPr>
+                <w:rFonts w:ascii="Helvetica" w:hAnsi="Helvetica" w:eastAsia="Helvetica" w:cs="Helvetica"/>
+                <w:i w:val="false"/>
+                <w:b w:val="false"/>
+                <w:u w:val="none"/>
+                <w:sz w:val="22"/>
+                <w:szCs w:val="22"/>
+                <w:color w:val="000000"/>
+              </w:rPr>
+            </w:pPr>
+            <w:r>
+              <w:rPr>
+                <w:rFonts w:ascii="Helvetica" w:hAnsi="Helvetica" w:eastAsia="Helvetica" w:cs="Helvetica"/>
+                <w:i w:val="false"/>
+                <w:b w:val="false"/>
+                <w:u w:val="none"/>
+                <w:sz w:val="22"/>
+                <w:szCs w:val="22"/>
+                <w:color w:val="000000"/>
+              </w:rPr>
+              <w:t xml:space="preserve">0.240</w:t>
             </w:r>
           </w:p>
         </w:tc>
@@ -7865,113 +7865,113 @@
                 <w:szCs w:val="22"/>
                 <w:color w:val="000000"/>
               </w:rPr>
-              <w:t xml:space="preserve">0.00</w:t>
-            </w:r>
-          </w:p>
-        </w:tc>
-        <w:tc>
-          <w:tcPr>
-            <w:tcBorders>
-              <w:bottom w:val="none" w:sz="0" w:space="0" w:color="000000"/>
-              <w:top w:val="none" w:sz="0" w:space="0" w:color="000000"/>
-              <w:left w:val="none" w:sz="0" w:space="0" w:color="000000"/>
-              <w:right w:val="none" w:sz="0" w:space="0" w:color="000000"/>
-            </w:tcBorders>
-            <w:shd w:val="clear" w:color="auto" w:fill="FFFFFF"/>
-            <w:tcMar>
-              <w:top w:w="0" w:type="dxa"/>
-              <w:bottom w:w="0" w:type="dxa"/>
-              <w:left w:w="0" w:type="dxa"/>
-              <w:right w:w="0" w:type="dxa"/>
-            </w:tcMar>
-            <w:vAlign w:val="top"/>
-          </w:tcPr>
-          <w:p>
-            <w:pPr>
-              <w:pStyle w:val="Normal"/>
-              <w:jc w:val="center"/>
-              <w:pBdr>
-                <w:bottom w:val="none" w:sz="0" w:space="0" w:color="000000"/>
-                <w:top w:val="none" w:sz="0" w:space="0" w:color="000000"/>
-                <w:left w:val="none" w:sz="0" w:space="0" w:color="000000"/>
-                <w:right w:val="none" w:sz="0" w:space="0" w:color="000000"/>
-              </w:pBdr>
-              <w:spacing w:after="100" w:before="100" w:line="240"/>
-              <w:ind w:left="100" w:right="100" w:firstLine="0" w:firstLineChars="0"/>
-              <w:rPr>
-                <w:rFonts w:ascii="Helvetica" w:hAnsi="Helvetica" w:eastAsia="Helvetica" w:cs="Helvetica"/>
-                <w:i w:val="false"/>
-                <w:b w:val="false"/>
-                <w:u w:val="none"/>
-                <w:sz w:val="22"/>
-                <w:szCs w:val="22"/>
-                <w:color w:val="000000"/>
-              </w:rPr>
-            </w:pPr>
-            <w:r>
-              <w:rPr>
-                <w:rFonts w:ascii="Helvetica" w:hAnsi="Helvetica" w:eastAsia="Helvetica" w:cs="Helvetica"/>
-                <w:i w:val="false"/>
-                <w:b w:val="false"/>
-                <w:u w:val="none"/>
-                <w:sz w:val="22"/>
-                <w:szCs w:val="22"/>
-                <w:color w:val="000000"/>
-              </w:rPr>
-              <w:t xml:space="preserve">0.00, 0.00</w:t>
-            </w:r>
-          </w:p>
-        </w:tc>
-        <w:tc>
-          <w:tcPr>
-            <w:tcBorders>
-              <w:bottom w:val="none" w:sz="0" w:space="0" w:color="000000"/>
-              <w:top w:val="none" w:sz="0" w:space="0" w:color="000000"/>
-              <w:left w:val="none" w:sz="0" w:space="0" w:color="000000"/>
-              <w:right w:val="none" w:sz="0" w:space="0" w:color="000000"/>
-            </w:tcBorders>
-            <w:shd w:val="clear" w:color="auto" w:fill="FFFFFF"/>
-            <w:tcMar>
-              <w:top w:w="0" w:type="dxa"/>
-              <w:bottom w:w="0" w:type="dxa"/>
-              <w:left w:w="0" w:type="dxa"/>
-              <w:right w:w="0" w:type="dxa"/>
-            </w:tcMar>
-            <w:vAlign w:val="top"/>
-          </w:tcPr>
-          <w:p>
-            <w:pPr>
-              <w:pStyle w:val="Normal"/>
-              <w:jc w:val="center"/>
-              <w:pBdr>
-                <w:bottom w:val="none" w:sz="0" w:space="0" w:color="000000"/>
-                <w:top w:val="none" w:sz="0" w:space="0" w:color="000000"/>
-                <w:left w:val="none" w:sz="0" w:space="0" w:color="000000"/>
-                <w:right w:val="none" w:sz="0" w:space="0" w:color="000000"/>
-              </w:pBdr>
-              <w:spacing w:after="100" w:before="100" w:line="240"/>
-              <w:ind w:left="100" w:right="100" w:firstLine="0" w:firstLineChars="0"/>
-              <w:rPr>
-                <w:rFonts w:ascii="Helvetica" w:hAnsi="Helvetica" w:eastAsia="Helvetica" w:cs="Helvetica"/>
-                <w:i w:val="false"/>
-                <w:b w:val="false"/>
-                <w:u w:val="none"/>
-                <w:sz w:val="22"/>
-                <w:szCs w:val="22"/>
-                <w:color w:val="000000"/>
-              </w:rPr>
-            </w:pPr>
-            <w:r>
-              <w:rPr>
-                <w:rFonts w:ascii="Helvetica" w:hAnsi="Helvetica" w:eastAsia="Helvetica" w:cs="Helvetica"/>
-                <w:i w:val="false"/>
-                <w:b w:val="false"/>
-                <w:u w:val="none"/>
-                <w:sz w:val="22"/>
-                <w:szCs w:val="22"/>
-                <w:color w:val="000000"/>
-              </w:rPr>
-              <w:t xml:space="preserve">&lt;0.001</w:t>
+              <w:t xml:space="preserve">0.02</w:t>
+            </w:r>
+          </w:p>
+        </w:tc>
+        <w:tc>
+          <w:tcPr>
+            <w:tcBorders>
+              <w:bottom w:val="none" w:sz="0" w:space="0" w:color="000000"/>
+              <w:top w:val="none" w:sz="0" w:space="0" w:color="000000"/>
+              <w:left w:val="none" w:sz="0" w:space="0" w:color="000000"/>
+              <w:right w:val="none" w:sz="0" w:space="0" w:color="000000"/>
+            </w:tcBorders>
+            <w:shd w:val="clear" w:color="auto" w:fill="FFFFFF"/>
+            <w:tcMar>
+              <w:top w:w="0" w:type="dxa"/>
+              <w:bottom w:w="0" w:type="dxa"/>
+              <w:left w:w="0" w:type="dxa"/>
+              <w:right w:w="0" w:type="dxa"/>
+            </w:tcMar>
+            <w:vAlign w:val="top"/>
+          </w:tcPr>
+          <w:p>
+            <w:pPr>
+              <w:pStyle w:val="Normal"/>
+              <w:jc w:val="center"/>
+              <w:pBdr>
+                <w:bottom w:val="none" w:sz="0" w:space="0" w:color="000000"/>
+                <w:top w:val="none" w:sz="0" w:space="0" w:color="000000"/>
+                <w:left w:val="none" w:sz="0" w:space="0" w:color="000000"/>
+                <w:right w:val="none" w:sz="0" w:space="0" w:color="000000"/>
+              </w:pBdr>
+              <w:spacing w:after="100" w:before="100" w:line="240"/>
+              <w:ind w:left="100" w:right="100" w:firstLine="0" w:firstLineChars="0"/>
+              <w:rPr>
+                <w:rFonts w:ascii="Helvetica" w:hAnsi="Helvetica" w:eastAsia="Helvetica" w:cs="Helvetica"/>
+                <w:i w:val="false"/>
+                <w:b w:val="false"/>
+                <w:u w:val="none"/>
+                <w:sz w:val="22"/>
+                <w:szCs w:val="22"/>
+                <w:color w:val="000000"/>
+              </w:rPr>
+            </w:pPr>
+            <w:r>
+              <w:rPr>
+                <w:rFonts w:ascii="Helvetica" w:hAnsi="Helvetica" w:eastAsia="Helvetica" w:cs="Helvetica"/>
+                <w:i w:val="false"/>
+                <w:b w:val="false"/>
+                <w:u w:val="none"/>
+                <w:sz w:val="22"/>
+                <w:szCs w:val="22"/>
+                <w:color w:val="000000"/>
+              </w:rPr>
+              <w:t xml:space="preserve">0.00, 0.66</w:t>
+            </w:r>
+          </w:p>
+        </w:tc>
+        <w:tc>
+          <w:tcPr>
+            <w:tcBorders>
+              <w:bottom w:val="none" w:sz="0" w:space="0" w:color="000000"/>
+              <w:top w:val="none" w:sz="0" w:space="0" w:color="000000"/>
+              <w:left w:val="none" w:sz="0" w:space="0" w:color="000000"/>
+              <w:right w:val="none" w:sz="0" w:space="0" w:color="000000"/>
+            </w:tcBorders>
+            <w:shd w:val="clear" w:color="auto" w:fill="FFFFFF"/>
+            <w:tcMar>
+              <w:top w:w="0" w:type="dxa"/>
+              <w:bottom w:w="0" w:type="dxa"/>
+              <w:left w:w="0" w:type="dxa"/>
+              <w:right w:w="0" w:type="dxa"/>
+            </w:tcMar>
+            <w:vAlign w:val="top"/>
+          </w:tcPr>
+          <w:p>
+            <w:pPr>
+              <w:pStyle w:val="Normal"/>
+              <w:jc w:val="center"/>
+              <w:pBdr>
+                <w:bottom w:val="none" w:sz="0" w:space="0" w:color="000000"/>
+                <w:top w:val="none" w:sz="0" w:space="0" w:color="000000"/>
+                <w:left w:val="none" w:sz="0" w:space="0" w:color="000000"/>
+                <w:right w:val="none" w:sz="0" w:space="0" w:color="000000"/>
+              </w:pBdr>
+              <w:spacing w:after="100" w:before="100" w:line="240"/>
+              <w:ind w:left="100" w:right="100" w:firstLine="0" w:firstLineChars="0"/>
+              <w:rPr>
+                <w:rFonts w:ascii="Helvetica" w:hAnsi="Helvetica" w:eastAsia="Helvetica" w:cs="Helvetica"/>
+                <w:i w:val="false"/>
+                <w:b w:val="false"/>
+                <w:u w:val="none"/>
+                <w:sz w:val="22"/>
+                <w:szCs w:val="22"/>
+                <w:color w:val="000000"/>
+              </w:rPr>
+            </w:pPr>
+            <w:r>
+              <w:rPr>
+                <w:rFonts w:ascii="Helvetica" w:hAnsi="Helvetica" w:eastAsia="Helvetica" w:cs="Helvetica"/>
+                <w:i w:val="false"/>
+                <w:b w:val="false"/>
+                <w:u w:val="none"/>
+                <w:sz w:val="22"/>
+                <w:szCs w:val="22"/>
+                <w:color w:val="000000"/>
+              </w:rPr>
+              <w:t xml:space="preserve">0.029</w:t>
             </w:r>
           </w:p>
         </w:tc>
@@ -10068,113 +10068,113 @@
                 <w:szCs w:val="22"/>
                 <w:color w:val="000000"/>
               </w:rPr>
-              <w:t xml:space="preserve">0.68</w:t>
-            </w:r>
-          </w:p>
-        </w:tc>
-        <w:tc>
-          <w:tcPr>
-            <w:tcBorders>
-              <w:bottom w:val="none" w:sz="0" w:space="0" w:color="000000"/>
-              <w:top w:val="none" w:sz="0" w:space="0" w:color="000000"/>
-              <w:left w:val="none" w:sz="0" w:space="0" w:color="000000"/>
-              <w:right w:val="none" w:sz="0" w:space="0" w:color="000000"/>
-            </w:tcBorders>
-            <w:shd w:val="clear" w:color="auto" w:fill="FFFFFF"/>
-            <w:tcMar>
-              <w:top w:w="0" w:type="dxa"/>
-              <w:bottom w:w="0" w:type="dxa"/>
-              <w:left w:w="0" w:type="dxa"/>
-              <w:right w:w="0" w:type="dxa"/>
-            </w:tcMar>
-            <w:vAlign w:val="top"/>
-          </w:tcPr>
-          <w:p>
-            <w:pPr>
-              <w:pStyle w:val="Normal"/>
-              <w:jc w:val="center"/>
-              <w:pBdr>
-                <w:bottom w:val="none" w:sz="0" w:space="0" w:color="000000"/>
-                <w:top w:val="none" w:sz="0" w:space="0" w:color="000000"/>
-                <w:left w:val="none" w:sz="0" w:space="0" w:color="000000"/>
-                <w:right w:val="none" w:sz="0" w:space="0" w:color="000000"/>
-              </w:pBdr>
-              <w:spacing w:after="100" w:before="100" w:line="240"/>
-              <w:ind w:left="100" w:right="100" w:firstLine="0" w:firstLineChars="0"/>
-              <w:rPr>
-                <w:rFonts w:ascii="Helvetica" w:hAnsi="Helvetica" w:eastAsia="Helvetica" w:cs="Helvetica"/>
-                <w:i w:val="false"/>
-                <w:b w:val="false"/>
-                <w:u w:val="none"/>
-                <w:sz w:val="22"/>
-                <w:szCs w:val="22"/>
-                <w:color w:val="000000"/>
-              </w:rPr>
-            </w:pPr>
-            <w:r>
-              <w:rPr>
-                <w:rFonts w:ascii="Helvetica" w:hAnsi="Helvetica" w:eastAsia="Helvetica" w:cs="Helvetica"/>
-                <w:i w:val="false"/>
-                <w:b w:val="false"/>
-                <w:u w:val="none"/>
-                <w:sz w:val="22"/>
-                <w:szCs w:val="22"/>
-                <w:color w:val="000000"/>
-              </w:rPr>
-              <w:t xml:space="preserve">0.20, 2.30</w:t>
-            </w:r>
-          </w:p>
-        </w:tc>
-        <w:tc>
-          <w:tcPr>
-            <w:tcBorders>
-              <w:bottom w:val="none" w:sz="0" w:space="0" w:color="000000"/>
-              <w:top w:val="none" w:sz="0" w:space="0" w:color="000000"/>
-              <w:left w:val="none" w:sz="0" w:space="0" w:color="000000"/>
-              <w:right w:val="none" w:sz="0" w:space="0" w:color="000000"/>
-            </w:tcBorders>
-            <w:shd w:val="clear" w:color="auto" w:fill="FFFFFF"/>
-            <w:tcMar>
-              <w:top w:w="0" w:type="dxa"/>
-              <w:bottom w:w="0" w:type="dxa"/>
-              <w:left w:w="0" w:type="dxa"/>
-              <w:right w:w="0" w:type="dxa"/>
-            </w:tcMar>
-            <w:vAlign w:val="top"/>
-          </w:tcPr>
-          <w:p>
-            <w:pPr>
-              <w:pStyle w:val="Normal"/>
-              <w:jc w:val="center"/>
-              <w:pBdr>
-                <w:bottom w:val="none" w:sz="0" w:space="0" w:color="000000"/>
-                <w:top w:val="none" w:sz="0" w:space="0" w:color="000000"/>
-                <w:left w:val="none" w:sz="0" w:space="0" w:color="000000"/>
-                <w:right w:val="none" w:sz="0" w:space="0" w:color="000000"/>
-              </w:pBdr>
-              <w:spacing w:after="100" w:before="100" w:line="240"/>
-              <w:ind w:left="100" w:right="100" w:firstLine="0" w:firstLineChars="0"/>
-              <w:rPr>
-                <w:rFonts w:ascii="Helvetica" w:hAnsi="Helvetica" w:eastAsia="Helvetica" w:cs="Helvetica"/>
-                <w:i w:val="false"/>
-                <w:b w:val="false"/>
-                <w:u w:val="none"/>
-                <w:sz w:val="22"/>
-                <w:szCs w:val="22"/>
-                <w:color w:val="000000"/>
-              </w:rPr>
-            </w:pPr>
-            <w:r>
-              <w:rPr>
-                <w:rFonts w:ascii="Helvetica" w:hAnsi="Helvetica" w:eastAsia="Helvetica" w:cs="Helvetica"/>
-                <w:i w:val="false"/>
-                <w:b w:val="false"/>
-                <w:u w:val="none"/>
-                <w:sz w:val="22"/>
-                <w:szCs w:val="22"/>
-                <w:color w:val="000000"/>
-              </w:rPr>
-              <w:t xml:space="preserve">0.530</w:t>
+              <w:t xml:space="preserve">0.95</w:t>
+            </w:r>
+          </w:p>
+        </w:tc>
+        <w:tc>
+          <w:tcPr>
+            <w:tcBorders>
+              <w:bottom w:val="none" w:sz="0" w:space="0" w:color="000000"/>
+              <w:top w:val="none" w:sz="0" w:space="0" w:color="000000"/>
+              <w:left w:val="none" w:sz="0" w:space="0" w:color="000000"/>
+              <w:right w:val="none" w:sz="0" w:space="0" w:color="000000"/>
+            </w:tcBorders>
+            <w:shd w:val="clear" w:color="auto" w:fill="FFFFFF"/>
+            <w:tcMar>
+              <w:top w:w="0" w:type="dxa"/>
+              <w:bottom w:w="0" w:type="dxa"/>
+              <w:left w:w="0" w:type="dxa"/>
+              <w:right w:w="0" w:type="dxa"/>
+            </w:tcMar>
+            <w:vAlign w:val="top"/>
+          </w:tcPr>
+          <w:p>
+            <w:pPr>
+              <w:pStyle w:val="Normal"/>
+              <w:jc w:val="center"/>
+              <w:pBdr>
+                <w:bottom w:val="none" w:sz="0" w:space="0" w:color="000000"/>
+                <w:top w:val="none" w:sz="0" w:space="0" w:color="000000"/>
+                <w:left w:val="none" w:sz="0" w:space="0" w:color="000000"/>
+                <w:right w:val="none" w:sz="0" w:space="0" w:color="000000"/>
+              </w:pBdr>
+              <w:spacing w:after="100" w:before="100" w:line="240"/>
+              <w:ind w:left="100" w:right="100" w:firstLine="0" w:firstLineChars="0"/>
+              <w:rPr>
+                <w:rFonts w:ascii="Helvetica" w:hAnsi="Helvetica" w:eastAsia="Helvetica" w:cs="Helvetica"/>
+                <w:i w:val="false"/>
+                <w:b w:val="false"/>
+                <w:u w:val="none"/>
+                <w:sz w:val="22"/>
+                <w:szCs w:val="22"/>
+                <w:color w:val="000000"/>
+              </w:rPr>
+            </w:pPr>
+            <w:r>
+              <w:rPr>
+                <w:rFonts w:ascii="Helvetica" w:hAnsi="Helvetica" w:eastAsia="Helvetica" w:cs="Helvetica"/>
+                <w:i w:val="false"/>
+                <w:b w:val="false"/>
+                <w:u w:val="none"/>
+                <w:sz w:val="22"/>
+                <w:szCs w:val="22"/>
+                <w:color w:val="000000"/>
+              </w:rPr>
+              <w:t xml:space="preserve">0.30, 3.03</w:t>
+            </w:r>
+          </w:p>
+        </w:tc>
+        <w:tc>
+          <w:tcPr>
+            <w:tcBorders>
+              <w:bottom w:val="none" w:sz="0" w:space="0" w:color="000000"/>
+              <w:top w:val="none" w:sz="0" w:space="0" w:color="000000"/>
+              <w:left w:val="none" w:sz="0" w:space="0" w:color="000000"/>
+              <w:right w:val="none" w:sz="0" w:space="0" w:color="000000"/>
+            </w:tcBorders>
+            <w:shd w:val="clear" w:color="auto" w:fill="FFFFFF"/>
+            <w:tcMar>
+              <w:top w:w="0" w:type="dxa"/>
+              <w:bottom w:w="0" w:type="dxa"/>
+              <w:left w:w="0" w:type="dxa"/>
+              <w:right w:w="0" w:type="dxa"/>
+            </w:tcMar>
+            <w:vAlign w:val="top"/>
+          </w:tcPr>
+          <w:p>
+            <w:pPr>
+              <w:pStyle w:val="Normal"/>
+              <w:jc w:val="center"/>
+              <w:pBdr>
+                <w:bottom w:val="none" w:sz="0" w:space="0" w:color="000000"/>
+                <w:top w:val="none" w:sz="0" w:space="0" w:color="000000"/>
+                <w:left w:val="none" w:sz="0" w:space="0" w:color="000000"/>
+                <w:right w:val="none" w:sz="0" w:space="0" w:color="000000"/>
+              </w:pBdr>
+              <w:spacing w:after="100" w:before="100" w:line="240"/>
+              <w:ind w:left="100" w:right="100" w:firstLine="0" w:firstLineChars="0"/>
+              <w:rPr>
+                <w:rFonts w:ascii="Helvetica" w:hAnsi="Helvetica" w:eastAsia="Helvetica" w:cs="Helvetica"/>
+                <w:i w:val="false"/>
+                <w:b w:val="false"/>
+                <w:u w:val="none"/>
+                <w:sz w:val="22"/>
+                <w:szCs w:val="22"/>
+                <w:color w:val="000000"/>
+              </w:rPr>
+            </w:pPr>
+            <w:r>
+              <w:rPr>
+                <w:rFonts w:ascii="Helvetica" w:hAnsi="Helvetica" w:eastAsia="Helvetica" w:cs="Helvetica"/>
+                <w:i w:val="false"/>
+                <w:b w:val="false"/>
+                <w:u w:val="none"/>
+                <w:sz w:val="22"/>
+                <w:szCs w:val="22"/>
+                <w:color w:val="000000"/>
+              </w:rPr>
+              <w:t xml:space="preserve">0.940</w:t>
             </w:r>
           </w:p>
         </w:tc>
@@ -10280,113 +10280,113 @@
                 <w:szCs w:val="22"/>
                 <w:color w:val="000000"/>
               </w:rPr>
-              <w:t xml:space="preserve">159,935</w:t>
-            </w:r>
-          </w:p>
-        </w:tc>
-        <w:tc>
-          <w:tcPr>
-            <w:tcBorders>
-              <w:bottom w:val="none" w:sz="0" w:space="0" w:color="000000"/>
-              <w:top w:val="none" w:sz="0" w:space="0" w:color="000000"/>
-              <w:left w:val="none" w:sz="0" w:space="0" w:color="000000"/>
-              <w:right w:val="none" w:sz="0" w:space="0" w:color="000000"/>
-            </w:tcBorders>
-            <w:shd w:val="clear" w:color="auto" w:fill="FFFFFF"/>
-            <w:tcMar>
-              <w:top w:w="0" w:type="dxa"/>
-              <w:bottom w:w="0" w:type="dxa"/>
-              <w:left w:w="0" w:type="dxa"/>
-              <w:right w:w="0" w:type="dxa"/>
-            </w:tcMar>
-            <w:vAlign w:val="top"/>
-          </w:tcPr>
-          <w:p>
-            <w:pPr>
-              <w:pStyle w:val="Normal"/>
-              <w:jc w:val="center"/>
-              <w:pBdr>
-                <w:bottom w:val="none" w:sz="0" w:space="0" w:color="000000"/>
-                <w:top w:val="none" w:sz="0" w:space="0" w:color="000000"/>
-                <w:left w:val="none" w:sz="0" w:space="0" w:color="000000"/>
-                <w:right w:val="none" w:sz="0" w:space="0" w:color="000000"/>
-              </w:pBdr>
-              <w:spacing w:after="100" w:before="100" w:line="240"/>
-              <w:ind w:left="100" w:right="100" w:firstLine="0" w:firstLineChars="0"/>
-              <w:rPr>
-                <w:rFonts w:ascii="Helvetica" w:hAnsi="Helvetica" w:eastAsia="Helvetica" w:cs="Helvetica"/>
-                <w:i w:val="false"/>
-                <w:b w:val="false"/>
-                <w:u w:val="none"/>
-                <w:sz w:val="22"/>
-                <w:szCs w:val="22"/>
-                <w:color w:val="000000"/>
-              </w:rPr>
-            </w:pPr>
-            <w:r>
-              <w:rPr>
-                <w:rFonts w:ascii="Helvetica" w:hAnsi="Helvetica" w:eastAsia="Helvetica" w:cs="Helvetica"/>
-                <w:i w:val="false"/>
-                <w:b w:val="false"/>
-                <w:u w:val="none"/>
-                <w:sz w:val="22"/>
-                <w:szCs w:val="22"/>
-                <w:color w:val="000000"/>
-              </w:rPr>
-              <w:t xml:space="preserve">3,404, 7,513,335</w:t>
-            </w:r>
-          </w:p>
-        </w:tc>
-        <w:tc>
-          <w:tcPr>
-            <w:tcBorders>
-              <w:bottom w:val="none" w:sz="0" w:space="0" w:color="000000"/>
-              <w:top w:val="none" w:sz="0" w:space="0" w:color="000000"/>
-              <w:left w:val="none" w:sz="0" w:space="0" w:color="000000"/>
-              <w:right w:val="none" w:sz="0" w:space="0" w:color="000000"/>
-            </w:tcBorders>
-            <w:shd w:val="clear" w:color="auto" w:fill="FFFFFF"/>
-            <w:tcMar>
-              <w:top w:w="0" w:type="dxa"/>
-              <w:bottom w:w="0" w:type="dxa"/>
-              <w:left w:w="0" w:type="dxa"/>
-              <w:right w:w="0" w:type="dxa"/>
-            </w:tcMar>
-            <w:vAlign w:val="top"/>
-          </w:tcPr>
-          <w:p>
-            <w:pPr>
-              <w:pStyle w:val="Normal"/>
-              <w:jc w:val="center"/>
-              <w:pBdr>
-                <w:bottom w:val="none" w:sz="0" w:space="0" w:color="000000"/>
-                <w:top w:val="none" w:sz="0" w:space="0" w:color="000000"/>
-                <w:left w:val="none" w:sz="0" w:space="0" w:color="000000"/>
-                <w:right w:val="none" w:sz="0" w:space="0" w:color="000000"/>
-              </w:pBdr>
-              <w:spacing w:after="100" w:before="100" w:line="240"/>
-              <w:ind w:left="100" w:right="100" w:firstLine="0" w:firstLineChars="0"/>
-              <w:rPr>
-                <w:rFonts w:ascii="Helvetica" w:hAnsi="Helvetica" w:eastAsia="Helvetica" w:cs="Helvetica"/>
-                <w:i w:val="false"/>
-                <w:b w:val="false"/>
-                <w:u w:val="none"/>
-                <w:sz w:val="22"/>
-                <w:szCs w:val="22"/>
-                <w:color w:val="000000"/>
-              </w:rPr>
-            </w:pPr>
-            <w:r>
-              <w:rPr>
-                <w:rFonts w:ascii="Helvetica" w:hAnsi="Helvetica" w:eastAsia="Helvetica" w:cs="Helvetica"/>
-                <w:i w:val="false"/>
-                <w:b w:val="false"/>
-                <w:u w:val="none"/>
-                <w:sz w:val="22"/>
-                <w:szCs w:val="22"/>
-                <w:color w:val="000000"/>
-              </w:rPr>
-              <w:t xml:space="preserve">&lt;0.001</w:t>
+              <w:t xml:space="preserve">156</w:t>
+            </w:r>
+          </w:p>
+        </w:tc>
+        <w:tc>
+          <w:tcPr>
+            <w:tcBorders>
+              <w:bottom w:val="none" w:sz="0" w:space="0" w:color="000000"/>
+              <w:top w:val="none" w:sz="0" w:space="0" w:color="000000"/>
+              <w:left w:val="none" w:sz="0" w:space="0" w:color="000000"/>
+              <w:right w:val="none" w:sz="0" w:space="0" w:color="000000"/>
+            </w:tcBorders>
+            <w:shd w:val="clear" w:color="auto" w:fill="FFFFFF"/>
+            <w:tcMar>
+              <w:top w:w="0" w:type="dxa"/>
+              <w:bottom w:w="0" w:type="dxa"/>
+              <w:left w:w="0" w:type="dxa"/>
+              <w:right w:w="0" w:type="dxa"/>
+            </w:tcMar>
+            <w:vAlign w:val="top"/>
+          </w:tcPr>
+          <w:p>
+            <w:pPr>
+              <w:pStyle w:val="Normal"/>
+              <w:jc w:val="center"/>
+              <w:pBdr>
+                <w:bottom w:val="none" w:sz="0" w:space="0" w:color="000000"/>
+                <w:top w:val="none" w:sz="0" w:space="0" w:color="000000"/>
+                <w:left w:val="none" w:sz="0" w:space="0" w:color="000000"/>
+                <w:right w:val="none" w:sz="0" w:space="0" w:color="000000"/>
+              </w:pBdr>
+              <w:spacing w:after="100" w:before="100" w:line="240"/>
+              <w:ind w:left="100" w:right="100" w:firstLine="0" w:firstLineChars="0"/>
+              <w:rPr>
+                <w:rFonts w:ascii="Helvetica" w:hAnsi="Helvetica" w:eastAsia="Helvetica" w:cs="Helvetica"/>
+                <w:i w:val="false"/>
+                <w:b w:val="false"/>
+                <w:u w:val="none"/>
+                <w:sz w:val="22"/>
+                <w:szCs w:val="22"/>
+                <w:color w:val="000000"/>
+              </w:rPr>
+            </w:pPr>
+            <w:r>
+              <w:rPr>
+                <w:rFonts w:ascii="Helvetica" w:hAnsi="Helvetica" w:eastAsia="Helvetica" w:cs="Helvetica"/>
+                <w:i w:val="false"/>
+                <w:b w:val="false"/>
+                <w:u w:val="none"/>
+                <w:sz w:val="22"/>
+                <w:szCs w:val="22"/>
+                <w:color w:val="000000"/>
+              </w:rPr>
+              <w:t xml:space="preserve">3.91, 6,242</w:t>
+            </w:r>
+          </w:p>
+        </w:tc>
+        <w:tc>
+          <w:tcPr>
+            <w:tcBorders>
+              <w:bottom w:val="none" w:sz="0" w:space="0" w:color="000000"/>
+              <w:top w:val="none" w:sz="0" w:space="0" w:color="000000"/>
+              <w:left w:val="none" w:sz="0" w:space="0" w:color="000000"/>
+              <w:right w:val="none" w:sz="0" w:space="0" w:color="000000"/>
+            </w:tcBorders>
+            <w:shd w:val="clear" w:color="auto" w:fill="FFFFFF"/>
+            <w:tcMar>
+              <w:top w:w="0" w:type="dxa"/>
+              <w:bottom w:w="0" w:type="dxa"/>
+              <w:left w:w="0" w:type="dxa"/>
+              <w:right w:w="0" w:type="dxa"/>
+            </w:tcMar>
+            <w:vAlign w:val="top"/>
+          </w:tcPr>
+          <w:p>
+            <w:pPr>
+              <w:pStyle w:val="Normal"/>
+              <w:jc w:val="center"/>
+              <w:pBdr>
+                <w:bottom w:val="none" w:sz="0" w:space="0" w:color="000000"/>
+                <w:top w:val="none" w:sz="0" w:space="0" w:color="000000"/>
+                <w:left w:val="none" w:sz="0" w:space="0" w:color="000000"/>
+                <w:right w:val="none" w:sz="0" w:space="0" w:color="000000"/>
+              </w:pBdr>
+              <w:spacing w:after="100" w:before="100" w:line="240"/>
+              <w:ind w:left="100" w:right="100" w:firstLine="0" w:firstLineChars="0"/>
+              <w:rPr>
+                <w:rFonts w:ascii="Helvetica" w:hAnsi="Helvetica" w:eastAsia="Helvetica" w:cs="Helvetica"/>
+                <w:i w:val="false"/>
+                <w:b w:val="false"/>
+                <w:u w:val="none"/>
+                <w:sz w:val="22"/>
+                <w:szCs w:val="22"/>
+                <w:color w:val="000000"/>
+              </w:rPr>
+            </w:pPr>
+            <w:r>
+              <w:rPr>
+                <w:rFonts w:ascii="Helvetica" w:hAnsi="Helvetica" w:eastAsia="Helvetica" w:cs="Helvetica"/>
+                <w:i w:val="false"/>
+                <w:b w:val="false"/>
+                <w:u w:val="none"/>
+                <w:sz w:val="22"/>
+                <w:szCs w:val="22"/>
+                <w:color w:val="000000"/>
+              </w:rPr>
+              <w:t xml:space="preserve">0.007</w:t>
             </w:r>
           </w:p>
         </w:tc>
@@ -10551,113 +10551,113 @@
                 <w:szCs w:val="22"/>
                 <w:color w:val="000000"/>
               </w:rPr>
-              <w:t xml:space="preserve">1.60</w:t>
-            </w:r>
-          </w:p>
-        </w:tc>
-        <w:tc>
-          <w:tcPr>
-            <w:tcBorders>
-              <w:bottom w:val="none" w:sz="0" w:space="0" w:color="000000"/>
-              <w:top w:val="none" w:sz="0" w:space="0" w:color="000000"/>
-              <w:left w:val="none" w:sz="0" w:space="0" w:color="000000"/>
-              <w:right w:val="none" w:sz="0" w:space="0" w:color="000000"/>
-            </w:tcBorders>
-            <w:shd w:val="clear" w:color="auto" w:fill="FFFFFF"/>
-            <w:tcMar>
-              <w:top w:w="0" w:type="dxa"/>
-              <w:bottom w:w="0" w:type="dxa"/>
-              <w:left w:w="0" w:type="dxa"/>
-              <w:right w:w="0" w:type="dxa"/>
-            </w:tcMar>
-            <w:vAlign w:val="top"/>
-          </w:tcPr>
-          <w:p>
-            <w:pPr>
-              <w:pStyle w:val="Normal"/>
-              <w:jc w:val="center"/>
-              <w:pBdr>
-                <w:bottom w:val="none" w:sz="0" w:space="0" w:color="000000"/>
-                <w:top w:val="none" w:sz="0" w:space="0" w:color="000000"/>
-                <w:left w:val="none" w:sz="0" w:space="0" w:color="000000"/>
-                <w:right w:val="none" w:sz="0" w:space="0" w:color="000000"/>
-              </w:pBdr>
-              <w:spacing w:after="100" w:before="100" w:line="240"/>
-              <w:ind w:left="100" w:right="100" w:firstLine="0" w:firstLineChars="0"/>
-              <w:rPr>
-                <w:rFonts w:ascii="Helvetica" w:hAnsi="Helvetica" w:eastAsia="Helvetica" w:cs="Helvetica"/>
-                <w:i w:val="false"/>
-                <w:b w:val="false"/>
-                <w:u w:val="none"/>
-                <w:sz w:val="22"/>
-                <w:szCs w:val="22"/>
-                <w:color w:val="000000"/>
-              </w:rPr>
-            </w:pPr>
-            <w:r>
-              <w:rPr>
-                <w:rFonts w:ascii="Helvetica" w:hAnsi="Helvetica" w:eastAsia="Helvetica" w:cs="Helvetica"/>
-                <w:i w:val="false"/>
-                <w:b w:val="false"/>
-                <w:u w:val="none"/>
-                <w:sz w:val="22"/>
-                <w:szCs w:val="22"/>
-                <w:color w:val="000000"/>
-              </w:rPr>
-              <w:t xml:space="preserve">0.43, 5.98</w:t>
-            </w:r>
-          </w:p>
-        </w:tc>
-        <w:tc>
-          <w:tcPr>
-            <w:tcBorders>
-              <w:bottom w:val="none" w:sz="0" w:space="0" w:color="000000"/>
-              <w:top w:val="none" w:sz="0" w:space="0" w:color="000000"/>
-              <w:left w:val="none" w:sz="0" w:space="0" w:color="000000"/>
-              <w:right w:val="none" w:sz="0" w:space="0" w:color="000000"/>
-            </w:tcBorders>
-            <w:shd w:val="clear" w:color="auto" w:fill="FFFFFF"/>
-            <w:tcMar>
-              <w:top w:w="0" w:type="dxa"/>
-              <w:bottom w:w="0" w:type="dxa"/>
-              <w:left w:w="0" w:type="dxa"/>
-              <w:right w:w="0" w:type="dxa"/>
-            </w:tcMar>
-            <w:vAlign w:val="top"/>
-          </w:tcPr>
-          <w:p>
-            <w:pPr>
-              <w:pStyle w:val="Normal"/>
-              <w:jc w:val="center"/>
-              <w:pBdr>
-                <w:bottom w:val="none" w:sz="0" w:space="0" w:color="000000"/>
-                <w:top w:val="none" w:sz="0" w:space="0" w:color="000000"/>
-                <w:left w:val="none" w:sz="0" w:space="0" w:color="000000"/>
-                <w:right w:val="none" w:sz="0" w:space="0" w:color="000000"/>
-              </w:pBdr>
-              <w:spacing w:after="100" w:before="100" w:line="240"/>
-              <w:ind w:left="100" w:right="100" w:firstLine="0" w:firstLineChars="0"/>
-              <w:rPr>
-                <w:rFonts w:ascii="Helvetica" w:hAnsi="Helvetica" w:eastAsia="Helvetica" w:cs="Helvetica"/>
-                <w:i w:val="false"/>
-                <w:b w:val="false"/>
-                <w:u w:val="none"/>
-                <w:sz w:val="22"/>
-                <w:szCs w:val="22"/>
-                <w:color w:val="000000"/>
-              </w:rPr>
-            </w:pPr>
-            <w:r>
-              <w:rPr>
-                <w:rFonts w:ascii="Helvetica" w:hAnsi="Helvetica" w:eastAsia="Helvetica" w:cs="Helvetica"/>
-                <w:i w:val="false"/>
-                <w:b w:val="false"/>
-                <w:u w:val="none"/>
-                <w:sz w:val="22"/>
-                <w:szCs w:val="22"/>
-                <w:color w:val="000000"/>
-              </w:rPr>
-              <w:t xml:space="preserve">0.480</w:t>
+              <w:t xml:space="preserve">1.07</w:t>
+            </w:r>
+          </w:p>
+        </w:tc>
+        <w:tc>
+          <w:tcPr>
+            <w:tcBorders>
+              <w:bottom w:val="none" w:sz="0" w:space="0" w:color="000000"/>
+              <w:top w:val="none" w:sz="0" w:space="0" w:color="000000"/>
+              <w:left w:val="none" w:sz="0" w:space="0" w:color="000000"/>
+              <w:right w:val="none" w:sz="0" w:space="0" w:color="000000"/>
+            </w:tcBorders>
+            <w:shd w:val="clear" w:color="auto" w:fill="FFFFFF"/>
+            <w:tcMar>
+              <w:top w:w="0" w:type="dxa"/>
+              <w:bottom w:w="0" w:type="dxa"/>
+              <w:left w:w="0" w:type="dxa"/>
+              <w:right w:w="0" w:type="dxa"/>
+            </w:tcMar>
+            <w:vAlign w:val="top"/>
+          </w:tcPr>
+          <w:p>
+            <w:pPr>
+              <w:pStyle w:val="Normal"/>
+              <w:jc w:val="center"/>
+              <w:pBdr>
+                <w:bottom w:val="none" w:sz="0" w:space="0" w:color="000000"/>
+                <w:top w:val="none" w:sz="0" w:space="0" w:color="000000"/>
+                <w:left w:val="none" w:sz="0" w:space="0" w:color="000000"/>
+                <w:right w:val="none" w:sz="0" w:space="0" w:color="000000"/>
+              </w:pBdr>
+              <w:spacing w:after="100" w:before="100" w:line="240"/>
+              <w:ind w:left="100" w:right="100" w:firstLine="0" w:firstLineChars="0"/>
+              <w:rPr>
+                <w:rFonts w:ascii="Helvetica" w:hAnsi="Helvetica" w:eastAsia="Helvetica" w:cs="Helvetica"/>
+                <w:i w:val="false"/>
+                <w:b w:val="false"/>
+                <w:u w:val="none"/>
+                <w:sz w:val="22"/>
+                <w:szCs w:val="22"/>
+                <w:color w:val="000000"/>
+              </w:rPr>
+            </w:pPr>
+            <w:r>
+              <w:rPr>
+                <w:rFonts w:ascii="Helvetica" w:hAnsi="Helvetica" w:eastAsia="Helvetica" w:cs="Helvetica"/>
+                <w:i w:val="false"/>
+                <w:b w:val="false"/>
+                <w:u w:val="none"/>
+                <w:sz w:val="22"/>
+                <w:szCs w:val="22"/>
+                <w:color w:val="000000"/>
+              </w:rPr>
+              <w:t xml:space="preserve">0.36, 3.19</w:t>
+            </w:r>
+          </w:p>
+        </w:tc>
+        <w:tc>
+          <w:tcPr>
+            <w:tcBorders>
+              <w:bottom w:val="none" w:sz="0" w:space="0" w:color="000000"/>
+              <w:top w:val="none" w:sz="0" w:space="0" w:color="000000"/>
+              <w:left w:val="none" w:sz="0" w:space="0" w:color="000000"/>
+              <w:right w:val="none" w:sz="0" w:space="0" w:color="000000"/>
+            </w:tcBorders>
+            <w:shd w:val="clear" w:color="auto" w:fill="FFFFFF"/>
+            <w:tcMar>
+              <w:top w:w="0" w:type="dxa"/>
+              <w:bottom w:w="0" w:type="dxa"/>
+              <w:left w:w="0" w:type="dxa"/>
+              <w:right w:w="0" w:type="dxa"/>
+            </w:tcMar>
+            <w:vAlign w:val="top"/>
+          </w:tcPr>
+          <w:p>
+            <w:pPr>
+              <w:pStyle w:val="Normal"/>
+              <w:jc w:val="center"/>
+              <w:pBdr>
+                <w:bottom w:val="none" w:sz="0" w:space="0" w:color="000000"/>
+                <w:top w:val="none" w:sz="0" w:space="0" w:color="000000"/>
+                <w:left w:val="none" w:sz="0" w:space="0" w:color="000000"/>
+                <w:right w:val="none" w:sz="0" w:space="0" w:color="000000"/>
+              </w:pBdr>
+              <w:spacing w:after="100" w:before="100" w:line="240"/>
+              <w:ind w:left="100" w:right="100" w:firstLine="0" w:firstLineChars="0"/>
+              <w:rPr>
+                <w:rFonts w:ascii="Helvetica" w:hAnsi="Helvetica" w:eastAsia="Helvetica" w:cs="Helvetica"/>
+                <w:i w:val="false"/>
+                <w:b w:val="false"/>
+                <w:u w:val="none"/>
+                <w:sz w:val="22"/>
+                <w:szCs w:val="22"/>
+                <w:color w:val="000000"/>
+              </w:rPr>
+            </w:pPr>
+            <w:r>
+              <w:rPr>
+                <w:rFonts w:ascii="Helvetica" w:hAnsi="Helvetica" w:eastAsia="Helvetica" w:cs="Helvetica"/>
+                <w:i w:val="false"/>
+                <w:b w:val="false"/>
+                <w:u w:val="none"/>
+                <w:sz w:val="22"/>
+                <w:szCs w:val="22"/>
+                <w:color w:val="000000"/>
+              </w:rPr>
+              <w:t xml:space="preserve">0.900</w:t>
             </w:r>
           </w:p>
         </w:tc>
@@ -10763,113 +10763,113 @@
                 <w:szCs w:val="22"/>
                 <w:color w:val="000000"/>
               </w:rPr>
-              <w:t xml:space="preserve">2,131</w:t>
-            </w:r>
-          </w:p>
-        </w:tc>
-        <w:tc>
-          <w:tcPr>
-            <w:tcBorders>
-              <w:bottom w:val="none" w:sz="0" w:space="0" w:color="000000"/>
-              <w:top w:val="none" w:sz="0" w:space="0" w:color="000000"/>
-              <w:left w:val="none" w:sz="0" w:space="0" w:color="000000"/>
-              <w:right w:val="none" w:sz="0" w:space="0" w:color="000000"/>
-            </w:tcBorders>
-            <w:shd w:val="clear" w:color="auto" w:fill="FFFFFF"/>
-            <w:tcMar>
-              <w:top w:w="0" w:type="dxa"/>
-              <w:bottom w:w="0" w:type="dxa"/>
-              <w:left w:w="0" w:type="dxa"/>
-              <w:right w:w="0" w:type="dxa"/>
-            </w:tcMar>
-            <w:vAlign w:val="top"/>
-          </w:tcPr>
-          <w:p>
-            <w:pPr>
-              <w:pStyle w:val="Normal"/>
-              <w:jc w:val="center"/>
-              <w:pBdr>
-                <w:bottom w:val="none" w:sz="0" w:space="0" w:color="000000"/>
-                <w:top w:val="none" w:sz="0" w:space="0" w:color="000000"/>
-                <w:left w:val="none" w:sz="0" w:space="0" w:color="000000"/>
-                <w:right w:val="none" w:sz="0" w:space="0" w:color="000000"/>
-              </w:pBdr>
-              <w:spacing w:after="100" w:before="100" w:line="240"/>
-              <w:ind w:left="100" w:right="100" w:firstLine="0" w:firstLineChars="0"/>
-              <w:rPr>
-                <w:rFonts w:ascii="Helvetica" w:hAnsi="Helvetica" w:eastAsia="Helvetica" w:cs="Helvetica"/>
-                <w:i w:val="false"/>
-                <w:b w:val="false"/>
-                <w:u w:val="none"/>
-                <w:sz w:val="22"/>
-                <w:szCs w:val="22"/>
-                <w:color w:val="000000"/>
-              </w:rPr>
-            </w:pPr>
-            <w:r>
-              <w:rPr>
-                <w:rFonts w:ascii="Helvetica" w:hAnsi="Helvetica" w:eastAsia="Helvetica" w:cs="Helvetica"/>
-                <w:i w:val="false"/>
-                <w:b w:val="false"/>
-                <w:u w:val="none"/>
-                <w:sz w:val="22"/>
-                <w:szCs w:val="22"/>
-                <w:color w:val="000000"/>
-              </w:rPr>
-              <w:t xml:space="preserve">256, 17,761</w:t>
-            </w:r>
-          </w:p>
-        </w:tc>
-        <w:tc>
-          <w:tcPr>
-            <w:tcBorders>
-              <w:bottom w:val="none" w:sz="0" w:space="0" w:color="000000"/>
-              <w:top w:val="none" w:sz="0" w:space="0" w:color="000000"/>
-              <w:left w:val="none" w:sz="0" w:space="0" w:color="000000"/>
-              <w:right w:val="none" w:sz="0" w:space="0" w:color="000000"/>
-            </w:tcBorders>
-            <w:shd w:val="clear" w:color="auto" w:fill="FFFFFF"/>
-            <w:tcMar>
-              <w:top w:w="0" w:type="dxa"/>
-              <w:bottom w:w="0" w:type="dxa"/>
-              <w:left w:w="0" w:type="dxa"/>
-              <w:right w:w="0" w:type="dxa"/>
-            </w:tcMar>
-            <w:vAlign w:val="top"/>
-          </w:tcPr>
-          <w:p>
-            <w:pPr>
-              <w:pStyle w:val="Normal"/>
-              <w:jc w:val="center"/>
-              <w:pBdr>
-                <w:bottom w:val="none" w:sz="0" w:space="0" w:color="000000"/>
-                <w:top w:val="none" w:sz="0" w:space="0" w:color="000000"/>
-                <w:left w:val="none" w:sz="0" w:space="0" w:color="000000"/>
-                <w:right w:val="none" w:sz="0" w:space="0" w:color="000000"/>
-              </w:pBdr>
-              <w:spacing w:after="100" w:before="100" w:line="240"/>
-              <w:ind w:left="100" w:right="100" w:firstLine="0" w:firstLineChars="0"/>
-              <w:rPr>
-                <w:rFonts w:ascii="Helvetica" w:hAnsi="Helvetica" w:eastAsia="Helvetica" w:cs="Helvetica"/>
-                <w:i w:val="false"/>
-                <w:b w:val="false"/>
-                <w:u w:val="none"/>
-                <w:sz w:val="22"/>
-                <w:szCs w:val="22"/>
-                <w:color w:val="000000"/>
-              </w:rPr>
-            </w:pPr>
-            <w:r>
-              <w:rPr>
-                <w:rFonts w:ascii="Helvetica" w:hAnsi="Helvetica" w:eastAsia="Helvetica" w:cs="Helvetica"/>
-                <w:i w:val="false"/>
-                <w:b w:val="false"/>
-                <w:u w:val="none"/>
-                <w:sz w:val="22"/>
-                <w:szCs w:val="22"/>
-                <w:color w:val="000000"/>
-              </w:rPr>
-              <w:t xml:space="preserve">&lt;0.001</w:t>
+              <w:t xml:space="preserve">3.44</w:t>
+            </w:r>
+          </w:p>
+        </w:tc>
+        <w:tc>
+          <w:tcPr>
+            <w:tcBorders>
+              <w:bottom w:val="none" w:sz="0" w:space="0" w:color="000000"/>
+              <w:top w:val="none" w:sz="0" w:space="0" w:color="000000"/>
+              <w:left w:val="none" w:sz="0" w:space="0" w:color="000000"/>
+              <w:right w:val="none" w:sz="0" w:space="0" w:color="000000"/>
+            </w:tcBorders>
+            <w:shd w:val="clear" w:color="auto" w:fill="FFFFFF"/>
+            <w:tcMar>
+              <w:top w:w="0" w:type="dxa"/>
+              <w:bottom w:w="0" w:type="dxa"/>
+              <w:left w:w="0" w:type="dxa"/>
+              <w:right w:w="0" w:type="dxa"/>
+            </w:tcMar>
+            <w:vAlign w:val="top"/>
+          </w:tcPr>
+          <w:p>
+            <w:pPr>
+              <w:pStyle w:val="Normal"/>
+              <w:jc w:val="center"/>
+              <w:pBdr>
+                <w:bottom w:val="none" w:sz="0" w:space="0" w:color="000000"/>
+                <w:top w:val="none" w:sz="0" w:space="0" w:color="000000"/>
+                <w:left w:val="none" w:sz="0" w:space="0" w:color="000000"/>
+                <w:right w:val="none" w:sz="0" w:space="0" w:color="000000"/>
+              </w:pBdr>
+              <w:spacing w:after="100" w:before="100" w:line="240"/>
+              <w:ind w:left="100" w:right="100" w:firstLine="0" w:firstLineChars="0"/>
+              <w:rPr>
+                <w:rFonts w:ascii="Helvetica" w:hAnsi="Helvetica" w:eastAsia="Helvetica" w:cs="Helvetica"/>
+                <w:i w:val="false"/>
+                <w:b w:val="false"/>
+                <w:u w:val="none"/>
+                <w:sz w:val="22"/>
+                <w:szCs w:val="22"/>
+                <w:color w:val="000000"/>
+              </w:rPr>
+            </w:pPr>
+            <w:r>
+              <w:rPr>
+                <w:rFonts w:ascii="Helvetica" w:hAnsi="Helvetica" w:eastAsia="Helvetica" w:cs="Helvetica"/>
+                <w:i w:val="false"/>
+                <w:b w:val="false"/>
+                <w:u w:val="none"/>
+                <w:sz w:val="22"/>
+                <w:szCs w:val="22"/>
+                <w:color w:val="000000"/>
+              </w:rPr>
+              <w:t xml:space="preserve">0.40, 29.7</w:t>
+            </w:r>
+          </w:p>
+        </w:tc>
+        <w:tc>
+          <w:tcPr>
+            <w:tcBorders>
+              <w:bottom w:val="none" w:sz="0" w:space="0" w:color="000000"/>
+              <w:top w:val="none" w:sz="0" w:space="0" w:color="000000"/>
+              <w:left w:val="none" w:sz="0" w:space="0" w:color="000000"/>
+              <w:right w:val="none" w:sz="0" w:space="0" w:color="000000"/>
+            </w:tcBorders>
+            <w:shd w:val="clear" w:color="auto" w:fill="FFFFFF"/>
+            <w:tcMar>
+              <w:top w:w="0" w:type="dxa"/>
+              <w:bottom w:w="0" w:type="dxa"/>
+              <w:left w:w="0" w:type="dxa"/>
+              <w:right w:w="0" w:type="dxa"/>
+            </w:tcMar>
+            <w:vAlign w:val="top"/>
+          </w:tcPr>
+          <w:p>
+            <w:pPr>
+              <w:pStyle w:val="Normal"/>
+              <w:jc w:val="center"/>
+              <w:pBdr>
+                <w:bottom w:val="none" w:sz="0" w:space="0" w:color="000000"/>
+                <w:top w:val="none" w:sz="0" w:space="0" w:color="000000"/>
+                <w:left w:val="none" w:sz="0" w:space="0" w:color="000000"/>
+                <w:right w:val="none" w:sz="0" w:space="0" w:color="000000"/>
+              </w:pBdr>
+              <w:spacing w:after="100" w:before="100" w:line="240"/>
+              <w:ind w:left="100" w:right="100" w:firstLine="0" w:firstLineChars="0"/>
+              <w:rPr>
+                <w:rFonts w:ascii="Helvetica" w:hAnsi="Helvetica" w:eastAsia="Helvetica" w:cs="Helvetica"/>
+                <w:i w:val="false"/>
+                <w:b w:val="false"/>
+                <w:u w:val="none"/>
+                <w:sz w:val="22"/>
+                <w:szCs w:val="22"/>
+                <w:color w:val="000000"/>
+              </w:rPr>
+            </w:pPr>
+            <w:r>
+              <w:rPr>
+                <w:rFonts w:ascii="Helvetica" w:hAnsi="Helvetica" w:eastAsia="Helvetica" w:cs="Helvetica"/>
+                <w:i w:val="false"/>
+                <w:b w:val="false"/>
+                <w:u w:val="none"/>
+                <w:sz w:val="22"/>
+                <w:szCs w:val="22"/>
+                <w:color w:val="000000"/>
+              </w:rPr>
+              <w:t xml:space="preserve">0.260</w:t>
             </w:r>
           </w:p>
         </w:tc>
@@ -11034,113 +11034,113 @@
                 <w:szCs w:val="22"/>
                 <w:color w:val="000000"/>
               </w:rPr>
-              <w:t xml:space="preserve">2.66</w:t>
-            </w:r>
-          </w:p>
-        </w:tc>
-        <w:tc>
-          <w:tcPr>
-            <w:tcBorders>
-              <w:bottom w:val="none" w:sz="0" w:space="0" w:color="000000"/>
-              <w:top w:val="none" w:sz="0" w:space="0" w:color="000000"/>
-              <w:left w:val="none" w:sz="0" w:space="0" w:color="000000"/>
-              <w:right w:val="none" w:sz="0" w:space="0" w:color="000000"/>
-            </w:tcBorders>
-            <w:shd w:val="clear" w:color="auto" w:fill="FFFFFF"/>
-            <w:tcMar>
-              <w:top w:w="0" w:type="dxa"/>
-              <w:bottom w:w="0" w:type="dxa"/>
-              <w:left w:w="0" w:type="dxa"/>
-              <w:right w:w="0" w:type="dxa"/>
-            </w:tcMar>
-            <w:vAlign w:val="top"/>
-          </w:tcPr>
-          <w:p>
-            <w:pPr>
-              <w:pStyle w:val="Normal"/>
-              <w:jc w:val="center"/>
-              <w:pBdr>
-                <w:bottom w:val="none" w:sz="0" w:space="0" w:color="000000"/>
-                <w:top w:val="none" w:sz="0" w:space="0" w:color="000000"/>
-                <w:left w:val="none" w:sz="0" w:space="0" w:color="000000"/>
-                <w:right w:val="none" w:sz="0" w:space="0" w:color="000000"/>
-              </w:pBdr>
-              <w:spacing w:after="100" w:before="100" w:line="240"/>
-              <w:ind w:left="100" w:right="100" w:firstLine="0" w:firstLineChars="0"/>
-              <w:rPr>
-                <w:rFonts w:ascii="Helvetica" w:hAnsi="Helvetica" w:eastAsia="Helvetica" w:cs="Helvetica"/>
-                <w:i w:val="false"/>
-                <w:b w:val="false"/>
-                <w:u w:val="none"/>
-                <w:sz w:val="22"/>
-                <w:szCs w:val="22"/>
-                <w:color w:val="000000"/>
-              </w:rPr>
-            </w:pPr>
-            <w:r>
-              <w:rPr>
-                <w:rFonts w:ascii="Helvetica" w:hAnsi="Helvetica" w:eastAsia="Helvetica" w:cs="Helvetica"/>
-                <w:i w:val="false"/>
-                <w:b w:val="false"/>
-                <w:u w:val="none"/>
-                <w:sz w:val="22"/>
-                <w:szCs w:val="22"/>
-                <w:color w:val="000000"/>
-              </w:rPr>
-              <w:t xml:space="preserve">0.31, 22.9</w:t>
-            </w:r>
-          </w:p>
-        </w:tc>
-        <w:tc>
-          <w:tcPr>
-            <w:tcBorders>
-              <w:bottom w:val="none" w:sz="0" w:space="0" w:color="000000"/>
-              <w:top w:val="none" w:sz="0" w:space="0" w:color="000000"/>
-              <w:left w:val="none" w:sz="0" w:space="0" w:color="000000"/>
-              <w:right w:val="none" w:sz="0" w:space="0" w:color="000000"/>
-            </w:tcBorders>
-            <w:shd w:val="clear" w:color="auto" w:fill="FFFFFF"/>
-            <w:tcMar>
-              <w:top w:w="0" w:type="dxa"/>
-              <w:bottom w:w="0" w:type="dxa"/>
-              <w:left w:w="0" w:type="dxa"/>
-              <w:right w:w="0" w:type="dxa"/>
-            </w:tcMar>
-            <w:vAlign w:val="top"/>
-          </w:tcPr>
-          <w:p>
-            <w:pPr>
-              <w:pStyle w:val="Normal"/>
-              <w:jc w:val="center"/>
-              <w:pBdr>
-                <w:bottom w:val="none" w:sz="0" w:space="0" w:color="000000"/>
-                <w:top w:val="none" w:sz="0" w:space="0" w:color="000000"/>
-                <w:left w:val="none" w:sz="0" w:space="0" w:color="000000"/>
-                <w:right w:val="none" w:sz="0" w:space="0" w:color="000000"/>
-              </w:pBdr>
-              <w:spacing w:after="100" w:before="100" w:line="240"/>
-              <w:ind w:left="100" w:right="100" w:firstLine="0" w:firstLineChars="0"/>
-              <w:rPr>
-                <w:rFonts w:ascii="Helvetica" w:hAnsi="Helvetica" w:eastAsia="Helvetica" w:cs="Helvetica"/>
-                <w:i w:val="false"/>
-                <w:b w:val="false"/>
-                <w:u w:val="none"/>
-                <w:sz w:val="22"/>
-                <w:szCs w:val="22"/>
-                <w:color w:val="000000"/>
-              </w:rPr>
-            </w:pPr>
-            <w:r>
-              <w:rPr>
-                <w:rFonts w:ascii="Helvetica" w:hAnsi="Helvetica" w:eastAsia="Helvetica" w:cs="Helvetica"/>
-                <w:i w:val="false"/>
-                <w:b w:val="false"/>
-                <w:u w:val="none"/>
-                <w:sz w:val="22"/>
-                <w:szCs w:val="22"/>
-                <w:color w:val="000000"/>
-              </w:rPr>
-              <w:t xml:space="preserve">0.370</w:t>
+              <w:t xml:space="preserve">2.10</w:t>
+            </w:r>
+          </w:p>
+        </w:tc>
+        <w:tc>
+          <w:tcPr>
+            <w:tcBorders>
+              <w:bottom w:val="none" w:sz="0" w:space="0" w:color="000000"/>
+              <w:top w:val="none" w:sz="0" w:space="0" w:color="000000"/>
+              <w:left w:val="none" w:sz="0" w:space="0" w:color="000000"/>
+              <w:right w:val="none" w:sz="0" w:space="0" w:color="000000"/>
+            </w:tcBorders>
+            <w:shd w:val="clear" w:color="auto" w:fill="FFFFFF"/>
+            <w:tcMar>
+              <w:top w:w="0" w:type="dxa"/>
+              <w:bottom w:w="0" w:type="dxa"/>
+              <w:left w:w="0" w:type="dxa"/>
+              <w:right w:w="0" w:type="dxa"/>
+            </w:tcMar>
+            <w:vAlign w:val="top"/>
+          </w:tcPr>
+          <w:p>
+            <w:pPr>
+              <w:pStyle w:val="Normal"/>
+              <w:jc w:val="center"/>
+              <w:pBdr>
+                <w:bottom w:val="none" w:sz="0" w:space="0" w:color="000000"/>
+                <w:top w:val="none" w:sz="0" w:space="0" w:color="000000"/>
+                <w:left w:val="none" w:sz="0" w:space="0" w:color="000000"/>
+                <w:right w:val="none" w:sz="0" w:space="0" w:color="000000"/>
+              </w:pBdr>
+              <w:spacing w:after="100" w:before="100" w:line="240"/>
+              <w:ind w:left="100" w:right="100" w:firstLine="0" w:firstLineChars="0"/>
+              <w:rPr>
+                <w:rFonts w:ascii="Helvetica" w:hAnsi="Helvetica" w:eastAsia="Helvetica" w:cs="Helvetica"/>
+                <w:i w:val="false"/>
+                <w:b w:val="false"/>
+                <w:u w:val="none"/>
+                <w:sz w:val="22"/>
+                <w:szCs w:val="22"/>
+                <w:color w:val="000000"/>
+              </w:rPr>
+            </w:pPr>
+            <w:r>
+              <w:rPr>
+                <w:rFonts w:ascii="Helvetica" w:hAnsi="Helvetica" w:eastAsia="Helvetica" w:cs="Helvetica"/>
+                <w:i w:val="false"/>
+                <w:b w:val="false"/>
+                <w:u w:val="none"/>
+                <w:sz w:val="22"/>
+                <w:szCs w:val="22"/>
+                <w:color w:val="000000"/>
+              </w:rPr>
+              <w:t xml:space="preserve">0.24, 18.1</w:t>
+            </w:r>
+          </w:p>
+        </w:tc>
+        <w:tc>
+          <w:tcPr>
+            <w:tcBorders>
+              <w:bottom w:val="none" w:sz="0" w:space="0" w:color="000000"/>
+              <w:top w:val="none" w:sz="0" w:space="0" w:color="000000"/>
+              <w:left w:val="none" w:sz="0" w:space="0" w:color="000000"/>
+              <w:right w:val="none" w:sz="0" w:space="0" w:color="000000"/>
+            </w:tcBorders>
+            <w:shd w:val="clear" w:color="auto" w:fill="FFFFFF"/>
+            <w:tcMar>
+              <w:top w:w="0" w:type="dxa"/>
+              <w:bottom w:w="0" w:type="dxa"/>
+              <w:left w:w="0" w:type="dxa"/>
+              <w:right w:w="0" w:type="dxa"/>
+            </w:tcMar>
+            <w:vAlign w:val="top"/>
+          </w:tcPr>
+          <w:p>
+            <w:pPr>
+              <w:pStyle w:val="Normal"/>
+              <w:jc w:val="center"/>
+              <w:pBdr>
+                <w:bottom w:val="none" w:sz="0" w:space="0" w:color="000000"/>
+                <w:top w:val="none" w:sz="0" w:space="0" w:color="000000"/>
+                <w:left w:val="none" w:sz="0" w:space="0" w:color="000000"/>
+                <w:right w:val="none" w:sz="0" w:space="0" w:color="000000"/>
+              </w:pBdr>
+              <w:spacing w:after="100" w:before="100" w:line="240"/>
+              <w:ind w:left="100" w:right="100" w:firstLine="0" w:firstLineChars="0"/>
+              <w:rPr>
+                <w:rFonts w:ascii="Helvetica" w:hAnsi="Helvetica" w:eastAsia="Helvetica" w:cs="Helvetica"/>
+                <w:i w:val="false"/>
+                <w:b w:val="false"/>
+                <w:u w:val="none"/>
+                <w:sz w:val="22"/>
+                <w:szCs w:val="22"/>
+                <w:color w:val="000000"/>
+              </w:rPr>
+            </w:pPr>
+            <w:r>
+              <w:rPr>
+                <w:rFonts w:ascii="Helvetica" w:hAnsi="Helvetica" w:eastAsia="Helvetica" w:cs="Helvetica"/>
+                <w:i w:val="false"/>
+                <w:b w:val="false"/>
+                <w:u w:val="none"/>
+                <w:sz w:val="22"/>
+                <w:szCs w:val="22"/>
+                <w:color w:val="000000"/>
+              </w:rPr>
+              <w:t xml:space="preserve">0.500</w:t>
             </w:r>
           </w:p>
         </w:tc>
@@ -11246,120 +11246,120 @@
                 <w:szCs w:val="22"/>
                 <w:color w:val="000000"/>
               </w:rPr>
-              <w:t xml:space="preserve">0.00</w:t>
-            </w:r>
-          </w:p>
-        </w:tc>
-        <w:tc>
-          <w:tcPr>
-            <w:tcBorders>
-              <w:bottom w:val="none" w:sz="0" w:space="0" w:color="000000"/>
-              <w:top w:val="none" w:sz="0" w:space="0" w:color="000000"/>
-              <w:left w:val="none" w:sz="0" w:space="0" w:color="000000"/>
-              <w:right w:val="none" w:sz="0" w:space="0" w:color="000000"/>
-            </w:tcBorders>
-            <w:shd w:val="clear" w:color="auto" w:fill="FFFFFF"/>
-            <w:tcMar>
-              <w:top w:w="0" w:type="dxa"/>
-              <w:bottom w:w="0" w:type="dxa"/>
-              <w:left w:w="0" w:type="dxa"/>
-              <w:right w:w="0" w:type="dxa"/>
-            </w:tcMar>
-            <w:vAlign w:val="top"/>
-          </w:tcPr>
-          <w:p>
-            <w:pPr>
-              <w:pStyle w:val="Normal"/>
-              <w:jc w:val="center"/>
-              <w:pBdr>
-                <w:bottom w:val="none" w:sz="0" w:space="0" w:color="000000"/>
-                <w:top w:val="none" w:sz="0" w:space="0" w:color="000000"/>
-                <w:left w:val="none" w:sz="0" w:space="0" w:color="000000"/>
-                <w:right w:val="none" w:sz="0" w:space="0" w:color="000000"/>
-              </w:pBdr>
-              <w:spacing w:after="100" w:before="100" w:line="240"/>
-              <w:ind w:left="100" w:right="100" w:firstLine="0" w:firstLineChars="0"/>
-              <w:rPr>
-                <w:rFonts w:ascii="Helvetica" w:hAnsi="Helvetica" w:eastAsia="Helvetica" w:cs="Helvetica"/>
-                <w:i w:val="false"/>
-                <w:b w:val="false"/>
-                <w:u w:val="none"/>
-                <w:sz w:val="22"/>
-                <w:szCs w:val="22"/>
-                <w:color w:val="000000"/>
-              </w:rPr>
-            </w:pPr>
-            <w:r>
-              <w:rPr>
-                <w:rFonts w:ascii="Helvetica" w:hAnsi="Helvetica" w:eastAsia="Helvetica" w:cs="Helvetica"/>
-                <w:i w:val="false"/>
-                <w:b w:val="false"/>
-                <w:u w:val="none"/>
-                <w:sz w:val="22"/>
-                <w:szCs w:val="22"/>
-                <w:color w:val="000000"/>
-              </w:rPr>
-              <w:t xml:space="preserve">0.00, 0.00</w:t>
-            </w:r>
-          </w:p>
-        </w:tc>
-        <w:tc>
-          <w:tcPr>
-            <w:tcBorders>
-              <w:bottom w:val="none" w:sz="0" w:space="0" w:color="000000"/>
-              <w:top w:val="none" w:sz="0" w:space="0" w:color="000000"/>
-              <w:left w:val="none" w:sz="0" w:space="0" w:color="000000"/>
-              <w:right w:val="none" w:sz="0" w:space="0" w:color="000000"/>
-            </w:tcBorders>
-            <w:shd w:val="clear" w:color="auto" w:fill="FFFFFF"/>
-            <w:tcMar>
-              <w:top w:w="0" w:type="dxa"/>
-              <w:bottom w:w="0" w:type="dxa"/>
-              <w:left w:w="0" w:type="dxa"/>
-              <w:right w:w="0" w:type="dxa"/>
-            </w:tcMar>
-            <w:vAlign w:val="top"/>
-          </w:tcPr>
-          <w:p>
-            <w:pPr>
-              <w:pStyle w:val="Normal"/>
-              <w:jc w:val="center"/>
-              <w:pBdr>
-                <w:bottom w:val="none" w:sz="0" w:space="0" w:color="000000"/>
-                <w:top w:val="none" w:sz="0" w:space="0" w:color="000000"/>
-                <w:left w:val="none" w:sz="0" w:space="0" w:color="000000"/>
-                <w:right w:val="none" w:sz="0" w:space="0" w:color="000000"/>
-              </w:pBdr>
-              <w:spacing w:after="100" w:before="100" w:line="240"/>
-              <w:ind w:left="100" w:right="100" w:firstLine="0" w:firstLineChars="0"/>
-              <w:rPr>
-                <w:rFonts w:ascii="Helvetica" w:hAnsi="Helvetica" w:eastAsia="Helvetica" w:cs="Helvetica"/>
-                <w:i w:val="false"/>
-                <w:b w:val="false"/>
-                <w:u w:val="none"/>
-                <w:sz w:val="22"/>
-                <w:szCs w:val="22"/>
-                <w:color w:val="000000"/>
-              </w:rPr>
-            </w:pPr>
-            <w:r>
-              <w:rPr>
-                <w:rFonts w:ascii="Helvetica" w:hAnsi="Helvetica" w:eastAsia="Helvetica" w:cs="Helvetica"/>
-                <w:i w:val="false"/>
-                <w:b w:val="false"/>
-                <w:u w:val="none"/>
-                <w:sz w:val="22"/>
-                <w:szCs w:val="22"/>
-                <w:color w:val="000000"/>
-              </w:rPr>
-              <w:t xml:space="preserve">&lt;0.001</w:t>
+              <w:t xml:space="preserve">0.12</w:t>
+            </w:r>
+          </w:p>
+        </w:tc>
+        <w:tc>
+          <w:tcPr>
+            <w:tcBorders>
+              <w:bottom w:val="none" w:sz="0" w:space="0" w:color="000000"/>
+              <w:top w:val="none" w:sz="0" w:space="0" w:color="000000"/>
+              <w:left w:val="none" w:sz="0" w:space="0" w:color="000000"/>
+              <w:right w:val="none" w:sz="0" w:space="0" w:color="000000"/>
+            </w:tcBorders>
+            <w:shd w:val="clear" w:color="auto" w:fill="FFFFFF"/>
+            <w:tcMar>
+              <w:top w:w="0" w:type="dxa"/>
+              <w:bottom w:w="0" w:type="dxa"/>
+              <w:left w:w="0" w:type="dxa"/>
+              <w:right w:w="0" w:type="dxa"/>
+            </w:tcMar>
+            <w:vAlign w:val="top"/>
+          </w:tcPr>
+          <w:p>
+            <w:pPr>
+              <w:pStyle w:val="Normal"/>
+              <w:jc w:val="center"/>
+              <w:pBdr>
+                <w:bottom w:val="none" w:sz="0" w:space="0" w:color="000000"/>
+                <w:top w:val="none" w:sz="0" w:space="0" w:color="000000"/>
+                <w:left w:val="none" w:sz="0" w:space="0" w:color="000000"/>
+                <w:right w:val="none" w:sz="0" w:space="0" w:color="000000"/>
+              </w:pBdr>
+              <w:spacing w:after="100" w:before="100" w:line="240"/>
+              <w:ind w:left="100" w:right="100" w:firstLine="0" w:firstLineChars="0"/>
+              <w:rPr>
+                <w:rFonts w:ascii="Helvetica" w:hAnsi="Helvetica" w:eastAsia="Helvetica" w:cs="Helvetica"/>
+                <w:i w:val="false"/>
+                <w:b w:val="false"/>
+                <w:u w:val="none"/>
+                <w:sz w:val="22"/>
+                <w:szCs w:val="22"/>
+                <w:color w:val="000000"/>
+              </w:rPr>
+            </w:pPr>
+            <w:r>
+              <w:rPr>
+                <w:rFonts w:ascii="Helvetica" w:hAnsi="Helvetica" w:eastAsia="Helvetica" w:cs="Helvetica"/>
+                <w:i w:val="false"/>
+                <w:b w:val="false"/>
+                <w:u w:val="none"/>
+                <w:sz w:val="22"/>
+                <w:szCs w:val="22"/>
+                <w:color w:val="000000"/>
+              </w:rPr>
+              <w:t xml:space="preserve">0.01, 1.70</w:t>
+            </w:r>
+          </w:p>
+        </w:tc>
+        <w:tc>
+          <w:tcPr>
+            <w:tcBorders>
+              <w:bottom w:val="none" w:sz="0" w:space="0" w:color="000000"/>
+              <w:top w:val="none" w:sz="0" w:space="0" w:color="000000"/>
+              <w:left w:val="none" w:sz="0" w:space="0" w:color="000000"/>
+              <w:right w:val="none" w:sz="0" w:space="0" w:color="000000"/>
+            </w:tcBorders>
+            <w:shd w:val="clear" w:color="auto" w:fill="FFFFFF"/>
+            <w:tcMar>
+              <w:top w:w="0" w:type="dxa"/>
+              <w:bottom w:w="0" w:type="dxa"/>
+              <w:left w:w="0" w:type="dxa"/>
+              <w:right w:w="0" w:type="dxa"/>
+            </w:tcMar>
+            <w:vAlign w:val="top"/>
+          </w:tcPr>
+          <w:p>
+            <w:pPr>
+              <w:pStyle w:val="Normal"/>
+              <w:jc w:val="center"/>
+              <w:pBdr>
+                <w:bottom w:val="none" w:sz="0" w:space="0" w:color="000000"/>
+                <w:top w:val="none" w:sz="0" w:space="0" w:color="000000"/>
+                <w:left w:val="none" w:sz="0" w:space="0" w:color="000000"/>
+                <w:right w:val="none" w:sz="0" w:space="0" w:color="000000"/>
+              </w:pBdr>
+              <w:spacing w:after="100" w:before="100" w:line="240"/>
+              <w:ind w:left="100" w:right="100" w:firstLine="0" w:firstLineChars="0"/>
+              <w:rPr>
+                <w:rFonts w:ascii="Helvetica" w:hAnsi="Helvetica" w:eastAsia="Helvetica" w:cs="Helvetica"/>
+                <w:i w:val="false"/>
+                <w:b w:val="false"/>
+                <w:u w:val="none"/>
+                <w:sz w:val="22"/>
+                <w:szCs w:val="22"/>
+                <w:color w:val="000000"/>
+              </w:rPr>
+            </w:pPr>
+            <w:r>
+              <w:rPr>
+                <w:rFonts w:ascii="Helvetica" w:hAnsi="Helvetica" w:eastAsia="Helvetica" w:cs="Helvetica"/>
+                <w:i w:val="false"/>
+                <w:b w:val="false"/>
+                <w:u w:val="none"/>
+                <w:sz w:val="22"/>
+                <w:szCs w:val="22"/>
+                <w:color w:val="000000"/>
+              </w:rPr>
+              <w:t xml:space="preserve">0.120</w:t>
             </w:r>
           </w:p>
         </w:tc>
       </w:tr>
       <w:tr>
         <w:trPr>
-          <w:trHeight w:val="597" w:hRule="auto"/>
+          <w:trHeight w:val="598" w:hRule="auto"/>
         </w:trPr>
         body23
         <w:tc>
@@ -11517,113 +11517,113 @@
                 <w:szCs w:val="22"/>
                 <w:color w:val="000000"/>
               </w:rPr>
-              <w:t xml:space="preserve">0.00</w:t>
-            </w:r>
-          </w:p>
-        </w:tc>
-        <w:tc>
-          <w:tcPr>
-            <w:tcBorders>
-              <w:bottom w:val="none" w:sz="0" w:space="0" w:color="000000"/>
-              <w:top w:val="none" w:sz="0" w:space="0" w:color="000000"/>
-              <w:left w:val="none" w:sz="0" w:space="0" w:color="000000"/>
-              <w:right w:val="none" w:sz="0" w:space="0" w:color="000000"/>
-            </w:tcBorders>
-            <w:shd w:val="clear" w:color="auto" w:fill="FFFFFF"/>
-            <w:tcMar>
-              <w:top w:w="0" w:type="dxa"/>
-              <w:bottom w:w="0" w:type="dxa"/>
-              <w:left w:w="0" w:type="dxa"/>
-              <w:right w:w="0" w:type="dxa"/>
-            </w:tcMar>
-            <w:vAlign w:val="top"/>
-          </w:tcPr>
-          <w:p>
-            <w:pPr>
-              <w:pStyle w:val="Normal"/>
-              <w:jc w:val="center"/>
-              <w:pBdr>
-                <w:bottom w:val="none" w:sz="0" w:space="0" w:color="000000"/>
-                <w:top w:val="none" w:sz="0" w:space="0" w:color="000000"/>
-                <w:left w:val="none" w:sz="0" w:space="0" w:color="000000"/>
-                <w:right w:val="none" w:sz="0" w:space="0" w:color="000000"/>
-              </w:pBdr>
-              <w:spacing w:after="100" w:before="100" w:line="240"/>
-              <w:ind w:left="100" w:right="100" w:firstLine="0" w:firstLineChars="0"/>
-              <w:rPr>
-                <w:rFonts w:ascii="Helvetica" w:hAnsi="Helvetica" w:eastAsia="Helvetica" w:cs="Helvetica"/>
-                <w:i w:val="false"/>
-                <w:b w:val="false"/>
-                <w:u w:val="none"/>
-                <w:sz w:val="22"/>
-                <w:szCs w:val="22"/>
-                <w:color w:val="000000"/>
-              </w:rPr>
-            </w:pPr>
-            <w:r>
-              <w:rPr>
-                <w:rFonts w:ascii="Helvetica" w:hAnsi="Helvetica" w:eastAsia="Helvetica" w:cs="Helvetica"/>
-                <w:i w:val="false"/>
-                <w:b w:val="false"/>
-                <w:u w:val="none"/>
-                <w:sz w:val="22"/>
-                <w:szCs w:val="22"/>
-                <w:color w:val="000000"/>
-              </w:rPr>
-              <w:t xml:space="preserve">0.00, 0.00</w:t>
-            </w:r>
-          </w:p>
-        </w:tc>
-        <w:tc>
-          <w:tcPr>
-            <w:tcBorders>
-              <w:bottom w:val="none" w:sz="0" w:space="0" w:color="000000"/>
-              <w:top w:val="none" w:sz="0" w:space="0" w:color="000000"/>
-              <w:left w:val="none" w:sz="0" w:space="0" w:color="000000"/>
-              <w:right w:val="none" w:sz="0" w:space="0" w:color="000000"/>
-            </w:tcBorders>
-            <w:shd w:val="clear" w:color="auto" w:fill="FFFFFF"/>
-            <w:tcMar>
-              <w:top w:w="0" w:type="dxa"/>
-              <w:bottom w:w="0" w:type="dxa"/>
-              <w:left w:w="0" w:type="dxa"/>
-              <w:right w:w="0" w:type="dxa"/>
-            </w:tcMar>
-            <w:vAlign w:val="top"/>
-          </w:tcPr>
-          <w:p>
-            <w:pPr>
-              <w:pStyle w:val="Normal"/>
-              <w:jc w:val="center"/>
-              <w:pBdr>
-                <w:bottom w:val="none" w:sz="0" w:space="0" w:color="000000"/>
-                <w:top w:val="none" w:sz="0" w:space="0" w:color="000000"/>
-                <w:left w:val="none" w:sz="0" w:space="0" w:color="000000"/>
-                <w:right w:val="none" w:sz="0" w:space="0" w:color="000000"/>
-              </w:pBdr>
-              <w:spacing w:after="100" w:before="100" w:line="240"/>
-              <w:ind w:left="100" w:right="100" w:firstLine="0" w:firstLineChars="0"/>
-              <w:rPr>
-                <w:rFonts w:ascii="Helvetica" w:hAnsi="Helvetica" w:eastAsia="Helvetica" w:cs="Helvetica"/>
-                <w:i w:val="false"/>
-                <w:b w:val="false"/>
-                <w:u w:val="none"/>
-                <w:sz w:val="22"/>
-                <w:szCs w:val="22"/>
-                <w:color w:val="000000"/>
-              </w:rPr>
-            </w:pPr>
-            <w:r>
-              <w:rPr>
-                <w:rFonts w:ascii="Helvetica" w:hAnsi="Helvetica" w:eastAsia="Helvetica" w:cs="Helvetica"/>
-                <w:i w:val="false"/>
-                <w:b w:val="false"/>
-                <w:u w:val="none"/>
-                <w:sz w:val="22"/>
-                <w:szCs w:val="22"/>
-                <w:color w:val="000000"/>
-              </w:rPr>
-              <w:t xml:space="preserve">&lt;0.001</w:t>
+              <w:t xml:space="preserve">3.61</w:t>
+            </w:r>
+          </w:p>
+        </w:tc>
+        <w:tc>
+          <w:tcPr>
+            <w:tcBorders>
+              <w:bottom w:val="none" w:sz="0" w:space="0" w:color="000000"/>
+              <w:top w:val="none" w:sz="0" w:space="0" w:color="000000"/>
+              <w:left w:val="none" w:sz="0" w:space="0" w:color="000000"/>
+              <w:right w:val="none" w:sz="0" w:space="0" w:color="000000"/>
+            </w:tcBorders>
+            <w:shd w:val="clear" w:color="auto" w:fill="FFFFFF"/>
+            <w:tcMar>
+              <w:top w:w="0" w:type="dxa"/>
+              <w:bottom w:w="0" w:type="dxa"/>
+              <w:left w:w="0" w:type="dxa"/>
+              <w:right w:w="0" w:type="dxa"/>
+            </w:tcMar>
+            <w:vAlign w:val="top"/>
+          </w:tcPr>
+          <w:p>
+            <w:pPr>
+              <w:pStyle w:val="Normal"/>
+              <w:jc w:val="center"/>
+              <w:pBdr>
+                <w:bottom w:val="none" w:sz="0" w:space="0" w:color="000000"/>
+                <w:top w:val="none" w:sz="0" w:space="0" w:color="000000"/>
+                <w:left w:val="none" w:sz="0" w:space="0" w:color="000000"/>
+                <w:right w:val="none" w:sz="0" w:space="0" w:color="000000"/>
+              </w:pBdr>
+              <w:spacing w:after="100" w:before="100" w:line="240"/>
+              <w:ind w:left="100" w:right="100" w:firstLine="0" w:firstLineChars="0"/>
+              <w:rPr>
+                <w:rFonts w:ascii="Helvetica" w:hAnsi="Helvetica" w:eastAsia="Helvetica" w:cs="Helvetica"/>
+                <w:i w:val="false"/>
+                <w:b w:val="false"/>
+                <w:u w:val="none"/>
+                <w:sz w:val="22"/>
+                <w:szCs w:val="22"/>
+                <w:color w:val="000000"/>
+              </w:rPr>
+            </w:pPr>
+            <w:r>
+              <w:rPr>
+                <w:rFonts w:ascii="Helvetica" w:hAnsi="Helvetica" w:eastAsia="Helvetica" w:cs="Helvetica"/>
+                <w:i w:val="false"/>
+                <w:b w:val="false"/>
+                <w:u w:val="none"/>
+                <w:sz w:val="22"/>
+                <w:szCs w:val="22"/>
+                <w:color w:val="000000"/>
+              </w:rPr>
+              <w:t xml:space="preserve">0.68, 19.1</w:t>
+            </w:r>
+          </w:p>
+        </w:tc>
+        <w:tc>
+          <w:tcPr>
+            <w:tcBorders>
+              <w:bottom w:val="none" w:sz="0" w:space="0" w:color="000000"/>
+              <w:top w:val="none" w:sz="0" w:space="0" w:color="000000"/>
+              <w:left w:val="none" w:sz="0" w:space="0" w:color="000000"/>
+              <w:right w:val="none" w:sz="0" w:space="0" w:color="000000"/>
+            </w:tcBorders>
+            <w:shd w:val="clear" w:color="auto" w:fill="FFFFFF"/>
+            <w:tcMar>
+              <w:top w:w="0" w:type="dxa"/>
+              <w:bottom w:w="0" w:type="dxa"/>
+              <w:left w:w="0" w:type="dxa"/>
+              <w:right w:w="0" w:type="dxa"/>
+            </w:tcMar>
+            <w:vAlign w:val="top"/>
+          </w:tcPr>
+          <w:p>
+            <w:pPr>
+              <w:pStyle w:val="Normal"/>
+              <w:jc w:val="center"/>
+              <w:pBdr>
+                <w:bottom w:val="none" w:sz="0" w:space="0" w:color="000000"/>
+                <w:top w:val="none" w:sz="0" w:space="0" w:color="000000"/>
+                <w:left w:val="none" w:sz="0" w:space="0" w:color="000000"/>
+                <w:right w:val="none" w:sz="0" w:space="0" w:color="000000"/>
+              </w:pBdr>
+              <w:spacing w:after="100" w:before="100" w:line="240"/>
+              <w:ind w:left="100" w:right="100" w:firstLine="0" w:firstLineChars="0"/>
+              <w:rPr>
+                <w:rFonts w:ascii="Helvetica" w:hAnsi="Helvetica" w:eastAsia="Helvetica" w:cs="Helvetica"/>
+                <w:i w:val="false"/>
+                <w:b w:val="false"/>
+                <w:u w:val="none"/>
+                <w:sz w:val="22"/>
+                <w:szCs w:val="22"/>
+                <w:color w:val="000000"/>
+              </w:rPr>
+            </w:pPr>
+            <w:r>
+              <w:rPr>
+                <w:rFonts w:ascii="Helvetica" w:hAnsi="Helvetica" w:eastAsia="Helvetica" w:cs="Helvetica"/>
+                <w:i w:val="false"/>
+                <w:b w:val="false"/>
+                <w:u w:val="none"/>
+                <w:sz w:val="22"/>
+                <w:szCs w:val="22"/>
+                <w:color w:val="000000"/>
+              </w:rPr>
+              <w:t xml:space="preserve">0.130</w:t>
             </w:r>
           </w:p>
         </w:tc>
@@ -11729,113 +11729,113 @@
                 <w:szCs w:val="22"/>
                 <w:color w:val="000000"/>
               </w:rPr>
-              <w:t xml:space="preserve">0.00</w:t>
-            </w:r>
-          </w:p>
-        </w:tc>
-        <w:tc>
-          <w:tcPr>
-            <w:tcBorders>
-              <w:bottom w:val="none" w:sz="0" w:space="0" w:color="000000"/>
-              <w:top w:val="none" w:sz="0" w:space="0" w:color="000000"/>
-              <w:left w:val="none" w:sz="0" w:space="0" w:color="000000"/>
-              <w:right w:val="none" w:sz="0" w:space="0" w:color="000000"/>
-            </w:tcBorders>
-            <w:shd w:val="clear" w:color="auto" w:fill="FFFFFF"/>
-            <w:tcMar>
-              <w:top w:w="0" w:type="dxa"/>
-              <w:bottom w:w="0" w:type="dxa"/>
-              <w:left w:w="0" w:type="dxa"/>
-              <w:right w:w="0" w:type="dxa"/>
-            </w:tcMar>
-            <w:vAlign w:val="top"/>
-          </w:tcPr>
-          <w:p>
-            <w:pPr>
-              <w:pStyle w:val="Normal"/>
-              <w:jc w:val="center"/>
-              <w:pBdr>
-                <w:bottom w:val="none" w:sz="0" w:space="0" w:color="000000"/>
-                <w:top w:val="none" w:sz="0" w:space="0" w:color="000000"/>
-                <w:left w:val="none" w:sz="0" w:space="0" w:color="000000"/>
-                <w:right w:val="none" w:sz="0" w:space="0" w:color="000000"/>
-              </w:pBdr>
-              <w:spacing w:after="100" w:before="100" w:line="240"/>
-              <w:ind w:left="100" w:right="100" w:firstLine="0" w:firstLineChars="0"/>
-              <w:rPr>
-                <w:rFonts w:ascii="Helvetica" w:hAnsi="Helvetica" w:eastAsia="Helvetica" w:cs="Helvetica"/>
-                <w:i w:val="false"/>
-                <w:b w:val="false"/>
-                <w:u w:val="none"/>
-                <w:sz w:val="22"/>
-                <w:szCs w:val="22"/>
-                <w:color w:val="000000"/>
-              </w:rPr>
-            </w:pPr>
-            <w:r>
-              <w:rPr>
-                <w:rFonts w:ascii="Helvetica" w:hAnsi="Helvetica" w:eastAsia="Helvetica" w:cs="Helvetica"/>
-                <w:i w:val="false"/>
-                <w:b w:val="false"/>
-                <w:u w:val="none"/>
-                <w:sz w:val="22"/>
-                <w:szCs w:val="22"/>
-                <w:color w:val="000000"/>
-              </w:rPr>
-              <w:t xml:space="preserve">0.00, 0.00</w:t>
-            </w:r>
-          </w:p>
-        </w:tc>
-        <w:tc>
-          <w:tcPr>
-            <w:tcBorders>
-              <w:bottom w:val="none" w:sz="0" w:space="0" w:color="000000"/>
-              <w:top w:val="none" w:sz="0" w:space="0" w:color="000000"/>
-              <w:left w:val="none" w:sz="0" w:space="0" w:color="000000"/>
-              <w:right w:val="none" w:sz="0" w:space="0" w:color="000000"/>
-            </w:tcBorders>
-            <w:shd w:val="clear" w:color="auto" w:fill="FFFFFF"/>
-            <w:tcMar>
-              <w:top w:w="0" w:type="dxa"/>
-              <w:bottom w:w="0" w:type="dxa"/>
-              <w:left w:w="0" w:type="dxa"/>
-              <w:right w:w="0" w:type="dxa"/>
-            </w:tcMar>
-            <w:vAlign w:val="top"/>
-          </w:tcPr>
-          <w:p>
-            <w:pPr>
-              <w:pStyle w:val="Normal"/>
-              <w:jc w:val="center"/>
-              <w:pBdr>
-                <w:bottom w:val="none" w:sz="0" w:space="0" w:color="000000"/>
-                <w:top w:val="none" w:sz="0" w:space="0" w:color="000000"/>
-                <w:left w:val="none" w:sz="0" w:space="0" w:color="000000"/>
-                <w:right w:val="none" w:sz="0" w:space="0" w:color="000000"/>
-              </w:pBdr>
-              <w:spacing w:after="100" w:before="100" w:line="240"/>
-              <w:ind w:left="100" w:right="100" w:firstLine="0" w:firstLineChars="0"/>
-              <w:rPr>
-                <w:rFonts w:ascii="Helvetica" w:hAnsi="Helvetica" w:eastAsia="Helvetica" w:cs="Helvetica"/>
-                <w:i w:val="false"/>
-                <w:b w:val="false"/>
-                <w:u w:val="none"/>
-                <w:sz w:val="22"/>
-                <w:szCs w:val="22"/>
-                <w:color w:val="000000"/>
-              </w:rPr>
-            </w:pPr>
-            <w:r>
-              <w:rPr>
-                <w:rFonts w:ascii="Helvetica" w:hAnsi="Helvetica" w:eastAsia="Helvetica" w:cs="Helvetica"/>
-                <w:i w:val="false"/>
-                <w:b w:val="false"/>
-                <w:u w:val="none"/>
-                <w:sz w:val="22"/>
-                <w:szCs w:val="22"/>
-                <w:color w:val="000000"/>
-              </w:rPr>
-              <w:t xml:space="preserve">&lt;0.001</w:t>
+              <w:t xml:space="preserve">1.18</w:t>
+            </w:r>
+          </w:p>
+        </w:tc>
+        <w:tc>
+          <w:tcPr>
+            <w:tcBorders>
+              <w:bottom w:val="none" w:sz="0" w:space="0" w:color="000000"/>
+              <w:top w:val="none" w:sz="0" w:space="0" w:color="000000"/>
+              <w:left w:val="none" w:sz="0" w:space="0" w:color="000000"/>
+              <w:right w:val="none" w:sz="0" w:space="0" w:color="000000"/>
+            </w:tcBorders>
+            <w:shd w:val="clear" w:color="auto" w:fill="FFFFFF"/>
+            <w:tcMar>
+              <w:top w:w="0" w:type="dxa"/>
+              <w:bottom w:w="0" w:type="dxa"/>
+              <w:left w:w="0" w:type="dxa"/>
+              <w:right w:w="0" w:type="dxa"/>
+            </w:tcMar>
+            <w:vAlign w:val="top"/>
+          </w:tcPr>
+          <w:p>
+            <w:pPr>
+              <w:pStyle w:val="Normal"/>
+              <w:jc w:val="center"/>
+              <w:pBdr>
+                <w:bottom w:val="none" w:sz="0" w:space="0" w:color="000000"/>
+                <w:top w:val="none" w:sz="0" w:space="0" w:color="000000"/>
+                <w:left w:val="none" w:sz="0" w:space="0" w:color="000000"/>
+                <w:right w:val="none" w:sz="0" w:space="0" w:color="000000"/>
+              </w:pBdr>
+              <w:spacing w:after="100" w:before="100" w:line="240"/>
+              <w:ind w:left="100" w:right="100" w:firstLine="0" w:firstLineChars="0"/>
+              <w:rPr>
+                <w:rFonts w:ascii="Helvetica" w:hAnsi="Helvetica" w:eastAsia="Helvetica" w:cs="Helvetica"/>
+                <w:i w:val="false"/>
+                <w:b w:val="false"/>
+                <w:u w:val="none"/>
+                <w:sz w:val="22"/>
+                <w:szCs w:val="22"/>
+                <w:color w:val="000000"/>
+              </w:rPr>
+            </w:pPr>
+            <w:r>
+              <w:rPr>
+                <w:rFonts w:ascii="Helvetica" w:hAnsi="Helvetica" w:eastAsia="Helvetica" w:cs="Helvetica"/>
+                <w:i w:val="false"/>
+                <w:b w:val="false"/>
+                <w:u w:val="none"/>
+                <w:sz w:val="22"/>
+                <w:szCs w:val="22"/>
+                <w:color w:val="000000"/>
+              </w:rPr>
+              <w:t xml:space="preserve">0.00, 366</w:t>
+            </w:r>
+          </w:p>
+        </w:tc>
+        <w:tc>
+          <w:tcPr>
+            <w:tcBorders>
+              <w:bottom w:val="none" w:sz="0" w:space="0" w:color="000000"/>
+              <w:top w:val="none" w:sz="0" w:space="0" w:color="000000"/>
+              <w:left w:val="none" w:sz="0" w:space="0" w:color="000000"/>
+              <w:right w:val="none" w:sz="0" w:space="0" w:color="000000"/>
+            </w:tcBorders>
+            <w:shd w:val="clear" w:color="auto" w:fill="FFFFFF"/>
+            <w:tcMar>
+              <w:top w:w="0" w:type="dxa"/>
+              <w:bottom w:w="0" w:type="dxa"/>
+              <w:left w:w="0" w:type="dxa"/>
+              <w:right w:w="0" w:type="dxa"/>
+            </w:tcMar>
+            <w:vAlign w:val="top"/>
+          </w:tcPr>
+          <w:p>
+            <w:pPr>
+              <w:pStyle w:val="Normal"/>
+              <w:jc w:val="center"/>
+              <w:pBdr>
+                <w:bottom w:val="none" w:sz="0" w:space="0" w:color="000000"/>
+                <w:top w:val="none" w:sz="0" w:space="0" w:color="000000"/>
+                <w:left w:val="none" w:sz="0" w:space="0" w:color="000000"/>
+                <w:right w:val="none" w:sz="0" w:space="0" w:color="000000"/>
+              </w:pBdr>
+              <w:spacing w:after="100" w:before="100" w:line="240"/>
+              <w:ind w:left="100" w:right="100" w:firstLine="0" w:firstLineChars="0"/>
+              <w:rPr>
+                <w:rFonts w:ascii="Helvetica" w:hAnsi="Helvetica" w:eastAsia="Helvetica" w:cs="Helvetica"/>
+                <w:i w:val="false"/>
+                <w:b w:val="false"/>
+                <w:u w:val="none"/>
+                <w:sz w:val="22"/>
+                <w:szCs w:val="22"/>
+                <w:color w:val="000000"/>
+              </w:rPr>
+            </w:pPr>
+            <w:r>
+              <w:rPr>
+                <w:rFonts w:ascii="Helvetica" w:hAnsi="Helvetica" w:eastAsia="Helvetica" w:cs="Helvetica"/>
+                <w:i w:val="false"/>
+                <w:b w:val="false"/>
+                <w:u w:val="none"/>
+                <w:sz w:val="22"/>
+                <w:szCs w:val="22"/>
+                <w:color w:val="000000"/>
+              </w:rPr>
+              <w:t xml:space="preserve">0.950</w:t>
             </w:r>
           </w:p>
         </w:tc>
@@ -12483,113 +12483,113 @@
                 <w:szCs w:val="22"/>
                 <w:color w:val="000000"/>
               </w:rPr>
-              <w:t xml:space="preserve">1.00</w:t>
-            </w:r>
-          </w:p>
-        </w:tc>
-        <w:tc>
-          <w:tcPr>
-            <w:tcBorders>
-              <w:bottom w:val="none" w:sz="0" w:space="0" w:color="000000"/>
-              <w:top w:val="none" w:sz="0" w:space="0" w:color="000000"/>
-              <w:left w:val="none" w:sz="0" w:space="0" w:color="000000"/>
-              <w:right w:val="none" w:sz="0" w:space="0" w:color="000000"/>
-            </w:tcBorders>
-            <w:shd w:val="clear" w:color="auto" w:fill="FFFFFF"/>
-            <w:tcMar>
-              <w:top w:w="0" w:type="dxa"/>
-              <w:bottom w:w="0" w:type="dxa"/>
-              <w:left w:w="0" w:type="dxa"/>
-              <w:right w:w="0" w:type="dxa"/>
-            </w:tcMar>
-            <w:vAlign w:val="top"/>
-          </w:tcPr>
-          <w:p>
-            <w:pPr>
-              <w:pStyle w:val="Normal"/>
-              <w:jc w:val="center"/>
-              <w:pBdr>
-                <w:bottom w:val="none" w:sz="0" w:space="0" w:color="000000"/>
-                <w:top w:val="none" w:sz="0" w:space="0" w:color="000000"/>
-                <w:left w:val="none" w:sz="0" w:space="0" w:color="000000"/>
-                <w:right w:val="none" w:sz="0" w:space="0" w:color="000000"/>
-              </w:pBdr>
-              <w:spacing w:after="100" w:before="100" w:line="240"/>
-              <w:ind w:left="100" w:right="100" w:firstLine="0" w:firstLineChars="0"/>
-              <w:rPr>
-                <w:rFonts w:ascii="Helvetica" w:hAnsi="Helvetica" w:eastAsia="Helvetica" w:cs="Helvetica"/>
-                <w:i w:val="false"/>
-                <w:b w:val="false"/>
-                <w:u w:val="none"/>
-                <w:sz w:val="22"/>
-                <w:szCs w:val="22"/>
-                <w:color w:val="000000"/>
-              </w:rPr>
-            </w:pPr>
-            <w:r>
-              <w:rPr>
-                <w:rFonts w:ascii="Helvetica" w:hAnsi="Helvetica" w:eastAsia="Helvetica" w:cs="Helvetica"/>
-                <w:i w:val="false"/>
-                <w:b w:val="false"/>
-                <w:u w:val="none"/>
-                <w:sz w:val="22"/>
-                <w:szCs w:val="22"/>
-                <w:color w:val="000000"/>
-              </w:rPr>
-              <w:t xml:space="preserve">0.91, 1.10</w:t>
-            </w:r>
-          </w:p>
-        </w:tc>
-        <w:tc>
-          <w:tcPr>
-            <w:tcBorders>
-              <w:bottom w:val="none" w:sz="0" w:space="0" w:color="000000"/>
-              <w:top w:val="none" w:sz="0" w:space="0" w:color="000000"/>
-              <w:left w:val="none" w:sz="0" w:space="0" w:color="000000"/>
-              <w:right w:val="none" w:sz="0" w:space="0" w:color="000000"/>
-            </w:tcBorders>
-            <w:shd w:val="clear" w:color="auto" w:fill="FFFFFF"/>
-            <w:tcMar>
-              <w:top w:w="0" w:type="dxa"/>
-              <w:bottom w:w="0" w:type="dxa"/>
-              <w:left w:w="0" w:type="dxa"/>
-              <w:right w:w="0" w:type="dxa"/>
-            </w:tcMar>
-            <w:vAlign w:val="top"/>
-          </w:tcPr>
-          <w:p>
-            <w:pPr>
-              <w:pStyle w:val="Normal"/>
-              <w:jc w:val="center"/>
-              <w:pBdr>
-                <w:bottom w:val="none" w:sz="0" w:space="0" w:color="000000"/>
-                <w:top w:val="none" w:sz="0" w:space="0" w:color="000000"/>
-                <w:left w:val="none" w:sz="0" w:space="0" w:color="000000"/>
-                <w:right w:val="none" w:sz="0" w:space="0" w:color="000000"/>
-              </w:pBdr>
-              <w:spacing w:after="100" w:before="100" w:line="240"/>
-              <w:ind w:left="100" w:right="100" w:firstLine="0" w:firstLineChars="0"/>
-              <w:rPr>
-                <w:rFonts w:ascii="Helvetica" w:hAnsi="Helvetica" w:eastAsia="Helvetica" w:cs="Helvetica"/>
-                <w:i w:val="false"/>
-                <w:b w:val="false"/>
-                <w:u w:val="none"/>
-                <w:sz w:val="22"/>
-                <w:szCs w:val="22"/>
-                <w:color w:val="000000"/>
-              </w:rPr>
-            </w:pPr>
-            <w:r>
-              <w:rPr>
-                <w:rFonts w:ascii="Helvetica" w:hAnsi="Helvetica" w:eastAsia="Helvetica" w:cs="Helvetica"/>
-                <w:i w:val="false"/>
-                <w:b w:val="false"/>
-                <w:u w:val="none"/>
-                <w:sz w:val="22"/>
-                <w:szCs w:val="22"/>
-                <w:color w:val="000000"/>
-              </w:rPr>
-              <w:t xml:space="preserve">0.980</w:t>
+              <w:t xml:space="preserve">0.98</w:t>
+            </w:r>
+          </w:p>
+        </w:tc>
+        <w:tc>
+          <w:tcPr>
+            <w:tcBorders>
+              <w:bottom w:val="none" w:sz="0" w:space="0" w:color="000000"/>
+              <w:top w:val="none" w:sz="0" w:space="0" w:color="000000"/>
+              <w:left w:val="none" w:sz="0" w:space="0" w:color="000000"/>
+              <w:right w:val="none" w:sz="0" w:space="0" w:color="000000"/>
+            </w:tcBorders>
+            <w:shd w:val="clear" w:color="auto" w:fill="FFFFFF"/>
+            <w:tcMar>
+              <w:top w:w="0" w:type="dxa"/>
+              <w:bottom w:w="0" w:type="dxa"/>
+              <w:left w:w="0" w:type="dxa"/>
+              <w:right w:w="0" w:type="dxa"/>
+            </w:tcMar>
+            <w:vAlign w:val="top"/>
+          </w:tcPr>
+          <w:p>
+            <w:pPr>
+              <w:pStyle w:val="Normal"/>
+              <w:jc w:val="center"/>
+              <w:pBdr>
+                <w:bottom w:val="none" w:sz="0" w:space="0" w:color="000000"/>
+                <w:top w:val="none" w:sz="0" w:space="0" w:color="000000"/>
+                <w:left w:val="none" w:sz="0" w:space="0" w:color="000000"/>
+                <w:right w:val="none" w:sz="0" w:space="0" w:color="000000"/>
+              </w:pBdr>
+              <w:spacing w:after="100" w:before="100" w:line="240"/>
+              <w:ind w:left="100" w:right="100" w:firstLine="0" w:firstLineChars="0"/>
+              <w:rPr>
+                <w:rFonts w:ascii="Helvetica" w:hAnsi="Helvetica" w:eastAsia="Helvetica" w:cs="Helvetica"/>
+                <w:i w:val="false"/>
+                <w:b w:val="false"/>
+                <w:u w:val="none"/>
+                <w:sz w:val="22"/>
+                <w:szCs w:val="22"/>
+                <w:color w:val="000000"/>
+              </w:rPr>
+            </w:pPr>
+            <w:r>
+              <w:rPr>
+                <w:rFonts w:ascii="Helvetica" w:hAnsi="Helvetica" w:eastAsia="Helvetica" w:cs="Helvetica"/>
+                <w:i w:val="false"/>
+                <w:b w:val="false"/>
+                <w:u w:val="none"/>
+                <w:sz w:val="22"/>
+                <w:szCs w:val="22"/>
+                <w:color w:val="000000"/>
+              </w:rPr>
+              <w:t xml:space="preserve">0.91, 1.07</w:t>
+            </w:r>
+          </w:p>
+        </w:tc>
+        <w:tc>
+          <w:tcPr>
+            <w:tcBorders>
+              <w:bottom w:val="none" w:sz="0" w:space="0" w:color="000000"/>
+              <w:top w:val="none" w:sz="0" w:space="0" w:color="000000"/>
+              <w:left w:val="none" w:sz="0" w:space="0" w:color="000000"/>
+              <w:right w:val="none" w:sz="0" w:space="0" w:color="000000"/>
+            </w:tcBorders>
+            <w:shd w:val="clear" w:color="auto" w:fill="FFFFFF"/>
+            <w:tcMar>
+              <w:top w:w="0" w:type="dxa"/>
+              <w:bottom w:w="0" w:type="dxa"/>
+              <w:left w:w="0" w:type="dxa"/>
+              <w:right w:w="0" w:type="dxa"/>
+            </w:tcMar>
+            <w:vAlign w:val="top"/>
+          </w:tcPr>
+          <w:p>
+            <w:pPr>
+              <w:pStyle w:val="Normal"/>
+              <w:jc w:val="center"/>
+              <w:pBdr>
+                <w:bottom w:val="none" w:sz="0" w:space="0" w:color="000000"/>
+                <w:top w:val="none" w:sz="0" w:space="0" w:color="000000"/>
+                <w:left w:val="none" w:sz="0" w:space="0" w:color="000000"/>
+                <w:right w:val="none" w:sz="0" w:space="0" w:color="000000"/>
+              </w:pBdr>
+              <w:spacing w:after="100" w:before="100" w:line="240"/>
+              <w:ind w:left="100" w:right="100" w:firstLine="0" w:firstLineChars="0"/>
+              <w:rPr>
+                <w:rFonts w:ascii="Helvetica" w:hAnsi="Helvetica" w:eastAsia="Helvetica" w:cs="Helvetica"/>
+                <w:i w:val="false"/>
+                <w:b w:val="false"/>
+                <w:u w:val="none"/>
+                <w:sz w:val="22"/>
+                <w:szCs w:val="22"/>
+                <w:color w:val="000000"/>
+              </w:rPr>
+            </w:pPr>
+            <w:r>
+              <w:rPr>
+                <w:rFonts w:ascii="Helvetica" w:hAnsi="Helvetica" w:eastAsia="Helvetica" w:cs="Helvetica"/>
+                <w:i w:val="false"/>
+                <w:b w:val="false"/>
+                <w:u w:val="none"/>
+                <w:sz w:val="22"/>
+                <w:szCs w:val="22"/>
+                <w:color w:val="000000"/>
+              </w:rPr>
+              <w:t xml:space="preserve">0.710</w:t>
             </w:r>
           </w:p>
         </w:tc>
@@ -12695,113 +12695,113 @@
                 <w:szCs w:val="22"/>
                 <w:color w:val="000000"/>
               </w:rPr>
-              <w:t xml:space="preserve">1.07</w:t>
-            </w:r>
-          </w:p>
-        </w:tc>
-        <w:tc>
-          <w:tcPr>
-            <w:tcBorders>
-              <w:bottom w:val="none" w:sz="0" w:space="0" w:color="000000"/>
-              <w:top w:val="none" w:sz="0" w:space="0" w:color="000000"/>
-              <w:left w:val="none" w:sz="0" w:space="0" w:color="000000"/>
-              <w:right w:val="none" w:sz="0" w:space="0" w:color="000000"/>
-            </w:tcBorders>
-            <w:shd w:val="clear" w:color="auto" w:fill="FFFFFF"/>
-            <w:tcMar>
-              <w:top w:w="0" w:type="dxa"/>
-              <w:bottom w:w="0" w:type="dxa"/>
-              <w:left w:w="0" w:type="dxa"/>
-              <w:right w:w="0" w:type="dxa"/>
-            </w:tcMar>
-            <w:vAlign w:val="top"/>
-          </w:tcPr>
-          <w:p>
-            <w:pPr>
-              <w:pStyle w:val="Normal"/>
-              <w:jc w:val="center"/>
-              <w:pBdr>
-                <w:bottom w:val="none" w:sz="0" w:space="0" w:color="000000"/>
-                <w:top w:val="none" w:sz="0" w:space="0" w:color="000000"/>
-                <w:left w:val="none" w:sz="0" w:space="0" w:color="000000"/>
-                <w:right w:val="none" w:sz="0" w:space="0" w:color="000000"/>
-              </w:pBdr>
-              <w:spacing w:after="100" w:before="100" w:line="240"/>
-              <w:ind w:left="100" w:right="100" w:firstLine="0" w:firstLineChars="0"/>
-              <w:rPr>
-                <w:rFonts w:ascii="Helvetica" w:hAnsi="Helvetica" w:eastAsia="Helvetica" w:cs="Helvetica"/>
-                <w:i w:val="false"/>
-                <w:b w:val="false"/>
-                <w:u w:val="none"/>
-                <w:sz w:val="22"/>
-                <w:szCs w:val="22"/>
-                <w:color w:val="000000"/>
-              </w:rPr>
-            </w:pPr>
-            <w:r>
-              <w:rPr>
-                <w:rFonts w:ascii="Helvetica" w:hAnsi="Helvetica" w:eastAsia="Helvetica" w:cs="Helvetica"/>
-                <w:i w:val="false"/>
-                <w:b w:val="false"/>
-                <w:u w:val="none"/>
-                <w:sz w:val="22"/>
-                <w:szCs w:val="22"/>
-                <w:color w:val="000000"/>
-              </w:rPr>
-              <w:t xml:space="preserve">0.89, 1.29</w:t>
-            </w:r>
-          </w:p>
-        </w:tc>
-        <w:tc>
-          <w:tcPr>
-            <w:tcBorders>
-              <w:bottom w:val="none" w:sz="0" w:space="0" w:color="000000"/>
-              <w:top w:val="none" w:sz="0" w:space="0" w:color="000000"/>
-              <w:left w:val="none" w:sz="0" w:space="0" w:color="000000"/>
-              <w:right w:val="none" w:sz="0" w:space="0" w:color="000000"/>
-            </w:tcBorders>
-            <w:shd w:val="clear" w:color="auto" w:fill="FFFFFF"/>
-            <w:tcMar>
-              <w:top w:w="0" w:type="dxa"/>
-              <w:bottom w:w="0" w:type="dxa"/>
-              <w:left w:w="0" w:type="dxa"/>
-              <w:right w:w="0" w:type="dxa"/>
-            </w:tcMar>
-            <w:vAlign w:val="top"/>
-          </w:tcPr>
-          <w:p>
-            <w:pPr>
-              <w:pStyle w:val="Normal"/>
-              <w:jc w:val="center"/>
-              <w:pBdr>
-                <w:bottom w:val="none" w:sz="0" w:space="0" w:color="000000"/>
-                <w:top w:val="none" w:sz="0" w:space="0" w:color="000000"/>
-                <w:left w:val="none" w:sz="0" w:space="0" w:color="000000"/>
-                <w:right w:val="none" w:sz="0" w:space="0" w:color="000000"/>
-              </w:pBdr>
-              <w:spacing w:after="100" w:before="100" w:line="240"/>
-              <w:ind w:left="100" w:right="100" w:firstLine="0" w:firstLineChars="0"/>
-              <w:rPr>
-                <w:rFonts w:ascii="Helvetica" w:hAnsi="Helvetica" w:eastAsia="Helvetica" w:cs="Helvetica"/>
-                <w:i w:val="false"/>
-                <w:b w:val="false"/>
-                <w:u w:val="none"/>
-                <w:sz w:val="22"/>
-                <w:szCs w:val="22"/>
-                <w:color w:val="000000"/>
-              </w:rPr>
-            </w:pPr>
-            <w:r>
-              <w:rPr>
-                <w:rFonts w:ascii="Helvetica" w:hAnsi="Helvetica" w:eastAsia="Helvetica" w:cs="Helvetica"/>
-                <w:i w:val="false"/>
-                <w:b w:val="false"/>
-                <w:u w:val="none"/>
-                <w:sz w:val="22"/>
-                <w:szCs w:val="22"/>
-                <w:color w:val="000000"/>
-              </w:rPr>
-              <w:t xml:space="preserve">0.480</w:t>
+              <w:t xml:space="preserve">0.94</w:t>
+            </w:r>
+          </w:p>
+        </w:tc>
+        <w:tc>
+          <w:tcPr>
+            <w:tcBorders>
+              <w:bottom w:val="none" w:sz="0" w:space="0" w:color="000000"/>
+              <w:top w:val="none" w:sz="0" w:space="0" w:color="000000"/>
+              <w:left w:val="none" w:sz="0" w:space="0" w:color="000000"/>
+              <w:right w:val="none" w:sz="0" w:space="0" w:color="000000"/>
+            </w:tcBorders>
+            <w:shd w:val="clear" w:color="auto" w:fill="FFFFFF"/>
+            <w:tcMar>
+              <w:top w:w="0" w:type="dxa"/>
+              <w:bottom w:w="0" w:type="dxa"/>
+              <w:left w:w="0" w:type="dxa"/>
+              <w:right w:w="0" w:type="dxa"/>
+            </w:tcMar>
+            <w:vAlign w:val="top"/>
+          </w:tcPr>
+          <w:p>
+            <w:pPr>
+              <w:pStyle w:val="Normal"/>
+              <w:jc w:val="center"/>
+              <w:pBdr>
+                <w:bottom w:val="none" w:sz="0" w:space="0" w:color="000000"/>
+                <w:top w:val="none" w:sz="0" w:space="0" w:color="000000"/>
+                <w:left w:val="none" w:sz="0" w:space="0" w:color="000000"/>
+                <w:right w:val="none" w:sz="0" w:space="0" w:color="000000"/>
+              </w:pBdr>
+              <w:spacing w:after="100" w:before="100" w:line="240"/>
+              <w:ind w:left="100" w:right="100" w:firstLine="0" w:firstLineChars="0"/>
+              <w:rPr>
+                <w:rFonts w:ascii="Helvetica" w:hAnsi="Helvetica" w:eastAsia="Helvetica" w:cs="Helvetica"/>
+                <w:i w:val="false"/>
+                <w:b w:val="false"/>
+                <w:u w:val="none"/>
+                <w:sz w:val="22"/>
+                <w:szCs w:val="22"/>
+                <w:color w:val="000000"/>
+              </w:rPr>
+            </w:pPr>
+            <w:r>
+              <w:rPr>
+                <w:rFonts w:ascii="Helvetica" w:hAnsi="Helvetica" w:eastAsia="Helvetica" w:cs="Helvetica"/>
+                <w:i w:val="false"/>
+                <w:b w:val="false"/>
+                <w:u w:val="none"/>
+                <w:sz w:val="22"/>
+                <w:szCs w:val="22"/>
+                <w:color w:val="000000"/>
+              </w:rPr>
+              <w:t xml:space="preserve">0.83, 1.07</w:t>
+            </w:r>
+          </w:p>
+        </w:tc>
+        <w:tc>
+          <w:tcPr>
+            <w:tcBorders>
+              <w:bottom w:val="none" w:sz="0" w:space="0" w:color="000000"/>
+              <w:top w:val="none" w:sz="0" w:space="0" w:color="000000"/>
+              <w:left w:val="none" w:sz="0" w:space="0" w:color="000000"/>
+              <w:right w:val="none" w:sz="0" w:space="0" w:color="000000"/>
+            </w:tcBorders>
+            <w:shd w:val="clear" w:color="auto" w:fill="FFFFFF"/>
+            <w:tcMar>
+              <w:top w:w="0" w:type="dxa"/>
+              <w:bottom w:w="0" w:type="dxa"/>
+              <w:left w:w="0" w:type="dxa"/>
+              <w:right w:w="0" w:type="dxa"/>
+            </w:tcMar>
+            <w:vAlign w:val="top"/>
+          </w:tcPr>
+          <w:p>
+            <w:pPr>
+              <w:pStyle w:val="Normal"/>
+              <w:jc w:val="center"/>
+              <w:pBdr>
+                <w:bottom w:val="none" w:sz="0" w:space="0" w:color="000000"/>
+                <w:top w:val="none" w:sz="0" w:space="0" w:color="000000"/>
+                <w:left w:val="none" w:sz="0" w:space="0" w:color="000000"/>
+                <w:right w:val="none" w:sz="0" w:space="0" w:color="000000"/>
+              </w:pBdr>
+              <w:spacing w:after="100" w:before="100" w:line="240"/>
+              <w:ind w:left="100" w:right="100" w:firstLine="0" w:firstLineChars="0"/>
+              <w:rPr>
+                <w:rFonts w:ascii="Helvetica" w:hAnsi="Helvetica" w:eastAsia="Helvetica" w:cs="Helvetica"/>
+                <w:i w:val="false"/>
+                <w:b w:val="false"/>
+                <w:u w:val="none"/>
+                <w:sz w:val="22"/>
+                <w:szCs w:val="22"/>
+                <w:color w:val="000000"/>
+              </w:rPr>
+            </w:pPr>
+            <w:r>
+              <w:rPr>
+                <w:rFonts w:ascii="Helvetica" w:hAnsi="Helvetica" w:eastAsia="Helvetica" w:cs="Helvetica"/>
+                <w:i w:val="false"/>
+                <w:b w:val="false"/>
+                <w:u w:val="none"/>
+                <w:sz w:val="22"/>
+                <w:szCs w:val="22"/>
+                <w:color w:val="000000"/>
+              </w:rPr>
+              <w:t xml:space="preserve">0.330</w:t>
             </w:r>
           </w:p>
         </w:tc>
@@ -12966,113 +12966,113 @@
                 <w:szCs w:val="22"/>
                 <w:color w:val="000000"/>
               </w:rPr>
-              <w:t xml:space="preserve">0.52</w:t>
-            </w:r>
-          </w:p>
-        </w:tc>
-        <w:tc>
-          <w:tcPr>
-            <w:tcBorders>
-              <w:bottom w:val="none" w:sz="0" w:space="0" w:color="000000"/>
-              <w:top w:val="none" w:sz="0" w:space="0" w:color="000000"/>
-              <w:left w:val="none" w:sz="0" w:space="0" w:color="000000"/>
-              <w:right w:val="none" w:sz="0" w:space="0" w:color="000000"/>
-            </w:tcBorders>
-            <w:shd w:val="clear" w:color="auto" w:fill="FFFFFF"/>
-            <w:tcMar>
-              <w:top w:w="0" w:type="dxa"/>
-              <w:bottom w:w="0" w:type="dxa"/>
-              <w:left w:w="0" w:type="dxa"/>
-              <w:right w:w="0" w:type="dxa"/>
-            </w:tcMar>
-            <w:vAlign w:val="top"/>
-          </w:tcPr>
-          <w:p>
-            <w:pPr>
-              <w:pStyle w:val="Normal"/>
-              <w:jc w:val="center"/>
-              <w:pBdr>
-                <w:bottom w:val="none" w:sz="0" w:space="0" w:color="000000"/>
-                <w:top w:val="none" w:sz="0" w:space="0" w:color="000000"/>
-                <w:left w:val="none" w:sz="0" w:space="0" w:color="000000"/>
-                <w:right w:val="none" w:sz="0" w:space="0" w:color="000000"/>
-              </w:pBdr>
-              <w:spacing w:after="100" w:before="100" w:line="240"/>
-              <w:ind w:left="100" w:right="100" w:firstLine="0" w:firstLineChars="0"/>
-              <w:rPr>
-                <w:rFonts w:ascii="Helvetica" w:hAnsi="Helvetica" w:eastAsia="Helvetica" w:cs="Helvetica"/>
-                <w:i w:val="false"/>
-                <w:b w:val="false"/>
-                <w:u w:val="none"/>
-                <w:sz w:val="22"/>
-                <w:szCs w:val="22"/>
-                <w:color w:val="000000"/>
-              </w:rPr>
-            </w:pPr>
-            <w:r>
-              <w:rPr>
-                <w:rFonts w:ascii="Helvetica" w:hAnsi="Helvetica" w:eastAsia="Helvetica" w:cs="Helvetica"/>
-                <w:i w:val="false"/>
-                <w:b w:val="false"/>
-                <w:u w:val="none"/>
-                <w:sz w:val="22"/>
-                <w:szCs w:val="22"/>
-                <w:color w:val="000000"/>
-              </w:rPr>
-              <w:t xml:space="preserve">0.11, 2.40</w:t>
-            </w:r>
-          </w:p>
-        </w:tc>
-        <w:tc>
-          <w:tcPr>
-            <w:tcBorders>
-              <w:bottom w:val="none" w:sz="0" w:space="0" w:color="000000"/>
-              <w:top w:val="none" w:sz="0" w:space="0" w:color="000000"/>
-              <w:left w:val="none" w:sz="0" w:space="0" w:color="000000"/>
-              <w:right w:val="none" w:sz="0" w:space="0" w:color="000000"/>
-            </w:tcBorders>
-            <w:shd w:val="clear" w:color="auto" w:fill="FFFFFF"/>
-            <w:tcMar>
-              <w:top w:w="0" w:type="dxa"/>
-              <w:bottom w:w="0" w:type="dxa"/>
-              <w:left w:w="0" w:type="dxa"/>
-              <w:right w:w="0" w:type="dxa"/>
-            </w:tcMar>
-            <w:vAlign w:val="top"/>
-          </w:tcPr>
-          <w:p>
-            <w:pPr>
-              <w:pStyle w:val="Normal"/>
-              <w:jc w:val="center"/>
-              <w:pBdr>
-                <w:bottom w:val="none" w:sz="0" w:space="0" w:color="000000"/>
-                <w:top w:val="none" w:sz="0" w:space="0" w:color="000000"/>
-                <w:left w:val="none" w:sz="0" w:space="0" w:color="000000"/>
-                <w:right w:val="none" w:sz="0" w:space="0" w:color="000000"/>
-              </w:pBdr>
-              <w:spacing w:after="100" w:before="100" w:line="240"/>
-              <w:ind w:left="100" w:right="100" w:firstLine="0" w:firstLineChars="0"/>
-              <w:rPr>
-                <w:rFonts w:ascii="Helvetica" w:hAnsi="Helvetica" w:eastAsia="Helvetica" w:cs="Helvetica"/>
-                <w:i w:val="false"/>
-                <w:b w:val="false"/>
-                <w:u w:val="none"/>
-                <w:sz w:val="22"/>
-                <w:szCs w:val="22"/>
-                <w:color w:val="000000"/>
-              </w:rPr>
-            </w:pPr>
-            <w:r>
-              <w:rPr>
-                <w:rFonts w:ascii="Helvetica" w:hAnsi="Helvetica" w:eastAsia="Helvetica" w:cs="Helvetica"/>
-                <w:i w:val="false"/>
-                <w:b w:val="false"/>
-                <w:u w:val="none"/>
-                <w:sz w:val="22"/>
-                <w:szCs w:val="22"/>
-                <w:color w:val="000000"/>
-              </w:rPr>
-              <w:t xml:space="preserve">0.400</w:t>
+              <w:t xml:space="preserve">0.64</w:t>
+            </w:r>
+          </w:p>
+        </w:tc>
+        <w:tc>
+          <w:tcPr>
+            <w:tcBorders>
+              <w:bottom w:val="none" w:sz="0" w:space="0" w:color="000000"/>
+              <w:top w:val="none" w:sz="0" w:space="0" w:color="000000"/>
+              <w:left w:val="none" w:sz="0" w:space="0" w:color="000000"/>
+              <w:right w:val="none" w:sz="0" w:space="0" w:color="000000"/>
+            </w:tcBorders>
+            <w:shd w:val="clear" w:color="auto" w:fill="FFFFFF"/>
+            <w:tcMar>
+              <w:top w:w="0" w:type="dxa"/>
+              <w:bottom w:w="0" w:type="dxa"/>
+              <w:left w:w="0" w:type="dxa"/>
+              <w:right w:w="0" w:type="dxa"/>
+            </w:tcMar>
+            <w:vAlign w:val="top"/>
+          </w:tcPr>
+          <w:p>
+            <w:pPr>
+              <w:pStyle w:val="Normal"/>
+              <w:jc w:val="center"/>
+              <w:pBdr>
+                <w:bottom w:val="none" w:sz="0" w:space="0" w:color="000000"/>
+                <w:top w:val="none" w:sz="0" w:space="0" w:color="000000"/>
+                <w:left w:val="none" w:sz="0" w:space="0" w:color="000000"/>
+                <w:right w:val="none" w:sz="0" w:space="0" w:color="000000"/>
+              </w:pBdr>
+              <w:spacing w:after="100" w:before="100" w:line="240"/>
+              <w:ind w:left="100" w:right="100" w:firstLine="0" w:firstLineChars="0"/>
+              <w:rPr>
+                <w:rFonts w:ascii="Helvetica" w:hAnsi="Helvetica" w:eastAsia="Helvetica" w:cs="Helvetica"/>
+                <w:i w:val="false"/>
+                <w:b w:val="false"/>
+                <w:u w:val="none"/>
+                <w:sz w:val="22"/>
+                <w:szCs w:val="22"/>
+                <w:color w:val="000000"/>
+              </w:rPr>
+            </w:pPr>
+            <w:r>
+              <w:rPr>
+                <w:rFonts w:ascii="Helvetica" w:hAnsi="Helvetica" w:eastAsia="Helvetica" w:cs="Helvetica"/>
+                <w:i w:val="false"/>
+                <w:b w:val="false"/>
+                <w:u w:val="none"/>
+                <w:sz w:val="22"/>
+                <w:szCs w:val="22"/>
+                <w:color w:val="000000"/>
+              </w:rPr>
+              <w:t xml:space="preserve">0.18, 2.25</w:t>
+            </w:r>
+          </w:p>
+        </w:tc>
+        <w:tc>
+          <w:tcPr>
+            <w:tcBorders>
+              <w:bottom w:val="none" w:sz="0" w:space="0" w:color="000000"/>
+              <w:top w:val="none" w:sz="0" w:space="0" w:color="000000"/>
+              <w:left w:val="none" w:sz="0" w:space="0" w:color="000000"/>
+              <w:right w:val="none" w:sz="0" w:space="0" w:color="000000"/>
+            </w:tcBorders>
+            <w:shd w:val="clear" w:color="auto" w:fill="FFFFFF"/>
+            <w:tcMar>
+              <w:top w:w="0" w:type="dxa"/>
+              <w:bottom w:w="0" w:type="dxa"/>
+              <w:left w:w="0" w:type="dxa"/>
+              <w:right w:w="0" w:type="dxa"/>
+            </w:tcMar>
+            <w:vAlign w:val="top"/>
+          </w:tcPr>
+          <w:p>
+            <w:pPr>
+              <w:pStyle w:val="Normal"/>
+              <w:jc w:val="center"/>
+              <w:pBdr>
+                <w:bottom w:val="none" w:sz="0" w:space="0" w:color="000000"/>
+                <w:top w:val="none" w:sz="0" w:space="0" w:color="000000"/>
+                <w:left w:val="none" w:sz="0" w:space="0" w:color="000000"/>
+                <w:right w:val="none" w:sz="0" w:space="0" w:color="000000"/>
+              </w:pBdr>
+              <w:spacing w:after="100" w:before="100" w:line="240"/>
+              <w:ind w:left="100" w:right="100" w:firstLine="0" w:firstLineChars="0"/>
+              <w:rPr>
+                <w:rFonts w:ascii="Helvetica" w:hAnsi="Helvetica" w:eastAsia="Helvetica" w:cs="Helvetica"/>
+                <w:i w:val="false"/>
+                <w:b w:val="false"/>
+                <w:u w:val="none"/>
+                <w:sz w:val="22"/>
+                <w:szCs w:val="22"/>
+                <w:color w:val="000000"/>
+              </w:rPr>
+            </w:pPr>
+            <w:r>
+              <w:rPr>
+                <w:rFonts w:ascii="Helvetica" w:hAnsi="Helvetica" w:eastAsia="Helvetica" w:cs="Helvetica"/>
+                <w:i w:val="false"/>
+                <w:b w:val="false"/>
+                <w:u w:val="none"/>
+                <w:sz w:val="22"/>
+                <w:szCs w:val="22"/>
+                <w:color w:val="000000"/>
+              </w:rPr>
+              <w:t xml:space="preserve">0.490</w:t>
             </w:r>
           </w:p>
         </w:tc>
@@ -13178,113 +13178,113 @@
                 <w:szCs w:val="22"/>
                 <w:color w:val="000000"/>
               </w:rPr>
-              <w:t xml:space="preserve">0.00</w:t>
-            </w:r>
-          </w:p>
-        </w:tc>
-        <w:tc>
-          <w:tcPr>
-            <w:tcBorders>
-              <w:bottom w:val="none" w:sz="0" w:space="0" w:color="000000"/>
-              <w:top w:val="none" w:sz="0" w:space="0" w:color="000000"/>
-              <w:left w:val="none" w:sz="0" w:space="0" w:color="000000"/>
-              <w:right w:val="none" w:sz="0" w:space="0" w:color="000000"/>
-            </w:tcBorders>
-            <w:shd w:val="clear" w:color="auto" w:fill="FFFFFF"/>
-            <w:tcMar>
-              <w:top w:w="0" w:type="dxa"/>
-              <w:bottom w:w="0" w:type="dxa"/>
-              <w:left w:w="0" w:type="dxa"/>
-              <w:right w:w="0" w:type="dxa"/>
-            </w:tcMar>
-            <w:vAlign w:val="top"/>
-          </w:tcPr>
-          <w:p>
-            <w:pPr>
-              <w:pStyle w:val="Normal"/>
-              <w:jc w:val="center"/>
-              <w:pBdr>
-                <w:bottom w:val="none" w:sz="0" w:space="0" w:color="000000"/>
-                <w:top w:val="none" w:sz="0" w:space="0" w:color="000000"/>
-                <w:left w:val="none" w:sz="0" w:space="0" w:color="000000"/>
-                <w:right w:val="none" w:sz="0" w:space="0" w:color="000000"/>
-              </w:pBdr>
-              <w:spacing w:after="100" w:before="100" w:line="240"/>
-              <w:ind w:left="100" w:right="100" w:firstLine="0" w:firstLineChars="0"/>
-              <w:rPr>
-                <w:rFonts w:ascii="Helvetica" w:hAnsi="Helvetica" w:eastAsia="Helvetica" w:cs="Helvetica"/>
-                <w:i w:val="false"/>
-                <w:b w:val="false"/>
-                <w:u w:val="none"/>
-                <w:sz w:val="22"/>
-                <w:szCs w:val="22"/>
-                <w:color w:val="000000"/>
-              </w:rPr>
-            </w:pPr>
-            <w:r>
-              <w:rPr>
-                <w:rFonts w:ascii="Helvetica" w:hAnsi="Helvetica" w:eastAsia="Helvetica" w:cs="Helvetica"/>
-                <w:i w:val="false"/>
-                <w:b w:val="false"/>
-                <w:u w:val="none"/>
-                <w:sz w:val="22"/>
-                <w:szCs w:val="22"/>
-                <w:color w:val="000000"/>
-              </w:rPr>
-              <w:t xml:space="preserve">0.00, 0.00</w:t>
-            </w:r>
-          </w:p>
-        </w:tc>
-        <w:tc>
-          <w:tcPr>
-            <w:tcBorders>
-              <w:bottom w:val="none" w:sz="0" w:space="0" w:color="000000"/>
-              <w:top w:val="none" w:sz="0" w:space="0" w:color="000000"/>
-              <w:left w:val="none" w:sz="0" w:space="0" w:color="000000"/>
-              <w:right w:val="none" w:sz="0" w:space="0" w:color="000000"/>
-            </w:tcBorders>
-            <w:shd w:val="clear" w:color="auto" w:fill="FFFFFF"/>
-            <w:tcMar>
-              <w:top w:w="0" w:type="dxa"/>
-              <w:bottom w:w="0" w:type="dxa"/>
-              <w:left w:w="0" w:type="dxa"/>
-              <w:right w:w="0" w:type="dxa"/>
-            </w:tcMar>
-            <w:vAlign w:val="top"/>
-          </w:tcPr>
-          <w:p>
-            <w:pPr>
-              <w:pStyle w:val="Normal"/>
-              <w:jc w:val="center"/>
-              <w:pBdr>
-                <w:bottom w:val="none" w:sz="0" w:space="0" w:color="000000"/>
-                <w:top w:val="none" w:sz="0" w:space="0" w:color="000000"/>
-                <w:left w:val="none" w:sz="0" w:space="0" w:color="000000"/>
-                <w:right w:val="none" w:sz="0" w:space="0" w:color="000000"/>
-              </w:pBdr>
-              <w:spacing w:after="100" w:before="100" w:line="240"/>
-              <w:ind w:left="100" w:right="100" w:firstLine="0" w:firstLineChars="0"/>
-              <w:rPr>
-                <w:rFonts w:ascii="Helvetica" w:hAnsi="Helvetica" w:eastAsia="Helvetica" w:cs="Helvetica"/>
-                <w:i w:val="false"/>
-                <w:b w:val="false"/>
-                <w:u w:val="none"/>
-                <w:sz w:val="22"/>
-                <w:szCs w:val="22"/>
-                <w:color w:val="000000"/>
-              </w:rPr>
-            </w:pPr>
-            <w:r>
-              <w:rPr>
-                <w:rFonts w:ascii="Helvetica" w:hAnsi="Helvetica" w:eastAsia="Helvetica" w:cs="Helvetica"/>
-                <w:i w:val="false"/>
-                <w:b w:val="false"/>
-                <w:u w:val="none"/>
-                <w:sz w:val="22"/>
-                <w:szCs w:val="22"/>
-                <w:color w:val="000000"/>
-              </w:rPr>
-              <w:t xml:space="preserve">&lt;0.001</w:t>
+              <w:t xml:space="preserve">0.12</w:t>
+            </w:r>
+          </w:p>
+        </w:tc>
+        <w:tc>
+          <w:tcPr>
+            <w:tcBorders>
+              <w:bottom w:val="none" w:sz="0" w:space="0" w:color="000000"/>
+              <w:top w:val="none" w:sz="0" w:space="0" w:color="000000"/>
+              <w:left w:val="none" w:sz="0" w:space="0" w:color="000000"/>
+              <w:right w:val="none" w:sz="0" w:space="0" w:color="000000"/>
+            </w:tcBorders>
+            <w:shd w:val="clear" w:color="auto" w:fill="FFFFFF"/>
+            <w:tcMar>
+              <w:top w:w="0" w:type="dxa"/>
+              <w:bottom w:w="0" w:type="dxa"/>
+              <w:left w:w="0" w:type="dxa"/>
+              <w:right w:w="0" w:type="dxa"/>
+            </w:tcMar>
+            <w:vAlign w:val="top"/>
+          </w:tcPr>
+          <w:p>
+            <w:pPr>
+              <w:pStyle w:val="Normal"/>
+              <w:jc w:val="center"/>
+              <w:pBdr>
+                <w:bottom w:val="none" w:sz="0" w:space="0" w:color="000000"/>
+                <w:top w:val="none" w:sz="0" w:space="0" w:color="000000"/>
+                <w:left w:val="none" w:sz="0" w:space="0" w:color="000000"/>
+                <w:right w:val="none" w:sz="0" w:space="0" w:color="000000"/>
+              </w:pBdr>
+              <w:spacing w:after="100" w:before="100" w:line="240"/>
+              <w:ind w:left="100" w:right="100" w:firstLine="0" w:firstLineChars="0"/>
+              <w:rPr>
+                <w:rFonts w:ascii="Helvetica" w:hAnsi="Helvetica" w:eastAsia="Helvetica" w:cs="Helvetica"/>
+                <w:i w:val="false"/>
+                <w:b w:val="false"/>
+                <w:u w:val="none"/>
+                <w:sz w:val="22"/>
+                <w:szCs w:val="22"/>
+                <w:color w:val="000000"/>
+              </w:rPr>
+            </w:pPr>
+            <w:r>
+              <w:rPr>
+                <w:rFonts w:ascii="Helvetica" w:hAnsi="Helvetica" w:eastAsia="Helvetica" w:cs="Helvetica"/>
+                <w:i w:val="false"/>
+                <w:b w:val="false"/>
+                <w:u w:val="none"/>
+                <w:sz w:val="22"/>
+                <w:szCs w:val="22"/>
+                <w:color w:val="000000"/>
+              </w:rPr>
+              <w:t xml:space="preserve">0.01, 1.04</w:t>
+            </w:r>
+          </w:p>
+        </w:tc>
+        <w:tc>
+          <w:tcPr>
+            <w:tcBorders>
+              <w:bottom w:val="none" w:sz="0" w:space="0" w:color="000000"/>
+              <w:top w:val="none" w:sz="0" w:space="0" w:color="000000"/>
+              <w:left w:val="none" w:sz="0" w:space="0" w:color="000000"/>
+              <w:right w:val="none" w:sz="0" w:space="0" w:color="000000"/>
+            </w:tcBorders>
+            <w:shd w:val="clear" w:color="auto" w:fill="FFFFFF"/>
+            <w:tcMar>
+              <w:top w:w="0" w:type="dxa"/>
+              <w:bottom w:w="0" w:type="dxa"/>
+              <w:left w:w="0" w:type="dxa"/>
+              <w:right w:w="0" w:type="dxa"/>
+            </w:tcMar>
+            <w:vAlign w:val="top"/>
+          </w:tcPr>
+          <w:p>
+            <w:pPr>
+              <w:pStyle w:val="Normal"/>
+              <w:jc w:val="center"/>
+              <w:pBdr>
+                <w:bottom w:val="none" w:sz="0" w:space="0" w:color="000000"/>
+                <w:top w:val="none" w:sz="0" w:space="0" w:color="000000"/>
+                <w:left w:val="none" w:sz="0" w:space="0" w:color="000000"/>
+                <w:right w:val="none" w:sz="0" w:space="0" w:color="000000"/>
+              </w:pBdr>
+              <w:spacing w:after="100" w:before="100" w:line="240"/>
+              <w:ind w:left="100" w:right="100" w:firstLine="0" w:firstLineChars="0"/>
+              <w:rPr>
+                <w:rFonts w:ascii="Helvetica" w:hAnsi="Helvetica" w:eastAsia="Helvetica" w:cs="Helvetica"/>
+                <w:i w:val="false"/>
+                <w:b w:val="false"/>
+                <w:u w:val="none"/>
+                <w:sz w:val="22"/>
+                <w:szCs w:val="22"/>
+                <w:color w:val="000000"/>
+              </w:rPr>
+            </w:pPr>
+            <w:r>
+              <w:rPr>
+                <w:rFonts w:ascii="Helvetica" w:hAnsi="Helvetica" w:eastAsia="Helvetica" w:cs="Helvetica"/>
+                <w:i w:val="false"/>
+                <w:b w:val="false"/>
+                <w:u w:val="none"/>
+                <w:sz w:val="22"/>
+                <w:szCs w:val="22"/>
+                <w:color w:val="000000"/>
+              </w:rPr>
+              <w:t xml:space="preserve">0.055</w:t>
             </w:r>
           </w:p>
         </w:tc>
@@ -13449,60 +13449,60 @@
                 <w:szCs w:val="22"/>
                 <w:color w:val="000000"/>
               </w:rPr>
-              <w:t xml:space="preserve">22,463</w:t>
-            </w:r>
-          </w:p>
-        </w:tc>
-        <w:tc>
-          <w:tcPr>
-            <w:tcBorders>
-              <w:bottom w:val="none" w:sz="0" w:space="0" w:color="000000"/>
-              <w:top w:val="none" w:sz="0" w:space="0" w:color="000000"/>
-              <w:left w:val="none" w:sz="0" w:space="0" w:color="000000"/>
-              <w:right w:val="none" w:sz="0" w:space="0" w:color="000000"/>
-            </w:tcBorders>
-            <w:shd w:val="clear" w:color="auto" w:fill="FFFFFF"/>
-            <w:tcMar>
-              <w:top w:w="0" w:type="dxa"/>
-              <w:bottom w:w="0" w:type="dxa"/>
-              <w:left w:w="0" w:type="dxa"/>
-              <w:right w:w="0" w:type="dxa"/>
-            </w:tcMar>
-            <w:vAlign w:val="top"/>
-          </w:tcPr>
-          <w:p>
-            <w:pPr>
-              <w:pStyle w:val="Normal"/>
-              <w:jc w:val="center"/>
-              <w:pBdr>
-                <w:bottom w:val="none" w:sz="0" w:space="0" w:color="000000"/>
-                <w:top w:val="none" w:sz="0" w:space="0" w:color="000000"/>
-                <w:left w:val="none" w:sz="0" w:space="0" w:color="000000"/>
-                <w:right w:val="none" w:sz="0" w:space="0" w:color="000000"/>
-              </w:pBdr>
-              <w:spacing w:after="100" w:before="100" w:line="240"/>
-              <w:ind w:left="100" w:right="100" w:firstLine="0" w:firstLineChars="0"/>
-              <w:rPr>
-                <w:rFonts w:ascii="Helvetica" w:hAnsi="Helvetica" w:eastAsia="Helvetica" w:cs="Helvetica"/>
-                <w:i w:val="false"/>
-                <w:b w:val="false"/>
-                <w:u w:val="none"/>
-                <w:sz w:val="22"/>
-                <w:szCs w:val="22"/>
-                <w:color w:val="000000"/>
-              </w:rPr>
-            </w:pPr>
-            <w:r>
-              <w:rPr>
-                <w:rFonts w:ascii="Helvetica" w:hAnsi="Helvetica" w:eastAsia="Helvetica" w:cs="Helvetica"/>
-                <w:i w:val="false"/>
-                <w:b w:val="false"/>
-                <w:u w:val="none"/>
-                <w:sz w:val="22"/>
-                <w:szCs w:val="22"/>
-                <w:color w:val="000000"/>
-              </w:rPr>
-              <w:t xml:space="preserve">2,820, 178,907</w:t>
+              <w:t xml:space="preserve">22,391</w:t>
+            </w:r>
+          </w:p>
+        </w:tc>
+        <w:tc>
+          <w:tcPr>
+            <w:tcBorders>
+              <w:bottom w:val="none" w:sz="0" w:space="0" w:color="000000"/>
+              <w:top w:val="none" w:sz="0" w:space="0" w:color="000000"/>
+              <w:left w:val="none" w:sz="0" w:space="0" w:color="000000"/>
+              <w:right w:val="none" w:sz="0" w:space="0" w:color="000000"/>
+            </w:tcBorders>
+            <w:shd w:val="clear" w:color="auto" w:fill="FFFFFF"/>
+            <w:tcMar>
+              <w:top w:w="0" w:type="dxa"/>
+              <w:bottom w:w="0" w:type="dxa"/>
+              <w:left w:w="0" w:type="dxa"/>
+              <w:right w:w="0" w:type="dxa"/>
+            </w:tcMar>
+            <w:vAlign w:val="top"/>
+          </w:tcPr>
+          <w:p>
+            <w:pPr>
+              <w:pStyle w:val="Normal"/>
+              <w:jc w:val="center"/>
+              <w:pBdr>
+                <w:bottom w:val="none" w:sz="0" w:space="0" w:color="000000"/>
+                <w:top w:val="none" w:sz="0" w:space="0" w:color="000000"/>
+                <w:left w:val="none" w:sz="0" w:space="0" w:color="000000"/>
+                <w:right w:val="none" w:sz="0" w:space="0" w:color="000000"/>
+              </w:pBdr>
+              <w:spacing w:after="100" w:before="100" w:line="240"/>
+              <w:ind w:left="100" w:right="100" w:firstLine="0" w:firstLineChars="0"/>
+              <w:rPr>
+                <w:rFonts w:ascii="Helvetica" w:hAnsi="Helvetica" w:eastAsia="Helvetica" w:cs="Helvetica"/>
+                <w:i w:val="false"/>
+                <w:b w:val="false"/>
+                <w:u w:val="none"/>
+                <w:sz w:val="22"/>
+                <w:szCs w:val="22"/>
+                <w:color w:val="000000"/>
+              </w:rPr>
+            </w:pPr>
+            <w:r>
+              <w:rPr>
+                <w:rFonts w:ascii="Helvetica" w:hAnsi="Helvetica" w:eastAsia="Helvetica" w:cs="Helvetica"/>
+                <w:i w:val="false"/>
+                <w:b w:val="false"/>
+                <w:u w:val="none"/>
+                <w:sz w:val="22"/>
+                <w:szCs w:val="22"/>
+                <w:color w:val="000000"/>
+              </w:rPr>
+              <w:t xml:space="preserve">2,914, 172,060</w:t>
             </w:r>
           </w:p>
         </w:tc>
@@ -13661,60 +13661,60 @@
                 <w:szCs w:val="22"/>
                 <w:color w:val="000000"/>
               </w:rPr>
-              <w:t xml:space="preserve">2,139</w:t>
-            </w:r>
-          </w:p>
-        </w:tc>
-        <w:tc>
-          <w:tcPr>
-            <w:tcBorders>
-              <w:bottom w:val="none" w:sz="0" w:space="0" w:color="000000"/>
-              <w:top w:val="none" w:sz="0" w:space="0" w:color="000000"/>
-              <w:left w:val="none" w:sz="0" w:space="0" w:color="000000"/>
-              <w:right w:val="none" w:sz="0" w:space="0" w:color="000000"/>
-            </w:tcBorders>
-            <w:shd w:val="clear" w:color="auto" w:fill="FFFFFF"/>
-            <w:tcMar>
-              <w:top w:w="0" w:type="dxa"/>
-              <w:bottom w:w="0" w:type="dxa"/>
-              <w:left w:w="0" w:type="dxa"/>
-              <w:right w:w="0" w:type="dxa"/>
-            </w:tcMar>
-            <w:vAlign w:val="top"/>
-          </w:tcPr>
-          <w:p>
-            <w:pPr>
-              <w:pStyle w:val="Normal"/>
-              <w:jc w:val="center"/>
-              <w:pBdr>
-                <w:bottom w:val="none" w:sz="0" w:space="0" w:color="000000"/>
-                <w:top w:val="none" w:sz="0" w:space="0" w:color="000000"/>
-                <w:left w:val="none" w:sz="0" w:space="0" w:color="000000"/>
-                <w:right w:val="none" w:sz="0" w:space="0" w:color="000000"/>
-              </w:pBdr>
-              <w:spacing w:after="100" w:before="100" w:line="240"/>
-              <w:ind w:left="100" w:right="100" w:firstLine="0" w:firstLineChars="0"/>
-              <w:rPr>
-                <w:rFonts w:ascii="Helvetica" w:hAnsi="Helvetica" w:eastAsia="Helvetica" w:cs="Helvetica"/>
-                <w:i w:val="false"/>
-                <w:b w:val="false"/>
-                <w:u w:val="none"/>
-                <w:sz w:val="22"/>
-                <w:szCs w:val="22"/>
-                <w:color w:val="000000"/>
-              </w:rPr>
-            </w:pPr>
-            <w:r>
-              <w:rPr>
-                <w:rFonts w:ascii="Helvetica" w:hAnsi="Helvetica" w:eastAsia="Helvetica" w:cs="Helvetica"/>
-                <w:i w:val="false"/>
-                <w:b w:val="false"/>
-                <w:u w:val="none"/>
-                <w:sz w:val="22"/>
-                <w:szCs w:val="22"/>
-                <w:color w:val="000000"/>
-              </w:rPr>
-              <w:t xml:space="preserve">93.3, 49,071</w:t>
+              <w:t xml:space="preserve">9,450</w:t>
+            </w:r>
+          </w:p>
+        </w:tc>
+        <w:tc>
+          <w:tcPr>
+            <w:tcBorders>
+              <w:bottom w:val="none" w:sz="0" w:space="0" w:color="000000"/>
+              <w:top w:val="none" w:sz="0" w:space="0" w:color="000000"/>
+              <w:left w:val="none" w:sz="0" w:space="0" w:color="000000"/>
+              <w:right w:val="none" w:sz="0" w:space="0" w:color="000000"/>
+            </w:tcBorders>
+            <w:shd w:val="clear" w:color="auto" w:fill="FFFFFF"/>
+            <w:tcMar>
+              <w:top w:w="0" w:type="dxa"/>
+              <w:bottom w:w="0" w:type="dxa"/>
+              <w:left w:w="0" w:type="dxa"/>
+              <w:right w:w="0" w:type="dxa"/>
+            </w:tcMar>
+            <w:vAlign w:val="top"/>
+          </w:tcPr>
+          <w:p>
+            <w:pPr>
+              <w:pStyle w:val="Normal"/>
+              <w:jc w:val="center"/>
+              <w:pBdr>
+                <w:bottom w:val="none" w:sz="0" w:space="0" w:color="000000"/>
+                <w:top w:val="none" w:sz="0" w:space="0" w:color="000000"/>
+                <w:left w:val="none" w:sz="0" w:space="0" w:color="000000"/>
+                <w:right w:val="none" w:sz="0" w:space="0" w:color="000000"/>
+              </w:pBdr>
+              <w:spacing w:after="100" w:before="100" w:line="240"/>
+              <w:ind w:left="100" w:right="100" w:firstLine="0" w:firstLineChars="0"/>
+              <w:rPr>
+                <w:rFonts w:ascii="Helvetica" w:hAnsi="Helvetica" w:eastAsia="Helvetica" w:cs="Helvetica"/>
+                <w:i w:val="false"/>
+                <w:b w:val="false"/>
+                <w:u w:val="none"/>
+                <w:sz w:val="22"/>
+                <w:szCs w:val="22"/>
+                <w:color w:val="000000"/>
+              </w:rPr>
+            </w:pPr>
+            <w:r>
+              <w:rPr>
+                <w:rFonts w:ascii="Helvetica" w:hAnsi="Helvetica" w:eastAsia="Helvetica" w:cs="Helvetica"/>
+                <w:i w:val="false"/>
+                <w:b w:val="false"/>
+                <w:u w:val="none"/>
+                <w:sz w:val="22"/>
+                <w:szCs w:val="22"/>
+                <w:color w:val="000000"/>
+              </w:rPr>
+              <w:t xml:space="preserve">68.2, 1,309,393</w:t>
             </w:r>
           </w:p>
         </w:tc>
@@ -13932,113 +13932,113 @@
                 <w:szCs w:val="22"/>
                 <w:color w:val="000000"/>
               </w:rPr>
-              <w:t xml:space="preserve">4.23</w:t>
-            </w:r>
-          </w:p>
-        </w:tc>
-        <w:tc>
-          <w:tcPr>
-            <w:tcBorders>
-              <w:bottom w:val="none" w:sz="0" w:space="0" w:color="000000"/>
-              <w:top w:val="none" w:sz="0" w:space="0" w:color="000000"/>
-              <w:left w:val="none" w:sz="0" w:space="0" w:color="000000"/>
-              <w:right w:val="none" w:sz="0" w:space="0" w:color="000000"/>
-            </w:tcBorders>
-            <w:shd w:val="clear" w:color="auto" w:fill="FFFFFF"/>
-            <w:tcMar>
-              <w:top w:w="0" w:type="dxa"/>
-              <w:bottom w:w="0" w:type="dxa"/>
-              <w:left w:w="0" w:type="dxa"/>
-              <w:right w:w="0" w:type="dxa"/>
-            </w:tcMar>
-            <w:vAlign w:val="top"/>
-          </w:tcPr>
-          <w:p>
-            <w:pPr>
-              <w:pStyle w:val="Normal"/>
-              <w:jc w:val="center"/>
-              <w:pBdr>
-                <w:bottom w:val="none" w:sz="0" w:space="0" w:color="000000"/>
-                <w:top w:val="none" w:sz="0" w:space="0" w:color="000000"/>
-                <w:left w:val="none" w:sz="0" w:space="0" w:color="000000"/>
-                <w:right w:val="none" w:sz="0" w:space="0" w:color="000000"/>
-              </w:pBdr>
-              <w:spacing w:after="100" w:before="100" w:line="240"/>
-              <w:ind w:left="100" w:right="100" w:firstLine="0" w:firstLineChars="0"/>
-              <w:rPr>
-                <w:rFonts w:ascii="Helvetica" w:hAnsi="Helvetica" w:eastAsia="Helvetica" w:cs="Helvetica"/>
-                <w:i w:val="false"/>
-                <w:b w:val="false"/>
-                <w:u w:val="none"/>
-                <w:sz w:val="22"/>
-                <w:szCs w:val="22"/>
-                <w:color w:val="000000"/>
-              </w:rPr>
-            </w:pPr>
-            <w:r>
-              <w:rPr>
-                <w:rFonts w:ascii="Helvetica" w:hAnsi="Helvetica" w:eastAsia="Helvetica" w:cs="Helvetica"/>
-                <w:i w:val="false"/>
-                <w:b w:val="false"/>
-                <w:u w:val="none"/>
-                <w:sz w:val="22"/>
-                <w:szCs w:val="22"/>
-                <w:color w:val="000000"/>
-              </w:rPr>
-              <w:t xml:space="preserve">1.30, 13.8</w:t>
-            </w:r>
-          </w:p>
-        </w:tc>
-        <w:tc>
-          <w:tcPr>
-            <w:tcBorders>
-              <w:bottom w:val="none" w:sz="0" w:space="0" w:color="000000"/>
-              <w:top w:val="none" w:sz="0" w:space="0" w:color="000000"/>
-              <w:left w:val="none" w:sz="0" w:space="0" w:color="000000"/>
-              <w:right w:val="none" w:sz="0" w:space="0" w:color="000000"/>
-            </w:tcBorders>
-            <w:shd w:val="clear" w:color="auto" w:fill="FFFFFF"/>
-            <w:tcMar>
-              <w:top w:w="0" w:type="dxa"/>
-              <w:bottom w:w="0" w:type="dxa"/>
-              <w:left w:w="0" w:type="dxa"/>
-              <w:right w:w="0" w:type="dxa"/>
-            </w:tcMar>
-            <w:vAlign w:val="top"/>
-          </w:tcPr>
-          <w:p>
-            <w:pPr>
-              <w:pStyle w:val="Normal"/>
-              <w:jc w:val="center"/>
-              <w:pBdr>
-                <w:bottom w:val="none" w:sz="0" w:space="0" w:color="000000"/>
-                <w:top w:val="none" w:sz="0" w:space="0" w:color="000000"/>
-                <w:left w:val="none" w:sz="0" w:space="0" w:color="000000"/>
-                <w:right w:val="none" w:sz="0" w:space="0" w:color="000000"/>
-              </w:pBdr>
-              <w:spacing w:after="100" w:before="100" w:line="240"/>
-              <w:ind w:left="100" w:right="100" w:firstLine="0" w:firstLineChars="0"/>
-              <w:rPr>
-                <w:rFonts w:ascii="Helvetica" w:hAnsi="Helvetica" w:eastAsia="Helvetica" w:cs="Helvetica"/>
-                <w:i w:val="false"/>
-                <w:b w:val="false"/>
-                <w:u w:val="none"/>
-                <w:sz w:val="22"/>
-                <w:szCs w:val="22"/>
-                <w:color w:val="000000"/>
-              </w:rPr>
-            </w:pPr>
-            <w:r>
-              <w:rPr>
-                <w:rFonts w:ascii="Helvetica" w:hAnsi="Helvetica" w:eastAsia="Helvetica" w:cs="Helvetica"/>
-                <w:i w:val="false"/>
-                <w:b w:val="false"/>
-                <w:u w:val="none"/>
-                <w:sz w:val="22"/>
-                <w:szCs w:val="22"/>
-                <w:color w:val="000000"/>
-              </w:rPr>
-              <w:t xml:space="preserve">0.017</w:t>
+              <w:t xml:space="preserve">2.78</w:t>
+            </w:r>
+          </w:p>
+        </w:tc>
+        <w:tc>
+          <w:tcPr>
+            <w:tcBorders>
+              <w:bottom w:val="none" w:sz="0" w:space="0" w:color="000000"/>
+              <w:top w:val="none" w:sz="0" w:space="0" w:color="000000"/>
+              <w:left w:val="none" w:sz="0" w:space="0" w:color="000000"/>
+              <w:right w:val="none" w:sz="0" w:space="0" w:color="000000"/>
+            </w:tcBorders>
+            <w:shd w:val="clear" w:color="auto" w:fill="FFFFFF"/>
+            <w:tcMar>
+              <w:top w:w="0" w:type="dxa"/>
+              <w:bottom w:w="0" w:type="dxa"/>
+              <w:left w:w="0" w:type="dxa"/>
+              <w:right w:w="0" w:type="dxa"/>
+            </w:tcMar>
+            <w:vAlign w:val="top"/>
+          </w:tcPr>
+          <w:p>
+            <w:pPr>
+              <w:pStyle w:val="Normal"/>
+              <w:jc w:val="center"/>
+              <w:pBdr>
+                <w:bottom w:val="none" w:sz="0" w:space="0" w:color="000000"/>
+                <w:top w:val="none" w:sz="0" w:space="0" w:color="000000"/>
+                <w:left w:val="none" w:sz="0" w:space="0" w:color="000000"/>
+                <w:right w:val="none" w:sz="0" w:space="0" w:color="000000"/>
+              </w:pBdr>
+              <w:spacing w:after="100" w:before="100" w:line="240"/>
+              <w:ind w:left="100" w:right="100" w:firstLine="0" w:firstLineChars="0"/>
+              <w:rPr>
+                <w:rFonts w:ascii="Helvetica" w:hAnsi="Helvetica" w:eastAsia="Helvetica" w:cs="Helvetica"/>
+                <w:i w:val="false"/>
+                <w:b w:val="false"/>
+                <w:u w:val="none"/>
+                <w:sz w:val="22"/>
+                <w:szCs w:val="22"/>
+                <w:color w:val="000000"/>
+              </w:rPr>
+            </w:pPr>
+            <w:r>
+              <w:rPr>
+                <w:rFonts w:ascii="Helvetica" w:hAnsi="Helvetica" w:eastAsia="Helvetica" w:cs="Helvetica"/>
+                <w:i w:val="false"/>
+                <w:b w:val="false"/>
+                <w:u w:val="none"/>
+                <w:sz w:val="22"/>
+                <w:szCs w:val="22"/>
+                <w:color w:val="000000"/>
+              </w:rPr>
+              <w:t xml:space="preserve">0.95, 8.11</w:t>
+            </w:r>
+          </w:p>
+        </w:tc>
+        <w:tc>
+          <w:tcPr>
+            <w:tcBorders>
+              <w:bottom w:val="none" w:sz="0" w:space="0" w:color="000000"/>
+              <w:top w:val="none" w:sz="0" w:space="0" w:color="000000"/>
+              <w:left w:val="none" w:sz="0" w:space="0" w:color="000000"/>
+              <w:right w:val="none" w:sz="0" w:space="0" w:color="000000"/>
+            </w:tcBorders>
+            <w:shd w:val="clear" w:color="auto" w:fill="FFFFFF"/>
+            <w:tcMar>
+              <w:top w:w="0" w:type="dxa"/>
+              <w:bottom w:w="0" w:type="dxa"/>
+              <w:left w:w="0" w:type="dxa"/>
+              <w:right w:w="0" w:type="dxa"/>
+            </w:tcMar>
+            <w:vAlign w:val="top"/>
+          </w:tcPr>
+          <w:p>
+            <w:pPr>
+              <w:pStyle w:val="Normal"/>
+              <w:jc w:val="center"/>
+              <w:pBdr>
+                <w:bottom w:val="none" w:sz="0" w:space="0" w:color="000000"/>
+                <w:top w:val="none" w:sz="0" w:space="0" w:color="000000"/>
+                <w:left w:val="none" w:sz="0" w:space="0" w:color="000000"/>
+                <w:right w:val="none" w:sz="0" w:space="0" w:color="000000"/>
+              </w:pBdr>
+              <w:spacing w:after="100" w:before="100" w:line="240"/>
+              <w:ind w:left="100" w:right="100" w:firstLine="0" w:firstLineChars="0"/>
+              <w:rPr>
+                <w:rFonts w:ascii="Helvetica" w:hAnsi="Helvetica" w:eastAsia="Helvetica" w:cs="Helvetica"/>
+                <w:i w:val="false"/>
+                <w:b w:val="false"/>
+                <w:u w:val="none"/>
+                <w:sz w:val="22"/>
+                <w:szCs w:val="22"/>
+                <w:color w:val="000000"/>
+              </w:rPr>
+            </w:pPr>
+            <w:r>
+              <w:rPr>
+                <w:rFonts w:ascii="Helvetica" w:hAnsi="Helvetica" w:eastAsia="Helvetica" w:cs="Helvetica"/>
+                <w:i w:val="false"/>
+                <w:b w:val="false"/>
+                <w:u w:val="none"/>
+                <w:sz w:val="22"/>
+                <w:szCs w:val="22"/>
+                <w:color w:val="000000"/>
+              </w:rPr>
+              <w:t xml:space="preserve">0.061</w:t>
             </w:r>
           </w:p>
         </w:tc>
@@ -14144,113 +14144,113 @@
                 <w:szCs w:val="22"/>
                 <w:color w:val="000000"/>
               </w:rPr>
-              <w:t xml:space="preserve">4.84</w:t>
-            </w:r>
-          </w:p>
-        </w:tc>
-        <w:tc>
-          <w:tcPr>
-            <w:tcBorders>
-              <w:bottom w:val="none" w:sz="0" w:space="0" w:color="000000"/>
-              <w:top w:val="none" w:sz="0" w:space="0" w:color="000000"/>
-              <w:left w:val="none" w:sz="0" w:space="0" w:color="000000"/>
-              <w:right w:val="none" w:sz="0" w:space="0" w:color="000000"/>
-            </w:tcBorders>
-            <w:shd w:val="clear" w:color="auto" w:fill="FFFFFF"/>
-            <w:tcMar>
-              <w:top w:w="0" w:type="dxa"/>
-              <w:bottom w:w="0" w:type="dxa"/>
-              <w:left w:w="0" w:type="dxa"/>
-              <w:right w:w="0" w:type="dxa"/>
-            </w:tcMar>
-            <w:vAlign w:val="top"/>
-          </w:tcPr>
-          <w:p>
-            <w:pPr>
-              <w:pStyle w:val="Normal"/>
-              <w:jc w:val="center"/>
-              <w:pBdr>
-                <w:bottom w:val="none" w:sz="0" w:space="0" w:color="000000"/>
-                <w:top w:val="none" w:sz="0" w:space="0" w:color="000000"/>
-                <w:left w:val="none" w:sz="0" w:space="0" w:color="000000"/>
-                <w:right w:val="none" w:sz="0" w:space="0" w:color="000000"/>
-              </w:pBdr>
-              <w:spacing w:after="100" w:before="100" w:line="240"/>
-              <w:ind w:left="100" w:right="100" w:firstLine="0" w:firstLineChars="0"/>
-              <w:rPr>
-                <w:rFonts w:ascii="Helvetica" w:hAnsi="Helvetica" w:eastAsia="Helvetica" w:cs="Helvetica"/>
-                <w:i w:val="false"/>
-                <w:b w:val="false"/>
-                <w:u w:val="none"/>
-                <w:sz w:val="22"/>
-                <w:szCs w:val="22"/>
-                <w:color w:val="000000"/>
-              </w:rPr>
-            </w:pPr>
-            <w:r>
-              <w:rPr>
-                <w:rFonts w:ascii="Helvetica" w:hAnsi="Helvetica" w:eastAsia="Helvetica" w:cs="Helvetica"/>
-                <w:i w:val="false"/>
-                <w:b w:val="false"/>
-                <w:u w:val="none"/>
-                <w:sz w:val="22"/>
-                <w:szCs w:val="22"/>
-                <w:color w:val="000000"/>
-              </w:rPr>
-              <w:t xml:space="preserve">1.09, 21.5</w:t>
-            </w:r>
-          </w:p>
-        </w:tc>
-        <w:tc>
-          <w:tcPr>
-            <w:tcBorders>
-              <w:bottom w:val="none" w:sz="0" w:space="0" w:color="000000"/>
-              <w:top w:val="none" w:sz="0" w:space="0" w:color="000000"/>
-              <w:left w:val="none" w:sz="0" w:space="0" w:color="000000"/>
-              <w:right w:val="none" w:sz="0" w:space="0" w:color="000000"/>
-            </w:tcBorders>
-            <w:shd w:val="clear" w:color="auto" w:fill="FFFFFF"/>
-            <w:tcMar>
-              <w:top w:w="0" w:type="dxa"/>
-              <w:bottom w:w="0" w:type="dxa"/>
-              <w:left w:w="0" w:type="dxa"/>
-              <w:right w:w="0" w:type="dxa"/>
-            </w:tcMar>
-            <w:vAlign w:val="top"/>
-          </w:tcPr>
-          <w:p>
-            <w:pPr>
-              <w:pStyle w:val="Normal"/>
-              <w:jc w:val="center"/>
-              <w:pBdr>
-                <w:bottom w:val="none" w:sz="0" w:space="0" w:color="000000"/>
-                <w:top w:val="none" w:sz="0" w:space="0" w:color="000000"/>
-                <w:left w:val="none" w:sz="0" w:space="0" w:color="000000"/>
-                <w:right w:val="none" w:sz="0" w:space="0" w:color="000000"/>
-              </w:pBdr>
-              <w:spacing w:after="100" w:before="100" w:line="240"/>
-              <w:ind w:left="100" w:right="100" w:firstLine="0" w:firstLineChars="0"/>
-              <w:rPr>
-                <w:rFonts w:ascii="Helvetica" w:hAnsi="Helvetica" w:eastAsia="Helvetica" w:cs="Helvetica"/>
-                <w:i w:val="false"/>
-                <w:b w:val="false"/>
-                <w:u w:val="none"/>
-                <w:sz w:val="22"/>
-                <w:szCs w:val="22"/>
-                <w:color w:val="000000"/>
-              </w:rPr>
-            </w:pPr>
-            <w:r>
-              <w:rPr>
-                <w:rFonts w:ascii="Helvetica" w:hAnsi="Helvetica" w:eastAsia="Helvetica" w:cs="Helvetica"/>
-                <w:i w:val="false"/>
-                <w:b w:val="false"/>
-                <w:u w:val="none"/>
-                <w:sz w:val="22"/>
-                <w:szCs w:val="22"/>
-                <w:color w:val="000000"/>
-              </w:rPr>
-              <w:t xml:space="preserve">0.038</w:t>
+              <w:t xml:space="preserve">2.77</w:t>
+            </w:r>
+          </w:p>
+        </w:tc>
+        <w:tc>
+          <w:tcPr>
+            <w:tcBorders>
+              <w:bottom w:val="none" w:sz="0" w:space="0" w:color="000000"/>
+              <w:top w:val="none" w:sz="0" w:space="0" w:color="000000"/>
+              <w:left w:val="none" w:sz="0" w:space="0" w:color="000000"/>
+              <w:right w:val="none" w:sz="0" w:space="0" w:color="000000"/>
+            </w:tcBorders>
+            <w:shd w:val="clear" w:color="auto" w:fill="FFFFFF"/>
+            <w:tcMar>
+              <w:top w:w="0" w:type="dxa"/>
+              <w:bottom w:w="0" w:type="dxa"/>
+              <w:left w:w="0" w:type="dxa"/>
+              <w:right w:w="0" w:type="dxa"/>
+            </w:tcMar>
+            <w:vAlign w:val="top"/>
+          </w:tcPr>
+          <w:p>
+            <w:pPr>
+              <w:pStyle w:val="Normal"/>
+              <w:jc w:val="center"/>
+              <w:pBdr>
+                <w:bottom w:val="none" w:sz="0" w:space="0" w:color="000000"/>
+                <w:top w:val="none" w:sz="0" w:space="0" w:color="000000"/>
+                <w:left w:val="none" w:sz="0" w:space="0" w:color="000000"/>
+                <w:right w:val="none" w:sz="0" w:space="0" w:color="000000"/>
+              </w:pBdr>
+              <w:spacing w:after="100" w:before="100" w:line="240"/>
+              <w:ind w:left="100" w:right="100" w:firstLine="0" w:firstLineChars="0"/>
+              <w:rPr>
+                <w:rFonts w:ascii="Helvetica" w:hAnsi="Helvetica" w:eastAsia="Helvetica" w:cs="Helvetica"/>
+                <w:i w:val="false"/>
+                <w:b w:val="false"/>
+                <w:u w:val="none"/>
+                <w:sz w:val="22"/>
+                <w:szCs w:val="22"/>
+                <w:color w:val="000000"/>
+              </w:rPr>
+            </w:pPr>
+            <w:r>
+              <w:rPr>
+                <w:rFonts w:ascii="Helvetica" w:hAnsi="Helvetica" w:eastAsia="Helvetica" w:cs="Helvetica"/>
+                <w:i w:val="false"/>
+                <w:b w:val="false"/>
+                <w:u w:val="none"/>
+                <w:sz w:val="22"/>
+                <w:szCs w:val="22"/>
+                <w:color w:val="000000"/>
+              </w:rPr>
+              <w:t xml:space="preserve">0.58, 13.3</w:t>
+            </w:r>
+          </w:p>
+        </w:tc>
+        <w:tc>
+          <w:tcPr>
+            <w:tcBorders>
+              <w:bottom w:val="none" w:sz="0" w:space="0" w:color="000000"/>
+              <w:top w:val="none" w:sz="0" w:space="0" w:color="000000"/>
+              <w:left w:val="none" w:sz="0" w:space="0" w:color="000000"/>
+              <w:right w:val="none" w:sz="0" w:space="0" w:color="000000"/>
+            </w:tcBorders>
+            <w:shd w:val="clear" w:color="auto" w:fill="FFFFFF"/>
+            <w:tcMar>
+              <w:top w:w="0" w:type="dxa"/>
+              <w:bottom w:w="0" w:type="dxa"/>
+              <w:left w:w="0" w:type="dxa"/>
+              <w:right w:w="0" w:type="dxa"/>
+            </w:tcMar>
+            <w:vAlign w:val="top"/>
+          </w:tcPr>
+          <w:p>
+            <w:pPr>
+              <w:pStyle w:val="Normal"/>
+              <w:jc w:val="center"/>
+              <w:pBdr>
+                <w:bottom w:val="none" w:sz="0" w:space="0" w:color="000000"/>
+                <w:top w:val="none" w:sz="0" w:space="0" w:color="000000"/>
+                <w:left w:val="none" w:sz="0" w:space="0" w:color="000000"/>
+                <w:right w:val="none" w:sz="0" w:space="0" w:color="000000"/>
+              </w:pBdr>
+              <w:spacing w:after="100" w:before="100" w:line="240"/>
+              <w:ind w:left="100" w:right="100" w:firstLine="0" w:firstLineChars="0"/>
+              <w:rPr>
+                <w:rFonts w:ascii="Helvetica" w:hAnsi="Helvetica" w:eastAsia="Helvetica" w:cs="Helvetica"/>
+                <w:i w:val="false"/>
+                <w:b w:val="false"/>
+                <w:u w:val="none"/>
+                <w:sz w:val="22"/>
+                <w:szCs w:val="22"/>
+                <w:color w:val="000000"/>
+              </w:rPr>
+            </w:pPr>
+            <w:r>
+              <w:rPr>
+                <w:rFonts w:ascii="Helvetica" w:hAnsi="Helvetica" w:eastAsia="Helvetica" w:cs="Helvetica"/>
+                <w:i w:val="false"/>
+                <w:b w:val="false"/>
+                <w:u w:val="none"/>
+                <w:sz w:val="22"/>
+                <w:szCs w:val="22"/>
+                <w:color w:val="000000"/>
+              </w:rPr>
+              <w:t xml:space="preserve">0.200</w:t>
             </w:r>
           </w:p>
         </w:tc>
@@ -14468,7 +14468,7 @@
                 <w:szCs w:val="22"/>
                 <w:color w:val="000000"/>
               </w:rPr>
-              <w:t xml:space="preserve">0.94, 1.00</w:t>
+              <w:t xml:space="preserve">0.95, 0.99</w:t>
             </w:r>
           </w:p>
         </w:tc>
@@ -14521,7 +14521,7 @@
                 <w:szCs w:val="22"/>
                 <w:color w:val="000000"/>
               </w:rPr>
-              <w:t xml:space="preserve">0.043</w:t>
+              <w:t xml:space="preserve">0.011</w:t>
             </w:r>
           </w:p>
         </w:tc>
@@ -14627,7 +14627,7 @@
                 <w:szCs w:val="22"/>
                 <w:color w:val="000000"/>
               </w:rPr>
-              <w:t xml:space="preserve">0.92</w:t>
+              <w:t xml:space="preserve">0.96</w:t>
             </w:r>
           </w:p>
         </w:tc>
@@ -14680,7 +14680,7 @@
                 <w:szCs w:val="22"/>
                 <w:color w:val="000000"/>
               </w:rPr>
-              <w:t xml:space="preserve">0.87, 0.98</w:t>
+              <w:t xml:space="preserve">0.92, 0.99</w:t>
             </w:r>
           </w:p>
         </w:tc>
@@ -14733,7 +14733,7 @@
                 <w:szCs w:val="22"/>
                 <w:color w:val="000000"/>
               </w:rPr>
-              <w:t xml:space="preserve">0.004</w:t>
+              <w:t xml:space="preserve">0.009</w:t>
             </w:r>
           </w:p>
         </w:tc>

--- a/docs/tables/carbo/sec5_ckd_composite.docx
+++ b/docs/tables/carbo/sec5_ckd_composite.docx
@@ -17,14 +17,14 @@
         <w:tblLook w:firstRow="1" w:lastRow="0" w:firstColumn="0" w:lastColumn="0" w:noHBand="0" w:noVBand="1"/>
       </w:tblPr>
       <w:tblGrid>
-        <w:gridCol w:w="2306"/>
+        <w:gridCol w:w="3321"/>
         <w:gridCol w:w="778"/>
         <w:gridCol w:w="1084"/>
         <w:gridCol w:w="1879"/>
         <w:gridCol w:w="1181"/>
         <w:gridCol w:w="778"/>
-        <w:gridCol w:w="961"/>
-        <w:gridCol w:w="1940"/>
+        <w:gridCol w:w="1084"/>
+        <w:gridCol w:w="1879"/>
         <w:gridCol w:w="1181"/>
       </w:tblGrid>
       <w:tr>
@@ -785,7 +785,7 @@
                 <w:szCs w:val="22"/>
                 <w:color w:val="000000"/>
               </w:rPr>
-              <w:t xml:space="preserve">egfr_diff_pct_per10</w:t>
+              <w:t xml:space="preserve">egfr_diff_pct_sens_per10</w:t>
             </w:r>
           </w:p>
         </w:tc>
@@ -891,7 +891,7 @@
                 <w:szCs w:val="22"/>
                 <w:color w:val="000000"/>
               </w:rPr>
-              <w:t xml:space="preserve">1.10</w:t>
+              <w:t xml:space="preserve">1.43</w:t>
             </w:r>
           </w:p>
         </w:tc>
@@ -944,7 +944,7 @@
                 <w:szCs w:val="22"/>
                 <w:color w:val="000000"/>
               </w:rPr>
-              <w:t xml:space="preserve">0.86, 1.40</w:t>
+              <w:t xml:space="preserve">1.15, 1.78</w:t>
             </w:r>
           </w:p>
         </w:tc>
@@ -997,7 +997,7 @@
                 <w:szCs w:val="22"/>
                 <w:color w:val="000000"/>
               </w:rPr>
-              <w:t xml:space="preserve">0.440</w:t>
+              <w:t xml:space="preserve">0.001</w:t>
             </w:r>
           </w:p>
         </w:tc>
@@ -1103,7 +1103,7 @@
                 <w:szCs w:val="22"/>
                 <w:color w:val="000000"/>
               </w:rPr>
-              <w:t xml:space="preserve">1.82</w:t>
+              <w:t xml:space="preserve">1.17</w:t>
             </w:r>
           </w:p>
         </w:tc>
@@ -1156,7 +1156,7 @@
                 <w:szCs w:val="22"/>
                 <w:color w:val="000000"/>
               </w:rPr>
-              <w:t xml:space="preserve">0.98, 3.39</w:t>
+              <w:t xml:space="preserve">0.87, 1.58</w:t>
             </w:r>
           </w:p>
         </w:tc>
@@ -1209,7 +1209,7 @@
                 <w:szCs w:val="22"/>
                 <w:color w:val="000000"/>
               </w:rPr>
-              <w:t xml:space="preserve">0.059</w:t>
+              <w:t xml:space="preserve">0.290</w:t>
             </w:r>
           </w:p>
         </w:tc>
@@ -1586,113 +1586,113 @@
                 <w:szCs w:val="22"/>
                 <w:color w:val="000000"/>
               </w:rPr>
-              <w:t xml:space="preserve">1.03</w:t>
-            </w:r>
-          </w:p>
-        </w:tc>
-        <w:tc>
-          <w:tcPr>
-            <w:tcBorders>
-              <w:bottom w:val="none" w:sz="0" w:space="0" w:color="000000"/>
-              <w:top w:val="none" w:sz="0" w:space="0" w:color="000000"/>
-              <w:left w:val="none" w:sz="0" w:space="0" w:color="000000"/>
-              <w:right w:val="none" w:sz="0" w:space="0" w:color="000000"/>
-            </w:tcBorders>
-            <w:shd w:val="clear" w:color="auto" w:fill="FFFFFF"/>
-            <w:tcMar>
-              <w:top w:w="0" w:type="dxa"/>
-              <w:bottom w:w="0" w:type="dxa"/>
-              <w:left w:w="0" w:type="dxa"/>
-              <w:right w:w="0" w:type="dxa"/>
-            </w:tcMar>
-            <w:vAlign w:val="top"/>
-          </w:tcPr>
-          <w:p>
-            <w:pPr>
-              <w:pStyle w:val="Normal"/>
-              <w:jc w:val="center"/>
-              <w:pBdr>
-                <w:bottom w:val="none" w:sz="0" w:space="0" w:color="000000"/>
-                <w:top w:val="none" w:sz="0" w:space="0" w:color="000000"/>
-                <w:left w:val="none" w:sz="0" w:space="0" w:color="000000"/>
-                <w:right w:val="none" w:sz="0" w:space="0" w:color="000000"/>
-              </w:pBdr>
-              <w:spacing w:after="100" w:before="100" w:line="240"/>
-              <w:ind w:left="100" w:right="100" w:firstLine="0" w:firstLineChars="0"/>
-              <w:rPr>
-                <w:rFonts w:ascii="Helvetica" w:hAnsi="Helvetica" w:eastAsia="Helvetica" w:cs="Helvetica"/>
-                <w:i w:val="false"/>
-                <w:b w:val="false"/>
-                <w:u w:val="none"/>
-                <w:sz w:val="22"/>
-                <w:szCs w:val="22"/>
-                <w:color w:val="000000"/>
-              </w:rPr>
-            </w:pPr>
-            <w:r>
-              <w:rPr>
-                <w:rFonts w:ascii="Helvetica" w:hAnsi="Helvetica" w:eastAsia="Helvetica" w:cs="Helvetica"/>
-                <w:i w:val="false"/>
-                <w:b w:val="false"/>
-                <w:u w:val="none"/>
-                <w:sz w:val="22"/>
-                <w:szCs w:val="22"/>
-                <w:color w:val="000000"/>
-              </w:rPr>
-              <w:t xml:space="preserve">0.94, 1.14</w:t>
-            </w:r>
-          </w:p>
-        </w:tc>
-        <w:tc>
-          <w:tcPr>
-            <w:tcBorders>
-              <w:bottom w:val="none" w:sz="0" w:space="0" w:color="000000"/>
-              <w:top w:val="none" w:sz="0" w:space="0" w:color="000000"/>
-              <w:left w:val="none" w:sz="0" w:space="0" w:color="000000"/>
-              <w:right w:val="none" w:sz="0" w:space="0" w:color="000000"/>
-            </w:tcBorders>
-            <w:shd w:val="clear" w:color="auto" w:fill="FFFFFF"/>
-            <w:tcMar>
-              <w:top w:w="0" w:type="dxa"/>
-              <w:bottom w:w="0" w:type="dxa"/>
-              <w:left w:w="0" w:type="dxa"/>
-              <w:right w:w="0" w:type="dxa"/>
-            </w:tcMar>
-            <w:vAlign w:val="top"/>
-          </w:tcPr>
-          <w:p>
-            <w:pPr>
-              <w:pStyle w:val="Normal"/>
-              <w:jc w:val="center"/>
-              <w:pBdr>
-                <w:bottom w:val="none" w:sz="0" w:space="0" w:color="000000"/>
-                <w:top w:val="none" w:sz="0" w:space="0" w:color="000000"/>
-                <w:left w:val="none" w:sz="0" w:space="0" w:color="000000"/>
-                <w:right w:val="none" w:sz="0" w:space="0" w:color="000000"/>
-              </w:pBdr>
-              <w:spacing w:after="100" w:before="100" w:line="240"/>
-              <w:ind w:left="100" w:right="100" w:firstLine="0" w:firstLineChars="0"/>
-              <w:rPr>
-                <w:rFonts w:ascii="Helvetica" w:hAnsi="Helvetica" w:eastAsia="Helvetica" w:cs="Helvetica"/>
-                <w:i w:val="false"/>
-                <w:b w:val="false"/>
-                <w:u w:val="none"/>
-                <w:sz w:val="22"/>
-                <w:szCs w:val="22"/>
-                <w:color w:val="000000"/>
-              </w:rPr>
-            </w:pPr>
-            <w:r>
-              <w:rPr>
-                <w:rFonts w:ascii="Helvetica" w:hAnsi="Helvetica" w:eastAsia="Helvetica" w:cs="Helvetica"/>
-                <w:i w:val="false"/>
-                <w:b w:val="false"/>
-                <w:u w:val="none"/>
-                <w:sz w:val="22"/>
-                <w:szCs w:val="22"/>
-                <w:color w:val="000000"/>
-              </w:rPr>
-              <w:t xml:space="preserve">0.500</w:t>
+              <w:t xml:space="preserve">1.00</w:t>
+            </w:r>
+          </w:p>
+        </w:tc>
+        <w:tc>
+          <w:tcPr>
+            <w:tcBorders>
+              <w:bottom w:val="none" w:sz="0" w:space="0" w:color="000000"/>
+              <w:top w:val="none" w:sz="0" w:space="0" w:color="000000"/>
+              <w:left w:val="none" w:sz="0" w:space="0" w:color="000000"/>
+              <w:right w:val="none" w:sz="0" w:space="0" w:color="000000"/>
+            </w:tcBorders>
+            <w:shd w:val="clear" w:color="auto" w:fill="FFFFFF"/>
+            <w:tcMar>
+              <w:top w:w="0" w:type="dxa"/>
+              <w:bottom w:w="0" w:type="dxa"/>
+              <w:left w:w="0" w:type="dxa"/>
+              <w:right w:w="0" w:type="dxa"/>
+            </w:tcMar>
+            <w:vAlign w:val="top"/>
+          </w:tcPr>
+          <w:p>
+            <w:pPr>
+              <w:pStyle w:val="Normal"/>
+              <w:jc w:val="center"/>
+              <w:pBdr>
+                <w:bottom w:val="none" w:sz="0" w:space="0" w:color="000000"/>
+                <w:top w:val="none" w:sz="0" w:space="0" w:color="000000"/>
+                <w:left w:val="none" w:sz="0" w:space="0" w:color="000000"/>
+                <w:right w:val="none" w:sz="0" w:space="0" w:color="000000"/>
+              </w:pBdr>
+              <w:spacing w:after="100" w:before="100" w:line="240"/>
+              <w:ind w:left="100" w:right="100" w:firstLine="0" w:firstLineChars="0"/>
+              <w:rPr>
+                <w:rFonts w:ascii="Helvetica" w:hAnsi="Helvetica" w:eastAsia="Helvetica" w:cs="Helvetica"/>
+                <w:i w:val="false"/>
+                <w:b w:val="false"/>
+                <w:u w:val="none"/>
+                <w:sz w:val="22"/>
+                <w:szCs w:val="22"/>
+                <w:color w:val="000000"/>
+              </w:rPr>
+            </w:pPr>
+            <w:r>
+              <w:rPr>
+                <w:rFonts w:ascii="Helvetica" w:hAnsi="Helvetica" w:eastAsia="Helvetica" w:cs="Helvetica"/>
+                <w:i w:val="false"/>
+                <w:b w:val="false"/>
+                <w:u w:val="none"/>
+                <w:sz w:val="22"/>
+                <w:szCs w:val="22"/>
+                <w:color w:val="000000"/>
+              </w:rPr>
+              <w:t xml:space="preserve">0.93, 1.08</w:t>
+            </w:r>
+          </w:p>
+        </w:tc>
+        <w:tc>
+          <w:tcPr>
+            <w:tcBorders>
+              <w:bottom w:val="none" w:sz="0" w:space="0" w:color="000000"/>
+              <w:top w:val="none" w:sz="0" w:space="0" w:color="000000"/>
+              <w:left w:val="none" w:sz="0" w:space="0" w:color="000000"/>
+              <w:right w:val="none" w:sz="0" w:space="0" w:color="000000"/>
+            </w:tcBorders>
+            <w:shd w:val="clear" w:color="auto" w:fill="FFFFFF"/>
+            <w:tcMar>
+              <w:top w:w="0" w:type="dxa"/>
+              <w:bottom w:w="0" w:type="dxa"/>
+              <w:left w:w="0" w:type="dxa"/>
+              <w:right w:w="0" w:type="dxa"/>
+            </w:tcMar>
+            <w:vAlign w:val="top"/>
+          </w:tcPr>
+          <w:p>
+            <w:pPr>
+              <w:pStyle w:val="Normal"/>
+              <w:jc w:val="center"/>
+              <w:pBdr>
+                <w:bottom w:val="none" w:sz="0" w:space="0" w:color="000000"/>
+                <w:top w:val="none" w:sz="0" w:space="0" w:color="000000"/>
+                <w:left w:val="none" w:sz="0" w:space="0" w:color="000000"/>
+                <w:right w:val="none" w:sz="0" w:space="0" w:color="000000"/>
+              </w:pBdr>
+              <w:spacing w:after="100" w:before="100" w:line="240"/>
+              <w:ind w:left="100" w:right="100" w:firstLine="0" w:firstLineChars="0"/>
+              <w:rPr>
+                <w:rFonts w:ascii="Helvetica" w:hAnsi="Helvetica" w:eastAsia="Helvetica" w:cs="Helvetica"/>
+                <w:i w:val="false"/>
+                <w:b w:val="false"/>
+                <w:u w:val="none"/>
+                <w:sz w:val="22"/>
+                <w:szCs w:val="22"/>
+                <w:color w:val="000000"/>
+              </w:rPr>
+            </w:pPr>
+            <w:r>
+              <w:rPr>
+                <w:rFonts w:ascii="Helvetica" w:hAnsi="Helvetica" w:eastAsia="Helvetica" w:cs="Helvetica"/>
+                <w:i w:val="false"/>
+                <w:b w:val="false"/>
+                <w:u w:val="none"/>
+                <w:sz w:val="22"/>
+                <w:szCs w:val="22"/>
+                <w:color w:val="000000"/>
+              </w:rPr>
+              <w:t xml:space="preserve">0.960</w:t>
             </w:r>
           </w:p>
         </w:tc>
@@ -3035,113 +3035,113 @@
                 <w:szCs w:val="22"/>
                 <w:color w:val="000000"/>
               </w:rPr>
-              <w:t xml:space="preserve">9.48</w:t>
-            </w:r>
-          </w:p>
-        </w:tc>
-        <w:tc>
-          <w:tcPr>
-            <w:tcBorders>
-              <w:bottom w:val="none" w:sz="0" w:space="0" w:color="000000"/>
-              <w:top w:val="none" w:sz="0" w:space="0" w:color="000000"/>
-              <w:left w:val="none" w:sz="0" w:space="0" w:color="000000"/>
-              <w:right w:val="none" w:sz="0" w:space="0" w:color="000000"/>
-            </w:tcBorders>
-            <w:shd w:val="clear" w:color="auto" w:fill="FFFFFF"/>
-            <w:tcMar>
-              <w:top w:w="0" w:type="dxa"/>
-              <w:bottom w:w="0" w:type="dxa"/>
-              <w:left w:w="0" w:type="dxa"/>
-              <w:right w:w="0" w:type="dxa"/>
-            </w:tcMar>
-            <w:vAlign w:val="top"/>
-          </w:tcPr>
-          <w:p>
-            <w:pPr>
-              <w:pStyle w:val="Normal"/>
-              <w:jc w:val="center"/>
-              <w:pBdr>
-                <w:bottom w:val="none" w:sz="0" w:space="0" w:color="000000"/>
-                <w:top w:val="none" w:sz="0" w:space="0" w:color="000000"/>
-                <w:left w:val="none" w:sz="0" w:space="0" w:color="000000"/>
-                <w:right w:val="none" w:sz="0" w:space="0" w:color="000000"/>
-              </w:pBdr>
-              <w:spacing w:after="100" w:before="100" w:line="240"/>
-              <w:ind w:left="100" w:right="100" w:firstLine="0" w:firstLineChars="0"/>
-              <w:rPr>
-                <w:rFonts w:ascii="Helvetica" w:hAnsi="Helvetica" w:eastAsia="Helvetica" w:cs="Helvetica"/>
-                <w:i w:val="false"/>
-                <w:b w:val="false"/>
-                <w:u w:val="none"/>
-                <w:sz w:val="22"/>
-                <w:szCs w:val="22"/>
-                <w:color w:val="000000"/>
-              </w:rPr>
-            </w:pPr>
-            <w:r>
-              <w:rPr>
-                <w:rFonts w:ascii="Helvetica" w:hAnsi="Helvetica" w:eastAsia="Helvetica" w:cs="Helvetica"/>
-                <w:i w:val="false"/>
-                <w:b w:val="false"/>
-                <w:u w:val="none"/>
-                <w:sz w:val="22"/>
-                <w:szCs w:val="22"/>
-                <w:color w:val="000000"/>
-              </w:rPr>
-              <w:t xml:space="preserve">0.36, 253</w:t>
-            </w:r>
-          </w:p>
-        </w:tc>
-        <w:tc>
-          <w:tcPr>
-            <w:tcBorders>
-              <w:bottom w:val="none" w:sz="0" w:space="0" w:color="000000"/>
-              <w:top w:val="none" w:sz="0" w:space="0" w:color="000000"/>
-              <w:left w:val="none" w:sz="0" w:space="0" w:color="000000"/>
-              <w:right w:val="none" w:sz="0" w:space="0" w:color="000000"/>
-            </w:tcBorders>
-            <w:shd w:val="clear" w:color="auto" w:fill="FFFFFF"/>
-            <w:tcMar>
-              <w:top w:w="0" w:type="dxa"/>
-              <w:bottom w:w="0" w:type="dxa"/>
-              <w:left w:w="0" w:type="dxa"/>
-              <w:right w:w="0" w:type="dxa"/>
-            </w:tcMar>
-            <w:vAlign w:val="top"/>
-          </w:tcPr>
-          <w:p>
-            <w:pPr>
-              <w:pStyle w:val="Normal"/>
-              <w:jc w:val="center"/>
-              <w:pBdr>
-                <w:bottom w:val="none" w:sz="0" w:space="0" w:color="000000"/>
-                <w:top w:val="none" w:sz="0" w:space="0" w:color="000000"/>
-                <w:left w:val="none" w:sz="0" w:space="0" w:color="000000"/>
-                <w:right w:val="none" w:sz="0" w:space="0" w:color="000000"/>
-              </w:pBdr>
-              <w:spacing w:after="100" w:before="100" w:line="240"/>
-              <w:ind w:left="100" w:right="100" w:firstLine="0" w:firstLineChars="0"/>
-              <w:rPr>
-                <w:rFonts w:ascii="Helvetica" w:hAnsi="Helvetica" w:eastAsia="Helvetica" w:cs="Helvetica"/>
-                <w:i w:val="false"/>
-                <w:b w:val="false"/>
-                <w:u w:val="none"/>
-                <w:sz w:val="22"/>
-                <w:szCs w:val="22"/>
-                <w:color w:val="000000"/>
-              </w:rPr>
-            </w:pPr>
-            <w:r>
-              <w:rPr>
-                <w:rFonts w:ascii="Helvetica" w:hAnsi="Helvetica" w:eastAsia="Helvetica" w:cs="Helvetica"/>
-                <w:i w:val="false"/>
-                <w:b w:val="false"/>
-                <w:u w:val="none"/>
-                <w:sz w:val="22"/>
-                <w:szCs w:val="22"/>
-                <w:color w:val="000000"/>
-              </w:rPr>
-              <w:t xml:space="preserve">0.180</w:t>
+              <w:t xml:space="preserve">8.72</w:t>
+            </w:r>
+          </w:p>
+        </w:tc>
+        <w:tc>
+          <w:tcPr>
+            <w:tcBorders>
+              <w:bottom w:val="none" w:sz="0" w:space="0" w:color="000000"/>
+              <w:top w:val="none" w:sz="0" w:space="0" w:color="000000"/>
+              <w:left w:val="none" w:sz="0" w:space="0" w:color="000000"/>
+              <w:right w:val="none" w:sz="0" w:space="0" w:color="000000"/>
+            </w:tcBorders>
+            <w:shd w:val="clear" w:color="auto" w:fill="FFFFFF"/>
+            <w:tcMar>
+              <w:top w:w="0" w:type="dxa"/>
+              <w:bottom w:w="0" w:type="dxa"/>
+              <w:left w:w="0" w:type="dxa"/>
+              <w:right w:w="0" w:type="dxa"/>
+            </w:tcMar>
+            <w:vAlign w:val="top"/>
+          </w:tcPr>
+          <w:p>
+            <w:pPr>
+              <w:pStyle w:val="Normal"/>
+              <w:jc w:val="center"/>
+              <w:pBdr>
+                <w:bottom w:val="none" w:sz="0" w:space="0" w:color="000000"/>
+                <w:top w:val="none" w:sz="0" w:space="0" w:color="000000"/>
+                <w:left w:val="none" w:sz="0" w:space="0" w:color="000000"/>
+                <w:right w:val="none" w:sz="0" w:space="0" w:color="000000"/>
+              </w:pBdr>
+              <w:spacing w:after="100" w:before="100" w:line="240"/>
+              <w:ind w:left="100" w:right="100" w:firstLine="0" w:firstLineChars="0"/>
+              <w:rPr>
+                <w:rFonts w:ascii="Helvetica" w:hAnsi="Helvetica" w:eastAsia="Helvetica" w:cs="Helvetica"/>
+                <w:i w:val="false"/>
+                <w:b w:val="false"/>
+                <w:u w:val="none"/>
+                <w:sz w:val="22"/>
+                <w:szCs w:val="22"/>
+                <w:color w:val="000000"/>
+              </w:rPr>
+            </w:pPr>
+            <w:r>
+              <w:rPr>
+                <w:rFonts w:ascii="Helvetica" w:hAnsi="Helvetica" w:eastAsia="Helvetica" w:cs="Helvetica"/>
+                <w:i w:val="false"/>
+                <w:b w:val="false"/>
+                <w:u w:val="none"/>
+                <w:sz w:val="22"/>
+                <w:szCs w:val="22"/>
+                <w:color w:val="000000"/>
+              </w:rPr>
+              <w:t xml:space="preserve">0.48, 159</w:t>
+            </w:r>
+          </w:p>
+        </w:tc>
+        <w:tc>
+          <w:tcPr>
+            <w:tcBorders>
+              <w:bottom w:val="none" w:sz="0" w:space="0" w:color="000000"/>
+              <w:top w:val="none" w:sz="0" w:space="0" w:color="000000"/>
+              <w:left w:val="none" w:sz="0" w:space="0" w:color="000000"/>
+              <w:right w:val="none" w:sz="0" w:space="0" w:color="000000"/>
+            </w:tcBorders>
+            <w:shd w:val="clear" w:color="auto" w:fill="FFFFFF"/>
+            <w:tcMar>
+              <w:top w:w="0" w:type="dxa"/>
+              <w:bottom w:w="0" w:type="dxa"/>
+              <w:left w:w="0" w:type="dxa"/>
+              <w:right w:w="0" w:type="dxa"/>
+            </w:tcMar>
+            <w:vAlign w:val="top"/>
+          </w:tcPr>
+          <w:p>
+            <w:pPr>
+              <w:pStyle w:val="Normal"/>
+              <w:jc w:val="center"/>
+              <w:pBdr>
+                <w:bottom w:val="none" w:sz="0" w:space="0" w:color="000000"/>
+                <w:top w:val="none" w:sz="0" w:space="0" w:color="000000"/>
+                <w:left w:val="none" w:sz="0" w:space="0" w:color="000000"/>
+                <w:right w:val="none" w:sz="0" w:space="0" w:color="000000"/>
+              </w:pBdr>
+              <w:spacing w:after="100" w:before="100" w:line="240"/>
+              <w:ind w:left="100" w:right="100" w:firstLine="0" w:firstLineChars="0"/>
+              <w:rPr>
+                <w:rFonts w:ascii="Helvetica" w:hAnsi="Helvetica" w:eastAsia="Helvetica" w:cs="Helvetica"/>
+                <w:i w:val="false"/>
+                <w:b w:val="false"/>
+                <w:u w:val="none"/>
+                <w:sz w:val="22"/>
+                <w:szCs w:val="22"/>
+                <w:color w:val="000000"/>
+              </w:rPr>
+            </w:pPr>
+            <w:r>
+              <w:rPr>
+                <w:rFonts w:ascii="Helvetica" w:hAnsi="Helvetica" w:eastAsia="Helvetica" w:cs="Helvetica"/>
+                <w:i w:val="false"/>
+                <w:b w:val="false"/>
+                <w:u w:val="none"/>
+                <w:sz w:val="22"/>
+                <w:szCs w:val="22"/>
+                <w:color w:val="000000"/>
+              </w:rPr>
+              <w:t xml:space="preserve">0.140</w:t>
             </w:r>
           </w:p>
         </w:tc>
@@ -3518,113 +3518,113 @@
                 <w:szCs w:val="22"/>
                 <w:color w:val="000000"/>
               </w:rPr>
-              <w:t xml:space="preserve">1.01</w:t>
-            </w:r>
-          </w:p>
-        </w:tc>
-        <w:tc>
-          <w:tcPr>
-            <w:tcBorders>
-              <w:bottom w:val="none" w:sz="0" w:space="0" w:color="000000"/>
-              <w:top w:val="none" w:sz="0" w:space="0" w:color="000000"/>
-              <w:left w:val="none" w:sz="0" w:space="0" w:color="000000"/>
-              <w:right w:val="none" w:sz="0" w:space="0" w:color="000000"/>
-            </w:tcBorders>
-            <w:shd w:val="clear" w:color="auto" w:fill="FFFFFF"/>
-            <w:tcMar>
-              <w:top w:w="0" w:type="dxa"/>
-              <w:bottom w:w="0" w:type="dxa"/>
-              <w:left w:w="0" w:type="dxa"/>
-              <w:right w:w="0" w:type="dxa"/>
-            </w:tcMar>
-            <w:vAlign w:val="top"/>
-          </w:tcPr>
-          <w:p>
-            <w:pPr>
-              <w:pStyle w:val="Normal"/>
-              <w:jc w:val="center"/>
-              <w:pBdr>
-                <w:bottom w:val="none" w:sz="0" w:space="0" w:color="000000"/>
-                <w:top w:val="none" w:sz="0" w:space="0" w:color="000000"/>
-                <w:left w:val="none" w:sz="0" w:space="0" w:color="000000"/>
-                <w:right w:val="none" w:sz="0" w:space="0" w:color="000000"/>
-              </w:pBdr>
-              <w:spacing w:after="100" w:before="100" w:line="240"/>
-              <w:ind w:left="100" w:right="100" w:firstLine="0" w:firstLineChars="0"/>
-              <w:rPr>
-                <w:rFonts w:ascii="Helvetica" w:hAnsi="Helvetica" w:eastAsia="Helvetica" w:cs="Helvetica"/>
-                <w:i w:val="false"/>
-                <w:b w:val="false"/>
-                <w:u w:val="none"/>
-                <w:sz w:val="22"/>
-                <w:szCs w:val="22"/>
-                <w:color w:val="000000"/>
-              </w:rPr>
-            </w:pPr>
-            <w:r>
-              <w:rPr>
-                <w:rFonts w:ascii="Helvetica" w:hAnsi="Helvetica" w:eastAsia="Helvetica" w:cs="Helvetica"/>
-                <w:i w:val="false"/>
-                <w:b w:val="false"/>
-                <w:u w:val="none"/>
-                <w:sz w:val="22"/>
-                <w:szCs w:val="22"/>
-                <w:color w:val="000000"/>
-              </w:rPr>
-              <w:t xml:space="preserve">0.74, 1.39</w:t>
-            </w:r>
-          </w:p>
-        </w:tc>
-        <w:tc>
-          <w:tcPr>
-            <w:tcBorders>
-              <w:bottom w:val="none" w:sz="0" w:space="0" w:color="000000"/>
-              <w:top w:val="none" w:sz="0" w:space="0" w:color="000000"/>
-              <w:left w:val="none" w:sz="0" w:space="0" w:color="000000"/>
-              <w:right w:val="none" w:sz="0" w:space="0" w:color="000000"/>
-            </w:tcBorders>
-            <w:shd w:val="clear" w:color="auto" w:fill="FFFFFF"/>
-            <w:tcMar>
-              <w:top w:w="0" w:type="dxa"/>
-              <w:bottom w:w="0" w:type="dxa"/>
-              <w:left w:w="0" w:type="dxa"/>
-              <w:right w:w="0" w:type="dxa"/>
-            </w:tcMar>
-            <w:vAlign w:val="top"/>
-          </w:tcPr>
-          <w:p>
-            <w:pPr>
-              <w:pStyle w:val="Normal"/>
-              <w:jc w:val="center"/>
-              <w:pBdr>
-                <w:bottom w:val="none" w:sz="0" w:space="0" w:color="000000"/>
-                <w:top w:val="none" w:sz="0" w:space="0" w:color="000000"/>
-                <w:left w:val="none" w:sz="0" w:space="0" w:color="000000"/>
-                <w:right w:val="none" w:sz="0" w:space="0" w:color="000000"/>
-              </w:pBdr>
-              <w:spacing w:after="100" w:before="100" w:line="240"/>
-              <w:ind w:left="100" w:right="100" w:firstLine="0" w:firstLineChars="0"/>
-              <w:rPr>
-                <w:rFonts w:ascii="Helvetica" w:hAnsi="Helvetica" w:eastAsia="Helvetica" w:cs="Helvetica"/>
-                <w:i w:val="false"/>
-                <w:b w:val="false"/>
-                <w:u w:val="none"/>
-                <w:sz w:val="22"/>
-                <w:szCs w:val="22"/>
-                <w:color w:val="000000"/>
-              </w:rPr>
-            </w:pPr>
-            <w:r>
-              <w:rPr>
-                <w:rFonts w:ascii="Helvetica" w:hAnsi="Helvetica" w:eastAsia="Helvetica" w:cs="Helvetica"/>
-                <w:i w:val="false"/>
-                <w:b w:val="false"/>
-                <w:u w:val="none"/>
-                <w:sz w:val="22"/>
-                <w:szCs w:val="22"/>
-                <w:color w:val="000000"/>
-              </w:rPr>
-              <w:t xml:space="preserve">0.930</w:t>
+              <w:t xml:space="preserve">1.04</w:t>
+            </w:r>
+          </w:p>
+        </w:tc>
+        <w:tc>
+          <w:tcPr>
+            <w:tcBorders>
+              <w:bottom w:val="none" w:sz="0" w:space="0" w:color="000000"/>
+              <w:top w:val="none" w:sz="0" w:space="0" w:color="000000"/>
+              <w:left w:val="none" w:sz="0" w:space="0" w:color="000000"/>
+              <w:right w:val="none" w:sz="0" w:space="0" w:color="000000"/>
+            </w:tcBorders>
+            <w:shd w:val="clear" w:color="auto" w:fill="FFFFFF"/>
+            <w:tcMar>
+              <w:top w:w="0" w:type="dxa"/>
+              <w:bottom w:w="0" w:type="dxa"/>
+              <w:left w:w="0" w:type="dxa"/>
+              <w:right w:w="0" w:type="dxa"/>
+            </w:tcMar>
+            <w:vAlign w:val="top"/>
+          </w:tcPr>
+          <w:p>
+            <w:pPr>
+              <w:pStyle w:val="Normal"/>
+              <w:jc w:val="center"/>
+              <w:pBdr>
+                <w:bottom w:val="none" w:sz="0" w:space="0" w:color="000000"/>
+                <w:top w:val="none" w:sz="0" w:space="0" w:color="000000"/>
+                <w:left w:val="none" w:sz="0" w:space="0" w:color="000000"/>
+                <w:right w:val="none" w:sz="0" w:space="0" w:color="000000"/>
+              </w:pBdr>
+              <w:spacing w:after="100" w:before="100" w:line="240"/>
+              <w:ind w:left="100" w:right="100" w:firstLine="0" w:firstLineChars="0"/>
+              <w:rPr>
+                <w:rFonts w:ascii="Helvetica" w:hAnsi="Helvetica" w:eastAsia="Helvetica" w:cs="Helvetica"/>
+                <w:i w:val="false"/>
+                <w:b w:val="false"/>
+                <w:u w:val="none"/>
+                <w:sz w:val="22"/>
+                <w:szCs w:val="22"/>
+                <w:color w:val="000000"/>
+              </w:rPr>
+            </w:pPr>
+            <w:r>
+              <w:rPr>
+                <w:rFonts w:ascii="Helvetica" w:hAnsi="Helvetica" w:eastAsia="Helvetica" w:cs="Helvetica"/>
+                <w:i w:val="false"/>
+                <w:b w:val="false"/>
+                <w:u w:val="none"/>
+                <w:sz w:val="22"/>
+                <w:szCs w:val="22"/>
+                <w:color w:val="000000"/>
+              </w:rPr>
+              <w:t xml:space="preserve">0.78, 1.40</w:t>
+            </w:r>
+          </w:p>
+        </w:tc>
+        <w:tc>
+          <w:tcPr>
+            <w:tcBorders>
+              <w:bottom w:val="none" w:sz="0" w:space="0" w:color="000000"/>
+              <w:top w:val="none" w:sz="0" w:space="0" w:color="000000"/>
+              <w:left w:val="none" w:sz="0" w:space="0" w:color="000000"/>
+              <w:right w:val="none" w:sz="0" w:space="0" w:color="000000"/>
+            </w:tcBorders>
+            <w:shd w:val="clear" w:color="auto" w:fill="FFFFFF"/>
+            <w:tcMar>
+              <w:top w:w="0" w:type="dxa"/>
+              <w:bottom w:w="0" w:type="dxa"/>
+              <w:left w:w="0" w:type="dxa"/>
+              <w:right w:w="0" w:type="dxa"/>
+            </w:tcMar>
+            <w:vAlign w:val="top"/>
+          </w:tcPr>
+          <w:p>
+            <w:pPr>
+              <w:pStyle w:val="Normal"/>
+              <w:jc w:val="center"/>
+              <w:pBdr>
+                <w:bottom w:val="none" w:sz="0" w:space="0" w:color="000000"/>
+                <w:top w:val="none" w:sz="0" w:space="0" w:color="000000"/>
+                <w:left w:val="none" w:sz="0" w:space="0" w:color="000000"/>
+                <w:right w:val="none" w:sz="0" w:space="0" w:color="000000"/>
+              </w:pBdr>
+              <w:spacing w:after="100" w:before="100" w:line="240"/>
+              <w:ind w:left="100" w:right="100" w:firstLine="0" w:firstLineChars="0"/>
+              <w:rPr>
+                <w:rFonts w:ascii="Helvetica" w:hAnsi="Helvetica" w:eastAsia="Helvetica" w:cs="Helvetica"/>
+                <w:i w:val="false"/>
+                <w:b w:val="false"/>
+                <w:u w:val="none"/>
+                <w:sz w:val="22"/>
+                <w:szCs w:val="22"/>
+                <w:color w:val="000000"/>
+              </w:rPr>
+            </w:pPr>
+            <w:r>
+              <w:rPr>
+                <w:rFonts w:ascii="Helvetica" w:hAnsi="Helvetica" w:eastAsia="Helvetica" w:cs="Helvetica"/>
+                <w:i w:val="false"/>
+                <w:b w:val="false"/>
+                <w:u w:val="none"/>
+                <w:sz w:val="22"/>
+                <w:szCs w:val="22"/>
+                <w:color w:val="000000"/>
+              </w:rPr>
+              <w:t xml:space="preserve">0.780</w:t>
             </w:r>
           </w:p>
         </w:tc>
@@ -4967,113 +4967,113 @@
                 <w:szCs w:val="22"/>
                 <w:color w:val="000000"/>
               </w:rPr>
-              <w:t xml:space="preserve">0.51</w:t>
-            </w:r>
-          </w:p>
-        </w:tc>
-        <w:tc>
-          <w:tcPr>
-            <w:tcBorders>
-              <w:bottom w:val="none" w:sz="0" w:space="0" w:color="000000"/>
-              <w:top w:val="none" w:sz="0" w:space="0" w:color="000000"/>
-              <w:left w:val="none" w:sz="0" w:space="0" w:color="000000"/>
-              <w:right w:val="none" w:sz="0" w:space="0" w:color="000000"/>
-            </w:tcBorders>
-            <w:shd w:val="clear" w:color="auto" w:fill="FFFFFF"/>
-            <w:tcMar>
-              <w:top w:w="0" w:type="dxa"/>
-              <w:bottom w:w="0" w:type="dxa"/>
-              <w:left w:w="0" w:type="dxa"/>
-              <w:right w:w="0" w:type="dxa"/>
-            </w:tcMar>
-            <w:vAlign w:val="top"/>
-          </w:tcPr>
-          <w:p>
-            <w:pPr>
-              <w:pStyle w:val="Normal"/>
-              <w:jc w:val="center"/>
-              <w:pBdr>
-                <w:bottom w:val="none" w:sz="0" w:space="0" w:color="000000"/>
-                <w:top w:val="none" w:sz="0" w:space="0" w:color="000000"/>
-                <w:left w:val="none" w:sz="0" w:space="0" w:color="000000"/>
-                <w:right w:val="none" w:sz="0" w:space="0" w:color="000000"/>
-              </w:pBdr>
-              <w:spacing w:after="100" w:before="100" w:line="240"/>
-              <w:ind w:left="100" w:right="100" w:firstLine="0" w:firstLineChars="0"/>
-              <w:rPr>
-                <w:rFonts w:ascii="Helvetica" w:hAnsi="Helvetica" w:eastAsia="Helvetica" w:cs="Helvetica"/>
-                <w:i w:val="false"/>
-                <w:b w:val="false"/>
-                <w:u w:val="none"/>
-                <w:sz w:val="22"/>
-                <w:szCs w:val="22"/>
-                <w:color w:val="000000"/>
-              </w:rPr>
-            </w:pPr>
-            <w:r>
-              <w:rPr>
-                <w:rFonts w:ascii="Helvetica" w:hAnsi="Helvetica" w:eastAsia="Helvetica" w:cs="Helvetica"/>
-                <w:i w:val="false"/>
-                <w:b w:val="false"/>
-                <w:u w:val="none"/>
-                <w:sz w:val="22"/>
-                <w:szCs w:val="22"/>
-                <w:color w:val="000000"/>
-              </w:rPr>
-              <w:t xml:space="preserve">0.09, 2.96</w:t>
-            </w:r>
-          </w:p>
-        </w:tc>
-        <w:tc>
-          <w:tcPr>
-            <w:tcBorders>
-              <w:bottom w:val="none" w:sz="0" w:space="0" w:color="000000"/>
-              <w:top w:val="none" w:sz="0" w:space="0" w:color="000000"/>
-              <w:left w:val="none" w:sz="0" w:space="0" w:color="000000"/>
-              <w:right w:val="none" w:sz="0" w:space="0" w:color="000000"/>
-            </w:tcBorders>
-            <w:shd w:val="clear" w:color="auto" w:fill="FFFFFF"/>
-            <w:tcMar>
-              <w:top w:w="0" w:type="dxa"/>
-              <w:bottom w:w="0" w:type="dxa"/>
-              <w:left w:w="0" w:type="dxa"/>
-              <w:right w:w="0" w:type="dxa"/>
-            </w:tcMar>
-            <w:vAlign w:val="top"/>
-          </w:tcPr>
-          <w:p>
-            <w:pPr>
-              <w:pStyle w:val="Normal"/>
-              <w:jc w:val="center"/>
-              <w:pBdr>
-                <w:bottom w:val="none" w:sz="0" w:space="0" w:color="000000"/>
-                <w:top w:val="none" w:sz="0" w:space="0" w:color="000000"/>
-                <w:left w:val="none" w:sz="0" w:space="0" w:color="000000"/>
-                <w:right w:val="none" w:sz="0" w:space="0" w:color="000000"/>
-              </w:pBdr>
-              <w:spacing w:after="100" w:before="100" w:line="240"/>
-              <w:ind w:left="100" w:right="100" w:firstLine="0" w:firstLineChars="0"/>
-              <w:rPr>
-                <w:rFonts w:ascii="Helvetica" w:hAnsi="Helvetica" w:eastAsia="Helvetica" w:cs="Helvetica"/>
-                <w:i w:val="false"/>
-                <w:b w:val="false"/>
-                <w:u w:val="none"/>
-                <w:sz w:val="22"/>
-                <w:szCs w:val="22"/>
-                <w:color w:val="000000"/>
-              </w:rPr>
-            </w:pPr>
-            <w:r>
-              <w:rPr>
-                <w:rFonts w:ascii="Helvetica" w:hAnsi="Helvetica" w:eastAsia="Helvetica" w:cs="Helvetica"/>
-                <w:i w:val="false"/>
-                <w:b w:val="false"/>
-                <w:u w:val="none"/>
-                <w:sz w:val="22"/>
-                <w:szCs w:val="22"/>
-                <w:color w:val="000000"/>
-              </w:rPr>
-              <w:t xml:space="preserve">0.450</w:t>
+              <w:t xml:space="preserve">0.64</w:t>
+            </w:r>
+          </w:p>
+        </w:tc>
+        <w:tc>
+          <w:tcPr>
+            <w:tcBorders>
+              <w:bottom w:val="none" w:sz="0" w:space="0" w:color="000000"/>
+              <w:top w:val="none" w:sz="0" w:space="0" w:color="000000"/>
+              <w:left w:val="none" w:sz="0" w:space="0" w:color="000000"/>
+              <w:right w:val="none" w:sz="0" w:space="0" w:color="000000"/>
+            </w:tcBorders>
+            <w:shd w:val="clear" w:color="auto" w:fill="FFFFFF"/>
+            <w:tcMar>
+              <w:top w:w="0" w:type="dxa"/>
+              <w:bottom w:w="0" w:type="dxa"/>
+              <w:left w:w="0" w:type="dxa"/>
+              <w:right w:w="0" w:type="dxa"/>
+            </w:tcMar>
+            <w:vAlign w:val="top"/>
+          </w:tcPr>
+          <w:p>
+            <w:pPr>
+              <w:pStyle w:val="Normal"/>
+              <w:jc w:val="center"/>
+              <w:pBdr>
+                <w:bottom w:val="none" w:sz="0" w:space="0" w:color="000000"/>
+                <w:top w:val="none" w:sz="0" w:space="0" w:color="000000"/>
+                <w:left w:val="none" w:sz="0" w:space="0" w:color="000000"/>
+                <w:right w:val="none" w:sz="0" w:space="0" w:color="000000"/>
+              </w:pBdr>
+              <w:spacing w:after="100" w:before="100" w:line="240"/>
+              <w:ind w:left="100" w:right="100" w:firstLine="0" w:firstLineChars="0"/>
+              <w:rPr>
+                <w:rFonts w:ascii="Helvetica" w:hAnsi="Helvetica" w:eastAsia="Helvetica" w:cs="Helvetica"/>
+                <w:i w:val="false"/>
+                <w:b w:val="false"/>
+                <w:u w:val="none"/>
+                <w:sz w:val="22"/>
+                <w:szCs w:val="22"/>
+                <w:color w:val="000000"/>
+              </w:rPr>
+            </w:pPr>
+            <w:r>
+              <w:rPr>
+                <w:rFonts w:ascii="Helvetica" w:hAnsi="Helvetica" w:eastAsia="Helvetica" w:cs="Helvetica"/>
+                <w:i w:val="false"/>
+                <w:b w:val="false"/>
+                <w:u w:val="none"/>
+                <w:sz w:val="22"/>
+                <w:szCs w:val="22"/>
+                <w:color w:val="000000"/>
+              </w:rPr>
+              <w:t xml:space="preserve">0.13, 3.10</w:t>
+            </w:r>
+          </w:p>
+        </w:tc>
+        <w:tc>
+          <w:tcPr>
+            <w:tcBorders>
+              <w:bottom w:val="none" w:sz="0" w:space="0" w:color="000000"/>
+              <w:top w:val="none" w:sz="0" w:space="0" w:color="000000"/>
+              <w:left w:val="none" w:sz="0" w:space="0" w:color="000000"/>
+              <w:right w:val="none" w:sz="0" w:space="0" w:color="000000"/>
+            </w:tcBorders>
+            <w:shd w:val="clear" w:color="auto" w:fill="FFFFFF"/>
+            <w:tcMar>
+              <w:top w:w="0" w:type="dxa"/>
+              <w:bottom w:w="0" w:type="dxa"/>
+              <w:left w:w="0" w:type="dxa"/>
+              <w:right w:w="0" w:type="dxa"/>
+            </w:tcMar>
+            <w:vAlign w:val="top"/>
+          </w:tcPr>
+          <w:p>
+            <w:pPr>
+              <w:pStyle w:val="Normal"/>
+              <w:jc w:val="center"/>
+              <w:pBdr>
+                <w:bottom w:val="none" w:sz="0" w:space="0" w:color="000000"/>
+                <w:top w:val="none" w:sz="0" w:space="0" w:color="000000"/>
+                <w:left w:val="none" w:sz="0" w:space="0" w:color="000000"/>
+                <w:right w:val="none" w:sz="0" w:space="0" w:color="000000"/>
+              </w:pBdr>
+              <w:spacing w:after="100" w:before="100" w:line="240"/>
+              <w:ind w:left="100" w:right="100" w:firstLine="0" w:firstLineChars="0"/>
+              <w:rPr>
+                <w:rFonts w:ascii="Helvetica" w:hAnsi="Helvetica" w:eastAsia="Helvetica" w:cs="Helvetica"/>
+                <w:i w:val="false"/>
+                <w:b w:val="false"/>
+                <w:u w:val="none"/>
+                <w:sz w:val="22"/>
+                <w:szCs w:val="22"/>
+                <w:color w:val="000000"/>
+              </w:rPr>
+            </w:pPr>
+            <w:r>
+              <w:rPr>
+                <w:rFonts w:ascii="Helvetica" w:hAnsi="Helvetica" w:eastAsia="Helvetica" w:cs="Helvetica"/>
+                <w:i w:val="false"/>
+                <w:b w:val="false"/>
+                <w:u w:val="none"/>
+                <w:sz w:val="22"/>
+                <w:szCs w:val="22"/>
+                <w:color w:val="000000"/>
+              </w:rPr>
+              <w:t xml:space="preserve">0.580</w:t>
             </w:r>
           </w:p>
         </w:tc>
@@ -6416,113 +6416,113 @@
                 <w:szCs w:val="22"/>
                 <w:color w:val="000000"/>
               </w:rPr>
-              <w:t xml:space="preserve">0.00</w:t>
-            </w:r>
-          </w:p>
-        </w:tc>
-        <w:tc>
-          <w:tcPr>
-            <w:tcBorders>
-              <w:bottom w:val="none" w:sz="0" w:space="0" w:color="000000"/>
-              <w:top w:val="none" w:sz="0" w:space="0" w:color="000000"/>
-              <w:left w:val="none" w:sz="0" w:space="0" w:color="000000"/>
-              <w:right w:val="none" w:sz="0" w:space="0" w:color="000000"/>
-            </w:tcBorders>
-            <w:shd w:val="clear" w:color="auto" w:fill="FFFFFF"/>
-            <w:tcMar>
-              <w:top w:w="0" w:type="dxa"/>
-              <w:bottom w:w="0" w:type="dxa"/>
-              <w:left w:w="0" w:type="dxa"/>
-              <w:right w:w="0" w:type="dxa"/>
-            </w:tcMar>
-            <w:vAlign w:val="top"/>
-          </w:tcPr>
-          <w:p>
-            <w:pPr>
-              <w:pStyle w:val="Normal"/>
-              <w:jc w:val="center"/>
-              <w:pBdr>
-                <w:bottom w:val="none" w:sz="0" w:space="0" w:color="000000"/>
-                <w:top w:val="none" w:sz="0" w:space="0" w:color="000000"/>
-                <w:left w:val="none" w:sz="0" w:space="0" w:color="000000"/>
-                <w:right w:val="none" w:sz="0" w:space="0" w:color="000000"/>
-              </w:pBdr>
-              <w:spacing w:after="100" w:before="100" w:line="240"/>
-              <w:ind w:left="100" w:right="100" w:firstLine="0" w:firstLineChars="0"/>
-              <w:rPr>
-                <w:rFonts w:ascii="Helvetica" w:hAnsi="Helvetica" w:eastAsia="Helvetica" w:cs="Helvetica"/>
-                <w:i w:val="false"/>
-                <w:b w:val="false"/>
-                <w:u w:val="none"/>
-                <w:sz w:val="22"/>
-                <w:szCs w:val="22"/>
-                <w:color w:val="000000"/>
-              </w:rPr>
-            </w:pPr>
-            <w:r>
-              <w:rPr>
-                <w:rFonts w:ascii="Helvetica" w:hAnsi="Helvetica" w:eastAsia="Helvetica" w:cs="Helvetica"/>
-                <w:i w:val="false"/>
-                <w:b w:val="false"/>
-                <w:u w:val="none"/>
-                <w:sz w:val="22"/>
-                <w:szCs w:val="22"/>
-                <w:color w:val="000000"/>
-              </w:rPr>
-              <w:t xml:space="preserve">0.00, 0.36</w:t>
-            </w:r>
-          </w:p>
-        </w:tc>
-        <w:tc>
-          <w:tcPr>
-            <w:tcBorders>
-              <w:bottom w:val="none" w:sz="0" w:space="0" w:color="000000"/>
-              <w:top w:val="none" w:sz="0" w:space="0" w:color="000000"/>
-              <w:left w:val="none" w:sz="0" w:space="0" w:color="000000"/>
-              <w:right w:val="none" w:sz="0" w:space="0" w:color="000000"/>
-            </w:tcBorders>
-            <w:shd w:val="clear" w:color="auto" w:fill="FFFFFF"/>
-            <w:tcMar>
-              <w:top w:w="0" w:type="dxa"/>
-              <w:bottom w:w="0" w:type="dxa"/>
-              <w:left w:w="0" w:type="dxa"/>
-              <w:right w:w="0" w:type="dxa"/>
-            </w:tcMar>
-            <w:vAlign w:val="top"/>
-          </w:tcPr>
-          <w:p>
-            <w:pPr>
-              <w:pStyle w:val="Normal"/>
-              <w:jc w:val="center"/>
-              <w:pBdr>
-                <w:bottom w:val="none" w:sz="0" w:space="0" w:color="000000"/>
-                <w:top w:val="none" w:sz="0" w:space="0" w:color="000000"/>
-                <w:left w:val="none" w:sz="0" w:space="0" w:color="000000"/>
-                <w:right w:val="none" w:sz="0" w:space="0" w:color="000000"/>
-              </w:pBdr>
-              <w:spacing w:after="100" w:before="100" w:line="240"/>
-              <w:ind w:left="100" w:right="100" w:firstLine="0" w:firstLineChars="0"/>
-              <w:rPr>
-                <w:rFonts w:ascii="Helvetica" w:hAnsi="Helvetica" w:eastAsia="Helvetica" w:cs="Helvetica"/>
-                <w:i w:val="false"/>
-                <w:b w:val="false"/>
-                <w:u w:val="none"/>
-                <w:sz w:val="22"/>
-                <w:szCs w:val="22"/>
-                <w:color w:val="000000"/>
-              </w:rPr>
-            </w:pPr>
-            <w:r>
-              <w:rPr>
-                <w:rFonts w:ascii="Helvetica" w:hAnsi="Helvetica" w:eastAsia="Helvetica" w:cs="Helvetica"/>
-                <w:i w:val="false"/>
-                <w:b w:val="false"/>
-                <w:u w:val="none"/>
-                <w:sz w:val="22"/>
-                <w:szCs w:val="22"/>
-                <w:color w:val="000000"/>
-              </w:rPr>
-              <w:t xml:space="preserve">0.017</w:t>
+              <w:t xml:space="preserve">0.01</w:t>
+            </w:r>
+          </w:p>
+        </w:tc>
+        <w:tc>
+          <w:tcPr>
+            <w:tcBorders>
+              <w:bottom w:val="none" w:sz="0" w:space="0" w:color="000000"/>
+              <w:top w:val="none" w:sz="0" w:space="0" w:color="000000"/>
+              <w:left w:val="none" w:sz="0" w:space="0" w:color="000000"/>
+              <w:right w:val="none" w:sz="0" w:space="0" w:color="000000"/>
+            </w:tcBorders>
+            <w:shd w:val="clear" w:color="auto" w:fill="FFFFFF"/>
+            <w:tcMar>
+              <w:top w:w="0" w:type="dxa"/>
+              <w:bottom w:w="0" w:type="dxa"/>
+              <w:left w:w="0" w:type="dxa"/>
+              <w:right w:w="0" w:type="dxa"/>
+            </w:tcMar>
+            <w:vAlign w:val="top"/>
+          </w:tcPr>
+          <w:p>
+            <w:pPr>
+              <w:pStyle w:val="Normal"/>
+              <w:jc w:val="center"/>
+              <w:pBdr>
+                <w:bottom w:val="none" w:sz="0" w:space="0" w:color="000000"/>
+                <w:top w:val="none" w:sz="0" w:space="0" w:color="000000"/>
+                <w:left w:val="none" w:sz="0" w:space="0" w:color="000000"/>
+                <w:right w:val="none" w:sz="0" w:space="0" w:color="000000"/>
+              </w:pBdr>
+              <w:spacing w:after="100" w:before="100" w:line="240"/>
+              <w:ind w:left="100" w:right="100" w:firstLine="0" w:firstLineChars="0"/>
+              <w:rPr>
+                <w:rFonts w:ascii="Helvetica" w:hAnsi="Helvetica" w:eastAsia="Helvetica" w:cs="Helvetica"/>
+                <w:i w:val="false"/>
+                <w:b w:val="false"/>
+                <w:u w:val="none"/>
+                <w:sz w:val="22"/>
+                <w:szCs w:val="22"/>
+                <w:color w:val="000000"/>
+              </w:rPr>
+            </w:pPr>
+            <w:r>
+              <w:rPr>
+                <w:rFonts w:ascii="Helvetica" w:hAnsi="Helvetica" w:eastAsia="Helvetica" w:cs="Helvetica"/>
+                <w:i w:val="false"/>
+                <w:b w:val="false"/>
+                <w:u w:val="none"/>
+                <w:sz w:val="22"/>
+                <w:szCs w:val="22"/>
+                <w:color w:val="000000"/>
+              </w:rPr>
+              <w:t xml:space="preserve">0.00, 0.44</w:t>
+            </w:r>
+          </w:p>
+        </w:tc>
+        <w:tc>
+          <w:tcPr>
+            <w:tcBorders>
+              <w:bottom w:val="none" w:sz="0" w:space="0" w:color="000000"/>
+              <w:top w:val="none" w:sz="0" w:space="0" w:color="000000"/>
+              <w:left w:val="none" w:sz="0" w:space="0" w:color="000000"/>
+              <w:right w:val="none" w:sz="0" w:space="0" w:color="000000"/>
+            </w:tcBorders>
+            <w:shd w:val="clear" w:color="auto" w:fill="FFFFFF"/>
+            <w:tcMar>
+              <w:top w:w="0" w:type="dxa"/>
+              <w:bottom w:w="0" w:type="dxa"/>
+              <w:left w:w="0" w:type="dxa"/>
+              <w:right w:w="0" w:type="dxa"/>
+            </w:tcMar>
+            <w:vAlign w:val="top"/>
+          </w:tcPr>
+          <w:p>
+            <w:pPr>
+              <w:pStyle w:val="Normal"/>
+              <w:jc w:val="center"/>
+              <w:pBdr>
+                <w:bottom w:val="none" w:sz="0" w:space="0" w:color="000000"/>
+                <w:top w:val="none" w:sz="0" w:space="0" w:color="000000"/>
+                <w:left w:val="none" w:sz="0" w:space="0" w:color="000000"/>
+                <w:right w:val="none" w:sz="0" w:space="0" w:color="000000"/>
+              </w:pBdr>
+              <w:spacing w:after="100" w:before="100" w:line="240"/>
+              <w:ind w:left="100" w:right="100" w:firstLine="0" w:firstLineChars="0"/>
+              <w:rPr>
+                <w:rFonts w:ascii="Helvetica" w:hAnsi="Helvetica" w:eastAsia="Helvetica" w:cs="Helvetica"/>
+                <w:i w:val="false"/>
+                <w:b w:val="false"/>
+                <w:u w:val="none"/>
+                <w:sz w:val="22"/>
+                <w:szCs w:val="22"/>
+                <w:color w:val="000000"/>
+              </w:rPr>
+            </w:pPr>
+            <w:r>
+              <w:rPr>
+                <w:rFonts w:ascii="Helvetica" w:hAnsi="Helvetica" w:eastAsia="Helvetica" w:cs="Helvetica"/>
+                <w:i w:val="false"/>
+                <w:b w:val="false"/>
+                <w:u w:val="none"/>
+                <w:sz w:val="22"/>
+                <w:szCs w:val="22"/>
+                <w:color w:val="000000"/>
+              </w:rPr>
+              <w:t xml:space="preserve">0.020</w:t>
             </w:r>
           </w:p>
         </w:tc>
@@ -6899,113 +6899,113 @@
                 <w:szCs w:val="22"/>
                 <w:color w:val="000000"/>
               </w:rPr>
-              <w:t xml:space="preserve">0.31</w:t>
-            </w:r>
-          </w:p>
-        </w:tc>
-        <w:tc>
-          <w:tcPr>
-            <w:tcBorders>
-              <w:bottom w:val="none" w:sz="0" w:space="0" w:color="000000"/>
-              <w:top w:val="none" w:sz="0" w:space="0" w:color="000000"/>
-              <w:left w:val="none" w:sz="0" w:space="0" w:color="000000"/>
-              <w:right w:val="none" w:sz="0" w:space="0" w:color="000000"/>
-            </w:tcBorders>
-            <w:shd w:val="clear" w:color="auto" w:fill="FFFFFF"/>
-            <w:tcMar>
-              <w:top w:w="0" w:type="dxa"/>
-              <w:bottom w:w="0" w:type="dxa"/>
-              <w:left w:w="0" w:type="dxa"/>
-              <w:right w:w="0" w:type="dxa"/>
-            </w:tcMar>
-            <w:vAlign w:val="top"/>
-          </w:tcPr>
-          <w:p>
-            <w:pPr>
-              <w:pStyle w:val="Normal"/>
-              <w:jc w:val="center"/>
-              <w:pBdr>
-                <w:bottom w:val="none" w:sz="0" w:space="0" w:color="000000"/>
-                <w:top w:val="none" w:sz="0" w:space="0" w:color="000000"/>
-                <w:left w:val="none" w:sz="0" w:space="0" w:color="000000"/>
-                <w:right w:val="none" w:sz="0" w:space="0" w:color="000000"/>
-              </w:pBdr>
-              <w:spacing w:after="100" w:before="100" w:line="240"/>
-              <w:ind w:left="100" w:right="100" w:firstLine="0" w:firstLineChars="0"/>
-              <w:rPr>
-                <w:rFonts w:ascii="Helvetica" w:hAnsi="Helvetica" w:eastAsia="Helvetica" w:cs="Helvetica"/>
-                <w:i w:val="false"/>
-                <w:b w:val="false"/>
-                <w:u w:val="none"/>
-                <w:sz w:val="22"/>
-                <w:szCs w:val="22"/>
-                <w:color w:val="000000"/>
-              </w:rPr>
-            </w:pPr>
-            <w:r>
-              <w:rPr>
-                <w:rFonts w:ascii="Helvetica" w:hAnsi="Helvetica" w:eastAsia="Helvetica" w:cs="Helvetica"/>
-                <w:i w:val="false"/>
-                <w:b w:val="false"/>
-                <w:u w:val="none"/>
-                <w:sz w:val="22"/>
-                <w:szCs w:val="22"/>
-                <w:color w:val="000000"/>
-              </w:rPr>
-              <w:t xml:space="preserve">0.02, 4.46</w:t>
-            </w:r>
-          </w:p>
-        </w:tc>
-        <w:tc>
-          <w:tcPr>
-            <w:tcBorders>
-              <w:bottom w:val="none" w:sz="0" w:space="0" w:color="000000"/>
-              <w:top w:val="none" w:sz="0" w:space="0" w:color="000000"/>
-              <w:left w:val="none" w:sz="0" w:space="0" w:color="000000"/>
-              <w:right w:val="none" w:sz="0" w:space="0" w:color="000000"/>
-            </w:tcBorders>
-            <w:shd w:val="clear" w:color="auto" w:fill="FFFFFF"/>
-            <w:tcMar>
-              <w:top w:w="0" w:type="dxa"/>
-              <w:bottom w:w="0" w:type="dxa"/>
-              <w:left w:w="0" w:type="dxa"/>
-              <w:right w:w="0" w:type="dxa"/>
-            </w:tcMar>
-            <w:vAlign w:val="top"/>
-          </w:tcPr>
-          <w:p>
-            <w:pPr>
-              <w:pStyle w:val="Normal"/>
-              <w:jc w:val="center"/>
-              <w:pBdr>
-                <w:bottom w:val="none" w:sz="0" w:space="0" w:color="000000"/>
-                <w:top w:val="none" w:sz="0" w:space="0" w:color="000000"/>
-                <w:left w:val="none" w:sz="0" w:space="0" w:color="000000"/>
-                <w:right w:val="none" w:sz="0" w:space="0" w:color="000000"/>
-              </w:pBdr>
-              <w:spacing w:after="100" w:before="100" w:line="240"/>
-              <w:ind w:left="100" w:right="100" w:firstLine="0" w:firstLineChars="0"/>
-              <w:rPr>
-                <w:rFonts w:ascii="Helvetica" w:hAnsi="Helvetica" w:eastAsia="Helvetica" w:cs="Helvetica"/>
-                <w:i w:val="false"/>
-                <w:b w:val="false"/>
-                <w:u w:val="none"/>
-                <w:sz w:val="22"/>
-                <w:szCs w:val="22"/>
-                <w:color w:val="000000"/>
-              </w:rPr>
-            </w:pPr>
-            <w:r>
-              <w:rPr>
-                <w:rFonts w:ascii="Helvetica" w:hAnsi="Helvetica" w:eastAsia="Helvetica" w:cs="Helvetica"/>
-                <w:i w:val="false"/>
-                <w:b w:val="false"/>
-                <w:u w:val="none"/>
-                <w:sz w:val="22"/>
-                <w:szCs w:val="22"/>
-                <w:color w:val="000000"/>
-              </w:rPr>
-              <w:t xml:space="preserve">0.390</w:t>
+              <w:t xml:space="preserve">0.21</w:t>
+            </w:r>
+          </w:p>
+        </w:tc>
+        <w:tc>
+          <w:tcPr>
+            <w:tcBorders>
+              <w:bottom w:val="none" w:sz="0" w:space="0" w:color="000000"/>
+              <w:top w:val="none" w:sz="0" w:space="0" w:color="000000"/>
+              <w:left w:val="none" w:sz="0" w:space="0" w:color="000000"/>
+              <w:right w:val="none" w:sz="0" w:space="0" w:color="000000"/>
+            </w:tcBorders>
+            <w:shd w:val="clear" w:color="auto" w:fill="FFFFFF"/>
+            <w:tcMar>
+              <w:top w:w="0" w:type="dxa"/>
+              <w:bottom w:w="0" w:type="dxa"/>
+              <w:left w:w="0" w:type="dxa"/>
+              <w:right w:w="0" w:type="dxa"/>
+            </w:tcMar>
+            <w:vAlign w:val="top"/>
+          </w:tcPr>
+          <w:p>
+            <w:pPr>
+              <w:pStyle w:val="Normal"/>
+              <w:jc w:val="center"/>
+              <w:pBdr>
+                <w:bottom w:val="none" w:sz="0" w:space="0" w:color="000000"/>
+                <w:top w:val="none" w:sz="0" w:space="0" w:color="000000"/>
+                <w:left w:val="none" w:sz="0" w:space="0" w:color="000000"/>
+                <w:right w:val="none" w:sz="0" w:space="0" w:color="000000"/>
+              </w:pBdr>
+              <w:spacing w:after="100" w:before="100" w:line="240"/>
+              <w:ind w:left="100" w:right="100" w:firstLine="0" w:firstLineChars="0"/>
+              <w:rPr>
+                <w:rFonts w:ascii="Helvetica" w:hAnsi="Helvetica" w:eastAsia="Helvetica" w:cs="Helvetica"/>
+                <w:i w:val="false"/>
+                <w:b w:val="false"/>
+                <w:u w:val="none"/>
+                <w:sz w:val="22"/>
+                <w:szCs w:val="22"/>
+                <w:color w:val="000000"/>
+              </w:rPr>
+            </w:pPr>
+            <w:r>
+              <w:rPr>
+                <w:rFonts w:ascii="Helvetica" w:hAnsi="Helvetica" w:eastAsia="Helvetica" w:cs="Helvetica"/>
+                <w:i w:val="false"/>
+                <w:b w:val="false"/>
+                <w:u w:val="none"/>
+                <w:sz w:val="22"/>
+                <w:szCs w:val="22"/>
+                <w:color w:val="000000"/>
+              </w:rPr>
+              <w:t xml:space="preserve">0.01, 3.41</w:t>
+            </w:r>
+          </w:p>
+        </w:tc>
+        <w:tc>
+          <w:tcPr>
+            <w:tcBorders>
+              <w:bottom w:val="none" w:sz="0" w:space="0" w:color="000000"/>
+              <w:top w:val="none" w:sz="0" w:space="0" w:color="000000"/>
+              <w:left w:val="none" w:sz="0" w:space="0" w:color="000000"/>
+              <w:right w:val="none" w:sz="0" w:space="0" w:color="000000"/>
+            </w:tcBorders>
+            <w:shd w:val="clear" w:color="auto" w:fill="FFFFFF"/>
+            <w:tcMar>
+              <w:top w:w="0" w:type="dxa"/>
+              <w:bottom w:w="0" w:type="dxa"/>
+              <w:left w:w="0" w:type="dxa"/>
+              <w:right w:w="0" w:type="dxa"/>
+            </w:tcMar>
+            <w:vAlign w:val="top"/>
+          </w:tcPr>
+          <w:p>
+            <w:pPr>
+              <w:pStyle w:val="Normal"/>
+              <w:jc w:val="center"/>
+              <w:pBdr>
+                <w:bottom w:val="none" w:sz="0" w:space="0" w:color="000000"/>
+                <w:top w:val="none" w:sz="0" w:space="0" w:color="000000"/>
+                <w:left w:val="none" w:sz="0" w:space="0" w:color="000000"/>
+                <w:right w:val="none" w:sz="0" w:space="0" w:color="000000"/>
+              </w:pBdr>
+              <w:spacing w:after="100" w:before="100" w:line="240"/>
+              <w:ind w:left="100" w:right="100" w:firstLine="0" w:firstLineChars="0"/>
+              <w:rPr>
+                <w:rFonts w:ascii="Helvetica" w:hAnsi="Helvetica" w:eastAsia="Helvetica" w:cs="Helvetica"/>
+                <w:i w:val="false"/>
+                <w:b w:val="false"/>
+                <w:u w:val="none"/>
+                <w:sz w:val="22"/>
+                <w:szCs w:val="22"/>
+                <w:color w:val="000000"/>
+              </w:rPr>
+            </w:pPr>
+            <w:r>
+              <w:rPr>
+                <w:rFonts w:ascii="Helvetica" w:hAnsi="Helvetica" w:eastAsia="Helvetica" w:cs="Helvetica"/>
+                <w:i w:val="false"/>
+                <w:b w:val="false"/>
+                <w:u w:val="none"/>
+                <w:sz w:val="22"/>
+                <w:szCs w:val="22"/>
+                <w:color w:val="000000"/>
+              </w:rPr>
+              <w:t xml:space="preserve">0.270</w:t>
             </w:r>
           </w:p>
         </w:tc>
@@ -7382,113 +7382,113 @@
                 <w:szCs w:val="22"/>
                 <w:color w:val="000000"/>
               </w:rPr>
-              <w:t xml:space="preserve">0.02</w:t>
-            </w:r>
-          </w:p>
-        </w:tc>
-        <w:tc>
-          <w:tcPr>
-            <w:tcBorders>
-              <w:bottom w:val="none" w:sz="0" w:space="0" w:color="000000"/>
-              <w:top w:val="none" w:sz="0" w:space="0" w:color="000000"/>
-              <w:left w:val="none" w:sz="0" w:space="0" w:color="000000"/>
-              <w:right w:val="none" w:sz="0" w:space="0" w:color="000000"/>
-            </w:tcBorders>
-            <w:shd w:val="clear" w:color="auto" w:fill="FFFFFF"/>
-            <w:tcMar>
-              <w:top w:w="0" w:type="dxa"/>
-              <w:bottom w:w="0" w:type="dxa"/>
-              <w:left w:w="0" w:type="dxa"/>
-              <w:right w:w="0" w:type="dxa"/>
-            </w:tcMar>
-            <w:vAlign w:val="top"/>
-          </w:tcPr>
-          <w:p>
-            <w:pPr>
-              <w:pStyle w:val="Normal"/>
-              <w:jc w:val="center"/>
-              <w:pBdr>
-                <w:bottom w:val="none" w:sz="0" w:space="0" w:color="000000"/>
-                <w:top w:val="none" w:sz="0" w:space="0" w:color="000000"/>
-                <w:left w:val="none" w:sz="0" w:space="0" w:color="000000"/>
-                <w:right w:val="none" w:sz="0" w:space="0" w:color="000000"/>
-              </w:pBdr>
-              <w:spacing w:after="100" w:before="100" w:line="240"/>
-              <w:ind w:left="100" w:right="100" w:firstLine="0" w:firstLineChars="0"/>
-              <w:rPr>
-                <w:rFonts w:ascii="Helvetica" w:hAnsi="Helvetica" w:eastAsia="Helvetica" w:cs="Helvetica"/>
-                <w:i w:val="false"/>
-                <w:b w:val="false"/>
-                <w:u w:val="none"/>
-                <w:sz w:val="22"/>
-                <w:szCs w:val="22"/>
-                <w:color w:val="000000"/>
-              </w:rPr>
-            </w:pPr>
-            <w:r>
-              <w:rPr>
-                <w:rFonts w:ascii="Helvetica" w:hAnsi="Helvetica" w:eastAsia="Helvetica" w:cs="Helvetica"/>
-                <w:i w:val="false"/>
-                <w:b w:val="false"/>
-                <w:u w:val="none"/>
-                <w:sz w:val="22"/>
-                <w:szCs w:val="22"/>
-                <w:color w:val="000000"/>
-              </w:rPr>
-              <w:t xml:space="preserve">0.00, 2.99</w:t>
-            </w:r>
-          </w:p>
-        </w:tc>
-        <w:tc>
-          <w:tcPr>
-            <w:tcBorders>
-              <w:bottom w:val="none" w:sz="0" w:space="0" w:color="000000"/>
-              <w:top w:val="none" w:sz="0" w:space="0" w:color="000000"/>
-              <w:left w:val="none" w:sz="0" w:space="0" w:color="000000"/>
-              <w:right w:val="none" w:sz="0" w:space="0" w:color="000000"/>
-            </w:tcBorders>
-            <w:shd w:val="clear" w:color="auto" w:fill="FFFFFF"/>
-            <w:tcMar>
-              <w:top w:w="0" w:type="dxa"/>
-              <w:bottom w:w="0" w:type="dxa"/>
-              <w:left w:w="0" w:type="dxa"/>
-              <w:right w:w="0" w:type="dxa"/>
-            </w:tcMar>
-            <w:vAlign w:val="top"/>
-          </w:tcPr>
-          <w:p>
-            <w:pPr>
-              <w:pStyle w:val="Normal"/>
-              <w:jc w:val="center"/>
-              <w:pBdr>
-                <w:bottom w:val="none" w:sz="0" w:space="0" w:color="000000"/>
-                <w:top w:val="none" w:sz="0" w:space="0" w:color="000000"/>
-                <w:left w:val="none" w:sz="0" w:space="0" w:color="000000"/>
-                <w:right w:val="none" w:sz="0" w:space="0" w:color="000000"/>
-              </w:pBdr>
-              <w:spacing w:after="100" w:before="100" w:line="240"/>
-              <w:ind w:left="100" w:right="100" w:firstLine="0" w:firstLineChars="0"/>
-              <w:rPr>
-                <w:rFonts w:ascii="Helvetica" w:hAnsi="Helvetica" w:eastAsia="Helvetica" w:cs="Helvetica"/>
-                <w:i w:val="false"/>
-                <w:b w:val="false"/>
-                <w:u w:val="none"/>
-                <w:sz w:val="22"/>
-                <w:szCs w:val="22"/>
-                <w:color w:val="000000"/>
-              </w:rPr>
-            </w:pPr>
-            <w:r>
-              <w:rPr>
-                <w:rFonts w:ascii="Helvetica" w:hAnsi="Helvetica" w:eastAsia="Helvetica" w:cs="Helvetica"/>
-                <w:i w:val="false"/>
-                <w:b w:val="false"/>
-                <w:u w:val="none"/>
-                <w:sz w:val="22"/>
-                <w:szCs w:val="22"/>
-                <w:color w:val="000000"/>
-              </w:rPr>
-              <w:t xml:space="preserve">0.130</w:t>
+              <w:t xml:space="preserve">0.05</w:t>
+            </w:r>
+          </w:p>
+        </w:tc>
+        <w:tc>
+          <w:tcPr>
+            <w:tcBorders>
+              <w:bottom w:val="none" w:sz="0" w:space="0" w:color="000000"/>
+              <w:top w:val="none" w:sz="0" w:space="0" w:color="000000"/>
+              <w:left w:val="none" w:sz="0" w:space="0" w:color="000000"/>
+              <w:right w:val="none" w:sz="0" w:space="0" w:color="000000"/>
+            </w:tcBorders>
+            <w:shd w:val="clear" w:color="auto" w:fill="FFFFFF"/>
+            <w:tcMar>
+              <w:top w:w="0" w:type="dxa"/>
+              <w:bottom w:w="0" w:type="dxa"/>
+              <w:left w:w="0" w:type="dxa"/>
+              <w:right w:w="0" w:type="dxa"/>
+            </w:tcMar>
+            <w:vAlign w:val="top"/>
+          </w:tcPr>
+          <w:p>
+            <w:pPr>
+              <w:pStyle w:val="Normal"/>
+              <w:jc w:val="center"/>
+              <w:pBdr>
+                <w:bottom w:val="none" w:sz="0" w:space="0" w:color="000000"/>
+                <w:top w:val="none" w:sz="0" w:space="0" w:color="000000"/>
+                <w:left w:val="none" w:sz="0" w:space="0" w:color="000000"/>
+                <w:right w:val="none" w:sz="0" w:space="0" w:color="000000"/>
+              </w:pBdr>
+              <w:spacing w:after="100" w:before="100" w:line="240"/>
+              <w:ind w:left="100" w:right="100" w:firstLine="0" w:firstLineChars="0"/>
+              <w:rPr>
+                <w:rFonts w:ascii="Helvetica" w:hAnsi="Helvetica" w:eastAsia="Helvetica" w:cs="Helvetica"/>
+                <w:i w:val="false"/>
+                <w:b w:val="false"/>
+                <w:u w:val="none"/>
+                <w:sz w:val="22"/>
+                <w:szCs w:val="22"/>
+                <w:color w:val="000000"/>
+              </w:rPr>
+            </w:pPr>
+            <w:r>
+              <w:rPr>
+                <w:rFonts w:ascii="Helvetica" w:hAnsi="Helvetica" w:eastAsia="Helvetica" w:cs="Helvetica"/>
+                <w:i w:val="false"/>
+                <w:b w:val="false"/>
+                <w:u w:val="none"/>
+                <w:sz w:val="22"/>
+                <w:szCs w:val="22"/>
+                <w:color w:val="000000"/>
+              </w:rPr>
+              <w:t xml:space="preserve">0.00, 2.58</w:t>
+            </w:r>
+          </w:p>
+        </w:tc>
+        <w:tc>
+          <w:tcPr>
+            <w:tcBorders>
+              <w:bottom w:val="none" w:sz="0" w:space="0" w:color="000000"/>
+              <w:top w:val="none" w:sz="0" w:space="0" w:color="000000"/>
+              <w:left w:val="none" w:sz="0" w:space="0" w:color="000000"/>
+              <w:right w:val="none" w:sz="0" w:space="0" w:color="000000"/>
+            </w:tcBorders>
+            <w:shd w:val="clear" w:color="auto" w:fill="FFFFFF"/>
+            <w:tcMar>
+              <w:top w:w="0" w:type="dxa"/>
+              <w:bottom w:w="0" w:type="dxa"/>
+              <w:left w:w="0" w:type="dxa"/>
+              <w:right w:w="0" w:type="dxa"/>
+            </w:tcMar>
+            <w:vAlign w:val="top"/>
+          </w:tcPr>
+          <w:p>
+            <w:pPr>
+              <w:pStyle w:val="Normal"/>
+              <w:jc w:val="center"/>
+              <w:pBdr>
+                <w:bottom w:val="none" w:sz="0" w:space="0" w:color="000000"/>
+                <w:top w:val="none" w:sz="0" w:space="0" w:color="000000"/>
+                <w:left w:val="none" w:sz="0" w:space="0" w:color="000000"/>
+                <w:right w:val="none" w:sz="0" w:space="0" w:color="000000"/>
+              </w:pBdr>
+              <w:spacing w:after="100" w:before="100" w:line="240"/>
+              <w:ind w:left="100" w:right="100" w:firstLine="0" w:firstLineChars="0"/>
+              <w:rPr>
+                <w:rFonts w:ascii="Helvetica" w:hAnsi="Helvetica" w:eastAsia="Helvetica" w:cs="Helvetica"/>
+                <w:i w:val="false"/>
+                <w:b w:val="false"/>
+                <w:u w:val="none"/>
+                <w:sz w:val="22"/>
+                <w:szCs w:val="22"/>
+                <w:color w:val="000000"/>
+              </w:rPr>
+            </w:pPr>
+            <w:r>
+              <w:rPr>
+                <w:rFonts w:ascii="Helvetica" w:hAnsi="Helvetica" w:eastAsia="Helvetica" w:cs="Helvetica"/>
+                <w:i w:val="false"/>
+                <w:b w:val="false"/>
+                <w:u w:val="none"/>
+                <w:sz w:val="22"/>
+                <w:szCs w:val="22"/>
+                <w:color w:val="000000"/>
+              </w:rPr>
+              <w:t xml:space="preserve">0.140</w:t>
             </w:r>
           </w:p>
         </w:tc>
@@ -7918,60 +7918,60 @@
                 <w:szCs w:val="22"/>
                 <w:color w:val="000000"/>
               </w:rPr>
-              <w:t xml:space="preserve">0.00, 0.66</w:t>
-            </w:r>
-          </w:p>
-        </w:tc>
-        <w:tc>
-          <w:tcPr>
-            <w:tcBorders>
-              <w:bottom w:val="none" w:sz="0" w:space="0" w:color="000000"/>
-              <w:top w:val="none" w:sz="0" w:space="0" w:color="000000"/>
-              <w:left w:val="none" w:sz="0" w:space="0" w:color="000000"/>
-              <w:right w:val="none" w:sz="0" w:space="0" w:color="000000"/>
-            </w:tcBorders>
-            <w:shd w:val="clear" w:color="auto" w:fill="FFFFFF"/>
-            <w:tcMar>
-              <w:top w:w="0" w:type="dxa"/>
-              <w:bottom w:w="0" w:type="dxa"/>
-              <w:left w:w="0" w:type="dxa"/>
-              <w:right w:w="0" w:type="dxa"/>
-            </w:tcMar>
-            <w:vAlign w:val="top"/>
-          </w:tcPr>
-          <w:p>
-            <w:pPr>
-              <w:pStyle w:val="Normal"/>
-              <w:jc w:val="center"/>
-              <w:pBdr>
-                <w:bottom w:val="none" w:sz="0" w:space="0" w:color="000000"/>
-                <w:top w:val="none" w:sz="0" w:space="0" w:color="000000"/>
-                <w:left w:val="none" w:sz="0" w:space="0" w:color="000000"/>
-                <w:right w:val="none" w:sz="0" w:space="0" w:color="000000"/>
-              </w:pBdr>
-              <w:spacing w:after="100" w:before="100" w:line="240"/>
-              <w:ind w:left="100" w:right="100" w:firstLine="0" w:firstLineChars="0"/>
-              <w:rPr>
-                <w:rFonts w:ascii="Helvetica" w:hAnsi="Helvetica" w:eastAsia="Helvetica" w:cs="Helvetica"/>
-                <w:i w:val="false"/>
-                <w:b w:val="false"/>
-                <w:u w:val="none"/>
-                <w:sz w:val="22"/>
-                <w:szCs w:val="22"/>
-                <w:color w:val="000000"/>
-              </w:rPr>
-            </w:pPr>
-            <w:r>
-              <w:rPr>
-                <w:rFonts w:ascii="Helvetica" w:hAnsi="Helvetica" w:eastAsia="Helvetica" w:cs="Helvetica"/>
-                <w:i w:val="false"/>
-                <w:b w:val="false"/>
-                <w:u w:val="none"/>
-                <w:sz w:val="22"/>
-                <w:szCs w:val="22"/>
-                <w:color w:val="000000"/>
-              </w:rPr>
-              <w:t xml:space="preserve">0.029</w:t>
+              <w:t xml:space="preserve">0.00, 0.80</w:t>
+            </w:r>
+          </w:p>
+        </w:tc>
+        <w:tc>
+          <w:tcPr>
+            <w:tcBorders>
+              <w:bottom w:val="none" w:sz="0" w:space="0" w:color="000000"/>
+              <w:top w:val="none" w:sz="0" w:space="0" w:color="000000"/>
+              <w:left w:val="none" w:sz="0" w:space="0" w:color="000000"/>
+              <w:right w:val="none" w:sz="0" w:space="0" w:color="000000"/>
+            </w:tcBorders>
+            <w:shd w:val="clear" w:color="auto" w:fill="FFFFFF"/>
+            <w:tcMar>
+              <w:top w:w="0" w:type="dxa"/>
+              <w:bottom w:w="0" w:type="dxa"/>
+              <w:left w:w="0" w:type="dxa"/>
+              <w:right w:w="0" w:type="dxa"/>
+            </w:tcMar>
+            <w:vAlign w:val="top"/>
+          </w:tcPr>
+          <w:p>
+            <w:pPr>
+              <w:pStyle w:val="Normal"/>
+              <w:jc w:val="center"/>
+              <w:pBdr>
+                <w:bottom w:val="none" w:sz="0" w:space="0" w:color="000000"/>
+                <w:top w:val="none" w:sz="0" w:space="0" w:color="000000"/>
+                <w:left w:val="none" w:sz="0" w:space="0" w:color="000000"/>
+                <w:right w:val="none" w:sz="0" w:space="0" w:color="000000"/>
+              </w:pBdr>
+              <w:spacing w:after="100" w:before="100" w:line="240"/>
+              <w:ind w:left="100" w:right="100" w:firstLine="0" w:firstLineChars="0"/>
+              <w:rPr>
+                <w:rFonts w:ascii="Helvetica" w:hAnsi="Helvetica" w:eastAsia="Helvetica" w:cs="Helvetica"/>
+                <w:i w:val="false"/>
+                <w:b w:val="false"/>
+                <w:u w:val="none"/>
+                <w:sz w:val="22"/>
+                <w:szCs w:val="22"/>
+                <w:color w:val="000000"/>
+              </w:rPr>
+            </w:pPr>
+            <w:r>
+              <w:rPr>
+                <w:rFonts w:ascii="Helvetica" w:hAnsi="Helvetica" w:eastAsia="Helvetica" w:cs="Helvetica"/>
+                <w:i w:val="false"/>
+                <w:b w:val="false"/>
+                <w:u w:val="none"/>
+                <w:sz w:val="22"/>
+                <w:szCs w:val="22"/>
+                <w:color w:val="000000"/>
+              </w:rPr>
+              <w:t xml:space="preserve">0.037</w:t>
             </w:r>
           </w:p>
         </w:tc>
@@ -10280,113 +10280,113 @@
                 <w:szCs w:val="22"/>
                 <w:color w:val="000000"/>
               </w:rPr>
-              <w:t xml:space="preserve">156</w:t>
-            </w:r>
-          </w:p>
-        </w:tc>
-        <w:tc>
-          <w:tcPr>
-            <w:tcBorders>
-              <w:bottom w:val="none" w:sz="0" w:space="0" w:color="000000"/>
-              <w:top w:val="none" w:sz="0" w:space="0" w:color="000000"/>
-              <w:left w:val="none" w:sz="0" w:space="0" w:color="000000"/>
-              <w:right w:val="none" w:sz="0" w:space="0" w:color="000000"/>
-            </w:tcBorders>
-            <w:shd w:val="clear" w:color="auto" w:fill="FFFFFF"/>
-            <w:tcMar>
-              <w:top w:w="0" w:type="dxa"/>
-              <w:bottom w:w="0" w:type="dxa"/>
-              <w:left w:w="0" w:type="dxa"/>
-              <w:right w:w="0" w:type="dxa"/>
-            </w:tcMar>
-            <w:vAlign w:val="top"/>
-          </w:tcPr>
-          <w:p>
-            <w:pPr>
-              <w:pStyle w:val="Normal"/>
-              <w:jc w:val="center"/>
-              <w:pBdr>
-                <w:bottom w:val="none" w:sz="0" w:space="0" w:color="000000"/>
-                <w:top w:val="none" w:sz="0" w:space="0" w:color="000000"/>
-                <w:left w:val="none" w:sz="0" w:space="0" w:color="000000"/>
-                <w:right w:val="none" w:sz="0" w:space="0" w:color="000000"/>
-              </w:pBdr>
-              <w:spacing w:after="100" w:before="100" w:line="240"/>
-              <w:ind w:left="100" w:right="100" w:firstLine="0" w:firstLineChars="0"/>
-              <w:rPr>
-                <w:rFonts w:ascii="Helvetica" w:hAnsi="Helvetica" w:eastAsia="Helvetica" w:cs="Helvetica"/>
-                <w:i w:val="false"/>
-                <w:b w:val="false"/>
-                <w:u w:val="none"/>
-                <w:sz w:val="22"/>
-                <w:szCs w:val="22"/>
-                <w:color w:val="000000"/>
-              </w:rPr>
-            </w:pPr>
-            <w:r>
-              <w:rPr>
-                <w:rFonts w:ascii="Helvetica" w:hAnsi="Helvetica" w:eastAsia="Helvetica" w:cs="Helvetica"/>
-                <w:i w:val="false"/>
-                <w:b w:val="false"/>
-                <w:u w:val="none"/>
-                <w:sz w:val="22"/>
-                <w:szCs w:val="22"/>
-                <w:color w:val="000000"/>
-              </w:rPr>
-              <w:t xml:space="preserve">3.91, 6,242</w:t>
-            </w:r>
-          </w:p>
-        </w:tc>
-        <w:tc>
-          <w:tcPr>
-            <w:tcBorders>
-              <w:bottom w:val="none" w:sz="0" w:space="0" w:color="000000"/>
-              <w:top w:val="none" w:sz="0" w:space="0" w:color="000000"/>
-              <w:left w:val="none" w:sz="0" w:space="0" w:color="000000"/>
-              <w:right w:val="none" w:sz="0" w:space="0" w:color="000000"/>
-            </w:tcBorders>
-            <w:shd w:val="clear" w:color="auto" w:fill="FFFFFF"/>
-            <w:tcMar>
-              <w:top w:w="0" w:type="dxa"/>
-              <w:bottom w:w="0" w:type="dxa"/>
-              <w:left w:w="0" w:type="dxa"/>
-              <w:right w:w="0" w:type="dxa"/>
-            </w:tcMar>
-            <w:vAlign w:val="top"/>
-          </w:tcPr>
-          <w:p>
-            <w:pPr>
-              <w:pStyle w:val="Normal"/>
-              <w:jc w:val="center"/>
-              <w:pBdr>
-                <w:bottom w:val="none" w:sz="0" w:space="0" w:color="000000"/>
-                <w:top w:val="none" w:sz="0" w:space="0" w:color="000000"/>
-                <w:left w:val="none" w:sz="0" w:space="0" w:color="000000"/>
-                <w:right w:val="none" w:sz="0" w:space="0" w:color="000000"/>
-              </w:pBdr>
-              <w:spacing w:after="100" w:before="100" w:line="240"/>
-              <w:ind w:left="100" w:right="100" w:firstLine="0" w:firstLineChars="0"/>
-              <w:rPr>
-                <w:rFonts w:ascii="Helvetica" w:hAnsi="Helvetica" w:eastAsia="Helvetica" w:cs="Helvetica"/>
-                <w:i w:val="false"/>
-                <w:b w:val="false"/>
-                <w:u w:val="none"/>
-                <w:sz w:val="22"/>
-                <w:szCs w:val="22"/>
-                <w:color w:val="000000"/>
-              </w:rPr>
-            </w:pPr>
-            <w:r>
-              <w:rPr>
-                <w:rFonts w:ascii="Helvetica" w:hAnsi="Helvetica" w:eastAsia="Helvetica" w:cs="Helvetica"/>
-                <w:i w:val="false"/>
-                <w:b w:val="false"/>
-                <w:u w:val="none"/>
-                <w:sz w:val="22"/>
-                <w:szCs w:val="22"/>
-                <w:color w:val="000000"/>
-              </w:rPr>
-              <w:t xml:space="preserve">0.007</w:t>
+              <w:t xml:space="preserve">59.7</w:t>
+            </w:r>
+          </w:p>
+        </w:tc>
+        <w:tc>
+          <w:tcPr>
+            <w:tcBorders>
+              <w:bottom w:val="none" w:sz="0" w:space="0" w:color="000000"/>
+              <w:top w:val="none" w:sz="0" w:space="0" w:color="000000"/>
+              <w:left w:val="none" w:sz="0" w:space="0" w:color="000000"/>
+              <w:right w:val="none" w:sz="0" w:space="0" w:color="000000"/>
+            </w:tcBorders>
+            <w:shd w:val="clear" w:color="auto" w:fill="FFFFFF"/>
+            <w:tcMar>
+              <w:top w:w="0" w:type="dxa"/>
+              <w:bottom w:w="0" w:type="dxa"/>
+              <w:left w:w="0" w:type="dxa"/>
+              <w:right w:w="0" w:type="dxa"/>
+            </w:tcMar>
+            <w:vAlign w:val="top"/>
+          </w:tcPr>
+          <w:p>
+            <w:pPr>
+              <w:pStyle w:val="Normal"/>
+              <w:jc w:val="center"/>
+              <w:pBdr>
+                <w:bottom w:val="none" w:sz="0" w:space="0" w:color="000000"/>
+                <w:top w:val="none" w:sz="0" w:space="0" w:color="000000"/>
+                <w:left w:val="none" w:sz="0" w:space="0" w:color="000000"/>
+                <w:right w:val="none" w:sz="0" w:space="0" w:color="000000"/>
+              </w:pBdr>
+              <w:spacing w:after="100" w:before="100" w:line="240"/>
+              <w:ind w:left="100" w:right="100" w:firstLine="0" w:firstLineChars="0"/>
+              <w:rPr>
+                <w:rFonts w:ascii="Helvetica" w:hAnsi="Helvetica" w:eastAsia="Helvetica" w:cs="Helvetica"/>
+                <w:i w:val="false"/>
+                <w:b w:val="false"/>
+                <w:u w:val="none"/>
+                <w:sz w:val="22"/>
+                <w:szCs w:val="22"/>
+                <w:color w:val="000000"/>
+              </w:rPr>
+            </w:pPr>
+            <w:r>
+              <w:rPr>
+                <w:rFonts w:ascii="Helvetica" w:hAnsi="Helvetica" w:eastAsia="Helvetica" w:cs="Helvetica"/>
+                <w:i w:val="false"/>
+                <w:b w:val="false"/>
+                <w:u w:val="none"/>
+                <w:sz w:val="22"/>
+                <w:szCs w:val="22"/>
+                <w:color w:val="000000"/>
+              </w:rPr>
+              <w:t xml:space="preserve">2.42, 1,470</w:t>
+            </w:r>
+          </w:p>
+        </w:tc>
+        <w:tc>
+          <w:tcPr>
+            <w:tcBorders>
+              <w:bottom w:val="none" w:sz="0" w:space="0" w:color="000000"/>
+              <w:top w:val="none" w:sz="0" w:space="0" w:color="000000"/>
+              <w:left w:val="none" w:sz="0" w:space="0" w:color="000000"/>
+              <w:right w:val="none" w:sz="0" w:space="0" w:color="000000"/>
+            </w:tcBorders>
+            <w:shd w:val="clear" w:color="auto" w:fill="FFFFFF"/>
+            <w:tcMar>
+              <w:top w:w="0" w:type="dxa"/>
+              <w:bottom w:w="0" w:type="dxa"/>
+              <w:left w:w="0" w:type="dxa"/>
+              <w:right w:w="0" w:type="dxa"/>
+            </w:tcMar>
+            <w:vAlign w:val="top"/>
+          </w:tcPr>
+          <w:p>
+            <w:pPr>
+              <w:pStyle w:val="Normal"/>
+              <w:jc w:val="center"/>
+              <w:pBdr>
+                <w:bottom w:val="none" w:sz="0" w:space="0" w:color="000000"/>
+                <w:top w:val="none" w:sz="0" w:space="0" w:color="000000"/>
+                <w:left w:val="none" w:sz="0" w:space="0" w:color="000000"/>
+                <w:right w:val="none" w:sz="0" w:space="0" w:color="000000"/>
+              </w:pBdr>
+              <w:spacing w:after="100" w:before="100" w:line="240"/>
+              <w:ind w:left="100" w:right="100" w:firstLine="0" w:firstLineChars="0"/>
+              <w:rPr>
+                <w:rFonts w:ascii="Helvetica" w:hAnsi="Helvetica" w:eastAsia="Helvetica" w:cs="Helvetica"/>
+                <w:i w:val="false"/>
+                <w:b w:val="false"/>
+                <w:u w:val="none"/>
+                <w:sz w:val="22"/>
+                <w:szCs w:val="22"/>
+                <w:color w:val="000000"/>
+              </w:rPr>
+            </w:pPr>
+            <w:r>
+              <w:rPr>
+                <w:rFonts w:ascii="Helvetica" w:hAnsi="Helvetica" w:eastAsia="Helvetica" w:cs="Helvetica"/>
+                <w:i w:val="false"/>
+                <w:b w:val="false"/>
+                <w:u w:val="none"/>
+                <w:sz w:val="22"/>
+                <w:szCs w:val="22"/>
+                <w:color w:val="000000"/>
+              </w:rPr>
+              <w:t xml:space="preserve">0.012</w:t>
             </w:r>
           </w:p>
         </w:tc>
@@ -10763,113 +10763,113 @@
                 <w:szCs w:val="22"/>
                 <w:color w:val="000000"/>
               </w:rPr>
-              <w:t xml:space="preserve">3.44</w:t>
-            </w:r>
-          </w:p>
-        </w:tc>
-        <w:tc>
-          <w:tcPr>
-            <w:tcBorders>
-              <w:bottom w:val="none" w:sz="0" w:space="0" w:color="000000"/>
-              <w:top w:val="none" w:sz="0" w:space="0" w:color="000000"/>
-              <w:left w:val="none" w:sz="0" w:space="0" w:color="000000"/>
-              <w:right w:val="none" w:sz="0" w:space="0" w:color="000000"/>
-            </w:tcBorders>
-            <w:shd w:val="clear" w:color="auto" w:fill="FFFFFF"/>
-            <w:tcMar>
-              <w:top w:w="0" w:type="dxa"/>
-              <w:bottom w:w="0" w:type="dxa"/>
-              <w:left w:w="0" w:type="dxa"/>
-              <w:right w:w="0" w:type="dxa"/>
-            </w:tcMar>
-            <w:vAlign w:val="top"/>
-          </w:tcPr>
-          <w:p>
-            <w:pPr>
-              <w:pStyle w:val="Normal"/>
-              <w:jc w:val="center"/>
-              <w:pBdr>
-                <w:bottom w:val="none" w:sz="0" w:space="0" w:color="000000"/>
-                <w:top w:val="none" w:sz="0" w:space="0" w:color="000000"/>
-                <w:left w:val="none" w:sz="0" w:space="0" w:color="000000"/>
-                <w:right w:val="none" w:sz="0" w:space="0" w:color="000000"/>
-              </w:pBdr>
-              <w:spacing w:after="100" w:before="100" w:line="240"/>
-              <w:ind w:left="100" w:right="100" w:firstLine="0" w:firstLineChars="0"/>
-              <w:rPr>
-                <w:rFonts w:ascii="Helvetica" w:hAnsi="Helvetica" w:eastAsia="Helvetica" w:cs="Helvetica"/>
-                <w:i w:val="false"/>
-                <w:b w:val="false"/>
-                <w:u w:val="none"/>
-                <w:sz w:val="22"/>
-                <w:szCs w:val="22"/>
-                <w:color w:val="000000"/>
-              </w:rPr>
-            </w:pPr>
-            <w:r>
-              <w:rPr>
-                <w:rFonts w:ascii="Helvetica" w:hAnsi="Helvetica" w:eastAsia="Helvetica" w:cs="Helvetica"/>
-                <w:i w:val="false"/>
-                <w:b w:val="false"/>
-                <w:u w:val="none"/>
-                <w:sz w:val="22"/>
-                <w:szCs w:val="22"/>
-                <w:color w:val="000000"/>
-              </w:rPr>
-              <w:t xml:space="preserve">0.40, 29.7</w:t>
-            </w:r>
-          </w:p>
-        </w:tc>
-        <w:tc>
-          <w:tcPr>
-            <w:tcBorders>
-              <w:bottom w:val="none" w:sz="0" w:space="0" w:color="000000"/>
-              <w:top w:val="none" w:sz="0" w:space="0" w:color="000000"/>
-              <w:left w:val="none" w:sz="0" w:space="0" w:color="000000"/>
-              <w:right w:val="none" w:sz="0" w:space="0" w:color="000000"/>
-            </w:tcBorders>
-            <w:shd w:val="clear" w:color="auto" w:fill="FFFFFF"/>
-            <w:tcMar>
-              <w:top w:w="0" w:type="dxa"/>
-              <w:bottom w:w="0" w:type="dxa"/>
-              <w:left w:w="0" w:type="dxa"/>
-              <w:right w:w="0" w:type="dxa"/>
-            </w:tcMar>
-            <w:vAlign w:val="top"/>
-          </w:tcPr>
-          <w:p>
-            <w:pPr>
-              <w:pStyle w:val="Normal"/>
-              <w:jc w:val="center"/>
-              <w:pBdr>
-                <w:bottom w:val="none" w:sz="0" w:space="0" w:color="000000"/>
-                <w:top w:val="none" w:sz="0" w:space="0" w:color="000000"/>
-                <w:left w:val="none" w:sz="0" w:space="0" w:color="000000"/>
-                <w:right w:val="none" w:sz="0" w:space="0" w:color="000000"/>
-              </w:pBdr>
-              <w:spacing w:after="100" w:before="100" w:line="240"/>
-              <w:ind w:left="100" w:right="100" w:firstLine="0" w:firstLineChars="0"/>
-              <w:rPr>
-                <w:rFonts w:ascii="Helvetica" w:hAnsi="Helvetica" w:eastAsia="Helvetica" w:cs="Helvetica"/>
-                <w:i w:val="false"/>
-                <w:b w:val="false"/>
-                <w:u w:val="none"/>
-                <w:sz w:val="22"/>
-                <w:szCs w:val="22"/>
-                <w:color w:val="000000"/>
-              </w:rPr>
-            </w:pPr>
-            <w:r>
-              <w:rPr>
-                <w:rFonts w:ascii="Helvetica" w:hAnsi="Helvetica" w:eastAsia="Helvetica" w:cs="Helvetica"/>
-                <w:i w:val="false"/>
-                <w:b w:val="false"/>
-                <w:u w:val="none"/>
-                <w:sz w:val="22"/>
-                <w:szCs w:val="22"/>
-                <w:color w:val="000000"/>
-              </w:rPr>
-              <w:t xml:space="preserve">0.260</w:t>
+              <w:t xml:space="preserve">3.31</w:t>
+            </w:r>
+          </w:p>
+        </w:tc>
+        <w:tc>
+          <w:tcPr>
+            <w:tcBorders>
+              <w:bottom w:val="none" w:sz="0" w:space="0" w:color="000000"/>
+              <w:top w:val="none" w:sz="0" w:space="0" w:color="000000"/>
+              <w:left w:val="none" w:sz="0" w:space="0" w:color="000000"/>
+              <w:right w:val="none" w:sz="0" w:space="0" w:color="000000"/>
+            </w:tcBorders>
+            <w:shd w:val="clear" w:color="auto" w:fill="FFFFFF"/>
+            <w:tcMar>
+              <w:top w:w="0" w:type="dxa"/>
+              <w:bottom w:w="0" w:type="dxa"/>
+              <w:left w:w="0" w:type="dxa"/>
+              <w:right w:w="0" w:type="dxa"/>
+            </w:tcMar>
+            <w:vAlign w:val="top"/>
+          </w:tcPr>
+          <w:p>
+            <w:pPr>
+              <w:pStyle w:val="Normal"/>
+              <w:jc w:val="center"/>
+              <w:pBdr>
+                <w:bottom w:val="none" w:sz="0" w:space="0" w:color="000000"/>
+                <w:top w:val="none" w:sz="0" w:space="0" w:color="000000"/>
+                <w:left w:val="none" w:sz="0" w:space="0" w:color="000000"/>
+                <w:right w:val="none" w:sz="0" w:space="0" w:color="000000"/>
+              </w:pBdr>
+              <w:spacing w:after="100" w:before="100" w:line="240"/>
+              <w:ind w:left="100" w:right="100" w:firstLine="0" w:firstLineChars="0"/>
+              <w:rPr>
+                <w:rFonts w:ascii="Helvetica" w:hAnsi="Helvetica" w:eastAsia="Helvetica" w:cs="Helvetica"/>
+                <w:i w:val="false"/>
+                <w:b w:val="false"/>
+                <w:u w:val="none"/>
+                <w:sz w:val="22"/>
+                <w:szCs w:val="22"/>
+                <w:color w:val="000000"/>
+              </w:rPr>
+            </w:pPr>
+            <w:r>
+              <w:rPr>
+                <w:rFonts w:ascii="Helvetica" w:hAnsi="Helvetica" w:eastAsia="Helvetica" w:cs="Helvetica"/>
+                <w:i w:val="false"/>
+                <w:b w:val="false"/>
+                <w:u w:val="none"/>
+                <w:sz w:val="22"/>
+                <w:szCs w:val="22"/>
+                <w:color w:val="000000"/>
+              </w:rPr>
+              <w:t xml:space="preserve">0.47, 23.2</w:t>
+            </w:r>
+          </w:p>
+        </w:tc>
+        <w:tc>
+          <w:tcPr>
+            <w:tcBorders>
+              <w:bottom w:val="none" w:sz="0" w:space="0" w:color="000000"/>
+              <w:top w:val="none" w:sz="0" w:space="0" w:color="000000"/>
+              <w:left w:val="none" w:sz="0" w:space="0" w:color="000000"/>
+              <w:right w:val="none" w:sz="0" w:space="0" w:color="000000"/>
+            </w:tcBorders>
+            <w:shd w:val="clear" w:color="auto" w:fill="FFFFFF"/>
+            <w:tcMar>
+              <w:top w:w="0" w:type="dxa"/>
+              <w:bottom w:w="0" w:type="dxa"/>
+              <w:left w:w="0" w:type="dxa"/>
+              <w:right w:w="0" w:type="dxa"/>
+            </w:tcMar>
+            <w:vAlign w:val="top"/>
+          </w:tcPr>
+          <w:p>
+            <w:pPr>
+              <w:pStyle w:val="Normal"/>
+              <w:jc w:val="center"/>
+              <w:pBdr>
+                <w:bottom w:val="none" w:sz="0" w:space="0" w:color="000000"/>
+                <w:top w:val="none" w:sz="0" w:space="0" w:color="000000"/>
+                <w:left w:val="none" w:sz="0" w:space="0" w:color="000000"/>
+                <w:right w:val="none" w:sz="0" w:space="0" w:color="000000"/>
+              </w:pBdr>
+              <w:spacing w:after="100" w:before="100" w:line="240"/>
+              <w:ind w:left="100" w:right="100" w:firstLine="0" w:firstLineChars="0"/>
+              <w:rPr>
+                <w:rFonts w:ascii="Helvetica" w:hAnsi="Helvetica" w:eastAsia="Helvetica" w:cs="Helvetica"/>
+                <w:i w:val="false"/>
+                <w:b w:val="false"/>
+                <w:u w:val="none"/>
+                <w:sz w:val="22"/>
+                <w:szCs w:val="22"/>
+                <w:color w:val="000000"/>
+              </w:rPr>
+            </w:pPr>
+            <w:r>
+              <w:rPr>
+                <w:rFonts w:ascii="Helvetica" w:hAnsi="Helvetica" w:eastAsia="Helvetica" w:cs="Helvetica"/>
+                <w:i w:val="false"/>
+                <w:b w:val="false"/>
+                <w:u w:val="none"/>
+                <w:sz w:val="22"/>
+                <w:szCs w:val="22"/>
+                <w:color w:val="000000"/>
+              </w:rPr>
+              <w:t xml:space="preserve">0.230</w:t>
             </w:r>
           </w:p>
         </w:tc>
@@ -11246,60 +11246,60 @@
                 <w:szCs w:val="22"/>
                 <w:color w:val="000000"/>
               </w:rPr>
-              <w:t xml:space="preserve">0.12</w:t>
-            </w:r>
-          </w:p>
-        </w:tc>
-        <w:tc>
-          <w:tcPr>
-            <w:tcBorders>
-              <w:bottom w:val="none" w:sz="0" w:space="0" w:color="000000"/>
-              <w:top w:val="none" w:sz="0" w:space="0" w:color="000000"/>
-              <w:left w:val="none" w:sz="0" w:space="0" w:color="000000"/>
-              <w:right w:val="none" w:sz="0" w:space="0" w:color="000000"/>
-            </w:tcBorders>
-            <w:shd w:val="clear" w:color="auto" w:fill="FFFFFF"/>
-            <w:tcMar>
-              <w:top w:w="0" w:type="dxa"/>
-              <w:bottom w:w="0" w:type="dxa"/>
-              <w:left w:w="0" w:type="dxa"/>
-              <w:right w:w="0" w:type="dxa"/>
-            </w:tcMar>
-            <w:vAlign w:val="top"/>
-          </w:tcPr>
-          <w:p>
-            <w:pPr>
-              <w:pStyle w:val="Normal"/>
-              <w:jc w:val="center"/>
-              <w:pBdr>
-                <w:bottom w:val="none" w:sz="0" w:space="0" w:color="000000"/>
-                <w:top w:val="none" w:sz="0" w:space="0" w:color="000000"/>
-                <w:left w:val="none" w:sz="0" w:space="0" w:color="000000"/>
-                <w:right w:val="none" w:sz="0" w:space="0" w:color="000000"/>
-              </w:pBdr>
-              <w:spacing w:after="100" w:before="100" w:line="240"/>
-              <w:ind w:left="100" w:right="100" w:firstLine="0" w:firstLineChars="0"/>
-              <w:rPr>
-                <w:rFonts w:ascii="Helvetica" w:hAnsi="Helvetica" w:eastAsia="Helvetica" w:cs="Helvetica"/>
-                <w:i w:val="false"/>
-                <w:b w:val="false"/>
-                <w:u w:val="none"/>
-                <w:sz w:val="22"/>
-                <w:szCs w:val="22"/>
-                <w:color w:val="000000"/>
-              </w:rPr>
-            </w:pPr>
-            <w:r>
-              <w:rPr>
-                <w:rFonts w:ascii="Helvetica" w:hAnsi="Helvetica" w:eastAsia="Helvetica" w:cs="Helvetica"/>
-                <w:i w:val="false"/>
-                <w:b w:val="false"/>
-                <w:u w:val="none"/>
-                <w:sz w:val="22"/>
-                <w:szCs w:val="22"/>
-                <w:color w:val="000000"/>
-              </w:rPr>
-              <w:t xml:space="preserve">0.01, 1.70</w:t>
+              <w:t xml:space="preserve">0.14</w:t>
+            </w:r>
+          </w:p>
+        </w:tc>
+        <w:tc>
+          <w:tcPr>
+            <w:tcBorders>
+              <w:bottom w:val="none" w:sz="0" w:space="0" w:color="000000"/>
+              <w:top w:val="none" w:sz="0" w:space="0" w:color="000000"/>
+              <w:left w:val="none" w:sz="0" w:space="0" w:color="000000"/>
+              <w:right w:val="none" w:sz="0" w:space="0" w:color="000000"/>
+            </w:tcBorders>
+            <w:shd w:val="clear" w:color="auto" w:fill="FFFFFF"/>
+            <w:tcMar>
+              <w:top w:w="0" w:type="dxa"/>
+              <w:bottom w:w="0" w:type="dxa"/>
+              <w:left w:w="0" w:type="dxa"/>
+              <w:right w:w="0" w:type="dxa"/>
+            </w:tcMar>
+            <w:vAlign w:val="top"/>
+          </w:tcPr>
+          <w:p>
+            <w:pPr>
+              <w:pStyle w:val="Normal"/>
+              <w:jc w:val="center"/>
+              <w:pBdr>
+                <w:bottom w:val="none" w:sz="0" w:space="0" w:color="000000"/>
+                <w:top w:val="none" w:sz="0" w:space="0" w:color="000000"/>
+                <w:left w:val="none" w:sz="0" w:space="0" w:color="000000"/>
+                <w:right w:val="none" w:sz="0" w:space="0" w:color="000000"/>
+              </w:pBdr>
+              <w:spacing w:after="100" w:before="100" w:line="240"/>
+              <w:ind w:left="100" w:right="100" w:firstLine="0" w:firstLineChars="0"/>
+              <w:rPr>
+                <w:rFonts w:ascii="Helvetica" w:hAnsi="Helvetica" w:eastAsia="Helvetica" w:cs="Helvetica"/>
+                <w:i w:val="false"/>
+                <w:b w:val="false"/>
+                <w:u w:val="none"/>
+                <w:sz w:val="22"/>
+                <w:szCs w:val="22"/>
+                <w:color w:val="000000"/>
+              </w:rPr>
+            </w:pPr>
+            <w:r>
+              <w:rPr>
+                <w:rFonts w:ascii="Helvetica" w:hAnsi="Helvetica" w:eastAsia="Helvetica" w:cs="Helvetica"/>
+                <w:i w:val="false"/>
+                <w:b w:val="false"/>
+                <w:u w:val="none"/>
+                <w:sz w:val="22"/>
+                <w:szCs w:val="22"/>
+                <w:color w:val="000000"/>
+              </w:rPr>
+              <w:t xml:space="preserve">0.01, 1.68</w:t>
             </w:r>
           </w:p>
         </w:tc>
@@ -11729,113 +11729,113 @@
                 <w:szCs w:val="22"/>
                 <w:color w:val="000000"/>
               </w:rPr>
-              <w:t xml:space="preserve">1.18</w:t>
-            </w:r>
-          </w:p>
-        </w:tc>
-        <w:tc>
-          <w:tcPr>
-            <w:tcBorders>
-              <w:bottom w:val="none" w:sz="0" w:space="0" w:color="000000"/>
-              <w:top w:val="none" w:sz="0" w:space="0" w:color="000000"/>
-              <w:left w:val="none" w:sz="0" w:space="0" w:color="000000"/>
-              <w:right w:val="none" w:sz="0" w:space="0" w:color="000000"/>
-            </w:tcBorders>
-            <w:shd w:val="clear" w:color="auto" w:fill="FFFFFF"/>
-            <w:tcMar>
-              <w:top w:w="0" w:type="dxa"/>
-              <w:bottom w:w="0" w:type="dxa"/>
-              <w:left w:w="0" w:type="dxa"/>
-              <w:right w:w="0" w:type="dxa"/>
-            </w:tcMar>
-            <w:vAlign w:val="top"/>
-          </w:tcPr>
-          <w:p>
-            <w:pPr>
-              <w:pStyle w:val="Normal"/>
-              <w:jc w:val="center"/>
-              <w:pBdr>
-                <w:bottom w:val="none" w:sz="0" w:space="0" w:color="000000"/>
-                <w:top w:val="none" w:sz="0" w:space="0" w:color="000000"/>
-                <w:left w:val="none" w:sz="0" w:space="0" w:color="000000"/>
-                <w:right w:val="none" w:sz="0" w:space="0" w:color="000000"/>
-              </w:pBdr>
-              <w:spacing w:after="100" w:before="100" w:line="240"/>
-              <w:ind w:left="100" w:right="100" w:firstLine="0" w:firstLineChars="0"/>
-              <w:rPr>
-                <w:rFonts w:ascii="Helvetica" w:hAnsi="Helvetica" w:eastAsia="Helvetica" w:cs="Helvetica"/>
-                <w:i w:val="false"/>
-                <w:b w:val="false"/>
-                <w:u w:val="none"/>
-                <w:sz w:val="22"/>
-                <w:szCs w:val="22"/>
-                <w:color w:val="000000"/>
-              </w:rPr>
-            </w:pPr>
-            <w:r>
-              <w:rPr>
-                <w:rFonts w:ascii="Helvetica" w:hAnsi="Helvetica" w:eastAsia="Helvetica" w:cs="Helvetica"/>
-                <w:i w:val="false"/>
-                <w:b w:val="false"/>
-                <w:u w:val="none"/>
-                <w:sz w:val="22"/>
-                <w:szCs w:val="22"/>
-                <w:color w:val="000000"/>
-              </w:rPr>
-              <w:t xml:space="preserve">0.00, 366</w:t>
-            </w:r>
-          </w:p>
-        </w:tc>
-        <w:tc>
-          <w:tcPr>
-            <w:tcBorders>
-              <w:bottom w:val="none" w:sz="0" w:space="0" w:color="000000"/>
-              <w:top w:val="none" w:sz="0" w:space="0" w:color="000000"/>
-              <w:left w:val="none" w:sz="0" w:space="0" w:color="000000"/>
-              <w:right w:val="none" w:sz="0" w:space="0" w:color="000000"/>
-            </w:tcBorders>
-            <w:shd w:val="clear" w:color="auto" w:fill="FFFFFF"/>
-            <w:tcMar>
-              <w:top w:w="0" w:type="dxa"/>
-              <w:bottom w:w="0" w:type="dxa"/>
-              <w:left w:w="0" w:type="dxa"/>
-              <w:right w:w="0" w:type="dxa"/>
-            </w:tcMar>
-            <w:vAlign w:val="top"/>
-          </w:tcPr>
-          <w:p>
-            <w:pPr>
-              <w:pStyle w:val="Normal"/>
-              <w:jc w:val="center"/>
-              <w:pBdr>
-                <w:bottom w:val="none" w:sz="0" w:space="0" w:color="000000"/>
-                <w:top w:val="none" w:sz="0" w:space="0" w:color="000000"/>
-                <w:left w:val="none" w:sz="0" w:space="0" w:color="000000"/>
-                <w:right w:val="none" w:sz="0" w:space="0" w:color="000000"/>
-              </w:pBdr>
-              <w:spacing w:after="100" w:before="100" w:line="240"/>
-              <w:ind w:left="100" w:right="100" w:firstLine="0" w:firstLineChars="0"/>
-              <w:rPr>
-                <w:rFonts w:ascii="Helvetica" w:hAnsi="Helvetica" w:eastAsia="Helvetica" w:cs="Helvetica"/>
-                <w:i w:val="false"/>
-                <w:b w:val="false"/>
-                <w:u w:val="none"/>
-                <w:sz w:val="22"/>
-                <w:szCs w:val="22"/>
-                <w:color w:val="000000"/>
-              </w:rPr>
-            </w:pPr>
-            <w:r>
-              <w:rPr>
-                <w:rFonts w:ascii="Helvetica" w:hAnsi="Helvetica" w:eastAsia="Helvetica" w:cs="Helvetica"/>
-                <w:i w:val="false"/>
-                <w:b w:val="false"/>
-                <w:u w:val="none"/>
-                <w:sz w:val="22"/>
-                <w:szCs w:val="22"/>
-                <w:color w:val="000000"/>
-              </w:rPr>
-              <w:t xml:space="preserve">0.950</w:t>
+              <w:t xml:space="preserve">1.05</w:t>
+            </w:r>
+          </w:p>
+        </w:tc>
+        <w:tc>
+          <w:tcPr>
+            <w:tcBorders>
+              <w:bottom w:val="none" w:sz="0" w:space="0" w:color="000000"/>
+              <w:top w:val="none" w:sz="0" w:space="0" w:color="000000"/>
+              <w:left w:val="none" w:sz="0" w:space="0" w:color="000000"/>
+              <w:right w:val="none" w:sz="0" w:space="0" w:color="000000"/>
+            </w:tcBorders>
+            <w:shd w:val="clear" w:color="auto" w:fill="FFFFFF"/>
+            <w:tcMar>
+              <w:top w:w="0" w:type="dxa"/>
+              <w:bottom w:w="0" w:type="dxa"/>
+              <w:left w:w="0" w:type="dxa"/>
+              <w:right w:w="0" w:type="dxa"/>
+            </w:tcMar>
+            <w:vAlign w:val="top"/>
+          </w:tcPr>
+          <w:p>
+            <w:pPr>
+              <w:pStyle w:val="Normal"/>
+              <w:jc w:val="center"/>
+              <w:pBdr>
+                <w:bottom w:val="none" w:sz="0" w:space="0" w:color="000000"/>
+                <w:top w:val="none" w:sz="0" w:space="0" w:color="000000"/>
+                <w:left w:val="none" w:sz="0" w:space="0" w:color="000000"/>
+                <w:right w:val="none" w:sz="0" w:space="0" w:color="000000"/>
+              </w:pBdr>
+              <w:spacing w:after="100" w:before="100" w:line="240"/>
+              <w:ind w:left="100" w:right="100" w:firstLine="0" w:firstLineChars="0"/>
+              <w:rPr>
+                <w:rFonts w:ascii="Helvetica" w:hAnsi="Helvetica" w:eastAsia="Helvetica" w:cs="Helvetica"/>
+                <w:i w:val="false"/>
+                <w:b w:val="false"/>
+                <w:u w:val="none"/>
+                <w:sz w:val="22"/>
+                <w:szCs w:val="22"/>
+                <w:color w:val="000000"/>
+              </w:rPr>
+            </w:pPr>
+            <w:r>
+              <w:rPr>
+                <w:rFonts w:ascii="Helvetica" w:hAnsi="Helvetica" w:eastAsia="Helvetica" w:cs="Helvetica"/>
+                <w:i w:val="false"/>
+                <w:b w:val="false"/>
+                <w:u w:val="none"/>
+                <w:sz w:val="22"/>
+                <w:szCs w:val="22"/>
+                <w:color w:val="000000"/>
+              </w:rPr>
+              <w:t xml:space="preserve">0.00, 227</w:t>
+            </w:r>
+          </w:p>
+        </w:tc>
+        <w:tc>
+          <w:tcPr>
+            <w:tcBorders>
+              <w:bottom w:val="none" w:sz="0" w:space="0" w:color="000000"/>
+              <w:top w:val="none" w:sz="0" w:space="0" w:color="000000"/>
+              <w:left w:val="none" w:sz="0" w:space="0" w:color="000000"/>
+              <w:right w:val="none" w:sz="0" w:space="0" w:color="000000"/>
+            </w:tcBorders>
+            <w:shd w:val="clear" w:color="auto" w:fill="FFFFFF"/>
+            <w:tcMar>
+              <w:top w:w="0" w:type="dxa"/>
+              <w:bottom w:w="0" w:type="dxa"/>
+              <w:left w:w="0" w:type="dxa"/>
+              <w:right w:w="0" w:type="dxa"/>
+            </w:tcMar>
+            <w:vAlign w:val="top"/>
+          </w:tcPr>
+          <w:p>
+            <w:pPr>
+              <w:pStyle w:val="Normal"/>
+              <w:jc w:val="center"/>
+              <w:pBdr>
+                <w:bottom w:val="none" w:sz="0" w:space="0" w:color="000000"/>
+                <w:top w:val="none" w:sz="0" w:space="0" w:color="000000"/>
+                <w:left w:val="none" w:sz="0" w:space="0" w:color="000000"/>
+                <w:right w:val="none" w:sz="0" w:space="0" w:color="000000"/>
+              </w:pBdr>
+              <w:spacing w:after="100" w:before="100" w:line="240"/>
+              <w:ind w:left="100" w:right="100" w:firstLine="0" w:firstLineChars="0"/>
+              <w:rPr>
+                <w:rFonts w:ascii="Helvetica" w:hAnsi="Helvetica" w:eastAsia="Helvetica" w:cs="Helvetica"/>
+                <w:i w:val="false"/>
+                <w:b w:val="false"/>
+                <w:u w:val="none"/>
+                <w:sz w:val="22"/>
+                <w:szCs w:val="22"/>
+                <w:color w:val="000000"/>
+              </w:rPr>
+            </w:pPr>
+            <w:r>
+              <w:rPr>
+                <w:rFonts w:ascii="Helvetica" w:hAnsi="Helvetica" w:eastAsia="Helvetica" w:cs="Helvetica"/>
+                <w:i w:val="false"/>
+                <w:b w:val="false"/>
+                <w:u w:val="none"/>
+                <w:sz w:val="22"/>
+                <w:szCs w:val="22"/>
+                <w:color w:val="000000"/>
+              </w:rPr>
+              <w:t xml:space="preserve">0.980</w:t>
             </w:r>
           </w:p>
         </w:tc>
@@ -12695,113 +12695,113 @@
                 <w:szCs w:val="22"/>
                 <w:color w:val="000000"/>
               </w:rPr>
-              <w:t xml:space="preserve">0.94</w:t>
-            </w:r>
-          </w:p>
-        </w:tc>
-        <w:tc>
-          <w:tcPr>
-            <w:tcBorders>
-              <w:bottom w:val="none" w:sz="0" w:space="0" w:color="000000"/>
-              <w:top w:val="none" w:sz="0" w:space="0" w:color="000000"/>
-              <w:left w:val="none" w:sz="0" w:space="0" w:color="000000"/>
-              <w:right w:val="none" w:sz="0" w:space="0" w:color="000000"/>
-            </w:tcBorders>
-            <w:shd w:val="clear" w:color="auto" w:fill="FFFFFF"/>
-            <w:tcMar>
-              <w:top w:w="0" w:type="dxa"/>
-              <w:bottom w:w="0" w:type="dxa"/>
-              <w:left w:w="0" w:type="dxa"/>
-              <w:right w:w="0" w:type="dxa"/>
-            </w:tcMar>
-            <w:vAlign w:val="top"/>
-          </w:tcPr>
-          <w:p>
-            <w:pPr>
-              <w:pStyle w:val="Normal"/>
-              <w:jc w:val="center"/>
-              <w:pBdr>
-                <w:bottom w:val="none" w:sz="0" w:space="0" w:color="000000"/>
-                <w:top w:val="none" w:sz="0" w:space="0" w:color="000000"/>
-                <w:left w:val="none" w:sz="0" w:space="0" w:color="000000"/>
-                <w:right w:val="none" w:sz="0" w:space="0" w:color="000000"/>
-              </w:pBdr>
-              <w:spacing w:after="100" w:before="100" w:line="240"/>
-              <w:ind w:left="100" w:right="100" w:firstLine="0" w:firstLineChars="0"/>
-              <w:rPr>
-                <w:rFonts w:ascii="Helvetica" w:hAnsi="Helvetica" w:eastAsia="Helvetica" w:cs="Helvetica"/>
-                <w:i w:val="false"/>
-                <w:b w:val="false"/>
-                <w:u w:val="none"/>
-                <w:sz w:val="22"/>
-                <w:szCs w:val="22"/>
-                <w:color w:val="000000"/>
-              </w:rPr>
-            </w:pPr>
-            <w:r>
-              <w:rPr>
-                <w:rFonts w:ascii="Helvetica" w:hAnsi="Helvetica" w:eastAsia="Helvetica" w:cs="Helvetica"/>
-                <w:i w:val="false"/>
-                <w:b w:val="false"/>
-                <w:u w:val="none"/>
-                <w:sz w:val="22"/>
-                <w:szCs w:val="22"/>
-                <w:color w:val="000000"/>
-              </w:rPr>
-              <w:t xml:space="preserve">0.83, 1.07</w:t>
-            </w:r>
-          </w:p>
-        </w:tc>
-        <w:tc>
-          <w:tcPr>
-            <w:tcBorders>
-              <w:bottom w:val="none" w:sz="0" w:space="0" w:color="000000"/>
-              <w:top w:val="none" w:sz="0" w:space="0" w:color="000000"/>
-              <w:left w:val="none" w:sz="0" w:space="0" w:color="000000"/>
-              <w:right w:val="none" w:sz="0" w:space="0" w:color="000000"/>
-            </w:tcBorders>
-            <w:shd w:val="clear" w:color="auto" w:fill="FFFFFF"/>
-            <w:tcMar>
-              <w:top w:w="0" w:type="dxa"/>
-              <w:bottom w:w="0" w:type="dxa"/>
-              <w:left w:w="0" w:type="dxa"/>
-              <w:right w:w="0" w:type="dxa"/>
-            </w:tcMar>
-            <w:vAlign w:val="top"/>
-          </w:tcPr>
-          <w:p>
-            <w:pPr>
-              <w:pStyle w:val="Normal"/>
-              <w:jc w:val="center"/>
-              <w:pBdr>
-                <w:bottom w:val="none" w:sz="0" w:space="0" w:color="000000"/>
-                <w:top w:val="none" w:sz="0" w:space="0" w:color="000000"/>
-                <w:left w:val="none" w:sz="0" w:space="0" w:color="000000"/>
-                <w:right w:val="none" w:sz="0" w:space="0" w:color="000000"/>
-              </w:pBdr>
-              <w:spacing w:after="100" w:before="100" w:line="240"/>
-              <w:ind w:left="100" w:right="100" w:firstLine="0" w:firstLineChars="0"/>
-              <w:rPr>
-                <w:rFonts w:ascii="Helvetica" w:hAnsi="Helvetica" w:eastAsia="Helvetica" w:cs="Helvetica"/>
-                <w:i w:val="false"/>
-                <w:b w:val="false"/>
-                <w:u w:val="none"/>
-                <w:sz w:val="22"/>
-                <w:szCs w:val="22"/>
-                <w:color w:val="000000"/>
-              </w:rPr>
-            </w:pPr>
-            <w:r>
-              <w:rPr>
-                <w:rFonts w:ascii="Helvetica" w:hAnsi="Helvetica" w:eastAsia="Helvetica" w:cs="Helvetica"/>
-                <w:i w:val="false"/>
-                <w:b w:val="false"/>
-                <w:u w:val="none"/>
-                <w:sz w:val="22"/>
-                <w:szCs w:val="22"/>
-                <w:color w:val="000000"/>
-              </w:rPr>
-              <w:t xml:space="preserve">0.330</w:t>
+              <w:t xml:space="preserve">0.99</w:t>
+            </w:r>
+          </w:p>
+        </w:tc>
+        <w:tc>
+          <w:tcPr>
+            <w:tcBorders>
+              <w:bottom w:val="none" w:sz="0" w:space="0" w:color="000000"/>
+              <w:top w:val="none" w:sz="0" w:space="0" w:color="000000"/>
+              <w:left w:val="none" w:sz="0" w:space="0" w:color="000000"/>
+              <w:right w:val="none" w:sz="0" w:space="0" w:color="000000"/>
+            </w:tcBorders>
+            <w:shd w:val="clear" w:color="auto" w:fill="FFFFFF"/>
+            <w:tcMar>
+              <w:top w:w="0" w:type="dxa"/>
+              <w:bottom w:w="0" w:type="dxa"/>
+              <w:left w:w="0" w:type="dxa"/>
+              <w:right w:w="0" w:type="dxa"/>
+            </w:tcMar>
+            <w:vAlign w:val="top"/>
+          </w:tcPr>
+          <w:p>
+            <w:pPr>
+              <w:pStyle w:val="Normal"/>
+              <w:jc w:val="center"/>
+              <w:pBdr>
+                <w:bottom w:val="none" w:sz="0" w:space="0" w:color="000000"/>
+                <w:top w:val="none" w:sz="0" w:space="0" w:color="000000"/>
+                <w:left w:val="none" w:sz="0" w:space="0" w:color="000000"/>
+                <w:right w:val="none" w:sz="0" w:space="0" w:color="000000"/>
+              </w:pBdr>
+              <w:spacing w:after="100" w:before="100" w:line="240"/>
+              <w:ind w:left="100" w:right="100" w:firstLine="0" w:firstLineChars="0"/>
+              <w:rPr>
+                <w:rFonts w:ascii="Helvetica" w:hAnsi="Helvetica" w:eastAsia="Helvetica" w:cs="Helvetica"/>
+                <w:i w:val="false"/>
+                <w:b w:val="false"/>
+                <w:u w:val="none"/>
+                <w:sz w:val="22"/>
+                <w:szCs w:val="22"/>
+                <w:color w:val="000000"/>
+              </w:rPr>
+            </w:pPr>
+            <w:r>
+              <w:rPr>
+                <w:rFonts w:ascii="Helvetica" w:hAnsi="Helvetica" w:eastAsia="Helvetica" w:cs="Helvetica"/>
+                <w:i w:val="false"/>
+                <w:b w:val="false"/>
+                <w:u w:val="none"/>
+                <w:sz w:val="22"/>
+                <w:szCs w:val="22"/>
+                <w:color w:val="000000"/>
+              </w:rPr>
+              <w:t xml:space="preserve">0.87, 1.12</w:t>
+            </w:r>
+          </w:p>
+        </w:tc>
+        <w:tc>
+          <w:tcPr>
+            <w:tcBorders>
+              <w:bottom w:val="none" w:sz="0" w:space="0" w:color="000000"/>
+              <w:top w:val="none" w:sz="0" w:space="0" w:color="000000"/>
+              <w:left w:val="none" w:sz="0" w:space="0" w:color="000000"/>
+              <w:right w:val="none" w:sz="0" w:space="0" w:color="000000"/>
+            </w:tcBorders>
+            <w:shd w:val="clear" w:color="auto" w:fill="FFFFFF"/>
+            <w:tcMar>
+              <w:top w:w="0" w:type="dxa"/>
+              <w:bottom w:w="0" w:type="dxa"/>
+              <w:left w:w="0" w:type="dxa"/>
+              <w:right w:w="0" w:type="dxa"/>
+            </w:tcMar>
+            <w:vAlign w:val="top"/>
+          </w:tcPr>
+          <w:p>
+            <w:pPr>
+              <w:pStyle w:val="Normal"/>
+              <w:jc w:val="center"/>
+              <w:pBdr>
+                <w:bottom w:val="none" w:sz="0" w:space="0" w:color="000000"/>
+                <w:top w:val="none" w:sz="0" w:space="0" w:color="000000"/>
+                <w:left w:val="none" w:sz="0" w:space="0" w:color="000000"/>
+                <w:right w:val="none" w:sz="0" w:space="0" w:color="000000"/>
+              </w:pBdr>
+              <w:spacing w:after="100" w:before="100" w:line="240"/>
+              <w:ind w:left="100" w:right="100" w:firstLine="0" w:firstLineChars="0"/>
+              <w:rPr>
+                <w:rFonts w:ascii="Helvetica" w:hAnsi="Helvetica" w:eastAsia="Helvetica" w:cs="Helvetica"/>
+                <w:i w:val="false"/>
+                <w:b w:val="false"/>
+                <w:u w:val="none"/>
+                <w:sz w:val="22"/>
+                <w:szCs w:val="22"/>
+                <w:color w:val="000000"/>
+              </w:rPr>
+            </w:pPr>
+            <w:r>
+              <w:rPr>
+                <w:rFonts w:ascii="Helvetica" w:hAnsi="Helvetica" w:eastAsia="Helvetica" w:cs="Helvetica"/>
+                <w:i w:val="false"/>
+                <w:b w:val="false"/>
+                <w:u w:val="none"/>
+                <w:sz w:val="22"/>
+                <w:szCs w:val="22"/>
+                <w:color w:val="000000"/>
+              </w:rPr>
+              <w:t xml:space="preserve">0.870</w:t>
             </w:r>
           </w:p>
         </w:tc>
@@ -13178,113 +13178,113 @@
                 <w:szCs w:val="22"/>
                 <w:color w:val="000000"/>
               </w:rPr>
-              <w:t xml:space="preserve">0.12</w:t>
-            </w:r>
-          </w:p>
-        </w:tc>
-        <w:tc>
-          <w:tcPr>
-            <w:tcBorders>
-              <w:bottom w:val="none" w:sz="0" w:space="0" w:color="000000"/>
-              <w:top w:val="none" w:sz="0" w:space="0" w:color="000000"/>
-              <w:left w:val="none" w:sz="0" w:space="0" w:color="000000"/>
-              <w:right w:val="none" w:sz="0" w:space="0" w:color="000000"/>
-            </w:tcBorders>
-            <w:shd w:val="clear" w:color="auto" w:fill="FFFFFF"/>
-            <w:tcMar>
-              <w:top w:w="0" w:type="dxa"/>
-              <w:bottom w:w="0" w:type="dxa"/>
-              <w:left w:w="0" w:type="dxa"/>
-              <w:right w:w="0" w:type="dxa"/>
-            </w:tcMar>
-            <w:vAlign w:val="top"/>
-          </w:tcPr>
-          <w:p>
-            <w:pPr>
-              <w:pStyle w:val="Normal"/>
-              <w:jc w:val="center"/>
-              <w:pBdr>
-                <w:bottom w:val="none" w:sz="0" w:space="0" w:color="000000"/>
-                <w:top w:val="none" w:sz="0" w:space="0" w:color="000000"/>
-                <w:left w:val="none" w:sz="0" w:space="0" w:color="000000"/>
-                <w:right w:val="none" w:sz="0" w:space="0" w:color="000000"/>
-              </w:pBdr>
-              <w:spacing w:after="100" w:before="100" w:line="240"/>
-              <w:ind w:left="100" w:right="100" w:firstLine="0" w:firstLineChars="0"/>
-              <w:rPr>
-                <w:rFonts w:ascii="Helvetica" w:hAnsi="Helvetica" w:eastAsia="Helvetica" w:cs="Helvetica"/>
-                <w:i w:val="false"/>
-                <w:b w:val="false"/>
-                <w:u w:val="none"/>
-                <w:sz w:val="22"/>
-                <w:szCs w:val="22"/>
-                <w:color w:val="000000"/>
-              </w:rPr>
-            </w:pPr>
-            <w:r>
-              <w:rPr>
-                <w:rFonts w:ascii="Helvetica" w:hAnsi="Helvetica" w:eastAsia="Helvetica" w:cs="Helvetica"/>
-                <w:i w:val="false"/>
-                <w:b w:val="false"/>
-                <w:u w:val="none"/>
-                <w:sz w:val="22"/>
-                <w:szCs w:val="22"/>
-                <w:color w:val="000000"/>
-              </w:rPr>
-              <w:t xml:space="preserve">0.01, 1.04</w:t>
-            </w:r>
-          </w:p>
-        </w:tc>
-        <w:tc>
-          <w:tcPr>
-            <w:tcBorders>
-              <w:bottom w:val="none" w:sz="0" w:space="0" w:color="000000"/>
-              <w:top w:val="none" w:sz="0" w:space="0" w:color="000000"/>
-              <w:left w:val="none" w:sz="0" w:space="0" w:color="000000"/>
-              <w:right w:val="none" w:sz="0" w:space="0" w:color="000000"/>
-            </w:tcBorders>
-            <w:shd w:val="clear" w:color="auto" w:fill="FFFFFF"/>
-            <w:tcMar>
-              <w:top w:w="0" w:type="dxa"/>
-              <w:bottom w:w="0" w:type="dxa"/>
-              <w:left w:w="0" w:type="dxa"/>
-              <w:right w:w="0" w:type="dxa"/>
-            </w:tcMar>
-            <w:vAlign w:val="top"/>
-          </w:tcPr>
-          <w:p>
-            <w:pPr>
-              <w:pStyle w:val="Normal"/>
-              <w:jc w:val="center"/>
-              <w:pBdr>
-                <w:bottom w:val="none" w:sz="0" w:space="0" w:color="000000"/>
-                <w:top w:val="none" w:sz="0" w:space="0" w:color="000000"/>
-                <w:left w:val="none" w:sz="0" w:space="0" w:color="000000"/>
-                <w:right w:val="none" w:sz="0" w:space="0" w:color="000000"/>
-              </w:pBdr>
-              <w:spacing w:after="100" w:before="100" w:line="240"/>
-              <w:ind w:left="100" w:right="100" w:firstLine="0" w:firstLineChars="0"/>
-              <w:rPr>
-                <w:rFonts w:ascii="Helvetica" w:hAnsi="Helvetica" w:eastAsia="Helvetica" w:cs="Helvetica"/>
-                <w:i w:val="false"/>
-                <w:b w:val="false"/>
-                <w:u w:val="none"/>
-                <w:sz w:val="22"/>
-                <w:szCs w:val="22"/>
-                <w:color w:val="000000"/>
-              </w:rPr>
-            </w:pPr>
-            <w:r>
-              <w:rPr>
-                <w:rFonts w:ascii="Helvetica" w:hAnsi="Helvetica" w:eastAsia="Helvetica" w:cs="Helvetica"/>
-                <w:i w:val="false"/>
-                <w:b w:val="false"/>
-                <w:u w:val="none"/>
-                <w:sz w:val="22"/>
-                <w:szCs w:val="22"/>
-                <w:color w:val="000000"/>
-              </w:rPr>
-              <w:t xml:space="preserve">0.055</w:t>
+              <w:t xml:space="preserve">0.11</w:t>
+            </w:r>
+          </w:p>
+        </w:tc>
+        <w:tc>
+          <w:tcPr>
+            <w:tcBorders>
+              <w:bottom w:val="none" w:sz="0" w:space="0" w:color="000000"/>
+              <w:top w:val="none" w:sz="0" w:space="0" w:color="000000"/>
+              <w:left w:val="none" w:sz="0" w:space="0" w:color="000000"/>
+              <w:right w:val="none" w:sz="0" w:space="0" w:color="000000"/>
+            </w:tcBorders>
+            <w:shd w:val="clear" w:color="auto" w:fill="FFFFFF"/>
+            <w:tcMar>
+              <w:top w:w="0" w:type="dxa"/>
+              <w:bottom w:w="0" w:type="dxa"/>
+              <w:left w:w="0" w:type="dxa"/>
+              <w:right w:w="0" w:type="dxa"/>
+            </w:tcMar>
+            <w:vAlign w:val="top"/>
+          </w:tcPr>
+          <w:p>
+            <w:pPr>
+              <w:pStyle w:val="Normal"/>
+              <w:jc w:val="center"/>
+              <w:pBdr>
+                <w:bottom w:val="none" w:sz="0" w:space="0" w:color="000000"/>
+                <w:top w:val="none" w:sz="0" w:space="0" w:color="000000"/>
+                <w:left w:val="none" w:sz="0" w:space="0" w:color="000000"/>
+                <w:right w:val="none" w:sz="0" w:space="0" w:color="000000"/>
+              </w:pBdr>
+              <w:spacing w:after="100" w:before="100" w:line="240"/>
+              <w:ind w:left="100" w:right="100" w:firstLine="0" w:firstLineChars="0"/>
+              <w:rPr>
+                <w:rFonts w:ascii="Helvetica" w:hAnsi="Helvetica" w:eastAsia="Helvetica" w:cs="Helvetica"/>
+                <w:i w:val="false"/>
+                <w:b w:val="false"/>
+                <w:u w:val="none"/>
+                <w:sz w:val="22"/>
+                <w:szCs w:val="22"/>
+                <w:color w:val="000000"/>
+              </w:rPr>
+            </w:pPr>
+            <w:r>
+              <w:rPr>
+                <w:rFonts w:ascii="Helvetica" w:hAnsi="Helvetica" w:eastAsia="Helvetica" w:cs="Helvetica"/>
+                <w:i w:val="false"/>
+                <w:b w:val="false"/>
+                <w:u w:val="none"/>
+                <w:sz w:val="22"/>
+                <w:szCs w:val="22"/>
+                <w:color w:val="000000"/>
+              </w:rPr>
+              <w:t xml:space="preserve">0.01, 0.99</w:t>
+            </w:r>
+          </w:p>
+        </w:tc>
+        <w:tc>
+          <w:tcPr>
+            <w:tcBorders>
+              <w:bottom w:val="none" w:sz="0" w:space="0" w:color="000000"/>
+              <w:top w:val="none" w:sz="0" w:space="0" w:color="000000"/>
+              <w:left w:val="none" w:sz="0" w:space="0" w:color="000000"/>
+              <w:right w:val="none" w:sz="0" w:space="0" w:color="000000"/>
+            </w:tcBorders>
+            <w:shd w:val="clear" w:color="auto" w:fill="FFFFFF"/>
+            <w:tcMar>
+              <w:top w:w="0" w:type="dxa"/>
+              <w:bottom w:w="0" w:type="dxa"/>
+              <w:left w:w="0" w:type="dxa"/>
+              <w:right w:w="0" w:type="dxa"/>
+            </w:tcMar>
+            <w:vAlign w:val="top"/>
+          </w:tcPr>
+          <w:p>
+            <w:pPr>
+              <w:pStyle w:val="Normal"/>
+              <w:jc w:val="center"/>
+              <w:pBdr>
+                <w:bottom w:val="none" w:sz="0" w:space="0" w:color="000000"/>
+                <w:top w:val="none" w:sz="0" w:space="0" w:color="000000"/>
+                <w:left w:val="none" w:sz="0" w:space="0" w:color="000000"/>
+                <w:right w:val="none" w:sz="0" w:space="0" w:color="000000"/>
+              </w:pBdr>
+              <w:spacing w:after="100" w:before="100" w:line="240"/>
+              <w:ind w:left="100" w:right="100" w:firstLine="0" w:firstLineChars="0"/>
+              <w:rPr>
+                <w:rFonts w:ascii="Helvetica" w:hAnsi="Helvetica" w:eastAsia="Helvetica" w:cs="Helvetica"/>
+                <w:i w:val="false"/>
+                <w:b w:val="false"/>
+                <w:u w:val="none"/>
+                <w:sz w:val="22"/>
+                <w:szCs w:val="22"/>
+                <w:color w:val="000000"/>
+              </w:rPr>
+            </w:pPr>
+            <w:r>
+              <w:rPr>
+                <w:rFonts w:ascii="Helvetica" w:hAnsi="Helvetica" w:eastAsia="Helvetica" w:cs="Helvetica"/>
+                <w:i w:val="false"/>
+                <w:b w:val="false"/>
+                <w:u w:val="none"/>
+                <w:sz w:val="22"/>
+                <w:szCs w:val="22"/>
+                <w:color w:val="000000"/>
+              </w:rPr>
+              <w:t xml:space="preserve">0.049</w:t>
             </w:r>
           </w:p>
         </w:tc>
@@ -13661,60 +13661,60 @@
                 <w:szCs w:val="22"/>
                 <w:color w:val="000000"/>
               </w:rPr>
-              <w:t xml:space="preserve">9,450</w:t>
-            </w:r>
-          </w:p>
-        </w:tc>
-        <w:tc>
-          <w:tcPr>
-            <w:tcBorders>
-              <w:bottom w:val="none" w:sz="0" w:space="0" w:color="000000"/>
-              <w:top w:val="none" w:sz="0" w:space="0" w:color="000000"/>
-              <w:left w:val="none" w:sz="0" w:space="0" w:color="000000"/>
-              <w:right w:val="none" w:sz="0" w:space="0" w:color="000000"/>
-            </w:tcBorders>
-            <w:shd w:val="clear" w:color="auto" w:fill="FFFFFF"/>
-            <w:tcMar>
-              <w:top w:w="0" w:type="dxa"/>
-              <w:bottom w:w="0" w:type="dxa"/>
-              <w:left w:w="0" w:type="dxa"/>
-              <w:right w:w="0" w:type="dxa"/>
-            </w:tcMar>
-            <w:vAlign w:val="top"/>
-          </w:tcPr>
-          <w:p>
-            <w:pPr>
-              <w:pStyle w:val="Normal"/>
-              <w:jc w:val="center"/>
-              <w:pBdr>
-                <w:bottom w:val="none" w:sz="0" w:space="0" w:color="000000"/>
-                <w:top w:val="none" w:sz="0" w:space="0" w:color="000000"/>
-                <w:left w:val="none" w:sz="0" w:space="0" w:color="000000"/>
-                <w:right w:val="none" w:sz="0" w:space="0" w:color="000000"/>
-              </w:pBdr>
-              <w:spacing w:after="100" w:before="100" w:line="240"/>
-              <w:ind w:left="100" w:right="100" w:firstLine="0" w:firstLineChars="0"/>
-              <w:rPr>
-                <w:rFonts w:ascii="Helvetica" w:hAnsi="Helvetica" w:eastAsia="Helvetica" w:cs="Helvetica"/>
-                <w:i w:val="false"/>
-                <w:b w:val="false"/>
-                <w:u w:val="none"/>
-                <w:sz w:val="22"/>
-                <w:szCs w:val="22"/>
-                <w:color w:val="000000"/>
-              </w:rPr>
-            </w:pPr>
-            <w:r>
-              <w:rPr>
-                <w:rFonts w:ascii="Helvetica" w:hAnsi="Helvetica" w:eastAsia="Helvetica" w:cs="Helvetica"/>
-                <w:i w:val="false"/>
-                <w:b w:val="false"/>
-                <w:u w:val="none"/>
-                <w:sz w:val="22"/>
-                <w:szCs w:val="22"/>
-                <w:color w:val="000000"/>
-              </w:rPr>
-              <w:t xml:space="preserve">68.2, 1,309,393</w:t>
+              <w:t xml:space="preserve">17,658</w:t>
+            </w:r>
+          </w:p>
+        </w:tc>
+        <w:tc>
+          <w:tcPr>
+            <w:tcBorders>
+              <w:bottom w:val="none" w:sz="0" w:space="0" w:color="000000"/>
+              <w:top w:val="none" w:sz="0" w:space="0" w:color="000000"/>
+              <w:left w:val="none" w:sz="0" w:space="0" w:color="000000"/>
+              <w:right w:val="none" w:sz="0" w:space="0" w:color="000000"/>
+            </w:tcBorders>
+            <w:shd w:val="clear" w:color="auto" w:fill="FFFFFF"/>
+            <w:tcMar>
+              <w:top w:w="0" w:type="dxa"/>
+              <w:bottom w:w="0" w:type="dxa"/>
+              <w:left w:w="0" w:type="dxa"/>
+              <w:right w:w="0" w:type="dxa"/>
+            </w:tcMar>
+            <w:vAlign w:val="top"/>
+          </w:tcPr>
+          <w:p>
+            <w:pPr>
+              <w:pStyle w:val="Normal"/>
+              <w:jc w:val="center"/>
+              <w:pBdr>
+                <w:bottom w:val="none" w:sz="0" w:space="0" w:color="000000"/>
+                <w:top w:val="none" w:sz="0" w:space="0" w:color="000000"/>
+                <w:left w:val="none" w:sz="0" w:space="0" w:color="000000"/>
+                <w:right w:val="none" w:sz="0" w:space="0" w:color="000000"/>
+              </w:pBdr>
+              <w:spacing w:after="100" w:before="100" w:line="240"/>
+              <w:ind w:left="100" w:right="100" w:firstLine="0" w:firstLineChars="0"/>
+              <w:rPr>
+                <w:rFonts w:ascii="Helvetica" w:hAnsi="Helvetica" w:eastAsia="Helvetica" w:cs="Helvetica"/>
+                <w:i w:val="false"/>
+                <w:b w:val="false"/>
+                <w:u w:val="none"/>
+                <w:sz w:val="22"/>
+                <w:szCs w:val="22"/>
+                <w:color w:val="000000"/>
+              </w:rPr>
+            </w:pPr>
+            <w:r>
+              <w:rPr>
+                <w:rFonts w:ascii="Helvetica" w:hAnsi="Helvetica" w:eastAsia="Helvetica" w:cs="Helvetica"/>
+                <w:i w:val="false"/>
+                <w:b w:val="false"/>
+                <w:u w:val="none"/>
+                <w:sz w:val="22"/>
+                <w:szCs w:val="22"/>
+                <w:color w:val="000000"/>
+              </w:rPr>
+              <w:t xml:space="preserve">249, 1,254,569</w:t>
             </w:r>
           </w:p>
         </w:tc>
@@ -14144,120 +14144,120 @@
                 <w:szCs w:val="22"/>
                 <w:color w:val="000000"/>
               </w:rPr>
-              <w:t xml:space="preserve">2.77</w:t>
-            </w:r>
-          </w:p>
-        </w:tc>
-        <w:tc>
-          <w:tcPr>
-            <w:tcBorders>
-              <w:bottom w:val="none" w:sz="0" w:space="0" w:color="000000"/>
-              <w:top w:val="none" w:sz="0" w:space="0" w:color="000000"/>
-              <w:left w:val="none" w:sz="0" w:space="0" w:color="000000"/>
-              <w:right w:val="none" w:sz="0" w:space="0" w:color="000000"/>
-            </w:tcBorders>
-            <w:shd w:val="clear" w:color="auto" w:fill="FFFFFF"/>
-            <w:tcMar>
-              <w:top w:w="0" w:type="dxa"/>
-              <w:bottom w:w="0" w:type="dxa"/>
-              <w:left w:w="0" w:type="dxa"/>
-              <w:right w:w="0" w:type="dxa"/>
-            </w:tcMar>
-            <w:vAlign w:val="top"/>
-          </w:tcPr>
-          <w:p>
-            <w:pPr>
-              <w:pStyle w:val="Normal"/>
-              <w:jc w:val="center"/>
-              <w:pBdr>
-                <w:bottom w:val="none" w:sz="0" w:space="0" w:color="000000"/>
-                <w:top w:val="none" w:sz="0" w:space="0" w:color="000000"/>
-                <w:left w:val="none" w:sz="0" w:space="0" w:color="000000"/>
-                <w:right w:val="none" w:sz="0" w:space="0" w:color="000000"/>
-              </w:pBdr>
-              <w:spacing w:after="100" w:before="100" w:line="240"/>
-              <w:ind w:left="100" w:right="100" w:firstLine="0" w:firstLineChars="0"/>
-              <w:rPr>
-                <w:rFonts w:ascii="Helvetica" w:hAnsi="Helvetica" w:eastAsia="Helvetica" w:cs="Helvetica"/>
-                <w:i w:val="false"/>
-                <w:b w:val="false"/>
-                <w:u w:val="none"/>
-                <w:sz w:val="22"/>
-                <w:szCs w:val="22"/>
-                <w:color w:val="000000"/>
-              </w:rPr>
-            </w:pPr>
-            <w:r>
-              <w:rPr>
-                <w:rFonts w:ascii="Helvetica" w:hAnsi="Helvetica" w:eastAsia="Helvetica" w:cs="Helvetica"/>
-                <w:i w:val="false"/>
-                <w:b w:val="false"/>
-                <w:u w:val="none"/>
-                <w:sz w:val="22"/>
-                <w:szCs w:val="22"/>
-                <w:color w:val="000000"/>
-              </w:rPr>
-              <w:t xml:space="preserve">0.58, 13.3</w:t>
-            </w:r>
-          </w:p>
-        </w:tc>
-        <w:tc>
-          <w:tcPr>
-            <w:tcBorders>
-              <w:bottom w:val="none" w:sz="0" w:space="0" w:color="000000"/>
-              <w:top w:val="none" w:sz="0" w:space="0" w:color="000000"/>
-              <w:left w:val="none" w:sz="0" w:space="0" w:color="000000"/>
-              <w:right w:val="none" w:sz="0" w:space="0" w:color="000000"/>
-            </w:tcBorders>
-            <w:shd w:val="clear" w:color="auto" w:fill="FFFFFF"/>
-            <w:tcMar>
-              <w:top w:w="0" w:type="dxa"/>
-              <w:bottom w:w="0" w:type="dxa"/>
-              <w:left w:w="0" w:type="dxa"/>
-              <w:right w:w="0" w:type="dxa"/>
-            </w:tcMar>
-            <w:vAlign w:val="top"/>
-          </w:tcPr>
-          <w:p>
-            <w:pPr>
-              <w:pStyle w:val="Normal"/>
-              <w:jc w:val="center"/>
-              <w:pBdr>
-                <w:bottom w:val="none" w:sz="0" w:space="0" w:color="000000"/>
-                <w:top w:val="none" w:sz="0" w:space="0" w:color="000000"/>
-                <w:left w:val="none" w:sz="0" w:space="0" w:color="000000"/>
-                <w:right w:val="none" w:sz="0" w:space="0" w:color="000000"/>
-              </w:pBdr>
-              <w:spacing w:after="100" w:before="100" w:line="240"/>
-              <w:ind w:left="100" w:right="100" w:firstLine="0" w:firstLineChars="0"/>
-              <w:rPr>
-                <w:rFonts w:ascii="Helvetica" w:hAnsi="Helvetica" w:eastAsia="Helvetica" w:cs="Helvetica"/>
-                <w:i w:val="false"/>
-                <w:b w:val="false"/>
-                <w:u w:val="none"/>
-                <w:sz w:val="22"/>
-                <w:szCs w:val="22"/>
-                <w:color w:val="000000"/>
-              </w:rPr>
-            </w:pPr>
-            <w:r>
-              <w:rPr>
-                <w:rFonts w:ascii="Helvetica" w:hAnsi="Helvetica" w:eastAsia="Helvetica" w:cs="Helvetica"/>
-                <w:i w:val="false"/>
-                <w:b w:val="false"/>
-                <w:u w:val="none"/>
-                <w:sz w:val="22"/>
-                <w:szCs w:val="22"/>
-                <w:color w:val="000000"/>
-              </w:rPr>
-              <w:t xml:space="preserve">0.200</w:t>
+              <w:t xml:space="preserve">3.68</w:t>
+            </w:r>
+          </w:p>
+        </w:tc>
+        <w:tc>
+          <w:tcPr>
+            <w:tcBorders>
+              <w:bottom w:val="none" w:sz="0" w:space="0" w:color="000000"/>
+              <w:top w:val="none" w:sz="0" w:space="0" w:color="000000"/>
+              <w:left w:val="none" w:sz="0" w:space="0" w:color="000000"/>
+              <w:right w:val="none" w:sz="0" w:space="0" w:color="000000"/>
+            </w:tcBorders>
+            <w:shd w:val="clear" w:color="auto" w:fill="FFFFFF"/>
+            <w:tcMar>
+              <w:top w:w="0" w:type="dxa"/>
+              <w:bottom w:w="0" w:type="dxa"/>
+              <w:left w:w="0" w:type="dxa"/>
+              <w:right w:w="0" w:type="dxa"/>
+            </w:tcMar>
+            <w:vAlign w:val="top"/>
+          </w:tcPr>
+          <w:p>
+            <w:pPr>
+              <w:pStyle w:val="Normal"/>
+              <w:jc w:val="center"/>
+              <w:pBdr>
+                <w:bottom w:val="none" w:sz="0" w:space="0" w:color="000000"/>
+                <w:top w:val="none" w:sz="0" w:space="0" w:color="000000"/>
+                <w:left w:val="none" w:sz="0" w:space="0" w:color="000000"/>
+                <w:right w:val="none" w:sz="0" w:space="0" w:color="000000"/>
+              </w:pBdr>
+              <w:spacing w:after="100" w:before="100" w:line="240"/>
+              <w:ind w:left="100" w:right="100" w:firstLine="0" w:firstLineChars="0"/>
+              <w:rPr>
+                <w:rFonts w:ascii="Helvetica" w:hAnsi="Helvetica" w:eastAsia="Helvetica" w:cs="Helvetica"/>
+                <w:i w:val="false"/>
+                <w:b w:val="false"/>
+                <w:u w:val="none"/>
+                <w:sz w:val="22"/>
+                <w:szCs w:val="22"/>
+                <w:color w:val="000000"/>
+              </w:rPr>
+            </w:pPr>
+            <w:r>
+              <w:rPr>
+                <w:rFonts w:ascii="Helvetica" w:hAnsi="Helvetica" w:eastAsia="Helvetica" w:cs="Helvetica"/>
+                <w:i w:val="false"/>
+                <w:b w:val="false"/>
+                <w:u w:val="none"/>
+                <w:sz w:val="22"/>
+                <w:szCs w:val="22"/>
+                <w:color w:val="000000"/>
+              </w:rPr>
+              <w:t xml:space="preserve">0.91, 15.0</w:t>
+            </w:r>
+          </w:p>
+        </w:tc>
+        <w:tc>
+          <w:tcPr>
+            <w:tcBorders>
+              <w:bottom w:val="none" w:sz="0" w:space="0" w:color="000000"/>
+              <w:top w:val="none" w:sz="0" w:space="0" w:color="000000"/>
+              <w:left w:val="none" w:sz="0" w:space="0" w:color="000000"/>
+              <w:right w:val="none" w:sz="0" w:space="0" w:color="000000"/>
+            </w:tcBorders>
+            <w:shd w:val="clear" w:color="auto" w:fill="FFFFFF"/>
+            <w:tcMar>
+              <w:top w:w="0" w:type="dxa"/>
+              <w:bottom w:w="0" w:type="dxa"/>
+              <w:left w:w="0" w:type="dxa"/>
+              <w:right w:w="0" w:type="dxa"/>
+            </w:tcMar>
+            <w:vAlign w:val="top"/>
+          </w:tcPr>
+          <w:p>
+            <w:pPr>
+              <w:pStyle w:val="Normal"/>
+              <w:jc w:val="center"/>
+              <w:pBdr>
+                <w:bottom w:val="none" w:sz="0" w:space="0" w:color="000000"/>
+                <w:top w:val="none" w:sz="0" w:space="0" w:color="000000"/>
+                <w:left w:val="none" w:sz="0" w:space="0" w:color="000000"/>
+                <w:right w:val="none" w:sz="0" w:space="0" w:color="000000"/>
+              </w:pBdr>
+              <w:spacing w:after="100" w:before="100" w:line="240"/>
+              <w:ind w:left="100" w:right="100" w:firstLine="0" w:firstLineChars="0"/>
+              <w:rPr>
+                <w:rFonts w:ascii="Helvetica" w:hAnsi="Helvetica" w:eastAsia="Helvetica" w:cs="Helvetica"/>
+                <w:i w:val="false"/>
+                <w:b w:val="false"/>
+                <w:u w:val="none"/>
+                <w:sz w:val="22"/>
+                <w:szCs w:val="22"/>
+                <w:color w:val="000000"/>
+              </w:rPr>
+            </w:pPr>
+            <w:r>
+              <w:rPr>
+                <w:rFonts w:ascii="Helvetica" w:hAnsi="Helvetica" w:eastAsia="Helvetica" w:cs="Helvetica"/>
+                <w:i w:val="false"/>
+                <w:b w:val="false"/>
+                <w:u w:val="none"/>
+                <w:sz w:val="22"/>
+                <w:szCs w:val="22"/>
+                <w:color w:val="000000"/>
+              </w:rPr>
+              <w:t xml:space="preserve">0.069</w:t>
             </w:r>
           </w:p>
         </w:tc>
       </w:tr>
       <w:tr>
         <w:trPr>
-          <w:trHeight w:val="598" w:hRule="auto"/>
+          <w:trHeight w:val="619" w:hRule="auto"/>
         </w:trPr>
         body29
         <w:tc>
@@ -14309,7 +14309,7 @@
                 <w:szCs w:val="22"/>
                 <w:color w:val="000000"/>
               </w:rPr>
-              <w:t xml:space="preserve">cockcroft</w:t>
+              <w:t xml:space="preserve">ckd_epi_gfr_cre_cys_unindex</w:t>
             </w:r>
           </w:p>
         </w:tc>
@@ -14415,7 +14415,7 @@
                 <w:szCs w:val="22"/>
                 <w:color w:val="000000"/>
               </w:rPr>
-              <w:t xml:space="preserve">0.97</w:t>
+              <w:t xml:space="preserve">0.96</w:t>
             </w:r>
           </w:p>
         </w:tc>
@@ -14468,7 +14468,7 @@
                 <w:szCs w:val="22"/>
                 <w:color w:val="000000"/>
               </w:rPr>
-              <w:t xml:space="preserve">0.95, 0.99</w:t>
+              <w:t xml:space="preserve">0.94, 0.98</w:t>
             </w:r>
           </w:p>
         </w:tc>
@@ -14521,7 +14521,7 @@
                 <w:szCs w:val="22"/>
                 <w:color w:val="000000"/>
               </w:rPr>
-              <w:t xml:space="preserve">0.011</w:t>
+              <w:t xml:space="preserve">&lt;0.001</w:t>
             </w:r>
           </w:p>
         </w:tc>
@@ -14680,7 +14680,7 @@
                 <w:szCs w:val="22"/>
                 <w:color w:val="000000"/>
               </w:rPr>
-              <w:t xml:space="preserve">0.92, 0.99</w:t>
+              <w:t xml:space="preserve">0.92, 1.0</w:t>
             </w:r>
           </w:p>
         </w:tc>
@@ -14733,7 +14733,7 @@
                 <w:szCs w:val="22"/>
                 <w:color w:val="000000"/>
               </w:rPr>
-              <w:t xml:space="preserve">0.009</w:t>
+              <w:t xml:space="preserve">0.025</w:t>
             </w:r>
           </w:p>
         </w:tc>

--- a/docs/tables/carbo/sec5_ckd_composite.docx
+++ b/docs/tables/carbo/sec5_ckd_composite.docx
@@ -19,12 +19,12 @@
       <w:tblGrid>
         <w:gridCol w:w="3321"/>
         <w:gridCol w:w="778"/>
-        <w:gridCol w:w="1084"/>
-        <w:gridCol w:w="1879"/>
+        <w:gridCol w:w="839"/>
+        <w:gridCol w:w="1389"/>
         <w:gridCol w:w="1181"/>
         <w:gridCol w:w="778"/>
-        <w:gridCol w:w="1084"/>
-        <w:gridCol w:w="1879"/>
+        <w:gridCol w:w="839"/>
+        <w:gridCol w:w="1512"/>
         <w:gridCol w:w="1181"/>
       </w:tblGrid>
       <w:tr>
@@ -1639,60 +1639,60 @@
                 <w:szCs w:val="22"/>
                 <w:color w:val="000000"/>
               </w:rPr>
-              <w:t xml:space="preserve">0.93, 1.08</w:t>
-            </w:r>
-          </w:p>
-        </w:tc>
-        <w:tc>
-          <w:tcPr>
-            <w:tcBorders>
-              <w:bottom w:val="none" w:sz="0" w:space="0" w:color="000000"/>
-              <w:top w:val="none" w:sz="0" w:space="0" w:color="000000"/>
-              <w:left w:val="none" w:sz="0" w:space="0" w:color="000000"/>
-              <w:right w:val="none" w:sz="0" w:space="0" w:color="000000"/>
-            </w:tcBorders>
-            <w:shd w:val="clear" w:color="auto" w:fill="FFFFFF"/>
-            <w:tcMar>
-              <w:top w:w="0" w:type="dxa"/>
-              <w:bottom w:w="0" w:type="dxa"/>
-              <w:left w:w="0" w:type="dxa"/>
-              <w:right w:w="0" w:type="dxa"/>
-            </w:tcMar>
-            <w:vAlign w:val="top"/>
-          </w:tcPr>
-          <w:p>
-            <w:pPr>
-              <w:pStyle w:val="Normal"/>
-              <w:jc w:val="center"/>
-              <w:pBdr>
-                <w:bottom w:val="none" w:sz="0" w:space="0" w:color="000000"/>
-                <w:top w:val="none" w:sz="0" w:space="0" w:color="000000"/>
-                <w:left w:val="none" w:sz="0" w:space="0" w:color="000000"/>
-                <w:right w:val="none" w:sz="0" w:space="0" w:color="000000"/>
-              </w:pBdr>
-              <w:spacing w:after="100" w:before="100" w:line="240"/>
-              <w:ind w:left="100" w:right="100" w:firstLine="0" w:firstLineChars="0"/>
-              <w:rPr>
-                <w:rFonts w:ascii="Helvetica" w:hAnsi="Helvetica" w:eastAsia="Helvetica" w:cs="Helvetica"/>
-                <w:i w:val="false"/>
-                <w:b w:val="false"/>
-                <w:u w:val="none"/>
-                <w:sz w:val="22"/>
-                <w:szCs w:val="22"/>
-                <w:color w:val="000000"/>
-              </w:rPr>
-            </w:pPr>
-            <w:r>
-              <w:rPr>
-                <w:rFonts w:ascii="Helvetica" w:hAnsi="Helvetica" w:eastAsia="Helvetica" w:cs="Helvetica"/>
-                <w:i w:val="false"/>
-                <w:b w:val="false"/>
-                <w:u w:val="none"/>
-                <w:sz w:val="22"/>
-                <w:szCs w:val="22"/>
-                <w:color w:val="000000"/>
-              </w:rPr>
-              <w:t xml:space="preserve">0.960</w:t>
+              <w:t xml:space="preserve">0.92, 1.08</w:t>
+            </w:r>
+          </w:p>
+        </w:tc>
+        <w:tc>
+          <w:tcPr>
+            <w:tcBorders>
+              <w:bottom w:val="none" w:sz="0" w:space="0" w:color="000000"/>
+              <w:top w:val="none" w:sz="0" w:space="0" w:color="000000"/>
+              <w:left w:val="none" w:sz="0" w:space="0" w:color="000000"/>
+              <w:right w:val="none" w:sz="0" w:space="0" w:color="000000"/>
+            </w:tcBorders>
+            <w:shd w:val="clear" w:color="auto" w:fill="FFFFFF"/>
+            <w:tcMar>
+              <w:top w:w="0" w:type="dxa"/>
+              <w:bottom w:w="0" w:type="dxa"/>
+              <w:left w:w="0" w:type="dxa"/>
+              <w:right w:w="0" w:type="dxa"/>
+            </w:tcMar>
+            <w:vAlign w:val="top"/>
+          </w:tcPr>
+          <w:p>
+            <w:pPr>
+              <w:pStyle w:val="Normal"/>
+              <w:jc w:val="center"/>
+              <w:pBdr>
+                <w:bottom w:val="none" w:sz="0" w:space="0" w:color="000000"/>
+                <w:top w:val="none" w:sz="0" w:space="0" w:color="000000"/>
+                <w:left w:val="none" w:sz="0" w:space="0" w:color="000000"/>
+                <w:right w:val="none" w:sz="0" w:space="0" w:color="000000"/>
+              </w:pBdr>
+              <w:spacing w:after="100" w:before="100" w:line="240"/>
+              <w:ind w:left="100" w:right="100" w:firstLine="0" w:firstLineChars="0"/>
+              <w:rPr>
+                <w:rFonts w:ascii="Helvetica" w:hAnsi="Helvetica" w:eastAsia="Helvetica" w:cs="Helvetica"/>
+                <w:i w:val="false"/>
+                <w:b w:val="false"/>
+                <w:u w:val="none"/>
+                <w:sz w:val="22"/>
+                <w:szCs w:val="22"/>
+                <w:color w:val="000000"/>
+              </w:rPr>
+            </w:pPr>
+            <w:r>
+              <w:rPr>
+                <w:rFonts w:ascii="Helvetica" w:hAnsi="Helvetica" w:eastAsia="Helvetica" w:cs="Helvetica"/>
+                <w:i w:val="false"/>
+                <w:b w:val="false"/>
+                <w:u w:val="none"/>
+                <w:sz w:val="22"/>
+                <w:szCs w:val="22"/>
+                <w:color w:val="000000"/>
+              </w:rPr>
+              <w:t xml:space="preserve">0.950</w:t>
             </w:r>
           </w:p>
         </w:tc>
@@ -3035,113 +3035,113 @@
                 <w:szCs w:val="22"/>
                 <w:color w:val="000000"/>
               </w:rPr>
-              <w:t xml:space="preserve">8.72</w:t>
-            </w:r>
-          </w:p>
-        </w:tc>
-        <w:tc>
-          <w:tcPr>
-            <w:tcBorders>
-              <w:bottom w:val="none" w:sz="0" w:space="0" w:color="000000"/>
-              <w:top w:val="none" w:sz="0" w:space="0" w:color="000000"/>
-              <w:left w:val="none" w:sz="0" w:space="0" w:color="000000"/>
-              <w:right w:val="none" w:sz="0" w:space="0" w:color="000000"/>
-            </w:tcBorders>
-            <w:shd w:val="clear" w:color="auto" w:fill="FFFFFF"/>
-            <w:tcMar>
-              <w:top w:w="0" w:type="dxa"/>
-              <w:bottom w:w="0" w:type="dxa"/>
-              <w:left w:w="0" w:type="dxa"/>
-              <w:right w:w="0" w:type="dxa"/>
-            </w:tcMar>
-            <w:vAlign w:val="top"/>
-          </w:tcPr>
-          <w:p>
-            <w:pPr>
-              <w:pStyle w:val="Normal"/>
-              <w:jc w:val="center"/>
-              <w:pBdr>
-                <w:bottom w:val="none" w:sz="0" w:space="0" w:color="000000"/>
-                <w:top w:val="none" w:sz="0" w:space="0" w:color="000000"/>
-                <w:left w:val="none" w:sz="0" w:space="0" w:color="000000"/>
-                <w:right w:val="none" w:sz="0" w:space="0" w:color="000000"/>
-              </w:pBdr>
-              <w:spacing w:after="100" w:before="100" w:line="240"/>
-              <w:ind w:left="100" w:right="100" w:firstLine="0" w:firstLineChars="0"/>
-              <w:rPr>
-                <w:rFonts w:ascii="Helvetica" w:hAnsi="Helvetica" w:eastAsia="Helvetica" w:cs="Helvetica"/>
-                <w:i w:val="false"/>
-                <w:b w:val="false"/>
-                <w:u w:val="none"/>
-                <w:sz w:val="22"/>
-                <w:szCs w:val="22"/>
-                <w:color w:val="000000"/>
-              </w:rPr>
-            </w:pPr>
-            <w:r>
-              <w:rPr>
-                <w:rFonts w:ascii="Helvetica" w:hAnsi="Helvetica" w:eastAsia="Helvetica" w:cs="Helvetica"/>
-                <w:i w:val="false"/>
-                <w:b w:val="false"/>
-                <w:u w:val="none"/>
-                <w:sz w:val="22"/>
-                <w:szCs w:val="22"/>
-                <w:color w:val="000000"/>
-              </w:rPr>
-              <w:t xml:space="preserve">0.48, 159</w:t>
-            </w:r>
-          </w:p>
-        </w:tc>
-        <w:tc>
-          <w:tcPr>
-            <w:tcBorders>
-              <w:bottom w:val="none" w:sz="0" w:space="0" w:color="000000"/>
-              <w:top w:val="none" w:sz="0" w:space="0" w:color="000000"/>
-              <w:left w:val="none" w:sz="0" w:space="0" w:color="000000"/>
-              <w:right w:val="none" w:sz="0" w:space="0" w:color="000000"/>
-            </w:tcBorders>
-            <w:shd w:val="clear" w:color="auto" w:fill="FFFFFF"/>
-            <w:tcMar>
-              <w:top w:w="0" w:type="dxa"/>
-              <w:bottom w:w="0" w:type="dxa"/>
-              <w:left w:w="0" w:type="dxa"/>
-              <w:right w:w="0" w:type="dxa"/>
-            </w:tcMar>
-            <w:vAlign w:val="top"/>
-          </w:tcPr>
-          <w:p>
-            <w:pPr>
-              <w:pStyle w:val="Normal"/>
-              <w:jc w:val="center"/>
-              <w:pBdr>
-                <w:bottom w:val="none" w:sz="0" w:space="0" w:color="000000"/>
-                <w:top w:val="none" w:sz="0" w:space="0" w:color="000000"/>
-                <w:left w:val="none" w:sz="0" w:space="0" w:color="000000"/>
-                <w:right w:val="none" w:sz="0" w:space="0" w:color="000000"/>
-              </w:pBdr>
-              <w:spacing w:after="100" w:before="100" w:line="240"/>
-              <w:ind w:left="100" w:right="100" w:firstLine="0" w:firstLineChars="0"/>
-              <w:rPr>
-                <w:rFonts w:ascii="Helvetica" w:hAnsi="Helvetica" w:eastAsia="Helvetica" w:cs="Helvetica"/>
-                <w:i w:val="false"/>
-                <w:b w:val="false"/>
-                <w:u w:val="none"/>
-                <w:sz w:val="22"/>
-                <w:szCs w:val="22"/>
-                <w:color w:val="000000"/>
-              </w:rPr>
-            </w:pPr>
-            <w:r>
-              <w:rPr>
-                <w:rFonts w:ascii="Helvetica" w:hAnsi="Helvetica" w:eastAsia="Helvetica" w:cs="Helvetica"/>
-                <w:i w:val="false"/>
-                <w:b w:val="false"/>
-                <w:u w:val="none"/>
-                <w:sz w:val="22"/>
-                <w:szCs w:val="22"/>
-                <w:color w:val="000000"/>
-              </w:rPr>
-              <w:t xml:space="preserve">0.140</w:t>
+              <w:t xml:space="preserve">9.09</w:t>
+            </w:r>
+          </w:p>
+        </w:tc>
+        <w:tc>
+          <w:tcPr>
+            <w:tcBorders>
+              <w:bottom w:val="none" w:sz="0" w:space="0" w:color="000000"/>
+              <w:top w:val="none" w:sz="0" w:space="0" w:color="000000"/>
+              <w:left w:val="none" w:sz="0" w:space="0" w:color="000000"/>
+              <w:right w:val="none" w:sz="0" w:space="0" w:color="000000"/>
+            </w:tcBorders>
+            <w:shd w:val="clear" w:color="auto" w:fill="FFFFFF"/>
+            <w:tcMar>
+              <w:top w:w="0" w:type="dxa"/>
+              <w:bottom w:w="0" w:type="dxa"/>
+              <w:left w:w="0" w:type="dxa"/>
+              <w:right w:w="0" w:type="dxa"/>
+            </w:tcMar>
+            <w:vAlign w:val="top"/>
+          </w:tcPr>
+          <w:p>
+            <w:pPr>
+              <w:pStyle w:val="Normal"/>
+              <w:jc w:val="center"/>
+              <w:pBdr>
+                <w:bottom w:val="none" w:sz="0" w:space="0" w:color="000000"/>
+                <w:top w:val="none" w:sz="0" w:space="0" w:color="000000"/>
+                <w:left w:val="none" w:sz="0" w:space="0" w:color="000000"/>
+                <w:right w:val="none" w:sz="0" w:space="0" w:color="000000"/>
+              </w:pBdr>
+              <w:spacing w:after="100" w:before="100" w:line="240"/>
+              <w:ind w:left="100" w:right="100" w:firstLine="0" w:firstLineChars="0"/>
+              <w:rPr>
+                <w:rFonts w:ascii="Helvetica" w:hAnsi="Helvetica" w:eastAsia="Helvetica" w:cs="Helvetica"/>
+                <w:i w:val="false"/>
+                <w:b w:val="false"/>
+                <w:u w:val="none"/>
+                <w:sz w:val="22"/>
+                <w:szCs w:val="22"/>
+                <w:color w:val="000000"/>
+              </w:rPr>
+            </w:pPr>
+            <w:r>
+              <w:rPr>
+                <w:rFonts w:ascii="Helvetica" w:hAnsi="Helvetica" w:eastAsia="Helvetica" w:cs="Helvetica"/>
+                <w:i w:val="false"/>
+                <w:b w:val="false"/>
+                <w:u w:val="none"/>
+                <w:sz w:val="22"/>
+                <w:szCs w:val="22"/>
+                <w:color w:val="000000"/>
+              </w:rPr>
+              <w:t xml:space="preserve">0.53, 155</w:t>
+            </w:r>
+          </w:p>
+        </w:tc>
+        <w:tc>
+          <w:tcPr>
+            <w:tcBorders>
+              <w:bottom w:val="none" w:sz="0" w:space="0" w:color="000000"/>
+              <w:top w:val="none" w:sz="0" w:space="0" w:color="000000"/>
+              <w:left w:val="none" w:sz="0" w:space="0" w:color="000000"/>
+              <w:right w:val="none" w:sz="0" w:space="0" w:color="000000"/>
+            </w:tcBorders>
+            <w:shd w:val="clear" w:color="auto" w:fill="FFFFFF"/>
+            <w:tcMar>
+              <w:top w:w="0" w:type="dxa"/>
+              <w:bottom w:w="0" w:type="dxa"/>
+              <w:left w:w="0" w:type="dxa"/>
+              <w:right w:w="0" w:type="dxa"/>
+            </w:tcMar>
+            <w:vAlign w:val="top"/>
+          </w:tcPr>
+          <w:p>
+            <w:pPr>
+              <w:pStyle w:val="Normal"/>
+              <w:jc w:val="center"/>
+              <w:pBdr>
+                <w:bottom w:val="none" w:sz="0" w:space="0" w:color="000000"/>
+                <w:top w:val="none" w:sz="0" w:space="0" w:color="000000"/>
+                <w:left w:val="none" w:sz="0" w:space="0" w:color="000000"/>
+                <w:right w:val="none" w:sz="0" w:space="0" w:color="000000"/>
+              </w:pBdr>
+              <w:spacing w:after="100" w:before="100" w:line="240"/>
+              <w:ind w:left="100" w:right="100" w:firstLine="0" w:firstLineChars="0"/>
+              <w:rPr>
+                <w:rFonts w:ascii="Helvetica" w:hAnsi="Helvetica" w:eastAsia="Helvetica" w:cs="Helvetica"/>
+                <w:i w:val="false"/>
+                <w:b w:val="false"/>
+                <w:u w:val="none"/>
+                <w:sz w:val="22"/>
+                <w:szCs w:val="22"/>
+                <w:color w:val="000000"/>
+              </w:rPr>
+            </w:pPr>
+            <w:r>
+              <w:rPr>
+                <w:rFonts w:ascii="Helvetica" w:hAnsi="Helvetica" w:eastAsia="Helvetica" w:cs="Helvetica"/>
+                <w:i w:val="false"/>
+                <w:b w:val="false"/>
+                <w:u w:val="none"/>
+                <w:sz w:val="22"/>
+                <w:szCs w:val="22"/>
+                <w:color w:val="000000"/>
+              </w:rPr>
+              <w:t xml:space="preserve">0.130</w:t>
             </w:r>
           </w:p>
         </w:tc>
@@ -4967,113 +4967,113 @@
                 <w:szCs w:val="22"/>
                 <w:color w:val="000000"/>
               </w:rPr>
-              <w:t xml:space="preserve">0.64</w:t>
-            </w:r>
-          </w:p>
-        </w:tc>
-        <w:tc>
-          <w:tcPr>
-            <w:tcBorders>
-              <w:bottom w:val="none" w:sz="0" w:space="0" w:color="000000"/>
-              <w:top w:val="none" w:sz="0" w:space="0" w:color="000000"/>
-              <w:left w:val="none" w:sz="0" w:space="0" w:color="000000"/>
-              <w:right w:val="none" w:sz="0" w:space="0" w:color="000000"/>
-            </w:tcBorders>
-            <w:shd w:val="clear" w:color="auto" w:fill="FFFFFF"/>
-            <w:tcMar>
-              <w:top w:w="0" w:type="dxa"/>
-              <w:bottom w:w="0" w:type="dxa"/>
-              <w:left w:w="0" w:type="dxa"/>
-              <w:right w:w="0" w:type="dxa"/>
-            </w:tcMar>
-            <w:vAlign w:val="top"/>
-          </w:tcPr>
-          <w:p>
-            <w:pPr>
-              <w:pStyle w:val="Normal"/>
-              <w:jc w:val="center"/>
-              <w:pBdr>
-                <w:bottom w:val="none" w:sz="0" w:space="0" w:color="000000"/>
-                <w:top w:val="none" w:sz="0" w:space="0" w:color="000000"/>
-                <w:left w:val="none" w:sz="0" w:space="0" w:color="000000"/>
-                <w:right w:val="none" w:sz="0" w:space="0" w:color="000000"/>
-              </w:pBdr>
-              <w:spacing w:after="100" w:before="100" w:line="240"/>
-              <w:ind w:left="100" w:right="100" w:firstLine="0" w:firstLineChars="0"/>
-              <w:rPr>
-                <w:rFonts w:ascii="Helvetica" w:hAnsi="Helvetica" w:eastAsia="Helvetica" w:cs="Helvetica"/>
-                <w:i w:val="false"/>
-                <w:b w:val="false"/>
-                <w:u w:val="none"/>
-                <w:sz w:val="22"/>
-                <w:szCs w:val="22"/>
-                <w:color w:val="000000"/>
-              </w:rPr>
-            </w:pPr>
-            <w:r>
-              <w:rPr>
-                <w:rFonts w:ascii="Helvetica" w:hAnsi="Helvetica" w:eastAsia="Helvetica" w:cs="Helvetica"/>
-                <w:i w:val="false"/>
-                <w:b w:val="false"/>
-                <w:u w:val="none"/>
-                <w:sz w:val="22"/>
-                <w:szCs w:val="22"/>
-                <w:color w:val="000000"/>
-              </w:rPr>
-              <w:t xml:space="preserve">0.13, 3.10</w:t>
-            </w:r>
-          </w:p>
-        </w:tc>
-        <w:tc>
-          <w:tcPr>
-            <w:tcBorders>
-              <w:bottom w:val="none" w:sz="0" w:space="0" w:color="000000"/>
-              <w:top w:val="none" w:sz="0" w:space="0" w:color="000000"/>
-              <w:left w:val="none" w:sz="0" w:space="0" w:color="000000"/>
-              <w:right w:val="none" w:sz="0" w:space="0" w:color="000000"/>
-            </w:tcBorders>
-            <w:shd w:val="clear" w:color="auto" w:fill="FFFFFF"/>
-            <w:tcMar>
-              <w:top w:w="0" w:type="dxa"/>
-              <w:bottom w:w="0" w:type="dxa"/>
-              <w:left w:w="0" w:type="dxa"/>
-              <w:right w:w="0" w:type="dxa"/>
-            </w:tcMar>
-            <w:vAlign w:val="top"/>
-          </w:tcPr>
-          <w:p>
-            <w:pPr>
-              <w:pStyle w:val="Normal"/>
-              <w:jc w:val="center"/>
-              <w:pBdr>
-                <w:bottom w:val="none" w:sz="0" w:space="0" w:color="000000"/>
-                <w:top w:val="none" w:sz="0" w:space="0" w:color="000000"/>
-                <w:left w:val="none" w:sz="0" w:space="0" w:color="000000"/>
-                <w:right w:val="none" w:sz="0" w:space="0" w:color="000000"/>
-              </w:pBdr>
-              <w:spacing w:after="100" w:before="100" w:line="240"/>
-              <w:ind w:left="100" w:right="100" w:firstLine="0" w:firstLineChars="0"/>
-              <w:rPr>
-                <w:rFonts w:ascii="Helvetica" w:hAnsi="Helvetica" w:eastAsia="Helvetica" w:cs="Helvetica"/>
-                <w:i w:val="false"/>
-                <w:b w:val="false"/>
-                <w:u w:val="none"/>
-                <w:sz w:val="22"/>
-                <w:szCs w:val="22"/>
-                <w:color w:val="000000"/>
-              </w:rPr>
-            </w:pPr>
-            <w:r>
-              <w:rPr>
-                <w:rFonts w:ascii="Helvetica" w:hAnsi="Helvetica" w:eastAsia="Helvetica" w:cs="Helvetica"/>
-                <w:i w:val="false"/>
-                <w:b w:val="false"/>
-                <w:u w:val="none"/>
-                <w:sz w:val="22"/>
-                <w:szCs w:val="22"/>
-                <w:color w:val="000000"/>
-              </w:rPr>
-              <w:t xml:space="preserve">0.580</w:t>
+              <w:t xml:space="preserve">0.63</w:t>
+            </w:r>
+          </w:p>
+        </w:tc>
+        <w:tc>
+          <w:tcPr>
+            <w:tcBorders>
+              <w:bottom w:val="none" w:sz="0" w:space="0" w:color="000000"/>
+              <w:top w:val="none" w:sz="0" w:space="0" w:color="000000"/>
+              <w:left w:val="none" w:sz="0" w:space="0" w:color="000000"/>
+              <w:right w:val="none" w:sz="0" w:space="0" w:color="000000"/>
+            </w:tcBorders>
+            <w:shd w:val="clear" w:color="auto" w:fill="FFFFFF"/>
+            <w:tcMar>
+              <w:top w:w="0" w:type="dxa"/>
+              <w:bottom w:w="0" w:type="dxa"/>
+              <w:left w:w="0" w:type="dxa"/>
+              <w:right w:w="0" w:type="dxa"/>
+            </w:tcMar>
+            <w:vAlign w:val="top"/>
+          </w:tcPr>
+          <w:p>
+            <w:pPr>
+              <w:pStyle w:val="Normal"/>
+              <w:jc w:val="center"/>
+              <w:pBdr>
+                <w:bottom w:val="none" w:sz="0" w:space="0" w:color="000000"/>
+                <w:top w:val="none" w:sz="0" w:space="0" w:color="000000"/>
+                <w:left w:val="none" w:sz="0" w:space="0" w:color="000000"/>
+                <w:right w:val="none" w:sz="0" w:space="0" w:color="000000"/>
+              </w:pBdr>
+              <w:spacing w:after="100" w:before="100" w:line="240"/>
+              <w:ind w:left="100" w:right="100" w:firstLine="0" w:firstLineChars="0"/>
+              <w:rPr>
+                <w:rFonts w:ascii="Helvetica" w:hAnsi="Helvetica" w:eastAsia="Helvetica" w:cs="Helvetica"/>
+                <w:i w:val="false"/>
+                <w:b w:val="false"/>
+                <w:u w:val="none"/>
+                <w:sz w:val="22"/>
+                <w:szCs w:val="22"/>
+                <w:color w:val="000000"/>
+              </w:rPr>
+            </w:pPr>
+            <w:r>
+              <w:rPr>
+                <w:rFonts w:ascii="Helvetica" w:hAnsi="Helvetica" w:eastAsia="Helvetica" w:cs="Helvetica"/>
+                <w:i w:val="false"/>
+                <w:b w:val="false"/>
+                <w:u w:val="none"/>
+                <w:sz w:val="22"/>
+                <w:szCs w:val="22"/>
+                <w:color w:val="000000"/>
+              </w:rPr>
+              <w:t xml:space="preserve">0.13, 3.07</w:t>
+            </w:r>
+          </w:p>
+        </w:tc>
+        <w:tc>
+          <w:tcPr>
+            <w:tcBorders>
+              <w:bottom w:val="none" w:sz="0" w:space="0" w:color="000000"/>
+              <w:top w:val="none" w:sz="0" w:space="0" w:color="000000"/>
+              <w:left w:val="none" w:sz="0" w:space="0" w:color="000000"/>
+              <w:right w:val="none" w:sz="0" w:space="0" w:color="000000"/>
+            </w:tcBorders>
+            <w:shd w:val="clear" w:color="auto" w:fill="FFFFFF"/>
+            <w:tcMar>
+              <w:top w:w="0" w:type="dxa"/>
+              <w:bottom w:w="0" w:type="dxa"/>
+              <w:left w:w="0" w:type="dxa"/>
+              <w:right w:w="0" w:type="dxa"/>
+            </w:tcMar>
+            <w:vAlign w:val="top"/>
+          </w:tcPr>
+          <w:p>
+            <w:pPr>
+              <w:pStyle w:val="Normal"/>
+              <w:jc w:val="center"/>
+              <w:pBdr>
+                <w:bottom w:val="none" w:sz="0" w:space="0" w:color="000000"/>
+                <w:top w:val="none" w:sz="0" w:space="0" w:color="000000"/>
+                <w:left w:val="none" w:sz="0" w:space="0" w:color="000000"/>
+                <w:right w:val="none" w:sz="0" w:space="0" w:color="000000"/>
+              </w:pBdr>
+              <w:spacing w:after="100" w:before="100" w:line="240"/>
+              <w:ind w:left="100" w:right="100" w:firstLine="0" w:firstLineChars="0"/>
+              <w:rPr>
+                <w:rFonts w:ascii="Helvetica" w:hAnsi="Helvetica" w:eastAsia="Helvetica" w:cs="Helvetica"/>
+                <w:i w:val="false"/>
+                <w:b w:val="false"/>
+                <w:u w:val="none"/>
+                <w:sz w:val="22"/>
+                <w:szCs w:val="22"/>
+                <w:color w:val="000000"/>
+              </w:rPr>
+            </w:pPr>
+            <w:r>
+              <w:rPr>
+                <w:rFonts w:ascii="Helvetica" w:hAnsi="Helvetica" w:eastAsia="Helvetica" w:cs="Helvetica"/>
+                <w:i w:val="false"/>
+                <w:b w:val="false"/>
+                <w:u w:val="none"/>
+                <w:sz w:val="22"/>
+                <w:szCs w:val="22"/>
+                <w:color w:val="000000"/>
+              </w:rPr>
+              <w:t xml:space="preserve">0.570</w:t>
             </w:r>
           </w:p>
         </w:tc>
@@ -6416,60 +6416,60 @@
                 <w:szCs w:val="22"/>
                 <w:color w:val="000000"/>
               </w:rPr>
-              <w:t xml:space="preserve">0.01</w:t>
-            </w:r>
-          </w:p>
-        </w:tc>
-        <w:tc>
-          <w:tcPr>
-            <w:tcBorders>
-              <w:bottom w:val="none" w:sz="0" w:space="0" w:color="000000"/>
-              <w:top w:val="none" w:sz="0" w:space="0" w:color="000000"/>
-              <w:left w:val="none" w:sz="0" w:space="0" w:color="000000"/>
-              <w:right w:val="none" w:sz="0" w:space="0" w:color="000000"/>
-            </w:tcBorders>
-            <w:shd w:val="clear" w:color="auto" w:fill="FFFFFF"/>
-            <w:tcMar>
-              <w:top w:w="0" w:type="dxa"/>
-              <w:bottom w:w="0" w:type="dxa"/>
-              <w:left w:w="0" w:type="dxa"/>
-              <w:right w:w="0" w:type="dxa"/>
-            </w:tcMar>
-            <w:vAlign w:val="top"/>
-          </w:tcPr>
-          <w:p>
-            <w:pPr>
-              <w:pStyle w:val="Normal"/>
-              <w:jc w:val="center"/>
-              <w:pBdr>
-                <w:bottom w:val="none" w:sz="0" w:space="0" w:color="000000"/>
-                <w:top w:val="none" w:sz="0" w:space="0" w:color="000000"/>
-                <w:left w:val="none" w:sz="0" w:space="0" w:color="000000"/>
-                <w:right w:val="none" w:sz="0" w:space="0" w:color="000000"/>
-              </w:pBdr>
-              <w:spacing w:after="100" w:before="100" w:line="240"/>
-              <w:ind w:left="100" w:right="100" w:firstLine="0" w:firstLineChars="0"/>
-              <w:rPr>
-                <w:rFonts w:ascii="Helvetica" w:hAnsi="Helvetica" w:eastAsia="Helvetica" w:cs="Helvetica"/>
-                <w:i w:val="false"/>
-                <w:b w:val="false"/>
-                <w:u w:val="none"/>
-                <w:sz w:val="22"/>
-                <w:szCs w:val="22"/>
-                <w:color w:val="000000"/>
-              </w:rPr>
-            </w:pPr>
-            <w:r>
-              <w:rPr>
-                <w:rFonts w:ascii="Helvetica" w:hAnsi="Helvetica" w:eastAsia="Helvetica" w:cs="Helvetica"/>
-                <w:i w:val="false"/>
-                <w:b w:val="false"/>
-                <w:u w:val="none"/>
-                <w:sz w:val="22"/>
-                <w:szCs w:val="22"/>
-                <w:color w:val="000000"/>
-              </w:rPr>
-              <w:t xml:space="preserve">0.00, 0.44</w:t>
+              <w:t xml:space="preserve">0.00</w:t>
+            </w:r>
+          </w:p>
+        </w:tc>
+        <w:tc>
+          <w:tcPr>
+            <w:tcBorders>
+              <w:bottom w:val="none" w:sz="0" w:space="0" w:color="000000"/>
+              <w:top w:val="none" w:sz="0" w:space="0" w:color="000000"/>
+              <w:left w:val="none" w:sz="0" w:space="0" w:color="000000"/>
+              <w:right w:val="none" w:sz="0" w:space="0" w:color="000000"/>
+            </w:tcBorders>
+            <w:shd w:val="clear" w:color="auto" w:fill="FFFFFF"/>
+            <w:tcMar>
+              <w:top w:w="0" w:type="dxa"/>
+              <w:bottom w:w="0" w:type="dxa"/>
+              <w:left w:w="0" w:type="dxa"/>
+              <w:right w:w="0" w:type="dxa"/>
+            </w:tcMar>
+            <w:vAlign w:val="top"/>
+          </w:tcPr>
+          <w:p>
+            <w:pPr>
+              <w:pStyle w:val="Normal"/>
+              <w:jc w:val="center"/>
+              <w:pBdr>
+                <w:bottom w:val="none" w:sz="0" w:space="0" w:color="000000"/>
+                <w:top w:val="none" w:sz="0" w:space="0" w:color="000000"/>
+                <w:left w:val="none" w:sz="0" w:space="0" w:color="000000"/>
+                <w:right w:val="none" w:sz="0" w:space="0" w:color="000000"/>
+              </w:pBdr>
+              <w:spacing w:after="100" w:before="100" w:line="240"/>
+              <w:ind w:left="100" w:right="100" w:firstLine="0" w:firstLineChars="0"/>
+              <w:rPr>
+                <w:rFonts w:ascii="Helvetica" w:hAnsi="Helvetica" w:eastAsia="Helvetica" w:cs="Helvetica"/>
+                <w:i w:val="false"/>
+                <w:b w:val="false"/>
+                <w:u w:val="none"/>
+                <w:sz w:val="22"/>
+                <w:szCs w:val="22"/>
+                <w:color w:val="000000"/>
+              </w:rPr>
+            </w:pPr>
+            <w:r>
+              <w:rPr>
+                <w:rFonts w:ascii="Helvetica" w:hAnsi="Helvetica" w:eastAsia="Helvetica" w:cs="Helvetica"/>
+                <w:i w:val="false"/>
+                <w:b w:val="false"/>
+                <w:u w:val="none"/>
+                <w:sz w:val="22"/>
+                <w:szCs w:val="22"/>
+                <w:color w:val="000000"/>
+              </w:rPr>
+              <w:t xml:space="preserve">0.00, 0.43</w:t>
             </w:r>
           </w:p>
         </w:tc>
@@ -6899,113 +6899,113 @@
                 <w:szCs w:val="22"/>
                 <w:color w:val="000000"/>
               </w:rPr>
-              <w:t xml:space="preserve">0.21</w:t>
-            </w:r>
-          </w:p>
-        </w:tc>
-        <w:tc>
-          <w:tcPr>
-            <w:tcBorders>
-              <w:bottom w:val="none" w:sz="0" w:space="0" w:color="000000"/>
-              <w:top w:val="none" w:sz="0" w:space="0" w:color="000000"/>
-              <w:left w:val="none" w:sz="0" w:space="0" w:color="000000"/>
-              <w:right w:val="none" w:sz="0" w:space="0" w:color="000000"/>
-            </w:tcBorders>
-            <w:shd w:val="clear" w:color="auto" w:fill="FFFFFF"/>
-            <w:tcMar>
-              <w:top w:w="0" w:type="dxa"/>
-              <w:bottom w:w="0" w:type="dxa"/>
-              <w:left w:w="0" w:type="dxa"/>
-              <w:right w:w="0" w:type="dxa"/>
-            </w:tcMar>
-            <w:vAlign w:val="top"/>
-          </w:tcPr>
-          <w:p>
-            <w:pPr>
-              <w:pStyle w:val="Normal"/>
-              <w:jc w:val="center"/>
-              <w:pBdr>
-                <w:bottom w:val="none" w:sz="0" w:space="0" w:color="000000"/>
-                <w:top w:val="none" w:sz="0" w:space="0" w:color="000000"/>
-                <w:left w:val="none" w:sz="0" w:space="0" w:color="000000"/>
-                <w:right w:val="none" w:sz="0" w:space="0" w:color="000000"/>
-              </w:pBdr>
-              <w:spacing w:after="100" w:before="100" w:line="240"/>
-              <w:ind w:left="100" w:right="100" w:firstLine="0" w:firstLineChars="0"/>
-              <w:rPr>
-                <w:rFonts w:ascii="Helvetica" w:hAnsi="Helvetica" w:eastAsia="Helvetica" w:cs="Helvetica"/>
-                <w:i w:val="false"/>
-                <w:b w:val="false"/>
-                <w:u w:val="none"/>
-                <w:sz w:val="22"/>
-                <w:szCs w:val="22"/>
-                <w:color w:val="000000"/>
-              </w:rPr>
-            </w:pPr>
-            <w:r>
-              <w:rPr>
-                <w:rFonts w:ascii="Helvetica" w:hAnsi="Helvetica" w:eastAsia="Helvetica" w:cs="Helvetica"/>
-                <w:i w:val="false"/>
-                <w:b w:val="false"/>
-                <w:u w:val="none"/>
-                <w:sz w:val="22"/>
-                <w:szCs w:val="22"/>
-                <w:color w:val="000000"/>
-              </w:rPr>
-              <w:t xml:space="preserve">0.01, 3.41</w:t>
-            </w:r>
-          </w:p>
-        </w:tc>
-        <w:tc>
-          <w:tcPr>
-            <w:tcBorders>
-              <w:bottom w:val="none" w:sz="0" w:space="0" w:color="000000"/>
-              <w:top w:val="none" w:sz="0" w:space="0" w:color="000000"/>
-              <w:left w:val="none" w:sz="0" w:space="0" w:color="000000"/>
-              <w:right w:val="none" w:sz="0" w:space="0" w:color="000000"/>
-            </w:tcBorders>
-            <w:shd w:val="clear" w:color="auto" w:fill="FFFFFF"/>
-            <w:tcMar>
-              <w:top w:w="0" w:type="dxa"/>
-              <w:bottom w:w="0" w:type="dxa"/>
-              <w:left w:w="0" w:type="dxa"/>
-              <w:right w:w="0" w:type="dxa"/>
-            </w:tcMar>
-            <w:vAlign w:val="top"/>
-          </w:tcPr>
-          <w:p>
-            <w:pPr>
-              <w:pStyle w:val="Normal"/>
-              <w:jc w:val="center"/>
-              <w:pBdr>
-                <w:bottom w:val="none" w:sz="0" w:space="0" w:color="000000"/>
-                <w:top w:val="none" w:sz="0" w:space="0" w:color="000000"/>
-                <w:left w:val="none" w:sz="0" w:space="0" w:color="000000"/>
-                <w:right w:val="none" w:sz="0" w:space="0" w:color="000000"/>
-              </w:pBdr>
-              <w:spacing w:after="100" w:before="100" w:line="240"/>
-              <w:ind w:left="100" w:right="100" w:firstLine="0" w:firstLineChars="0"/>
-              <w:rPr>
-                <w:rFonts w:ascii="Helvetica" w:hAnsi="Helvetica" w:eastAsia="Helvetica" w:cs="Helvetica"/>
-                <w:i w:val="false"/>
-                <w:b w:val="false"/>
-                <w:u w:val="none"/>
-                <w:sz w:val="22"/>
-                <w:szCs w:val="22"/>
-                <w:color w:val="000000"/>
-              </w:rPr>
-            </w:pPr>
-            <w:r>
-              <w:rPr>
-                <w:rFonts w:ascii="Helvetica" w:hAnsi="Helvetica" w:eastAsia="Helvetica" w:cs="Helvetica"/>
-                <w:i w:val="false"/>
-                <w:b w:val="false"/>
-                <w:u w:val="none"/>
-                <w:sz w:val="22"/>
-                <w:szCs w:val="22"/>
-                <w:color w:val="000000"/>
-              </w:rPr>
-              <w:t xml:space="preserve">0.270</w:t>
+              <w:t xml:space="preserve">0.22</w:t>
+            </w:r>
+          </w:p>
+        </w:tc>
+        <w:tc>
+          <w:tcPr>
+            <w:tcBorders>
+              <w:bottom w:val="none" w:sz="0" w:space="0" w:color="000000"/>
+              <w:top w:val="none" w:sz="0" w:space="0" w:color="000000"/>
+              <w:left w:val="none" w:sz="0" w:space="0" w:color="000000"/>
+              <w:right w:val="none" w:sz="0" w:space="0" w:color="000000"/>
+            </w:tcBorders>
+            <w:shd w:val="clear" w:color="auto" w:fill="FFFFFF"/>
+            <w:tcMar>
+              <w:top w:w="0" w:type="dxa"/>
+              <w:bottom w:w="0" w:type="dxa"/>
+              <w:left w:w="0" w:type="dxa"/>
+              <w:right w:w="0" w:type="dxa"/>
+            </w:tcMar>
+            <w:vAlign w:val="top"/>
+          </w:tcPr>
+          <w:p>
+            <w:pPr>
+              <w:pStyle w:val="Normal"/>
+              <w:jc w:val="center"/>
+              <w:pBdr>
+                <w:bottom w:val="none" w:sz="0" w:space="0" w:color="000000"/>
+                <w:top w:val="none" w:sz="0" w:space="0" w:color="000000"/>
+                <w:left w:val="none" w:sz="0" w:space="0" w:color="000000"/>
+                <w:right w:val="none" w:sz="0" w:space="0" w:color="000000"/>
+              </w:pBdr>
+              <w:spacing w:after="100" w:before="100" w:line="240"/>
+              <w:ind w:left="100" w:right="100" w:firstLine="0" w:firstLineChars="0"/>
+              <w:rPr>
+                <w:rFonts w:ascii="Helvetica" w:hAnsi="Helvetica" w:eastAsia="Helvetica" w:cs="Helvetica"/>
+                <w:i w:val="false"/>
+                <w:b w:val="false"/>
+                <w:u w:val="none"/>
+                <w:sz w:val="22"/>
+                <w:szCs w:val="22"/>
+                <w:color w:val="000000"/>
+              </w:rPr>
+            </w:pPr>
+            <w:r>
+              <w:rPr>
+                <w:rFonts w:ascii="Helvetica" w:hAnsi="Helvetica" w:eastAsia="Helvetica" w:cs="Helvetica"/>
+                <w:i w:val="false"/>
+                <w:b w:val="false"/>
+                <w:u w:val="none"/>
+                <w:sz w:val="22"/>
+                <w:szCs w:val="22"/>
+                <w:color w:val="000000"/>
+              </w:rPr>
+              <w:t xml:space="preserve">0.01, 3.46</w:t>
+            </w:r>
+          </w:p>
+        </w:tc>
+        <w:tc>
+          <w:tcPr>
+            <w:tcBorders>
+              <w:bottom w:val="none" w:sz="0" w:space="0" w:color="000000"/>
+              <w:top w:val="none" w:sz="0" w:space="0" w:color="000000"/>
+              <w:left w:val="none" w:sz="0" w:space="0" w:color="000000"/>
+              <w:right w:val="none" w:sz="0" w:space="0" w:color="000000"/>
+            </w:tcBorders>
+            <w:shd w:val="clear" w:color="auto" w:fill="FFFFFF"/>
+            <w:tcMar>
+              <w:top w:w="0" w:type="dxa"/>
+              <w:bottom w:w="0" w:type="dxa"/>
+              <w:left w:w="0" w:type="dxa"/>
+              <w:right w:w="0" w:type="dxa"/>
+            </w:tcMar>
+            <w:vAlign w:val="top"/>
+          </w:tcPr>
+          <w:p>
+            <w:pPr>
+              <w:pStyle w:val="Normal"/>
+              <w:jc w:val="center"/>
+              <w:pBdr>
+                <w:bottom w:val="none" w:sz="0" w:space="0" w:color="000000"/>
+                <w:top w:val="none" w:sz="0" w:space="0" w:color="000000"/>
+                <w:left w:val="none" w:sz="0" w:space="0" w:color="000000"/>
+                <w:right w:val="none" w:sz="0" w:space="0" w:color="000000"/>
+              </w:pBdr>
+              <w:spacing w:after="100" w:before="100" w:line="240"/>
+              <w:ind w:left="100" w:right="100" w:firstLine="0" w:firstLineChars="0"/>
+              <w:rPr>
+                <w:rFonts w:ascii="Helvetica" w:hAnsi="Helvetica" w:eastAsia="Helvetica" w:cs="Helvetica"/>
+                <w:i w:val="false"/>
+                <w:b w:val="false"/>
+                <w:u w:val="none"/>
+                <w:sz w:val="22"/>
+                <w:szCs w:val="22"/>
+                <w:color w:val="000000"/>
+              </w:rPr>
+            </w:pPr>
+            <w:r>
+              <w:rPr>
+                <w:rFonts w:ascii="Helvetica" w:hAnsi="Helvetica" w:eastAsia="Helvetica" w:cs="Helvetica"/>
+                <w:i w:val="false"/>
+                <w:b w:val="false"/>
+                <w:u w:val="none"/>
+                <w:sz w:val="22"/>
+                <w:szCs w:val="22"/>
+                <w:color w:val="000000"/>
+              </w:rPr>
+              <w:t xml:space="preserve">0.280</w:t>
             </w:r>
           </w:p>
         </w:tc>
@@ -7435,60 +7435,60 @@
                 <w:szCs w:val="22"/>
                 <w:color w:val="000000"/>
               </w:rPr>
-              <w:t xml:space="preserve">0.00, 2.58</w:t>
-            </w:r>
-          </w:p>
-        </w:tc>
-        <w:tc>
-          <w:tcPr>
-            <w:tcBorders>
-              <w:bottom w:val="none" w:sz="0" w:space="0" w:color="000000"/>
-              <w:top w:val="none" w:sz="0" w:space="0" w:color="000000"/>
-              <w:left w:val="none" w:sz="0" w:space="0" w:color="000000"/>
-              <w:right w:val="none" w:sz="0" w:space="0" w:color="000000"/>
-            </w:tcBorders>
-            <w:shd w:val="clear" w:color="auto" w:fill="FFFFFF"/>
-            <w:tcMar>
-              <w:top w:w="0" w:type="dxa"/>
-              <w:bottom w:w="0" w:type="dxa"/>
-              <w:left w:w="0" w:type="dxa"/>
-              <w:right w:w="0" w:type="dxa"/>
-            </w:tcMar>
-            <w:vAlign w:val="top"/>
-          </w:tcPr>
-          <w:p>
-            <w:pPr>
-              <w:pStyle w:val="Normal"/>
-              <w:jc w:val="center"/>
-              <w:pBdr>
-                <w:bottom w:val="none" w:sz="0" w:space="0" w:color="000000"/>
-                <w:top w:val="none" w:sz="0" w:space="0" w:color="000000"/>
-                <w:left w:val="none" w:sz="0" w:space="0" w:color="000000"/>
-                <w:right w:val="none" w:sz="0" w:space="0" w:color="000000"/>
-              </w:pBdr>
-              <w:spacing w:after="100" w:before="100" w:line="240"/>
-              <w:ind w:left="100" w:right="100" w:firstLine="0" w:firstLineChars="0"/>
-              <w:rPr>
-                <w:rFonts w:ascii="Helvetica" w:hAnsi="Helvetica" w:eastAsia="Helvetica" w:cs="Helvetica"/>
-                <w:i w:val="false"/>
-                <w:b w:val="false"/>
-                <w:u w:val="none"/>
-                <w:sz w:val="22"/>
-                <w:szCs w:val="22"/>
-                <w:color w:val="000000"/>
-              </w:rPr>
-            </w:pPr>
-            <w:r>
-              <w:rPr>
-                <w:rFonts w:ascii="Helvetica" w:hAnsi="Helvetica" w:eastAsia="Helvetica" w:cs="Helvetica"/>
-                <w:i w:val="false"/>
-                <w:b w:val="false"/>
-                <w:u w:val="none"/>
-                <w:sz w:val="22"/>
-                <w:szCs w:val="22"/>
-                <w:color w:val="000000"/>
-              </w:rPr>
-              <w:t xml:space="preserve">0.140</w:t>
+              <w:t xml:space="preserve">0.00, 2.44</w:t>
+            </w:r>
+          </w:p>
+        </w:tc>
+        <w:tc>
+          <w:tcPr>
+            <w:tcBorders>
+              <w:bottom w:val="none" w:sz="0" w:space="0" w:color="000000"/>
+              <w:top w:val="none" w:sz="0" w:space="0" w:color="000000"/>
+              <w:left w:val="none" w:sz="0" w:space="0" w:color="000000"/>
+              <w:right w:val="none" w:sz="0" w:space="0" w:color="000000"/>
+            </w:tcBorders>
+            <w:shd w:val="clear" w:color="auto" w:fill="FFFFFF"/>
+            <w:tcMar>
+              <w:top w:w="0" w:type="dxa"/>
+              <w:bottom w:w="0" w:type="dxa"/>
+              <w:left w:w="0" w:type="dxa"/>
+              <w:right w:w="0" w:type="dxa"/>
+            </w:tcMar>
+            <w:vAlign w:val="top"/>
+          </w:tcPr>
+          <w:p>
+            <w:pPr>
+              <w:pStyle w:val="Normal"/>
+              <w:jc w:val="center"/>
+              <w:pBdr>
+                <w:bottom w:val="none" w:sz="0" w:space="0" w:color="000000"/>
+                <w:top w:val="none" w:sz="0" w:space="0" w:color="000000"/>
+                <w:left w:val="none" w:sz="0" w:space="0" w:color="000000"/>
+                <w:right w:val="none" w:sz="0" w:space="0" w:color="000000"/>
+              </w:pBdr>
+              <w:spacing w:after="100" w:before="100" w:line="240"/>
+              <w:ind w:left="100" w:right="100" w:firstLine="0" w:firstLineChars="0"/>
+              <w:rPr>
+                <w:rFonts w:ascii="Helvetica" w:hAnsi="Helvetica" w:eastAsia="Helvetica" w:cs="Helvetica"/>
+                <w:i w:val="false"/>
+                <w:b w:val="false"/>
+                <w:u w:val="none"/>
+                <w:sz w:val="22"/>
+                <w:szCs w:val="22"/>
+                <w:color w:val="000000"/>
+              </w:rPr>
+            </w:pPr>
+            <w:r>
+              <w:rPr>
+                <w:rFonts w:ascii="Helvetica" w:hAnsi="Helvetica" w:eastAsia="Helvetica" w:cs="Helvetica"/>
+                <w:i w:val="false"/>
+                <w:b w:val="false"/>
+                <w:u w:val="none"/>
+                <w:sz w:val="22"/>
+                <w:szCs w:val="22"/>
+                <w:color w:val="000000"/>
+              </w:rPr>
+              <w:t xml:space="preserve">0.130</w:t>
             </w:r>
           </w:p>
         </w:tc>
@@ -7918,60 +7918,60 @@
                 <w:szCs w:val="22"/>
                 <w:color w:val="000000"/>
               </w:rPr>
-              <w:t xml:space="preserve">0.00, 0.80</w:t>
-            </w:r>
-          </w:p>
-        </w:tc>
-        <w:tc>
-          <w:tcPr>
-            <w:tcBorders>
-              <w:bottom w:val="none" w:sz="0" w:space="0" w:color="000000"/>
-              <w:top w:val="none" w:sz="0" w:space="0" w:color="000000"/>
-              <w:left w:val="none" w:sz="0" w:space="0" w:color="000000"/>
-              <w:right w:val="none" w:sz="0" w:space="0" w:color="000000"/>
-            </w:tcBorders>
-            <w:shd w:val="clear" w:color="auto" w:fill="FFFFFF"/>
-            <w:tcMar>
-              <w:top w:w="0" w:type="dxa"/>
-              <w:bottom w:w="0" w:type="dxa"/>
-              <w:left w:w="0" w:type="dxa"/>
-              <w:right w:w="0" w:type="dxa"/>
-            </w:tcMar>
-            <w:vAlign w:val="top"/>
-          </w:tcPr>
-          <w:p>
-            <w:pPr>
-              <w:pStyle w:val="Normal"/>
-              <w:jc w:val="center"/>
-              <w:pBdr>
-                <w:bottom w:val="none" w:sz="0" w:space="0" w:color="000000"/>
-                <w:top w:val="none" w:sz="0" w:space="0" w:color="000000"/>
-                <w:left w:val="none" w:sz="0" w:space="0" w:color="000000"/>
-                <w:right w:val="none" w:sz="0" w:space="0" w:color="000000"/>
-              </w:pBdr>
-              <w:spacing w:after="100" w:before="100" w:line="240"/>
-              <w:ind w:left="100" w:right="100" w:firstLine="0" w:firstLineChars="0"/>
-              <w:rPr>
-                <w:rFonts w:ascii="Helvetica" w:hAnsi="Helvetica" w:eastAsia="Helvetica" w:cs="Helvetica"/>
-                <w:i w:val="false"/>
-                <w:b w:val="false"/>
-                <w:u w:val="none"/>
-                <w:sz w:val="22"/>
-                <w:szCs w:val="22"/>
-                <w:color w:val="000000"/>
-              </w:rPr>
-            </w:pPr>
-            <w:r>
-              <w:rPr>
-                <w:rFonts w:ascii="Helvetica" w:hAnsi="Helvetica" w:eastAsia="Helvetica" w:cs="Helvetica"/>
-                <w:i w:val="false"/>
-                <w:b w:val="false"/>
-                <w:u w:val="none"/>
-                <w:sz w:val="22"/>
-                <w:szCs w:val="22"/>
-                <w:color w:val="000000"/>
-              </w:rPr>
-              <w:t xml:space="preserve">0.037</w:t>
+              <w:t xml:space="preserve">0.00, 0.81</w:t>
+            </w:r>
+          </w:p>
+        </w:tc>
+        <w:tc>
+          <w:tcPr>
+            <w:tcBorders>
+              <w:bottom w:val="none" w:sz="0" w:space="0" w:color="000000"/>
+              <w:top w:val="none" w:sz="0" w:space="0" w:color="000000"/>
+              <w:left w:val="none" w:sz="0" w:space="0" w:color="000000"/>
+              <w:right w:val="none" w:sz="0" w:space="0" w:color="000000"/>
+            </w:tcBorders>
+            <w:shd w:val="clear" w:color="auto" w:fill="FFFFFF"/>
+            <w:tcMar>
+              <w:top w:w="0" w:type="dxa"/>
+              <w:bottom w:w="0" w:type="dxa"/>
+              <w:left w:w="0" w:type="dxa"/>
+              <w:right w:w="0" w:type="dxa"/>
+            </w:tcMar>
+            <w:vAlign w:val="top"/>
+          </w:tcPr>
+          <w:p>
+            <w:pPr>
+              <w:pStyle w:val="Normal"/>
+              <w:jc w:val="center"/>
+              <w:pBdr>
+                <w:bottom w:val="none" w:sz="0" w:space="0" w:color="000000"/>
+                <w:top w:val="none" w:sz="0" w:space="0" w:color="000000"/>
+                <w:left w:val="none" w:sz="0" w:space="0" w:color="000000"/>
+                <w:right w:val="none" w:sz="0" w:space="0" w:color="000000"/>
+              </w:pBdr>
+              <w:spacing w:after="100" w:before="100" w:line="240"/>
+              <w:ind w:left="100" w:right="100" w:firstLine="0" w:firstLineChars="0"/>
+              <w:rPr>
+                <w:rFonts w:ascii="Helvetica" w:hAnsi="Helvetica" w:eastAsia="Helvetica" w:cs="Helvetica"/>
+                <w:i w:val="false"/>
+                <w:b w:val="false"/>
+                <w:u w:val="none"/>
+                <w:sz w:val="22"/>
+                <w:szCs w:val="22"/>
+                <w:color w:val="000000"/>
+              </w:rPr>
+            </w:pPr>
+            <w:r>
+              <w:rPr>
+                <w:rFonts w:ascii="Helvetica" w:hAnsi="Helvetica" w:eastAsia="Helvetica" w:cs="Helvetica"/>
+                <w:i w:val="false"/>
+                <w:b w:val="false"/>
+                <w:u w:val="none"/>
+                <w:sz w:val="22"/>
+                <w:szCs w:val="22"/>
+                <w:color w:val="000000"/>
+              </w:rPr>
+              <w:t xml:space="preserve">0.038</w:t>
             </w:r>
           </w:p>
         </w:tc>
@@ -10280,113 +10280,113 @@
                 <w:szCs w:val="22"/>
                 <w:color w:val="000000"/>
               </w:rPr>
-              <w:t xml:space="preserve">59.7</w:t>
-            </w:r>
-          </w:p>
-        </w:tc>
-        <w:tc>
-          <w:tcPr>
-            <w:tcBorders>
-              <w:bottom w:val="none" w:sz="0" w:space="0" w:color="000000"/>
-              <w:top w:val="none" w:sz="0" w:space="0" w:color="000000"/>
-              <w:left w:val="none" w:sz="0" w:space="0" w:color="000000"/>
-              <w:right w:val="none" w:sz="0" w:space="0" w:color="000000"/>
-            </w:tcBorders>
-            <w:shd w:val="clear" w:color="auto" w:fill="FFFFFF"/>
-            <w:tcMar>
-              <w:top w:w="0" w:type="dxa"/>
-              <w:bottom w:w="0" w:type="dxa"/>
-              <w:left w:w="0" w:type="dxa"/>
-              <w:right w:w="0" w:type="dxa"/>
-            </w:tcMar>
-            <w:vAlign w:val="top"/>
-          </w:tcPr>
-          <w:p>
-            <w:pPr>
-              <w:pStyle w:val="Normal"/>
-              <w:jc w:val="center"/>
-              <w:pBdr>
-                <w:bottom w:val="none" w:sz="0" w:space="0" w:color="000000"/>
-                <w:top w:val="none" w:sz="0" w:space="0" w:color="000000"/>
-                <w:left w:val="none" w:sz="0" w:space="0" w:color="000000"/>
-                <w:right w:val="none" w:sz="0" w:space="0" w:color="000000"/>
-              </w:pBdr>
-              <w:spacing w:after="100" w:before="100" w:line="240"/>
-              <w:ind w:left="100" w:right="100" w:firstLine="0" w:firstLineChars="0"/>
-              <w:rPr>
-                <w:rFonts w:ascii="Helvetica" w:hAnsi="Helvetica" w:eastAsia="Helvetica" w:cs="Helvetica"/>
-                <w:i w:val="false"/>
-                <w:b w:val="false"/>
-                <w:u w:val="none"/>
-                <w:sz w:val="22"/>
-                <w:szCs w:val="22"/>
-                <w:color w:val="000000"/>
-              </w:rPr>
-            </w:pPr>
-            <w:r>
-              <w:rPr>
-                <w:rFonts w:ascii="Helvetica" w:hAnsi="Helvetica" w:eastAsia="Helvetica" w:cs="Helvetica"/>
-                <w:i w:val="false"/>
-                <w:b w:val="false"/>
-                <w:u w:val="none"/>
-                <w:sz w:val="22"/>
-                <w:szCs w:val="22"/>
-                <w:color w:val="000000"/>
-              </w:rPr>
-              <w:t xml:space="preserve">2.42, 1,470</w:t>
-            </w:r>
-          </w:p>
-        </w:tc>
-        <w:tc>
-          <w:tcPr>
-            <w:tcBorders>
-              <w:bottom w:val="none" w:sz="0" w:space="0" w:color="000000"/>
-              <w:top w:val="none" w:sz="0" w:space="0" w:color="000000"/>
-              <w:left w:val="none" w:sz="0" w:space="0" w:color="000000"/>
-              <w:right w:val="none" w:sz="0" w:space="0" w:color="000000"/>
-            </w:tcBorders>
-            <w:shd w:val="clear" w:color="auto" w:fill="FFFFFF"/>
-            <w:tcMar>
-              <w:top w:w="0" w:type="dxa"/>
-              <w:bottom w:w="0" w:type="dxa"/>
-              <w:left w:w="0" w:type="dxa"/>
-              <w:right w:w="0" w:type="dxa"/>
-            </w:tcMar>
-            <w:vAlign w:val="top"/>
-          </w:tcPr>
-          <w:p>
-            <w:pPr>
-              <w:pStyle w:val="Normal"/>
-              <w:jc w:val="center"/>
-              <w:pBdr>
-                <w:bottom w:val="none" w:sz="0" w:space="0" w:color="000000"/>
-                <w:top w:val="none" w:sz="0" w:space="0" w:color="000000"/>
-                <w:left w:val="none" w:sz="0" w:space="0" w:color="000000"/>
-                <w:right w:val="none" w:sz="0" w:space="0" w:color="000000"/>
-              </w:pBdr>
-              <w:spacing w:after="100" w:before="100" w:line="240"/>
-              <w:ind w:left="100" w:right="100" w:firstLine="0" w:firstLineChars="0"/>
-              <w:rPr>
-                <w:rFonts w:ascii="Helvetica" w:hAnsi="Helvetica" w:eastAsia="Helvetica" w:cs="Helvetica"/>
-                <w:i w:val="false"/>
-                <w:b w:val="false"/>
-                <w:u w:val="none"/>
-                <w:sz w:val="22"/>
-                <w:szCs w:val="22"/>
-                <w:color w:val="000000"/>
-              </w:rPr>
-            </w:pPr>
-            <w:r>
-              <w:rPr>
-                <w:rFonts w:ascii="Helvetica" w:hAnsi="Helvetica" w:eastAsia="Helvetica" w:cs="Helvetica"/>
-                <w:i w:val="false"/>
-                <w:b w:val="false"/>
-                <w:u w:val="none"/>
-                <w:sz w:val="22"/>
-                <w:szCs w:val="22"/>
-                <w:color w:val="000000"/>
-              </w:rPr>
-              <w:t xml:space="preserve">0.012</w:t>
+              <w:t xml:space="preserve">62.2</w:t>
+            </w:r>
+          </w:p>
+        </w:tc>
+        <w:tc>
+          <w:tcPr>
+            <w:tcBorders>
+              <w:bottom w:val="none" w:sz="0" w:space="0" w:color="000000"/>
+              <w:top w:val="none" w:sz="0" w:space="0" w:color="000000"/>
+              <w:left w:val="none" w:sz="0" w:space="0" w:color="000000"/>
+              <w:right w:val="none" w:sz="0" w:space="0" w:color="000000"/>
+            </w:tcBorders>
+            <w:shd w:val="clear" w:color="auto" w:fill="FFFFFF"/>
+            <w:tcMar>
+              <w:top w:w="0" w:type="dxa"/>
+              <w:bottom w:w="0" w:type="dxa"/>
+              <w:left w:w="0" w:type="dxa"/>
+              <w:right w:w="0" w:type="dxa"/>
+            </w:tcMar>
+            <w:vAlign w:val="top"/>
+          </w:tcPr>
+          <w:p>
+            <w:pPr>
+              <w:pStyle w:val="Normal"/>
+              <w:jc w:val="center"/>
+              <w:pBdr>
+                <w:bottom w:val="none" w:sz="0" w:space="0" w:color="000000"/>
+                <w:top w:val="none" w:sz="0" w:space="0" w:color="000000"/>
+                <w:left w:val="none" w:sz="0" w:space="0" w:color="000000"/>
+                <w:right w:val="none" w:sz="0" w:space="0" w:color="000000"/>
+              </w:pBdr>
+              <w:spacing w:after="100" w:before="100" w:line="240"/>
+              <w:ind w:left="100" w:right="100" w:firstLine="0" w:firstLineChars="0"/>
+              <w:rPr>
+                <w:rFonts w:ascii="Helvetica" w:hAnsi="Helvetica" w:eastAsia="Helvetica" w:cs="Helvetica"/>
+                <w:i w:val="false"/>
+                <w:b w:val="false"/>
+                <w:u w:val="none"/>
+                <w:sz w:val="22"/>
+                <w:szCs w:val="22"/>
+                <w:color w:val="000000"/>
+              </w:rPr>
+            </w:pPr>
+            <w:r>
+              <w:rPr>
+                <w:rFonts w:ascii="Helvetica" w:hAnsi="Helvetica" w:eastAsia="Helvetica" w:cs="Helvetica"/>
+                <w:i w:val="false"/>
+                <w:b w:val="false"/>
+                <w:u w:val="none"/>
+                <w:sz w:val="22"/>
+                <w:szCs w:val="22"/>
+                <w:color w:val="000000"/>
+              </w:rPr>
+              <w:t xml:space="preserve">2.60, 1,485</w:t>
+            </w:r>
+          </w:p>
+        </w:tc>
+        <w:tc>
+          <w:tcPr>
+            <w:tcBorders>
+              <w:bottom w:val="none" w:sz="0" w:space="0" w:color="000000"/>
+              <w:top w:val="none" w:sz="0" w:space="0" w:color="000000"/>
+              <w:left w:val="none" w:sz="0" w:space="0" w:color="000000"/>
+              <w:right w:val="none" w:sz="0" w:space="0" w:color="000000"/>
+            </w:tcBorders>
+            <w:shd w:val="clear" w:color="auto" w:fill="FFFFFF"/>
+            <w:tcMar>
+              <w:top w:w="0" w:type="dxa"/>
+              <w:bottom w:w="0" w:type="dxa"/>
+              <w:left w:w="0" w:type="dxa"/>
+              <w:right w:w="0" w:type="dxa"/>
+            </w:tcMar>
+            <w:vAlign w:val="top"/>
+          </w:tcPr>
+          <w:p>
+            <w:pPr>
+              <w:pStyle w:val="Normal"/>
+              <w:jc w:val="center"/>
+              <w:pBdr>
+                <w:bottom w:val="none" w:sz="0" w:space="0" w:color="000000"/>
+                <w:top w:val="none" w:sz="0" w:space="0" w:color="000000"/>
+                <w:left w:val="none" w:sz="0" w:space="0" w:color="000000"/>
+                <w:right w:val="none" w:sz="0" w:space="0" w:color="000000"/>
+              </w:pBdr>
+              <w:spacing w:after="100" w:before="100" w:line="240"/>
+              <w:ind w:left="100" w:right="100" w:firstLine="0" w:firstLineChars="0"/>
+              <w:rPr>
+                <w:rFonts w:ascii="Helvetica" w:hAnsi="Helvetica" w:eastAsia="Helvetica" w:cs="Helvetica"/>
+                <w:i w:val="false"/>
+                <w:b w:val="false"/>
+                <w:u w:val="none"/>
+                <w:sz w:val="22"/>
+                <w:szCs w:val="22"/>
+                <w:color w:val="000000"/>
+              </w:rPr>
+            </w:pPr>
+            <w:r>
+              <w:rPr>
+                <w:rFonts w:ascii="Helvetica" w:hAnsi="Helvetica" w:eastAsia="Helvetica" w:cs="Helvetica"/>
+                <w:i w:val="false"/>
+                <w:b w:val="false"/>
+                <w:u w:val="none"/>
+                <w:sz w:val="22"/>
+                <w:szCs w:val="22"/>
+                <w:color w:val="000000"/>
+              </w:rPr>
+              <w:t xml:space="preserve">0.011</w:t>
             </w:r>
           </w:p>
         </w:tc>
@@ -10763,60 +10763,60 @@
                 <w:szCs w:val="22"/>
                 <w:color w:val="000000"/>
               </w:rPr>
-              <w:t xml:space="preserve">3.31</w:t>
-            </w:r>
-          </w:p>
-        </w:tc>
-        <w:tc>
-          <w:tcPr>
-            <w:tcBorders>
-              <w:bottom w:val="none" w:sz="0" w:space="0" w:color="000000"/>
-              <w:top w:val="none" w:sz="0" w:space="0" w:color="000000"/>
-              <w:left w:val="none" w:sz="0" w:space="0" w:color="000000"/>
-              <w:right w:val="none" w:sz="0" w:space="0" w:color="000000"/>
-            </w:tcBorders>
-            <w:shd w:val="clear" w:color="auto" w:fill="FFFFFF"/>
-            <w:tcMar>
-              <w:top w:w="0" w:type="dxa"/>
-              <w:bottom w:w="0" w:type="dxa"/>
-              <w:left w:w="0" w:type="dxa"/>
-              <w:right w:w="0" w:type="dxa"/>
-            </w:tcMar>
-            <w:vAlign w:val="top"/>
-          </w:tcPr>
-          <w:p>
-            <w:pPr>
-              <w:pStyle w:val="Normal"/>
-              <w:jc w:val="center"/>
-              <w:pBdr>
-                <w:bottom w:val="none" w:sz="0" w:space="0" w:color="000000"/>
-                <w:top w:val="none" w:sz="0" w:space="0" w:color="000000"/>
-                <w:left w:val="none" w:sz="0" w:space="0" w:color="000000"/>
-                <w:right w:val="none" w:sz="0" w:space="0" w:color="000000"/>
-              </w:pBdr>
-              <w:spacing w:after="100" w:before="100" w:line="240"/>
-              <w:ind w:left="100" w:right="100" w:firstLine="0" w:firstLineChars="0"/>
-              <w:rPr>
-                <w:rFonts w:ascii="Helvetica" w:hAnsi="Helvetica" w:eastAsia="Helvetica" w:cs="Helvetica"/>
-                <w:i w:val="false"/>
-                <w:b w:val="false"/>
-                <w:u w:val="none"/>
-                <w:sz w:val="22"/>
-                <w:szCs w:val="22"/>
-                <w:color w:val="000000"/>
-              </w:rPr>
-            </w:pPr>
-            <w:r>
-              <w:rPr>
-                <w:rFonts w:ascii="Helvetica" w:hAnsi="Helvetica" w:eastAsia="Helvetica" w:cs="Helvetica"/>
-                <w:i w:val="false"/>
-                <w:b w:val="false"/>
-                <w:u w:val="none"/>
-                <w:sz w:val="22"/>
-                <w:szCs w:val="22"/>
-                <w:color w:val="000000"/>
-              </w:rPr>
-              <w:t xml:space="preserve">0.47, 23.2</w:t>
+              <w:t xml:space="preserve">3.26</w:t>
+            </w:r>
+          </w:p>
+        </w:tc>
+        <w:tc>
+          <w:tcPr>
+            <w:tcBorders>
+              <w:bottom w:val="none" w:sz="0" w:space="0" w:color="000000"/>
+              <w:top w:val="none" w:sz="0" w:space="0" w:color="000000"/>
+              <w:left w:val="none" w:sz="0" w:space="0" w:color="000000"/>
+              <w:right w:val="none" w:sz="0" w:space="0" w:color="000000"/>
+            </w:tcBorders>
+            <w:shd w:val="clear" w:color="auto" w:fill="FFFFFF"/>
+            <w:tcMar>
+              <w:top w:w="0" w:type="dxa"/>
+              <w:bottom w:w="0" w:type="dxa"/>
+              <w:left w:w="0" w:type="dxa"/>
+              <w:right w:w="0" w:type="dxa"/>
+            </w:tcMar>
+            <w:vAlign w:val="top"/>
+          </w:tcPr>
+          <w:p>
+            <w:pPr>
+              <w:pStyle w:val="Normal"/>
+              <w:jc w:val="center"/>
+              <w:pBdr>
+                <w:bottom w:val="none" w:sz="0" w:space="0" w:color="000000"/>
+                <w:top w:val="none" w:sz="0" w:space="0" w:color="000000"/>
+                <w:left w:val="none" w:sz="0" w:space="0" w:color="000000"/>
+                <w:right w:val="none" w:sz="0" w:space="0" w:color="000000"/>
+              </w:pBdr>
+              <w:spacing w:after="100" w:before="100" w:line="240"/>
+              <w:ind w:left="100" w:right="100" w:firstLine="0" w:firstLineChars="0"/>
+              <w:rPr>
+                <w:rFonts w:ascii="Helvetica" w:hAnsi="Helvetica" w:eastAsia="Helvetica" w:cs="Helvetica"/>
+                <w:i w:val="false"/>
+                <w:b w:val="false"/>
+                <w:u w:val="none"/>
+                <w:sz w:val="22"/>
+                <w:szCs w:val="22"/>
+                <w:color w:val="000000"/>
+              </w:rPr>
+            </w:pPr>
+            <w:r>
+              <w:rPr>
+                <w:rFonts w:ascii="Helvetica" w:hAnsi="Helvetica" w:eastAsia="Helvetica" w:cs="Helvetica"/>
+                <w:i w:val="false"/>
+                <w:b w:val="false"/>
+                <w:u w:val="none"/>
+                <w:sz w:val="22"/>
+                <w:szCs w:val="22"/>
+                <w:color w:val="000000"/>
+              </w:rPr>
+              <w:t xml:space="preserve">0.47, 22.8</w:t>
             </w:r>
           </w:p>
         </w:tc>
@@ -11299,7 +11299,7 @@
                 <w:szCs w:val="22"/>
                 <w:color w:val="000000"/>
               </w:rPr>
-              <w:t xml:space="preserve">0.01, 1.68</w:t>
+              <w:t xml:space="preserve">0.01, 1.66</w:t>
             </w:r>
           </w:p>
         </w:tc>
@@ -11729,60 +11729,60 @@
                 <w:szCs w:val="22"/>
                 <w:color w:val="000000"/>
               </w:rPr>
-              <w:t xml:space="preserve">1.05</w:t>
-            </w:r>
-          </w:p>
-        </w:tc>
-        <w:tc>
-          <w:tcPr>
-            <w:tcBorders>
-              <w:bottom w:val="none" w:sz="0" w:space="0" w:color="000000"/>
-              <w:top w:val="none" w:sz="0" w:space="0" w:color="000000"/>
-              <w:left w:val="none" w:sz="0" w:space="0" w:color="000000"/>
-              <w:right w:val="none" w:sz="0" w:space="0" w:color="000000"/>
-            </w:tcBorders>
-            <w:shd w:val="clear" w:color="auto" w:fill="FFFFFF"/>
-            <w:tcMar>
-              <w:top w:w="0" w:type="dxa"/>
-              <w:bottom w:w="0" w:type="dxa"/>
-              <w:left w:w="0" w:type="dxa"/>
-              <w:right w:w="0" w:type="dxa"/>
-            </w:tcMar>
-            <w:vAlign w:val="top"/>
-          </w:tcPr>
-          <w:p>
-            <w:pPr>
-              <w:pStyle w:val="Normal"/>
-              <w:jc w:val="center"/>
-              <w:pBdr>
-                <w:bottom w:val="none" w:sz="0" w:space="0" w:color="000000"/>
-                <w:top w:val="none" w:sz="0" w:space="0" w:color="000000"/>
-                <w:left w:val="none" w:sz="0" w:space="0" w:color="000000"/>
-                <w:right w:val="none" w:sz="0" w:space="0" w:color="000000"/>
-              </w:pBdr>
-              <w:spacing w:after="100" w:before="100" w:line="240"/>
-              <w:ind w:left="100" w:right="100" w:firstLine="0" w:firstLineChars="0"/>
-              <w:rPr>
-                <w:rFonts w:ascii="Helvetica" w:hAnsi="Helvetica" w:eastAsia="Helvetica" w:cs="Helvetica"/>
-                <w:i w:val="false"/>
-                <w:b w:val="false"/>
-                <w:u w:val="none"/>
-                <w:sz w:val="22"/>
-                <w:szCs w:val="22"/>
-                <w:color w:val="000000"/>
-              </w:rPr>
-            </w:pPr>
-            <w:r>
-              <w:rPr>
-                <w:rFonts w:ascii="Helvetica" w:hAnsi="Helvetica" w:eastAsia="Helvetica" w:cs="Helvetica"/>
-                <w:i w:val="false"/>
-                <w:b w:val="false"/>
-                <w:u w:val="none"/>
-                <w:sz w:val="22"/>
-                <w:szCs w:val="22"/>
-                <w:color w:val="000000"/>
-              </w:rPr>
-              <w:t xml:space="preserve">0.00, 227</w:t>
+              <w:t xml:space="preserve">1.08</w:t>
+            </w:r>
+          </w:p>
+        </w:tc>
+        <w:tc>
+          <w:tcPr>
+            <w:tcBorders>
+              <w:bottom w:val="none" w:sz="0" w:space="0" w:color="000000"/>
+              <w:top w:val="none" w:sz="0" w:space="0" w:color="000000"/>
+              <w:left w:val="none" w:sz="0" w:space="0" w:color="000000"/>
+              <w:right w:val="none" w:sz="0" w:space="0" w:color="000000"/>
+            </w:tcBorders>
+            <w:shd w:val="clear" w:color="auto" w:fill="FFFFFF"/>
+            <w:tcMar>
+              <w:top w:w="0" w:type="dxa"/>
+              <w:bottom w:w="0" w:type="dxa"/>
+              <w:left w:w="0" w:type="dxa"/>
+              <w:right w:w="0" w:type="dxa"/>
+            </w:tcMar>
+            <w:vAlign w:val="top"/>
+          </w:tcPr>
+          <w:p>
+            <w:pPr>
+              <w:pStyle w:val="Normal"/>
+              <w:jc w:val="center"/>
+              <w:pBdr>
+                <w:bottom w:val="none" w:sz="0" w:space="0" w:color="000000"/>
+                <w:top w:val="none" w:sz="0" w:space="0" w:color="000000"/>
+                <w:left w:val="none" w:sz="0" w:space="0" w:color="000000"/>
+                <w:right w:val="none" w:sz="0" w:space="0" w:color="000000"/>
+              </w:pBdr>
+              <w:spacing w:after="100" w:before="100" w:line="240"/>
+              <w:ind w:left="100" w:right="100" w:firstLine="0" w:firstLineChars="0"/>
+              <w:rPr>
+                <w:rFonts w:ascii="Helvetica" w:hAnsi="Helvetica" w:eastAsia="Helvetica" w:cs="Helvetica"/>
+                <w:i w:val="false"/>
+                <w:b w:val="false"/>
+                <w:u w:val="none"/>
+                <w:sz w:val="22"/>
+                <w:szCs w:val="22"/>
+                <w:color w:val="000000"/>
+              </w:rPr>
+            </w:pPr>
+            <w:r>
+              <w:rPr>
+                <w:rFonts w:ascii="Helvetica" w:hAnsi="Helvetica" w:eastAsia="Helvetica" w:cs="Helvetica"/>
+                <w:i w:val="false"/>
+                <w:b w:val="false"/>
+                <w:u w:val="none"/>
+                <w:sz w:val="22"/>
+                <w:szCs w:val="22"/>
+                <w:color w:val="000000"/>
+              </w:rPr>
+              <w:t xml:space="preserve">0.01, 228</w:t>
             </w:r>
           </w:p>
         </w:tc>
@@ -12801,7 +12801,7 @@
                 <w:szCs w:val="22"/>
                 <w:color w:val="000000"/>
               </w:rPr>
-              <w:t xml:space="preserve">0.870</w:t>
+              <w:t xml:space="preserve">0.880</w:t>
             </w:r>
           </w:p>
         </w:tc>
@@ -13291,7 +13291,7 @@
       </w:tr>
       <w:tr>
         <w:trPr>
-          <w:trHeight w:val="598" w:hRule="auto"/>
+          <w:trHeight w:val="616" w:hRule="auto"/>
         </w:trPr>
         body27
         <w:tc>
@@ -13343,7 +13343,7 @@
                 <w:szCs w:val="22"/>
                 <w:color w:val="000000"/>
               </w:rPr>
-              <w:t xml:space="preserve">steroids</w:t>
+              <w:t xml:space="preserve">thyroid</w:t>
             </w:r>
           </w:p>
         </w:tc>
@@ -13449,113 +13449,113 @@
                 <w:szCs w:val="22"/>
                 <w:color w:val="000000"/>
               </w:rPr>
-              <w:t xml:space="preserve">22,391</w:t>
-            </w:r>
-          </w:p>
-        </w:tc>
-        <w:tc>
-          <w:tcPr>
-            <w:tcBorders>
-              <w:bottom w:val="none" w:sz="0" w:space="0" w:color="000000"/>
-              <w:top w:val="none" w:sz="0" w:space="0" w:color="000000"/>
-              <w:left w:val="none" w:sz="0" w:space="0" w:color="000000"/>
-              <w:right w:val="none" w:sz="0" w:space="0" w:color="000000"/>
-            </w:tcBorders>
-            <w:shd w:val="clear" w:color="auto" w:fill="FFFFFF"/>
-            <w:tcMar>
-              <w:top w:w="0" w:type="dxa"/>
-              <w:bottom w:w="0" w:type="dxa"/>
-              <w:left w:w="0" w:type="dxa"/>
-              <w:right w:w="0" w:type="dxa"/>
-            </w:tcMar>
-            <w:vAlign w:val="top"/>
-          </w:tcPr>
-          <w:p>
-            <w:pPr>
-              <w:pStyle w:val="Normal"/>
-              <w:jc w:val="center"/>
-              <w:pBdr>
-                <w:bottom w:val="none" w:sz="0" w:space="0" w:color="000000"/>
-                <w:top w:val="none" w:sz="0" w:space="0" w:color="000000"/>
-                <w:left w:val="none" w:sz="0" w:space="0" w:color="000000"/>
-                <w:right w:val="none" w:sz="0" w:space="0" w:color="000000"/>
-              </w:pBdr>
-              <w:spacing w:after="100" w:before="100" w:line="240"/>
-              <w:ind w:left="100" w:right="100" w:firstLine="0" w:firstLineChars="0"/>
-              <w:rPr>
-                <w:rFonts w:ascii="Helvetica" w:hAnsi="Helvetica" w:eastAsia="Helvetica" w:cs="Helvetica"/>
-                <w:i w:val="false"/>
-                <w:b w:val="false"/>
-                <w:u w:val="none"/>
-                <w:sz w:val="22"/>
-                <w:szCs w:val="22"/>
-                <w:color w:val="000000"/>
-              </w:rPr>
-            </w:pPr>
-            <w:r>
-              <w:rPr>
-                <w:rFonts w:ascii="Helvetica" w:hAnsi="Helvetica" w:eastAsia="Helvetica" w:cs="Helvetica"/>
-                <w:i w:val="false"/>
-                <w:b w:val="false"/>
-                <w:u w:val="none"/>
-                <w:sz w:val="22"/>
-                <w:szCs w:val="22"/>
-                <w:color w:val="000000"/>
-              </w:rPr>
-              <w:t xml:space="preserve">2,914, 172,060</w:t>
-            </w:r>
-          </w:p>
-        </w:tc>
-        <w:tc>
-          <w:tcPr>
-            <w:tcBorders>
-              <w:bottom w:val="none" w:sz="0" w:space="0" w:color="000000"/>
-              <w:top w:val="none" w:sz="0" w:space="0" w:color="000000"/>
-              <w:left w:val="none" w:sz="0" w:space="0" w:color="000000"/>
-              <w:right w:val="none" w:sz="0" w:space="0" w:color="000000"/>
-            </w:tcBorders>
-            <w:shd w:val="clear" w:color="auto" w:fill="FFFFFF"/>
-            <w:tcMar>
-              <w:top w:w="0" w:type="dxa"/>
-              <w:bottom w:w="0" w:type="dxa"/>
-              <w:left w:w="0" w:type="dxa"/>
-              <w:right w:w="0" w:type="dxa"/>
-            </w:tcMar>
-            <w:vAlign w:val="top"/>
-          </w:tcPr>
-          <w:p>
-            <w:pPr>
-              <w:pStyle w:val="Normal"/>
-              <w:jc w:val="center"/>
-              <w:pBdr>
-                <w:bottom w:val="none" w:sz="0" w:space="0" w:color="000000"/>
-                <w:top w:val="none" w:sz="0" w:space="0" w:color="000000"/>
-                <w:left w:val="none" w:sz="0" w:space="0" w:color="000000"/>
-                <w:right w:val="none" w:sz="0" w:space="0" w:color="000000"/>
-              </w:pBdr>
-              <w:spacing w:after="100" w:before="100" w:line="240"/>
-              <w:ind w:left="100" w:right="100" w:firstLine="0" w:firstLineChars="0"/>
-              <w:rPr>
-                <w:rFonts w:ascii="Helvetica" w:hAnsi="Helvetica" w:eastAsia="Helvetica" w:cs="Helvetica"/>
-                <w:i w:val="false"/>
-                <w:b w:val="false"/>
-                <w:u w:val="none"/>
-                <w:sz w:val="22"/>
-                <w:szCs w:val="22"/>
-                <w:color w:val="000000"/>
-              </w:rPr>
-            </w:pPr>
-            <w:r>
-              <w:rPr>
-                <w:rFonts w:ascii="Helvetica" w:hAnsi="Helvetica" w:eastAsia="Helvetica" w:cs="Helvetica"/>
-                <w:i w:val="false"/>
-                <w:b w:val="false"/>
-                <w:u w:val="none"/>
-                <w:sz w:val="22"/>
-                <w:szCs w:val="22"/>
-                <w:color w:val="000000"/>
-              </w:rPr>
-              <w:t xml:space="preserve">&lt;0.001</w:t>
+              <w:t xml:space="preserve">2.78</w:t>
+            </w:r>
+          </w:p>
+        </w:tc>
+        <w:tc>
+          <w:tcPr>
+            <w:tcBorders>
+              <w:bottom w:val="none" w:sz="0" w:space="0" w:color="000000"/>
+              <w:top w:val="none" w:sz="0" w:space="0" w:color="000000"/>
+              <w:left w:val="none" w:sz="0" w:space="0" w:color="000000"/>
+              <w:right w:val="none" w:sz="0" w:space="0" w:color="000000"/>
+            </w:tcBorders>
+            <w:shd w:val="clear" w:color="auto" w:fill="FFFFFF"/>
+            <w:tcMar>
+              <w:top w:w="0" w:type="dxa"/>
+              <w:bottom w:w="0" w:type="dxa"/>
+              <w:left w:w="0" w:type="dxa"/>
+              <w:right w:w="0" w:type="dxa"/>
+            </w:tcMar>
+            <w:vAlign w:val="top"/>
+          </w:tcPr>
+          <w:p>
+            <w:pPr>
+              <w:pStyle w:val="Normal"/>
+              <w:jc w:val="center"/>
+              <w:pBdr>
+                <w:bottom w:val="none" w:sz="0" w:space="0" w:color="000000"/>
+                <w:top w:val="none" w:sz="0" w:space="0" w:color="000000"/>
+                <w:left w:val="none" w:sz="0" w:space="0" w:color="000000"/>
+                <w:right w:val="none" w:sz="0" w:space="0" w:color="000000"/>
+              </w:pBdr>
+              <w:spacing w:after="100" w:before="100" w:line="240"/>
+              <w:ind w:left="100" w:right="100" w:firstLine="0" w:firstLineChars="0"/>
+              <w:rPr>
+                <w:rFonts w:ascii="Helvetica" w:hAnsi="Helvetica" w:eastAsia="Helvetica" w:cs="Helvetica"/>
+                <w:i w:val="false"/>
+                <w:b w:val="false"/>
+                <w:u w:val="none"/>
+                <w:sz w:val="22"/>
+                <w:szCs w:val="22"/>
+                <w:color w:val="000000"/>
+              </w:rPr>
+            </w:pPr>
+            <w:r>
+              <w:rPr>
+                <w:rFonts w:ascii="Helvetica" w:hAnsi="Helvetica" w:eastAsia="Helvetica" w:cs="Helvetica"/>
+                <w:i w:val="false"/>
+                <w:b w:val="false"/>
+                <w:u w:val="none"/>
+                <w:sz w:val="22"/>
+                <w:szCs w:val="22"/>
+                <w:color w:val="000000"/>
+              </w:rPr>
+              <w:t xml:space="preserve">0.95, 8.11</w:t>
+            </w:r>
+          </w:p>
+        </w:tc>
+        <w:tc>
+          <w:tcPr>
+            <w:tcBorders>
+              <w:bottom w:val="none" w:sz="0" w:space="0" w:color="000000"/>
+              <w:top w:val="none" w:sz="0" w:space="0" w:color="000000"/>
+              <w:left w:val="none" w:sz="0" w:space="0" w:color="000000"/>
+              <w:right w:val="none" w:sz="0" w:space="0" w:color="000000"/>
+            </w:tcBorders>
+            <w:shd w:val="clear" w:color="auto" w:fill="FFFFFF"/>
+            <w:tcMar>
+              <w:top w:w="0" w:type="dxa"/>
+              <w:bottom w:w="0" w:type="dxa"/>
+              <w:left w:w="0" w:type="dxa"/>
+              <w:right w:w="0" w:type="dxa"/>
+            </w:tcMar>
+            <w:vAlign w:val="top"/>
+          </w:tcPr>
+          <w:p>
+            <w:pPr>
+              <w:pStyle w:val="Normal"/>
+              <w:jc w:val="center"/>
+              <w:pBdr>
+                <w:bottom w:val="none" w:sz="0" w:space="0" w:color="000000"/>
+                <w:top w:val="none" w:sz="0" w:space="0" w:color="000000"/>
+                <w:left w:val="none" w:sz="0" w:space="0" w:color="000000"/>
+                <w:right w:val="none" w:sz="0" w:space="0" w:color="000000"/>
+              </w:pBdr>
+              <w:spacing w:after="100" w:before="100" w:line="240"/>
+              <w:ind w:left="100" w:right="100" w:firstLine="0" w:firstLineChars="0"/>
+              <w:rPr>
+                <w:rFonts w:ascii="Helvetica" w:hAnsi="Helvetica" w:eastAsia="Helvetica" w:cs="Helvetica"/>
+                <w:i w:val="false"/>
+                <w:b w:val="false"/>
+                <w:u w:val="none"/>
+                <w:sz w:val="22"/>
+                <w:szCs w:val="22"/>
+                <w:color w:val="000000"/>
+              </w:rPr>
+            </w:pPr>
+            <w:r>
+              <w:rPr>
+                <w:rFonts w:ascii="Helvetica" w:hAnsi="Helvetica" w:eastAsia="Helvetica" w:cs="Helvetica"/>
+                <w:i w:val="false"/>
+                <w:b w:val="false"/>
+                <w:u w:val="none"/>
+                <w:sz w:val="22"/>
+                <w:szCs w:val="22"/>
+                <w:color w:val="000000"/>
+              </w:rPr>
+              <w:t xml:space="preserve">0.061</w:t>
             </w:r>
           </w:p>
         </w:tc>
@@ -13661,596 +13661,113 @@
                 <w:szCs w:val="22"/>
                 <w:color w:val="000000"/>
               </w:rPr>
-              <w:t xml:space="preserve">17,658</w:t>
-            </w:r>
-          </w:p>
-        </w:tc>
-        <w:tc>
-          <w:tcPr>
-            <w:tcBorders>
-              <w:bottom w:val="none" w:sz="0" w:space="0" w:color="000000"/>
-              <w:top w:val="none" w:sz="0" w:space="0" w:color="000000"/>
-              <w:left w:val="none" w:sz="0" w:space="0" w:color="000000"/>
-              <w:right w:val="none" w:sz="0" w:space="0" w:color="000000"/>
-            </w:tcBorders>
-            <w:shd w:val="clear" w:color="auto" w:fill="FFFFFF"/>
-            <w:tcMar>
-              <w:top w:w="0" w:type="dxa"/>
-              <w:bottom w:w="0" w:type="dxa"/>
-              <w:left w:w="0" w:type="dxa"/>
-              <w:right w:w="0" w:type="dxa"/>
-            </w:tcMar>
-            <w:vAlign w:val="top"/>
-          </w:tcPr>
-          <w:p>
-            <w:pPr>
-              <w:pStyle w:val="Normal"/>
-              <w:jc w:val="center"/>
-              <w:pBdr>
-                <w:bottom w:val="none" w:sz="0" w:space="0" w:color="000000"/>
-                <w:top w:val="none" w:sz="0" w:space="0" w:color="000000"/>
-                <w:left w:val="none" w:sz="0" w:space="0" w:color="000000"/>
-                <w:right w:val="none" w:sz="0" w:space="0" w:color="000000"/>
-              </w:pBdr>
-              <w:spacing w:after="100" w:before="100" w:line="240"/>
-              <w:ind w:left="100" w:right="100" w:firstLine="0" w:firstLineChars="0"/>
-              <w:rPr>
-                <w:rFonts w:ascii="Helvetica" w:hAnsi="Helvetica" w:eastAsia="Helvetica" w:cs="Helvetica"/>
-                <w:i w:val="false"/>
-                <w:b w:val="false"/>
-                <w:u w:val="none"/>
-                <w:sz w:val="22"/>
-                <w:szCs w:val="22"/>
-                <w:color w:val="000000"/>
-              </w:rPr>
-            </w:pPr>
-            <w:r>
-              <w:rPr>
-                <w:rFonts w:ascii="Helvetica" w:hAnsi="Helvetica" w:eastAsia="Helvetica" w:cs="Helvetica"/>
-                <w:i w:val="false"/>
-                <w:b w:val="false"/>
-                <w:u w:val="none"/>
-                <w:sz w:val="22"/>
-                <w:szCs w:val="22"/>
-                <w:color w:val="000000"/>
-              </w:rPr>
-              <w:t xml:space="preserve">249, 1,254,569</w:t>
-            </w:r>
-          </w:p>
-        </w:tc>
-        <w:tc>
-          <w:tcPr>
-            <w:tcBorders>
-              <w:bottom w:val="none" w:sz="0" w:space="0" w:color="000000"/>
-              <w:top w:val="none" w:sz="0" w:space="0" w:color="000000"/>
-              <w:left w:val="none" w:sz="0" w:space="0" w:color="000000"/>
-              <w:right w:val="none" w:sz="0" w:space="0" w:color="000000"/>
-            </w:tcBorders>
-            <w:shd w:val="clear" w:color="auto" w:fill="FFFFFF"/>
-            <w:tcMar>
-              <w:top w:w="0" w:type="dxa"/>
-              <w:bottom w:w="0" w:type="dxa"/>
-              <w:left w:w="0" w:type="dxa"/>
-              <w:right w:w="0" w:type="dxa"/>
-            </w:tcMar>
-            <w:vAlign w:val="top"/>
-          </w:tcPr>
-          <w:p>
-            <w:pPr>
-              <w:pStyle w:val="Normal"/>
-              <w:jc w:val="center"/>
-              <w:pBdr>
-                <w:bottom w:val="none" w:sz="0" w:space="0" w:color="000000"/>
-                <w:top w:val="none" w:sz="0" w:space="0" w:color="000000"/>
-                <w:left w:val="none" w:sz="0" w:space="0" w:color="000000"/>
-                <w:right w:val="none" w:sz="0" w:space="0" w:color="000000"/>
-              </w:pBdr>
-              <w:spacing w:after="100" w:before="100" w:line="240"/>
-              <w:ind w:left="100" w:right="100" w:firstLine="0" w:firstLineChars="0"/>
-              <w:rPr>
-                <w:rFonts w:ascii="Helvetica" w:hAnsi="Helvetica" w:eastAsia="Helvetica" w:cs="Helvetica"/>
-                <w:i w:val="false"/>
-                <w:b w:val="false"/>
-                <w:u w:val="none"/>
-                <w:sz w:val="22"/>
-                <w:szCs w:val="22"/>
-                <w:color w:val="000000"/>
-              </w:rPr>
-            </w:pPr>
-            <w:r>
-              <w:rPr>
-                <w:rFonts w:ascii="Helvetica" w:hAnsi="Helvetica" w:eastAsia="Helvetica" w:cs="Helvetica"/>
-                <w:i w:val="false"/>
-                <w:b w:val="false"/>
-                <w:u w:val="none"/>
-                <w:sz w:val="22"/>
-                <w:szCs w:val="22"/>
-                <w:color w:val="000000"/>
-              </w:rPr>
-              <w:t xml:space="preserve">&lt;0.001</w:t>
-            </w:r>
-          </w:p>
-        </w:tc>
-      </w:tr>
-      <w:tr>
-        <w:trPr>
-          <w:trHeight w:val="616" w:hRule="auto"/>
-        </w:trPr>
-        body28
-        <w:tc>
-          <w:tcPr>
-            <w:tcBorders>
-              <w:bottom w:val="none" w:sz="0" w:space="0" w:color="000000"/>
-              <w:top w:val="none" w:sz="0" w:space="0" w:color="000000"/>
-              <w:left w:val="none" w:sz="0" w:space="0" w:color="000000"/>
-              <w:right w:val="none" w:sz="0" w:space="0" w:color="000000"/>
-            </w:tcBorders>
-            <w:shd w:val="clear" w:color="auto" w:fill="FFFFFF"/>
-            <w:tcMar>
-              <w:top w:w="0" w:type="dxa"/>
-              <w:bottom w:w="0" w:type="dxa"/>
-              <w:left w:w="0" w:type="dxa"/>
-              <w:right w:w="0" w:type="dxa"/>
-            </w:tcMar>
-            <w:vAlign w:val="top"/>
-          </w:tcPr>
-          <w:p>
-            <w:pPr>
-              <w:pStyle w:val="Normal"/>
-              <w:jc w:val="left"/>
-              <w:pBdr>
-                <w:bottom w:val="none" w:sz="0" w:space="0" w:color="000000"/>
-                <w:top w:val="none" w:sz="0" w:space="0" w:color="000000"/>
-                <w:left w:val="none" w:sz="0" w:space="0" w:color="000000"/>
-                <w:right w:val="none" w:sz="0" w:space="0" w:color="000000"/>
-              </w:pBdr>
-              <w:spacing w:after="100" w:before="100" w:line="240"/>
-              <w:ind w:left="100" w:right="100" w:firstLine="0" w:firstLineChars="0"/>
-              <w:rPr>
-                <w:rFonts w:ascii="Helvetica" w:hAnsi="Helvetica" w:eastAsia="Helvetica" w:cs="Helvetica"/>
-                <w:i w:val="false"/>
-                <w:b w:val="false"/>
-                <w:u w:val="none"/>
-                <w:sz w:val="22"/>
-                <w:szCs w:val="22"/>
-                <w:color w:val="000000"/>
-              </w:rPr>
-            </w:pPr>
-            <w:r>
-              <w:rPr>
-                <w:rFonts w:ascii="Helvetica" w:hAnsi="Helvetica" w:eastAsia="Helvetica" w:cs="Helvetica"/>
-                <w:i w:val="false"/>
-                <w:b w:val="false"/>
-                <w:u w:val="none"/>
-                <w:sz w:val="22"/>
-                <w:szCs w:val="22"/>
-                <w:color w:val="000000"/>
-              </w:rPr>
-              <w:t xml:space="preserve">thyroid</w:t>
-            </w:r>
-          </w:p>
-        </w:tc>
-        <w:tc>
-          <w:tcPr>
-            <w:tcBorders>
-              <w:bottom w:val="none" w:sz="0" w:space="0" w:color="000000"/>
-              <w:top w:val="none" w:sz="0" w:space="0" w:color="000000"/>
-              <w:left w:val="none" w:sz="0" w:space="0" w:color="000000"/>
-              <w:right w:val="none" w:sz="0" w:space="0" w:color="000000"/>
-            </w:tcBorders>
-            <w:shd w:val="clear" w:color="auto" w:fill="FFFFFF"/>
-            <w:tcMar>
-              <w:top w:w="0" w:type="dxa"/>
-              <w:bottom w:w="0" w:type="dxa"/>
-              <w:left w:w="0" w:type="dxa"/>
-              <w:right w:w="0" w:type="dxa"/>
-            </w:tcMar>
-            <w:vAlign w:val="top"/>
-          </w:tcPr>
-          <w:p>
-            <w:pPr>
-              <w:pStyle w:val="Normal"/>
-              <w:jc w:val="center"/>
-              <w:pBdr>
-                <w:bottom w:val="none" w:sz="0" w:space="0" w:color="000000"/>
-                <w:top w:val="none" w:sz="0" w:space="0" w:color="000000"/>
-                <w:left w:val="none" w:sz="0" w:space="0" w:color="000000"/>
-                <w:right w:val="none" w:sz="0" w:space="0" w:color="000000"/>
-              </w:pBdr>
-              <w:spacing w:after="100" w:before="100" w:line="240"/>
-              <w:ind w:left="100" w:right="100" w:firstLine="0" w:firstLineChars="0"/>
-              <w:rPr>
-                <w:rFonts w:ascii="Helvetica" w:hAnsi="Helvetica" w:eastAsia="Helvetica" w:cs="Helvetica"/>
-                <w:i w:val="false"/>
-                <w:b w:val="false"/>
-                <w:u w:val="none"/>
-                <w:sz w:val="22"/>
-                <w:szCs w:val="22"/>
-                <w:color w:val="000000"/>
-              </w:rPr>
-            </w:pPr>
-            <w:r>
-              <w:rPr>
-                <w:rFonts w:ascii="Helvetica" w:hAnsi="Helvetica" w:eastAsia="Helvetica" w:cs="Helvetica"/>
-                <w:i w:val="false"/>
-                <w:b w:val="false"/>
-                <w:u w:val="none"/>
-                <w:sz w:val="22"/>
-                <w:szCs w:val="22"/>
-                <w:color w:val="000000"/>
-              </w:rPr>
-              <w:t xml:space="preserve">189</w:t>
-            </w:r>
-          </w:p>
-        </w:tc>
-        <w:tc>
-          <w:tcPr>
-            <w:tcBorders>
-              <w:bottom w:val="none" w:sz="0" w:space="0" w:color="000000"/>
-              <w:top w:val="none" w:sz="0" w:space="0" w:color="000000"/>
-              <w:left w:val="none" w:sz="0" w:space="0" w:color="000000"/>
-              <w:right w:val="none" w:sz="0" w:space="0" w:color="000000"/>
-            </w:tcBorders>
-            <w:shd w:val="clear" w:color="auto" w:fill="FFFFFF"/>
-            <w:tcMar>
-              <w:top w:w="0" w:type="dxa"/>
-              <w:bottom w:w="0" w:type="dxa"/>
-              <w:left w:w="0" w:type="dxa"/>
-              <w:right w:w="0" w:type="dxa"/>
-            </w:tcMar>
-            <w:vAlign w:val="top"/>
-          </w:tcPr>
-          <w:p>
-            <w:pPr>
-              <w:pStyle w:val="Normal"/>
-              <w:jc w:val="center"/>
-              <w:pBdr>
-                <w:bottom w:val="none" w:sz="0" w:space="0" w:color="000000"/>
-                <w:top w:val="none" w:sz="0" w:space="0" w:color="000000"/>
-                <w:left w:val="none" w:sz="0" w:space="0" w:color="000000"/>
-                <w:right w:val="none" w:sz="0" w:space="0" w:color="000000"/>
-              </w:pBdr>
-              <w:spacing w:after="100" w:before="100" w:line="240"/>
-              <w:ind w:left="100" w:right="100" w:firstLine="0" w:firstLineChars="0"/>
-              <w:rPr>
-                <w:rFonts w:ascii="Helvetica" w:hAnsi="Helvetica" w:eastAsia="Helvetica" w:cs="Helvetica"/>
-                <w:i w:val="false"/>
-                <w:b w:val="false"/>
-                <w:u w:val="none"/>
-                <w:sz w:val="22"/>
-                <w:szCs w:val="22"/>
-                <w:color w:val="000000"/>
-              </w:rPr>
-            </w:pPr>
-            <w:r>
-              <w:rPr>
-                <w:rFonts w:ascii="Helvetica" w:hAnsi="Helvetica" w:eastAsia="Helvetica" w:cs="Helvetica"/>
-                <w:i w:val="false"/>
-                <w:b w:val="false"/>
-                <w:u w:val="none"/>
-                <w:sz w:val="22"/>
-                <w:szCs w:val="22"/>
-                <w:color w:val="000000"/>
-              </w:rPr>
-              <w:t xml:space="preserve">2.78</w:t>
-            </w:r>
-          </w:p>
-        </w:tc>
-        <w:tc>
-          <w:tcPr>
-            <w:tcBorders>
-              <w:bottom w:val="none" w:sz="0" w:space="0" w:color="000000"/>
-              <w:top w:val="none" w:sz="0" w:space="0" w:color="000000"/>
-              <w:left w:val="none" w:sz="0" w:space="0" w:color="000000"/>
-              <w:right w:val="none" w:sz="0" w:space="0" w:color="000000"/>
-            </w:tcBorders>
-            <w:shd w:val="clear" w:color="auto" w:fill="FFFFFF"/>
-            <w:tcMar>
-              <w:top w:w="0" w:type="dxa"/>
-              <w:bottom w:w="0" w:type="dxa"/>
-              <w:left w:w="0" w:type="dxa"/>
-              <w:right w:w="0" w:type="dxa"/>
-            </w:tcMar>
-            <w:vAlign w:val="top"/>
-          </w:tcPr>
-          <w:p>
-            <w:pPr>
-              <w:pStyle w:val="Normal"/>
-              <w:jc w:val="center"/>
-              <w:pBdr>
-                <w:bottom w:val="none" w:sz="0" w:space="0" w:color="000000"/>
-                <w:top w:val="none" w:sz="0" w:space="0" w:color="000000"/>
-                <w:left w:val="none" w:sz="0" w:space="0" w:color="000000"/>
-                <w:right w:val="none" w:sz="0" w:space="0" w:color="000000"/>
-              </w:pBdr>
-              <w:spacing w:after="100" w:before="100" w:line="240"/>
-              <w:ind w:left="100" w:right="100" w:firstLine="0" w:firstLineChars="0"/>
-              <w:rPr>
-                <w:rFonts w:ascii="Helvetica" w:hAnsi="Helvetica" w:eastAsia="Helvetica" w:cs="Helvetica"/>
-                <w:i w:val="false"/>
-                <w:b w:val="false"/>
-                <w:u w:val="none"/>
-                <w:sz w:val="22"/>
-                <w:szCs w:val="22"/>
-                <w:color w:val="000000"/>
-              </w:rPr>
-            </w:pPr>
-            <w:r>
-              <w:rPr>
-                <w:rFonts w:ascii="Helvetica" w:hAnsi="Helvetica" w:eastAsia="Helvetica" w:cs="Helvetica"/>
-                <w:i w:val="false"/>
-                <w:b w:val="false"/>
-                <w:u w:val="none"/>
-                <w:sz w:val="22"/>
-                <w:szCs w:val="22"/>
-                <w:color w:val="000000"/>
-              </w:rPr>
-              <w:t xml:space="preserve">0.95, 8.11</w:t>
-            </w:r>
-          </w:p>
-        </w:tc>
-        <w:tc>
-          <w:tcPr>
-            <w:tcBorders>
-              <w:bottom w:val="none" w:sz="0" w:space="0" w:color="000000"/>
-              <w:top w:val="none" w:sz="0" w:space="0" w:color="000000"/>
-              <w:left w:val="none" w:sz="0" w:space="0" w:color="000000"/>
-              <w:right w:val="none" w:sz="0" w:space="0" w:color="000000"/>
-            </w:tcBorders>
-            <w:shd w:val="clear" w:color="auto" w:fill="FFFFFF"/>
-            <w:tcMar>
-              <w:top w:w="0" w:type="dxa"/>
-              <w:bottom w:w="0" w:type="dxa"/>
-              <w:left w:w="0" w:type="dxa"/>
-              <w:right w:w="0" w:type="dxa"/>
-            </w:tcMar>
-            <w:vAlign w:val="top"/>
-          </w:tcPr>
-          <w:p>
-            <w:pPr>
-              <w:pStyle w:val="Normal"/>
-              <w:jc w:val="center"/>
-              <w:pBdr>
-                <w:bottom w:val="none" w:sz="0" w:space="0" w:color="000000"/>
-                <w:top w:val="none" w:sz="0" w:space="0" w:color="000000"/>
-                <w:left w:val="none" w:sz="0" w:space="0" w:color="000000"/>
-                <w:right w:val="none" w:sz="0" w:space="0" w:color="000000"/>
-              </w:pBdr>
-              <w:spacing w:after="100" w:before="100" w:line="240"/>
-              <w:ind w:left="100" w:right="100" w:firstLine="0" w:firstLineChars="0"/>
-              <w:rPr>
-                <w:rFonts w:ascii="Helvetica" w:hAnsi="Helvetica" w:eastAsia="Helvetica" w:cs="Helvetica"/>
-                <w:i w:val="false"/>
-                <w:b w:val="false"/>
-                <w:u w:val="none"/>
-                <w:sz w:val="22"/>
-                <w:szCs w:val="22"/>
-                <w:color w:val="000000"/>
-              </w:rPr>
-            </w:pPr>
-            <w:r>
-              <w:rPr>
-                <w:rFonts w:ascii="Helvetica" w:hAnsi="Helvetica" w:eastAsia="Helvetica" w:cs="Helvetica"/>
-                <w:i w:val="false"/>
-                <w:b w:val="false"/>
-                <w:u w:val="none"/>
-                <w:sz w:val="22"/>
-                <w:szCs w:val="22"/>
-                <w:color w:val="000000"/>
-              </w:rPr>
-              <w:t xml:space="preserve">0.061</w:t>
-            </w:r>
-          </w:p>
-        </w:tc>
-        <w:tc>
-          <w:tcPr>
-            <w:tcBorders>
-              <w:bottom w:val="none" w:sz="0" w:space="0" w:color="000000"/>
-              <w:top w:val="none" w:sz="0" w:space="0" w:color="000000"/>
-              <w:left w:val="none" w:sz="0" w:space="0" w:color="000000"/>
-              <w:right w:val="none" w:sz="0" w:space="0" w:color="000000"/>
-            </w:tcBorders>
-            <w:shd w:val="clear" w:color="auto" w:fill="FFFFFF"/>
-            <w:tcMar>
-              <w:top w:w="0" w:type="dxa"/>
-              <w:bottom w:w="0" w:type="dxa"/>
-              <w:left w:w="0" w:type="dxa"/>
-              <w:right w:w="0" w:type="dxa"/>
-            </w:tcMar>
-            <w:vAlign w:val="top"/>
-          </w:tcPr>
-          <w:p>
-            <w:pPr>
-              <w:pStyle w:val="Normal"/>
-              <w:jc w:val="center"/>
-              <w:pBdr>
-                <w:bottom w:val="none" w:sz="0" w:space="0" w:color="000000"/>
-                <w:top w:val="none" w:sz="0" w:space="0" w:color="000000"/>
-                <w:left w:val="none" w:sz="0" w:space="0" w:color="000000"/>
-                <w:right w:val="none" w:sz="0" w:space="0" w:color="000000"/>
-              </w:pBdr>
-              <w:spacing w:after="100" w:before="100" w:line="240"/>
-              <w:ind w:left="100" w:right="100" w:firstLine="0" w:firstLineChars="0"/>
-              <w:rPr>
-                <w:rFonts w:ascii="Helvetica" w:hAnsi="Helvetica" w:eastAsia="Helvetica" w:cs="Helvetica"/>
-                <w:i w:val="false"/>
-                <w:b w:val="false"/>
-                <w:u w:val="none"/>
-                <w:sz w:val="22"/>
-                <w:szCs w:val="22"/>
-                <w:color w:val="000000"/>
-              </w:rPr>
-            </w:pPr>
-            <w:r>
-              <w:rPr>
-                <w:rFonts w:ascii="Helvetica" w:hAnsi="Helvetica" w:eastAsia="Helvetica" w:cs="Helvetica"/>
-                <w:i w:val="false"/>
-                <w:b w:val="false"/>
-                <w:u w:val="none"/>
-                <w:sz w:val="22"/>
-                <w:szCs w:val="22"/>
-                <w:color w:val="000000"/>
-              </w:rPr>
-              <w:t xml:space="preserve">189</w:t>
-            </w:r>
-          </w:p>
-        </w:tc>
-        <w:tc>
-          <w:tcPr>
-            <w:tcBorders>
-              <w:bottom w:val="none" w:sz="0" w:space="0" w:color="000000"/>
-              <w:top w:val="none" w:sz="0" w:space="0" w:color="000000"/>
-              <w:left w:val="none" w:sz="0" w:space="0" w:color="000000"/>
-              <w:right w:val="none" w:sz="0" w:space="0" w:color="000000"/>
-            </w:tcBorders>
-            <w:shd w:val="clear" w:color="auto" w:fill="FFFFFF"/>
-            <w:tcMar>
-              <w:top w:w="0" w:type="dxa"/>
-              <w:bottom w:w="0" w:type="dxa"/>
-              <w:left w:w="0" w:type="dxa"/>
-              <w:right w:w="0" w:type="dxa"/>
-            </w:tcMar>
-            <w:vAlign w:val="top"/>
-          </w:tcPr>
-          <w:p>
-            <w:pPr>
-              <w:pStyle w:val="Normal"/>
-              <w:jc w:val="center"/>
-              <w:pBdr>
-                <w:bottom w:val="none" w:sz="0" w:space="0" w:color="000000"/>
-                <w:top w:val="none" w:sz="0" w:space="0" w:color="000000"/>
-                <w:left w:val="none" w:sz="0" w:space="0" w:color="000000"/>
-                <w:right w:val="none" w:sz="0" w:space="0" w:color="000000"/>
-              </w:pBdr>
-              <w:spacing w:after="100" w:before="100" w:line="240"/>
-              <w:ind w:left="100" w:right="100" w:firstLine="0" w:firstLineChars="0"/>
-              <w:rPr>
-                <w:rFonts w:ascii="Helvetica" w:hAnsi="Helvetica" w:eastAsia="Helvetica" w:cs="Helvetica"/>
-                <w:i w:val="false"/>
-                <w:b w:val="false"/>
-                <w:u w:val="none"/>
-                <w:sz w:val="22"/>
-                <w:szCs w:val="22"/>
-                <w:color w:val="000000"/>
-              </w:rPr>
-            </w:pPr>
-            <w:r>
-              <w:rPr>
-                <w:rFonts w:ascii="Helvetica" w:hAnsi="Helvetica" w:eastAsia="Helvetica" w:cs="Helvetica"/>
-                <w:i w:val="false"/>
-                <w:b w:val="false"/>
-                <w:u w:val="none"/>
-                <w:sz w:val="22"/>
-                <w:szCs w:val="22"/>
-                <w:color w:val="000000"/>
-              </w:rPr>
-              <w:t xml:space="preserve">3.68</w:t>
-            </w:r>
-          </w:p>
-        </w:tc>
-        <w:tc>
-          <w:tcPr>
-            <w:tcBorders>
-              <w:bottom w:val="none" w:sz="0" w:space="0" w:color="000000"/>
-              <w:top w:val="none" w:sz="0" w:space="0" w:color="000000"/>
-              <w:left w:val="none" w:sz="0" w:space="0" w:color="000000"/>
-              <w:right w:val="none" w:sz="0" w:space="0" w:color="000000"/>
-            </w:tcBorders>
-            <w:shd w:val="clear" w:color="auto" w:fill="FFFFFF"/>
-            <w:tcMar>
-              <w:top w:w="0" w:type="dxa"/>
-              <w:bottom w:w="0" w:type="dxa"/>
-              <w:left w:w="0" w:type="dxa"/>
-              <w:right w:w="0" w:type="dxa"/>
-            </w:tcMar>
-            <w:vAlign w:val="top"/>
-          </w:tcPr>
-          <w:p>
-            <w:pPr>
-              <w:pStyle w:val="Normal"/>
-              <w:jc w:val="center"/>
-              <w:pBdr>
-                <w:bottom w:val="none" w:sz="0" w:space="0" w:color="000000"/>
-                <w:top w:val="none" w:sz="0" w:space="0" w:color="000000"/>
-                <w:left w:val="none" w:sz="0" w:space="0" w:color="000000"/>
-                <w:right w:val="none" w:sz="0" w:space="0" w:color="000000"/>
-              </w:pBdr>
-              <w:spacing w:after="100" w:before="100" w:line="240"/>
-              <w:ind w:left="100" w:right="100" w:firstLine="0" w:firstLineChars="0"/>
-              <w:rPr>
-                <w:rFonts w:ascii="Helvetica" w:hAnsi="Helvetica" w:eastAsia="Helvetica" w:cs="Helvetica"/>
-                <w:i w:val="false"/>
-                <w:b w:val="false"/>
-                <w:u w:val="none"/>
-                <w:sz w:val="22"/>
-                <w:szCs w:val="22"/>
-                <w:color w:val="000000"/>
-              </w:rPr>
-            </w:pPr>
-            <w:r>
-              <w:rPr>
-                <w:rFonts w:ascii="Helvetica" w:hAnsi="Helvetica" w:eastAsia="Helvetica" w:cs="Helvetica"/>
-                <w:i w:val="false"/>
-                <w:b w:val="false"/>
-                <w:u w:val="none"/>
-                <w:sz w:val="22"/>
-                <w:szCs w:val="22"/>
-                <w:color w:val="000000"/>
-              </w:rPr>
-              <w:t xml:space="preserve">0.91, 15.0</w:t>
-            </w:r>
-          </w:p>
-        </w:tc>
-        <w:tc>
-          <w:tcPr>
-            <w:tcBorders>
-              <w:bottom w:val="none" w:sz="0" w:space="0" w:color="000000"/>
-              <w:top w:val="none" w:sz="0" w:space="0" w:color="000000"/>
-              <w:left w:val="none" w:sz="0" w:space="0" w:color="000000"/>
-              <w:right w:val="none" w:sz="0" w:space="0" w:color="000000"/>
-            </w:tcBorders>
-            <w:shd w:val="clear" w:color="auto" w:fill="FFFFFF"/>
-            <w:tcMar>
-              <w:top w:w="0" w:type="dxa"/>
-              <w:bottom w:w="0" w:type="dxa"/>
-              <w:left w:w="0" w:type="dxa"/>
-              <w:right w:w="0" w:type="dxa"/>
-            </w:tcMar>
-            <w:vAlign w:val="top"/>
-          </w:tcPr>
-          <w:p>
-            <w:pPr>
-              <w:pStyle w:val="Normal"/>
-              <w:jc w:val="center"/>
-              <w:pBdr>
-                <w:bottom w:val="none" w:sz="0" w:space="0" w:color="000000"/>
-                <w:top w:val="none" w:sz="0" w:space="0" w:color="000000"/>
-                <w:left w:val="none" w:sz="0" w:space="0" w:color="000000"/>
-                <w:right w:val="none" w:sz="0" w:space="0" w:color="000000"/>
-              </w:pBdr>
-              <w:spacing w:after="100" w:before="100" w:line="240"/>
-              <w:ind w:left="100" w:right="100" w:firstLine="0" w:firstLineChars="0"/>
-              <w:rPr>
-                <w:rFonts w:ascii="Helvetica" w:hAnsi="Helvetica" w:eastAsia="Helvetica" w:cs="Helvetica"/>
-                <w:i w:val="false"/>
-                <w:b w:val="false"/>
-                <w:u w:val="none"/>
-                <w:sz w:val="22"/>
-                <w:szCs w:val="22"/>
-                <w:color w:val="000000"/>
-              </w:rPr>
-            </w:pPr>
-            <w:r>
-              <w:rPr>
-                <w:rFonts w:ascii="Helvetica" w:hAnsi="Helvetica" w:eastAsia="Helvetica" w:cs="Helvetica"/>
-                <w:i w:val="false"/>
-                <w:b w:val="false"/>
-                <w:u w:val="none"/>
-                <w:sz w:val="22"/>
-                <w:szCs w:val="22"/>
-                <w:color w:val="000000"/>
-              </w:rPr>
-              <w:t xml:space="preserve">0.069</w:t>
+              <w:t xml:space="preserve">3.72</w:t>
+            </w:r>
+          </w:p>
+        </w:tc>
+        <w:tc>
+          <w:tcPr>
+            <w:tcBorders>
+              <w:bottom w:val="none" w:sz="0" w:space="0" w:color="000000"/>
+              <w:top w:val="none" w:sz="0" w:space="0" w:color="000000"/>
+              <w:left w:val="none" w:sz="0" w:space="0" w:color="000000"/>
+              <w:right w:val="none" w:sz="0" w:space="0" w:color="000000"/>
+            </w:tcBorders>
+            <w:shd w:val="clear" w:color="auto" w:fill="FFFFFF"/>
+            <w:tcMar>
+              <w:top w:w="0" w:type="dxa"/>
+              <w:bottom w:w="0" w:type="dxa"/>
+              <w:left w:w="0" w:type="dxa"/>
+              <w:right w:w="0" w:type="dxa"/>
+            </w:tcMar>
+            <w:vAlign w:val="top"/>
+          </w:tcPr>
+          <w:p>
+            <w:pPr>
+              <w:pStyle w:val="Normal"/>
+              <w:jc w:val="center"/>
+              <w:pBdr>
+                <w:bottom w:val="none" w:sz="0" w:space="0" w:color="000000"/>
+                <w:top w:val="none" w:sz="0" w:space="0" w:color="000000"/>
+                <w:left w:val="none" w:sz="0" w:space="0" w:color="000000"/>
+                <w:right w:val="none" w:sz="0" w:space="0" w:color="000000"/>
+              </w:pBdr>
+              <w:spacing w:after="100" w:before="100" w:line="240"/>
+              <w:ind w:left="100" w:right="100" w:firstLine="0" w:firstLineChars="0"/>
+              <w:rPr>
+                <w:rFonts w:ascii="Helvetica" w:hAnsi="Helvetica" w:eastAsia="Helvetica" w:cs="Helvetica"/>
+                <w:i w:val="false"/>
+                <w:b w:val="false"/>
+                <w:u w:val="none"/>
+                <w:sz w:val="22"/>
+                <w:szCs w:val="22"/>
+                <w:color w:val="000000"/>
+              </w:rPr>
+            </w:pPr>
+            <w:r>
+              <w:rPr>
+                <w:rFonts w:ascii="Helvetica" w:hAnsi="Helvetica" w:eastAsia="Helvetica" w:cs="Helvetica"/>
+                <w:i w:val="false"/>
+                <w:b w:val="false"/>
+                <w:u w:val="none"/>
+                <w:sz w:val="22"/>
+                <w:szCs w:val="22"/>
+                <w:color w:val="000000"/>
+              </w:rPr>
+              <w:t xml:space="preserve">0.91, 15.2</w:t>
+            </w:r>
+          </w:p>
+        </w:tc>
+        <w:tc>
+          <w:tcPr>
+            <w:tcBorders>
+              <w:bottom w:val="none" w:sz="0" w:space="0" w:color="000000"/>
+              <w:top w:val="none" w:sz="0" w:space="0" w:color="000000"/>
+              <w:left w:val="none" w:sz="0" w:space="0" w:color="000000"/>
+              <w:right w:val="none" w:sz="0" w:space="0" w:color="000000"/>
+            </w:tcBorders>
+            <w:shd w:val="clear" w:color="auto" w:fill="FFFFFF"/>
+            <w:tcMar>
+              <w:top w:w="0" w:type="dxa"/>
+              <w:bottom w:w="0" w:type="dxa"/>
+              <w:left w:w="0" w:type="dxa"/>
+              <w:right w:w="0" w:type="dxa"/>
+            </w:tcMar>
+            <w:vAlign w:val="top"/>
+          </w:tcPr>
+          <w:p>
+            <w:pPr>
+              <w:pStyle w:val="Normal"/>
+              <w:jc w:val="center"/>
+              <w:pBdr>
+                <w:bottom w:val="none" w:sz="0" w:space="0" w:color="000000"/>
+                <w:top w:val="none" w:sz="0" w:space="0" w:color="000000"/>
+                <w:left w:val="none" w:sz="0" w:space="0" w:color="000000"/>
+                <w:right w:val="none" w:sz="0" w:space="0" w:color="000000"/>
+              </w:pBdr>
+              <w:spacing w:after="100" w:before="100" w:line="240"/>
+              <w:ind w:left="100" w:right="100" w:firstLine="0" w:firstLineChars="0"/>
+              <w:rPr>
+                <w:rFonts w:ascii="Helvetica" w:hAnsi="Helvetica" w:eastAsia="Helvetica" w:cs="Helvetica"/>
+                <w:i w:val="false"/>
+                <w:b w:val="false"/>
+                <w:u w:val="none"/>
+                <w:sz w:val="22"/>
+                <w:szCs w:val="22"/>
+                <w:color w:val="000000"/>
+              </w:rPr>
+            </w:pPr>
+            <w:r>
+              <w:rPr>
+                <w:rFonts w:ascii="Helvetica" w:hAnsi="Helvetica" w:eastAsia="Helvetica" w:cs="Helvetica"/>
+                <w:i w:val="false"/>
+                <w:b w:val="false"/>
+                <w:u w:val="none"/>
+                <w:sz w:val="22"/>
+                <w:szCs w:val="22"/>
+                <w:color w:val="000000"/>
+              </w:rPr>
+              <w:t xml:space="preserve">0.068</w:t>
             </w:r>
           </w:p>
         </w:tc>
@@ -14259,7 +13776,7 @@
         <w:trPr>
           <w:trHeight w:val="619" w:hRule="auto"/>
         </w:trPr>
-        body29
+        body28
         <w:tc>
           <w:tcPr>
             <w:tcBorders>
@@ -14680,7 +14197,7 @@
                 <w:szCs w:val="22"/>
                 <w:color w:val="000000"/>
               </w:rPr>
-              <w:t xml:space="preserve">0.92, 1.0</w:t>
+              <w:t xml:space="preserve">0.92, 0.99</w:t>
             </w:r>
           </w:p>
         </w:tc>
@@ -14733,7 +14250,7 @@
                 <w:szCs w:val="22"/>
                 <w:color w:val="000000"/>
               </w:rPr>
-              <w:t xml:space="preserve">0.025</w:t>
+              <w:t xml:space="preserve">0.021</w:t>
             </w:r>
           </w:p>
         </w:tc>

--- a/docs/tables/carbo/sec5_ckd_composite.docx
+++ b/docs/tables/carbo/sec5_ckd_composite.docx
@@ -17,7 +17,7 @@
         <w:tblLook w:firstRow="1" w:lastRow="0" w:firstColumn="0" w:lastColumn="0" w:noHBand="0" w:noVBand="1"/>
       </w:tblPr>
       <w:tblGrid>
-        <w:gridCol w:w="3321"/>
+        <w:gridCol w:w="3297"/>
         <w:gridCol w:w="778"/>
         <w:gridCol w:w="839"/>
         <w:gridCol w:w="1389"/>
@@ -1103,7 +1103,7 @@
                 <w:szCs w:val="22"/>
                 <w:color w:val="000000"/>
               </w:rPr>
-              <w:t xml:space="preserve">1.17</w:t>
+              <w:t xml:space="preserve">1.46</w:t>
             </w:r>
           </w:p>
         </w:tc>
@@ -1156,7 +1156,7 @@
                 <w:szCs w:val="22"/>
                 <w:color w:val="000000"/>
               </w:rPr>
-              <w:t xml:space="preserve">0.87, 1.58</w:t>
+              <w:t xml:space="preserve">1.04, 2.05</w:t>
             </w:r>
           </w:p>
         </w:tc>
@@ -1209,7 +1209,7 @@
                 <w:szCs w:val="22"/>
                 <w:color w:val="000000"/>
               </w:rPr>
-              <w:t xml:space="preserve">0.290</w:t>
+              <w:t xml:space="preserve">0.030</w:t>
             </w:r>
           </w:p>
         </w:tc>
@@ -1639,60 +1639,60 @@
                 <w:szCs w:val="22"/>
                 <w:color w:val="000000"/>
               </w:rPr>
-              <w:t xml:space="preserve">0.92, 1.08</w:t>
-            </w:r>
-          </w:p>
-        </w:tc>
-        <w:tc>
-          <w:tcPr>
-            <w:tcBorders>
-              <w:bottom w:val="none" w:sz="0" w:space="0" w:color="000000"/>
-              <w:top w:val="none" w:sz="0" w:space="0" w:color="000000"/>
-              <w:left w:val="none" w:sz="0" w:space="0" w:color="000000"/>
-              <w:right w:val="none" w:sz="0" w:space="0" w:color="000000"/>
-            </w:tcBorders>
-            <w:shd w:val="clear" w:color="auto" w:fill="FFFFFF"/>
-            <w:tcMar>
-              <w:top w:w="0" w:type="dxa"/>
-              <w:bottom w:w="0" w:type="dxa"/>
-              <w:left w:w="0" w:type="dxa"/>
-              <w:right w:w="0" w:type="dxa"/>
-            </w:tcMar>
-            <w:vAlign w:val="top"/>
-          </w:tcPr>
-          <w:p>
-            <w:pPr>
-              <w:pStyle w:val="Normal"/>
-              <w:jc w:val="center"/>
-              <w:pBdr>
-                <w:bottom w:val="none" w:sz="0" w:space="0" w:color="000000"/>
-                <w:top w:val="none" w:sz="0" w:space="0" w:color="000000"/>
-                <w:left w:val="none" w:sz="0" w:space="0" w:color="000000"/>
-                <w:right w:val="none" w:sz="0" w:space="0" w:color="000000"/>
-              </w:pBdr>
-              <w:spacing w:after="100" w:before="100" w:line="240"/>
-              <w:ind w:left="100" w:right="100" w:firstLine="0" w:firstLineChars="0"/>
-              <w:rPr>
-                <w:rFonts w:ascii="Helvetica" w:hAnsi="Helvetica" w:eastAsia="Helvetica" w:cs="Helvetica"/>
-                <w:i w:val="false"/>
-                <w:b w:val="false"/>
-                <w:u w:val="none"/>
-                <w:sz w:val="22"/>
-                <w:szCs w:val="22"/>
-                <w:color w:val="000000"/>
-              </w:rPr>
-            </w:pPr>
-            <w:r>
-              <w:rPr>
-                <w:rFonts w:ascii="Helvetica" w:hAnsi="Helvetica" w:eastAsia="Helvetica" w:cs="Helvetica"/>
-                <w:i w:val="false"/>
-                <w:b w:val="false"/>
-                <w:u w:val="none"/>
-                <w:sz w:val="22"/>
-                <w:szCs w:val="22"/>
-                <w:color w:val="000000"/>
-              </w:rPr>
-              <w:t xml:space="preserve">0.950</w:t>
+              <w:t xml:space="preserve">0.93, 1.08</w:t>
+            </w:r>
+          </w:p>
+        </w:tc>
+        <w:tc>
+          <w:tcPr>
+            <w:tcBorders>
+              <w:bottom w:val="none" w:sz="0" w:space="0" w:color="000000"/>
+              <w:top w:val="none" w:sz="0" w:space="0" w:color="000000"/>
+              <w:left w:val="none" w:sz="0" w:space="0" w:color="000000"/>
+              <w:right w:val="none" w:sz="0" w:space="0" w:color="000000"/>
+            </w:tcBorders>
+            <w:shd w:val="clear" w:color="auto" w:fill="FFFFFF"/>
+            <w:tcMar>
+              <w:top w:w="0" w:type="dxa"/>
+              <w:bottom w:w="0" w:type="dxa"/>
+              <w:left w:w="0" w:type="dxa"/>
+              <w:right w:w="0" w:type="dxa"/>
+            </w:tcMar>
+            <w:vAlign w:val="top"/>
+          </w:tcPr>
+          <w:p>
+            <w:pPr>
+              <w:pStyle w:val="Normal"/>
+              <w:jc w:val="center"/>
+              <w:pBdr>
+                <w:bottom w:val="none" w:sz="0" w:space="0" w:color="000000"/>
+                <w:top w:val="none" w:sz="0" w:space="0" w:color="000000"/>
+                <w:left w:val="none" w:sz="0" w:space="0" w:color="000000"/>
+                <w:right w:val="none" w:sz="0" w:space="0" w:color="000000"/>
+              </w:pBdr>
+              <w:spacing w:after="100" w:before="100" w:line="240"/>
+              <w:ind w:left="100" w:right="100" w:firstLine="0" w:firstLineChars="0"/>
+              <w:rPr>
+                <w:rFonts w:ascii="Helvetica" w:hAnsi="Helvetica" w:eastAsia="Helvetica" w:cs="Helvetica"/>
+                <w:i w:val="false"/>
+                <w:b w:val="false"/>
+                <w:u w:val="none"/>
+                <w:sz w:val="22"/>
+                <w:szCs w:val="22"/>
+                <w:color w:val="000000"/>
+              </w:rPr>
+            </w:pPr>
+            <w:r>
+              <w:rPr>
+                <w:rFonts w:ascii="Helvetica" w:hAnsi="Helvetica" w:eastAsia="Helvetica" w:cs="Helvetica"/>
+                <w:i w:val="false"/>
+                <w:b w:val="false"/>
+                <w:u w:val="none"/>
+                <w:sz w:val="22"/>
+                <w:szCs w:val="22"/>
+                <w:color w:val="000000"/>
+              </w:rPr>
+              <w:t xml:space="preserve">0.970</w:t>
             </w:r>
           </w:p>
         </w:tc>
@@ -3035,60 +3035,60 @@
                 <w:szCs w:val="22"/>
                 <w:color w:val="000000"/>
               </w:rPr>
-              <w:t xml:space="preserve">9.09</w:t>
-            </w:r>
-          </w:p>
-        </w:tc>
-        <w:tc>
-          <w:tcPr>
-            <w:tcBorders>
-              <w:bottom w:val="none" w:sz="0" w:space="0" w:color="000000"/>
-              <w:top w:val="none" w:sz="0" w:space="0" w:color="000000"/>
-              <w:left w:val="none" w:sz="0" w:space="0" w:color="000000"/>
-              <w:right w:val="none" w:sz="0" w:space="0" w:color="000000"/>
-            </w:tcBorders>
-            <w:shd w:val="clear" w:color="auto" w:fill="FFFFFF"/>
-            <w:tcMar>
-              <w:top w:w="0" w:type="dxa"/>
-              <w:bottom w:w="0" w:type="dxa"/>
-              <w:left w:w="0" w:type="dxa"/>
-              <w:right w:w="0" w:type="dxa"/>
-            </w:tcMar>
-            <w:vAlign w:val="top"/>
-          </w:tcPr>
-          <w:p>
-            <w:pPr>
-              <w:pStyle w:val="Normal"/>
-              <w:jc w:val="center"/>
-              <w:pBdr>
-                <w:bottom w:val="none" w:sz="0" w:space="0" w:color="000000"/>
-                <w:top w:val="none" w:sz="0" w:space="0" w:color="000000"/>
-                <w:left w:val="none" w:sz="0" w:space="0" w:color="000000"/>
-                <w:right w:val="none" w:sz="0" w:space="0" w:color="000000"/>
-              </w:pBdr>
-              <w:spacing w:after="100" w:before="100" w:line="240"/>
-              <w:ind w:left="100" w:right="100" w:firstLine="0" w:firstLineChars="0"/>
-              <w:rPr>
-                <w:rFonts w:ascii="Helvetica" w:hAnsi="Helvetica" w:eastAsia="Helvetica" w:cs="Helvetica"/>
-                <w:i w:val="false"/>
-                <w:b w:val="false"/>
-                <w:u w:val="none"/>
-                <w:sz w:val="22"/>
-                <w:szCs w:val="22"/>
-                <w:color w:val="000000"/>
-              </w:rPr>
-            </w:pPr>
-            <w:r>
-              <w:rPr>
-                <w:rFonts w:ascii="Helvetica" w:hAnsi="Helvetica" w:eastAsia="Helvetica" w:cs="Helvetica"/>
-                <w:i w:val="false"/>
-                <w:b w:val="false"/>
-                <w:u w:val="none"/>
-                <w:sz w:val="22"/>
-                <w:szCs w:val="22"/>
-                <w:color w:val="000000"/>
-              </w:rPr>
-              <w:t xml:space="preserve">0.53, 155</w:t>
+              <w:t xml:space="preserve">10.5</w:t>
+            </w:r>
+          </w:p>
+        </w:tc>
+        <w:tc>
+          <w:tcPr>
+            <w:tcBorders>
+              <w:bottom w:val="none" w:sz="0" w:space="0" w:color="000000"/>
+              <w:top w:val="none" w:sz="0" w:space="0" w:color="000000"/>
+              <w:left w:val="none" w:sz="0" w:space="0" w:color="000000"/>
+              <w:right w:val="none" w:sz="0" w:space="0" w:color="000000"/>
+            </w:tcBorders>
+            <w:shd w:val="clear" w:color="auto" w:fill="FFFFFF"/>
+            <w:tcMar>
+              <w:top w:w="0" w:type="dxa"/>
+              <w:bottom w:w="0" w:type="dxa"/>
+              <w:left w:w="0" w:type="dxa"/>
+              <w:right w:w="0" w:type="dxa"/>
+            </w:tcMar>
+            <w:vAlign w:val="top"/>
+          </w:tcPr>
+          <w:p>
+            <w:pPr>
+              <w:pStyle w:val="Normal"/>
+              <w:jc w:val="center"/>
+              <w:pBdr>
+                <w:bottom w:val="none" w:sz="0" w:space="0" w:color="000000"/>
+                <w:top w:val="none" w:sz="0" w:space="0" w:color="000000"/>
+                <w:left w:val="none" w:sz="0" w:space="0" w:color="000000"/>
+                <w:right w:val="none" w:sz="0" w:space="0" w:color="000000"/>
+              </w:pBdr>
+              <w:spacing w:after="100" w:before="100" w:line="240"/>
+              <w:ind w:left="100" w:right="100" w:firstLine="0" w:firstLineChars="0"/>
+              <w:rPr>
+                <w:rFonts w:ascii="Helvetica" w:hAnsi="Helvetica" w:eastAsia="Helvetica" w:cs="Helvetica"/>
+                <w:i w:val="false"/>
+                <w:b w:val="false"/>
+                <w:u w:val="none"/>
+                <w:sz w:val="22"/>
+                <w:szCs w:val="22"/>
+                <w:color w:val="000000"/>
+              </w:rPr>
+            </w:pPr>
+            <w:r>
+              <w:rPr>
+                <w:rFonts w:ascii="Helvetica" w:hAnsi="Helvetica" w:eastAsia="Helvetica" w:cs="Helvetica"/>
+                <w:i w:val="false"/>
+                <w:b w:val="false"/>
+                <w:u w:val="none"/>
+                <w:sz w:val="22"/>
+                <w:szCs w:val="22"/>
+                <w:color w:val="000000"/>
+              </w:rPr>
+              <w:t xml:space="preserve">0.48, 231</w:t>
             </w:r>
           </w:p>
         </w:tc>
@@ -3518,113 +3518,113 @@
                 <w:szCs w:val="22"/>
                 <w:color w:val="000000"/>
               </w:rPr>
-              <w:t xml:space="preserve">1.04</w:t>
-            </w:r>
-          </w:p>
-        </w:tc>
-        <w:tc>
-          <w:tcPr>
-            <w:tcBorders>
-              <w:bottom w:val="none" w:sz="0" w:space="0" w:color="000000"/>
-              <w:top w:val="none" w:sz="0" w:space="0" w:color="000000"/>
-              <w:left w:val="none" w:sz="0" w:space="0" w:color="000000"/>
-              <w:right w:val="none" w:sz="0" w:space="0" w:color="000000"/>
-            </w:tcBorders>
-            <w:shd w:val="clear" w:color="auto" w:fill="FFFFFF"/>
-            <w:tcMar>
-              <w:top w:w="0" w:type="dxa"/>
-              <w:bottom w:w="0" w:type="dxa"/>
-              <w:left w:w="0" w:type="dxa"/>
-              <w:right w:w="0" w:type="dxa"/>
-            </w:tcMar>
-            <w:vAlign w:val="top"/>
-          </w:tcPr>
-          <w:p>
-            <w:pPr>
-              <w:pStyle w:val="Normal"/>
-              <w:jc w:val="center"/>
-              <w:pBdr>
-                <w:bottom w:val="none" w:sz="0" w:space="0" w:color="000000"/>
-                <w:top w:val="none" w:sz="0" w:space="0" w:color="000000"/>
-                <w:left w:val="none" w:sz="0" w:space="0" w:color="000000"/>
-                <w:right w:val="none" w:sz="0" w:space="0" w:color="000000"/>
-              </w:pBdr>
-              <w:spacing w:after="100" w:before="100" w:line="240"/>
-              <w:ind w:left="100" w:right="100" w:firstLine="0" w:firstLineChars="0"/>
-              <w:rPr>
-                <w:rFonts w:ascii="Helvetica" w:hAnsi="Helvetica" w:eastAsia="Helvetica" w:cs="Helvetica"/>
-                <w:i w:val="false"/>
-                <w:b w:val="false"/>
-                <w:u w:val="none"/>
-                <w:sz w:val="22"/>
-                <w:szCs w:val="22"/>
-                <w:color w:val="000000"/>
-              </w:rPr>
-            </w:pPr>
-            <w:r>
-              <w:rPr>
-                <w:rFonts w:ascii="Helvetica" w:hAnsi="Helvetica" w:eastAsia="Helvetica" w:cs="Helvetica"/>
-                <w:i w:val="false"/>
-                <w:b w:val="false"/>
-                <w:u w:val="none"/>
-                <w:sz w:val="22"/>
-                <w:szCs w:val="22"/>
-                <w:color w:val="000000"/>
-              </w:rPr>
-              <w:t xml:space="preserve">0.78, 1.40</w:t>
-            </w:r>
-          </w:p>
-        </w:tc>
-        <w:tc>
-          <w:tcPr>
-            <w:tcBorders>
-              <w:bottom w:val="none" w:sz="0" w:space="0" w:color="000000"/>
-              <w:top w:val="none" w:sz="0" w:space="0" w:color="000000"/>
-              <w:left w:val="none" w:sz="0" w:space="0" w:color="000000"/>
-              <w:right w:val="none" w:sz="0" w:space="0" w:color="000000"/>
-            </w:tcBorders>
-            <w:shd w:val="clear" w:color="auto" w:fill="FFFFFF"/>
-            <w:tcMar>
-              <w:top w:w="0" w:type="dxa"/>
-              <w:bottom w:w="0" w:type="dxa"/>
-              <w:left w:w="0" w:type="dxa"/>
-              <w:right w:w="0" w:type="dxa"/>
-            </w:tcMar>
-            <w:vAlign w:val="top"/>
-          </w:tcPr>
-          <w:p>
-            <w:pPr>
-              <w:pStyle w:val="Normal"/>
-              <w:jc w:val="center"/>
-              <w:pBdr>
-                <w:bottom w:val="none" w:sz="0" w:space="0" w:color="000000"/>
-                <w:top w:val="none" w:sz="0" w:space="0" w:color="000000"/>
-                <w:left w:val="none" w:sz="0" w:space="0" w:color="000000"/>
-                <w:right w:val="none" w:sz="0" w:space="0" w:color="000000"/>
-              </w:pBdr>
-              <w:spacing w:after="100" w:before="100" w:line="240"/>
-              <w:ind w:left="100" w:right="100" w:firstLine="0" w:firstLineChars="0"/>
-              <w:rPr>
-                <w:rFonts w:ascii="Helvetica" w:hAnsi="Helvetica" w:eastAsia="Helvetica" w:cs="Helvetica"/>
-                <w:i w:val="false"/>
-                <w:b w:val="false"/>
-                <w:u w:val="none"/>
-                <w:sz w:val="22"/>
-                <w:szCs w:val="22"/>
-                <w:color w:val="000000"/>
-              </w:rPr>
-            </w:pPr>
-            <w:r>
-              <w:rPr>
-                <w:rFonts w:ascii="Helvetica" w:hAnsi="Helvetica" w:eastAsia="Helvetica" w:cs="Helvetica"/>
-                <w:i w:val="false"/>
-                <w:b w:val="false"/>
-                <w:u w:val="none"/>
-                <w:sz w:val="22"/>
-                <w:szCs w:val="22"/>
-                <w:color w:val="000000"/>
-              </w:rPr>
-              <w:t xml:space="preserve">0.780</w:t>
+              <w:t xml:space="preserve">1.03</w:t>
+            </w:r>
+          </w:p>
+        </w:tc>
+        <w:tc>
+          <w:tcPr>
+            <w:tcBorders>
+              <w:bottom w:val="none" w:sz="0" w:space="0" w:color="000000"/>
+              <w:top w:val="none" w:sz="0" w:space="0" w:color="000000"/>
+              <w:left w:val="none" w:sz="0" w:space="0" w:color="000000"/>
+              <w:right w:val="none" w:sz="0" w:space="0" w:color="000000"/>
+            </w:tcBorders>
+            <w:shd w:val="clear" w:color="auto" w:fill="FFFFFF"/>
+            <w:tcMar>
+              <w:top w:w="0" w:type="dxa"/>
+              <w:bottom w:w="0" w:type="dxa"/>
+              <w:left w:w="0" w:type="dxa"/>
+              <w:right w:w="0" w:type="dxa"/>
+            </w:tcMar>
+            <w:vAlign w:val="top"/>
+          </w:tcPr>
+          <w:p>
+            <w:pPr>
+              <w:pStyle w:val="Normal"/>
+              <w:jc w:val="center"/>
+              <w:pBdr>
+                <w:bottom w:val="none" w:sz="0" w:space="0" w:color="000000"/>
+                <w:top w:val="none" w:sz="0" w:space="0" w:color="000000"/>
+                <w:left w:val="none" w:sz="0" w:space="0" w:color="000000"/>
+                <w:right w:val="none" w:sz="0" w:space="0" w:color="000000"/>
+              </w:pBdr>
+              <w:spacing w:after="100" w:before="100" w:line="240"/>
+              <w:ind w:left="100" w:right="100" w:firstLine="0" w:firstLineChars="0"/>
+              <w:rPr>
+                <w:rFonts w:ascii="Helvetica" w:hAnsi="Helvetica" w:eastAsia="Helvetica" w:cs="Helvetica"/>
+                <w:i w:val="false"/>
+                <w:b w:val="false"/>
+                <w:u w:val="none"/>
+                <w:sz w:val="22"/>
+                <w:szCs w:val="22"/>
+                <w:color w:val="000000"/>
+              </w:rPr>
+            </w:pPr>
+            <w:r>
+              <w:rPr>
+                <w:rFonts w:ascii="Helvetica" w:hAnsi="Helvetica" w:eastAsia="Helvetica" w:cs="Helvetica"/>
+                <w:i w:val="false"/>
+                <w:b w:val="false"/>
+                <w:u w:val="none"/>
+                <w:sz w:val="22"/>
+                <w:szCs w:val="22"/>
+                <w:color w:val="000000"/>
+              </w:rPr>
+              <w:t xml:space="preserve">0.75, 1.42</w:t>
+            </w:r>
+          </w:p>
+        </w:tc>
+        <w:tc>
+          <w:tcPr>
+            <w:tcBorders>
+              <w:bottom w:val="none" w:sz="0" w:space="0" w:color="000000"/>
+              <w:top w:val="none" w:sz="0" w:space="0" w:color="000000"/>
+              <w:left w:val="none" w:sz="0" w:space="0" w:color="000000"/>
+              <w:right w:val="none" w:sz="0" w:space="0" w:color="000000"/>
+            </w:tcBorders>
+            <w:shd w:val="clear" w:color="auto" w:fill="FFFFFF"/>
+            <w:tcMar>
+              <w:top w:w="0" w:type="dxa"/>
+              <w:bottom w:w="0" w:type="dxa"/>
+              <w:left w:w="0" w:type="dxa"/>
+              <w:right w:w="0" w:type="dxa"/>
+            </w:tcMar>
+            <w:vAlign w:val="top"/>
+          </w:tcPr>
+          <w:p>
+            <w:pPr>
+              <w:pStyle w:val="Normal"/>
+              <w:jc w:val="center"/>
+              <w:pBdr>
+                <w:bottom w:val="none" w:sz="0" w:space="0" w:color="000000"/>
+                <w:top w:val="none" w:sz="0" w:space="0" w:color="000000"/>
+                <w:left w:val="none" w:sz="0" w:space="0" w:color="000000"/>
+                <w:right w:val="none" w:sz="0" w:space="0" w:color="000000"/>
+              </w:pBdr>
+              <w:spacing w:after="100" w:before="100" w:line="240"/>
+              <w:ind w:left="100" w:right="100" w:firstLine="0" w:firstLineChars="0"/>
+              <w:rPr>
+                <w:rFonts w:ascii="Helvetica" w:hAnsi="Helvetica" w:eastAsia="Helvetica" w:cs="Helvetica"/>
+                <w:i w:val="false"/>
+                <w:b w:val="false"/>
+                <w:u w:val="none"/>
+                <w:sz w:val="22"/>
+                <w:szCs w:val="22"/>
+                <w:color w:val="000000"/>
+              </w:rPr>
+            </w:pPr>
+            <w:r>
+              <w:rPr>
+                <w:rFonts w:ascii="Helvetica" w:hAnsi="Helvetica" w:eastAsia="Helvetica" w:cs="Helvetica"/>
+                <w:i w:val="false"/>
+                <w:b w:val="false"/>
+                <w:u w:val="none"/>
+                <w:sz w:val="22"/>
+                <w:szCs w:val="22"/>
+                <w:color w:val="000000"/>
+              </w:rPr>
+              <w:t xml:space="preserve">0.860</w:t>
             </w:r>
           </w:p>
         </w:tc>
@@ -5020,60 +5020,60 @@
                 <w:szCs w:val="22"/>
                 <w:color w:val="000000"/>
               </w:rPr>
-              <w:t xml:space="preserve">0.13, 3.07</w:t>
-            </w:r>
-          </w:p>
-        </w:tc>
-        <w:tc>
-          <w:tcPr>
-            <w:tcBorders>
-              <w:bottom w:val="none" w:sz="0" w:space="0" w:color="000000"/>
-              <w:top w:val="none" w:sz="0" w:space="0" w:color="000000"/>
-              <w:left w:val="none" w:sz="0" w:space="0" w:color="000000"/>
-              <w:right w:val="none" w:sz="0" w:space="0" w:color="000000"/>
-            </w:tcBorders>
-            <w:shd w:val="clear" w:color="auto" w:fill="FFFFFF"/>
-            <w:tcMar>
-              <w:top w:w="0" w:type="dxa"/>
-              <w:bottom w:w="0" w:type="dxa"/>
-              <w:left w:w="0" w:type="dxa"/>
-              <w:right w:w="0" w:type="dxa"/>
-            </w:tcMar>
-            <w:vAlign w:val="top"/>
-          </w:tcPr>
-          <w:p>
-            <w:pPr>
-              <w:pStyle w:val="Normal"/>
-              <w:jc w:val="center"/>
-              <w:pBdr>
-                <w:bottom w:val="none" w:sz="0" w:space="0" w:color="000000"/>
-                <w:top w:val="none" w:sz="0" w:space="0" w:color="000000"/>
-                <w:left w:val="none" w:sz="0" w:space="0" w:color="000000"/>
-                <w:right w:val="none" w:sz="0" w:space="0" w:color="000000"/>
-              </w:pBdr>
-              <w:spacing w:after="100" w:before="100" w:line="240"/>
-              <w:ind w:left="100" w:right="100" w:firstLine="0" w:firstLineChars="0"/>
-              <w:rPr>
-                <w:rFonts w:ascii="Helvetica" w:hAnsi="Helvetica" w:eastAsia="Helvetica" w:cs="Helvetica"/>
-                <w:i w:val="false"/>
-                <w:b w:val="false"/>
-                <w:u w:val="none"/>
-                <w:sz w:val="22"/>
-                <w:szCs w:val="22"/>
-                <w:color w:val="000000"/>
-              </w:rPr>
-            </w:pPr>
-            <w:r>
-              <w:rPr>
-                <w:rFonts w:ascii="Helvetica" w:hAnsi="Helvetica" w:eastAsia="Helvetica" w:cs="Helvetica"/>
-                <w:i w:val="false"/>
-                <w:b w:val="false"/>
-                <w:u w:val="none"/>
-                <w:sz w:val="22"/>
-                <w:szCs w:val="22"/>
-                <w:color w:val="000000"/>
-              </w:rPr>
-              <w:t xml:space="preserve">0.570</w:t>
+              <w:t xml:space="preserve">0.12, 3.22</w:t>
+            </w:r>
+          </w:p>
+        </w:tc>
+        <w:tc>
+          <w:tcPr>
+            <w:tcBorders>
+              <w:bottom w:val="none" w:sz="0" w:space="0" w:color="000000"/>
+              <w:top w:val="none" w:sz="0" w:space="0" w:color="000000"/>
+              <w:left w:val="none" w:sz="0" w:space="0" w:color="000000"/>
+              <w:right w:val="none" w:sz="0" w:space="0" w:color="000000"/>
+            </w:tcBorders>
+            <w:shd w:val="clear" w:color="auto" w:fill="FFFFFF"/>
+            <w:tcMar>
+              <w:top w:w="0" w:type="dxa"/>
+              <w:bottom w:w="0" w:type="dxa"/>
+              <w:left w:w="0" w:type="dxa"/>
+              <w:right w:w="0" w:type="dxa"/>
+            </w:tcMar>
+            <w:vAlign w:val="top"/>
+          </w:tcPr>
+          <w:p>
+            <w:pPr>
+              <w:pStyle w:val="Normal"/>
+              <w:jc w:val="center"/>
+              <w:pBdr>
+                <w:bottom w:val="none" w:sz="0" w:space="0" w:color="000000"/>
+                <w:top w:val="none" w:sz="0" w:space="0" w:color="000000"/>
+                <w:left w:val="none" w:sz="0" w:space="0" w:color="000000"/>
+                <w:right w:val="none" w:sz="0" w:space="0" w:color="000000"/>
+              </w:pBdr>
+              <w:spacing w:after="100" w:before="100" w:line="240"/>
+              <w:ind w:left="100" w:right="100" w:firstLine="0" w:firstLineChars="0"/>
+              <w:rPr>
+                <w:rFonts w:ascii="Helvetica" w:hAnsi="Helvetica" w:eastAsia="Helvetica" w:cs="Helvetica"/>
+                <w:i w:val="false"/>
+                <w:b w:val="false"/>
+                <w:u w:val="none"/>
+                <w:sz w:val="22"/>
+                <w:szCs w:val="22"/>
+                <w:color w:val="000000"/>
+              </w:rPr>
+            </w:pPr>
+            <w:r>
+              <w:rPr>
+                <w:rFonts w:ascii="Helvetica" w:hAnsi="Helvetica" w:eastAsia="Helvetica" w:cs="Helvetica"/>
+                <w:i w:val="false"/>
+                <w:b w:val="false"/>
+                <w:u w:val="none"/>
+                <w:sz w:val="22"/>
+                <w:szCs w:val="22"/>
+                <w:color w:val="000000"/>
+              </w:rPr>
+              <w:t xml:space="preserve">0.580</w:t>
             </w:r>
           </w:p>
         </w:tc>
@@ -6469,7 +6469,7 @@
                 <w:szCs w:val="22"/>
                 <w:color w:val="000000"/>
               </w:rPr>
-              <w:t xml:space="preserve">0.00, 0.43</w:t>
+              <w:t xml:space="preserve">0.00, 0.42</w:t>
             </w:r>
           </w:p>
         </w:tc>
@@ -6899,113 +6899,113 @@
                 <w:szCs w:val="22"/>
                 <w:color w:val="000000"/>
               </w:rPr>
-              <w:t xml:space="preserve">0.22</w:t>
-            </w:r>
-          </w:p>
-        </w:tc>
-        <w:tc>
-          <w:tcPr>
-            <w:tcBorders>
-              <w:bottom w:val="none" w:sz="0" w:space="0" w:color="000000"/>
-              <w:top w:val="none" w:sz="0" w:space="0" w:color="000000"/>
-              <w:left w:val="none" w:sz="0" w:space="0" w:color="000000"/>
-              <w:right w:val="none" w:sz="0" w:space="0" w:color="000000"/>
-            </w:tcBorders>
-            <w:shd w:val="clear" w:color="auto" w:fill="FFFFFF"/>
-            <w:tcMar>
-              <w:top w:w="0" w:type="dxa"/>
-              <w:bottom w:w="0" w:type="dxa"/>
-              <w:left w:w="0" w:type="dxa"/>
-              <w:right w:w="0" w:type="dxa"/>
-            </w:tcMar>
-            <w:vAlign w:val="top"/>
-          </w:tcPr>
-          <w:p>
-            <w:pPr>
-              <w:pStyle w:val="Normal"/>
-              <w:jc w:val="center"/>
-              <w:pBdr>
-                <w:bottom w:val="none" w:sz="0" w:space="0" w:color="000000"/>
-                <w:top w:val="none" w:sz="0" w:space="0" w:color="000000"/>
-                <w:left w:val="none" w:sz="0" w:space="0" w:color="000000"/>
-                <w:right w:val="none" w:sz="0" w:space="0" w:color="000000"/>
-              </w:pBdr>
-              <w:spacing w:after="100" w:before="100" w:line="240"/>
-              <w:ind w:left="100" w:right="100" w:firstLine="0" w:firstLineChars="0"/>
-              <w:rPr>
-                <w:rFonts w:ascii="Helvetica" w:hAnsi="Helvetica" w:eastAsia="Helvetica" w:cs="Helvetica"/>
-                <w:i w:val="false"/>
-                <w:b w:val="false"/>
-                <w:u w:val="none"/>
-                <w:sz w:val="22"/>
-                <w:szCs w:val="22"/>
-                <w:color w:val="000000"/>
-              </w:rPr>
-            </w:pPr>
-            <w:r>
-              <w:rPr>
-                <w:rFonts w:ascii="Helvetica" w:hAnsi="Helvetica" w:eastAsia="Helvetica" w:cs="Helvetica"/>
-                <w:i w:val="false"/>
-                <w:b w:val="false"/>
-                <w:u w:val="none"/>
-                <w:sz w:val="22"/>
-                <w:szCs w:val="22"/>
-                <w:color w:val="000000"/>
-              </w:rPr>
-              <w:t xml:space="preserve">0.01, 3.46</w:t>
-            </w:r>
-          </w:p>
-        </w:tc>
-        <w:tc>
-          <w:tcPr>
-            <w:tcBorders>
-              <w:bottom w:val="none" w:sz="0" w:space="0" w:color="000000"/>
-              <w:top w:val="none" w:sz="0" w:space="0" w:color="000000"/>
-              <w:left w:val="none" w:sz="0" w:space="0" w:color="000000"/>
-              <w:right w:val="none" w:sz="0" w:space="0" w:color="000000"/>
-            </w:tcBorders>
-            <w:shd w:val="clear" w:color="auto" w:fill="FFFFFF"/>
-            <w:tcMar>
-              <w:top w:w="0" w:type="dxa"/>
-              <w:bottom w:w="0" w:type="dxa"/>
-              <w:left w:w="0" w:type="dxa"/>
-              <w:right w:w="0" w:type="dxa"/>
-            </w:tcMar>
-            <w:vAlign w:val="top"/>
-          </w:tcPr>
-          <w:p>
-            <w:pPr>
-              <w:pStyle w:val="Normal"/>
-              <w:jc w:val="center"/>
-              <w:pBdr>
-                <w:bottom w:val="none" w:sz="0" w:space="0" w:color="000000"/>
-                <w:top w:val="none" w:sz="0" w:space="0" w:color="000000"/>
-                <w:left w:val="none" w:sz="0" w:space="0" w:color="000000"/>
-                <w:right w:val="none" w:sz="0" w:space="0" w:color="000000"/>
-              </w:pBdr>
-              <w:spacing w:after="100" w:before="100" w:line="240"/>
-              <w:ind w:left="100" w:right="100" w:firstLine="0" w:firstLineChars="0"/>
-              <w:rPr>
-                <w:rFonts w:ascii="Helvetica" w:hAnsi="Helvetica" w:eastAsia="Helvetica" w:cs="Helvetica"/>
-                <w:i w:val="false"/>
-                <w:b w:val="false"/>
-                <w:u w:val="none"/>
-                <w:sz w:val="22"/>
-                <w:szCs w:val="22"/>
-                <w:color w:val="000000"/>
-              </w:rPr>
-            </w:pPr>
-            <w:r>
-              <w:rPr>
-                <w:rFonts w:ascii="Helvetica" w:hAnsi="Helvetica" w:eastAsia="Helvetica" w:cs="Helvetica"/>
-                <w:i w:val="false"/>
-                <w:b w:val="false"/>
-                <w:u w:val="none"/>
-                <w:sz w:val="22"/>
-                <w:szCs w:val="22"/>
-                <w:color w:val="000000"/>
-              </w:rPr>
-              <w:t xml:space="preserve">0.280</w:t>
+              <w:t xml:space="preserve">0.24</w:t>
+            </w:r>
+          </w:p>
+        </w:tc>
+        <w:tc>
+          <w:tcPr>
+            <w:tcBorders>
+              <w:bottom w:val="none" w:sz="0" w:space="0" w:color="000000"/>
+              <w:top w:val="none" w:sz="0" w:space="0" w:color="000000"/>
+              <w:left w:val="none" w:sz="0" w:space="0" w:color="000000"/>
+              <w:right w:val="none" w:sz="0" w:space="0" w:color="000000"/>
+            </w:tcBorders>
+            <w:shd w:val="clear" w:color="auto" w:fill="FFFFFF"/>
+            <w:tcMar>
+              <w:top w:w="0" w:type="dxa"/>
+              <w:bottom w:w="0" w:type="dxa"/>
+              <w:left w:w="0" w:type="dxa"/>
+              <w:right w:w="0" w:type="dxa"/>
+            </w:tcMar>
+            <w:vAlign w:val="top"/>
+          </w:tcPr>
+          <w:p>
+            <w:pPr>
+              <w:pStyle w:val="Normal"/>
+              <w:jc w:val="center"/>
+              <w:pBdr>
+                <w:bottom w:val="none" w:sz="0" w:space="0" w:color="000000"/>
+                <w:top w:val="none" w:sz="0" w:space="0" w:color="000000"/>
+                <w:left w:val="none" w:sz="0" w:space="0" w:color="000000"/>
+                <w:right w:val="none" w:sz="0" w:space="0" w:color="000000"/>
+              </w:pBdr>
+              <w:spacing w:after="100" w:before="100" w:line="240"/>
+              <w:ind w:left="100" w:right="100" w:firstLine="0" w:firstLineChars="0"/>
+              <w:rPr>
+                <w:rFonts w:ascii="Helvetica" w:hAnsi="Helvetica" w:eastAsia="Helvetica" w:cs="Helvetica"/>
+                <w:i w:val="false"/>
+                <w:b w:val="false"/>
+                <w:u w:val="none"/>
+                <w:sz w:val="22"/>
+                <w:szCs w:val="22"/>
+                <w:color w:val="000000"/>
+              </w:rPr>
+            </w:pPr>
+            <w:r>
+              <w:rPr>
+                <w:rFonts w:ascii="Helvetica" w:hAnsi="Helvetica" w:eastAsia="Helvetica" w:cs="Helvetica"/>
+                <w:i w:val="false"/>
+                <w:b w:val="false"/>
+                <w:u w:val="none"/>
+                <w:sz w:val="22"/>
+                <w:szCs w:val="22"/>
+                <w:color w:val="000000"/>
+              </w:rPr>
+              <w:t xml:space="preserve">0.01, 3.85</w:t>
+            </w:r>
+          </w:p>
+        </w:tc>
+        <w:tc>
+          <w:tcPr>
+            <w:tcBorders>
+              <w:bottom w:val="none" w:sz="0" w:space="0" w:color="000000"/>
+              <w:top w:val="none" w:sz="0" w:space="0" w:color="000000"/>
+              <w:left w:val="none" w:sz="0" w:space="0" w:color="000000"/>
+              <w:right w:val="none" w:sz="0" w:space="0" w:color="000000"/>
+            </w:tcBorders>
+            <w:shd w:val="clear" w:color="auto" w:fill="FFFFFF"/>
+            <w:tcMar>
+              <w:top w:w="0" w:type="dxa"/>
+              <w:bottom w:w="0" w:type="dxa"/>
+              <w:left w:w="0" w:type="dxa"/>
+              <w:right w:w="0" w:type="dxa"/>
+            </w:tcMar>
+            <w:vAlign w:val="top"/>
+          </w:tcPr>
+          <w:p>
+            <w:pPr>
+              <w:pStyle w:val="Normal"/>
+              <w:jc w:val="center"/>
+              <w:pBdr>
+                <w:bottom w:val="none" w:sz="0" w:space="0" w:color="000000"/>
+                <w:top w:val="none" w:sz="0" w:space="0" w:color="000000"/>
+                <w:left w:val="none" w:sz="0" w:space="0" w:color="000000"/>
+                <w:right w:val="none" w:sz="0" w:space="0" w:color="000000"/>
+              </w:pBdr>
+              <w:spacing w:after="100" w:before="100" w:line="240"/>
+              <w:ind w:left="100" w:right="100" w:firstLine="0" w:firstLineChars="0"/>
+              <w:rPr>
+                <w:rFonts w:ascii="Helvetica" w:hAnsi="Helvetica" w:eastAsia="Helvetica" w:cs="Helvetica"/>
+                <w:i w:val="false"/>
+                <w:b w:val="false"/>
+                <w:u w:val="none"/>
+                <w:sz w:val="22"/>
+                <w:szCs w:val="22"/>
+                <w:color w:val="000000"/>
+              </w:rPr>
+            </w:pPr>
+            <w:r>
+              <w:rPr>
+                <w:rFonts w:ascii="Helvetica" w:hAnsi="Helvetica" w:eastAsia="Helvetica" w:cs="Helvetica"/>
+                <w:i w:val="false"/>
+                <w:b w:val="false"/>
+                <w:u w:val="none"/>
+                <w:sz w:val="22"/>
+                <w:szCs w:val="22"/>
+                <w:color w:val="000000"/>
+              </w:rPr>
+              <w:t xml:space="preserve">0.310</w:t>
             </w:r>
           </w:p>
         </w:tc>
@@ -7382,113 +7382,113 @@
                 <w:szCs w:val="22"/>
                 <w:color w:val="000000"/>
               </w:rPr>
-              <w:t xml:space="preserve">0.05</w:t>
-            </w:r>
-          </w:p>
-        </w:tc>
-        <w:tc>
-          <w:tcPr>
-            <w:tcBorders>
-              <w:bottom w:val="none" w:sz="0" w:space="0" w:color="000000"/>
-              <w:top w:val="none" w:sz="0" w:space="0" w:color="000000"/>
-              <w:left w:val="none" w:sz="0" w:space="0" w:color="000000"/>
-              <w:right w:val="none" w:sz="0" w:space="0" w:color="000000"/>
-            </w:tcBorders>
-            <w:shd w:val="clear" w:color="auto" w:fill="FFFFFF"/>
-            <w:tcMar>
-              <w:top w:w="0" w:type="dxa"/>
-              <w:bottom w:w="0" w:type="dxa"/>
-              <w:left w:w="0" w:type="dxa"/>
-              <w:right w:w="0" w:type="dxa"/>
-            </w:tcMar>
-            <w:vAlign w:val="top"/>
-          </w:tcPr>
-          <w:p>
-            <w:pPr>
-              <w:pStyle w:val="Normal"/>
-              <w:jc w:val="center"/>
-              <w:pBdr>
-                <w:bottom w:val="none" w:sz="0" w:space="0" w:color="000000"/>
-                <w:top w:val="none" w:sz="0" w:space="0" w:color="000000"/>
-                <w:left w:val="none" w:sz="0" w:space="0" w:color="000000"/>
-                <w:right w:val="none" w:sz="0" w:space="0" w:color="000000"/>
-              </w:pBdr>
-              <w:spacing w:after="100" w:before="100" w:line="240"/>
-              <w:ind w:left="100" w:right="100" w:firstLine="0" w:firstLineChars="0"/>
-              <w:rPr>
-                <w:rFonts w:ascii="Helvetica" w:hAnsi="Helvetica" w:eastAsia="Helvetica" w:cs="Helvetica"/>
-                <w:i w:val="false"/>
-                <w:b w:val="false"/>
-                <w:u w:val="none"/>
-                <w:sz w:val="22"/>
-                <w:szCs w:val="22"/>
-                <w:color w:val="000000"/>
-              </w:rPr>
-            </w:pPr>
-            <w:r>
-              <w:rPr>
-                <w:rFonts w:ascii="Helvetica" w:hAnsi="Helvetica" w:eastAsia="Helvetica" w:cs="Helvetica"/>
-                <w:i w:val="false"/>
-                <w:b w:val="false"/>
-                <w:u w:val="none"/>
-                <w:sz w:val="22"/>
-                <w:szCs w:val="22"/>
-                <w:color w:val="000000"/>
-              </w:rPr>
-              <w:t xml:space="preserve">0.00, 2.44</w:t>
-            </w:r>
-          </w:p>
-        </w:tc>
-        <w:tc>
-          <w:tcPr>
-            <w:tcBorders>
-              <w:bottom w:val="none" w:sz="0" w:space="0" w:color="000000"/>
-              <w:top w:val="none" w:sz="0" w:space="0" w:color="000000"/>
-              <w:left w:val="none" w:sz="0" w:space="0" w:color="000000"/>
-              <w:right w:val="none" w:sz="0" w:space="0" w:color="000000"/>
-            </w:tcBorders>
-            <w:shd w:val="clear" w:color="auto" w:fill="FFFFFF"/>
-            <w:tcMar>
-              <w:top w:w="0" w:type="dxa"/>
-              <w:bottom w:w="0" w:type="dxa"/>
-              <w:left w:w="0" w:type="dxa"/>
-              <w:right w:w="0" w:type="dxa"/>
-            </w:tcMar>
-            <w:vAlign w:val="top"/>
-          </w:tcPr>
-          <w:p>
-            <w:pPr>
-              <w:pStyle w:val="Normal"/>
-              <w:jc w:val="center"/>
-              <w:pBdr>
-                <w:bottom w:val="none" w:sz="0" w:space="0" w:color="000000"/>
-                <w:top w:val="none" w:sz="0" w:space="0" w:color="000000"/>
-                <w:left w:val="none" w:sz="0" w:space="0" w:color="000000"/>
-                <w:right w:val="none" w:sz="0" w:space="0" w:color="000000"/>
-              </w:pBdr>
-              <w:spacing w:after="100" w:before="100" w:line="240"/>
-              <w:ind w:left="100" w:right="100" w:firstLine="0" w:firstLineChars="0"/>
-              <w:rPr>
-                <w:rFonts w:ascii="Helvetica" w:hAnsi="Helvetica" w:eastAsia="Helvetica" w:cs="Helvetica"/>
-                <w:i w:val="false"/>
-                <w:b w:val="false"/>
-                <w:u w:val="none"/>
-                <w:sz w:val="22"/>
-                <w:szCs w:val="22"/>
-                <w:color w:val="000000"/>
-              </w:rPr>
-            </w:pPr>
-            <w:r>
-              <w:rPr>
-                <w:rFonts w:ascii="Helvetica" w:hAnsi="Helvetica" w:eastAsia="Helvetica" w:cs="Helvetica"/>
-                <w:i w:val="false"/>
-                <w:b w:val="false"/>
-                <w:u w:val="none"/>
-                <w:sz w:val="22"/>
-                <w:szCs w:val="22"/>
-                <w:color w:val="000000"/>
-              </w:rPr>
-              <w:t xml:space="preserve">0.130</w:t>
+              <w:t xml:space="preserve">0.04</w:t>
+            </w:r>
+          </w:p>
+        </w:tc>
+        <w:tc>
+          <w:tcPr>
+            <w:tcBorders>
+              <w:bottom w:val="none" w:sz="0" w:space="0" w:color="000000"/>
+              <w:top w:val="none" w:sz="0" w:space="0" w:color="000000"/>
+              <w:left w:val="none" w:sz="0" w:space="0" w:color="000000"/>
+              <w:right w:val="none" w:sz="0" w:space="0" w:color="000000"/>
+            </w:tcBorders>
+            <w:shd w:val="clear" w:color="auto" w:fill="FFFFFF"/>
+            <w:tcMar>
+              <w:top w:w="0" w:type="dxa"/>
+              <w:bottom w:w="0" w:type="dxa"/>
+              <w:left w:w="0" w:type="dxa"/>
+              <w:right w:w="0" w:type="dxa"/>
+            </w:tcMar>
+            <w:vAlign w:val="top"/>
+          </w:tcPr>
+          <w:p>
+            <w:pPr>
+              <w:pStyle w:val="Normal"/>
+              <w:jc w:val="center"/>
+              <w:pBdr>
+                <w:bottom w:val="none" w:sz="0" w:space="0" w:color="000000"/>
+                <w:top w:val="none" w:sz="0" w:space="0" w:color="000000"/>
+                <w:left w:val="none" w:sz="0" w:space="0" w:color="000000"/>
+                <w:right w:val="none" w:sz="0" w:space="0" w:color="000000"/>
+              </w:pBdr>
+              <w:spacing w:after="100" w:before="100" w:line="240"/>
+              <w:ind w:left="100" w:right="100" w:firstLine="0" w:firstLineChars="0"/>
+              <w:rPr>
+                <w:rFonts w:ascii="Helvetica" w:hAnsi="Helvetica" w:eastAsia="Helvetica" w:cs="Helvetica"/>
+                <w:i w:val="false"/>
+                <w:b w:val="false"/>
+                <w:u w:val="none"/>
+                <w:sz w:val="22"/>
+                <w:szCs w:val="22"/>
+                <w:color w:val="000000"/>
+              </w:rPr>
+            </w:pPr>
+            <w:r>
+              <w:rPr>
+                <w:rFonts w:ascii="Helvetica" w:hAnsi="Helvetica" w:eastAsia="Helvetica" w:cs="Helvetica"/>
+                <w:i w:val="false"/>
+                <w:b w:val="false"/>
+                <w:u w:val="none"/>
+                <w:sz w:val="22"/>
+                <w:szCs w:val="22"/>
+                <w:color w:val="000000"/>
+              </w:rPr>
+              <w:t xml:space="preserve">0.00, 2.88</w:t>
+            </w:r>
+          </w:p>
+        </w:tc>
+        <w:tc>
+          <w:tcPr>
+            <w:tcBorders>
+              <w:bottom w:val="none" w:sz="0" w:space="0" w:color="000000"/>
+              <w:top w:val="none" w:sz="0" w:space="0" w:color="000000"/>
+              <w:left w:val="none" w:sz="0" w:space="0" w:color="000000"/>
+              <w:right w:val="none" w:sz="0" w:space="0" w:color="000000"/>
+            </w:tcBorders>
+            <w:shd w:val="clear" w:color="auto" w:fill="FFFFFF"/>
+            <w:tcMar>
+              <w:top w:w="0" w:type="dxa"/>
+              <w:bottom w:w="0" w:type="dxa"/>
+              <w:left w:w="0" w:type="dxa"/>
+              <w:right w:w="0" w:type="dxa"/>
+            </w:tcMar>
+            <w:vAlign w:val="top"/>
+          </w:tcPr>
+          <w:p>
+            <w:pPr>
+              <w:pStyle w:val="Normal"/>
+              <w:jc w:val="center"/>
+              <w:pBdr>
+                <w:bottom w:val="none" w:sz="0" w:space="0" w:color="000000"/>
+                <w:top w:val="none" w:sz="0" w:space="0" w:color="000000"/>
+                <w:left w:val="none" w:sz="0" w:space="0" w:color="000000"/>
+                <w:right w:val="none" w:sz="0" w:space="0" w:color="000000"/>
+              </w:pBdr>
+              <w:spacing w:after="100" w:before="100" w:line="240"/>
+              <w:ind w:left="100" w:right="100" w:firstLine="0" w:firstLineChars="0"/>
+              <w:rPr>
+                <w:rFonts w:ascii="Helvetica" w:hAnsi="Helvetica" w:eastAsia="Helvetica" w:cs="Helvetica"/>
+                <w:i w:val="false"/>
+                <w:b w:val="false"/>
+                <w:u w:val="none"/>
+                <w:sz w:val="22"/>
+                <w:szCs w:val="22"/>
+                <w:color w:val="000000"/>
+              </w:rPr>
+            </w:pPr>
+            <w:r>
+              <w:rPr>
+                <w:rFonts w:ascii="Helvetica" w:hAnsi="Helvetica" w:eastAsia="Helvetica" w:cs="Helvetica"/>
+                <w:i w:val="false"/>
+                <w:b w:val="false"/>
+                <w:u w:val="none"/>
+                <w:sz w:val="22"/>
+                <w:szCs w:val="22"/>
+                <w:color w:val="000000"/>
+              </w:rPr>
+              <w:t xml:space="preserve">0.140</w:t>
             </w:r>
           </w:p>
         </w:tc>
@@ -7918,60 +7918,60 @@
                 <w:szCs w:val="22"/>
                 <w:color w:val="000000"/>
               </w:rPr>
-              <w:t xml:space="preserve">0.00, 0.81</w:t>
-            </w:r>
-          </w:p>
-        </w:tc>
-        <w:tc>
-          <w:tcPr>
-            <w:tcBorders>
-              <w:bottom w:val="none" w:sz="0" w:space="0" w:color="000000"/>
-              <w:top w:val="none" w:sz="0" w:space="0" w:color="000000"/>
-              <w:left w:val="none" w:sz="0" w:space="0" w:color="000000"/>
-              <w:right w:val="none" w:sz="0" w:space="0" w:color="000000"/>
-            </w:tcBorders>
-            <w:shd w:val="clear" w:color="auto" w:fill="FFFFFF"/>
-            <w:tcMar>
-              <w:top w:w="0" w:type="dxa"/>
-              <w:bottom w:w="0" w:type="dxa"/>
-              <w:left w:w="0" w:type="dxa"/>
-              <w:right w:w="0" w:type="dxa"/>
-            </w:tcMar>
-            <w:vAlign w:val="top"/>
-          </w:tcPr>
-          <w:p>
-            <w:pPr>
-              <w:pStyle w:val="Normal"/>
-              <w:jc w:val="center"/>
-              <w:pBdr>
-                <w:bottom w:val="none" w:sz="0" w:space="0" w:color="000000"/>
-                <w:top w:val="none" w:sz="0" w:space="0" w:color="000000"/>
-                <w:left w:val="none" w:sz="0" w:space="0" w:color="000000"/>
-                <w:right w:val="none" w:sz="0" w:space="0" w:color="000000"/>
-              </w:pBdr>
-              <w:spacing w:after="100" w:before="100" w:line="240"/>
-              <w:ind w:left="100" w:right="100" w:firstLine="0" w:firstLineChars="0"/>
-              <w:rPr>
-                <w:rFonts w:ascii="Helvetica" w:hAnsi="Helvetica" w:eastAsia="Helvetica" w:cs="Helvetica"/>
-                <w:i w:val="false"/>
-                <w:b w:val="false"/>
-                <w:u w:val="none"/>
-                <w:sz w:val="22"/>
-                <w:szCs w:val="22"/>
-                <w:color w:val="000000"/>
-              </w:rPr>
-            </w:pPr>
-            <w:r>
-              <w:rPr>
-                <w:rFonts w:ascii="Helvetica" w:hAnsi="Helvetica" w:eastAsia="Helvetica" w:cs="Helvetica"/>
-                <w:i w:val="false"/>
-                <w:b w:val="false"/>
-                <w:u w:val="none"/>
-                <w:sz w:val="22"/>
-                <w:szCs w:val="22"/>
-                <w:color w:val="000000"/>
-              </w:rPr>
-              <w:t xml:space="preserve">0.038</w:t>
+              <w:t xml:space="preserve">0.00, 0.74</w:t>
+            </w:r>
+          </w:p>
+        </w:tc>
+        <w:tc>
+          <w:tcPr>
+            <w:tcBorders>
+              <w:bottom w:val="none" w:sz="0" w:space="0" w:color="000000"/>
+              <w:top w:val="none" w:sz="0" w:space="0" w:color="000000"/>
+              <w:left w:val="none" w:sz="0" w:space="0" w:color="000000"/>
+              <w:right w:val="none" w:sz="0" w:space="0" w:color="000000"/>
+            </w:tcBorders>
+            <w:shd w:val="clear" w:color="auto" w:fill="FFFFFF"/>
+            <w:tcMar>
+              <w:top w:w="0" w:type="dxa"/>
+              <w:bottom w:w="0" w:type="dxa"/>
+              <w:left w:w="0" w:type="dxa"/>
+              <w:right w:w="0" w:type="dxa"/>
+            </w:tcMar>
+            <w:vAlign w:val="top"/>
+          </w:tcPr>
+          <w:p>
+            <w:pPr>
+              <w:pStyle w:val="Normal"/>
+              <w:jc w:val="center"/>
+              <w:pBdr>
+                <w:bottom w:val="none" w:sz="0" w:space="0" w:color="000000"/>
+                <w:top w:val="none" w:sz="0" w:space="0" w:color="000000"/>
+                <w:left w:val="none" w:sz="0" w:space="0" w:color="000000"/>
+                <w:right w:val="none" w:sz="0" w:space="0" w:color="000000"/>
+              </w:pBdr>
+              <w:spacing w:after="100" w:before="100" w:line="240"/>
+              <w:ind w:left="100" w:right="100" w:firstLine="0" w:firstLineChars="0"/>
+              <w:rPr>
+                <w:rFonts w:ascii="Helvetica" w:hAnsi="Helvetica" w:eastAsia="Helvetica" w:cs="Helvetica"/>
+                <w:i w:val="false"/>
+                <w:b w:val="false"/>
+                <w:u w:val="none"/>
+                <w:sz w:val="22"/>
+                <w:szCs w:val="22"/>
+                <w:color w:val="000000"/>
+              </w:rPr>
+            </w:pPr>
+            <w:r>
+              <w:rPr>
+                <w:rFonts w:ascii="Helvetica" w:hAnsi="Helvetica" w:eastAsia="Helvetica" w:cs="Helvetica"/>
+                <w:i w:val="false"/>
+                <w:b w:val="false"/>
+                <w:u w:val="none"/>
+                <w:sz w:val="22"/>
+                <w:szCs w:val="22"/>
+                <w:color w:val="000000"/>
+              </w:rPr>
+              <w:t xml:space="preserve">0.034</w:t>
             </w:r>
           </w:p>
         </w:tc>
@@ -10280,113 +10280,113 @@
                 <w:szCs w:val="22"/>
                 <w:color w:val="000000"/>
               </w:rPr>
-              <w:t xml:space="preserve">62.2</w:t>
-            </w:r>
-          </w:p>
-        </w:tc>
-        <w:tc>
-          <w:tcPr>
-            <w:tcBorders>
-              <w:bottom w:val="none" w:sz="0" w:space="0" w:color="000000"/>
-              <w:top w:val="none" w:sz="0" w:space="0" w:color="000000"/>
-              <w:left w:val="none" w:sz="0" w:space="0" w:color="000000"/>
-              <w:right w:val="none" w:sz="0" w:space="0" w:color="000000"/>
-            </w:tcBorders>
-            <w:shd w:val="clear" w:color="auto" w:fill="FFFFFF"/>
-            <w:tcMar>
-              <w:top w:w="0" w:type="dxa"/>
-              <w:bottom w:w="0" w:type="dxa"/>
-              <w:left w:w="0" w:type="dxa"/>
-              <w:right w:w="0" w:type="dxa"/>
-            </w:tcMar>
-            <w:vAlign w:val="top"/>
-          </w:tcPr>
-          <w:p>
-            <w:pPr>
-              <w:pStyle w:val="Normal"/>
-              <w:jc w:val="center"/>
-              <w:pBdr>
-                <w:bottom w:val="none" w:sz="0" w:space="0" w:color="000000"/>
-                <w:top w:val="none" w:sz="0" w:space="0" w:color="000000"/>
-                <w:left w:val="none" w:sz="0" w:space="0" w:color="000000"/>
-                <w:right w:val="none" w:sz="0" w:space="0" w:color="000000"/>
-              </w:pBdr>
-              <w:spacing w:after="100" w:before="100" w:line="240"/>
-              <w:ind w:left="100" w:right="100" w:firstLine="0" w:firstLineChars="0"/>
-              <w:rPr>
-                <w:rFonts w:ascii="Helvetica" w:hAnsi="Helvetica" w:eastAsia="Helvetica" w:cs="Helvetica"/>
-                <w:i w:val="false"/>
-                <w:b w:val="false"/>
-                <w:u w:val="none"/>
-                <w:sz w:val="22"/>
-                <w:szCs w:val="22"/>
-                <w:color w:val="000000"/>
-              </w:rPr>
-            </w:pPr>
-            <w:r>
-              <w:rPr>
-                <w:rFonts w:ascii="Helvetica" w:hAnsi="Helvetica" w:eastAsia="Helvetica" w:cs="Helvetica"/>
-                <w:i w:val="false"/>
-                <w:b w:val="false"/>
-                <w:u w:val="none"/>
-                <w:sz w:val="22"/>
-                <w:szCs w:val="22"/>
-                <w:color w:val="000000"/>
-              </w:rPr>
-              <w:t xml:space="preserve">2.60, 1,485</w:t>
-            </w:r>
-          </w:p>
-        </w:tc>
-        <w:tc>
-          <w:tcPr>
-            <w:tcBorders>
-              <w:bottom w:val="none" w:sz="0" w:space="0" w:color="000000"/>
-              <w:top w:val="none" w:sz="0" w:space="0" w:color="000000"/>
-              <w:left w:val="none" w:sz="0" w:space="0" w:color="000000"/>
-              <w:right w:val="none" w:sz="0" w:space="0" w:color="000000"/>
-            </w:tcBorders>
-            <w:shd w:val="clear" w:color="auto" w:fill="FFFFFF"/>
-            <w:tcMar>
-              <w:top w:w="0" w:type="dxa"/>
-              <w:bottom w:w="0" w:type="dxa"/>
-              <w:left w:w="0" w:type="dxa"/>
-              <w:right w:w="0" w:type="dxa"/>
-            </w:tcMar>
-            <w:vAlign w:val="top"/>
-          </w:tcPr>
-          <w:p>
-            <w:pPr>
-              <w:pStyle w:val="Normal"/>
-              <w:jc w:val="center"/>
-              <w:pBdr>
-                <w:bottom w:val="none" w:sz="0" w:space="0" w:color="000000"/>
-                <w:top w:val="none" w:sz="0" w:space="0" w:color="000000"/>
-                <w:left w:val="none" w:sz="0" w:space="0" w:color="000000"/>
-                <w:right w:val="none" w:sz="0" w:space="0" w:color="000000"/>
-              </w:pBdr>
-              <w:spacing w:after="100" w:before="100" w:line="240"/>
-              <w:ind w:left="100" w:right="100" w:firstLine="0" w:firstLineChars="0"/>
-              <w:rPr>
-                <w:rFonts w:ascii="Helvetica" w:hAnsi="Helvetica" w:eastAsia="Helvetica" w:cs="Helvetica"/>
-                <w:i w:val="false"/>
-                <w:b w:val="false"/>
-                <w:u w:val="none"/>
-                <w:sz w:val="22"/>
-                <w:szCs w:val="22"/>
-                <w:color w:val="000000"/>
-              </w:rPr>
-            </w:pPr>
-            <w:r>
-              <w:rPr>
-                <w:rFonts w:ascii="Helvetica" w:hAnsi="Helvetica" w:eastAsia="Helvetica" w:cs="Helvetica"/>
-                <w:i w:val="false"/>
-                <w:b w:val="false"/>
-                <w:u w:val="none"/>
-                <w:sz w:val="22"/>
-                <w:szCs w:val="22"/>
-                <w:color w:val="000000"/>
-              </w:rPr>
-              <w:t xml:space="preserve">0.011</w:t>
+              <w:t xml:space="preserve">104</w:t>
+            </w:r>
+          </w:p>
+        </w:tc>
+        <w:tc>
+          <w:tcPr>
+            <w:tcBorders>
+              <w:bottom w:val="none" w:sz="0" w:space="0" w:color="000000"/>
+              <w:top w:val="none" w:sz="0" w:space="0" w:color="000000"/>
+              <w:left w:val="none" w:sz="0" w:space="0" w:color="000000"/>
+              <w:right w:val="none" w:sz="0" w:space="0" w:color="000000"/>
+            </w:tcBorders>
+            <w:shd w:val="clear" w:color="auto" w:fill="FFFFFF"/>
+            <w:tcMar>
+              <w:top w:w="0" w:type="dxa"/>
+              <w:bottom w:w="0" w:type="dxa"/>
+              <w:left w:w="0" w:type="dxa"/>
+              <w:right w:w="0" w:type="dxa"/>
+            </w:tcMar>
+            <w:vAlign w:val="top"/>
+          </w:tcPr>
+          <w:p>
+            <w:pPr>
+              <w:pStyle w:val="Normal"/>
+              <w:jc w:val="center"/>
+              <w:pBdr>
+                <w:bottom w:val="none" w:sz="0" w:space="0" w:color="000000"/>
+                <w:top w:val="none" w:sz="0" w:space="0" w:color="000000"/>
+                <w:left w:val="none" w:sz="0" w:space="0" w:color="000000"/>
+                <w:right w:val="none" w:sz="0" w:space="0" w:color="000000"/>
+              </w:pBdr>
+              <w:spacing w:after="100" w:before="100" w:line="240"/>
+              <w:ind w:left="100" w:right="100" w:firstLine="0" w:firstLineChars="0"/>
+              <w:rPr>
+                <w:rFonts w:ascii="Helvetica" w:hAnsi="Helvetica" w:eastAsia="Helvetica" w:cs="Helvetica"/>
+                <w:i w:val="false"/>
+                <w:b w:val="false"/>
+                <w:u w:val="none"/>
+                <w:sz w:val="22"/>
+                <w:szCs w:val="22"/>
+                <w:color w:val="000000"/>
+              </w:rPr>
+            </w:pPr>
+            <w:r>
+              <w:rPr>
+                <w:rFonts w:ascii="Helvetica" w:hAnsi="Helvetica" w:eastAsia="Helvetica" w:cs="Helvetica"/>
+                <w:i w:val="false"/>
+                <w:b w:val="false"/>
+                <w:u w:val="none"/>
+                <w:sz w:val="22"/>
+                <w:szCs w:val="22"/>
+                <w:color w:val="000000"/>
+              </w:rPr>
+              <w:t xml:space="preserve">2.39, 4,492</w:t>
+            </w:r>
+          </w:p>
+        </w:tc>
+        <w:tc>
+          <w:tcPr>
+            <w:tcBorders>
+              <w:bottom w:val="none" w:sz="0" w:space="0" w:color="000000"/>
+              <w:top w:val="none" w:sz="0" w:space="0" w:color="000000"/>
+              <w:left w:val="none" w:sz="0" w:space="0" w:color="000000"/>
+              <w:right w:val="none" w:sz="0" w:space="0" w:color="000000"/>
+            </w:tcBorders>
+            <w:shd w:val="clear" w:color="auto" w:fill="FFFFFF"/>
+            <w:tcMar>
+              <w:top w:w="0" w:type="dxa"/>
+              <w:bottom w:w="0" w:type="dxa"/>
+              <w:left w:w="0" w:type="dxa"/>
+              <w:right w:w="0" w:type="dxa"/>
+            </w:tcMar>
+            <w:vAlign w:val="top"/>
+          </w:tcPr>
+          <w:p>
+            <w:pPr>
+              <w:pStyle w:val="Normal"/>
+              <w:jc w:val="center"/>
+              <w:pBdr>
+                <w:bottom w:val="none" w:sz="0" w:space="0" w:color="000000"/>
+                <w:top w:val="none" w:sz="0" w:space="0" w:color="000000"/>
+                <w:left w:val="none" w:sz="0" w:space="0" w:color="000000"/>
+                <w:right w:val="none" w:sz="0" w:space="0" w:color="000000"/>
+              </w:pBdr>
+              <w:spacing w:after="100" w:before="100" w:line="240"/>
+              <w:ind w:left="100" w:right="100" w:firstLine="0" w:firstLineChars="0"/>
+              <w:rPr>
+                <w:rFonts w:ascii="Helvetica" w:hAnsi="Helvetica" w:eastAsia="Helvetica" w:cs="Helvetica"/>
+                <w:i w:val="false"/>
+                <w:b w:val="false"/>
+                <w:u w:val="none"/>
+                <w:sz w:val="22"/>
+                <w:szCs w:val="22"/>
+                <w:color w:val="000000"/>
+              </w:rPr>
+            </w:pPr>
+            <w:r>
+              <w:rPr>
+                <w:rFonts w:ascii="Helvetica" w:hAnsi="Helvetica" w:eastAsia="Helvetica" w:cs="Helvetica"/>
+                <w:i w:val="false"/>
+                <w:b w:val="false"/>
+                <w:u w:val="none"/>
+                <w:sz w:val="22"/>
+                <w:szCs w:val="22"/>
+                <w:color w:val="000000"/>
+              </w:rPr>
+              <w:t xml:space="preserve">0.016</w:t>
             </w:r>
           </w:p>
         </w:tc>
@@ -10763,113 +10763,113 @@
                 <w:szCs w:val="22"/>
                 <w:color w:val="000000"/>
               </w:rPr>
-              <w:t xml:space="preserve">3.26</w:t>
-            </w:r>
-          </w:p>
-        </w:tc>
-        <w:tc>
-          <w:tcPr>
-            <w:tcBorders>
-              <w:bottom w:val="none" w:sz="0" w:space="0" w:color="000000"/>
-              <w:top w:val="none" w:sz="0" w:space="0" w:color="000000"/>
-              <w:left w:val="none" w:sz="0" w:space="0" w:color="000000"/>
-              <w:right w:val="none" w:sz="0" w:space="0" w:color="000000"/>
-            </w:tcBorders>
-            <w:shd w:val="clear" w:color="auto" w:fill="FFFFFF"/>
-            <w:tcMar>
-              <w:top w:w="0" w:type="dxa"/>
-              <w:bottom w:w="0" w:type="dxa"/>
-              <w:left w:w="0" w:type="dxa"/>
-              <w:right w:w="0" w:type="dxa"/>
-            </w:tcMar>
-            <w:vAlign w:val="top"/>
-          </w:tcPr>
-          <w:p>
-            <w:pPr>
-              <w:pStyle w:val="Normal"/>
-              <w:jc w:val="center"/>
-              <w:pBdr>
-                <w:bottom w:val="none" w:sz="0" w:space="0" w:color="000000"/>
-                <w:top w:val="none" w:sz="0" w:space="0" w:color="000000"/>
-                <w:left w:val="none" w:sz="0" w:space="0" w:color="000000"/>
-                <w:right w:val="none" w:sz="0" w:space="0" w:color="000000"/>
-              </w:pBdr>
-              <w:spacing w:after="100" w:before="100" w:line="240"/>
-              <w:ind w:left="100" w:right="100" w:firstLine="0" w:firstLineChars="0"/>
-              <w:rPr>
-                <w:rFonts w:ascii="Helvetica" w:hAnsi="Helvetica" w:eastAsia="Helvetica" w:cs="Helvetica"/>
-                <w:i w:val="false"/>
-                <w:b w:val="false"/>
-                <w:u w:val="none"/>
-                <w:sz w:val="22"/>
-                <w:szCs w:val="22"/>
-                <w:color w:val="000000"/>
-              </w:rPr>
-            </w:pPr>
-            <w:r>
-              <w:rPr>
-                <w:rFonts w:ascii="Helvetica" w:hAnsi="Helvetica" w:eastAsia="Helvetica" w:cs="Helvetica"/>
-                <w:i w:val="false"/>
-                <w:b w:val="false"/>
-                <w:u w:val="none"/>
-                <w:sz w:val="22"/>
-                <w:szCs w:val="22"/>
-                <w:color w:val="000000"/>
-              </w:rPr>
-              <w:t xml:space="preserve">0.47, 22.8</w:t>
-            </w:r>
-          </w:p>
-        </w:tc>
-        <w:tc>
-          <w:tcPr>
-            <w:tcBorders>
-              <w:bottom w:val="none" w:sz="0" w:space="0" w:color="000000"/>
-              <w:top w:val="none" w:sz="0" w:space="0" w:color="000000"/>
-              <w:left w:val="none" w:sz="0" w:space="0" w:color="000000"/>
-              <w:right w:val="none" w:sz="0" w:space="0" w:color="000000"/>
-            </w:tcBorders>
-            <w:shd w:val="clear" w:color="auto" w:fill="FFFFFF"/>
-            <w:tcMar>
-              <w:top w:w="0" w:type="dxa"/>
-              <w:bottom w:w="0" w:type="dxa"/>
-              <w:left w:w="0" w:type="dxa"/>
-              <w:right w:w="0" w:type="dxa"/>
-            </w:tcMar>
-            <w:vAlign w:val="top"/>
-          </w:tcPr>
-          <w:p>
-            <w:pPr>
-              <w:pStyle w:val="Normal"/>
-              <w:jc w:val="center"/>
-              <w:pBdr>
-                <w:bottom w:val="none" w:sz="0" w:space="0" w:color="000000"/>
-                <w:top w:val="none" w:sz="0" w:space="0" w:color="000000"/>
-                <w:left w:val="none" w:sz="0" w:space="0" w:color="000000"/>
-                <w:right w:val="none" w:sz="0" w:space="0" w:color="000000"/>
-              </w:pBdr>
-              <w:spacing w:after="100" w:before="100" w:line="240"/>
-              <w:ind w:left="100" w:right="100" w:firstLine="0" w:firstLineChars="0"/>
-              <w:rPr>
-                <w:rFonts w:ascii="Helvetica" w:hAnsi="Helvetica" w:eastAsia="Helvetica" w:cs="Helvetica"/>
-                <w:i w:val="false"/>
-                <w:b w:val="false"/>
-                <w:u w:val="none"/>
-                <w:sz w:val="22"/>
-                <w:szCs w:val="22"/>
-                <w:color w:val="000000"/>
-              </w:rPr>
-            </w:pPr>
-            <w:r>
-              <w:rPr>
-                <w:rFonts w:ascii="Helvetica" w:hAnsi="Helvetica" w:eastAsia="Helvetica" w:cs="Helvetica"/>
-                <w:i w:val="false"/>
-                <w:b w:val="false"/>
-                <w:u w:val="none"/>
-                <w:sz w:val="22"/>
-                <w:szCs w:val="22"/>
-                <w:color w:val="000000"/>
-              </w:rPr>
-              <w:t xml:space="preserve">0.230</w:t>
+              <w:t xml:space="preserve">3.75</w:t>
+            </w:r>
+          </w:p>
+        </w:tc>
+        <w:tc>
+          <w:tcPr>
+            <w:tcBorders>
+              <w:bottom w:val="none" w:sz="0" w:space="0" w:color="000000"/>
+              <w:top w:val="none" w:sz="0" w:space="0" w:color="000000"/>
+              <w:left w:val="none" w:sz="0" w:space="0" w:color="000000"/>
+              <w:right w:val="none" w:sz="0" w:space="0" w:color="000000"/>
+            </w:tcBorders>
+            <w:shd w:val="clear" w:color="auto" w:fill="FFFFFF"/>
+            <w:tcMar>
+              <w:top w:w="0" w:type="dxa"/>
+              <w:bottom w:w="0" w:type="dxa"/>
+              <w:left w:w="0" w:type="dxa"/>
+              <w:right w:w="0" w:type="dxa"/>
+            </w:tcMar>
+            <w:vAlign w:val="top"/>
+          </w:tcPr>
+          <w:p>
+            <w:pPr>
+              <w:pStyle w:val="Normal"/>
+              <w:jc w:val="center"/>
+              <w:pBdr>
+                <w:bottom w:val="none" w:sz="0" w:space="0" w:color="000000"/>
+                <w:top w:val="none" w:sz="0" w:space="0" w:color="000000"/>
+                <w:left w:val="none" w:sz="0" w:space="0" w:color="000000"/>
+                <w:right w:val="none" w:sz="0" w:space="0" w:color="000000"/>
+              </w:pBdr>
+              <w:spacing w:after="100" w:before="100" w:line="240"/>
+              <w:ind w:left="100" w:right="100" w:firstLine="0" w:firstLineChars="0"/>
+              <w:rPr>
+                <w:rFonts w:ascii="Helvetica" w:hAnsi="Helvetica" w:eastAsia="Helvetica" w:cs="Helvetica"/>
+                <w:i w:val="false"/>
+                <w:b w:val="false"/>
+                <w:u w:val="none"/>
+                <w:sz w:val="22"/>
+                <w:szCs w:val="22"/>
+                <w:color w:val="000000"/>
+              </w:rPr>
+            </w:pPr>
+            <w:r>
+              <w:rPr>
+                <w:rFonts w:ascii="Helvetica" w:hAnsi="Helvetica" w:eastAsia="Helvetica" w:cs="Helvetica"/>
+                <w:i w:val="false"/>
+                <w:b w:val="false"/>
+                <w:u w:val="none"/>
+                <w:sz w:val="22"/>
+                <w:szCs w:val="22"/>
+                <w:color w:val="000000"/>
+              </w:rPr>
+              <w:t xml:space="preserve">0.48, 29.3</w:t>
+            </w:r>
+          </w:p>
+        </w:tc>
+        <w:tc>
+          <w:tcPr>
+            <w:tcBorders>
+              <w:bottom w:val="none" w:sz="0" w:space="0" w:color="000000"/>
+              <w:top w:val="none" w:sz="0" w:space="0" w:color="000000"/>
+              <w:left w:val="none" w:sz="0" w:space="0" w:color="000000"/>
+              <w:right w:val="none" w:sz="0" w:space="0" w:color="000000"/>
+            </w:tcBorders>
+            <w:shd w:val="clear" w:color="auto" w:fill="FFFFFF"/>
+            <w:tcMar>
+              <w:top w:w="0" w:type="dxa"/>
+              <w:bottom w:w="0" w:type="dxa"/>
+              <w:left w:w="0" w:type="dxa"/>
+              <w:right w:w="0" w:type="dxa"/>
+            </w:tcMar>
+            <w:vAlign w:val="top"/>
+          </w:tcPr>
+          <w:p>
+            <w:pPr>
+              <w:pStyle w:val="Normal"/>
+              <w:jc w:val="center"/>
+              <w:pBdr>
+                <w:bottom w:val="none" w:sz="0" w:space="0" w:color="000000"/>
+                <w:top w:val="none" w:sz="0" w:space="0" w:color="000000"/>
+                <w:left w:val="none" w:sz="0" w:space="0" w:color="000000"/>
+                <w:right w:val="none" w:sz="0" w:space="0" w:color="000000"/>
+              </w:pBdr>
+              <w:spacing w:after="100" w:before="100" w:line="240"/>
+              <w:ind w:left="100" w:right="100" w:firstLine="0" w:firstLineChars="0"/>
+              <w:rPr>
+                <w:rFonts w:ascii="Helvetica" w:hAnsi="Helvetica" w:eastAsia="Helvetica" w:cs="Helvetica"/>
+                <w:i w:val="false"/>
+                <w:b w:val="false"/>
+                <w:u w:val="none"/>
+                <w:sz w:val="22"/>
+                <w:szCs w:val="22"/>
+                <w:color w:val="000000"/>
+              </w:rPr>
+            </w:pPr>
+            <w:r>
+              <w:rPr>
+                <w:rFonts w:ascii="Helvetica" w:hAnsi="Helvetica" w:eastAsia="Helvetica" w:cs="Helvetica"/>
+                <w:i w:val="false"/>
+                <w:b w:val="false"/>
+                <w:u w:val="none"/>
+                <w:sz w:val="22"/>
+                <w:szCs w:val="22"/>
+                <w:color w:val="000000"/>
+              </w:rPr>
+              <w:t xml:space="preserve">0.210</w:t>
             </w:r>
           </w:p>
         </w:tc>
@@ -11246,113 +11246,113 @@
                 <w:szCs w:val="22"/>
                 <w:color w:val="000000"/>
               </w:rPr>
-              <w:t xml:space="preserve">0.14</w:t>
-            </w:r>
-          </w:p>
-        </w:tc>
-        <w:tc>
-          <w:tcPr>
-            <w:tcBorders>
-              <w:bottom w:val="none" w:sz="0" w:space="0" w:color="000000"/>
-              <w:top w:val="none" w:sz="0" w:space="0" w:color="000000"/>
-              <w:left w:val="none" w:sz="0" w:space="0" w:color="000000"/>
-              <w:right w:val="none" w:sz="0" w:space="0" w:color="000000"/>
-            </w:tcBorders>
-            <w:shd w:val="clear" w:color="auto" w:fill="FFFFFF"/>
-            <w:tcMar>
-              <w:top w:w="0" w:type="dxa"/>
-              <w:bottom w:w="0" w:type="dxa"/>
-              <w:left w:w="0" w:type="dxa"/>
-              <w:right w:w="0" w:type="dxa"/>
-            </w:tcMar>
-            <w:vAlign w:val="top"/>
-          </w:tcPr>
-          <w:p>
-            <w:pPr>
-              <w:pStyle w:val="Normal"/>
-              <w:jc w:val="center"/>
-              <w:pBdr>
-                <w:bottom w:val="none" w:sz="0" w:space="0" w:color="000000"/>
-                <w:top w:val="none" w:sz="0" w:space="0" w:color="000000"/>
-                <w:left w:val="none" w:sz="0" w:space="0" w:color="000000"/>
-                <w:right w:val="none" w:sz="0" w:space="0" w:color="000000"/>
-              </w:pBdr>
-              <w:spacing w:after="100" w:before="100" w:line="240"/>
-              <w:ind w:left="100" w:right="100" w:firstLine="0" w:firstLineChars="0"/>
-              <w:rPr>
-                <w:rFonts w:ascii="Helvetica" w:hAnsi="Helvetica" w:eastAsia="Helvetica" w:cs="Helvetica"/>
-                <w:i w:val="false"/>
-                <w:b w:val="false"/>
-                <w:u w:val="none"/>
-                <w:sz w:val="22"/>
-                <w:szCs w:val="22"/>
-                <w:color w:val="000000"/>
-              </w:rPr>
-            </w:pPr>
-            <w:r>
-              <w:rPr>
-                <w:rFonts w:ascii="Helvetica" w:hAnsi="Helvetica" w:eastAsia="Helvetica" w:cs="Helvetica"/>
-                <w:i w:val="false"/>
-                <w:b w:val="false"/>
-                <w:u w:val="none"/>
-                <w:sz w:val="22"/>
-                <w:szCs w:val="22"/>
-                <w:color w:val="000000"/>
-              </w:rPr>
-              <w:t xml:space="preserve">0.01, 1.66</w:t>
-            </w:r>
-          </w:p>
-        </w:tc>
-        <w:tc>
-          <w:tcPr>
-            <w:tcBorders>
-              <w:bottom w:val="none" w:sz="0" w:space="0" w:color="000000"/>
-              <w:top w:val="none" w:sz="0" w:space="0" w:color="000000"/>
-              <w:left w:val="none" w:sz="0" w:space="0" w:color="000000"/>
-              <w:right w:val="none" w:sz="0" w:space="0" w:color="000000"/>
-            </w:tcBorders>
-            <w:shd w:val="clear" w:color="auto" w:fill="FFFFFF"/>
-            <w:tcMar>
-              <w:top w:w="0" w:type="dxa"/>
-              <w:bottom w:w="0" w:type="dxa"/>
-              <w:left w:w="0" w:type="dxa"/>
-              <w:right w:w="0" w:type="dxa"/>
-            </w:tcMar>
-            <w:vAlign w:val="top"/>
-          </w:tcPr>
-          <w:p>
-            <w:pPr>
-              <w:pStyle w:val="Normal"/>
-              <w:jc w:val="center"/>
-              <w:pBdr>
-                <w:bottom w:val="none" w:sz="0" w:space="0" w:color="000000"/>
-                <w:top w:val="none" w:sz="0" w:space="0" w:color="000000"/>
-                <w:left w:val="none" w:sz="0" w:space="0" w:color="000000"/>
-                <w:right w:val="none" w:sz="0" w:space="0" w:color="000000"/>
-              </w:pBdr>
-              <w:spacing w:after="100" w:before="100" w:line="240"/>
-              <w:ind w:left="100" w:right="100" w:firstLine="0" w:firstLineChars="0"/>
-              <w:rPr>
-                <w:rFonts w:ascii="Helvetica" w:hAnsi="Helvetica" w:eastAsia="Helvetica" w:cs="Helvetica"/>
-                <w:i w:val="false"/>
-                <w:b w:val="false"/>
-                <w:u w:val="none"/>
-                <w:sz w:val="22"/>
-                <w:szCs w:val="22"/>
-                <w:color w:val="000000"/>
-              </w:rPr>
-            </w:pPr>
-            <w:r>
-              <w:rPr>
-                <w:rFonts w:ascii="Helvetica" w:hAnsi="Helvetica" w:eastAsia="Helvetica" w:cs="Helvetica"/>
-                <w:i w:val="false"/>
-                <w:b w:val="false"/>
-                <w:u w:val="none"/>
-                <w:sz w:val="22"/>
-                <w:szCs w:val="22"/>
-                <w:color w:val="000000"/>
-              </w:rPr>
-              <w:t xml:space="preserve">0.120</w:t>
+              <w:t xml:space="preserve">0.13</w:t>
+            </w:r>
+          </w:p>
+        </w:tc>
+        <w:tc>
+          <w:tcPr>
+            <w:tcBorders>
+              <w:bottom w:val="none" w:sz="0" w:space="0" w:color="000000"/>
+              <w:top w:val="none" w:sz="0" w:space="0" w:color="000000"/>
+              <w:left w:val="none" w:sz="0" w:space="0" w:color="000000"/>
+              <w:right w:val="none" w:sz="0" w:space="0" w:color="000000"/>
+            </w:tcBorders>
+            <w:shd w:val="clear" w:color="auto" w:fill="FFFFFF"/>
+            <w:tcMar>
+              <w:top w:w="0" w:type="dxa"/>
+              <w:bottom w:w="0" w:type="dxa"/>
+              <w:left w:w="0" w:type="dxa"/>
+              <w:right w:w="0" w:type="dxa"/>
+            </w:tcMar>
+            <w:vAlign w:val="top"/>
+          </w:tcPr>
+          <w:p>
+            <w:pPr>
+              <w:pStyle w:val="Normal"/>
+              <w:jc w:val="center"/>
+              <w:pBdr>
+                <w:bottom w:val="none" w:sz="0" w:space="0" w:color="000000"/>
+                <w:top w:val="none" w:sz="0" w:space="0" w:color="000000"/>
+                <w:left w:val="none" w:sz="0" w:space="0" w:color="000000"/>
+                <w:right w:val="none" w:sz="0" w:space="0" w:color="000000"/>
+              </w:pBdr>
+              <w:spacing w:after="100" w:before="100" w:line="240"/>
+              <w:ind w:left="100" w:right="100" w:firstLine="0" w:firstLineChars="0"/>
+              <w:rPr>
+                <w:rFonts w:ascii="Helvetica" w:hAnsi="Helvetica" w:eastAsia="Helvetica" w:cs="Helvetica"/>
+                <w:i w:val="false"/>
+                <w:b w:val="false"/>
+                <w:u w:val="none"/>
+                <w:sz w:val="22"/>
+                <w:szCs w:val="22"/>
+                <w:color w:val="000000"/>
+              </w:rPr>
+            </w:pPr>
+            <w:r>
+              <w:rPr>
+                <w:rFonts w:ascii="Helvetica" w:hAnsi="Helvetica" w:eastAsia="Helvetica" w:cs="Helvetica"/>
+                <w:i w:val="false"/>
+                <w:b w:val="false"/>
+                <w:u w:val="none"/>
+                <w:sz w:val="22"/>
+                <w:szCs w:val="22"/>
+                <w:color w:val="000000"/>
+              </w:rPr>
+              <w:t xml:space="preserve">0.01, 1.58</w:t>
+            </w:r>
+          </w:p>
+        </w:tc>
+        <w:tc>
+          <w:tcPr>
+            <w:tcBorders>
+              <w:bottom w:val="none" w:sz="0" w:space="0" w:color="000000"/>
+              <w:top w:val="none" w:sz="0" w:space="0" w:color="000000"/>
+              <w:left w:val="none" w:sz="0" w:space="0" w:color="000000"/>
+              <w:right w:val="none" w:sz="0" w:space="0" w:color="000000"/>
+            </w:tcBorders>
+            <w:shd w:val="clear" w:color="auto" w:fill="FFFFFF"/>
+            <w:tcMar>
+              <w:top w:w="0" w:type="dxa"/>
+              <w:bottom w:w="0" w:type="dxa"/>
+              <w:left w:w="0" w:type="dxa"/>
+              <w:right w:w="0" w:type="dxa"/>
+            </w:tcMar>
+            <w:vAlign w:val="top"/>
+          </w:tcPr>
+          <w:p>
+            <w:pPr>
+              <w:pStyle w:val="Normal"/>
+              <w:jc w:val="center"/>
+              <w:pBdr>
+                <w:bottom w:val="none" w:sz="0" w:space="0" w:color="000000"/>
+                <w:top w:val="none" w:sz="0" w:space="0" w:color="000000"/>
+                <w:left w:val="none" w:sz="0" w:space="0" w:color="000000"/>
+                <w:right w:val="none" w:sz="0" w:space="0" w:color="000000"/>
+              </w:pBdr>
+              <w:spacing w:after="100" w:before="100" w:line="240"/>
+              <w:ind w:left="100" w:right="100" w:firstLine="0" w:firstLineChars="0"/>
+              <w:rPr>
+                <w:rFonts w:ascii="Helvetica" w:hAnsi="Helvetica" w:eastAsia="Helvetica" w:cs="Helvetica"/>
+                <w:i w:val="false"/>
+                <w:b w:val="false"/>
+                <w:u w:val="none"/>
+                <w:sz w:val="22"/>
+                <w:szCs w:val="22"/>
+                <w:color w:val="000000"/>
+              </w:rPr>
+            </w:pPr>
+            <w:r>
+              <w:rPr>
+                <w:rFonts w:ascii="Helvetica" w:hAnsi="Helvetica" w:eastAsia="Helvetica" w:cs="Helvetica"/>
+                <w:i w:val="false"/>
+                <w:b w:val="false"/>
+                <w:u w:val="none"/>
+                <w:sz w:val="22"/>
+                <w:szCs w:val="22"/>
+                <w:color w:val="000000"/>
+              </w:rPr>
+              <w:t xml:space="preserve">0.110</w:t>
             </w:r>
           </w:p>
         </w:tc>
@@ -11729,60 +11729,60 @@
                 <w:szCs w:val="22"/>
                 <w:color w:val="000000"/>
               </w:rPr>
-              <w:t xml:space="preserve">1.08</w:t>
-            </w:r>
-          </w:p>
-        </w:tc>
-        <w:tc>
-          <w:tcPr>
-            <w:tcBorders>
-              <w:bottom w:val="none" w:sz="0" w:space="0" w:color="000000"/>
-              <w:top w:val="none" w:sz="0" w:space="0" w:color="000000"/>
-              <w:left w:val="none" w:sz="0" w:space="0" w:color="000000"/>
-              <w:right w:val="none" w:sz="0" w:space="0" w:color="000000"/>
-            </w:tcBorders>
-            <w:shd w:val="clear" w:color="auto" w:fill="FFFFFF"/>
-            <w:tcMar>
-              <w:top w:w="0" w:type="dxa"/>
-              <w:bottom w:w="0" w:type="dxa"/>
-              <w:left w:w="0" w:type="dxa"/>
-              <w:right w:w="0" w:type="dxa"/>
-            </w:tcMar>
-            <w:vAlign w:val="top"/>
-          </w:tcPr>
-          <w:p>
-            <w:pPr>
-              <w:pStyle w:val="Normal"/>
-              <w:jc w:val="center"/>
-              <w:pBdr>
-                <w:bottom w:val="none" w:sz="0" w:space="0" w:color="000000"/>
-                <w:top w:val="none" w:sz="0" w:space="0" w:color="000000"/>
-                <w:left w:val="none" w:sz="0" w:space="0" w:color="000000"/>
-                <w:right w:val="none" w:sz="0" w:space="0" w:color="000000"/>
-              </w:pBdr>
-              <w:spacing w:after="100" w:before="100" w:line="240"/>
-              <w:ind w:left="100" w:right="100" w:firstLine="0" w:firstLineChars="0"/>
-              <w:rPr>
-                <w:rFonts w:ascii="Helvetica" w:hAnsi="Helvetica" w:eastAsia="Helvetica" w:cs="Helvetica"/>
-                <w:i w:val="false"/>
-                <w:b w:val="false"/>
-                <w:u w:val="none"/>
-                <w:sz w:val="22"/>
-                <w:szCs w:val="22"/>
-                <w:color w:val="000000"/>
-              </w:rPr>
-            </w:pPr>
-            <w:r>
-              <w:rPr>
-                <w:rFonts w:ascii="Helvetica" w:hAnsi="Helvetica" w:eastAsia="Helvetica" w:cs="Helvetica"/>
-                <w:i w:val="false"/>
-                <w:b w:val="false"/>
-                <w:u w:val="none"/>
-                <w:sz w:val="22"/>
-                <w:szCs w:val="22"/>
-                <w:color w:val="000000"/>
-              </w:rPr>
-              <w:t xml:space="preserve">0.01, 228</w:t>
+              <w:t xml:space="preserve">1.06</w:t>
+            </w:r>
+          </w:p>
+        </w:tc>
+        <w:tc>
+          <w:tcPr>
+            <w:tcBorders>
+              <w:bottom w:val="none" w:sz="0" w:space="0" w:color="000000"/>
+              <w:top w:val="none" w:sz="0" w:space="0" w:color="000000"/>
+              <w:left w:val="none" w:sz="0" w:space="0" w:color="000000"/>
+              <w:right w:val="none" w:sz="0" w:space="0" w:color="000000"/>
+            </w:tcBorders>
+            <w:shd w:val="clear" w:color="auto" w:fill="FFFFFF"/>
+            <w:tcMar>
+              <w:top w:w="0" w:type="dxa"/>
+              <w:bottom w:w="0" w:type="dxa"/>
+              <w:left w:w="0" w:type="dxa"/>
+              <w:right w:w="0" w:type="dxa"/>
+            </w:tcMar>
+            <w:vAlign w:val="top"/>
+          </w:tcPr>
+          <w:p>
+            <w:pPr>
+              <w:pStyle w:val="Normal"/>
+              <w:jc w:val="center"/>
+              <w:pBdr>
+                <w:bottom w:val="none" w:sz="0" w:space="0" w:color="000000"/>
+                <w:top w:val="none" w:sz="0" w:space="0" w:color="000000"/>
+                <w:left w:val="none" w:sz="0" w:space="0" w:color="000000"/>
+                <w:right w:val="none" w:sz="0" w:space="0" w:color="000000"/>
+              </w:pBdr>
+              <w:spacing w:after="100" w:before="100" w:line="240"/>
+              <w:ind w:left="100" w:right="100" w:firstLine="0" w:firstLineChars="0"/>
+              <w:rPr>
+                <w:rFonts w:ascii="Helvetica" w:hAnsi="Helvetica" w:eastAsia="Helvetica" w:cs="Helvetica"/>
+                <w:i w:val="false"/>
+                <w:b w:val="false"/>
+                <w:u w:val="none"/>
+                <w:sz w:val="22"/>
+                <w:szCs w:val="22"/>
+                <w:color w:val="000000"/>
+              </w:rPr>
+            </w:pPr>
+            <w:r>
+              <w:rPr>
+                <w:rFonts w:ascii="Helvetica" w:hAnsi="Helvetica" w:eastAsia="Helvetica" w:cs="Helvetica"/>
+                <w:i w:val="false"/>
+                <w:b w:val="false"/>
+                <w:u w:val="none"/>
+                <w:sz w:val="22"/>
+                <w:szCs w:val="22"/>
+                <w:color w:val="000000"/>
+              </w:rPr>
+              <w:t xml:space="preserve">0.00, 257</w:t>
             </w:r>
           </w:p>
         </w:tc>
@@ -12695,113 +12695,113 @@
                 <w:szCs w:val="22"/>
                 <w:color w:val="000000"/>
               </w:rPr>
-              <w:t xml:space="preserve">0.99</w:t>
-            </w:r>
-          </w:p>
-        </w:tc>
-        <w:tc>
-          <w:tcPr>
-            <w:tcBorders>
-              <w:bottom w:val="none" w:sz="0" w:space="0" w:color="000000"/>
-              <w:top w:val="none" w:sz="0" w:space="0" w:color="000000"/>
-              <w:left w:val="none" w:sz="0" w:space="0" w:color="000000"/>
-              <w:right w:val="none" w:sz="0" w:space="0" w:color="000000"/>
-            </w:tcBorders>
-            <w:shd w:val="clear" w:color="auto" w:fill="FFFFFF"/>
-            <w:tcMar>
-              <w:top w:w="0" w:type="dxa"/>
-              <w:bottom w:w="0" w:type="dxa"/>
-              <w:left w:w="0" w:type="dxa"/>
-              <w:right w:w="0" w:type="dxa"/>
-            </w:tcMar>
-            <w:vAlign w:val="top"/>
-          </w:tcPr>
-          <w:p>
-            <w:pPr>
-              <w:pStyle w:val="Normal"/>
-              <w:jc w:val="center"/>
-              <w:pBdr>
-                <w:bottom w:val="none" w:sz="0" w:space="0" w:color="000000"/>
-                <w:top w:val="none" w:sz="0" w:space="0" w:color="000000"/>
-                <w:left w:val="none" w:sz="0" w:space="0" w:color="000000"/>
-                <w:right w:val="none" w:sz="0" w:space="0" w:color="000000"/>
-              </w:pBdr>
-              <w:spacing w:after="100" w:before="100" w:line="240"/>
-              <w:ind w:left="100" w:right="100" w:firstLine="0" w:firstLineChars="0"/>
-              <w:rPr>
-                <w:rFonts w:ascii="Helvetica" w:hAnsi="Helvetica" w:eastAsia="Helvetica" w:cs="Helvetica"/>
-                <w:i w:val="false"/>
-                <w:b w:val="false"/>
-                <w:u w:val="none"/>
-                <w:sz w:val="22"/>
-                <w:szCs w:val="22"/>
-                <w:color w:val="000000"/>
-              </w:rPr>
-            </w:pPr>
-            <w:r>
-              <w:rPr>
-                <w:rFonts w:ascii="Helvetica" w:hAnsi="Helvetica" w:eastAsia="Helvetica" w:cs="Helvetica"/>
-                <w:i w:val="false"/>
-                <w:b w:val="false"/>
-                <w:u w:val="none"/>
-                <w:sz w:val="22"/>
-                <w:szCs w:val="22"/>
-                <w:color w:val="000000"/>
-              </w:rPr>
-              <w:t xml:space="preserve">0.87, 1.12</w:t>
-            </w:r>
-          </w:p>
-        </w:tc>
-        <w:tc>
-          <w:tcPr>
-            <w:tcBorders>
-              <w:bottom w:val="none" w:sz="0" w:space="0" w:color="000000"/>
-              <w:top w:val="none" w:sz="0" w:space="0" w:color="000000"/>
-              <w:left w:val="none" w:sz="0" w:space="0" w:color="000000"/>
-              <w:right w:val="none" w:sz="0" w:space="0" w:color="000000"/>
-            </w:tcBorders>
-            <w:shd w:val="clear" w:color="auto" w:fill="FFFFFF"/>
-            <w:tcMar>
-              <w:top w:w="0" w:type="dxa"/>
-              <w:bottom w:w="0" w:type="dxa"/>
-              <w:left w:w="0" w:type="dxa"/>
-              <w:right w:w="0" w:type="dxa"/>
-            </w:tcMar>
-            <w:vAlign w:val="top"/>
-          </w:tcPr>
-          <w:p>
-            <w:pPr>
-              <w:pStyle w:val="Normal"/>
-              <w:jc w:val="center"/>
-              <w:pBdr>
-                <w:bottom w:val="none" w:sz="0" w:space="0" w:color="000000"/>
-                <w:top w:val="none" w:sz="0" w:space="0" w:color="000000"/>
-                <w:left w:val="none" w:sz="0" w:space="0" w:color="000000"/>
-                <w:right w:val="none" w:sz="0" w:space="0" w:color="000000"/>
-              </w:pBdr>
-              <w:spacing w:after="100" w:before="100" w:line="240"/>
-              <w:ind w:left="100" w:right="100" w:firstLine="0" w:firstLineChars="0"/>
-              <w:rPr>
-                <w:rFonts w:ascii="Helvetica" w:hAnsi="Helvetica" w:eastAsia="Helvetica" w:cs="Helvetica"/>
-                <w:i w:val="false"/>
-                <w:b w:val="false"/>
-                <w:u w:val="none"/>
-                <w:sz w:val="22"/>
-                <w:szCs w:val="22"/>
-                <w:color w:val="000000"/>
-              </w:rPr>
-            </w:pPr>
-            <w:r>
-              <w:rPr>
-                <w:rFonts w:ascii="Helvetica" w:hAnsi="Helvetica" w:eastAsia="Helvetica" w:cs="Helvetica"/>
-                <w:i w:val="false"/>
-                <w:b w:val="false"/>
-                <w:u w:val="none"/>
-                <w:sz w:val="22"/>
-                <w:szCs w:val="22"/>
-                <w:color w:val="000000"/>
-              </w:rPr>
-              <w:t xml:space="preserve">0.880</w:t>
+              <w:t xml:space="preserve">1.00</w:t>
+            </w:r>
+          </w:p>
+        </w:tc>
+        <w:tc>
+          <w:tcPr>
+            <w:tcBorders>
+              <w:bottom w:val="none" w:sz="0" w:space="0" w:color="000000"/>
+              <w:top w:val="none" w:sz="0" w:space="0" w:color="000000"/>
+              <w:left w:val="none" w:sz="0" w:space="0" w:color="000000"/>
+              <w:right w:val="none" w:sz="0" w:space="0" w:color="000000"/>
+            </w:tcBorders>
+            <w:shd w:val="clear" w:color="auto" w:fill="FFFFFF"/>
+            <w:tcMar>
+              <w:top w:w="0" w:type="dxa"/>
+              <w:bottom w:w="0" w:type="dxa"/>
+              <w:left w:w="0" w:type="dxa"/>
+              <w:right w:w="0" w:type="dxa"/>
+            </w:tcMar>
+            <w:vAlign w:val="top"/>
+          </w:tcPr>
+          <w:p>
+            <w:pPr>
+              <w:pStyle w:val="Normal"/>
+              <w:jc w:val="center"/>
+              <w:pBdr>
+                <w:bottom w:val="none" w:sz="0" w:space="0" w:color="000000"/>
+                <w:top w:val="none" w:sz="0" w:space="0" w:color="000000"/>
+                <w:left w:val="none" w:sz="0" w:space="0" w:color="000000"/>
+                <w:right w:val="none" w:sz="0" w:space="0" w:color="000000"/>
+              </w:pBdr>
+              <w:spacing w:after="100" w:before="100" w:line="240"/>
+              <w:ind w:left="100" w:right="100" w:firstLine="0" w:firstLineChars="0"/>
+              <w:rPr>
+                <w:rFonts w:ascii="Helvetica" w:hAnsi="Helvetica" w:eastAsia="Helvetica" w:cs="Helvetica"/>
+                <w:i w:val="false"/>
+                <w:b w:val="false"/>
+                <w:u w:val="none"/>
+                <w:sz w:val="22"/>
+                <w:szCs w:val="22"/>
+                <w:color w:val="000000"/>
+              </w:rPr>
+            </w:pPr>
+            <w:r>
+              <w:rPr>
+                <w:rFonts w:ascii="Helvetica" w:hAnsi="Helvetica" w:eastAsia="Helvetica" w:cs="Helvetica"/>
+                <w:i w:val="false"/>
+                <w:b w:val="false"/>
+                <w:u w:val="none"/>
+                <w:sz w:val="22"/>
+                <w:szCs w:val="22"/>
+                <w:color w:val="000000"/>
+              </w:rPr>
+              <w:t xml:space="preserve">0.88, 1.13</w:t>
+            </w:r>
+          </w:p>
+        </w:tc>
+        <w:tc>
+          <w:tcPr>
+            <w:tcBorders>
+              <w:bottom w:val="none" w:sz="0" w:space="0" w:color="000000"/>
+              <w:top w:val="none" w:sz="0" w:space="0" w:color="000000"/>
+              <w:left w:val="none" w:sz="0" w:space="0" w:color="000000"/>
+              <w:right w:val="none" w:sz="0" w:space="0" w:color="000000"/>
+            </w:tcBorders>
+            <w:shd w:val="clear" w:color="auto" w:fill="FFFFFF"/>
+            <w:tcMar>
+              <w:top w:w="0" w:type="dxa"/>
+              <w:bottom w:w="0" w:type="dxa"/>
+              <w:left w:w="0" w:type="dxa"/>
+              <w:right w:w="0" w:type="dxa"/>
+            </w:tcMar>
+            <w:vAlign w:val="top"/>
+          </w:tcPr>
+          <w:p>
+            <w:pPr>
+              <w:pStyle w:val="Normal"/>
+              <w:jc w:val="center"/>
+              <w:pBdr>
+                <w:bottom w:val="none" w:sz="0" w:space="0" w:color="000000"/>
+                <w:top w:val="none" w:sz="0" w:space="0" w:color="000000"/>
+                <w:left w:val="none" w:sz="0" w:space="0" w:color="000000"/>
+                <w:right w:val="none" w:sz="0" w:space="0" w:color="000000"/>
+              </w:pBdr>
+              <w:spacing w:after="100" w:before="100" w:line="240"/>
+              <w:ind w:left="100" w:right="100" w:firstLine="0" w:firstLineChars="0"/>
+              <w:rPr>
+                <w:rFonts w:ascii="Helvetica" w:hAnsi="Helvetica" w:eastAsia="Helvetica" w:cs="Helvetica"/>
+                <w:i w:val="false"/>
+                <w:b w:val="false"/>
+                <w:u w:val="none"/>
+                <w:sz w:val="22"/>
+                <w:szCs w:val="22"/>
+                <w:color w:val="000000"/>
+              </w:rPr>
+            </w:pPr>
+            <w:r>
+              <w:rPr>
+                <w:rFonts w:ascii="Helvetica" w:hAnsi="Helvetica" w:eastAsia="Helvetica" w:cs="Helvetica"/>
+                <w:i w:val="false"/>
+                <w:b w:val="false"/>
+                <w:u w:val="none"/>
+                <w:sz w:val="22"/>
+                <w:szCs w:val="22"/>
+                <w:color w:val="000000"/>
+              </w:rPr>
+              <w:t xml:space="preserve">0.940</w:t>
             </w:r>
           </w:p>
         </w:tc>
@@ -13178,7 +13178,7 @@
                 <w:szCs w:val="22"/>
                 <w:color w:val="000000"/>
               </w:rPr>
-              <w:t xml:space="preserve">0.11</w:t>
+              <w:t xml:space="preserve">0.10</w:t>
             </w:r>
           </w:p>
         </w:tc>
@@ -13661,113 +13661,113 @@
                 <w:szCs w:val="22"/>
                 <w:color w:val="000000"/>
               </w:rPr>
-              <w:t xml:space="preserve">3.72</w:t>
-            </w:r>
-          </w:p>
-        </w:tc>
-        <w:tc>
-          <w:tcPr>
-            <w:tcBorders>
-              <w:bottom w:val="none" w:sz="0" w:space="0" w:color="000000"/>
-              <w:top w:val="none" w:sz="0" w:space="0" w:color="000000"/>
-              <w:left w:val="none" w:sz="0" w:space="0" w:color="000000"/>
-              <w:right w:val="none" w:sz="0" w:space="0" w:color="000000"/>
-            </w:tcBorders>
-            <w:shd w:val="clear" w:color="auto" w:fill="FFFFFF"/>
-            <w:tcMar>
-              <w:top w:w="0" w:type="dxa"/>
-              <w:bottom w:w="0" w:type="dxa"/>
-              <w:left w:w="0" w:type="dxa"/>
-              <w:right w:w="0" w:type="dxa"/>
-            </w:tcMar>
-            <w:vAlign w:val="top"/>
-          </w:tcPr>
-          <w:p>
-            <w:pPr>
-              <w:pStyle w:val="Normal"/>
-              <w:jc w:val="center"/>
-              <w:pBdr>
-                <w:bottom w:val="none" w:sz="0" w:space="0" w:color="000000"/>
-                <w:top w:val="none" w:sz="0" w:space="0" w:color="000000"/>
-                <w:left w:val="none" w:sz="0" w:space="0" w:color="000000"/>
-                <w:right w:val="none" w:sz="0" w:space="0" w:color="000000"/>
-              </w:pBdr>
-              <w:spacing w:after="100" w:before="100" w:line="240"/>
-              <w:ind w:left="100" w:right="100" w:firstLine="0" w:firstLineChars="0"/>
-              <w:rPr>
-                <w:rFonts w:ascii="Helvetica" w:hAnsi="Helvetica" w:eastAsia="Helvetica" w:cs="Helvetica"/>
-                <w:i w:val="false"/>
-                <w:b w:val="false"/>
-                <w:u w:val="none"/>
-                <w:sz w:val="22"/>
-                <w:szCs w:val="22"/>
-                <w:color w:val="000000"/>
-              </w:rPr>
-            </w:pPr>
-            <w:r>
-              <w:rPr>
-                <w:rFonts w:ascii="Helvetica" w:hAnsi="Helvetica" w:eastAsia="Helvetica" w:cs="Helvetica"/>
-                <w:i w:val="false"/>
-                <w:b w:val="false"/>
-                <w:u w:val="none"/>
-                <w:sz w:val="22"/>
-                <w:szCs w:val="22"/>
-                <w:color w:val="000000"/>
-              </w:rPr>
-              <w:t xml:space="preserve">0.91, 15.2</w:t>
-            </w:r>
-          </w:p>
-        </w:tc>
-        <w:tc>
-          <w:tcPr>
-            <w:tcBorders>
-              <w:bottom w:val="none" w:sz="0" w:space="0" w:color="000000"/>
-              <w:top w:val="none" w:sz="0" w:space="0" w:color="000000"/>
-              <w:left w:val="none" w:sz="0" w:space="0" w:color="000000"/>
-              <w:right w:val="none" w:sz="0" w:space="0" w:color="000000"/>
-            </w:tcBorders>
-            <w:shd w:val="clear" w:color="auto" w:fill="FFFFFF"/>
-            <w:tcMar>
-              <w:top w:w="0" w:type="dxa"/>
-              <w:bottom w:w="0" w:type="dxa"/>
-              <w:left w:w="0" w:type="dxa"/>
-              <w:right w:w="0" w:type="dxa"/>
-            </w:tcMar>
-            <w:vAlign w:val="top"/>
-          </w:tcPr>
-          <w:p>
-            <w:pPr>
-              <w:pStyle w:val="Normal"/>
-              <w:jc w:val="center"/>
-              <w:pBdr>
-                <w:bottom w:val="none" w:sz="0" w:space="0" w:color="000000"/>
-                <w:top w:val="none" w:sz="0" w:space="0" w:color="000000"/>
-                <w:left w:val="none" w:sz="0" w:space="0" w:color="000000"/>
-                <w:right w:val="none" w:sz="0" w:space="0" w:color="000000"/>
-              </w:pBdr>
-              <w:spacing w:after="100" w:before="100" w:line="240"/>
-              <w:ind w:left="100" w:right="100" w:firstLine="0" w:firstLineChars="0"/>
-              <w:rPr>
-                <w:rFonts w:ascii="Helvetica" w:hAnsi="Helvetica" w:eastAsia="Helvetica" w:cs="Helvetica"/>
-                <w:i w:val="false"/>
-                <w:b w:val="false"/>
-                <w:u w:val="none"/>
-                <w:sz w:val="22"/>
-                <w:szCs w:val="22"/>
-                <w:color w:val="000000"/>
-              </w:rPr>
-            </w:pPr>
-            <w:r>
-              <w:rPr>
-                <w:rFonts w:ascii="Helvetica" w:hAnsi="Helvetica" w:eastAsia="Helvetica" w:cs="Helvetica"/>
-                <w:i w:val="false"/>
-                <w:b w:val="false"/>
-                <w:u w:val="none"/>
-                <w:sz w:val="22"/>
-                <w:szCs w:val="22"/>
-                <w:color w:val="000000"/>
-              </w:rPr>
-              <w:t xml:space="preserve">0.068</w:t>
+              <w:t xml:space="preserve">3.65</w:t>
+            </w:r>
+          </w:p>
+        </w:tc>
+        <w:tc>
+          <w:tcPr>
+            <w:tcBorders>
+              <w:bottom w:val="none" w:sz="0" w:space="0" w:color="000000"/>
+              <w:top w:val="none" w:sz="0" w:space="0" w:color="000000"/>
+              <w:left w:val="none" w:sz="0" w:space="0" w:color="000000"/>
+              <w:right w:val="none" w:sz="0" w:space="0" w:color="000000"/>
+            </w:tcBorders>
+            <w:shd w:val="clear" w:color="auto" w:fill="FFFFFF"/>
+            <w:tcMar>
+              <w:top w:w="0" w:type="dxa"/>
+              <w:bottom w:w="0" w:type="dxa"/>
+              <w:left w:w="0" w:type="dxa"/>
+              <w:right w:w="0" w:type="dxa"/>
+            </w:tcMar>
+            <w:vAlign w:val="top"/>
+          </w:tcPr>
+          <w:p>
+            <w:pPr>
+              <w:pStyle w:val="Normal"/>
+              <w:jc w:val="center"/>
+              <w:pBdr>
+                <w:bottom w:val="none" w:sz="0" w:space="0" w:color="000000"/>
+                <w:top w:val="none" w:sz="0" w:space="0" w:color="000000"/>
+                <w:left w:val="none" w:sz="0" w:space="0" w:color="000000"/>
+                <w:right w:val="none" w:sz="0" w:space="0" w:color="000000"/>
+              </w:pBdr>
+              <w:spacing w:after="100" w:before="100" w:line="240"/>
+              <w:ind w:left="100" w:right="100" w:firstLine="0" w:firstLineChars="0"/>
+              <w:rPr>
+                <w:rFonts w:ascii="Helvetica" w:hAnsi="Helvetica" w:eastAsia="Helvetica" w:cs="Helvetica"/>
+                <w:i w:val="false"/>
+                <w:b w:val="false"/>
+                <w:u w:val="none"/>
+                <w:sz w:val="22"/>
+                <w:szCs w:val="22"/>
+                <w:color w:val="000000"/>
+              </w:rPr>
+            </w:pPr>
+            <w:r>
+              <w:rPr>
+                <w:rFonts w:ascii="Helvetica" w:hAnsi="Helvetica" w:eastAsia="Helvetica" w:cs="Helvetica"/>
+                <w:i w:val="false"/>
+                <w:b w:val="false"/>
+                <w:u w:val="none"/>
+                <w:sz w:val="22"/>
+                <w:szCs w:val="22"/>
+                <w:color w:val="000000"/>
+              </w:rPr>
+              <w:t xml:space="preserve">0.87, 15.2</w:t>
+            </w:r>
+          </w:p>
+        </w:tc>
+        <w:tc>
+          <w:tcPr>
+            <w:tcBorders>
+              <w:bottom w:val="none" w:sz="0" w:space="0" w:color="000000"/>
+              <w:top w:val="none" w:sz="0" w:space="0" w:color="000000"/>
+              <w:left w:val="none" w:sz="0" w:space="0" w:color="000000"/>
+              <w:right w:val="none" w:sz="0" w:space="0" w:color="000000"/>
+            </w:tcBorders>
+            <w:shd w:val="clear" w:color="auto" w:fill="FFFFFF"/>
+            <w:tcMar>
+              <w:top w:w="0" w:type="dxa"/>
+              <w:bottom w:w="0" w:type="dxa"/>
+              <w:left w:w="0" w:type="dxa"/>
+              <w:right w:w="0" w:type="dxa"/>
+            </w:tcMar>
+            <w:vAlign w:val="top"/>
+          </w:tcPr>
+          <w:p>
+            <w:pPr>
+              <w:pStyle w:val="Normal"/>
+              <w:jc w:val="center"/>
+              <w:pBdr>
+                <w:bottom w:val="none" w:sz="0" w:space="0" w:color="000000"/>
+                <w:top w:val="none" w:sz="0" w:space="0" w:color="000000"/>
+                <w:left w:val="none" w:sz="0" w:space="0" w:color="000000"/>
+                <w:right w:val="none" w:sz="0" w:space="0" w:color="000000"/>
+              </w:pBdr>
+              <w:spacing w:after="100" w:before="100" w:line="240"/>
+              <w:ind w:left="100" w:right="100" w:firstLine="0" w:firstLineChars="0"/>
+              <w:rPr>
+                <w:rFonts w:ascii="Helvetica" w:hAnsi="Helvetica" w:eastAsia="Helvetica" w:cs="Helvetica"/>
+                <w:i w:val="false"/>
+                <w:b w:val="false"/>
+                <w:u w:val="none"/>
+                <w:sz w:val="22"/>
+                <w:szCs w:val="22"/>
+                <w:color w:val="000000"/>
+              </w:rPr>
+            </w:pPr>
+            <w:r>
+              <w:rPr>
+                <w:rFonts w:ascii="Helvetica" w:hAnsi="Helvetica" w:eastAsia="Helvetica" w:cs="Helvetica"/>
+                <w:i w:val="false"/>
+                <w:b w:val="false"/>
+                <w:u w:val="none"/>
+                <w:sz w:val="22"/>
+                <w:szCs w:val="22"/>
+                <w:color w:val="000000"/>
+              </w:rPr>
+              <w:t xml:space="preserve">0.076</w:t>
             </w:r>
           </w:p>
         </w:tc>
@@ -13826,7 +13826,7 @@
                 <w:szCs w:val="22"/>
                 <w:color w:val="000000"/>
               </w:rPr>
-              <w:t xml:space="preserve">ckd_epi_gfr_cre_cys_unindex</w:t>
+              <w:t xml:space="preserve">baseline_cre_egfr_unindexed</w:t>
             </w:r>
           </w:p>
         </w:tc>
@@ -13932,6 +13932,218 @@
                 <w:szCs w:val="22"/>
                 <w:color w:val="000000"/>
               </w:rPr>
+              <w:t xml:space="preserve">0.97</w:t>
+            </w:r>
+          </w:p>
+        </w:tc>
+        <w:tc>
+          <w:tcPr>
+            <w:tcBorders>
+              <w:bottom w:val="single" w:sz="8" w:space="0" w:color="000000"/>
+              <w:top w:val="none" w:sz="0" w:space="0" w:color="000000"/>
+              <w:left w:val="none" w:sz="0" w:space="0" w:color="000000"/>
+              <w:right w:val="none" w:sz="0" w:space="0" w:color="000000"/>
+            </w:tcBorders>
+            <w:shd w:val="clear" w:color="auto" w:fill="FFFFFF"/>
+            <w:tcMar>
+              <w:top w:w="0" w:type="dxa"/>
+              <w:bottom w:w="0" w:type="dxa"/>
+              <w:left w:w="0" w:type="dxa"/>
+              <w:right w:w="0" w:type="dxa"/>
+            </w:tcMar>
+            <w:vAlign w:val="top"/>
+          </w:tcPr>
+          <w:p>
+            <w:pPr>
+              <w:pStyle w:val="Normal"/>
+              <w:jc w:val="center"/>
+              <w:pBdr>
+                <w:bottom w:val="none" w:sz="0" w:space="0" w:color="000000"/>
+                <w:top w:val="none" w:sz="0" w:space="0" w:color="000000"/>
+                <w:left w:val="none" w:sz="0" w:space="0" w:color="000000"/>
+                <w:right w:val="none" w:sz="0" w:space="0" w:color="000000"/>
+              </w:pBdr>
+              <w:spacing w:after="100" w:before="100" w:line="240"/>
+              <w:ind w:left="100" w:right="100" w:firstLine="0" w:firstLineChars="0"/>
+              <w:rPr>
+                <w:rFonts w:ascii="Helvetica" w:hAnsi="Helvetica" w:eastAsia="Helvetica" w:cs="Helvetica"/>
+                <w:i w:val="false"/>
+                <w:b w:val="false"/>
+                <w:u w:val="none"/>
+                <w:sz w:val="22"/>
+                <w:szCs w:val="22"/>
+                <w:color w:val="000000"/>
+              </w:rPr>
+            </w:pPr>
+            <w:r>
+              <w:rPr>
+                <w:rFonts w:ascii="Helvetica" w:hAnsi="Helvetica" w:eastAsia="Helvetica" w:cs="Helvetica"/>
+                <w:i w:val="false"/>
+                <w:b w:val="false"/>
+                <w:u w:val="none"/>
+                <w:sz w:val="22"/>
+                <w:szCs w:val="22"/>
+                <w:color w:val="000000"/>
+              </w:rPr>
+              <w:t xml:space="preserve">0.94, 0.99</w:t>
+            </w:r>
+          </w:p>
+        </w:tc>
+        <w:tc>
+          <w:tcPr>
+            <w:tcBorders>
+              <w:bottom w:val="single" w:sz="8" w:space="0" w:color="000000"/>
+              <w:top w:val="none" w:sz="0" w:space="0" w:color="000000"/>
+              <w:left w:val="none" w:sz="0" w:space="0" w:color="000000"/>
+              <w:right w:val="none" w:sz="0" w:space="0" w:color="000000"/>
+            </w:tcBorders>
+            <w:shd w:val="clear" w:color="auto" w:fill="FFFFFF"/>
+            <w:tcMar>
+              <w:top w:w="0" w:type="dxa"/>
+              <w:bottom w:w="0" w:type="dxa"/>
+              <w:left w:w="0" w:type="dxa"/>
+              <w:right w:w="0" w:type="dxa"/>
+            </w:tcMar>
+            <w:vAlign w:val="top"/>
+          </w:tcPr>
+          <w:p>
+            <w:pPr>
+              <w:pStyle w:val="Normal"/>
+              <w:jc w:val="center"/>
+              <w:pBdr>
+                <w:bottom w:val="none" w:sz="0" w:space="0" w:color="000000"/>
+                <w:top w:val="none" w:sz="0" w:space="0" w:color="000000"/>
+                <w:left w:val="none" w:sz="0" w:space="0" w:color="000000"/>
+                <w:right w:val="none" w:sz="0" w:space="0" w:color="000000"/>
+              </w:pBdr>
+              <w:spacing w:after="100" w:before="100" w:line="240"/>
+              <w:ind w:left="100" w:right="100" w:firstLine="0" w:firstLineChars="0"/>
+              <w:rPr>
+                <w:rFonts w:ascii="Helvetica" w:hAnsi="Helvetica" w:eastAsia="Helvetica" w:cs="Helvetica"/>
+                <w:i w:val="false"/>
+                <w:b w:val="false"/>
+                <w:u w:val="none"/>
+                <w:sz w:val="22"/>
+                <w:szCs w:val="22"/>
+                <w:color w:val="000000"/>
+              </w:rPr>
+            </w:pPr>
+            <w:r>
+              <w:rPr>
+                <w:rFonts w:ascii="Helvetica" w:hAnsi="Helvetica" w:eastAsia="Helvetica" w:cs="Helvetica"/>
+                <w:i w:val="false"/>
+                <w:b w:val="false"/>
+                <w:u w:val="none"/>
+                <w:sz w:val="22"/>
+                <w:szCs w:val="22"/>
+                <w:color w:val="000000"/>
+              </w:rPr>
+              <w:t xml:space="preserve">0.011</w:t>
+            </w:r>
+          </w:p>
+        </w:tc>
+        <w:tc>
+          <w:tcPr>
+            <w:tcBorders>
+              <w:bottom w:val="single" w:sz="8" w:space="0" w:color="000000"/>
+              <w:top w:val="none" w:sz="0" w:space="0" w:color="000000"/>
+              <w:left w:val="none" w:sz="0" w:space="0" w:color="000000"/>
+              <w:right w:val="none" w:sz="0" w:space="0" w:color="000000"/>
+            </w:tcBorders>
+            <w:shd w:val="clear" w:color="auto" w:fill="FFFFFF"/>
+            <w:tcMar>
+              <w:top w:w="0" w:type="dxa"/>
+              <w:bottom w:w="0" w:type="dxa"/>
+              <w:left w:w="0" w:type="dxa"/>
+              <w:right w:w="0" w:type="dxa"/>
+            </w:tcMar>
+            <w:vAlign w:val="top"/>
+          </w:tcPr>
+          <w:p>
+            <w:pPr>
+              <w:pStyle w:val="Normal"/>
+              <w:jc w:val="center"/>
+              <w:pBdr>
+                <w:bottom w:val="none" w:sz="0" w:space="0" w:color="000000"/>
+                <w:top w:val="none" w:sz="0" w:space="0" w:color="000000"/>
+                <w:left w:val="none" w:sz="0" w:space="0" w:color="000000"/>
+                <w:right w:val="none" w:sz="0" w:space="0" w:color="000000"/>
+              </w:pBdr>
+              <w:spacing w:after="100" w:before="100" w:line="240"/>
+              <w:ind w:left="100" w:right="100" w:firstLine="0" w:firstLineChars="0"/>
+              <w:rPr>
+                <w:rFonts w:ascii="Helvetica" w:hAnsi="Helvetica" w:eastAsia="Helvetica" w:cs="Helvetica"/>
+                <w:i w:val="false"/>
+                <w:b w:val="false"/>
+                <w:u w:val="none"/>
+                <w:sz w:val="22"/>
+                <w:szCs w:val="22"/>
+                <w:color w:val="000000"/>
+              </w:rPr>
+            </w:pPr>
+            <w:r>
+              <w:rPr>
+                <w:rFonts w:ascii="Helvetica" w:hAnsi="Helvetica" w:eastAsia="Helvetica" w:cs="Helvetica"/>
+                <w:i w:val="false"/>
+                <w:b w:val="false"/>
+                <w:u w:val="none"/>
+                <w:sz w:val="22"/>
+                <w:szCs w:val="22"/>
+                <w:color w:val="000000"/>
+              </w:rPr>
+              <w:t xml:space="preserve">189</w:t>
+            </w:r>
+          </w:p>
+        </w:tc>
+        <w:tc>
+          <w:tcPr>
+            <w:tcBorders>
+              <w:bottom w:val="single" w:sz="8" w:space="0" w:color="000000"/>
+              <w:top w:val="none" w:sz="0" w:space="0" w:color="000000"/>
+              <w:left w:val="none" w:sz="0" w:space="0" w:color="000000"/>
+              <w:right w:val="none" w:sz="0" w:space="0" w:color="000000"/>
+            </w:tcBorders>
+            <w:shd w:val="clear" w:color="auto" w:fill="FFFFFF"/>
+            <w:tcMar>
+              <w:top w:w="0" w:type="dxa"/>
+              <w:bottom w:w="0" w:type="dxa"/>
+              <w:left w:w="0" w:type="dxa"/>
+              <w:right w:w="0" w:type="dxa"/>
+            </w:tcMar>
+            <w:vAlign w:val="top"/>
+          </w:tcPr>
+          <w:p>
+            <w:pPr>
+              <w:pStyle w:val="Normal"/>
+              <w:jc w:val="center"/>
+              <w:pBdr>
+                <w:bottom w:val="none" w:sz="0" w:space="0" w:color="000000"/>
+                <w:top w:val="none" w:sz="0" w:space="0" w:color="000000"/>
+                <w:left w:val="none" w:sz="0" w:space="0" w:color="000000"/>
+                <w:right w:val="none" w:sz="0" w:space="0" w:color="000000"/>
+              </w:pBdr>
+              <w:spacing w:after="100" w:before="100" w:line="240"/>
+              <w:ind w:left="100" w:right="100" w:firstLine="0" w:firstLineChars="0"/>
+              <w:rPr>
+                <w:rFonts w:ascii="Helvetica" w:hAnsi="Helvetica" w:eastAsia="Helvetica" w:cs="Helvetica"/>
+                <w:i w:val="false"/>
+                <w:b w:val="false"/>
+                <w:u w:val="none"/>
+                <w:sz w:val="22"/>
+                <w:szCs w:val="22"/>
+                <w:color w:val="000000"/>
+              </w:rPr>
+            </w:pPr>
+            <w:r>
+              <w:rPr>
+                <w:rFonts w:ascii="Helvetica" w:hAnsi="Helvetica" w:eastAsia="Helvetica" w:cs="Helvetica"/>
+                <w:i w:val="false"/>
+                <w:b w:val="false"/>
+                <w:u w:val="none"/>
+                <w:sz w:val="22"/>
+                <w:szCs w:val="22"/>
+                <w:color w:val="000000"/>
+              </w:rPr>
               <w:t xml:space="preserve">0.96</w:t>
             </w:r>
           </w:p>
@@ -13985,7 +14197,7 @@
                 <w:szCs w:val="22"/>
                 <w:color w:val="000000"/>
               </w:rPr>
-              <w:t xml:space="preserve">0.94, 0.98</w:t>
+              <w:t xml:space="preserve">0.92, 0.99</w:t>
             </w:r>
           </w:p>
         </w:tc>
@@ -14038,219 +14250,7 @@
                 <w:szCs w:val="22"/>
                 <w:color w:val="000000"/>
               </w:rPr>
-              <w:t xml:space="preserve">&lt;0.001</w:t>
-            </w:r>
-          </w:p>
-        </w:tc>
-        <w:tc>
-          <w:tcPr>
-            <w:tcBorders>
-              <w:bottom w:val="single" w:sz="8" w:space="0" w:color="000000"/>
-              <w:top w:val="none" w:sz="0" w:space="0" w:color="000000"/>
-              <w:left w:val="none" w:sz="0" w:space="0" w:color="000000"/>
-              <w:right w:val="none" w:sz="0" w:space="0" w:color="000000"/>
-            </w:tcBorders>
-            <w:shd w:val="clear" w:color="auto" w:fill="FFFFFF"/>
-            <w:tcMar>
-              <w:top w:w="0" w:type="dxa"/>
-              <w:bottom w:w="0" w:type="dxa"/>
-              <w:left w:w="0" w:type="dxa"/>
-              <w:right w:w="0" w:type="dxa"/>
-            </w:tcMar>
-            <w:vAlign w:val="top"/>
-          </w:tcPr>
-          <w:p>
-            <w:pPr>
-              <w:pStyle w:val="Normal"/>
-              <w:jc w:val="center"/>
-              <w:pBdr>
-                <w:bottom w:val="none" w:sz="0" w:space="0" w:color="000000"/>
-                <w:top w:val="none" w:sz="0" w:space="0" w:color="000000"/>
-                <w:left w:val="none" w:sz="0" w:space="0" w:color="000000"/>
-                <w:right w:val="none" w:sz="0" w:space="0" w:color="000000"/>
-              </w:pBdr>
-              <w:spacing w:after="100" w:before="100" w:line="240"/>
-              <w:ind w:left="100" w:right="100" w:firstLine="0" w:firstLineChars="0"/>
-              <w:rPr>
-                <w:rFonts w:ascii="Helvetica" w:hAnsi="Helvetica" w:eastAsia="Helvetica" w:cs="Helvetica"/>
-                <w:i w:val="false"/>
-                <w:b w:val="false"/>
-                <w:u w:val="none"/>
-                <w:sz w:val="22"/>
-                <w:szCs w:val="22"/>
-                <w:color w:val="000000"/>
-              </w:rPr>
-            </w:pPr>
-            <w:r>
-              <w:rPr>
-                <w:rFonts w:ascii="Helvetica" w:hAnsi="Helvetica" w:eastAsia="Helvetica" w:cs="Helvetica"/>
-                <w:i w:val="false"/>
-                <w:b w:val="false"/>
-                <w:u w:val="none"/>
-                <w:sz w:val="22"/>
-                <w:szCs w:val="22"/>
-                <w:color w:val="000000"/>
-              </w:rPr>
-              <w:t xml:space="preserve">189</w:t>
-            </w:r>
-          </w:p>
-        </w:tc>
-        <w:tc>
-          <w:tcPr>
-            <w:tcBorders>
-              <w:bottom w:val="single" w:sz="8" w:space="0" w:color="000000"/>
-              <w:top w:val="none" w:sz="0" w:space="0" w:color="000000"/>
-              <w:left w:val="none" w:sz="0" w:space="0" w:color="000000"/>
-              <w:right w:val="none" w:sz="0" w:space="0" w:color="000000"/>
-            </w:tcBorders>
-            <w:shd w:val="clear" w:color="auto" w:fill="FFFFFF"/>
-            <w:tcMar>
-              <w:top w:w="0" w:type="dxa"/>
-              <w:bottom w:w="0" w:type="dxa"/>
-              <w:left w:w="0" w:type="dxa"/>
-              <w:right w:w="0" w:type="dxa"/>
-            </w:tcMar>
-            <w:vAlign w:val="top"/>
-          </w:tcPr>
-          <w:p>
-            <w:pPr>
-              <w:pStyle w:val="Normal"/>
-              <w:jc w:val="center"/>
-              <w:pBdr>
-                <w:bottom w:val="none" w:sz="0" w:space="0" w:color="000000"/>
-                <w:top w:val="none" w:sz="0" w:space="0" w:color="000000"/>
-                <w:left w:val="none" w:sz="0" w:space="0" w:color="000000"/>
-                <w:right w:val="none" w:sz="0" w:space="0" w:color="000000"/>
-              </w:pBdr>
-              <w:spacing w:after="100" w:before="100" w:line="240"/>
-              <w:ind w:left="100" w:right="100" w:firstLine="0" w:firstLineChars="0"/>
-              <w:rPr>
-                <w:rFonts w:ascii="Helvetica" w:hAnsi="Helvetica" w:eastAsia="Helvetica" w:cs="Helvetica"/>
-                <w:i w:val="false"/>
-                <w:b w:val="false"/>
-                <w:u w:val="none"/>
-                <w:sz w:val="22"/>
-                <w:szCs w:val="22"/>
-                <w:color w:val="000000"/>
-              </w:rPr>
-            </w:pPr>
-            <w:r>
-              <w:rPr>
-                <w:rFonts w:ascii="Helvetica" w:hAnsi="Helvetica" w:eastAsia="Helvetica" w:cs="Helvetica"/>
-                <w:i w:val="false"/>
-                <w:b w:val="false"/>
-                <w:u w:val="none"/>
-                <w:sz w:val="22"/>
-                <w:szCs w:val="22"/>
-                <w:color w:val="000000"/>
-              </w:rPr>
-              <w:t xml:space="preserve">0.96</w:t>
-            </w:r>
-          </w:p>
-        </w:tc>
-        <w:tc>
-          <w:tcPr>
-            <w:tcBorders>
-              <w:bottom w:val="single" w:sz="8" w:space="0" w:color="000000"/>
-              <w:top w:val="none" w:sz="0" w:space="0" w:color="000000"/>
-              <w:left w:val="none" w:sz="0" w:space="0" w:color="000000"/>
-              <w:right w:val="none" w:sz="0" w:space="0" w:color="000000"/>
-            </w:tcBorders>
-            <w:shd w:val="clear" w:color="auto" w:fill="FFFFFF"/>
-            <w:tcMar>
-              <w:top w:w="0" w:type="dxa"/>
-              <w:bottom w:w="0" w:type="dxa"/>
-              <w:left w:w="0" w:type="dxa"/>
-              <w:right w:w="0" w:type="dxa"/>
-            </w:tcMar>
-            <w:vAlign w:val="top"/>
-          </w:tcPr>
-          <w:p>
-            <w:pPr>
-              <w:pStyle w:val="Normal"/>
-              <w:jc w:val="center"/>
-              <w:pBdr>
-                <w:bottom w:val="none" w:sz="0" w:space="0" w:color="000000"/>
-                <w:top w:val="none" w:sz="0" w:space="0" w:color="000000"/>
-                <w:left w:val="none" w:sz="0" w:space="0" w:color="000000"/>
-                <w:right w:val="none" w:sz="0" w:space="0" w:color="000000"/>
-              </w:pBdr>
-              <w:spacing w:after="100" w:before="100" w:line="240"/>
-              <w:ind w:left="100" w:right="100" w:firstLine="0" w:firstLineChars="0"/>
-              <w:rPr>
-                <w:rFonts w:ascii="Helvetica" w:hAnsi="Helvetica" w:eastAsia="Helvetica" w:cs="Helvetica"/>
-                <w:i w:val="false"/>
-                <w:b w:val="false"/>
-                <w:u w:val="none"/>
-                <w:sz w:val="22"/>
-                <w:szCs w:val="22"/>
-                <w:color w:val="000000"/>
-              </w:rPr>
-            </w:pPr>
-            <w:r>
-              <w:rPr>
-                <w:rFonts w:ascii="Helvetica" w:hAnsi="Helvetica" w:eastAsia="Helvetica" w:cs="Helvetica"/>
-                <w:i w:val="false"/>
-                <w:b w:val="false"/>
-                <w:u w:val="none"/>
-                <w:sz w:val="22"/>
-                <w:szCs w:val="22"/>
-                <w:color w:val="000000"/>
-              </w:rPr>
-              <w:t xml:space="preserve">0.92, 0.99</w:t>
-            </w:r>
-          </w:p>
-        </w:tc>
-        <w:tc>
-          <w:tcPr>
-            <w:tcBorders>
-              <w:bottom w:val="single" w:sz="8" w:space="0" w:color="000000"/>
-              <w:top w:val="none" w:sz="0" w:space="0" w:color="000000"/>
-              <w:left w:val="none" w:sz="0" w:space="0" w:color="000000"/>
-              <w:right w:val="none" w:sz="0" w:space="0" w:color="000000"/>
-            </w:tcBorders>
-            <w:shd w:val="clear" w:color="auto" w:fill="FFFFFF"/>
-            <w:tcMar>
-              <w:top w:w="0" w:type="dxa"/>
-              <w:bottom w:w="0" w:type="dxa"/>
-              <w:left w:w="0" w:type="dxa"/>
-              <w:right w:w="0" w:type="dxa"/>
-            </w:tcMar>
-            <w:vAlign w:val="top"/>
-          </w:tcPr>
-          <w:p>
-            <w:pPr>
-              <w:pStyle w:val="Normal"/>
-              <w:jc w:val="center"/>
-              <w:pBdr>
-                <w:bottom w:val="none" w:sz="0" w:space="0" w:color="000000"/>
-                <w:top w:val="none" w:sz="0" w:space="0" w:color="000000"/>
-                <w:left w:val="none" w:sz="0" w:space="0" w:color="000000"/>
-                <w:right w:val="none" w:sz="0" w:space="0" w:color="000000"/>
-              </w:pBdr>
-              <w:spacing w:after="100" w:before="100" w:line="240"/>
-              <w:ind w:left="100" w:right="100" w:firstLine="0" w:firstLineChars="0"/>
-              <w:rPr>
-                <w:rFonts w:ascii="Helvetica" w:hAnsi="Helvetica" w:eastAsia="Helvetica" w:cs="Helvetica"/>
-                <w:i w:val="false"/>
-                <w:b w:val="false"/>
-                <w:u w:val="none"/>
-                <w:sz w:val="22"/>
-                <w:szCs w:val="22"/>
-                <w:color w:val="000000"/>
-              </w:rPr>
-            </w:pPr>
-            <w:r>
-              <w:rPr>
-                <w:rFonts w:ascii="Helvetica" w:hAnsi="Helvetica" w:eastAsia="Helvetica" w:cs="Helvetica"/>
-                <w:i w:val="false"/>
-                <w:b w:val="false"/>
-                <w:u w:val="none"/>
-                <w:sz w:val="22"/>
-                <w:szCs w:val="22"/>
-                <w:color w:val="000000"/>
-              </w:rPr>
-              <w:t xml:space="preserve">0.021</w:t>
+              <w:t xml:space="preserve">0.023</w:t>
             </w:r>
           </w:p>
         </w:tc>
